--- a/Документация/Курсач.docx
+++ b/Документация/Курсач.docx
@@ -4,7 +4,8 @@
   <w:body>
     <w:p>
       <w:pPr>
-        <w:spacing w:after="0" w:line="360" w:lineRule="exact"/>
+        <w:spacing w:after="0" w:line="360" w:lineRule="exact" w:before="0"/>
+        <w:ind w:firstLine="0"/>
         <w:jc w:val="center"/>
         <w:rPr>
           <w:rFonts w:ascii="Times New Roman" w:hAnsi="Times New Roman" w:cs="Times New Roman"/>
@@ -16,11 +17,8 @@
       </w:pPr>
       <w:r>
         <w:rPr>
-          <w:rFonts w:ascii="Times New Roman" w:hAnsi="Times New Roman" w:cs="Times New Roman"/>
-          <w:b/>
-          <w:bCs/>
+          <w:rFonts w:ascii="Times New Roman" w:hAnsi="Times New Roman"/>
           <w:sz w:val="28"/>
-          <w:szCs w:val="28"/>
         </w:rPr>
         <w:t>Введение</w:t>
       </w:r>
@@ -39,8 +37,8 @@
     </w:p>
     <w:p>
       <w:pPr>
-        <w:spacing w:after="0" w:line="240" w:lineRule="auto"/>
-        <w:ind w:firstLine="851"/>
+        <w:spacing w:after="0" w:line="360" w:lineRule="exact" w:before="0"/>
+        <w:ind w:firstLine="850"/>
         <w:jc w:val="both"/>
         <w:rPr>
           <w:rFonts w:ascii="Times New Roman" w:hAnsi="Times New Roman" w:cs="Times New Roman"/>
@@ -50,17 +48,16 @@
       </w:pPr>
       <w:r>
         <w:rPr>
-          <w:rFonts w:ascii="Times New Roman" w:hAnsi="Times New Roman" w:cs="Times New Roman"/>
+          <w:rFonts w:ascii="Times New Roman" w:hAnsi="Times New Roman"/>
           <w:sz w:val="28"/>
-          <w:szCs w:val="28"/>
         </w:rPr>
-        <w:t>На курсовое проектирование была поставлена задача — разработать веб-приложение для отображения расписания учебных занятий на платформе ASP.NET Core MVC.</w:t>
+        <w:t>На курсовое проектирование была поставлена тема: «Разработка веб-сервиса для парсинга и фильтрации расписания учебных занятий». В рамках проекта необходимо разработать программное средство, обеспечивающее получение, обработку, фильтрацию и удобное отображение расписания для студентов и преподавателей.</w:t>
       </w:r>
     </w:p>
     <w:p>
       <w:pPr>
-        <w:spacing w:after="0" w:line="240" w:lineRule="auto"/>
-        <w:ind w:firstLine="851"/>
+        <w:spacing w:after="0" w:line="360" w:lineRule="exact" w:before="0"/>
+        <w:ind w:firstLine="850"/>
         <w:jc w:val="both"/>
         <w:rPr>
           <w:rFonts w:ascii="Times New Roman" w:hAnsi="Times New Roman" w:cs="Times New Roman"/>
@@ -70,17 +67,16 @@
       </w:pPr>
       <w:r>
         <w:rPr>
-          <w:rFonts w:ascii="Times New Roman" w:hAnsi="Times New Roman" w:cs="Times New Roman"/>
+          <w:rFonts w:ascii="Times New Roman" w:hAnsi="Times New Roman"/>
           <w:sz w:val="28"/>
-          <w:szCs w:val="28"/>
         </w:rPr>
-        <w:t>Целью курсового проекта является создание современного веб-приложения, позволяющего автоматически обрабатывать и отображать расписание учебных занятий, получаемое из Excel-файлов или с веб-сайта. Разрабатываемая система предназначена для упрощения работы студентов и преподавателей с расписанием, обеспечения быстрого поиска необходимой информации и повышения удобства просмотра данных через веб-интерфейс.</w:t>
+        <w:t>Целью курсового проекта является создание веб-сервиса, позволяющего автоматически обрабатывать расписание учебных занятий из локальных Excel-файлов и HTML-страниц официального сайта, извлекать сведения о группах, преподавателях, дисциплинах, времени занятий и кабинетах, а затем предоставлять пользователю удобные средства фильтрации и просмотра данных.</w:t>
       </w:r>
     </w:p>
     <w:p>
       <w:pPr>
-        <w:spacing w:after="0" w:line="240" w:lineRule="auto"/>
-        <w:ind w:firstLine="851"/>
+        <w:spacing w:after="0" w:line="360" w:lineRule="exact" w:before="0"/>
+        <w:ind w:firstLine="850"/>
         <w:jc w:val="both"/>
         <w:rPr>
           <w:rFonts w:ascii="Times New Roman" w:hAnsi="Times New Roman" w:cs="Times New Roman"/>
@@ -90,53 +86,16 @@
       </w:pPr>
       <w:r>
         <w:rPr>
-          <w:rFonts w:ascii="Times New Roman" w:hAnsi="Times New Roman" w:cs="Times New Roman"/>
+          <w:rFonts w:ascii="Times New Roman" w:hAnsi="Times New Roman"/>
           <w:sz w:val="28"/>
-          <w:szCs w:val="28"/>
         </w:rPr>
-        <w:t xml:space="preserve">Создаваемое приложение рассчитано на пользователей различного уровня подготовки. Использование системы позволит просматривать расписание по группам и преподавателям без необходимости ручного поиска информации в больших таблицах Excel. Приложение разрабатывается на платформе ASP.NET Core MVC с использованием языка программирования C# и технологий HTML, CSS, JavaScript, </w:t>
-      </w:r>
-      <w:proofErr w:type="spellStart"/>
-      <w:r>
-        <w:rPr>
-          <w:rFonts w:ascii="Times New Roman" w:hAnsi="Times New Roman" w:cs="Times New Roman"/>
-          <w:sz w:val="28"/>
-          <w:szCs w:val="28"/>
-        </w:rPr>
-        <w:t>Bootstrap</w:t>
-      </w:r>
-      <w:proofErr w:type="spellEnd"/>
-      <w:r>
-        <w:rPr>
-          <w:rFonts w:ascii="Times New Roman" w:hAnsi="Times New Roman" w:cs="Times New Roman"/>
-          <w:sz w:val="28"/>
-          <w:szCs w:val="28"/>
-        </w:rPr>
-        <w:t xml:space="preserve"> и </w:t>
-      </w:r>
-      <w:proofErr w:type="spellStart"/>
-      <w:r>
-        <w:rPr>
-          <w:rFonts w:ascii="Times New Roman" w:hAnsi="Times New Roman" w:cs="Times New Roman"/>
-          <w:sz w:val="28"/>
-          <w:szCs w:val="28"/>
-        </w:rPr>
-        <w:t>Entity</w:t>
-      </w:r>
-      <w:proofErr w:type="spellEnd"/>
-      <w:r>
-        <w:rPr>
-          <w:rFonts w:ascii="Times New Roman" w:hAnsi="Times New Roman" w:cs="Times New Roman"/>
-          <w:sz w:val="28"/>
-          <w:szCs w:val="28"/>
-        </w:rPr>
-        <w:t xml:space="preserve"> Framework Core.</w:t>
+        <w:t>Предметной областью функционирования разрабатываемой задачи является организация доступа к расписанию учебных занятий в учреждении образования. Сервис предназначен для пользователей различного уровня подготовки и позволяет просматривать расписание по учебным группам и преподавателям без ручного поиска информации в больших таблицах Excel или на отдельных страницах сайта.</w:t>
       </w:r>
     </w:p>
     <w:p>
       <w:pPr>
-        <w:spacing w:after="0" w:line="240" w:lineRule="auto"/>
-        <w:ind w:firstLine="851"/>
+        <w:spacing w:after="0" w:line="360" w:lineRule="exact" w:before="0"/>
+        <w:ind w:firstLine="850"/>
         <w:jc w:val="both"/>
         <w:rPr>
           <w:rFonts w:ascii="Times New Roman" w:hAnsi="Times New Roman" w:cs="Times New Roman"/>
@@ -146,17 +105,16 @@
       </w:pPr>
       <w:r>
         <w:rPr>
-          <w:rFonts w:ascii="Times New Roman" w:hAnsi="Times New Roman" w:cs="Times New Roman"/>
+          <w:rFonts w:ascii="Times New Roman" w:hAnsi="Times New Roman"/>
           <w:sz w:val="28"/>
-          <w:szCs w:val="28"/>
         </w:rPr>
-        <w:t>Веб-приложение включает в себя систему загрузки и обработки Excel-файлов, механизм парсинга расписания с веб-сайта, фильтрацию данных по преподавателям и учебным группам, а также панель администратора для управления данными. В приложении реализуются светлая и тёмная темы оформления, адаптивный интерфейс и анимации элементов страницы.</w:t>
+        <w:t>Проект реализован на платформе ASP.NET Core MVC с использованием языка программирования C#, а также технологий HTML, CSS, JavaScript, Bootstrap, EPPlus и HtmlAgilityPack. В финальной версии веб-сервиса реализованы обработка локальных Excel-файлов с расписанием, парсинг расписания с веб-сайта, выбор источника данных, фильтрация по отделению, направлению, группе и преподавателю, сохранение выбранных параметров пользователя, светлая и тёмная темы оформления, адаптивный интерфейс, настройка размера карточек и переключение вертикального или горизонтального режима отображения расписания.</w:t>
       </w:r>
     </w:p>
     <w:p>
       <w:pPr>
-        <w:spacing w:after="0" w:line="240" w:lineRule="auto"/>
-        <w:ind w:firstLine="851"/>
+        <w:spacing w:after="0" w:line="360" w:lineRule="exact" w:before="0"/>
+        <w:ind w:firstLine="850"/>
         <w:jc w:val="both"/>
         <w:rPr>
           <w:rFonts w:ascii="Times New Roman" w:hAnsi="Times New Roman" w:cs="Times New Roman"/>
@@ -166,17 +124,16 @@
       </w:pPr>
       <w:r>
         <w:rPr>
-          <w:rFonts w:ascii="Times New Roman" w:hAnsi="Times New Roman" w:cs="Times New Roman"/>
+          <w:rFonts w:ascii="Times New Roman" w:hAnsi="Times New Roman"/>
           <w:sz w:val="28"/>
-          <w:szCs w:val="28"/>
         </w:rPr>
-        <w:t>Далее приведём краткое описание разделов пояснительной записки.</w:t>
+        <w:t>В основу проектирования положены принципы разделения логики обработки данных и пользовательского интерфейса, автоматического анализа структуры расписания, отказа от избыточного ручного ввода данных, сохранения пользовательских настроек и обеспечения удобной работы сервиса на разных устройствах.</w:t>
       </w:r>
     </w:p>
     <w:p>
       <w:pPr>
-        <w:spacing w:after="0" w:line="240" w:lineRule="auto"/>
-        <w:ind w:firstLine="851"/>
+        <w:spacing w:after="0" w:line="360" w:lineRule="exact" w:before="0"/>
+        <w:ind w:firstLine="850"/>
         <w:jc w:val="both"/>
         <w:rPr>
           <w:rFonts w:ascii="Times New Roman" w:hAnsi="Times New Roman" w:cs="Times New Roman"/>
@@ -186,17 +143,16 @@
       </w:pPr>
       <w:r>
         <w:rPr>
-          <w:rFonts w:ascii="Times New Roman" w:hAnsi="Times New Roman" w:cs="Times New Roman"/>
+          <w:rFonts w:ascii="Times New Roman" w:hAnsi="Times New Roman"/>
           <w:sz w:val="28"/>
-          <w:szCs w:val="28"/>
         </w:rPr>
-        <w:t>Первый раздел носит название «Анализ предметной области и формулировка требований к программе». В нём рассматривается предметная область, определяются задачи, подлежащие автоматизации, проводится анализ существующих аналогов и формулируются требования к разрабатываемому приложению. Также приводится описание инструментов разработки и требований к программным и аппаратным средствам.</w:t>
+        <w:t>Далее приведём краткое описание разделов пояснительной записки.</w:t>
       </w:r>
     </w:p>
     <w:p>
       <w:pPr>
-        <w:spacing w:after="0" w:line="240" w:lineRule="auto"/>
-        <w:ind w:firstLine="851"/>
+        <w:spacing w:after="0" w:line="360" w:lineRule="exact" w:before="0"/>
+        <w:ind w:firstLine="850"/>
         <w:jc w:val="both"/>
         <w:rPr>
           <w:rFonts w:ascii="Times New Roman" w:hAnsi="Times New Roman" w:cs="Times New Roman"/>
@@ -206,17 +162,16 @@
       </w:pPr>
       <w:r>
         <w:rPr>
-          <w:rFonts w:ascii="Times New Roman" w:hAnsi="Times New Roman" w:cs="Times New Roman"/>
+          <w:rFonts w:ascii="Times New Roman" w:hAnsi="Times New Roman"/>
           <w:sz w:val="28"/>
-          <w:szCs w:val="28"/>
         </w:rPr>
-        <w:t>Во втором разделе — «Проектирование» — рассматриваются действующие субъекты системы, варианты использования приложения, сценарии взаимодействия пользователей с системой, а также диаграммы деятельности и описание тестов.</w:t>
+        <w:t>Первый раздел носит название «Анализ предметной области и формулировка требований к программе». В нём рассматривается предметная область, определяются задачи, подлежащие автоматизации, обосновывается необходимость компьютерной обработки расписания, проводится анализ существующих аналогов, а также приводится описание инструментов разработки и требований к программным и аппаратным средствам.</w:t>
       </w:r>
     </w:p>
     <w:p>
       <w:pPr>
-        <w:spacing w:after="0" w:line="240" w:lineRule="auto"/>
-        <w:ind w:firstLine="851"/>
+        <w:spacing w:after="0" w:line="360" w:lineRule="exact" w:before="0"/>
+        <w:ind w:firstLine="850"/>
         <w:jc w:val="both"/>
         <w:rPr>
           <w:rFonts w:ascii="Times New Roman" w:hAnsi="Times New Roman" w:cs="Times New Roman"/>
@@ -226,17 +181,16 @@
       </w:pPr>
       <w:r>
         <w:rPr>
-          <w:rFonts w:ascii="Times New Roman" w:hAnsi="Times New Roman" w:cs="Times New Roman"/>
+          <w:rFonts w:ascii="Times New Roman" w:hAnsi="Times New Roman"/>
           <w:sz w:val="28"/>
-          <w:szCs w:val="28"/>
         </w:rPr>
-        <w:t>Раздел «Построение программы» посвящён описанию структуры приложения. В данном разделе рассматриваются используемые классы, их атрибуты и методы, а также особенности реализации основных компонентов системы.</w:t>
+        <w:t>Во втором разделе — «Проектирование» — рассматриваются действующие субъекты системы, варианты использования веб-сервиса, сценарии взаимодействия пользователей с системой, диаграммы деятельности и описание тестов.</w:t>
       </w:r>
     </w:p>
     <w:p>
       <w:pPr>
-        <w:spacing w:after="0" w:line="240" w:lineRule="auto"/>
-        <w:ind w:firstLine="851"/>
+        <w:spacing w:after="0" w:line="360" w:lineRule="exact" w:before="0"/>
+        <w:ind w:firstLine="850"/>
         <w:jc w:val="both"/>
         <w:rPr>
           <w:rFonts w:ascii="Times New Roman" w:hAnsi="Times New Roman" w:cs="Times New Roman"/>
@@ -246,17 +200,16 @@
       </w:pPr>
       <w:r>
         <w:rPr>
-          <w:rFonts w:ascii="Times New Roman" w:hAnsi="Times New Roman" w:cs="Times New Roman"/>
+          <w:rFonts w:ascii="Times New Roman" w:hAnsi="Times New Roman"/>
           <w:sz w:val="28"/>
-          <w:szCs w:val="28"/>
         </w:rPr>
-        <w:t>Четвёртый раздел — «Тестирование». В нём приводится описание тестирования основных функций приложения, проверка корректности обработки Excel-файлов, отображения расписания и работы пользовательского интерфейса.</w:t>
+        <w:t>Раздел «Построение программы» посвящён описанию структуры приложения. В данном разделе рассматриваются используемые классы, их атрибуты и методы, а также особенности реализации основных компонентов веб-сервиса.</w:t>
       </w:r>
     </w:p>
     <w:p>
       <w:pPr>
-        <w:spacing w:after="0" w:line="240" w:lineRule="auto"/>
-        <w:ind w:firstLine="851"/>
+        <w:spacing w:after="0" w:line="360" w:lineRule="exact" w:before="0"/>
+        <w:ind w:firstLine="850"/>
         <w:jc w:val="both"/>
         <w:rPr>
           <w:rFonts w:ascii="Times New Roman" w:hAnsi="Times New Roman" w:cs="Times New Roman"/>
@@ -266,17 +219,16 @@
       </w:pPr>
       <w:r>
         <w:rPr>
-          <w:rFonts w:ascii="Times New Roman" w:hAnsi="Times New Roman" w:cs="Times New Roman"/>
+          <w:rFonts w:ascii="Times New Roman" w:hAnsi="Times New Roman"/>
           <w:sz w:val="28"/>
-          <w:szCs w:val="28"/>
         </w:rPr>
-        <w:t>В разделе «Применение» описываются назначение программы, условия её использования, требования к программному обеспечению, процесс установки и порядок работы с приложением.</w:t>
+        <w:t>Четвёртый раздел — «Тестирование». В нём приводится цель проведения испытаний, требования, подлежащие проверке, порядок тестирования основных функций приложения, а также проверка корректности обработки Excel-файлов, парсинга HTML-страниц, фильтрации и отображения расписания.</w:t>
       </w:r>
     </w:p>
     <w:p>
       <w:pPr>
-        <w:spacing w:after="0" w:line="240" w:lineRule="auto"/>
-        <w:ind w:firstLine="851"/>
+        <w:spacing w:after="0" w:line="360" w:lineRule="exact" w:before="0"/>
+        <w:ind w:firstLine="850"/>
         <w:jc w:val="both"/>
         <w:rPr>
           <w:rFonts w:ascii="Times New Roman" w:hAnsi="Times New Roman" w:cs="Times New Roman"/>
@@ -286,12 +238,29 @@
       </w:pPr>
       <w:r>
         <w:rPr>
+          <w:rFonts w:ascii="Times New Roman" w:hAnsi="Times New Roman"/>
+          <w:sz w:val="28"/>
+        </w:rPr>
+        <w:t>В разделе «Применение» описываются назначение программы, условия её использования, необходимое программное обеспечение, порядок установки, запуск веб-сервиса и последовательность действий пользователя при работе с расписанием.</w:t>
+      </w:r>
+    </w:p>
+    <w:p>
+      <w:pPr>
+        <w:spacing w:after="0" w:line="360" w:lineRule="exact" w:before="0"/>
+        <w:ind w:firstLine="850"/>
+        <w:jc w:val="both"/>
+        <w:rPr>
           <w:rFonts w:ascii="Times New Roman" w:hAnsi="Times New Roman" w:cs="Times New Roman"/>
           <w:sz w:val="28"/>
           <w:szCs w:val="28"/>
         </w:rPr>
-        <w:lastRenderedPageBreak/>
-        <w:t>«Заключение» содержит основные результаты выполненной работы, выводы по проекту и возможные направления дальнейшего развития системы.</w:t>
+      </w:pPr>
+      <w:r>
+        <w:rPr>
+          <w:rFonts w:ascii="Times New Roman" w:hAnsi="Times New Roman"/>
+          <w:sz w:val="28"/>
+        </w:rPr>
+        <w:t>«Заключение» содержит основные результаты выполненной работы, практические выводы по проекту и возможные направления дальнейшего развития системы.</w:t>
       </w:r>
     </w:p>
     <w:p>
@@ -316,8 +285,367 @@
     </w:p>
     <w:p>
       <w:pPr>
-        <w:spacing w:after="0" w:line="360" w:lineRule="exact"/>
-        <w:ind w:firstLine="851"/>
+        <w:spacing w:lineRule="exact" w:line="360" w:before="0" w:after="0"/>
+        <w:ind w:firstLine="0"/>
+      </w:pPr>
+      <w:r>
+        <w:rPr>
+          <w:rFonts w:ascii="Times New Roman" w:hAnsi="Times New Roman"/>
+          <w:b/>
+          <w:sz w:val="28"/>
+        </w:rPr>
+        <w:t>1 Анализ предметной области и формулировка требований к программе</w:t>
+      </w:r>
+    </w:p>
+    <w:p>
+      <w:pPr>
+        <w:spacing w:lineRule="exact" w:line="360" w:before="0" w:after="0"/>
+        <w:ind w:firstLine="0"/>
+      </w:pPr>
+      <w:r>
+        <w:rPr>
+          <w:rFonts w:ascii="Times New Roman" w:hAnsi="Times New Roman"/>
+          <w:b/>
+          <w:sz w:val="28"/>
+        </w:rPr>
+        <w:t>1.1 Исследование предметной области</w:t>
+      </w:r>
+    </w:p>
+    <w:p>
+      <w:pPr/>
+    </w:p>
+    <w:p>
+      <w:pPr>
+        <w:spacing w:lineRule="exact" w:line="360" w:before="0" w:after="0"/>
+        <w:ind w:firstLine="850"/>
+      </w:pPr>
+      <w:r>
+        <w:rPr>
+          <w:rFonts w:ascii="Times New Roman" w:hAnsi="Times New Roman"/>
+          <w:sz w:val="28"/>
+        </w:rPr>
+        <w:t>В образовательных учреждениях расписание учебных занятий является одним из основных информационных ресурсов, с которым ежедневно работают учащиеся, преподаватели и администрация. Расписание содержит сведения о времени проведения занятий, учебных группах, преподавателях, дисциплинах и кабинетах. От удобства получения этих данных зависит скорость поиска нужной информации и организация учебного процесса.</w:t>
+      </w:r>
+    </w:p>
+    <w:p>
+      <w:pPr>
+        <w:spacing w:lineRule="exact" w:line="360" w:before="0" w:after="0"/>
+        <w:ind w:firstLine="850"/>
+      </w:pPr>
+      <w:r>
+        <w:rPr>
+          <w:rFonts w:ascii="Times New Roman" w:hAnsi="Times New Roman"/>
+          <w:sz w:val="28"/>
+        </w:rPr>
+        <w:t>На практике расписание часто публикуется в виде Excel-файлов или HTML-страниц на сайте учреждения образования. Такой способ представления данных удобен для размещения информации, однако не всегда обеспечивает быстрый поиск нужной группы или преподавателя. Пользователю приходится просматривать большие таблицы, переходить между несколькими файлами или страницами и вручную находить необходимые строки.</w:t>
+      </w:r>
+    </w:p>
+    <w:p>
+      <w:pPr>
+        <w:spacing w:lineRule="exact" w:line="360" w:before="0" w:after="0"/>
+        <w:ind w:firstLine="850"/>
+      </w:pPr>
+      <w:r>
+        <w:rPr>
+          <w:rFonts w:ascii="Times New Roman" w:hAnsi="Times New Roman"/>
+          <w:sz w:val="28"/>
+        </w:rPr>
+        <w:t>Целью курсового проекта является разработка веб-сервиса для парсинга и фильтрации расписания учебных занятий. Веб-сервис должен автоматически получать данные из локальных Excel-файлов и HTML-страниц сайта, извлекать из них сведения о занятиях и предоставлять пользователю удобный интерфейс для просмотра расписания.</w:t>
+      </w:r>
+    </w:p>
+    <w:p>
+      <w:pPr>
+        <w:spacing w:lineRule="exact" w:line="360" w:before="0" w:after="0"/>
+        <w:ind w:firstLine="850"/>
+      </w:pPr>
+      <w:r>
+        <w:rPr>
+          <w:rFonts w:ascii="Times New Roman" w:hAnsi="Times New Roman"/>
+          <w:sz w:val="28"/>
+        </w:rPr>
+        <w:t>Разрабатываемое приложение должно обеспечивать просмотр расписания в двух основных режимах: по учебной группе и по преподавателю. В режиме просмотра по группе пользователь выбирает отделение, направление и нужную группу, после чего получает список занятий с указанием времени, дисциплины, преподавателя и кабинета. В режиме преподавателя система собирает расписание по доступным источникам и отображает занятия, относящиеся к выбранному преподавателю.</w:t>
+      </w:r>
+    </w:p>
+    <w:p>
+      <w:pPr>
+        <w:spacing w:lineRule="exact" w:line="360" w:before="0" w:after="0"/>
+        <w:ind w:firstLine="850"/>
+      </w:pPr>
+      <w:r>
+        <w:rPr>
+          <w:rFonts w:ascii="Times New Roman" w:hAnsi="Times New Roman"/>
+          <w:sz w:val="28"/>
+        </w:rPr>
+        <w:t>Компьютерная обработка расписания необходима из-за большого объёма данных и регулярного изменения информации. Автоматический парсинг позволяет уменьшить количество ручных действий, снизить вероятность ошибок при поиске и сделать данные более удобными для восприятия. Особенно это важно при использовании расписания с мобильных устройств, где просмотр больших таблиц затруднён.</w:t>
+      </w:r>
+    </w:p>
+    <w:p>
+      <w:pPr>
+        <w:spacing w:lineRule="exact" w:line="360" w:before="0" w:after="0"/>
+        <w:ind w:firstLine="850"/>
+      </w:pPr>
+      <w:r>
+        <w:rPr>
+          <w:rFonts w:ascii="Times New Roman" w:hAnsi="Times New Roman"/>
+          <w:sz w:val="28"/>
+        </w:rPr>
+        <w:t>Использование веб-сервиса позволяет ускорить поиск расписания и повысить удобство работы пользователей. Студент может быстро найти занятия своей группы, а преподаватель — получить список собственных занятий без просмотра расписания всех групп. Дополнительные настройки интерфейса позволяют выбрать тему оформления, размер карточек и режим отображения расписания.</w:t>
+      </w:r>
+    </w:p>
+    <w:p>
+      <w:pPr>
+        <w:spacing w:lineRule="exact" w:line="360" w:before="0" w:after="0"/>
+        <w:ind w:firstLine="850"/>
+      </w:pPr>
+      <w:r>
+        <w:rPr>
+          <w:rFonts w:ascii="Times New Roman" w:hAnsi="Times New Roman"/>
+          <w:sz w:val="28"/>
+        </w:rPr>
+        <w:t>В настоящее время существуют различные решения для публикации расписания: официальные сайты учебных заведений, электронные дневники, таблицы Excel и специализированные онлайн-сервисы. Такие системы позволяют размещать учебную информацию, однако часто имеют ограниченные возможности фильтрации или требуют ручного поиска по таблицам.</w:t>
+      </w:r>
+    </w:p>
+    <w:p>
+      <w:pPr>
+        <w:spacing w:lineRule="exact" w:line="360" w:before="0" w:after="0"/>
+        <w:ind w:firstLine="850"/>
+      </w:pPr>
+      <w:r>
+        <w:rPr>
+          <w:rFonts w:ascii="Times New Roman" w:hAnsi="Times New Roman"/>
+          <w:sz w:val="28"/>
+        </w:rPr>
+        <w:t>Официальные HTML-страницы и Excel-файлы обычно содержат актуальные данные, но не всегда удобны для конечного пользователя. При большом количестве групп и преподавателей поиск нужной информации занимает время. Кроме того, не все источники одинаково хорошо адаптированы для просмотра на разных устройствах.</w:t>
+      </w:r>
+    </w:p>
+    <w:p>
+      <w:pPr>
+        <w:spacing w:lineRule="exact" w:line="360" w:before="0" w:after="0"/>
+        <w:ind w:firstLine="850"/>
+      </w:pPr>
+      <w:r>
+        <w:rPr>
+          <w:rFonts w:ascii="Times New Roman" w:hAnsi="Times New Roman"/>
+          <w:sz w:val="28"/>
+        </w:rPr>
+        <w:t>Разрабатываемый веб-сервис отличается тем, что объединяет обработку двух источников данных: локальных Excel-файлов и HTML-страниц сайта. Основное внимание уделяется автоматическому анализу структуры расписания, фильтрации по группе и преподавателю, адаптивному интерфейсу и сохранению пользовательских настроек.</w:t>
+      </w:r>
+    </w:p>
+    <w:p>
+      <w:pPr>
+        <w:spacing w:lineRule="exact" w:line="360" w:before="0" w:after="0"/>
+        <w:ind w:firstLine="850"/>
+      </w:pPr>
+      <w:r>
+        <w:rPr>
+          <w:rFonts w:ascii="Times New Roman" w:hAnsi="Times New Roman"/>
+          <w:sz w:val="28"/>
+        </w:rPr>
+        <w:t>Входными данными веб-сервиса являются Excel-файлы с расписанием, HTML-страницы сайта, а также параметры, выбранные пользователем в интерфейсе. К таким параметрам относятся источник данных, режим просмотра, отделение, направление, учебная группа и преподаватель.</w:t>
+      </w:r>
+    </w:p>
+    <w:p>
+      <w:pPr>
+        <w:spacing w:lineRule="exact" w:line="360" w:before="0" w:after="0"/>
+        <w:ind w:firstLine="850"/>
+      </w:pPr>
+      <w:r>
+        <w:rPr>
+          <w:rFonts w:ascii="Times New Roman" w:hAnsi="Times New Roman"/>
+          <w:sz w:val="28"/>
+        </w:rPr>
+        <w:t>Выходными данными являются структурированные карточки расписания, сгруппированные по дням недели. В каждой карточке отображаются номер пары, время занятия, дисциплина, учебная группа, преподаватель и кабинет. Такое представление делает расписание более наглядным и удобным для чтения.</w:t>
+      </w:r>
+    </w:p>
+    <w:p>
+      <w:pPr>
+        <w:spacing w:lineRule="exact" w:line="360" w:before="0" w:after="0"/>
+        <w:ind w:firstLine="850"/>
+      </w:pPr>
+      <w:r>
+        <w:rPr>
+          <w:rFonts w:ascii="Times New Roman" w:hAnsi="Times New Roman"/>
+          <w:sz w:val="28"/>
+        </w:rPr>
+        <w:t>Программное средство должно корректно обрабатывать входные данные, устойчиво работать с Excel-файлами и HTML-страницами, выполнять фильтрацию расписания, отображать информацию в понятном виде, сохранять пользовательские настройки и обеспечивать удобную работу в современных браузерах.</w:t>
+      </w:r>
+    </w:p>
+    <w:p>
+      <w:pPr/>
+    </w:p>
+    <w:p>
+      <w:pPr>
+        <w:spacing w:lineRule="exact" w:line="360" w:before="0" w:after="0"/>
+        <w:ind w:firstLine="0"/>
+      </w:pPr>
+      <w:r>
+        <w:rPr>
+          <w:rFonts w:ascii="Times New Roman" w:hAnsi="Times New Roman"/>
+          <w:b/>
+          <w:sz w:val="28"/>
+        </w:rPr>
+        <w:t>1.2 Инструменты разработки</w:t>
+      </w:r>
+    </w:p>
+    <w:p>
+      <w:pPr/>
+    </w:p>
+    <w:p>
+      <w:pPr>
+        <w:spacing w:lineRule="exact" w:line="360" w:before="0" w:after="0"/>
+        <w:ind w:firstLine="850"/>
+      </w:pPr>
+      <w:r>
+        <w:rPr>
+          <w:rFonts w:ascii="Times New Roman" w:hAnsi="Times New Roman"/>
+          <w:sz w:val="28"/>
+        </w:rPr>
+        <w:t>Для работы веб-сервиса потребуется персональный компьютер или сервер со стандартными характеристиками. Достаточно наличия процессора средней производительности, не менее 4 ГБ оперативной памяти и установленной платформы .NET. Приложение не требует значительных аппаратных ресурсов, так как основная обработка связана с чтением таблиц расписания и формированием веб-страницы.</w:t>
+      </w:r>
+    </w:p>
+    <w:p>
+      <w:pPr>
+        <w:spacing w:lineRule="exact" w:line="360" w:before="0" w:after="0"/>
+        <w:ind w:firstLine="850"/>
+      </w:pPr>
+      <w:r>
+        <w:rPr>
+          <w:rFonts w:ascii="Times New Roman" w:hAnsi="Times New Roman"/>
+          <w:sz w:val="28"/>
+        </w:rPr>
+        <w:t>Приложение предназначено для работы в среде Windows 10 или Windows 11, а также может быть размещено на сервере, поддерживающем запуск ASP.NET Core. Пользователь взаимодействует с системой через современный веб-браузер, например Google Chrome, Microsoft Edge или Mozilla Firefox.</w:t>
+      </w:r>
+    </w:p>
+    <w:p>
+      <w:pPr>
+        <w:spacing w:lineRule="exact" w:line="360" w:before="0" w:after="0"/>
+        <w:ind w:firstLine="850"/>
+      </w:pPr>
+      <w:r>
+        <w:rPr>
+          <w:rFonts w:ascii="Times New Roman" w:hAnsi="Times New Roman"/>
+          <w:sz w:val="28"/>
+        </w:rPr>
+        <w:t>В качестве основного языка программирования выбран C#. Данный язык тесно интегрирован с платформой .NET, поддерживает объектно-ориентированный подход и подходит для разработки веб-приложений с разделением логики обработки данных и пользовательского интерфейса.</w:t>
+      </w:r>
+    </w:p>
+    <w:p>
+      <w:pPr>
+        <w:spacing w:lineRule="exact" w:line="360" w:before="0" w:after="0"/>
+        <w:ind w:firstLine="850"/>
+      </w:pPr>
+      <w:r>
+        <w:rPr>
+          <w:rFonts w:ascii="Times New Roman" w:hAnsi="Times New Roman"/>
+          <w:sz w:val="28"/>
+        </w:rPr>
+        <w:t>Основой приложения является технология ASP.NET Core MVC. Её использование позволяет разделить проект на модели, представления и контроллеры, что упрощает разработку, сопровождение и расширение программного средства. Контроллер обрабатывает запросы пользователя, сервис парсинга получает данные расписания, а представления отвечают за отображение результата в браузере.</w:t>
+      </w:r>
+    </w:p>
+    <w:p>
+      <w:pPr>
+        <w:spacing w:lineRule="exact" w:line="360" w:before="0" w:after="0"/>
+        <w:ind w:firstLine="850"/>
+      </w:pPr>
+      <w:r>
+        <w:rPr>
+          <w:rFonts w:ascii="Times New Roman" w:hAnsi="Times New Roman"/>
+          <w:sz w:val="28"/>
+        </w:rPr>
+        <w:t>Средой разработки является Microsoft Visual Studio. Она предоставляет удобные инструменты для создания проектов на платформе .NET, написания и отладки программного кода, управления структурой приложения и проверки работы веб-сервиса во время разработки.</w:t>
+      </w:r>
+    </w:p>
+    <w:p>
+      <w:pPr>
+        <w:spacing w:lineRule="exact" w:line="360" w:before="0" w:after="0"/>
+        <w:ind w:firstLine="850"/>
+      </w:pPr>
+      <w:r>
+        <w:rPr>
+          <w:rFonts w:ascii="Times New Roman" w:hAnsi="Times New Roman"/>
+          <w:sz w:val="28"/>
+        </w:rPr>
+        <w:t>Для обработки Excel-файлов используется библиотека EPPlus. Она позволяет читать содержимое электронных таблиц, получать значения ячеек и извлекать из расписания сведения о группах, времени занятий, дисциплинах, преподавателях и кабинетах.</w:t>
+      </w:r>
+    </w:p>
+    <w:p>
+      <w:pPr>
+        <w:spacing w:lineRule="exact" w:line="360" w:before="0" w:after="0"/>
+        <w:ind w:firstLine="850"/>
+      </w:pPr>
+      <w:r>
+        <w:rPr>
+          <w:rFonts w:ascii="Times New Roman" w:hAnsi="Times New Roman"/>
+          <w:sz w:val="28"/>
+        </w:rPr>
+        <w:t>Для получения данных из HTML-страниц используется библиотека HtmlAgilityPack. С её помощью выполняется загрузка и анализ HTML-документов, обработка строк и столбцов таблиц, а также извлечение информации о расписании с сайта.</w:t>
+      </w:r>
+    </w:p>
+    <w:p>
+      <w:pPr>
+        <w:spacing w:lineRule="exact" w:line="360" w:before="0" w:after="0"/>
+        <w:ind w:firstLine="850"/>
+      </w:pPr>
+      <w:r>
+        <w:rPr>
+          <w:rFonts w:ascii="Times New Roman" w:hAnsi="Times New Roman"/>
+          <w:sz w:val="28"/>
+        </w:rPr>
+        <w:t>Пользовательский интерфейс реализован с использованием HTML, CSS, JavaScript и Bootstrap. Эти технологии позволяют создать адаптивную страницу, которая корректно отображается на экранах различного размера, поддерживает светлую и тёмную темы оформления и обеспечивает удобное управление фильтрами расписания.</w:t>
+      </w:r>
+    </w:p>
+    <w:p>
+      <w:pPr>
+        <w:spacing w:lineRule="exact" w:line="360" w:before="0" w:after="0"/>
+        <w:ind w:firstLine="850"/>
+      </w:pPr>
+      <w:r>
+        <w:rPr>
+          <w:rFonts w:ascii="Times New Roman" w:hAnsi="Times New Roman"/>
+          <w:sz w:val="28"/>
+        </w:rPr>
+        <w:t>Разрабатываемое приложение использует сетевые возможности ASP.NET Core и может работать через локальную сеть или Интернет. Передача данных между клиентом и сервером осуществляется по протоколу HTTP или HTTPS, а пользователю не требуется установка дополнительного программного обеспечения, кроме веб-браузера.</w:t>
+      </w:r>
+    </w:p>
+    <w:p>
+      <w:pPr>
+        <w:spacing w:lineRule="exact" w:line="360" w:before="0" w:after="0"/>
+        <w:ind w:firstLine="850"/>
+      </w:pPr>
+      <w:r>
+        <w:rPr>
+          <w:rFonts w:ascii="Times New Roman" w:hAnsi="Times New Roman"/>
+          <w:sz w:val="28"/>
+        </w:rPr>
+        <w:t>Выбранные средства разработки являются распространёнными, имеют хорошую документацию и подходят для создания веб-сервиса, предназначенного для парсинга, фильтрации и отображения расписания учебных занятий.</w:t>
+      </w:r>
+    </w:p>
+    <w:p>
+      <w:pPr>
+        <w:pageBreakBefore/>
+        <w:spacing w:after="0" w:line="360" w:lineRule="exact" w:before="0"/>
+        <w:ind w:firstLine="0"/>
+        <w:rPr>
+          <w:rFonts w:ascii="Times New Roman" w:hAnsi="Times New Roman" w:cs="Times New Roman"/>
+          <w:b/>
+          <w:bCs/>
+          <w:sz w:val="28"/>
+          <w:szCs w:val="28"/>
+        </w:rPr>
+      </w:pPr>
+      <w:r>
+        <w:rPr>
+          <w:rFonts w:ascii="Times New Roman" w:hAnsi="Times New Roman"/>
+          <w:b/>
+          <w:sz w:val="28"/>
+        </w:rPr>
+        <w:t>2 Проектирование</w:t>
+      </w:r>
+    </w:p>
+    <w:p>
+      <w:pPr>
+        <w:spacing w:after="0" w:line="360" w:lineRule="exact" w:before="0"/>
+        <w:ind w:firstLine="0"/>
         <w:jc w:val="both"/>
         <w:rPr>
           <w:rFonts w:ascii="Times New Roman" w:hAnsi="Times New Roman" w:cs="Times New Roman"/>
@@ -327,108 +655,11 @@
           <w:szCs w:val="28"/>
         </w:rPr>
       </w:pPr>
-      <w:r>
-        <w:rPr>
-          <w:rFonts w:ascii="Times New Roman" w:hAnsi="Times New Roman" w:cs="Times New Roman"/>
-          <w:b/>
-          <w:bCs/>
-          <w:sz w:val="28"/>
-          <w:szCs w:val="28"/>
-        </w:rPr>
-        <w:lastRenderedPageBreak/>
-        <w:t>1</w:t>
-      </w:r>
-      <w:r>
-        <w:rPr>
-          <w:rFonts w:ascii="Times New Roman" w:hAnsi="Times New Roman" w:cs="Times New Roman"/>
-          <w:b/>
-          <w:bCs/>
-          <w:sz w:val="28"/>
-          <w:szCs w:val="28"/>
-        </w:rPr>
-        <w:t xml:space="preserve"> </w:t>
-      </w:r>
-      <w:r>
-        <w:rPr>
-          <w:rFonts w:ascii="Times New Roman" w:hAnsi="Times New Roman" w:cs="Times New Roman"/>
-          <w:b/>
-          <w:bCs/>
-          <w:sz w:val="28"/>
-          <w:szCs w:val="28"/>
-        </w:rPr>
-        <w:t>Анализ предметной области и формулировка требований к</w:t>
-      </w:r>
     </w:p>
     <w:p>
       <w:pPr>
-        <w:spacing w:after="0" w:line="360" w:lineRule="exact"/>
-        <w:ind w:firstLine="851"/>
-        <w:jc w:val="both"/>
-        <w:rPr>
-          <w:rFonts w:ascii="Times New Roman" w:hAnsi="Times New Roman" w:cs="Times New Roman"/>
-          <w:b/>
-          <w:bCs/>
-          <w:sz w:val="28"/>
-          <w:szCs w:val="28"/>
-        </w:rPr>
-      </w:pPr>
-      <w:r>
-        <w:rPr>
-          <w:rFonts w:ascii="Times New Roman" w:hAnsi="Times New Roman" w:cs="Times New Roman"/>
-          <w:b/>
-          <w:bCs/>
-          <w:sz w:val="28"/>
-          <w:szCs w:val="28"/>
-        </w:rPr>
-        <w:t>программе</w:t>
-      </w:r>
-    </w:p>
-    <w:p>
-      <w:pPr>
-        <w:pStyle w:val="a7"/>
-        <w:numPr>
-          <w:ilvl w:val="1"/>
-          <w:numId w:val="24"/>
-        </w:numPr>
-        <w:spacing w:after="0" w:line="360" w:lineRule="exact"/>
-        <w:jc w:val="both"/>
-        <w:rPr>
-          <w:rFonts w:ascii="Times New Roman" w:hAnsi="Times New Roman" w:cs="Times New Roman"/>
-          <w:b/>
-          <w:bCs/>
-          <w:sz w:val="28"/>
-          <w:szCs w:val="28"/>
-        </w:rPr>
-      </w:pPr>
-      <w:r>
-        <w:rPr>
-          <w:rFonts w:ascii="Times New Roman" w:hAnsi="Times New Roman" w:cs="Times New Roman"/>
-          <w:b/>
-          <w:bCs/>
-          <w:sz w:val="28"/>
-          <w:szCs w:val="28"/>
-        </w:rPr>
-        <w:t>Исследование предметной области</w:t>
-      </w:r>
-    </w:p>
-    <w:p>
-      <w:pPr>
-        <w:spacing w:after="0" w:line="360" w:lineRule="exact"/>
-        <w:ind w:left="851"/>
-        <w:jc w:val="both"/>
-        <w:rPr>
-          <w:rFonts w:ascii="Times New Roman" w:hAnsi="Times New Roman" w:cs="Times New Roman"/>
-          <w:b/>
-          <w:bCs/>
-          <w:sz w:val="28"/>
-          <w:szCs w:val="28"/>
-        </w:rPr>
-      </w:pPr>
-    </w:p>
-    <w:p>
-      <w:pPr>
-        <w:spacing w:after="0" w:line="360" w:lineRule="exact"/>
-        <w:ind w:firstLine="851"/>
+        <w:spacing w:after="0" w:line="360" w:lineRule="exact" w:before="0"/>
+        <w:ind w:firstLine="850"/>
         <w:jc w:val="both"/>
         <w:rPr>
           <w:rFonts w:ascii="Times New Roman" w:hAnsi="Times New Roman" w:cs="Times New Roman"/>
@@ -438,17 +669,17 @@
       </w:pPr>
       <w:r>
         <w:rPr>
-          <w:rFonts w:ascii="Times New Roman" w:hAnsi="Times New Roman" w:cs="Times New Roman"/>
+          <w:rFonts w:ascii="Times New Roman" w:hAnsi="Times New Roman"/>
+          <w:b w:val="0"/>
           <w:sz w:val="28"/>
-          <w:szCs w:val="28"/>
         </w:rPr>
-        <w:t>В настоящее время информационные технологии активно применяются в образовательной сфере. Одной из важных задач учебных заведений является организация и публикация расписания учебных занятий. Расписание содержит информацию о времени проведения занятий, учебных группах, преподавателях, дисциплинах и аудиториях. От удобства представления данной информации зависит скорость её поиска и эффективность организации учебного процесса.</w:t>
+        <w:t>В разработанном веб-сервисе можно выделить двух основных участников взаимодействия с системой: пользователя и преподавателя. Пользователь работает с расписанием через веб-интерфейс, выбирает источник данных, режим просмотра, отделение, направление и учебную группу, после чего получает отфильтрованное расписание занятий в виде карточек или таблицы.</w:t>
       </w:r>
     </w:p>
     <w:p>
       <w:pPr>
-        <w:spacing w:after="0" w:line="360" w:lineRule="exact"/>
-        <w:ind w:firstLine="851"/>
+        <w:spacing w:after="0" w:line="360" w:lineRule="exact" w:before="0"/>
+        <w:ind w:firstLine="850"/>
         <w:jc w:val="both"/>
         <w:rPr>
           <w:rFonts w:ascii="Times New Roman" w:hAnsi="Times New Roman" w:cs="Times New Roman"/>
@@ -458,17 +689,21 @@
       </w:pPr>
       <w:r>
         <w:rPr>
-          <w:rFonts w:ascii="Times New Roman" w:hAnsi="Times New Roman" w:cs="Times New Roman"/>
+          <w:rFonts w:ascii="Times New Roman" w:hAnsi="Times New Roman"/>
+          <w:b w:val="0"/>
           <w:sz w:val="28"/>
-          <w:szCs w:val="28"/>
         </w:rPr>
-        <w:t>Во многих учебных заведениях расписание хранится в виде Excel-файлов или публикуется на веб-сайтах в формате HTML-страниц. Такой способ хранения информации удобен для администрации, однако не всегда обеспечивает быстрый и удобный доступ к данным для студентов и преподавателей. При большом объёме информации поиск нужной группы или преподавателя становится затруднительным, особенно при использовании мобильных устройств.</w:t>
+        <w:t>Основными действиями пользователя являются выбор источника расписания, выбор режима «Ученик» или «Преподаватель», фильтрация данных по группе или преподавателю, просмотр сведений о дисциплинах, времени занятий, аудиториях и преподавателях, а также изменение параметров отображения.</w:t>
       </w:r>
     </w:p>
     <w:p>
       <w:pPr>
-        <w:spacing w:after="0" w:line="360" w:lineRule="exact"/>
-        <w:ind w:firstLine="851"/>
+        <w:numPr>
+          <w:ilvl w:val="0"/>
+          <w:numId w:val="29"/>
+        </w:numPr>
+        <w:spacing w:after="0" w:line="360" w:lineRule="exact" w:before="0"/>
+        <w:ind w:left="0" w:firstLine="850"/>
         <w:jc w:val="both"/>
         <w:rPr>
           <w:rFonts w:ascii="Times New Roman" w:hAnsi="Times New Roman" w:cs="Times New Roman"/>
@@ -478,17 +713,21 @@
       </w:pPr>
       <w:r>
         <w:rPr>
-          <w:rFonts w:ascii="Times New Roman" w:hAnsi="Times New Roman" w:cs="Times New Roman"/>
+          <w:rFonts w:ascii="Times New Roman" w:hAnsi="Times New Roman"/>
+          <w:b w:val="0"/>
           <w:sz w:val="28"/>
-          <w:szCs w:val="28"/>
         </w:rPr>
-        <w:t>В рамках курсового проекта разрабатывается веб-приложение для автоматизации обработки и отображения расписания учебных занятий. Основной задачей системы является предоставление пользователям удобного интерфейса для просмотра расписания по группам и преподавателям.</w:t>
+        <w:t>Преподаватель использует тот же веб-интерфейс, но работает в режиме просмотра собственного расписания. После выбора фамилии, имени и отчества система выполняет поиск занятий преподавателя по доступным источникам данных и отображает найденные пары с указанием группы, дисциплины, времени проведения и аудитории.</w:t>
       </w:r>
     </w:p>
     <w:p>
       <w:pPr>
-        <w:spacing w:after="0" w:line="360" w:lineRule="exact"/>
-        <w:ind w:firstLine="851"/>
+        <w:numPr>
+          <w:ilvl w:val="0"/>
+          <w:numId w:val="29"/>
+        </w:numPr>
+        <w:spacing w:after="0" w:line="360" w:lineRule="exact" w:before="0"/>
+        <w:ind w:left="0" w:firstLine="850"/>
         <w:jc w:val="both"/>
         <w:rPr>
           <w:rFonts w:ascii="Times New Roman" w:hAnsi="Times New Roman" w:cs="Times New Roman"/>
@@ -498,21 +737,21 @@
       </w:pPr>
       <w:r>
         <w:rPr>
-          <w:rFonts w:ascii="Times New Roman" w:hAnsi="Times New Roman" w:cs="Times New Roman"/>
+          <w:rFonts w:ascii="Times New Roman" w:hAnsi="Times New Roman"/>
+          <w:b w:val="0"/>
           <w:sz w:val="28"/>
-          <w:szCs w:val="28"/>
         </w:rPr>
-        <w:t>К задачам, подлежащим автоматизации, относятся:</w:t>
+        <w:t>Административная панель и база данных в финальной версии проекта не используются. Данные расписания поступают из заранее размещённых локальных Excel-файлов и HTML-страниц официального сайта, а обработка выполняется средствами серверной части приложения.</w:t>
       </w:r>
     </w:p>
     <w:p>
       <w:pPr>
         <w:numPr>
           <w:ilvl w:val="0"/>
-          <w:numId w:val="25"/>
+          <w:numId w:val="29"/>
         </w:numPr>
-        <w:spacing w:after="0" w:line="360" w:lineRule="exact"/>
-        <w:ind w:left="0" w:firstLine="851"/>
+        <w:spacing w:after="0" w:line="360" w:lineRule="exact" w:before="0"/>
+        <w:ind w:left="0" w:firstLine="850"/>
         <w:jc w:val="both"/>
         <w:rPr>
           <w:rFonts w:ascii="Times New Roman" w:hAnsi="Times New Roman" w:cs="Times New Roman"/>
@@ -522,21 +761,21 @@
       </w:pPr>
       <w:r>
         <w:rPr>
-          <w:rFonts w:ascii="Times New Roman" w:hAnsi="Times New Roman" w:cs="Times New Roman"/>
+          <w:rFonts w:ascii="Times New Roman" w:hAnsi="Times New Roman"/>
+          <w:b w:val="0"/>
           <w:sz w:val="28"/>
-          <w:szCs w:val="28"/>
         </w:rPr>
-        <w:t xml:space="preserve">загрузка и обработка Excel-файлов с расписанием; </w:t>
+        <w:t>Для разработанного веб-сервиса можно выделить следующие основные варианты использования: просмотр расписания по учебной группе; просмотр расписания по преподавателю; выбор источника данных; получение расписания из локальных Excel-файлов; получение расписания с сайта; изменение пользовательских настроек отображения.</w:t>
       </w:r>
     </w:p>
     <w:p>
       <w:pPr>
         <w:numPr>
           <w:ilvl w:val="0"/>
-          <w:numId w:val="25"/>
+          <w:numId w:val="29"/>
         </w:numPr>
-        <w:spacing w:after="0" w:line="360" w:lineRule="exact"/>
-        <w:ind w:left="0" w:firstLine="851"/>
+        <w:spacing w:after="0" w:line="360" w:lineRule="exact" w:before="0"/>
+        <w:ind w:left="0" w:firstLine="850"/>
         <w:jc w:val="both"/>
         <w:rPr>
           <w:rFonts w:ascii="Times New Roman" w:hAnsi="Times New Roman" w:cs="Times New Roman"/>
@@ -546,21 +785,21 @@
       </w:pPr>
       <w:r>
         <w:rPr>
-          <w:rFonts w:ascii="Times New Roman" w:hAnsi="Times New Roman" w:cs="Times New Roman"/>
+          <w:rFonts w:ascii="Times New Roman" w:hAnsi="Times New Roman"/>
+          <w:b w:val="0"/>
           <w:sz w:val="28"/>
-          <w:szCs w:val="28"/>
         </w:rPr>
-        <w:t xml:space="preserve">получение расписания с веб-сайта; </w:t>
+        <w:t>Вариант использования «Просмотр расписания по учебной группе» предполагает выбор пользователем режима «Ученик», источника данных, отделения, направления подготовки и группы. После выбора параметров система обращается к соответствующему источнику, выполняет парсинг расписания, отбирает записи выбранной группы и отображает результат в удобном для просмотра виде.</w:t>
       </w:r>
     </w:p>
     <w:p>
       <w:pPr>
         <w:numPr>
           <w:ilvl w:val="0"/>
-          <w:numId w:val="25"/>
+          <w:numId w:val="29"/>
         </w:numPr>
-        <w:spacing w:after="0" w:line="360" w:lineRule="exact"/>
-        <w:ind w:left="0" w:firstLine="851"/>
+        <w:spacing w:after="0" w:line="360" w:lineRule="exact" w:before="0"/>
+        <w:ind w:left="0" w:firstLine="850"/>
         <w:jc w:val="both"/>
         <w:rPr>
           <w:rFonts w:ascii="Times New Roman" w:hAnsi="Times New Roman" w:cs="Times New Roman"/>
@@ -570,21 +809,17 @@
       </w:pPr>
       <w:r>
         <w:rPr>
-          <w:rFonts w:ascii="Times New Roman" w:hAnsi="Times New Roman" w:cs="Times New Roman"/>
+          <w:rFonts w:ascii="Times New Roman" w:hAnsi="Times New Roman"/>
+          <w:b w:val="0"/>
           <w:sz w:val="28"/>
-          <w:szCs w:val="28"/>
         </w:rPr>
-        <w:t xml:space="preserve">автоматический анализ структуры таблиц; </w:t>
+        <w:t>Вариант использования «Просмотр расписания по преподавателю» предполагает выбор режима «Преподаватель» и конкретного преподавателя из списка. Система анализирует доступные расписания, находит занятия, относящиеся к выбранному преподавателю, и формирует сводный список его пар.</w:t>
       </w:r>
     </w:p>
     <w:p>
       <w:pPr>
-        <w:numPr>
-          <w:ilvl w:val="0"/>
-          <w:numId w:val="25"/>
-        </w:numPr>
-        <w:spacing w:after="0" w:line="360" w:lineRule="exact"/>
-        <w:ind w:left="0" w:firstLine="851"/>
+        <w:spacing w:after="0" w:line="360" w:lineRule="exact" w:before="0"/>
+        <w:ind w:firstLine="850"/>
         <w:jc w:val="both"/>
         <w:rPr>
           <w:rFonts w:ascii="Times New Roman" w:hAnsi="Times New Roman" w:cs="Times New Roman"/>
@@ -594,21 +829,17 @@
       </w:pPr>
       <w:r>
         <w:rPr>
-          <w:rFonts w:ascii="Times New Roman" w:hAnsi="Times New Roman" w:cs="Times New Roman"/>
+          <w:rFonts w:ascii="Times New Roman" w:hAnsi="Times New Roman"/>
+          <w:b w:val="0"/>
           <w:sz w:val="28"/>
-          <w:szCs w:val="28"/>
         </w:rPr>
-        <w:t xml:space="preserve">извлечение информации о группах, преподавателях, дисциплинах и кабинетах; </w:t>
+        <w:t>Вариант использования «Выбор источника данных» позволяет пользователю определить, откуда будут получены сведения о расписании. В приложении предусмотрены два источника: локальные Excel-файлы и HTML-страницы сайта учреждения образования. Переключение источника влияет на способ получения и обработки входных данных, но не меняет общий порядок работы пользователя с интерфейсом.</w:t>
       </w:r>
     </w:p>
     <w:p>
       <w:pPr>
-        <w:numPr>
-          <w:ilvl w:val="0"/>
-          <w:numId w:val="25"/>
-        </w:numPr>
-        <w:spacing w:after="0" w:line="360" w:lineRule="exact"/>
-        <w:ind w:left="0" w:firstLine="851"/>
+        <w:spacing w:after="0" w:line="360" w:lineRule="exact" w:before="0"/>
+        <w:ind w:firstLine="850"/>
         <w:jc w:val="both"/>
         <w:rPr>
           <w:rFonts w:ascii="Times New Roman" w:hAnsi="Times New Roman" w:cs="Times New Roman"/>
@@ -618,21 +849,17 @@
       </w:pPr>
       <w:r>
         <w:rPr>
-          <w:rFonts w:ascii="Times New Roman" w:hAnsi="Times New Roman" w:cs="Times New Roman"/>
+          <w:rFonts w:ascii="Times New Roman" w:hAnsi="Times New Roman"/>
+          <w:b w:val="0"/>
           <w:sz w:val="28"/>
-          <w:szCs w:val="28"/>
         </w:rPr>
-        <w:t xml:space="preserve">фильтрация расписания по выбранной группе; </w:t>
+        <w:t>Вариант использования «Получение расписания из локальных Excel-файлов» предусматривает чтение заранее подготовленных файлов, расположенных в каталоге приложения по структуре отделений и направлений. Пользователь не загружает файл вручную через интерфейс: сервис самостоятельно выбирает нужный файл на основании выбранных параметров и извлекает из него расписание.</w:t>
       </w:r>
     </w:p>
     <w:p>
       <w:pPr>
-        <w:numPr>
-          <w:ilvl w:val="0"/>
-          <w:numId w:val="25"/>
-        </w:numPr>
-        <w:spacing w:after="0" w:line="360" w:lineRule="exact"/>
-        <w:ind w:left="0" w:firstLine="851"/>
+        <w:spacing w:after="0" w:line="360" w:lineRule="exact" w:before="0"/>
+        <w:ind w:firstLine="850"/>
         <w:jc w:val="both"/>
         <w:rPr>
           <w:rFonts w:ascii="Times New Roman" w:hAnsi="Times New Roman" w:cs="Times New Roman"/>
@@ -642,21 +869,21 @@
       </w:pPr>
       <w:r>
         <w:rPr>
-          <w:rFonts w:ascii="Times New Roman" w:hAnsi="Times New Roman" w:cs="Times New Roman"/>
+          <w:rFonts w:ascii="Times New Roman" w:hAnsi="Times New Roman"/>
+          <w:b w:val="0"/>
           <w:sz w:val="28"/>
-          <w:szCs w:val="28"/>
         </w:rPr>
-        <w:t xml:space="preserve">фильтрация расписания по преподавателю; </w:t>
+        <w:t>Вариант использования «Получение расписания с сайта» предусматривает обращение к HTML-страницам расписания, размещённым на официальном сайте. Серверная часть приложения загружает страницу, анализирует её табличную структуру, извлекает сведения о занятиях и приводит их к единому виду, используемому интерфейсом.</w:t>
       </w:r>
     </w:p>
     <w:p>
       <w:pPr>
         <w:numPr>
           <w:ilvl w:val="0"/>
-          <w:numId w:val="25"/>
+          <w:numId w:val="29"/>
         </w:numPr>
-        <w:spacing w:after="0" w:line="360" w:lineRule="exact"/>
-        <w:ind w:left="0" w:firstLine="851"/>
+        <w:spacing w:after="0" w:line="360" w:lineRule="exact" w:before="0"/>
+        <w:ind w:left="0" w:firstLine="850"/>
         <w:jc w:val="both"/>
         <w:rPr>
           <w:rFonts w:ascii="Times New Roman" w:hAnsi="Times New Roman" w:cs="Times New Roman"/>
@@ -666,21 +893,21 @@
       </w:pPr>
       <w:r>
         <w:rPr>
-          <w:rFonts w:ascii="Times New Roman" w:hAnsi="Times New Roman" w:cs="Times New Roman"/>
+          <w:rFonts w:ascii="Times New Roman" w:hAnsi="Times New Roman"/>
+          <w:b w:val="0"/>
           <w:sz w:val="28"/>
-          <w:szCs w:val="28"/>
         </w:rPr>
-        <w:t xml:space="preserve">отображение расписания в удобном структурированном виде; </w:t>
+        <w:t>Вариант использования «Изменение пользовательских настроек отображения» позволяет настроить внешний вид расписания. Пользователь может переключать светлую и тёмную темы, изменять размер карточек, выбирать вертикальный или горизонтальный вариант отображения. Сохранение таких параметров выполняется на стороне клиента, поэтому настройки остаются доступными при повторном открытии страницы.</w:t>
       </w:r>
     </w:p>
     <w:p>
       <w:pPr>
         <w:numPr>
           <w:ilvl w:val="0"/>
-          <w:numId w:val="25"/>
+          <w:numId w:val="29"/>
         </w:numPr>
-        <w:spacing w:after="0" w:line="360" w:lineRule="exact"/>
-        <w:ind w:left="0" w:firstLine="851"/>
+        <w:spacing w:after="0" w:line="360" w:lineRule="exact" w:before="0"/>
+        <w:ind w:left="0" w:firstLine="850"/>
         <w:jc w:val="both"/>
         <w:rPr>
           <w:rFonts w:ascii="Times New Roman" w:hAnsi="Times New Roman" w:cs="Times New Roman"/>
@@ -690,21 +917,21 @@
       </w:pPr>
       <w:r>
         <w:rPr>
-          <w:rFonts w:ascii="Times New Roman" w:hAnsi="Times New Roman" w:cs="Times New Roman"/>
+          <w:rFonts w:ascii="Times New Roman" w:hAnsi="Times New Roman"/>
+          <w:b w:val="0"/>
           <w:sz w:val="28"/>
-          <w:szCs w:val="28"/>
         </w:rPr>
-        <w:t xml:space="preserve">хранение пользовательских настроек; </w:t>
+        <w:t>Сценарий просмотра расписания по группе начинается с открытия главной страницы веб-сервиса. Пользователь выбирает источник данных, режим «Ученик», отделение, направление и группу. После отправки запроса контроллер получает параметры, определяет нужный источник, вызывает сервис обработки расписания и передаёт результат в представление для отображения.</w:t>
       </w:r>
     </w:p>
     <w:p>
       <w:pPr>
         <w:numPr>
           <w:ilvl w:val="0"/>
-          <w:numId w:val="25"/>
+          <w:numId w:val="29"/>
         </w:numPr>
-        <w:spacing w:after="0" w:line="360" w:lineRule="exact"/>
-        <w:ind w:left="0" w:firstLine="851"/>
+        <w:spacing w:after="0" w:line="360" w:lineRule="exact" w:before="0"/>
+        <w:ind w:left="0" w:firstLine="850"/>
         <w:jc w:val="both"/>
         <w:rPr>
           <w:rFonts w:ascii="Times New Roman" w:hAnsi="Times New Roman" w:cs="Times New Roman"/>
@@ -714,17 +941,21 @@
       </w:pPr>
       <w:r>
         <w:rPr>
-          <w:rFonts w:ascii="Times New Roman" w:hAnsi="Times New Roman" w:cs="Times New Roman"/>
+          <w:rFonts w:ascii="Times New Roman" w:hAnsi="Times New Roman"/>
+          <w:b w:val="0"/>
           <w:sz w:val="28"/>
-          <w:szCs w:val="28"/>
         </w:rPr>
-        <w:t xml:space="preserve">управление списком групп и преподавателей через панель администратора. </w:t>
+        <w:t>Сценарий просмотра расписания по преподавателю начинается с выбора режима «Преподаватель». Пользователь выбирает преподавателя из выпадающего списка, после чего приложение выполняет поиск совпадений по фамилии, имени и отчеству в доступных данных расписания. Найденные занятия отображаются пользователю в виде структурированного списка.</w:t>
       </w:r>
     </w:p>
     <w:p>
       <w:pPr>
-        <w:spacing w:after="0" w:line="360" w:lineRule="exact"/>
-        <w:ind w:firstLine="851"/>
+        <w:numPr>
+          <w:ilvl w:val="0"/>
+          <w:numId w:val="29"/>
+        </w:numPr>
+        <w:spacing w:after="0" w:line="360" w:lineRule="exact" w:before="0"/>
+        <w:ind w:left="0" w:firstLine="850"/>
         <w:jc w:val="both"/>
         <w:rPr>
           <w:rFonts w:ascii="Times New Roman" w:hAnsi="Times New Roman" w:cs="Times New Roman"/>
@@ -734,17 +965,17 @@
       </w:pPr>
       <w:r>
         <w:rPr>
-          <w:rFonts w:ascii="Times New Roman" w:hAnsi="Times New Roman" w:cs="Times New Roman"/>
+          <w:rFonts w:ascii="Times New Roman" w:hAnsi="Times New Roman"/>
+          <w:b w:val="0"/>
           <w:sz w:val="28"/>
-          <w:szCs w:val="28"/>
         </w:rPr>
-        <w:t>Необходимость компьютерной обработки информации обусловлена большим объёмом данных и необходимостью их регулярного обновления. Использование веб-приложения позволяет значительно сократить время поиска расписания, повысить удобство работы пользователей и уменьшить вероятность ошибок при обработке информации.</w:t>
+        <w:t>Сценарий работы с Excel-источником основан на чтении файлов формата XLSX. Сервис определяет путь к файлу по выбранному отделению и направлению, открывает книгу, проходит по строкам и столбцам листа, извлекает сведения о времени занятий, группах, дисциплинах, преподавателях и аудиториях, после чего отбирает записи, соответствующие выбранному фильтру.</w:t>
       </w:r>
     </w:p>
     <w:p>
       <w:pPr>
-        <w:spacing w:after="0" w:line="360" w:lineRule="exact"/>
-        <w:ind w:firstLine="851"/>
+        <w:spacing w:after="0" w:line="360" w:lineRule="exact" w:before="0"/>
+        <w:ind w:firstLine="850"/>
         <w:jc w:val="both"/>
         <w:rPr>
           <w:rFonts w:ascii="Times New Roman" w:hAnsi="Times New Roman" w:cs="Times New Roman"/>
@@ -754,22 +985,17 @@
       </w:pPr>
       <w:r>
         <w:rPr>
-          <w:rFonts w:ascii="Times New Roman" w:hAnsi="Times New Roman" w:cs="Times New Roman"/>
+          <w:rFonts w:ascii="Times New Roman" w:hAnsi="Times New Roman"/>
+          <w:b w:val="0"/>
           <w:sz w:val="28"/>
-          <w:szCs w:val="28"/>
         </w:rPr>
-        <w:lastRenderedPageBreak/>
-        <w:t>В настоящее время существуют различные аналоги систем отображения расписания. К ним относятся официальные сайты учебных заведений, электронные дневники и специализированные веб-сервисы. Однако многие подобные решения обладают рядом недостатков:</w:t>
+        <w:t>Сценарий работы с HTML-источником начинается с формирования адреса страницы расписания. После загрузки HTML-документа выполняется разбор таблиц, поиск строк с учебными занятиями и извлечение значимых данных. Полученная информация приводится к тому же внутреннему представлению, что и данные из Excel-файлов, что позволяет использовать единый механизм фильтрации и отображения.</w:t>
       </w:r>
     </w:p>
     <w:p>
       <w:pPr>
-        <w:numPr>
-          <w:ilvl w:val="0"/>
-          <w:numId w:val="26"/>
-        </w:numPr>
-        <w:spacing w:after="0" w:line="360" w:lineRule="exact"/>
-        <w:ind w:left="0" w:firstLine="851"/>
+        <w:spacing w:after="0" w:line="360" w:lineRule="exact" w:before="0"/>
+        <w:ind w:firstLine="850"/>
         <w:jc w:val="both"/>
         <w:rPr>
           <w:rFonts w:ascii="Times New Roman" w:hAnsi="Times New Roman" w:cs="Times New Roman"/>
@@ -779,21 +1005,21 @@
       </w:pPr>
       <w:r>
         <w:rPr>
-          <w:rFonts w:ascii="Times New Roman" w:hAnsi="Times New Roman" w:cs="Times New Roman"/>
+          <w:rFonts w:ascii="Times New Roman" w:hAnsi="Times New Roman"/>
+          <w:b w:val="0"/>
           <w:sz w:val="28"/>
-          <w:szCs w:val="28"/>
         </w:rPr>
-        <w:t xml:space="preserve">сложный и перегруженный интерфейс; </w:t>
+        <w:t>Сценарий изменения пользовательских настроек не требует обращения к серверу для каждого действия. При переключении темы оформления, выборе размера карточек или смене ориентации расписания клиентский сценарий изменяет внешний вид страницы и сохраняет выбранные параметры в браузере пользователя.</w:t>
       </w:r>
     </w:p>
     <w:p>
       <w:pPr>
         <w:numPr>
           <w:ilvl w:val="0"/>
-          <w:numId w:val="26"/>
+          <w:numId w:val="29"/>
         </w:numPr>
-        <w:spacing w:after="0" w:line="360" w:lineRule="exact"/>
-        <w:ind w:left="0" w:firstLine="851"/>
+        <w:spacing w:after="0" w:line="360" w:lineRule="exact" w:before="0"/>
+        <w:ind w:left="0" w:firstLine="850"/>
         <w:jc w:val="both"/>
         <w:rPr>
           <w:rFonts w:ascii="Times New Roman" w:hAnsi="Times New Roman" w:cs="Times New Roman"/>
@@ -803,2881 +1029,11 @@
       </w:pPr>
       <w:r>
         <w:rPr>
-          <w:rFonts w:ascii="Times New Roman" w:hAnsi="Times New Roman" w:cs="Times New Roman"/>
+          <w:rFonts w:ascii="Times New Roman" w:hAnsi="Times New Roman"/>
+          <w:b w:val="0"/>
           <w:sz w:val="28"/>
-          <w:szCs w:val="28"/>
         </w:rPr>
-        <w:t xml:space="preserve">отсутствие адаптации под мобильные устройства; </w:t>
-      </w:r>
-    </w:p>
-    <w:p>
-      <w:pPr>
-        <w:numPr>
-          <w:ilvl w:val="0"/>
-          <w:numId w:val="26"/>
-        </w:numPr>
-        <w:spacing w:after="0" w:line="360" w:lineRule="exact"/>
-        <w:ind w:left="0" w:firstLine="851"/>
-        <w:jc w:val="both"/>
-        <w:rPr>
-          <w:rFonts w:ascii="Times New Roman" w:hAnsi="Times New Roman" w:cs="Times New Roman"/>
-          <w:sz w:val="28"/>
-          <w:szCs w:val="28"/>
-        </w:rPr>
-      </w:pPr>
-      <w:r>
-        <w:rPr>
-          <w:rFonts w:ascii="Times New Roman" w:hAnsi="Times New Roman" w:cs="Times New Roman"/>
-          <w:sz w:val="28"/>
-          <w:szCs w:val="28"/>
-        </w:rPr>
-        <w:t xml:space="preserve">неудобная навигация по расписанию; </w:t>
-      </w:r>
-    </w:p>
-    <w:p>
-      <w:pPr>
-        <w:numPr>
-          <w:ilvl w:val="0"/>
-          <w:numId w:val="26"/>
-        </w:numPr>
-        <w:spacing w:after="0" w:line="360" w:lineRule="exact"/>
-        <w:ind w:left="0" w:firstLine="851"/>
-        <w:jc w:val="both"/>
-        <w:rPr>
-          <w:rFonts w:ascii="Times New Roman" w:hAnsi="Times New Roman" w:cs="Times New Roman"/>
-          <w:sz w:val="28"/>
-          <w:szCs w:val="28"/>
-        </w:rPr>
-      </w:pPr>
-      <w:r>
-        <w:rPr>
-          <w:rFonts w:ascii="Times New Roman" w:hAnsi="Times New Roman" w:cs="Times New Roman"/>
-          <w:sz w:val="28"/>
-          <w:szCs w:val="28"/>
-        </w:rPr>
-        <w:t xml:space="preserve">отсутствие автоматической обработки Excel-файлов; </w:t>
-      </w:r>
-    </w:p>
-    <w:p>
-      <w:pPr>
-        <w:numPr>
-          <w:ilvl w:val="0"/>
-          <w:numId w:val="26"/>
-        </w:numPr>
-        <w:spacing w:after="0" w:line="360" w:lineRule="exact"/>
-        <w:ind w:left="0" w:firstLine="851"/>
-        <w:jc w:val="both"/>
-        <w:rPr>
-          <w:rFonts w:ascii="Times New Roman" w:hAnsi="Times New Roman" w:cs="Times New Roman"/>
-          <w:sz w:val="28"/>
-          <w:szCs w:val="28"/>
-        </w:rPr>
-      </w:pPr>
-      <w:r>
-        <w:rPr>
-          <w:rFonts w:ascii="Times New Roman" w:hAnsi="Times New Roman" w:cs="Times New Roman"/>
-          <w:sz w:val="28"/>
-          <w:szCs w:val="28"/>
-        </w:rPr>
-        <w:t xml:space="preserve">ограниченные возможности фильтрации данных; </w:t>
-      </w:r>
-    </w:p>
-    <w:p>
-      <w:pPr>
-        <w:numPr>
-          <w:ilvl w:val="0"/>
-          <w:numId w:val="26"/>
-        </w:numPr>
-        <w:spacing w:after="0" w:line="360" w:lineRule="exact"/>
-        <w:ind w:left="0" w:firstLine="851"/>
-        <w:jc w:val="both"/>
-        <w:rPr>
-          <w:rFonts w:ascii="Times New Roman" w:hAnsi="Times New Roman" w:cs="Times New Roman"/>
-          <w:sz w:val="28"/>
-          <w:szCs w:val="28"/>
-        </w:rPr>
-      </w:pPr>
-      <w:r>
-        <w:rPr>
-          <w:rFonts w:ascii="Times New Roman" w:hAnsi="Times New Roman" w:cs="Times New Roman"/>
-          <w:sz w:val="28"/>
-          <w:szCs w:val="28"/>
-        </w:rPr>
-        <w:t xml:space="preserve">отсутствие пользовательских настроек оформления и отображения информации. </w:t>
-      </w:r>
-    </w:p>
-    <w:p>
-      <w:pPr>
-        <w:spacing w:after="0" w:line="360" w:lineRule="exact"/>
-        <w:ind w:firstLine="851"/>
-        <w:jc w:val="both"/>
-        <w:rPr>
-          <w:rFonts w:ascii="Times New Roman" w:hAnsi="Times New Roman" w:cs="Times New Roman"/>
-          <w:sz w:val="28"/>
-          <w:szCs w:val="28"/>
-        </w:rPr>
-      </w:pPr>
-      <w:r>
-        <w:rPr>
-          <w:rFonts w:ascii="Times New Roman" w:hAnsi="Times New Roman" w:cs="Times New Roman"/>
-          <w:sz w:val="28"/>
-          <w:szCs w:val="28"/>
-        </w:rPr>
-        <w:t>Разрабатываемое приложение отличается поддержкой нескольких источников данных, возможностью автоматического парсинга расписания, адаптивным интерфейсом и системой пользовательских настроек. Также в системе реализуется панель администратора для управления группами и преподавателями, что упрощает поддержку и настройку приложения.</w:t>
-      </w:r>
-    </w:p>
-    <w:p>
-      <w:pPr>
-        <w:spacing w:after="0" w:line="360" w:lineRule="exact"/>
-        <w:ind w:firstLine="851"/>
-        <w:jc w:val="both"/>
-        <w:rPr>
-          <w:rFonts w:ascii="Times New Roman" w:hAnsi="Times New Roman" w:cs="Times New Roman"/>
-          <w:sz w:val="28"/>
-          <w:szCs w:val="28"/>
-        </w:rPr>
-      </w:pPr>
-      <w:r>
-        <w:rPr>
-          <w:rFonts w:ascii="Times New Roman" w:hAnsi="Times New Roman" w:cs="Times New Roman"/>
-          <w:sz w:val="28"/>
-          <w:szCs w:val="28"/>
-        </w:rPr>
-        <w:t>Входными данными программы являются:</w:t>
-      </w:r>
-    </w:p>
-    <w:p>
-      <w:pPr>
-        <w:numPr>
-          <w:ilvl w:val="0"/>
-          <w:numId w:val="29"/>
-        </w:numPr>
-        <w:spacing w:after="0" w:line="360" w:lineRule="exact"/>
-        <w:ind w:left="0" w:firstLine="851"/>
-        <w:jc w:val="both"/>
-        <w:rPr>
-          <w:rFonts w:ascii="Times New Roman" w:hAnsi="Times New Roman" w:cs="Times New Roman"/>
-          <w:sz w:val="28"/>
-          <w:szCs w:val="28"/>
-        </w:rPr>
-      </w:pPr>
-      <w:r>
-        <w:rPr>
-          <w:rFonts w:ascii="Times New Roman" w:hAnsi="Times New Roman" w:cs="Times New Roman"/>
-          <w:sz w:val="28"/>
-          <w:szCs w:val="28"/>
-        </w:rPr>
-        <w:t xml:space="preserve">Excel-файлы с расписанием; </w:t>
-      </w:r>
-    </w:p>
-    <w:p>
-      <w:pPr>
-        <w:numPr>
-          <w:ilvl w:val="0"/>
-          <w:numId w:val="29"/>
-        </w:numPr>
-        <w:spacing w:after="0" w:line="360" w:lineRule="exact"/>
-        <w:ind w:left="0" w:firstLine="851"/>
-        <w:jc w:val="both"/>
-        <w:rPr>
-          <w:rFonts w:ascii="Times New Roman" w:hAnsi="Times New Roman" w:cs="Times New Roman"/>
-          <w:sz w:val="28"/>
-          <w:szCs w:val="28"/>
-        </w:rPr>
-      </w:pPr>
-      <w:r>
-        <w:rPr>
-          <w:rFonts w:ascii="Times New Roman" w:hAnsi="Times New Roman" w:cs="Times New Roman"/>
-          <w:sz w:val="28"/>
-          <w:szCs w:val="28"/>
-        </w:rPr>
-        <w:t xml:space="preserve">HTML-страницы с расписанием занятий; </w:t>
-      </w:r>
-    </w:p>
-    <w:p>
-      <w:pPr>
-        <w:numPr>
-          <w:ilvl w:val="0"/>
-          <w:numId w:val="29"/>
-        </w:numPr>
-        <w:spacing w:after="0" w:line="360" w:lineRule="exact"/>
-        <w:ind w:left="0" w:firstLine="851"/>
-        <w:jc w:val="both"/>
-        <w:rPr>
-          <w:rFonts w:ascii="Times New Roman" w:hAnsi="Times New Roman" w:cs="Times New Roman"/>
-          <w:sz w:val="28"/>
-          <w:szCs w:val="28"/>
-        </w:rPr>
-      </w:pPr>
-      <w:r>
-        <w:rPr>
-          <w:rFonts w:ascii="Times New Roman" w:hAnsi="Times New Roman" w:cs="Times New Roman"/>
-          <w:sz w:val="28"/>
-          <w:szCs w:val="28"/>
-        </w:rPr>
-        <w:t xml:space="preserve">данные, вводимые пользователем через интерфейс приложения; </w:t>
-      </w:r>
-    </w:p>
-    <w:p>
-      <w:pPr>
-        <w:numPr>
-          <w:ilvl w:val="0"/>
-          <w:numId w:val="29"/>
-        </w:numPr>
-        <w:spacing w:after="0" w:line="360" w:lineRule="exact"/>
-        <w:ind w:left="0" w:firstLine="851"/>
-        <w:jc w:val="both"/>
-        <w:rPr>
-          <w:rFonts w:ascii="Times New Roman" w:hAnsi="Times New Roman" w:cs="Times New Roman"/>
-          <w:sz w:val="28"/>
-          <w:szCs w:val="28"/>
-        </w:rPr>
-      </w:pPr>
-      <w:r>
-        <w:rPr>
-          <w:rFonts w:ascii="Times New Roman" w:hAnsi="Times New Roman" w:cs="Times New Roman"/>
-          <w:sz w:val="28"/>
-          <w:szCs w:val="28"/>
-        </w:rPr>
-        <w:t xml:space="preserve">настройки пользователя. </w:t>
-      </w:r>
-    </w:p>
-    <w:p>
-      <w:pPr>
-        <w:spacing w:after="0" w:line="360" w:lineRule="exact"/>
-        <w:ind w:firstLine="851"/>
-        <w:jc w:val="both"/>
-        <w:rPr>
-          <w:rFonts w:ascii="Times New Roman" w:hAnsi="Times New Roman" w:cs="Times New Roman"/>
-          <w:sz w:val="28"/>
-          <w:szCs w:val="28"/>
-        </w:rPr>
-      </w:pPr>
-      <w:r>
-        <w:rPr>
-          <w:rFonts w:ascii="Times New Roman" w:hAnsi="Times New Roman" w:cs="Times New Roman"/>
-          <w:sz w:val="28"/>
-          <w:szCs w:val="28"/>
-        </w:rPr>
-        <w:t>Выходными данными являются:</w:t>
-      </w:r>
-    </w:p>
-    <w:p>
-      <w:pPr>
-        <w:numPr>
-          <w:ilvl w:val="0"/>
-          <w:numId w:val="28"/>
-        </w:numPr>
-        <w:spacing w:after="0" w:line="360" w:lineRule="exact"/>
-        <w:ind w:left="0" w:firstLine="851"/>
-        <w:jc w:val="both"/>
-        <w:rPr>
-          <w:rFonts w:ascii="Times New Roman" w:hAnsi="Times New Roman" w:cs="Times New Roman"/>
-          <w:sz w:val="28"/>
-          <w:szCs w:val="28"/>
-        </w:rPr>
-      </w:pPr>
-      <w:r>
-        <w:rPr>
-          <w:rFonts w:ascii="Times New Roman" w:hAnsi="Times New Roman" w:cs="Times New Roman"/>
-          <w:sz w:val="28"/>
-          <w:szCs w:val="28"/>
-        </w:rPr>
-        <w:t xml:space="preserve">отображение расписания по группам; </w:t>
-      </w:r>
-    </w:p>
-    <w:p>
-      <w:pPr>
-        <w:numPr>
-          <w:ilvl w:val="0"/>
-          <w:numId w:val="28"/>
-        </w:numPr>
-        <w:spacing w:after="0" w:line="360" w:lineRule="exact"/>
-        <w:ind w:left="0" w:firstLine="851"/>
-        <w:jc w:val="both"/>
-        <w:rPr>
-          <w:rFonts w:ascii="Times New Roman" w:hAnsi="Times New Roman" w:cs="Times New Roman"/>
-          <w:sz w:val="28"/>
-          <w:szCs w:val="28"/>
-        </w:rPr>
-      </w:pPr>
-      <w:r>
-        <w:rPr>
-          <w:rFonts w:ascii="Times New Roman" w:hAnsi="Times New Roman" w:cs="Times New Roman"/>
-          <w:sz w:val="28"/>
-          <w:szCs w:val="28"/>
-        </w:rPr>
-        <w:t xml:space="preserve">отображение расписания по преподавателям; </w:t>
-      </w:r>
-    </w:p>
-    <w:p>
-      <w:pPr>
-        <w:numPr>
-          <w:ilvl w:val="0"/>
-          <w:numId w:val="28"/>
-        </w:numPr>
-        <w:spacing w:after="0" w:line="360" w:lineRule="exact"/>
-        <w:ind w:left="0" w:firstLine="851"/>
-        <w:jc w:val="both"/>
-        <w:rPr>
-          <w:rFonts w:ascii="Times New Roman" w:hAnsi="Times New Roman" w:cs="Times New Roman"/>
-          <w:sz w:val="28"/>
-          <w:szCs w:val="28"/>
-        </w:rPr>
-      </w:pPr>
-      <w:r>
-        <w:rPr>
-          <w:rFonts w:ascii="Times New Roman" w:hAnsi="Times New Roman" w:cs="Times New Roman"/>
-          <w:sz w:val="28"/>
-          <w:szCs w:val="28"/>
-        </w:rPr>
-        <w:t xml:space="preserve">структурированный вывод информации о занятиях; </w:t>
-      </w:r>
-    </w:p>
-    <w:p>
-      <w:pPr>
-        <w:numPr>
-          <w:ilvl w:val="0"/>
-          <w:numId w:val="28"/>
-        </w:numPr>
-        <w:spacing w:after="0" w:line="360" w:lineRule="exact"/>
-        <w:ind w:left="0" w:firstLine="851"/>
-        <w:jc w:val="both"/>
-        <w:rPr>
-          <w:rFonts w:ascii="Times New Roman" w:hAnsi="Times New Roman" w:cs="Times New Roman"/>
-          <w:sz w:val="28"/>
-          <w:szCs w:val="28"/>
-        </w:rPr>
-      </w:pPr>
-      <w:r>
-        <w:rPr>
-          <w:rFonts w:ascii="Times New Roman" w:hAnsi="Times New Roman" w:cs="Times New Roman"/>
-          <w:sz w:val="28"/>
-          <w:szCs w:val="28"/>
-        </w:rPr>
-        <w:t xml:space="preserve">данные пользовательских настроек; </w:t>
-      </w:r>
-    </w:p>
-    <w:p>
-      <w:pPr>
-        <w:numPr>
-          <w:ilvl w:val="0"/>
-          <w:numId w:val="28"/>
-        </w:numPr>
-        <w:spacing w:after="0" w:line="360" w:lineRule="exact"/>
-        <w:ind w:left="0" w:firstLine="851"/>
-        <w:jc w:val="both"/>
-        <w:rPr>
-          <w:rFonts w:ascii="Times New Roman" w:hAnsi="Times New Roman" w:cs="Times New Roman"/>
-          <w:sz w:val="28"/>
-          <w:szCs w:val="28"/>
-        </w:rPr>
-      </w:pPr>
-      <w:r>
-        <w:rPr>
-          <w:rFonts w:ascii="Times New Roman" w:hAnsi="Times New Roman" w:cs="Times New Roman"/>
-          <w:sz w:val="28"/>
-          <w:szCs w:val="28"/>
-        </w:rPr>
-        <w:t xml:space="preserve">таблицы со списками групп и преподавателей в панели администратора. </w:t>
-      </w:r>
-    </w:p>
-    <w:p>
-      <w:pPr>
-        <w:spacing w:after="0" w:line="360" w:lineRule="exact"/>
-        <w:ind w:firstLine="851"/>
-        <w:jc w:val="both"/>
-        <w:rPr>
-          <w:rFonts w:ascii="Times New Roman" w:hAnsi="Times New Roman" w:cs="Times New Roman"/>
-          <w:sz w:val="28"/>
-          <w:szCs w:val="28"/>
-        </w:rPr>
-      </w:pPr>
-      <w:r>
-        <w:rPr>
-          <w:rFonts w:ascii="Times New Roman" w:hAnsi="Times New Roman" w:cs="Times New Roman"/>
-          <w:sz w:val="28"/>
-          <w:szCs w:val="28"/>
-        </w:rPr>
-        <w:t>Ввод информации осуществляется пользователем через элементы веб-интерфейса:</w:t>
-      </w:r>
-    </w:p>
-    <w:p>
-      <w:pPr>
-        <w:numPr>
-          <w:ilvl w:val="0"/>
-          <w:numId w:val="29"/>
-        </w:numPr>
-        <w:spacing w:after="0" w:line="360" w:lineRule="exact"/>
-        <w:ind w:left="0" w:firstLine="851"/>
-        <w:jc w:val="both"/>
-        <w:rPr>
-          <w:rFonts w:ascii="Times New Roman" w:hAnsi="Times New Roman" w:cs="Times New Roman"/>
-          <w:sz w:val="28"/>
-          <w:szCs w:val="28"/>
-        </w:rPr>
-      </w:pPr>
-      <w:r>
-        <w:rPr>
-          <w:rFonts w:ascii="Times New Roman" w:hAnsi="Times New Roman" w:cs="Times New Roman"/>
-          <w:sz w:val="28"/>
-          <w:szCs w:val="28"/>
-        </w:rPr>
-        <w:t xml:space="preserve">выбор группы из выпадающего списка; </w:t>
-      </w:r>
-    </w:p>
-    <w:p>
-      <w:pPr>
-        <w:numPr>
-          <w:ilvl w:val="0"/>
-          <w:numId w:val="29"/>
-        </w:numPr>
-        <w:spacing w:after="0" w:line="360" w:lineRule="exact"/>
-        <w:ind w:left="0" w:firstLine="851"/>
-        <w:jc w:val="both"/>
-        <w:rPr>
-          <w:rFonts w:ascii="Times New Roman" w:hAnsi="Times New Roman" w:cs="Times New Roman"/>
-          <w:sz w:val="28"/>
-          <w:szCs w:val="28"/>
-        </w:rPr>
-      </w:pPr>
-      <w:r>
-        <w:rPr>
-          <w:rFonts w:ascii="Times New Roman" w:hAnsi="Times New Roman" w:cs="Times New Roman"/>
-          <w:sz w:val="28"/>
-          <w:szCs w:val="28"/>
-        </w:rPr>
-        <w:t xml:space="preserve">выбор преподавателя; </w:t>
-      </w:r>
-    </w:p>
-    <w:p>
-      <w:pPr>
-        <w:numPr>
-          <w:ilvl w:val="0"/>
-          <w:numId w:val="29"/>
-        </w:numPr>
-        <w:spacing w:after="0" w:line="360" w:lineRule="exact"/>
-        <w:ind w:left="0" w:firstLine="851"/>
-        <w:jc w:val="both"/>
-        <w:rPr>
-          <w:rFonts w:ascii="Times New Roman" w:hAnsi="Times New Roman" w:cs="Times New Roman"/>
-          <w:sz w:val="28"/>
-          <w:szCs w:val="28"/>
-        </w:rPr>
-      </w:pPr>
-      <w:r>
-        <w:rPr>
-          <w:rFonts w:ascii="Times New Roman" w:hAnsi="Times New Roman" w:cs="Times New Roman"/>
-          <w:sz w:val="28"/>
-          <w:szCs w:val="28"/>
-        </w:rPr>
-        <w:t xml:space="preserve">загрузка Excel-файла; </w:t>
-      </w:r>
-    </w:p>
-    <w:p>
-      <w:pPr>
-        <w:numPr>
-          <w:ilvl w:val="0"/>
-          <w:numId w:val="29"/>
-        </w:numPr>
-        <w:spacing w:after="0" w:line="360" w:lineRule="exact"/>
-        <w:ind w:left="0" w:firstLine="851"/>
-        <w:jc w:val="both"/>
-        <w:rPr>
-          <w:rFonts w:ascii="Times New Roman" w:hAnsi="Times New Roman" w:cs="Times New Roman"/>
-          <w:sz w:val="28"/>
-          <w:szCs w:val="28"/>
-        </w:rPr>
-      </w:pPr>
-      <w:r>
-        <w:rPr>
-          <w:rFonts w:ascii="Times New Roman" w:hAnsi="Times New Roman" w:cs="Times New Roman"/>
-          <w:sz w:val="28"/>
-          <w:szCs w:val="28"/>
-        </w:rPr>
-        <w:t xml:space="preserve">выбор режима отображения расписания; </w:t>
-      </w:r>
-    </w:p>
-    <w:p>
-      <w:pPr>
-        <w:numPr>
-          <w:ilvl w:val="0"/>
-          <w:numId w:val="29"/>
-        </w:numPr>
-        <w:spacing w:after="0" w:line="360" w:lineRule="exact"/>
-        <w:ind w:left="0" w:firstLine="851"/>
-        <w:jc w:val="both"/>
-        <w:rPr>
-          <w:rFonts w:ascii="Times New Roman" w:hAnsi="Times New Roman" w:cs="Times New Roman"/>
-          <w:sz w:val="28"/>
-          <w:szCs w:val="28"/>
-        </w:rPr>
-      </w:pPr>
-      <w:r>
-        <w:rPr>
-          <w:rFonts w:ascii="Times New Roman" w:hAnsi="Times New Roman" w:cs="Times New Roman"/>
-          <w:sz w:val="28"/>
-          <w:szCs w:val="28"/>
-        </w:rPr>
-        <w:t xml:space="preserve">изменение настроек оформления; </w:t>
-      </w:r>
-    </w:p>
-    <w:p>
-      <w:pPr>
-        <w:numPr>
-          <w:ilvl w:val="0"/>
-          <w:numId w:val="29"/>
-        </w:numPr>
-        <w:spacing w:after="0" w:line="360" w:lineRule="exact"/>
-        <w:ind w:left="0" w:firstLine="851"/>
-        <w:jc w:val="both"/>
-        <w:rPr>
-          <w:rFonts w:ascii="Times New Roman" w:hAnsi="Times New Roman" w:cs="Times New Roman"/>
-          <w:sz w:val="28"/>
-          <w:szCs w:val="28"/>
-        </w:rPr>
-      </w:pPr>
-      <w:r>
-        <w:rPr>
-          <w:rFonts w:ascii="Times New Roman" w:hAnsi="Times New Roman" w:cs="Times New Roman"/>
-          <w:sz w:val="28"/>
-          <w:szCs w:val="28"/>
-        </w:rPr>
-        <w:t xml:space="preserve">управление данными через административную панель. </w:t>
-      </w:r>
-    </w:p>
-    <w:p>
-      <w:pPr>
-        <w:spacing w:after="0" w:line="360" w:lineRule="exact"/>
-        <w:ind w:firstLine="851"/>
-        <w:jc w:val="both"/>
-        <w:rPr>
-          <w:rFonts w:ascii="Times New Roman" w:hAnsi="Times New Roman" w:cs="Times New Roman"/>
-          <w:sz w:val="28"/>
-          <w:szCs w:val="28"/>
-        </w:rPr>
-      </w:pPr>
-      <w:r>
-        <w:rPr>
-          <w:rFonts w:ascii="Times New Roman" w:hAnsi="Times New Roman" w:cs="Times New Roman"/>
-          <w:sz w:val="28"/>
-          <w:szCs w:val="28"/>
-        </w:rPr>
-        <w:t>Программное средство должно обеспечивать:</w:t>
-      </w:r>
-    </w:p>
-    <w:p>
-      <w:pPr>
-        <w:numPr>
-          <w:ilvl w:val="0"/>
-          <w:numId w:val="29"/>
-        </w:numPr>
-        <w:spacing w:after="0" w:line="360" w:lineRule="exact"/>
-        <w:ind w:left="0" w:firstLine="851"/>
-        <w:jc w:val="both"/>
-        <w:rPr>
-          <w:rFonts w:ascii="Times New Roman" w:hAnsi="Times New Roman" w:cs="Times New Roman"/>
-          <w:sz w:val="28"/>
-          <w:szCs w:val="28"/>
-        </w:rPr>
-      </w:pPr>
-      <w:r>
-        <w:rPr>
-          <w:rFonts w:ascii="Times New Roman" w:hAnsi="Times New Roman" w:cs="Times New Roman"/>
-          <w:sz w:val="28"/>
-          <w:szCs w:val="28"/>
-        </w:rPr>
-        <w:t xml:space="preserve">корректную обработку входных данных; </w:t>
-      </w:r>
-    </w:p>
-    <w:p>
-      <w:pPr>
-        <w:numPr>
-          <w:ilvl w:val="0"/>
-          <w:numId w:val="29"/>
-        </w:numPr>
-        <w:spacing w:after="0" w:line="360" w:lineRule="exact"/>
-        <w:ind w:left="0" w:firstLine="851"/>
-        <w:jc w:val="both"/>
-        <w:rPr>
-          <w:rFonts w:ascii="Times New Roman" w:hAnsi="Times New Roman" w:cs="Times New Roman"/>
-          <w:sz w:val="28"/>
-          <w:szCs w:val="28"/>
-        </w:rPr>
-      </w:pPr>
-      <w:r>
-        <w:rPr>
-          <w:rFonts w:ascii="Times New Roman" w:hAnsi="Times New Roman" w:cs="Times New Roman"/>
-          <w:sz w:val="28"/>
-          <w:szCs w:val="28"/>
-        </w:rPr>
-        <w:lastRenderedPageBreak/>
-        <w:t xml:space="preserve">стабильную работу с Excel-файлами и HTML-страницами; </w:t>
-      </w:r>
-    </w:p>
-    <w:p>
-      <w:pPr>
-        <w:numPr>
-          <w:ilvl w:val="0"/>
-          <w:numId w:val="29"/>
-        </w:numPr>
-        <w:spacing w:after="0" w:line="360" w:lineRule="exact"/>
-        <w:ind w:left="0" w:firstLine="851"/>
-        <w:jc w:val="both"/>
-        <w:rPr>
-          <w:rFonts w:ascii="Times New Roman" w:hAnsi="Times New Roman" w:cs="Times New Roman"/>
-          <w:sz w:val="28"/>
-          <w:szCs w:val="28"/>
-        </w:rPr>
-      </w:pPr>
-      <w:r>
-        <w:rPr>
-          <w:rFonts w:ascii="Times New Roman" w:hAnsi="Times New Roman" w:cs="Times New Roman"/>
-          <w:sz w:val="28"/>
-          <w:szCs w:val="28"/>
-        </w:rPr>
-        <w:t xml:space="preserve">удобное отображение расписания; </w:t>
-      </w:r>
-    </w:p>
-    <w:p>
-      <w:pPr>
-        <w:numPr>
-          <w:ilvl w:val="0"/>
-          <w:numId w:val="29"/>
-        </w:numPr>
-        <w:spacing w:after="0" w:line="360" w:lineRule="exact"/>
-        <w:ind w:left="0" w:firstLine="851"/>
-        <w:jc w:val="both"/>
-        <w:rPr>
-          <w:rFonts w:ascii="Times New Roman" w:hAnsi="Times New Roman" w:cs="Times New Roman"/>
-          <w:sz w:val="28"/>
-          <w:szCs w:val="28"/>
-        </w:rPr>
-      </w:pPr>
-      <w:r>
-        <w:rPr>
-          <w:rFonts w:ascii="Times New Roman" w:hAnsi="Times New Roman" w:cs="Times New Roman"/>
-          <w:sz w:val="28"/>
-          <w:szCs w:val="28"/>
-        </w:rPr>
-        <w:t xml:space="preserve">поддержку светлой и тёмной тем оформления; </w:t>
-      </w:r>
-    </w:p>
-    <w:p>
-      <w:pPr>
-        <w:numPr>
-          <w:ilvl w:val="0"/>
-          <w:numId w:val="29"/>
-        </w:numPr>
-        <w:spacing w:after="0" w:line="360" w:lineRule="exact"/>
-        <w:ind w:left="0" w:firstLine="851"/>
-        <w:jc w:val="both"/>
-        <w:rPr>
-          <w:rFonts w:ascii="Times New Roman" w:hAnsi="Times New Roman" w:cs="Times New Roman"/>
-          <w:sz w:val="28"/>
-          <w:szCs w:val="28"/>
-        </w:rPr>
-      </w:pPr>
-      <w:r>
-        <w:rPr>
-          <w:rFonts w:ascii="Times New Roman" w:hAnsi="Times New Roman" w:cs="Times New Roman"/>
-          <w:sz w:val="28"/>
-          <w:szCs w:val="28"/>
-        </w:rPr>
-        <w:t xml:space="preserve">адаптивность интерфейса; </w:t>
-      </w:r>
-    </w:p>
-    <w:p>
-      <w:pPr>
-        <w:numPr>
-          <w:ilvl w:val="0"/>
-          <w:numId w:val="29"/>
-        </w:numPr>
-        <w:spacing w:after="0" w:line="360" w:lineRule="exact"/>
-        <w:ind w:left="0" w:firstLine="851"/>
-        <w:jc w:val="both"/>
-        <w:rPr>
-          <w:rFonts w:ascii="Times New Roman" w:hAnsi="Times New Roman" w:cs="Times New Roman"/>
-          <w:sz w:val="28"/>
-          <w:szCs w:val="28"/>
-        </w:rPr>
-      </w:pPr>
-      <w:r>
-        <w:rPr>
-          <w:rFonts w:ascii="Times New Roman" w:hAnsi="Times New Roman" w:cs="Times New Roman"/>
-          <w:sz w:val="28"/>
-          <w:szCs w:val="28"/>
-        </w:rPr>
-        <w:t xml:space="preserve">корректную работу пользовательских настроек; </w:t>
-      </w:r>
-    </w:p>
-    <w:p>
-      <w:pPr>
-        <w:numPr>
-          <w:ilvl w:val="0"/>
-          <w:numId w:val="29"/>
-        </w:numPr>
-        <w:spacing w:after="0" w:line="360" w:lineRule="exact"/>
-        <w:ind w:left="0" w:firstLine="851"/>
-        <w:jc w:val="both"/>
-        <w:rPr>
-          <w:rFonts w:ascii="Times New Roman" w:hAnsi="Times New Roman" w:cs="Times New Roman"/>
-          <w:sz w:val="28"/>
-          <w:szCs w:val="28"/>
-        </w:rPr>
-      </w:pPr>
-      <w:r>
-        <w:rPr>
-          <w:rFonts w:ascii="Times New Roman" w:hAnsi="Times New Roman" w:cs="Times New Roman"/>
-          <w:sz w:val="28"/>
-          <w:szCs w:val="28"/>
-        </w:rPr>
-        <w:t>устойчивую работу всех компонентов системы.</w:t>
-      </w:r>
-    </w:p>
-    <w:p>
-      <w:pPr>
-        <w:spacing w:after="0" w:line="360" w:lineRule="exact"/>
-        <w:ind w:firstLine="851"/>
-        <w:jc w:val="both"/>
-        <w:rPr>
-          <w:rFonts w:ascii="Times New Roman" w:hAnsi="Times New Roman" w:cs="Times New Roman"/>
-          <w:b/>
-          <w:bCs/>
-          <w:sz w:val="28"/>
-          <w:szCs w:val="28"/>
-        </w:rPr>
-      </w:pPr>
-    </w:p>
-    <w:p>
-      <w:pPr>
-        <w:pStyle w:val="a7"/>
-        <w:numPr>
-          <w:ilvl w:val="1"/>
-          <w:numId w:val="24"/>
-        </w:numPr>
-        <w:spacing w:after="0" w:line="360" w:lineRule="exact"/>
-        <w:jc w:val="both"/>
-        <w:rPr>
-          <w:rFonts w:ascii="Times New Roman" w:hAnsi="Times New Roman" w:cs="Times New Roman"/>
-          <w:b/>
-          <w:bCs/>
-          <w:sz w:val="28"/>
-          <w:szCs w:val="28"/>
-        </w:rPr>
-      </w:pPr>
-      <w:r>
-        <w:rPr>
-          <w:rFonts w:ascii="Times New Roman" w:hAnsi="Times New Roman" w:cs="Times New Roman"/>
-          <w:b/>
-          <w:bCs/>
-          <w:sz w:val="28"/>
-          <w:szCs w:val="28"/>
-        </w:rPr>
-        <w:t>Инструменты разработки</w:t>
-      </w:r>
-    </w:p>
-    <w:p>
-      <w:pPr>
-        <w:spacing w:after="0" w:line="360" w:lineRule="exact"/>
-        <w:ind w:left="851"/>
-        <w:jc w:val="both"/>
-        <w:rPr>
-          <w:rFonts w:ascii="Times New Roman" w:hAnsi="Times New Roman" w:cs="Times New Roman"/>
-          <w:b/>
-          <w:bCs/>
-          <w:sz w:val="28"/>
-          <w:szCs w:val="28"/>
-        </w:rPr>
-      </w:pPr>
-    </w:p>
-    <w:p>
-      <w:pPr>
-        <w:spacing w:after="0" w:line="360" w:lineRule="exact"/>
-        <w:ind w:firstLine="851"/>
-        <w:jc w:val="both"/>
-        <w:rPr>
-          <w:rFonts w:ascii="Times New Roman" w:hAnsi="Times New Roman" w:cs="Times New Roman"/>
-          <w:sz w:val="28"/>
-          <w:szCs w:val="28"/>
-        </w:rPr>
-      </w:pPr>
-      <w:r>
-        <w:rPr>
-          <w:rFonts w:ascii="Times New Roman" w:hAnsi="Times New Roman" w:cs="Times New Roman"/>
-          <w:sz w:val="28"/>
-          <w:szCs w:val="28"/>
-        </w:rPr>
-        <w:t>Разработка веб-приложения осуществляется в интегрированной среде Microsoft Visual Studio — одной из наиболее популярных сред разработки для создания приложений на платформе .NET. Выбор данной среды обусловлен рядом преимуществ:</w:t>
-      </w:r>
-    </w:p>
-    <w:p>
-      <w:pPr>
-        <w:numPr>
-          <w:ilvl w:val="0"/>
-          <w:numId w:val="29"/>
-        </w:numPr>
-        <w:spacing w:after="0" w:line="360" w:lineRule="exact"/>
-        <w:ind w:left="0" w:firstLine="851"/>
-        <w:jc w:val="both"/>
-        <w:rPr>
-          <w:rFonts w:ascii="Times New Roman" w:hAnsi="Times New Roman" w:cs="Times New Roman"/>
-          <w:sz w:val="28"/>
-          <w:szCs w:val="28"/>
-        </w:rPr>
-      </w:pPr>
-      <w:r>
-        <w:rPr>
-          <w:rFonts w:ascii="Times New Roman" w:hAnsi="Times New Roman" w:cs="Times New Roman"/>
-          <w:sz w:val="28"/>
-          <w:szCs w:val="28"/>
-        </w:rPr>
-        <w:t>поддержка платформы ASP.NET Core M</w:t>
-      </w:r>
-      <w:r>
-        <w:rPr>
-          <w:rFonts w:ascii="Times New Roman" w:hAnsi="Times New Roman" w:cs="Times New Roman"/>
-          <w:sz w:val="28"/>
-          <w:szCs w:val="28"/>
-        </w:rPr>
-        <w:t xml:space="preserve"> </w:t>
-      </w:r>
-      <w:r>
-        <w:rPr>
-          <w:rFonts w:ascii="Times New Roman" w:hAnsi="Times New Roman" w:cs="Times New Roman"/>
-          <w:sz w:val="28"/>
-          <w:szCs w:val="28"/>
-        </w:rPr>
-        <w:tab/>
-      </w:r>
-      <w:r>
-        <w:rPr>
-          <w:rFonts w:ascii="Times New Roman" w:hAnsi="Times New Roman" w:cs="Times New Roman"/>
-          <w:sz w:val="28"/>
-          <w:szCs w:val="28"/>
-        </w:rPr>
-        <w:t xml:space="preserve">VC; </w:t>
-      </w:r>
-    </w:p>
-    <w:p>
-      <w:pPr>
-        <w:numPr>
-          <w:ilvl w:val="0"/>
-          <w:numId w:val="29"/>
-        </w:numPr>
-        <w:spacing w:after="0" w:line="360" w:lineRule="exact"/>
-        <w:ind w:left="0" w:firstLine="851"/>
-        <w:jc w:val="both"/>
-        <w:rPr>
-          <w:rFonts w:ascii="Times New Roman" w:hAnsi="Times New Roman" w:cs="Times New Roman"/>
-          <w:sz w:val="28"/>
-          <w:szCs w:val="28"/>
-        </w:rPr>
-      </w:pPr>
-      <w:r>
-        <w:rPr>
-          <w:rFonts w:ascii="Times New Roman" w:hAnsi="Times New Roman" w:cs="Times New Roman"/>
-          <w:sz w:val="28"/>
-          <w:szCs w:val="28"/>
-        </w:rPr>
-        <w:t xml:space="preserve">удобная система отладки и анализа кода; </w:t>
-      </w:r>
-    </w:p>
-    <w:p>
-      <w:pPr>
-        <w:numPr>
-          <w:ilvl w:val="0"/>
-          <w:numId w:val="29"/>
-        </w:numPr>
-        <w:spacing w:after="0" w:line="360" w:lineRule="exact"/>
-        <w:ind w:left="0" w:firstLine="851"/>
-        <w:jc w:val="both"/>
-        <w:rPr>
-          <w:rFonts w:ascii="Times New Roman" w:hAnsi="Times New Roman" w:cs="Times New Roman"/>
-          <w:sz w:val="28"/>
-          <w:szCs w:val="28"/>
-        </w:rPr>
-      </w:pPr>
-      <w:r>
-        <w:rPr>
-          <w:rFonts w:ascii="Times New Roman" w:hAnsi="Times New Roman" w:cs="Times New Roman"/>
-          <w:sz w:val="28"/>
-          <w:szCs w:val="28"/>
-        </w:rPr>
-        <w:t xml:space="preserve">встроенная поддержка </w:t>
-      </w:r>
-      <w:proofErr w:type="spellStart"/>
-      <w:r>
-        <w:rPr>
-          <w:rFonts w:ascii="Times New Roman" w:hAnsi="Times New Roman" w:cs="Times New Roman"/>
-          <w:sz w:val="28"/>
-          <w:szCs w:val="28"/>
-        </w:rPr>
-        <w:t>Entity</w:t>
-      </w:r>
-      <w:proofErr w:type="spellEnd"/>
-      <w:r>
-        <w:rPr>
-          <w:rFonts w:ascii="Times New Roman" w:hAnsi="Times New Roman" w:cs="Times New Roman"/>
-          <w:sz w:val="28"/>
-          <w:szCs w:val="28"/>
-        </w:rPr>
-        <w:t xml:space="preserve"> Framework Core; </w:t>
-      </w:r>
-    </w:p>
-    <w:p>
-      <w:pPr>
-        <w:numPr>
-          <w:ilvl w:val="0"/>
-          <w:numId w:val="29"/>
-        </w:numPr>
-        <w:spacing w:after="0" w:line="360" w:lineRule="exact"/>
-        <w:ind w:left="0" w:firstLine="851"/>
-        <w:jc w:val="both"/>
-        <w:rPr>
-          <w:rFonts w:ascii="Times New Roman" w:hAnsi="Times New Roman" w:cs="Times New Roman"/>
-          <w:sz w:val="28"/>
-          <w:szCs w:val="28"/>
-        </w:rPr>
-      </w:pPr>
-      <w:r>
-        <w:rPr>
-          <w:rFonts w:ascii="Times New Roman" w:hAnsi="Times New Roman" w:cs="Times New Roman"/>
-          <w:sz w:val="28"/>
-          <w:szCs w:val="28"/>
-        </w:rPr>
-        <w:t xml:space="preserve">наличие системы автоматического дополнения кода </w:t>
-      </w:r>
-      <w:proofErr w:type="spellStart"/>
-      <w:r>
-        <w:rPr>
-          <w:rFonts w:ascii="Times New Roman" w:hAnsi="Times New Roman" w:cs="Times New Roman"/>
-          <w:sz w:val="28"/>
-          <w:szCs w:val="28"/>
-        </w:rPr>
-        <w:t>IntelliSense</w:t>
-      </w:r>
-      <w:proofErr w:type="spellEnd"/>
-      <w:r>
-        <w:rPr>
-          <w:rFonts w:ascii="Times New Roman" w:hAnsi="Times New Roman" w:cs="Times New Roman"/>
-          <w:sz w:val="28"/>
-          <w:szCs w:val="28"/>
-        </w:rPr>
-        <w:t xml:space="preserve">; </w:t>
-      </w:r>
-    </w:p>
-    <w:p>
-      <w:pPr>
-        <w:numPr>
-          <w:ilvl w:val="0"/>
-          <w:numId w:val="29"/>
-        </w:numPr>
-        <w:spacing w:after="0" w:line="360" w:lineRule="exact"/>
-        <w:ind w:left="0" w:firstLine="851"/>
-        <w:jc w:val="both"/>
-        <w:rPr>
-          <w:rFonts w:ascii="Times New Roman" w:hAnsi="Times New Roman" w:cs="Times New Roman"/>
-          <w:sz w:val="28"/>
-          <w:szCs w:val="28"/>
-        </w:rPr>
-      </w:pPr>
-      <w:r>
-        <w:rPr>
-          <w:rFonts w:ascii="Times New Roman" w:hAnsi="Times New Roman" w:cs="Times New Roman"/>
-          <w:sz w:val="28"/>
-          <w:szCs w:val="28"/>
-        </w:rPr>
-        <w:t xml:space="preserve">удобные инструменты управления структурой проекта; </w:t>
-      </w:r>
-    </w:p>
-    <w:p>
-      <w:pPr>
-        <w:numPr>
-          <w:ilvl w:val="0"/>
-          <w:numId w:val="29"/>
-        </w:numPr>
-        <w:spacing w:after="0" w:line="360" w:lineRule="exact"/>
-        <w:ind w:left="0" w:firstLine="851"/>
-        <w:jc w:val="both"/>
-        <w:rPr>
-          <w:rFonts w:ascii="Times New Roman" w:hAnsi="Times New Roman" w:cs="Times New Roman"/>
-          <w:sz w:val="28"/>
-          <w:szCs w:val="28"/>
-        </w:rPr>
-      </w:pPr>
-      <w:r>
-        <w:rPr>
-          <w:rFonts w:ascii="Times New Roman" w:hAnsi="Times New Roman" w:cs="Times New Roman"/>
-          <w:sz w:val="28"/>
-          <w:szCs w:val="28"/>
-        </w:rPr>
-        <w:t xml:space="preserve">поддержка современных веб-технологий; </w:t>
-      </w:r>
-    </w:p>
-    <w:p>
-      <w:pPr>
-        <w:numPr>
-          <w:ilvl w:val="0"/>
-          <w:numId w:val="29"/>
-        </w:numPr>
-        <w:spacing w:after="0" w:line="360" w:lineRule="exact"/>
-        <w:ind w:left="0" w:firstLine="851"/>
-        <w:jc w:val="both"/>
-        <w:rPr>
-          <w:rFonts w:ascii="Times New Roman" w:hAnsi="Times New Roman" w:cs="Times New Roman"/>
-          <w:sz w:val="28"/>
-          <w:szCs w:val="28"/>
-        </w:rPr>
-      </w:pPr>
-      <w:r>
-        <w:rPr>
-          <w:rFonts w:ascii="Times New Roman" w:hAnsi="Times New Roman" w:cs="Times New Roman"/>
-          <w:sz w:val="28"/>
-          <w:szCs w:val="28"/>
-        </w:rPr>
-        <w:t xml:space="preserve">широкая распространённость и наличие документации. </w:t>
-      </w:r>
-    </w:p>
-    <w:p>
-      <w:pPr>
-        <w:spacing w:after="0" w:line="360" w:lineRule="exact"/>
-        <w:ind w:firstLine="851"/>
-        <w:jc w:val="both"/>
-        <w:rPr>
-          <w:rFonts w:ascii="Times New Roman" w:hAnsi="Times New Roman" w:cs="Times New Roman"/>
-          <w:sz w:val="28"/>
-          <w:szCs w:val="28"/>
-        </w:rPr>
-      </w:pPr>
-      <w:r>
-        <w:rPr>
-          <w:rFonts w:ascii="Times New Roman" w:hAnsi="Times New Roman" w:cs="Times New Roman"/>
-          <w:sz w:val="28"/>
-          <w:szCs w:val="28"/>
-        </w:rPr>
-        <w:t>В качестве основного языка программирования используется C#. Данный язык обладает высокой производительностью, удобным синтаксисом и тесной интеграцией с платформой .NET. Использование ASP.NET Core MVC позволяет создавать современные веб-приложения с разделением логики, интерфейса и обработки данных.</w:t>
-      </w:r>
-    </w:p>
-    <w:p>
-      <w:pPr>
-        <w:spacing w:after="0" w:line="360" w:lineRule="exact"/>
-        <w:ind w:firstLine="851"/>
-        <w:jc w:val="both"/>
-        <w:rPr>
-          <w:rFonts w:ascii="Times New Roman" w:hAnsi="Times New Roman" w:cs="Times New Roman"/>
-          <w:sz w:val="28"/>
-          <w:szCs w:val="28"/>
-        </w:rPr>
-      </w:pPr>
-      <w:r>
-        <w:rPr>
-          <w:rFonts w:ascii="Times New Roman" w:hAnsi="Times New Roman" w:cs="Times New Roman"/>
-          <w:sz w:val="28"/>
-          <w:szCs w:val="28"/>
-        </w:rPr>
-        <w:t>Для разработки приложения используются следующие технологии и программные средства:</w:t>
-      </w:r>
-    </w:p>
-    <w:p>
-      <w:pPr>
-        <w:numPr>
-          <w:ilvl w:val="0"/>
-          <w:numId w:val="29"/>
-        </w:numPr>
-        <w:spacing w:after="0" w:line="360" w:lineRule="exact"/>
-        <w:ind w:left="0" w:firstLine="851"/>
-        <w:jc w:val="both"/>
-        <w:rPr>
-          <w:rFonts w:ascii="Times New Roman" w:hAnsi="Times New Roman" w:cs="Times New Roman"/>
-          <w:sz w:val="28"/>
-          <w:szCs w:val="28"/>
-        </w:rPr>
-      </w:pPr>
-      <w:r>
-        <w:rPr>
-          <w:rFonts w:ascii="Times New Roman" w:hAnsi="Times New Roman" w:cs="Times New Roman"/>
-          <w:sz w:val="28"/>
-          <w:szCs w:val="28"/>
-        </w:rPr>
-        <w:t xml:space="preserve">ASP.NET Core MVC — разработка веб-приложения; </w:t>
-      </w:r>
-    </w:p>
-    <w:p>
-      <w:pPr>
-        <w:numPr>
-          <w:ilvl w:val="0"/>
-          <w:numId w:val="29"/>
-        </w:numPr>
-        <w:spacing w:after="0" w:line="360" w:lineRule="exact"/>
-        <w:ind w:left="0" w:firstLine="851"/>
-        <w:jc w:val="both"/>
-        <w:rPr>
-          <w:rFonts w:ascii="Times New Roman" w:hAnsi="Times New Roman" w:cs="Times New Roman"/>
-          <w:sz w:val="28"/>
-          <w:szCs w:val="28"/>
-        </w:rPr>
-      </w:pPr>
-      <w:proofErr w:type="spellStart"/>
-      <w:r>
-        <w:rPr>
-          <w:rFonts w:ascii="Times New Roman" w:hAnsi="Times New Roman" w:cs="Times New Roman"/>
-          <w:sz w:val="28"/>
-          <w:szCs w:val="28"/>
-        </w:rPr>
-        <w:t>Entity</w:t>
-      </w:r>
-      <w:proofErr w:type="spellEnd"/>
-      <w:r>
-        <w:rPr>
-          <w:rFonts w:ascii="Times New Roman" w:hAnsi="Times New Roman" w:cs="Times New Roman"/>
-          <w:sz w:val="28"/>
-          <w:szCs w:val="28"/>
-        </w:rPr>
-        <w:t xml:space="preserve"> Framework Core — работа с базой данных; </w:t>
-      </w:r>
-    </w:p>
-    <w:p>
-      <w:pPr>
-        <w:numPr>
-          <w:ilvl w:val="0"/>
-          <w:numId w:val="29"/>
-        </w:numPr>
-        <w:spacing w:after="0" w:line="360" w:lineRule="exact"/>
-        <w:ind w:left="0" w:firstLine="851"/>
-        <w:jc w:val="both"/>
-        <w:rPr>
-          <w:rFonts w:ascii="Times New Roman" w:hAnsi="Times New Roman" w:cs="Times New Roman"/>
-          <w:sz w:val="28"/>
-          <w:szCs w:val="28"/>
-        </w:rPr>
-      </w:pPr>
-      <w:proofErr w:type="spellStart"/>
-      <w:r>
-        <w:rPr>
-          <w:rFonts w:ascii="Times New Roman" w:hAnsi="Times New Roman" w:cs="Times New Roman"/>
-          <w:sz w:val="28"/>
-          <w:szCs w:val="28"/>
-        </w:rPr>
-        <w:t>SQLite</w:t>
-      </w:r>
-      <w:proofErr w:type="spellEnd"/>
-      <w:r>
-        <w:rPr>
-          <w:rFonts w:ascii="Times New Roman" w:hAnsi="Times New Roman" w:cs="Times New Roman"/>
-          <w:sz w:val="28"/>
-          <w:szCs w:val="28"/>
-        </w:rPr>
-        <w:t xml:space="preserve"> или SQL Server — хранение данных; </w:t>
-      </w:r>
-    </w:p>
-    <w:p>
-      <w:pPr>
-        <w:numPr>
-          <w:ilvl w:val="0"/>
-          <w:numId w:val="29"/>
-        </w:numPr>
-        <w:spacing w:after="0" w:line="360" w:lineRule="exact"/>
-        <w:ind w:left="0" w:firstLine="851"/>
-        <w:jc w:val="both"/>
-        <w:rPr>
-          <w:rFonts w:ascii="Times New Roman" w:hAnsi="Times New Roman" w:cs="Times New Roman"/>
-          <w:sz w:val="28"/>
-          <w:szCs w:val="28"/>
-        </w:rPr>
-      </w:pPr>
-      <w:r>
-        <w:rPr>
-          <w:rFonts w:ascii="Times New Roman" w:hAnsi="Times New Roman" w:cs="Times New Roman"/>
-          <w:sz w:val="28"/>
-          <w:szCs w:val="28"/>
-        </w:rPr>
-        <w:t xml:space="preserve">HTML, CSS и JavaScript — создание пользовательского интерфейса; </w:t>
-      </w:r>
-    </w:p>
-    <w:p>
-      <w:pPr>
-        <w:numPr>
-          <w:ilvl w:val="0"/>
-          <w:numId w:val="29"/>
-        </w:numPr>
-        <w:spacing w:after="0" w:line="360" w:lineRule="exact"/>
-        <w:ind w:left="0" w:firstLine="851"/>
-        <w:jc w:val="both"/>
-        <w:rPr>
-          <w:rFonts w:ascii="Times New Roman" w:hAnsi="Times New Roman" w:cs="Times New Roman"/>
-          <w:sz w:val="28"/>
-          <w:szCs w:val="28"/>
-        </w:rPr>
-      </w:pPr>
-      <w:proofErr w:type="spellStart"/>
-      <w:r>
-        <w:rPr>
-          <w:rFonts w:ascii="Times New Roman" w:hAnsi="Times New Roman" w:cs="Times New Roman"/>
-          <w:sz w:val="28"/>
-          <w:szCs w:val="28"/>
-        </w:rPr>
-        <w:t>Bootstrap</w:t>
-      </w:r>
-      <w:proofErr w:type="spellEnd"/>
-      <w:r>
-        <w:rPr>
-          <w:rFonts w:ascii="Times New Roman" w:hAnsi="Times New Roman" w:cs="Times New Roman"/>
-          <w:sz w:val="28"/>
-          <w:szCs w:val="28"/>
-        </w:rPr>
-        <w:t xml:space="preserve"> 5 — адаптивная вёрстка интерфейса; </w:t>
-      </w:r>
-    </w:p>
-    <w:p>
-      <w:pPr>
-        <w:numPr>
-          <w:ilvl w:val="0"/>
-          <w:numId w:val="29"/>
-        </w:numPr>
-        <w:spacing w:after="0" w:line="360" w:lineRule="exact"/>
-        <w:ind w:left="0" w:firstLine="851"/>
-        <w:jc w:val="both"/>
-        <w:rPr>
-          <w:rFonts w:ascii="Times New Roman" w:hAnsi="Times New Roman" w:cs="Times New Roman"/>
-          <w:sz w:val="28"/>
-          <w:szCs w:val="28"/>
-        </w:rPr>
-      </w:pPr>
-      <w:proofErr w:type="spellStart"/>
-      <w:r>
-        <w:rPr>
-          <w:rFonts w:ascii="Times New Roman" w:hAnsi="Times New Roman" w:cs="Times New Roman"/>
-          <w:sz w:val="28"/>
-          <w:szCs w:val="28"/>
-        </w:rPr>
-        <w:t>ClosedXML</w:t>
-      </w:r>
-      <w:proofErr w:type="spellEnd"/>
-      <w:r>
-        <w:rPr>
-          <w:rFonts w:ascii="Times New Roman" w:hAnsi="Times New Roman" w:cs="Times New Roman"/>
-          <w:sz w:val="28"/>
-          <w:szCs w:val="28"/>
-        </w:rPr>
-        <w:t xml:space="preserve">, </w:t>
-      </w:r>
-      <w:proofErr w:type="spellStart"/>
-      <w:r>
-        <w:rPr>
-          <w:rFonts w:ascii="Times New Roman" w:hAnsi="Times New Roman" w:cs="Times New Roman"/>
-          <w:sz w:val="28"/>
-          <w:szCs w:val="28"/>
-        </w:rPr>
-        <w:t>EPPlus</w:t>
-      </w:r>
-      <w:proofErr w:type="spellEnd"/>
-      <w:r>
-        <w:rPr>
-          <w:rFonts w:ascii="Times New Roman" w:hAnsi="Times New Roman" w:cs="Times New Roman"/>
-          <w:sz w:val="28"/>
-          <w:szCs w:val="28"/>
-        </w:rPr>
-        <w:t xml:space="preserve"> или </w:t>
-      </w:r>
-      <w:proofErr w:type="spellStart"/>
-      <w:r>
-        <w:rPr>
-          <w:rFonts w:ascii="Times New Roman" w:hAnsi="Times New Roman" w:cs="Times New Roman"/>
-          <w:sz w:val="28"/>
-          <w:szCs w:val="28"/>
-        </w:rPr>
-        <w:t>ExcelDataReader</w:t>
-      </w:r>
-      <w:proofErr w:type="spellEnd"/>
-      <w:r>
-        <w:rPr>
-          <w:rFonts w:ascii="Times New Roman" w:hAnsi="Times New Roman" w:cs="Times New Roman"/>
-          <w:sz w:val="28"/>
-          <w:szCs w:val="28"/>
-        </w:rPr>
-        <w:t xml:space="preserve"> — обработка Excel-файлов; </w:t>
-      </w:r>
-    </w:p>
-    <w:p>
-      <w:pPr>
-        <w:numPr>
-          <w:ilvl w:val="0"/>
-          <w:numId w:val="29"/>
-        </w:numPr>
-        <w:spacing w:after="0" w:line="360" w:lineRule="exact"/>
-        <w:ind w:left="0" w:firstLine="851"/>
-        <w:jc w:val="both"/>
-        <w:rPr>
-          <w:rFonts w:ascii="Times New Roman" w:hAnsi="Times New Roman" w:cs="Times New Roman"/>
-          <w:sz w:val="28"/>
-          <w:szCs w:val="28"/>
-        </w:rPr>
-      </w:pPr>
-      <w:proofErr w:type="spellStart"/>
-      <w:r>
-        <w:rPr>
-          <w:rFonts w:ascii="Times New Roman" w:hAnsi="Times New Roman" w:cs="Times New Roman"/>
-          <w:sz w:val="28"/>
-          <w:szCs w:val="28"/>
-        </w:rPr>
-        <w:t>HtmlAgilityPack</w:t>
-      </w:r>
-      <w:proofErr w:type="spellEnd"/>
-      <w:r>
-        <w:rPr>
-          <w:rFonts w:ascii="Times New Roman" w:hAnsi="Times New Roman" w:cs="Times New Roman"/>
-          <w:sz w:val="28"/>
-          <w:szCs w:val="28"/>
-        </w:rPr>
-        <w:t xml:space="preserve"> — парсинг HTML-страниц; </w:t>
-      </w:r>
-    </w:p>
-    <w:p>
-      <w:pPr>
-        <w:numPr>
-          <w:ilvl w:val="0"/>
-          <w:numId w:val="29"/>
-        </w:numPr>
-        <w:spacing w:after="0" w:line="360" w:lineRule="exact"/>
-        <w:ind w:left="0" w:firstLine="851"/>
-        <w:jc w:val="both"/>
-        <w:rPr>
-          <w:rFonts w:ascii="Times New Roman" w:hAnsi="Times New Roman" w:cs="Times New Roman"/>
-          <w:sz w:val="28"/>
-          <w:szCs w:val="28"/>
-        </w:rPr>
-      </w:pPr>
-      <w:proofErr w:type="spellStart"/>
-      <w:r>
-        <w:rPr>
-          <w:rFonts w:ascii="Times New Roman" w:hAnsi="Times New Roman" w:cs="Times New Roman"/>
-          <w:sz w:val="28"/>
-          <w:szCs w:val="28"/>
-        </w:rPr>
-        <w:t>Git</w:t>
-      </w:r>
-      <w:proofErr w:type="spellEnd"/>
-      <w:r>
-        <w:rPr>
-          <w:rFonts w:ascii="Times New Roman" w:hAnsi="Times New Roman" w:cs="Times New Roman"/>
-          <w:sz w:val="28"/>
-          <w:szCs w:val="28"/>
-        </w:rPr>
-        <w:t xml:space="preserve"> — система контроля версий проекта. </w:t>
-      </w:r>
-    </w:p>
-    <w:p>
-      <w:pPr>
-        <w:spacing w:after="0" w:line="360" w:lineRule="exact"/>
-        <w:ind w:firstLine="851"/>
-        <w:jc w:val="both"/>
-        <w:rPr>
-          <w:rFonts w:ascii="Times New Roman" w:hAnsi="Times New Roman" w:cs="Times New Roman"/>
-          <w:sz w:val="28"/>
-          <w:szCs w:val="28"/>
-        </w:rPr>
-      </w:pPr>
-      <w:r>
-        <w:rPr>
-          <w:rFonts w:ascii="Times New Roman" w:hAnsi="Times New Roman" w:cs="Times New Roman"/>
-          <w:sz w:val="28"/>
-          <w:szCs w:val="28"/>
-        </w:rPr>
-        <w:t>Также для разработки документации и графических материалов используются:</w:t>
-      </w:r>
-    </w:p>
-    <w:p>
-      <w:pPr>
-        <w:numPr>
-          <w:ilvl w:val="0"/>
-          <w:numId w:val="29"/>
-        </w:numPr>
-        <w:spacing w:after="0" w:line="360" w:lineRule="exact"/>
-        <w:ind w:left="0" w:firstLine="851"/>
-        <w:jc w:val="both"/>
-        <w:rPr>
-          <w:rFonts w:ascii="Times New Roman" w:hAnsi="Times New Roman" w:cs="Times New Roman"/>
-          <w:sz w:val="28"/>
-          <w:szCs w:val="28"/>
-        </w:rPr>
-      </w:pPr>
-      <w:r>
-        <w:rPr>
-          <w:rFonts w:ascii="Times New Roman" w:hAnsi="Times New Roman" w:cs="Times New Roman"/>
-          <w:sz w:val="28"/>
-          <w:szCs w:val="28"/>
-        </w:rPr>
-        <w:t xml:space="preserve">Microsoft Word — создание пояснительной записки; </w:t>
-      </w:r>
-    </w:p>
-    <w:p>
-      <w:pPr>
-        <w:numPr>
-          <w:ilvl w:val="0"/>
-          <w:numId w:val="29"/>
-        </w:numPr>
-        <w:spacing w:after="0" w:line="360" w:lineRule="exact"/>
-        <w:ind w:left="0" w:firstLine="851"/>
-        <w:jc w:val="both"/>
-        <w:rPr>
-          <w:rFonts w:ascii="Times New Roman" w:hAnsi="Times New Roman" w:cs="Times New Roman"/>
-          <w:sz w:val="28"/>
-          <w:szCs w:val="28"/>
-        </w:rPr>
-      </w:pPr>
-      <w:r>
-        <w:rPr>
-          <w:rFonts w:ascii="Times New Roman" w:hAnsi="Times New Roman" w:cs="Times New Roman"/>
-          <w:sz w:val="28"/>
-          <w:szCs w:val="28"/>
-        </w:rPr>
-        <w:lastRenderedPageBreak/>
-        <w:t xml:space="preserve">графические редакторы для подготовки изображений интерфейса и схем приложения. </w:t>
-      </w:r>
-    </w:p>
-    <w:p>
-      <w:pPr>
-        <w:spacing w:after="0" w:line="360" w:lineRule="exact"/>
-        <w:ind w:firstLine="851"/>
-        <w:jc w:val="both"/>
-        <w:rPr>
-          <w:rFonts w:ascii="Times New Roman" w:hAnsi="Times New Roman" w:cs="Times New Roman"/>
-          <w:sz w:val="28"/>
-          <w:szCs w:val="28"/>
-        </w:rPr>
-      </w:pPr>
-      <w:r>
-        <w:rPr>
-          <w:rFonts w:ascii="Times New Roman" w:hAnsi="Times New Roman" w:cs="Times New Roman"/>
-          <w:sz w:val="28"/>
-          <w:szCs w:val="28"/>
-        </w:rPr>
-        <w:t>Разрабатываемое приложение функционирует как веб-система и может использоваться через браузер. Поддерживаются современные браузеры:</w:t>
-      </w:r>
-    </w:p>
-    <w:p>
-      <w:pPr>
-        <w:numPr>
-          <w:ilvl w:val="0"/>
-          <w:numId w:val="29"/>
-        </w:numPr>
-        <w:spacing w:after="0" w:line="360" w:lineRule="exact"/>
-        <w:ind w:left="0" w:firstLine="851"/>
-        <w:jc w:val="both"/>
-        <w:rPr>
-          <w:rFonts w:ascii="Times New Roman" w:hAnsi="Times New Roman" w:cs="Times New Roman"/>
-          <w:sz w:val="28"/>
-          <w:szCs w:val="28"/>
-        </w:rPr>
-      </w:pPr>
-      <w:r>
-        <w:rPr>
-          <w:rFonts w:ascii="Times New Roman" w:hAnsi="Times New Roman" w:cs="Times New Roman"/>
-          <w:sz w:val="28"/>
-          <w:szCs w:val="28"/>
-        </w:rPr>
-        <w:t xml:space="preserve">Google </w:t>
-      </w:r>
-      <w:proofErr w:type="spellStart"/>
-      <w:r>
-        <w:rPr>
-          <w:rFonts w:ascii="Times New Roman" w:hAnsi="Times New Roman" w:cs="Times New Roman"/>
-          <w:sz w:val="28"/>
-          <w:szCs w:val="28"/>
-        </w:rPr>
-        <w:t>Chrome</w:t>
-      </w:r>
-      <w:proofErr w:type="spellEnd"/>
-      <w:r>
-        <w:rPr>
-          <w:rFonts w:ascii="Times New Roman" w:hAnsi="Times New Roman" w:cs="Times New Roman"/>
-          <w:sz w:val="28"/>
-          <w:szCs w:val="28"/>
-        </w:rPr>
-        <w:t xml:space="preserve">; </w:t>
-      </w:r>
-    </w:p>
-    <w:p>
-      <w:pPr>
-        <w:numPr>
-          <w:ilvl w:val="0"/>
-          <w:numId w:val="29"/>
-        </w:numPr>
-        <w:spacing w:after="0" w:line="360" w:lineRule="exact"/>
-        <w:ind w:left="0" w:firstLine="851"/>
-        <w:jc w:val="both"/>
-        <w:rPr>
-          <w:rFonts w:ascii="Times New Roman" w:hAnsi="Times New Roman" w:cs="Times New Roman"/>
-          <w:sz w:val="28"/>
-          <w:szCs w:val="28"/>
-        </w:rPr>
-      </w:pPr>
-      <w:r>
-        <w:rPr>
-          <w:rFonts w:ascii="Times New Roman" w:hAnsi="Times New Roman" w:cs="Times New Roman"/>
-          <w:sz w:val="28"/>
-          <w:szCs w:val="28"/>
-        </w:rPr>
-        <w:t xml:space="preserve">Microsoft Edge; </w:t>
-      </w:r>
-    </w:p>
-    <w:p>
-      <w:pPr>
-        <w:numPr>
-          <w:ilvl w:val="0"/>
-          <w:numId w:val="29"/>
-        </w:numPr>
-        <w:spacing w:after="0" w:line="360" w:lineRule="exact"/>
-        <w:ind w:left="0" w:firstLine="851"/>
-        <w:jc w:val="both"/>
-        <w:rPr>
-          <w:rFonts w:ascii="Times New Roman" w:hAnsi="Times New Roman" w:cs="Times New Roman"/>
-          <w:sz w:val="28"/>
-          <w:szCs w:val="28"/>
-        </w:rPr>
-      </w:pPr>
-      <w:r>
-        <w:rPr>
-          <w:rFonts w:ascii="Times New Roman" w:hAnsi="Times New Roman" w:cs="Times New Roman"/>
-          <w:sz w:val="28"/>
-          <w:szCs w:val="28"/>
-        </w:rPr>
-        <w:t xml:space="preserve">Mozilla Firefox. </w:t>
-      </w:r>
-    </w:p>
-    <w:p>
-      <w:pPr>
-        <w:spacing w:after="0" w:line="360" w:lineRule="exact"/>
-        <w:ind w:firstLine="851"/>
-        <w:jc w:val="both"/>
-        <w:rPr>
-          <w:rFonts w:ascii="Times New Roman" w:hAnsi="Times New Roman" w:cs="Times New Roman"/>
-          <w:sz w:val="28"/>
-          <w:szCs w:val="28"/>
-        </w:rPr>
-      </w:pPr>
-      <w:r>
-        <w:rPr>
-          <w:rFonts w:ascii="Times New Roman" w:hAnsi="Times New Roman" w:cs="Times New Roman"/>
-          <w:sz w:val="28"/>
-          <w:szCs w:val="28"/>
-        </w:rPr>
-        <w:t>Минимальные системные требования:</w:t>
-      </w:r>
-    </w:p>
-    <w:p>
-      <w:pPr>
-        <w:numPr>
-          <w:ilvl w:val="0"/>
-          <w:numId w:val="29"/>
-        </w:numPr>
-        <w:spacing w:after="0" w:line="360" w:lineRule="exact"/>
-        <w:ind w:left="0" w:firstLine="851"/>
-        <w:jc w:val="both"/>
-        <w:rPr>
-          <w:rFonts w:ascii="Times New Roman" w:hAnsi="Times New Roman" w:cs="Times New Roman"/>
-          <w:sz w:val="28"/>
-          <w:szCs w:val="28"/>
-        </w:rPr>
-      </w:pPr>
-      <w:r>
-        <w:rPr>
-          <w:rFonts w:ascii="Times New Roman" w:hAnsi="Times New Roman" w:cs="Times New Roman"/>
-          <w:sz w:val="28"/>
-          <w:szCs w:val="28"/>
-        </w:rPr>
-        <w:t xml:space="preserve">процессор с тактовой частотой не менее 2 ГГц; </w:t>
-      </w:r>
-    </w:p>
-    <w:p>
-      <w:pPr>
-        <w:numPr>
-          <w:ilvl w:val="0"/>
-          <w:numId w:val="29"/>
-        </w:numPr>
-        <w:spacing w:after="0" w:line="360" w:lineRule="exact"/>
-        <w:ind w:left="0" w:firstLine="851"/>
-        <w:jc w:val="both"/>
-        <w:rPr>
-          <w:rFonts w:ascii="Times New Roman" w:hAnsi="Times New Roman" w:cs="Times New Roman"/>
-          <w:sz w:val="28"/>
-          <w:szCs w:val="28"/>
-        </w:rPr>
-      </w:pPr>
-      <w:r>
-        <w:rPr>
-          <w:rFonts w:ascii="Times New Roman" w:hAnsi="Times New Roman" w:cs="Times New Roman"/>
-          <w:sz w:val="28"/>
-          <w:szCs w:val="28"/>
-        </w:rPr>
-        <w:t xml:space="preserve">оперативная память не менее 4 ГБ; </w:t>
-      </w:r>
-    </w:p>
-    <w:p>
-      <w:pPr>
-        <w:numPr>
-          <w:ilvl w:val="0"/>
-          <w:numId w:val="29"/>
-        </w:numPr>
-        <w:spacing w:after="0" w:line="360" w:lineRule="exact"/>
-        <w:ind w:left="0" w:firstLine="851"/>
-        <w:jc w:val="both"/>
-        <w:rPr>
-          <w:rFonts w:ascii="Times New Roman" w:hAnsi="Times New Roman" w:cs="Times New Roman"/>
-          <w:sz w:val="28"/>
-          <w:szCs w:val="28"/>
-        </w:rPr>
-      </w:pPr>
-      <w:r>
-        <w:rPr>
-          <w:rFonts w:ascii="Times New Roman" w:hAnsi="Times New Roman" w:cs="Times New Roman"/>
-          <w:sz w:val="28"/>
-          <w:szCs w:val="28"/>
-        </w:rPr>
-        <w:t xml:space="preserve">свободное место на диске не менее 1 ГБ; </w:t>
-      </w:r>
-    </w:p>
-    <w:p>
-      <w:pPr>
-        <w:numPr>
-          <w:ilvl w:val="0"/>
-          <w:numId w:val="29"/>
-        </w:numPr>
-        <w:spacing w:after="0" w:line="360" w:lineRule="exact"/>
-        <w:ind w:left="0" w:firstLine="851"/>
-        <w:jc w:val="both"/>
-        <w:rPr>
-          <w:rFonts w:ascii="Times New Roman" w:hAnsi="Times New Roman" w:cs="Times New Roman"/>
-          <w:sz w:val="28"/>
-          <w:szCs w:val="28"/>
-        </w:rPr>
-      </w:pPr>
-      <w:r>
-        <w:rPr>
-          <w:rFonts w:ascii="Times New Roman" w:hAnsi="Times New Roman" w:cs="Times New Roman"/>
-          <w:sz w:val="28"/>
-          <w:szCs w:val="28"/>
-        </w:rPr>
-        <w:t xml:space="preserve">подключение к локальной сети или сети Интернет. </w:t>
-      </w:r>
-    </w:p>
-    <w:p>
-      <w:pPr>
-        <w:numPr>
-          <w:ilvl w:val="0"/>
-          <w:numId w:val="29"/>
-        </w:numPr>
-        <w:spacing w:after="0" w:line="360" w:lineRule="exact"/>
-        <w:ind w:left="0" w:firstLine="851"/>
-        <w:jc w:val="both"/>
-        <w:rPr>
-          <w:rFonts w:ascii="Times New Roman" w:hAnsi="Times New Roman" w:cs="Times New Roman"/>
-          <w:sz w:val="28"/>
-          <w:szCs w:val="28"/>
-        </w:rPr>
-      </w:pPr>
-      <w:r>
-        <w:rPr>
-          <w:rFonts w:ascii="Times New Roman" w:hAnsi="Times New Roman" w:cs="Times New Roman"/>
-          <w:sz w:val="28"/>
-          <w:szCs w:val="28"/>
-        </w:rPr>
-        <w:t>Рекомендуемые системные требования:</w:t>
-      </w:r>
-    </w:p>
-    <w:p>
-      <w:pPr>
-        <w:numPr>
-          <w:ilvl w:val="0"/>
-          <w:numId w:val="29"/>
-        </w:numPr>
-        <w:spacing w:after="0" w:line="360" w:lineRule="exact"/>
-        <w:ind w:left="0" w:firstLine="851"/>
-        <w:jc w:val="both"/>
-        <w:rPr>
-          <w:rFonts w:ascii="Times New Roman" w:hAnsi="Times New Roman" w:cs="Times New Roman"/>
-          <w:sz w:val="28"/>
-          <w:szCs w:val="28"/>
-        </w:rPr>
-      </w:pPr>
-      <w:r>
-        <w:rPr>
-          <w:rFonts w:ascii="Times New Roman" w:hAnsi="Times New Roman" w:cs="Times New Roman"/>
-          <w:sz w:val="28"/>
-          <w:szCs w:val="28"/>
-        </w:rPr>
-        <w:t xml:space="preserve">процессор Intel Core i5 / AMD </w:t>
-      </w:r>
-      <w:proofErr w:type="spellStart"/>
-      <w:r>
-        <w:rPr>
-          <w:rFonts w:ascii="Times New Roman" w:hAnsi="Times New Roman" w:cs="Times New Roman"/>
-          <w:sz w:val="28"/>
-          <w:szCs w:val="28"/>
-        </w:rPr>
-        <w:t>Ryzen</w:t>
-      </w:r>
-      <w:proofErr w:type="spellEnd"/>
-      <w:r>
-        <w:rPr>
-          <w:rFonts w:ascii="Times New Roman" w:hAnsi="Times New Roman" w:cs="Times New Roman"/>
-          <w:sz w:val="28"/>
-          <w:szCs w:val="28"/>
-        </w:rPr>
-        <w:t xml:space="preserve"> 5 или выше; </w:t>
-      </w:r>
-    </w:p>
-    <w:p>
-      <w:pPr>
-        <w:numPr>
-          <w:ilvl w:val="0"/>
-          <w:numId w:val="29"/>
-        </w:numPr>
-        <w:spacing w:after="0" w:line="360" w:lineRule="exact"/>
-        <w:ind w:left="0" w:firstLine="851"/>
-        <w:jc w:val="both"/>
-        <w:rPr>
-          <w:rFonts w:ascii="Times New Roman" w:hAnsi="Times New Roman" w:cs="Times New Roman"/>
-          <w:sz w:val="28"/>
-          <w:szCs w:val="28"/>
-        </w:rPr>
-      </w:pPr>
-      <w:r>
-        <w:rPr>
-          <w:rFonts w:ascii="Times New Roman" w:hAnsi="Times New Roman" w:cs="Times New Roman"/>
-          <w:sz w:val="28"/>
-          <w:szCs w:val="28"/>
-        </w:rPr>
-        <w:t xml:space="preserve">оперативная память от 8 ГБ; </w:t>
-      </w:r>
-    </w:p>
-    <w:p>
-      <w:pPr>
-        <w:numPr>
-          <w:ilvl w:val="0"/>
-          <w:numId w:val="29"/>
-        </w:numPr>
-        <w:spacing w:after="0" w:line="360" w:lineRule="exact"/>
-        <w:ind w:left="0" w:firstLine="851"/>
-        <w:jc w:val="both"/>
-        <w:rPr>
-          <w:rFonts w:ascii="Times New Roman" w:hAnsi="Times New Roman" w:cs="Times New Roman"/>
-          <w:sz w:val="28"/>
-          <w:szCs w:val="28"/>
-        </w:rPr>
-      </w:pPr>
-      <w:r>
-        <w:rPr>
-          <w:rFonts w:ascii="Times New Roman" w:hAnsi="Times New Roman" w:cs="Times New Roman"/>
-          <w:sz w:val="28"/>
-          <w:szCs w:val="28"/>
-        </w:rPr>
-        <w:t xml:space="preserve">SSD-накопитель; </w:t>
-      </w:r>
-    </w:p>
-    <w:p>
-      <w:pPr>
-        <w:numPr>
-          <w:ilvl w:val="0"/>
-          <w:numId w:val="29"/>
-        </w:numPr>
-        <w:spacing w:after="0" w:line="360" w:lineRule="exact"/>
-        <w:ind w:left="0" w:firstLine="851"/>
-        <w:jc w:val="both"/>
-        <w:rPr>
-          <w:rFonts w:ascii="Times New Roman" w:hAnsi="Times New Roman" w:cs="Times New Roman"/>
-          <w:sz w:val="28"/>
-          <w:szCs w:val="28"/>
-        </w:rPr>
-      </w:pPr>
-      <w:r>
-        <w:rPr>
-          <w:rFonts w:ascii="Times New Roman" w:hAnsi="Times New Roman" w:cs="Times New Roman"/>
-          <w:sz w:val="28"/>
-          <w:szCs w:val="28"/>
-        </w:rPr>
-        <w:t xml:space="preserve">стабильное подключение к сети Интернет. </w:t>
-      </w:r>
-    </w:p>
-    <w:p>
-      <w:pPr>
-        <w:numPr>
-          <w:ilvl w:val="0"/>
-          <w:numId w:val="29"/>
-        </w:numPr>
-        <w:spacing w:after="0" w:line="360" w:lineRule="exact"/>
-        <w:ind w:left="0" w:firstLine="851"/>
-        <w:jc w:val="both"/>
-        <w:rPr>
-          <w:rFonts w:ascii="Times New Roman" w:hAnsi="Times New Roman" w:cs="Times New Roman"/>
-          <w:sz w:val="28"/>
-          <w:szCs w:val="28"/>
-        </w:rPr>
-      </w:pPr>
-      <w:r>
-        <w:rPr>
-          <w:rFonts w:ascii="Times New Roman" w:hAnsi="Times New Roman" w:cs="Times New Roman"/>
-          <w:sz w:val="28"/>
-          <w:szCs w:val="28"/>
-        </w:rPr>
-        <w:t>Требования к операционной системе:</w:t>
-      </w:r>
-    </w:p>
-    <w:p>
-      <w:pPr>
-        <w:numPr>
-          <w:ilvl w:val="0"/>
-          <w:numId w:val="29"/>
-        </w:numPr>
-        <w:spacing w:after="0" w:line="360" w:lineRule="exact"/>
-        <w:ind w:left="0" w:firstLine="851"/>
-        <w:jc w:val="both"/>
-        <w:rPr>
-          <w:rFonts w:ascii="Times New Roman" w:hAnsi="Times New Roman" w:cs="Times New Roman"/>
-          <w:sz w:val="28"/>
-          <w:szCs w:val="28"/>
-        </w:rPr>
-      </w:pPr>
-      <w:r>
-        <w:rPr>
-          <w:rFonts w:ascii="Times New Roman" w:hAnsi="Times New Roman" w:cs="Times New Roman"/>
-          <w:sz w:val="28"/>
-          <w:szCs w:val="28"/>
-        </w:rPr>
-        <w:t xml:space="preserve">Windows 10 или Windows 11; </w:t>
-      </w:r>
-    </w:p>
-    <w:p>
-      <w:pPr>
-        <w:numPr>
-          <w:ilvl w:val="0"/>
-          <w:numId w:val="29"/>
-        </w:numPr>
-        <w:spacing w:after="0" w:line="360" w:lineRule="exact"/>
-        <w:ind w:left="0" w:firstLine="851"/>
-        <w:jc w:val="both"/>
-        <w:rPr>
-          <w:rFonts w:ascii="Times New Roman" w:hAnsi="Times New Roman" w:cs="Times New Roman"/>
-          <w:sz w:val="28"/>
-          <w:szCs w:val="28"/>
-        </w:rPr>
-      </w:pPr>
-      <w:r>
-        <w:rPr>
-          <w:rFonts w:ascii="Times New Roman" w:hAnsi="Times New Roman" w:cs="Times New Roman"/>
-          <w:sz w:val="28"/>
-          <w:szCs w:val="28"/>
-        </w:rPr>
-        <w:t xml:space="preserve">установленная платформа .NET 8; </w:t>
-      </w:r>
-    </w:p>
-    <w:p>
-      <w:pPr>
-        <w:numPr>
-          <w:ilvl w:val="0"/>
-          <w:numId w:val="29"/>
-        </w:numPr>
-        <w:spacing w:after="0" w:line="360" w:lineRule="exact"/>
-        <w:ind w:left="0" w:firstLine="851"/>
-        <w:jc w:val="both"/>
-        <w:rPr>
-          <w:rFonts w:ascii="Times New Roman" w:hAnsi="Times New Roman" w:cs="Times New Roman"/>
-          <w:sz w:val="28"/>
-          <w:szCs w:val="28"/>
-        </w:rPr>
-      </w:pPr>
-      <w:r>
-        <w:rPr>
-          <w:rFonts w:ascii="Times New Roman" w:hAnsi="Times New Roman" w:cs="Times New Roman"/>
-          <w:sz w:val="28"/>
-          <w:szCs w:val="28"/>
-        </w:rPr>
-        <w:t xml:space="preserve">наличие современного веб-браузера. </w:t>
-      </w:r>
-    </w:p>
-    <w:p>
-      <w:pPr>
-        <w:spacing w:after="0" w:line="360" w:lineRule="exact"/>
-        <w:ind w:firstLine="851"/>
-        <w:jc w:val="both"/>
-        <w:rPr>
-          <w:rFonts w:ascii="Times New Roman" w:hAnsi="Times New Roman" w:cs="Times New Roman"/>
-          <w:sz w:val="28"/>
-          <w:szCs w:val="28"/>
-        </w:rPr>
-      </w:pPr>
-      <w:r>
-        <w:rPr>
-          <w:rFonts w:ascii="Times New Roman" w:hAnsi="Times New Roman" w:cs="Times New Roman"/>
-          <w:sz w:val="28"/>
-          <w:szCs w:val="28"/>
-        </w:rPr>
-        <w:t>Сетевая поддержка реализуется средствами ASP.NET Core и обеспечивает работу приложения через локальную сеть или Интернет. Передача данных между клиентом и сервером осуществляется по протоколу HTTP/HTTPS. Пользователь получает возможность просматривать расписание с различных устройств без необходимости установки дополнительного программного обеспечения.</w:t>
-      </w:r>
-    </w:p>
-    <w:p>
-      <w:pPr>
-        <w:spacing w:after="0" w:line="360" w:lineRule="exact"/>
-        <w:ind w:firstLine="851"/>
-        <w:jc w:val="both"/>
-        <w:rPr>
-          <w:rFonts w:ascii="Times New Roman" w:hAnsi="Times New Roman" w:cs="Times New Roman"/>
-          <w:sz w:val="28"/>
-          <w:szCs w:val="28"/>
-        </w:rPr>
-      </w:pPr>
-      <w:r>
-        <w:rPr>
-          <w:rFonts w:ascii="Times New Roman" w:hAnsi="Times New Roman" w:cs="Times New Roman"/>
-          <w:sz w:val="28"/>
-          <w:szCs w:val="28"/>
-        </w:rPr>
-        <w:t>Для повышения стабильности и корректности работы приложения реализуются:</w:t>
-      </w:r>
-    </w:p>
-    <w:p>
-      <w:pPr>
-        <w:numPr>
-          <w:ilvl w:val="0"/>
-          <w:numId w:val="29"/>
-        </w:numPr>
-        <w:spacing w:after="0" w:line="360" w:lineRule="exact"/>
-        <w:ind w:left="0" w:firstLine="851"/>
-        <w:jc w:val="both"/>
-        <w:rPr>
-          <w:rFonts w:ascii="Times New Roman" w:hAnsi="Times New Roman" w:cs="Times New Roman"/>
-          <w:sz w:val="28"/>
-          <w:szCs w:val="28"/>
-        </w:rPr>
-      </w:pPr>
-      <w:r>
-        <w:rPr>
-          <w:rFonts w:ascii="Times New Roman" w:hAnsi="Times New Roman" w:cs="Times New Roman"/>
-          <w:sz w:val="28"/>
-          <w:szCs w:val="28"/>
-        </w:rPr>
-        <w:t xml:space="preserve">обработка ошибок при загрузке Excel-файлов; </w:t>
-      </w:r>
-    </w:p>
-    <w:p>
-      <w:pPr>
-        <w:numPr>
-          <w:ilvl w:val="0"/>
-          <w:numId w:val="29"/>
-        </w:numPr>
-        <w:spacing w:after="0" w:line="360" w:lineRule="exact"/>
-        <w:ind w:left="0" w:firstLine="851"/>
-        <w:jc w:val="both"/>
-        <w:rPr>
-          <w:rFonts w:ascii="Times New Roman" w:hAnsi="Times New Roman" w:cs="Times New Roman"/>
-          <w:sz w:val="28"/>
-          <w:szCs w:val="28"/>
-        </w:rPr>
-      </w:pPr>
-      <w:r>
-        <w:rPr>
-          <w:rFonts w:ascii="Times New Roman" w:hAnsi="Times New Roman" w:cs="Times New Roman"/>
-          <w:sz w:val="28"/>
-          <w:szCs w:val="28"/>
-        </w:rPr>
-        <w:t xml:space="preserve">проверка структуры входных данных; </w:t>
-      </w:r>
-    </w:p>
-    <w:p>
-      <w:pPr>
-        <w:numPr>
-          <w:ilvl w:val="0"/>
-          <w:numId w:val="29"/>
-        </w:numPr>
-        <w:spacing w:after="0" w:line="360" w:lineRule="exact"/>
-        <w:ind w:left="0" w:firstLine="851"/>
-        <w:jc w:val="both"/>
-        <w:rPr>
-          <w:rFonts w:ascii="Times New Roman" w:hAnsi="Times New Roman" w:cs="Times New Roman"/>
-          <w:sz w:val="28"/>
-          <w:szCs w:val="28"/>
-        </w:rPr>
-      </w:pPr>
-      <w:r>
-        <w:rPr>
-          <w:rFonts w:ascii="Times New Roman" w:hAnsi="Times New Roman" w:cs="Times New Roman"/>
-          <w:sz w:val="28"/>
-          <w:szCs w:val="28"/>
-        </w:rPr>
-        <w:t xml:space="preserve">защита от некорректного ввода; </w:t>
-      </w:r>
-    </w:p>
-    <w:p>
-      <w:pPr>
-        <w:numPr>
-          <w:ilvl w:val="0"/>
-          <w:numId w:val="29"/>
-        </w:numPr>
-        <w:spacing w:after="0" w:line="360" w:lineRule="exact"/>
-        <w:ind w:left="0" w:firstLine="851"/>
-        <w:jc w:val="both"/>
-        <w:rPr>
-          <w:rFonts w:ascii="Times New Roman" w:hAnsi="Times New Roman" w:cs="Times New Roman"/>
-          <w:sz w:val="28"/>
-          <w:szCs w:val="28"/>
-        </w:rPr>
-      </w:pPr>
-      <w:r>
-        <w:rPr>
-          <w:rFonts w:ascii="Times New Roman" w:hAnsi="Times New Roman" w:cs="Times New Roman"/>
-          <w:sz w:val="28"/>
-          <w:szCs w:val="28"/>
-        </w:rPr>
-        <w:t xml:space="preserve">проверка существования необходимых файлов и данных; </w:t>
-      </w:r>
-    </w:p>
-    <w:p>
-      <w:pPr>
-        <w:numPr>
-          <w:ilvl w:val="0"/>
-          <w:numId w:val="29"/>
-        </w:numPr>
-        <w:spacing w:after="0" w:line="360" w:lineRule="exact"/>
-        <w:ind w:left="0" w:firstLine="851"/>
-        <w:jc w:val="both"/>
-        <w:rPr>
-          <w:rFonts w:ascii="Times New Roman" w:hAnsi="Times New Roman" w:cs="Times New Roman"/>
-          <w:sz w:val="28"/>
-          <w:szCs w:val="28"/>
-        </w:rPr>
-      </w:pPr>
-      <w:r>
-        <w:rPr>
-          <w:rFonts w:ascii="Times New Roman" w:hAnsi="Times New Roman" w:cs="Times New Roman"/>
-          <w:sz w:val="28"/>
-          <w:szCs w:val="28"/>
-        </w:rPr>
-        <w:t xml:space="preserve">сохранение пользовательских настроек; </w:t>
-      </w:r>
-    </w:p>
-    <w:p>
-      <w:pPr>
-        <w:numPr>
-          <w:ilvl w:val="0"/>
-          <w:numId w:val="29"/>
-        </w:numPr>
-        <w:spacing w:after="0" w:line="360" w:lineRule="exact"/>
-        <w:ind w:left="0" w:firstLine="851"/>
-        <w:jc w:val="both"/>
-        <w:rPr>
-          <w:rFonts w:ascii="Times New Roman" w:hAnsi="Times New Roman" w:cs="Times New Roman"/>
-          <w:sz w:val="28"/>
-          <w:szCs w:val="28"/>
-        </w:rPr>
-      </w:pPr>
-      <w:r>
-        <w:rPr>
-          <w:rFonts w:ascii="Times New Roman" w:hAnsi="Times New Roman" w:cs="Times New Roman"/>
-          <w:sz w:val="28"/>
-          <w:szCs w:val="28"/>
-        </w:rPr>
-        <w:t>корректная обработка запросов пользователей.</w:t>
-      </w:r>
-    </w:p>
-    <w:p>
-      <w:pPr>
-        <w:spacing w:after="0" w:line="360" w:lineRule="exact"/>
-        <w:ind w:firstLine="851"/>
-        <w:jc w:val="both"/>
-        <w:rPr>
-          <w:rFonts w:ascii="Times New Roman" w:hAnsi="Times New Roman" w:cs="Times New Roman"/>
-          <w:sz w:val="28"/>
-          <w:szCs w:val="28"/>
-        </w:rPr>
-      </w:pPr>
-    </w:p>
-    <w:p>
-      <w:pPr>
-        <w:spacing w:after="0" w:line="360" w:lineRule="exact"/>
-        <w:ind w:firstLine="851"/>
-        <w:jc w:val="both"/>
-        <w:rPr>
-          <w:rFonts w:ascii="Times New Roman" w:hAnsi="Times New Roman" w:cs="Times New Roman"/>
-          <w:sz w:val="28"/>
-          <w:szCs w:val="28"/>
-        </w:rPr>
-      </w:pPr>
-      <w:r>
-        <w:rPr>
-          <w:rFonts w:ascii="Times New Roman" w:hAnsi="Times New Roman" w:cs="Times New Roman"/>
-          <w:sz w:val="28"/>
-          <w:szCs w:val="28"/>
-        </w:rPr>
-        <w:br w:type="page"/>
-      </w:r>
-    </w:p>
-    <w:p>
-      <w:pPr>
-        <w:spacing w:after="0" w:line="360" w:lineRule="exact"/>
-        <w:ind w:firstLine="851"/>
-        <w:jc w:val="both"/>
-        <w:rPr>
-          <w:rFonts w:ascii="Times New Roman" w:hAnsi="Times New Roman" w:cs="Times New Roman"/>
-          <w:b/>
-          <w:bCs/>
-          <w:sz w:val="28"/>
-          <w:szCs w:val="28"/>
-        </w:rPr>
-      </w:pPr>
-      <w:r>
-        <w:rPr>
-          <w:rFonts w:ascii="Times New Roman" w:hAnsi="Times New Roman" w:cs="Times New Roman"/>
-          <w:b/>
-          <w:bCs/>
-          <w:sz w:val="28"/>
-          <w:szCs w:val="28"/>
-        </w:rPr>
-        <w:lastRenderedPageBreak/>
-        <w:t>2 Проектирование</w:t>
-      </w:r>
-    </w:p>
-    <w:p>
-      <w:pPr>
-        <w:spacing w:after="0" w:line="360" w:lineRule="exact"/>
-        <w:ind w:firstLine="851"/>
-        <w:jc w:val="both"/>
-        <w:rPr>
-          <w:rFonts w:ascii="Times New Roman" w:hAnsi="Times New Roman" w:cs="Times New Roman"/>
-          <w:b/>
-          <w:bCs/>
-          <w:sz w:val="28"/>
-          <w:szCs w:val="28"/>
-        </w:rPr>
-      </w:pPr>
-    </w:p>
-    <w:p>
-      <w:pPr>
-        <w:spacing w:after="0" w:line="360" w:lineRule="exact"/>
-        <w:ind w:firstLine="851"/>
-        <w:jc w:val="both"/>
-        <w:rPr>
-          <w:rFonts w:ascii="Times New Roman" w:hAnsi="Times New Roman" w:cs="Times New Roman"/>
-          <w:sz w:val="28"/>
-          <w:szCs w:val="28"/>
-        </w:rPr>
-      </w:pPr>
-      <w:r>
-        <w:rPr>
-          <w:rFonts w:ascii="Times New Roman" w:hAnsi="Times New Roman" w:cs="Times New Roman"/>
-          <w:sz w:val="28"/>
-          <w:szCs w:val="28"/>
-        </w:rPr>
-        <w:t>В разработанном веб-приложении можно выделить несколько действующих субъектов, взаимодействующих с системой: пользователь, преподаватель и администратор.</w:t>
-      </w:r>
-    </w:p>
-    <w:p>
-      <w:pPr>
-        <w:spacing w:after="0" w:line="360" w:lineRule="exact"/>
-        <w:ind w:firstLine="851"/>
-        <w:jc w:val="both"/>
-        <w:rPr>
-          <w:rFonts w:ascii="Times New Roman" w:hAnsi="Times New Roman" w:cs="Times New Roman"/>
-          <w:sz w:val="28"/>
-          <w:szCs w:val="28"/>
-        </w:rPr>
-      </w:pPr>
-      <w:r>
-        <w:rPr>
-          <w:rFonts w:ascii="Times New Roman" w:hAnsi="Times New Roman" w:cs="Times New Roman"/>
-          <w:sz w:val="28"/>
-          <w:szCs w:val="28"/>
-        </w:rPr>
-        <w:t>Пользователь взаимодействует с системой через веб-интерфейс приложения. Основными действиями пользователя являются:</w:t>
-      </w:r>
-    </w:p>
-    <w:p>
-      <w:pPr>
-        <w:numPr>
-          <w:ilvl w:val="0"/>
-          <w:numId w:val="29"/>
-        </w:numPr>
-        <w:spacing w:after="0" w:line="360" w:lineRule="exact"/>
-        <w:ind w:left="0" w:firstLine="851"/>
-        <w:jc w:val="both"/>
-        <w:rPr>
-          <w:rFonts w:ascii="Times New Roman" w:hAnsi="Times New Roman" w:cs="Times New Roman"/>
-          <w:sz w:val="28"/>
-          <w:szCs w:val="28"/>
-        </w:rPr>
-      </w:pPr>
-      <w:r>
-        <w:rPr>
-          <w:rFonts w:ascii="Times New Roman" w:hAnsi="Times New Roman" w:cs="Times New Roman"/>
-          <w:sz w:val="28"/>
-          <w:szCs w:val="28"/>
-        </w:rPr>
-        <w:t xml:space="preserve">выбор учебной группы; </w:t>
-      </w:r>
-    </w:p>
-    <w:p>
-      <w:pPr>
-        <w:numPr>
-          <w:ilvl w:val="0"/>
-          <w:numId w:val="29"/>
-        </w:numPr>
-        <w:spacing w:after="0" w:line="360" w:lineRule="exact"/>
-        <w:ind w:left="0" w:firstLine="851"/>
-        <w:jc w:val="both"/>
-        <w:rPr>
-          <w:rFonts w:ascii="Times New Roman" w:hAnsi="Times New Roman" w:cs="Times New Roman"/>
-          <w:sz w:val="28"/>
-          <w:szCs w:val="28"/>
-        </w:rPr>
-      </w:pPr>
-      <w:r>
-        <w:rPr>
-          <w:rFonts w:ascii="Times New Roman" w:hAnsi="Times New Roman" w:cs="Times New Roman"/>
-          <w:sz w:val="28"/>
-          <w:szCs w:val="28"/>
-        </w:rPr>
-        <w:t xml:space="preserve">просмотр расписания занятий; </w:t>
-      </w:r>
-    </w:p>
-    <w:p>
-      <w:pPr>
-        <w:numPr>
-          <w:ilvl w:val="0"/>
-          <w:numId w:val="29"/>
-        </w:numPr>
-        <w:spacing w:after="0" w:line="360" w:lineRule="exact"/>
-        <w:ind w:left="0" w:firstLine="851"/>
-        <w:jc w:val="both"/>
-        <w:rPr>
-          <w:rFonts w:ascii="Times New Roman" w:hAnsi="Times New Roman" w:cs="Times New Roman"/>
-          <w:sz w:val="28"/>
-          <w:szCs w:val="28"/>
-        </w:rPr>
-      </w:pPr>
-      <w:r>
-        <w:rPr>
-          <w:rFonts w:ascii="Times New Roman" w:hAnsi="Times New Roman" w:cs="Times New Roman"/>
-          <w:sz w:val="28"/>
-          <w:szCs w:val="28"/>
-        </w:rPr>
-        <w:t xml:space="preserve">изменение параметров отображения; </w:t>
-      </w:r>
-    </w:p>
-    <w:p>
-      <w:pPr>
-        <w:numPr>
-          <w:ilvl w:val="0"/>
-          <w:numId w:val="29"/>
-        </w:numPr>
-        <w:spacing w:after="0" w:line="360" w:lineRule="exact"/>
-        <w:ind w:left="0" w:firstLine="851"/>
-        <w:jc w:val="both"/>
-        <w:rPr>
-          <w:rFonts w:ascii="Times New Roman" w:hAnsi="Times New Roman" w:cs="Times New Roman"/>
-          <w:sz w:val="28"/>
-          <w:szCs w:val="28"/>
-        </w:rPr>
-      </w:pPr>
-      <w:r>
-        <w:rPr>
-          <w:rFonts w:ascii="Times New Roman" w:hAnsi="Times New Roman" w:cs="Times New Roman"/>
-          <w:sz w:val="28"/>
-          <w:szCs w:val="28"/>
-        </w:rPr>
-        <w:t xml:space="preserve">переключение темы оформления; </w:t>
-      </w:r>
-    </w:p>
-    <w:p>
-      <w:pPr>
-        <w:numPr>
-          <w:ilvl w:val="0"/>
-          <w:numId w:val="29"/>
-        </w:numPr>
-        <w:spacing w:after="0" w:line="360" w:lineRule="exact"/>
-        <w:ind w:left="0" w:firstLine="851"/>
-        <w:jc w:val="both"/>
-        <w:rPr>
-          <w:rFonts w:ascii="Times New Roman" w:hAnsi="Times New Roman" w:cs="Times New Roman"/>
-          <w:sz w:val="28"/>
-          <w:szCs w:val="28"/>
-        </w:rPr>
-      </w:pPr>
-      <w:r>
-        <w:rPr>
-          <w:rFonts w:ascii="Times New Roman" w:hAnsi="Times New Roman" w:cs="Times New Roman"/>
-          <w:sz w:val="28"/>
-          <w:szCs w:val="28"/>
-        </w:rPr>
-        <w:t xml:space="preserve">загрузка Excel-файла с расписанием. </w:t>
-      </w:r>
-    </w:p>
-    <w:p>
-      <w:pPr>
-        <w:spacing w:after="0" w:line="360" w:lineRule="exact"/>
-        <w:ind w:firstLine="851"/>
-        <w:jc w:val="both"/>
-        <w:rPr>
-          <w:rFonts w:ascii="Times New Roman" w:hAnsi="Times New Roman" w:cs="Times New Roman"/>
-          <w:sz w:val="28"/>
-          <w:szCs w:val="28"/>
-        </w:rPr>
-      </w:pPr>
-      <w:r>
-        <w:rPr>
-          <w:rFonts w:ascii="Times New Roman" w:hAnsi="Times New Roman" w:cs="Times New Roman"/>
-          <w:sz w:val="28"/>
-          <w:szCs w:val="28"/>
-        </w:rPr>
-        <w:t>Пользователь вводит данные через элементы интерфейса и ожидает от системы отображения актуального расписания занятий в удобном и структурированном виде.</w:t>
-      </w:r>
-    </w:p>
-    <w:p>
-      <w:pPr>
-        <w:spacing w:after="0" w:line="360" w:lineRule="exact"/>
-        <w:ind w:firstLine="851"/>
-        <w:jc w:val="both"/>
-        <w:rPr>
-          <w:rFonts w:ascii="Times New Roman" w:hAnsi="Times New Roman" w:cs="Times New Roman"/>
-          <w:sz w:val="28"/>
-          <w:szCs w:val="28"/>
-        </w:rPr>
-      </w:pPr>
-      <w:r>
-        <w:rPr>
-          <w:rFonts w:ascii="Times New Roman" w:hAnsi="Times New Roman" w:cs="Times New Roman"/>
-          <w:sz w:val="28"/>
-          <w:szCs w:val="28"/>
-        </w:rPr>
-        <w:t>Преподаватель также является пользователем системы, однако основным его действием является просмотр расписания собственных занятий. Преподаватель выбирает своё имя из списка и получает информацию о дисциплинах, времени проведения занятий и аудиториях.</w:t>
-      </w:r>
-    </w:p>
-    <w:p>
-      <w:pPr>
-        <w:spacing w:after="0" w:line="360" w:lineRule="exact"/>
-        <w:ind w:firstLine="851"/>
-        <w:jc w:val="both"/>
-        <w:rPr>
-          <w:rFonts w:ascii="Times New Roman" w:hAnsi="Times New Roman" w:cs="Times New Roman"/>
-          <w:sz w:val="28"/>
-          <w:szCs w:val="28"/>
-        </w:rPr>
-      </w:pPr>
-      <w:r>
-        <w:rPr>
-          <w:rFonts w:ascii="Times New Roman" w:hAnsi="Times New Roman" w:cs="Times New Roman"/>
-          <w:sz w:val="28"/>
-          <w:szCs w:val="28"/>
-        </w:rPr>
-        <w:t>Администратор взаимодействует с системой через специальную панель управления. В его обязанности входит:</w:t>
-      </w:r>
-    </w:p>
-    <w:p>
-      <w:pPr>
-        <w:numPr>
-          <w:ilvl w:val="0"/>
-          <w:numId w:val="29"/>
-        </w:numPr>
-        <w:spacing w:after="0" w:line="360" w:lineRule="exact"/>
-        <w:ind w:left="0" w:firstLine="851"/>
-        <w:jc w:val="both"/>
-        <w:rPr>
-          <w:rFonts w:ascii="Times New Roman" w:hAnsi="Times New Roman" w:cs="Times New Roman"/>
-          <w:sz w:val="28"/>
-          <w:szCs w:val="28"/>
-        </w:rPr>
-      </w:pPr>
-      <w:r>
-        <w:rPr>
-          <w:rFonts w:ascii="Times New Roman" w:hAnsi="Times New Roman" w:cs="Times New Roman"/>
-          <w:sz w:val="28"/>
-          <w:szCs w:val="28"/>
-        </w:rPr>
-        <w:t xml:space="preserve">добавление и удаление учебных групп; </w:t>
-      </w:r>
-    </w:p>
-    <w:p>
-      <w:pPr>
-        <w:numPr>
-          <w:ilvl w:val="0"/>
-          <w:numId w:val="29"/>
-        </w:numPr>
-        <w:spacing w:after="0" w:line="360" w:lineRule="exact"/>
-        <w:ind w:left="0" w:firstLine="851"/>
-        <w:jc w:val="both"/>
-        <w:rPr>
-          <w:rFonts w:ascii="Times New Roman" w:hAnsi="Times New Roman" w:cs="Times New Roman"/>
-          <w:sz w:val="28"/>
-          <w:szCs w:val="28"/>
-        </w:rPr>
-      </w:pPr>
-      <w:r>
-        <w:rPr>
-          <w:rFonts w:ascii="Times New Roman" w:hAnsi="Times New Roman" w:cs="Times New Roman"/>
-          <w:sz w:val="28"/>
-          <w:szCs w:val="28"/>
-        </w:rPr>
-        <w:t xml:space="preserve">добавление и редактирование преподавателей; </w:t>
-      </w:r>
-    </w:p>
-    <w:p>
-      <w:pPr>
-        <w:numPr>
-          <w:ilvl w:val="0"/>
-          <w:numId w:val="29"/>
-        </w:numPr>
-        <w:spacing w:after="0" w:line="360" w:lineRule="exact"/>
-        <w:ind w:left="0" w:firstLine="851"/>
-        <w:jc w:val="both"/>
-        <w:rPr>
-          <w:rFonts w:ascii="Times New Roman" w:hAnsi="Times New Roman" w:cs="Times New Roman"/>
-          <w:sz w:val="28"/>
-          <w:szCs w:val="28"/>
-        </w:rPr>
-      </w:pPr>
-      <w:r>
-        <w:rPr>
-          <w:rFonts w:ascii="Times New Roman" w:hAnsi="Times New Roman" w:cs="Times New Roman"/>
-          <w:sz w:val="28"/>
-          <w:szCs w:val="28"/>
-        </w:rPr>
-        <w:t xml:space="preserve">настройка связей между преподавателями и группами; </w:t>
-      </w:r>
-    </w:p>
-    <w:p>
-      <w:pPr>
-        <w:numPr>
-          <w:ilvl w:val="0"/>
-          <w:numId w:val="29"/>
-        </w:numPr>
-        <w:spacing w:after="0" w:line="360" w:lineRule="exact"/>
-        <w:ind w:left="0" w:firstLine="851"/>
-        <w:jc w:val="both"/>
-        <w:rPr>
-          <w:rFonts w:ascii="Times New Roman" w:hAnsi="Times New Roman" w:cs="Times New Roman"/>
-          <w:sz w:val="28"/>
-          <w:szCs w:val="28"/>
-        </w:rPr>
-      </w:pPr>
-      <w:r>
-        <w:rPr>
-          <w:rFonts w:ascii="Times New Roman" w:hAnsi="Times New Roman" w:cs="Times New Roman"/>
-          <w:sz w:val="28"/>
-          <w:szCs w:val="28"/>
-        </w:rPr>
-        <w:t xml:space="preserve">обновление данных расписания. </w:t>
-      </w:r>
-    </w:p>
-    <w:p>
-      <w:pPr>
-        <w:spacing w:after="0" w:line="360" w:lineRule="exact"/>
-        <w:ind w:firstLine="851"/>
-        <w:jc w:val="both"/>
-        <w:rPr>
-          <w:rFonts w:ascii="Times New Roman" w:hAnsi="Times New Roman" w:cs="Times New Roman"/>
-          <w:sz w:val="28"/>
-          <w:szCs w:val="28"/>
-        </w:rPr>
-      </w:pPr>
-      <w:r>
-        <w:rPr>
-          <w:rFonts w:ascii="Times New Roman" w:hAnsi="Times New Roman" w:cs="Times New Roman"/>
-          <w:sz w:val="28"/>
-          <w:szCs w:val="28"/>
-        </w:rPr>
-        <w:t>Администратор вводит и изменяет данные системы, обеспечивая корректную работу приложения и актуальность информации.</w:t>
-      </w:r>
-    </w:p>
-    <w:p>
-      <w:pPr>
-        <w:spacing w:after="0" w:line="360" w:lineRule="exact"/>
-        <w:ind w:firstLine="851"/>
-        <w:jc w:val="both"/>
-        <w:rPr>
-          <w:rFonts w:ascii="Times New Roman" w:hAnsi="Times New Roman" w:cs="Times New Roman"/>
-          <w:sz w:val="28"/>
-          <w:szCs w:val="28"/>
-        </w:rPr>
-      </w:pPr>
-      <w:r>
-        <w:rPr>
-          <w:rFonts w:ascii="Times New Roman" w:hAnsi="Times New Roman" w:cs="Times New Roman"/>
-          <w:sz w:val="28"/>
-          <w:szCs w:val="28"/>
-        </w:rPr>
-        <w:t>Для разработанного веб-приложения можно выделить следующие основные варианты использования:</w:t>
-      </w:r>
-    </w:p>
-    <w:p>
-      <w:pPr>
-        <w:numPr>
-          <w:ilvl w:val="0"/>
-          <w:numId w:val="29"/>
-        </w:numPr>
-        <w:spacing w:after="0" w:line="360" w:lineRule="exact"/>
-        <w:ind w:left="0" w:firstLine="851"/>
-        <w:jc w:val="both"/>
-        <w:rPr>
-          <w:rFonts w:ascii="Times New Roman" w:hAnsi="Times New Roman" w:cs="Times New Roman"/>
-          <w:sz w:val="28"/>
-          <w:szCs w:val="28"/>
-        </w:rPr>
-      </w:pPr>
-      <w:r>
-        <w:rPr>
-          <w:rFonts w:ascii="Times New Roman" w:hAnsi="Times New Roman" w:cs="Times New Roman"/>
-          <w:sz w:val="28"/>
-          <w:szCs w:val="28"/>
-        </w:rPr>
-        <w:t xml:space="preserve">просмотр расписания по группе; </w:t>
-      </w:r>
-    </w:p>
-    <w:p>
-      <w:pPr>
-        <w:numPr>
-          <w:ilvl w:val="0"/>
-          <w:numId w:val="29"/>
-        </w:numPr>
-        <w:spacing w:after="0" w:line="360" w:lineRule="exact"/>
-        <w:ind w:left="0" w:firstLine="851"/>
-        <w:jc w:val="both"/>
-        <w:rPr>
-          <w:rFonts w:ascii="Times New Roman" w:hAnsi="Times New Roman" w:cs="Times New Roman"/>
-          <w:sz w:val="28"/>
-          <w:szCs w:val="28"/>
-        </w:rPr>
-      </w:pPr>
-      <w:r>
-        <w:rPr>
-          <w:rFonts w:ascii="Times New Roman" w:hAnsi="Times New Roman" w:cs="Times New Roman"/>
-          <w:sz w:val="28"/>
-          <w:szCs w:val="28"/>
-        </w:rPr>
-        <w:t xml:space="preserve">просмотр расписания по преподавателю; </w:t>
-      </w:r>
-    </w:p>
-    <w:p>
-      <w:pPr>
-        <w:numPr>
-          <w:ilvl w:val="0"/>
-          <w:numId w:val="29"/>
-        </w:numPr>
-        <w:spacing w:after="0" w:line="360" w:lineRule="exact"/>
-        <w:ind w:left="0" w:firstLine="851"/>
-        <w:jc w:val="both"/>
-        <w:rPr>
-          <w:rFonts w:ascii="Times New Roman" w:hAnsi="Times New Roman" w:cs="Times New Roman"/>
-          <w:sz w:val="28"/>
-          <w:szCs w:val="28"/>
-        </w:rPr>
-      </w:pPr>
-      <w:r>
-        <w:rPr>
-          <w:rFonts w:ascii="Times New Roman" w:hAnsi="Times New Roman" w:cs="Times New Roman"/>
-          <w:sz w:val="28"/>
-          <w:szCs w:val="28"/>
-        </w:rPr>
-        <w:t xml:space="preserve">загрузка Excel-файла; </w:t>
-      </w:r>
-    </w:p>
-    <w:p>
-      <w:pPr>
-        <w:numPr>
-          <w:ilvl w:val="0"/>
-          <w:numId w:val="29"/>
-        </w:numPr>
-        <w:spacing w:after="0" w:line="360" w:lineRule="exact"/>
-        <w:ind w:left="0" w:firstLine="851"/>
-        <w:jc w:val="both"/>
-        <w:rPr>
-          <w:rFonts w:ascii="Times New Roman" w:hAnsi="Times New Roman" w:cs="Times New Roman"/>
-          <w:sz w:val="28"/>
-          <w:szCs w:val="28"/>
-        </w:rPr>
-      </w:pPr>
-      <w:r>
-        <w:rPr>
-          <w:rFonts w:ascii="Times New Roman" w:hAnsi="Times New Roman" w:cs="Times New Roman"/>
-          <w:sz w:val="28"/>
-          <w:szCs w:val="28"/>
-        </w:rPr>
-        <w:t xml:space="preserve">получение расписания с веб-сайта; </w:t>
-      </w:r>
-    </w:p>
-    <w:p>
-      <w:pPr>
-        <w:numPr>
-          <w:ilvl w:val="0"/>
-          <w:numId w:val="29"/>
-        </w:numPr>
-        <w:spacing w:after="0" w:line="360" w:lineRule="exact"/>
-        <w:ind w:left="0" w:firstLine="851"/>
-        <w:jc w:val="both"/>
-        <w:rPr>
-          <w:rFonts w:ascii="Times New Roman" w:hAnsi="Times New Roman" w:cs="Times New Roman"/>
-          <w:sz w:val="28"/>
-          <w:szCs w:val="28"/>
-        </w:rPr>
-      </w:pPr>
-      <w:r>
-        <w:rPr>
-          <w:rFonts w:ascii="Times New Roman" w:hAnsi="Times New Roman" w:cs="Times New Roman"/>
-          <w:sz w:val="28"/>
-          <w:szCs w:val="28"/>
-        </w:rPr>
-        <w:t xml:space="preserve">изменение пользовательских настроек; </w:t>
-      </w:r>
-    </w:p>
-    <w:p>
-      <w:pPr>
-        <w:numPr>
-          <w:ilvl w:val="0"/>
-          <w:numId w:val="29"/>
-        </w:numPr>
-        <w:spacing w:after="0" w:line="360" w:lineRule="exact"/>
-        <w:ind w:left="0" w:firstLine="851"/>
-        <w:jc w:val="both"/>
-        <w:rPr>
-          <w:rFonts w:ascii="Times New Roman" w:hAnsi="Times New Roman" w:cs="Times New Roman"/>
-          <w:sz w:val="28"/>
-          <w:szCs w:val="28"/>
-        </w:rPr>
-      </w:pPr>
-      <w:r>
-        <w:rPr>
-          <w:rFonts w:ascii="Times New Roman" w:hAnsi="Times New Roman" w:cs="Times New Roman"/>
-          <w:sz w:val="28"/>
-          <w:szCs w:val="28"/>
-        </w:rPr>
-        <w:t xml:space="preserve">управление данными через панель администратора. </w:t>
-      </w:r>
-    </w:p>
-    <w:p>
-      <w:pPr>
-        <w:spacing w:after="0" w:line="360" w:lineRule="exact"/>
-        <w:ind w:firstLine="851"/>
-        <w:jc w:val="both"/>
-        <w:rPr>
-          <w:rFonts w:ascii="Times New Roman" w:hAnsi="Times New Roman" w:cs="Times New Roman"/>
-          <w:sz w:val="28"/>
-          <w:szCs w:val="28"/>
-        </w:rPr>
-      </w:pPr>
-      <w:r>
-        <w:rPr>
-          <w:rFonts w:ascii="Times New Roman" w:hAnsi="Times New Roman" w:cs="Times New Roman"/>
-          <w:sz w:val="28"/>
-          <w:szCs w:val="28"/>
-        </w:rPr>
-        <w:t xml:space="preserve">Вариант использования «Просмотр расписания по группе» предполагает выбор пользователем необходимой учебной группы из списка. После выбора </w:t>
-      </w:r>
-      <w:r>
-        <w:rPr>
-          <w:rFonts w:ascii="Times New Roman" w:hAnsi="Times New Roman" w:cs="Times New Roman"/>
-          <w:sz w:val="28"/>
-          <w:szCs w:val="28"/>
-        </w:rPr>
-        <w:lastRenderedPageBreak/>
-        <w:t>система выполняет поиск соответствующих данных и отображает расписание занятий.</w:t>
-      </w:r>
-    </w:p>
-    <w:p>
-      <w:pPr>
-        <w:spacing w:after="0" w:line="360" w:lineRule="exact"/>
-        <w:ind w:firstLine="851"/>
-        <w:jc w:val="both"/>
-        <w:rPr>
-          <w:rFonts w:ascii="Times New Roman" w:hAnsi="Times New Roman" w:cs="Times New Roman"/>
-          <w:sz w:val="28"/>
-          <w:szCs w:val="28"/>
-        </w:rPr>
-      </w:pPr>
-      <w:r>
-        <w:rPr>
-          <w:rFonts w:ascii="Times New Roman" w:hAnsi="Times New Roman" w:cs="Times New Roman"/>
-          <w:sz w:val="28"/>
-          <w:szCs w:val="28"/>
-        </w:rPr>
-        <w:t>Вариант использования «Просмотр расписания по преподавателю» позволяет преподавателю получить список собственных занятий. Пользователь выбирает преподавателя из выпадающего списка, после чего система отображает соответствующее расписание.</w:t>
-      </w:r>
-    </w:p>
-    <w:p>
-      <w:pPr>
-        <w:spacing w:after="0" w:line="360" w:lineRule="exact"/>
-        <w:ind w:firstLine="851"/>
-        <w:jc w:val="both"/>
-        <w:rPr>
-          <w:rFonts w:ascii="Times New Roman" w:hAnsi="Times New Roman" w:cs="Times New Roman"/>
-          <w:sz w:val="28"/>
-          <w:szCs w:val="28"/>
-        </w:rPr>
-      </w:pPr>
-      <w:r>
-        <w:rPr>
-          <w:rFonts w:ascii="Times New Roman" w:hAnsi="Times New Roman" w:cs="Times New Roman"/>
-          <w:sz w:val="28"/>
-          <w:szCs w:val="28"/>
-        </w:rPr>
-        <w:t>Вариант использования «Загрузка Excel-файла» позволяет пользователю загрузить файл расписания через веб-интерфейс. После загрузки система выполняет обработку файла и извлекает необходимые данные.</w:t>
-      </w:r>
-    </w:p>
-    <w:p>
-      <w:pPr>
-        <w:spacing w:after="0" w:line="360" w:lineRule="exact"/>
-        <w:ind w:firstLine="851"/>
-        <w:jc w:val="both"/>
-        <w:rPr>
-          <w:rFonts w:ascii="Times New Roman" w:hAnsi="Times New Roman" w:cs="Times New Roman"/>
-          <w:sz w:val="28"/>
-          <w:szCs w:val="28"/>
-        </w:rPr>
-      </w:pPr>
-      <w:r>
-        <w:rPr>
-          <w:rFonts w:ascii="Times New Roman" w:hAnsi="Times New Roman" w:cs="Times New Roman"/>
-          <w:sz w:val="28"/>
-          <w:szCs w:val="28"/>
-        </w:rPr>
-        <w:t>Вариант использования «Получение расписания с веб-сайта» предусматривает автоматический анализ HTML-страницы и извлечение информации о расписании.</w:t>
-      </w:r>
-    </w:p>
-    <w:p>
-      <w:pPr>
-        <w:spacing w:after="0" w:line="360" w:lineRule="exact"/>
-        <w:ind w:firstLine="851"/>
-        <w:jc w:val="both"/>
-        <w:rPr>
-          <w:rFonts w:ascii="Times New Roman" w:hAnsi="Times New Roman" w:cs="Times New Roman"/>
-          <w:sz w:val="28"/>
-          <w:szCs w:val="28"/>
-        </w:rPr>
-      </w:pPr>
-      <w:r>
-        <w:rPr>
-          <w:rFonts w:ascii="Times New Roman" w:hAnsi="Times New Roman" w:cs="Times New Roman"/>
-          <w:sz w:val="28"/>
-          <w:szCs w:val="28"/>
-        </w:rPr>
-        <w:t>Вариант использования «Изменение пользовательских настроек» позволяет сохранять выбранную тему оформления, тип расписания и параметры отображения информации.</w:t>
-      </w:r>
-    </w:p>
-    <w:p>
-      <w:pPr>
-        <w:spacing w:after="0" w:line="360" w:lineRule="exact"/>
-        <w:ind w:firstLine="851"/>
-        <w:jc w:val="both"/>
-        <w:rPr>
-          <w:rFonts w:ascii="Times New Roman" w:hAnsi="Times New Roman" w:cs="Times New Roman"/>
-          <w:sz w:val="28"/>
-          <w:szCs w:val="28"/>
-        </w:rPr>
-      </w:pPr>
-      <w:r>
-        <w:rPr>
-          <w:rFonts w:ascii="Times New Roman" w:hAnsi="Times New Roman" w:cs="Times New Roman"/>
-          <w:sz w:val="28"/>
-          <w:szCs w:val="28"/>
-        </w:rPr>
-        <w:t>Вариант использования «Панель администратора» предназначен для управления списками групп и преподавателей, а также редактирования связей между ними.</w:t>
-      </w:r>
-    </w:p>
-    <w:p>
-      <w:pPr>
-        <w:spacing w:after="0" w:line="360" w:lineRule="exact"/>
-        <w:ind w:firstLine="851"/>
-        <w:jc w:val="both"/>
-        <w:rPr>
-          <w:rFonts w:ascii="Times New Roman" w:hAnsi="Times New Roman" w:cs="Times New Roman"/>
-          <w:sz w:val="28"/>
-          <w:szCs w:val="28"/>
-        </w:rPr>
-      </w:pPr>
-      <w:r>
-        <w:rPr>
-          <w:rFonts w:ascii="Times New Roman" w:hAnsi="Times New Roman" w:cs="Times New Roman"/>
-          <w:sz w:val="28"/>
-          <w:szCs w:val="28"/>
-        </w:rPr>
-        <w:t>Сценарий просмотра расписания по группе начинается с выбора пользователем режима «Ученик». Далее пользователь выбирает группу из выпадающего списка. Система обрабатывает запрос, выполняет поиск данных и отображает расписание выбранной группы.</w:t>
-      </w:r>
-    </w:p>
-    <w:p>
-      <w:pPr>
-        <w:spacing w:after="0" w:line="360" w:lineRule="exact"/>
-        <w:ind w:firstLine="851"/>
-        <w:jc w:val="both"/>
-        <w:rPr>
-          <w:rFonts w:ascii="Times New Roman" w:hAnsi="Times New Roman" w:cs="Times New Roman"/>
-          <w:sz w:val="28"/>
-          <w:szCs w:val="28"/>
-        </w:rPr>
-      </w:pPr>
-      <w:r>
-        <w:rPr>
-          <w:rFonts w:ascii="Times New Roman" w:hAnsi="Times New Roman" w:cs="Times New Roman"/>
-          <w:sz w:val="28"/>
-          <w:szCs w:val="28"/>
-        </w:rPr>
-        <w:t>Сценарий просмотра расписания по преподавателю начинается с выбора режима «Преподаватель». После выбора преподавателя система выводит список занятий, относящихся к данному преподавателю.</w:t>
-      </w:r>
-    </w:p>
-    <w:p>
-      <w:pPr>
-        <w:spacing w:after="0" w:line="360" w:lineRule="exact"/>
-        <w:ind w:firstLine="851"/>
-        <w:jc w:val="both"/>
-        <w:rPr>
-          <w:rFonts w:ascii="Times New Roman" w:hAnsi="Times New Roman" w:cs="Times New Roman"/>
-          <w:sz w:val="28"/>
-          <w:szCs w:val="28"/>
-        </w:rPr>
-      </w:pPr>
-      <w:r>
-        <w:rPr>
-          <w:rFonts w:ascii="Times New Roman" w:hAnsi="Times New Roman" w:cs="Times New Roman"/>
-          <w:sz w:val="28"/>
-          <w:szCs w:val="28"/>
-        </w:rPr>
-        <w:t>Сценарий загрузки Excel-файла включает выбор файла пользователем, отправку его на сервер и последующий анализ структуры документа. После обработки система отображает извлечённое расписание.</w:t>
-      </w:r>
-    </w:p>
-    <w:p>
-      <w:pPr>
-        <w:spacing w:after="0" w:line="360" w:lineRule="exact"/>
-        <w:ind w:firstLine="851"/>
-        <w:jc w:val="both"/>
-        <w:rPr>
-          <w:rFonts w:ascii="Times New Roman" w:hAnsi="Times New Roman" w:cs="Times New Roman"/>
-          <w:sz w:val="28"/>
-          <w:szCs w:val="28"/>
-        </w:rPr>
-      </w:pPr>
-      <w:r>
-        <w:rPr>
-          <w:rFonts w:ascii="Times New Roman" w:hAnsi="Times New Roman" w:cs="Times New Roman"/>
-          <w:sz w:val="28"/>
-          <w:szCs w:val="28"/>
-        </w:rPr>
-        <w:t>Сценарий получения расписания с веб-сайта начинается с обращения приложения к указанной HTML-странице. Далее выполняется анализ содержимого страницы и извлечение необходимых данных.</w:t>
-      </w:r>
-    </w:p>
-    <w:p>
-      <w:pPr>
-        <w:spacing w:after="0" w:line="360" w:lineRule="exact"/>
-        <w:ind w:firstLine="851"/>
-        <w:jc w:val="both"/>
-        <w:rPr>
-          <w:rFonts w:ascii="Times New Roman" w:hAnsi="Times New Roman" w:cs="Times New Roman"/>
-          <w:sz w:val="28"/>
-          <w:szCs w:val="28"/>
-        </w:rPr>
-      </w:pPr>
-      <w:r>
-        <w:rPr>
-          <w:rFonts w:ascii="Times New Roman" w:hAnsi="Times New Roman" w:cs="Times New Roman"/>
-          <w:sz w:val="28"/>
-          <w:szCs w:val="28"/>
-        </w:rPr>
-        <w:t>Сценарий работы администратора начинается с авторизации в панели управления. После входа администратор получает доступ к функциям управления группами, преподавателями и настройками системы.</w:t>
+        <w:t>Такая организация взаимодействия позволяет отделить пользовательский интерфейс от механизмов получения данных. Пользователь работает с едиными фильтрами и режимами просмотра, а серверная часть отвечает за получение расписания, парсинг входных данных, фильтрацию записей и передачу результата в представление.</w:t>
       </w:r>
     </w:p>
     <w:p>
@@ -16454,11 +13810,13 @@
     <w:qFormat/>
     <w:rsid w:val="00923AEA"/>
     <w:pPr>
-      <w:spacing w:after="200" w:line="276" w:lineRule="auto"/>
+      <w:spacing w:after="0" w:line="360" w:lineRule="exact" w:before="0"/>
+      <w:ind w:firstLine="850"/>
     </w:pPr>
     <w:rPr>
+      <w:rFonts w:ascii="Times New Roman" w:hAnsi="Times New Roman"/>
       <w:kern w:val="0"/>
-      <w:sz w:val="22"/>
+      <w:sz w:val="28"/>
       <w:szCs w:val="22"/>
       <w14:ligatures w14:val="none"/>
     </w:rPr>
@@ -16901,9 +14259,14 @@
     <w:qFormat/>
     <w:rsid w:val="00EA613A"/>
     <w:pPr>
-      <w:ind w:left="720"/>
+      <w:spacing w:lineRule="exact" w:line="360" w:before="0" w:after="0"/>
+      <w:ind w:left="720" w:firstLine="850"/>
       <w:contextualSpacing/>
     </w:pPr>
+    <w:rPr>
+      <w:rFonts w:ascii="Times New Roman" w:hAnsi="Times New Roman"/>
+      <w:sz w:val="28"/>
+    </w:rPr>
   </w:style>
   <w:style w:type="character" w:styleId="a8">
     <w:name w:val="Intense Emphasis"/>

--- a/Документация/Курсач.docx
+++ b/Документация/Курсач.docx
@@ -698,10 +698,6 @@
     </w:p>
     <w:p>
       <w:pPr>
-        <w:numPr>
-          <w:ilvl w:val="0"/>
-          <w:numId w:val="29"/>
-        </w:numPr>
         <w:spacing w:after="0" w:line="360" w:lineRule="exact" w:before="0"/>
         <w:ind w:left="0" w:firstLine="850"/>
         <w:jc w:val="both"/>
@@ -722,10 +718,6 @@
     </w:p>
     <w:p>
       <w:pPr>
-        <w:numPr>
-          <w:ilvl w:val="0"/>
-          <w:numId w:val="29"/>
-        </w:numPr>
         <w:spacing w:after="0" w:line="360" w:lineRule="exact" w:before="0"/>
         <w:ind w:left="0" w:firstLine="850"/>
         <w:jc w:val="both"/>
@@ -741,15 +733,11 @@
           <w:b w:val="0"/>
           <w:sz w:val="28"/>
         </w:rPr>
-        <w:t>Административная панель и база данных в финальной версии проекта не используются. Данные расписания поступают из заранее размещённых локальных Excel-файлов и HTML-страниц официального сайта, а обработка выполняется средствами серверной части приложения.</w:t>
+        <w:t>В финальной версии проекта не используется отдельная база данных: данные расписания поступают из заранее размещённых локальных Excel-файлов и HTML-страниц официального сайта, а обработка выполняется средствами серверной части приложения.</w:t>
       </w:r>
     </w:p>
     <w:p>
       <w:pPr>
-        <w:numPr>
-          <w:ilvl w:val="0"/>
-          <w:numId w:val="29"/>
-        </w:numPr>
         <w:spacing w:after="0" w:line="360" w:lineRule="exact" w:before="0"/>
         <w:ind w:left="0" w:firstLine="850"/>
         <w:jc w:val="both"/>
@@ -770,10 +758,6 @@
     </w:p>
     <w:p>
       <w:pPr>
-        <w:numPr>
-          <w:ilvl w:val="0"/>
-          <w:numId w:val="29"/>
-        </w:numPr>
         <w:spacing w:after="0" w:line="360" w:lineRule="exact" w:before="0"/>
         <w:ind w:left="0" w:firstLine="850"/>
         <w:jc w:val="both"/>
@@ -794,10 +778,6 @@
     </w:p>
     <w:p>
       <w:pPr>
-        <w:numPr>
-          <w:ilvl w:val="0"/>
-          <w:numId w:val="29"/>
-        </w:numPr>
         <w:spacing w:after="0" w:line="360" w:lineRule="exact" w:before="0"/>
         <w:ind w:left="0" w:firstLine="850"/>
         <w:jc w:val="both"/>
@@ -878,10 +858,6 @@
     </w:p>
     <w:p>
       <w:pPr>
-        <w:numPr>
-          <w:ilvl w:val="0"/>
-          <w:numId w:val="29"/>
-        </w:numPr>
         <w:spacing w:after="0" w:line="360" w:lineRule="exact" w:before="0"/>
         <w:ind w:left="0" w:firstLine="850"/>
         <w:jc w:val="both"/>
@@ -902,10 +878,6 @@
     </w:p>
     <w:p>
       <w:pPr>
-        <w:numPr>
-          <w:ilvl w:val="0"/>
-          <w:numId w:val="29"/>
-        </w:numPr>
         <w:spacing w:after="0" w:line="360" w:lineRule="exact" w:before="0"/>
         <w:ind w:left="0" w:firstLine="850"/>
         <w:jc w:val="both"/>
@@ -926,10 +898,6 @@
     </w:p>
     <w:p>
       <w:pPr>
-        <w:numPr>
-          <w:ilvl w:val="0"/>
-          <w:numId w:val="29"/>
-        </w:numPr>
         <w:spacing w:after="0" w:line="360" w:lineRule="exact" w:before="0"/>
         <w:ind w:left="0" w:firstLine="850"/>
         <w:jc w:val="both"/>
@@ -950,10 +918,6 @@
     </w:p>
     <w:p>
       <w:pPr>
-        <w:numPr>
-          <w:ilvl w:val="0"/>
-          <w:numId w:val="29"/>
-        </w:numPr>
         <w:spacing w:after="0" w:line="360" w:lineRule="exact" w:before="0"/>
         <w:ind w:left="0" w:firstLine="850"/>
         <w:jc w:val="both"/>
@@ -1014,10 +978,6 @@
     </w:p>
     <w:p>
       <w:pPr>
-        <w:numPr>
-          <w:ilvl w:val="0"/>
-          <w:numId w:val="29"/>
-        </w:numPr>
         <w:spacing w:after="0" w:line="360" w:lineRule="exact" w:before="0"/>
         <w:ind w:left="0" w:firstLine="850"/>
         <w:jc w:val="both"/>
@@ -1035,18 +995,6 @@
         </w:rPr>
         <w:t>Такая организация взаимодействия позволяет отделить пользовательский интерфейс от механизмов получения данных. Пользователь работает с едиными фильтрами и режимами просмотра, а серверная часть отвечает за получение расписания, парсинг входных данных, фильтрацию записей и передачу результата в представление.</w:t>
       </w:r>
-    </w:p>
-    <w:p>
-      <w:pPr>
-        <w:spacing w:after="0" w:line="360" w:lineRule="exact"/>
-        <w:ind w:firstLine="851"/>
-        <w:jc w:val="both"/>
-        <w:rPr>
-          <w:rFonts w:ascii="Times New Roman" w:hAnsi="Times New Roman" w:cs="Times New Roman"/>
-          <w:sz w:val="28"/>
-          <w:szCs w:val="28"/>
-        </w:rPr>
-      </w:pPr>
     </w:p>
     <w:sectPr>
       <w:headerReference w:type="even" r:id="rId8"/>

--- a/Документация/Курсач.docx
+++ b/Документация/Курсач.docx
@@ -4,280 +4,198 @@
   <w:body>
     <w:p>
       <w:pPr>
-        <w:spacing w:after="0" w:line="360" w:lineRule="exact" w:before="0"/>
-        <w:ind w:firstLine="0"/>
+        <w:ind w:firstLine="851"/>
         <w:jc w:val="center"/>
         <w:rPr>
-          <w:rFonts w:ascii="Times New Roman" w:hAnsi="Times New Roman" w:cs="Times New Roman"/>
+          <w:rFonts w:cs="Times New Roman"/>
           <w:b/>
           <w:bCs/>
-          <w:sz w:val="28"/>
           <w:szCs w:val="28"/>
         </w:rPr>
       </w:pPr>
       <w:r>
-        <w:rPr>
-          <w:rFonts w:ascii="Times New Roman" w:hAnsi="Times New Roman"/>
-          <w:sz w:val="28"/>
-        </w:rPr>
         <w:t>Введение</w:t>
       </w:r>
     </w:p>
     <w:p>
       <w:pPr>
-        <w:spacing w:after="0" w:line="240" w:lineRule="auto"/>
         <w:ind w:firstLine="851"/>
         <w:jc w:val="both"/>
         <w:rPr>
-          <w:rFonts w:ascii="Times New Roman" w:hAnsi="Times New Roman" w:cs="Times New Roman"/>
-          <w:sz w:val="28"/>
+          <w:rFonts w:cs="Times New Roman"/>
           <w:szCs w:val="28"/>
         </w:rPr>
       </w:pPr>
     </w:p>
     <w:p>
       <w:pPr>
-        <w:spacing w:after="0" w:line="360" w:lineRule="exact" w:before="0"/>
-        <w:ind w:firstLine="850"/>
+        <w:ind w:firstLine="851"/>
         <w:jc w:val="both"/>
         <w:rPr>
-          <w:rFonts w:ascii="Times New Roman" w:hAnsi="Times New Roman" w:cs="Times New Roman"/>
-          <w:sz w:val="28"/>
+          <w:rFonts w:cs="Times New Roman"/>
           <w:szCs w:val="28"/>
         </w:rPr>
       </w:pPr>
       <w:r>
-        <w:rPr>
-          <w:rFonts w:ascii="Times New Roman" w:hAnsi="Times New Roman"/>
-          <w:sz w:val="28"/>
-        </w:rPr>
         <w:t>На курсовое проектирование была поставлена тема: «Разработка веб-сервиса для парсинга и фильтрации расписания учебных занятий». В рамках проекта необходимо разработать программное средство, обеспечивающее получение, обработку, фильтрацию и удобное отображение расписания для студентов и преподавателей.</w:t>
       </w:r>
     </w:p>
     <w:p>
       <w:pPr>
-        <w:spacing w:after="0" w:line="360" w:lineRule="exact" w:before="0"/>
-        <w:ind w:firstLine="850"/>
+        <w:ind w:firstLine="851"/>
         <w:jc w:val="both"/>
         <w:rPr>
-          <w:rFonts w:ascii="Times New Roman" w:hAnsi="Times New Roman" w:cs="Times New Roman"/>
-          <w:sz w:val="28"/>
+          <w:rFonts w:cs="Times New Roman"/>
           <w:szCs w:val="28"/>
         </w:rPr>
       </w:pPr>
       <w:r>
-        <w:rPr>
-          <w:rFonts w:ascii="Times New Roman" w:hAnsi="Times New Roman"/>
-          <w:sz w:val="28"/>
-        </w:rPr>
         <w:t>Целью курсового проекта является создание веб-сервиса, позволяющего автоматически обрабатывать расписание учебных занятий из локальных Excel-файлов и HTML-страниц официального сайта, извлекать сведения о группах, преподавателях, дисциплинах, времени занятий и кабинетах, а затем предоставлять пользователю удобные средства фильтрации и просмотра данных.</w:t>
       </w:r>
     </w:p>
     <w:p>
       <w:pPr>
-        <w:spacing w:after="0" w:line="360" w:lineRule="exact" w:before="0"/>
-        <w:ind w:firstLine="850"/>
+        <w:ind w:firstLine="851"/>
         <w:jc w:val="both"/>
         <w:rPr>
-          <w:rFonts w:ascii="Times New Roman" w:hAnsi="Times New Roman" w:cs="Times New Roman"/>
-          <w:sz w:val="28"/>
+          <w:rFonts w:cs="Times New Roman"/>
           <w:szCs w:val="28"/>
         </w:rPr>
       </w:pPr>
       <w:r>
-        <w:rPr>
-          <w:rFonts w:ascii="Times New Roman" w:hAnsi="Times New Roman"/>
-          <w:sz w:val="28"/>
-        </w:rPr>
         <w:t>Предметной областью функционирования разрабатываемой задачи является организация доступа к расписанию учебных занятий в учреждении образования. Сервис предназначен для пользователей различного уровня подготовки и позволяет просматривать расписание по учебным группам и преподавателям без ручного поиска информации в больших таблицах Excel или на отдельных страницах сайта.</w:t>
       </w:r>
     </w:p>
     <w:p>
       <w:pPr>
-        <w:spacing w:after="0" w:line="360" w:lineRule="exact" w:before="0"/>
-        <w:ind w:firstLine="850"/>
+        <w:ind w:firstLine="851"/>
         <w:jc w:val="both"/>
         <w:rPr>
-          <w:rFonts w:ascii="Times New Roman" w:hAnsi="Times New Roman" w:cs="Times New Roman"/>
-          <w:sz w:val="28"/>
+          <w:rFonts w:cs="Times New Roman"/>
           <w:szCs w:val="28"/>
         </w:rPr>
       </w:pPr>
       <w:r>
-        <w:rPr>
-          <w:rFonts w:ascii="Times New Roman" w:hAnsi="Times New Roman"/>
-          <w:sz w:val="28"/>
-        </w:rPr>
         <w:t>Проект реализован на платформе ASP.NET Core MVC с использованием языка программирования C#, а также технологий HTML, CSS, JavaScript, Bootstrap, EPPlus и HtmlAgilityPack. В финальной версии веб-сервиса реализованы обработка локальных Excel-файлов с расписанием, парсинг расписания с веб-сайта, выбор источника данных, фильтрация по отделению, направлению, группе и преподавателю, сохранение выбранных параметров пользователя, светлая и тёмная темы оформления, адаптивный интерфейс, настройка размера карточек и переключение вертикального или горизонтального режима отображения расписания.</w:t>
       </w:r>
     </w:p>
     <w:p>
       <w:pPr>
-        <w:spacing w:after="0" w:line="360" w:lineRule="exact" w:before="0"/>
-        <w:ind w:firstLine="850"/>
+        <w:ind w:firstLine="851"/>
         <w:jc w:val="both"/>
         <w:rPr>
-          <w:rFonts w:ascii="Times New Roman" w:hAnsi="Times New Roman" w:cs="Times New Roman"/>
-          <w:sz w:val="28"/>
+          <w:rFonts w:cs="Times New Roman"/>
           <w:szCs w:val="28"/>
         </w:rPr>
       </w:pPr>
       <w:r>
-        <w:rPr>
-          <w:rFonts w:ascii="Times New Roman" w:hAnsi="Times New Roman"/>
-          <w:sz w:val="28"/>
-        </w:rPr>
         <w:t>В основу проектирования положены принципы разделения логики обработки данных и пользовательского интерфейса, автоматического анализа структуры расписания, отказа от избыточного ручного ввода данных, сохранения пользовательских настроек и обеспечения удобной работы сервиса на разных устройствах.</w:t>
       </w:r>
     </w:p>
     <w:p>
       <w:pPr>
-        <w:spacing w:after="0" w:line="360" w:lineRule="exact" w:before="0"/>
-        <w:ind w:firstLine="850"/>
+        <w:ind w:firstLine="851"/>
         <w:jc w:val="both"/>
         <w:rPr>
-          <w:rFonts w:ascii="Times New Roman" w:hAnsi="Times New Roman" w:cs="Times New Roman"/>
-          <w:sz w:val="28"/>
+          <w:rFonts w:cs="Times New Roman"/>
           <w:szCs w:val="28"/>
         </w:rPr>
       </w:pPr>
       <w:r>
-        <w:rPr>
-          <w:rFonts w:ascii="Times New Roman" w:hAnsi="Times New Roman"/>
-          <w:sz w:val="28"/>
-        </w:rPr>
         <w:t>Далее приведём краткое описание разделов пояснительной записки.</w:t>
       </w:r>
     </w:p>
     <w:p>
       <w:pPr>
-        <w:spacing w:after="0" w:line="360" w:lineRule="exact" w:before="0"/>
-        <w:ind w:firstLine="850"/>
+        <w:ind w:firstLine="851"/>
         <w:jc w:val="both"/>
         <w:rPr>
-          <w:rFonts w:ascii="Times New Roman" w:hAnsi="Times New Roman" w:cs="Times New Roman"/>
-          <w:sz w:val="28"/>
+          <w:rFonts w:cs="Times New Roman"/>
           <w:szCs w:val="28"/>
         </w:rPr>
       </w:pPr>
       <w:r>
-        <w:rPr>
-          <w:rFonts w:ascii="Times New Roman" w:hAnsi="Times New Roman"/>
-          <w:sz w:val="28"/>
-        </w:rPr>
         <w:t>Первый раздел носит название «Анализ предметной области и формулировка требований к программе». В нём рассматривается предметная область, определяются задачи, подлежащие автоматизации, обосновывается необходимость компьютерной обработки расписания, проводится анализ существующих аналогов, а также приводится описание инструментов разработки и требований к программным и аппаратным средствам.</w:t>
       </w:r>
     </w:p>
     <w:p>
       <w:pPr>
-        <w:spacing w:after="0" w:line="360" w:lineRule="exact" w:before="0"/>
-        <w:ind w:firstLine="850"/>
+        <w:ind w:firstLine="851"/>
         <w:jc w:val="both"/>
         <w:rPr>
-          <w:rFonts w:ascii="Times New Roman" w:hAnsi="Times New Roman" w:cs="Times New Roman"/>
-          <w:sz w:val="28"/>
+          <w:rFonts w:cs="Times New Roman"/>
           <w:szCs w:val="28"/>
         </w:rPr>
       </w:pPr>
       <w:r>
-        <w:rPr>
-          <w:rFonts w:ascii="Times New Roman" w:hAnsi="Times New Roman"/>
-          <w:sz w:val="28"/>
-        </w:rPr>
+        <w:lastRenderedPageBreak/>
         <w:t>Во втором разделе — «Проектирование» — рассматриваются действующие субъекты системы, варианты использования веб-сервиса, сценарии взаимодействия пользователей с системой, диаграммы деятельности и описание тестов.</w:t>
       </w:r>
     </w:p>
     <w:p>
       <w:pPr>
-        <w:spacing w:after="0" w:line="360" w:lineRule="exact" w:before="0"/>
-        <w:ind w:firstLine="850"/>
+        <w:ind w:firstLine="851"/>
         <w:jc w:val="both"/>
         <w:rPr>
-          <w:rFonts w:ascii="Times New Roman" w:hAnsi="Times New Roman" w:cs="Times New Roman"/>
-          <w:sz w:val="28"/>
+          <w:rFonts w:cs="Times New Roman"/>
           <w:szCs w:val="28"/>
         </w:rPr>
       </w:pPr>
       <w:r>
-        <w:rPr>
-          <w:rFonts w:ascii="Times New Roman" w:hAnsi="Times New Roman"/>
-          <w:sz w:val="28"/>
-        </w:rPr>
         <w:t>Раздел «Построение программы» посвящён описанию структуры приложения. В данном разделе рассматриваются используемые классы, их атрибуты и методы, а также особенности реализации основных компонентов веб-сервиса.</w:t>
       </w:r>
     </w:p>
     <w:p>
       <w:pPr>
-        <w:spacing w:after="0" w:line="360" w:lineRule="exact" w:before="0"/>
-        <w:ind w:firstLine="850"/>
+        <w:ind w:firstLine="851"/>
         <w:jc w:val="both"/>
         <w:rPr>
-          <w:rFonts w:ascii="Times New Roman" w:hAnsi="Times New Roman" w:cs="Times New Roman"/>
-          <w:sz w:val="28"/>
+          <w:rFonts w:cs="Times New Roman"/>
           <w:szCs w:val="28"/>
         </w:rPr>
       </w:pPr>
       <w:r>
-        <w:rPr>
-          <w:rFonts w:ascii="Times New Roman" w:hAnsi="Times New Roman"/>
-          <w:sz w:val="28"/>
-        </w:rPr>
         <w:t>Четвёртый раздел — «Тестирование». В нём приводится цель проведения испытаний, требования, подлежащие проверке, порядок тестирования основных функций приложения, а также проверка корректности обработки Excel-файлов, парсинга HTML-страниц, фильтрации и отображения расписания.</w:t>
       </w:r>
     </w:p>
     <w:p>
       <w:pPr>
-        <w:spacing w:after="0" w:line="360" w:lineRule="exact" w:before="0"/>
-        <w:ind w:firstLine="850"/>
+        <w:ind w:firstLine="851"/>
         <w:jc w:val="both"/>
         <w:rPr>
-          <w:rFonts w:ascii="Times New Roman" w:hAnsi="Times New Roman" w:cs="Times New Roman"/>
-          <w:sz w:val="28"/>
+          <w:rFonts w:cs="Times New Roman"/>
           <w:szCs w:val="28"/>
         </w:rPr>
       </w:pPr>
       <w:r>
-        <w:rPr>
-          <w:rFonts w:ascii="Times New Roman" w:hAnsi="Times New Roman"/>
-          <w:sz w:val="28"/>
-        </w:rPr>
         <w:t>В разделе «Применение» описываются назначение программы, условия её использования, необходимое программное обеспечение, порядок установки, запуск веб-сервиса и последовательность действий пользователя при работе с расписанием.</w:t>
       </w:r>
     </w:p>
     <w:p>
       <w:pPr>
-        <w:spacing w:after="0" w:line="360" w:lineRule="exact" w:before="0"/>
-        <w:ind w:firstLine="850"/>
+        <w:ind w:firstLine="851"/>
         <w:jc w:val="both"/>
         <w:rPr>
-          <w:rFonts w:ascii="Times New Roman" w:hAnsi="Times New Roman" w:cs="Times New Roman"/>
-          <w:sz w:val="28"/>
+          <w:rFonts w:cs="Times New Roman"/>
           <w:szCs w:val="28"/>
         </w:rPr>
       </w:pPr>
       <w:r>
-        <w:rPr>
-          <w:rFonts w:ascii="Times New Roman" w:hAnsi="Times New Roman"/>
-          <w:sz w:val="28"/>
-        </w:rPr>
         <w:t>«Заключение» содержит основные результаты выполненной работы, практические выводы по проекту и возможные направления дальнейшего развития системы.</w:t>
       </w:r>
     </w:p>
     <w:p>
       <w:pPr>
-        <w:spacing w:after="0" w:line="240" w:lineRule="auto"/>
         <w:ind w:firstLine="851"/>
         <w:jc w:val="both"/>
         <w:rPr>
-          <w:rFonts w:ascii="Times New Roman" w:hAnsi="Times New Roman" w:cs="Times New Roman"/>
-          <w:sz w:val="28"/>
+          <w:rFonts w:cs="Times New Roman"/>
           <w:szCs w:val="28"/>
         </w:rPr>
       </w:pPr>
       <w:r>
         <w:rPr>
-          <w:rFonts w:ascii="Times New Roman" w:hAnsi="Times New Roman" w:cs="Times New Roman"/>
-          <w:sz w:val="28"/>
+          <w:rFonts w:cs="Times New Roman"/>
           <w:szCs w:val="28"/>
         </w:rPr>
         <w:br w:type="page"/>
@@ -285,714 +203,491 @@
     </w:p>
     <w:p>
       <w:pPr>
-        <w:spacing w:lineRule="exact" w:line="360" w:before="0" w:after="0"/>
-        <w:ind w:firstLine="0"/>
+        <w:ind w:firstLine="851"/>
       </w:pPr>
       <w:r>
         <w:rPr>
-          <w:rFonts w:ascii="Times New Roman" w:hAnsi="Times New Roman"/>
           <w:b/>
-          <w:sz w:val="28"/>
         </w:rPr>
+        <w:lastRenderedPageBreak/>
         <w:t>1 Анализ предметной области и формулировка требований к программе</w:t>
       </w:r>
     </w:p>
     <w:p>
       <w:pPr>
-        <w:spacing w:lineRule="exact" w:line="360" w:before="0" w:after="0"/>
-        <w:ind w:firstLine="0"/>
+        <w:ind w:firstLine="851"/>
       </w:pPr>
       <w:r>
         <w:rPr>
-          <w:rFonts w:ascii="Times New Roman" w:hAnsi="Times New Roman"/>
           <w:b/>
-          <w:sz w:val="28"/>
         </w:rPr>
         <w:t>1.1 Исследование предметной области</w:t>
       </w:r>
     </w:p>
     <w:p>
-      <w:pPr/>
+      <w:pPr>
+        <w:ind w:firstLine="851"/>
+      </w:pPr>
     </w:p>
     <w:p>
       <w:pPr>
-        <w:spacing w:lineRule="exact" w:line="360" w:before="0" w:after="0"/>
-        <w:ind w:firstLine="850"/>
+        <w:ind w:firstLine="851"/>
       </w:pPr>
       <w:r>
-        <w:rPr>
-          <w:rFonts w:ascii="Times New Roman" w:hAnsi="Times New Roman"/>
-          <w:sz w:val="28"/>
-        </w:rPr>
         <w:t>В образовательных учреждениях расписание учебных занятий является одним из основных информационных ресурсов, с которым ежедневно работают учащиеся, преподаватели и администрация. Расписание содержит сведения о времени проведения занятий, учебных группах, преподавателях, дисциплинах и кабинетах. От удобства получения этих данных зависит скорость поиска нужной информации и организация учебного процесса.</w:t>
       </w:r>
     </w:p>
     <w:p>
       <w:pPr>
-        <w:spacing w:lineRule="exact" w:line="360" w:before="0" w:after="0"/>
-        <w:ind w:firstLine="850"/>
+        <w:ind w:firstLine="851"/>
       </w:pPr>
       <w:r>
-        <w:rPr>
-          <w:rFonts w:ascii="Times New Roman" w:hAnsi="Times New Roman"/>
-          <w:sz w:val="28"/>
-        </w:rPr>
         <w:t>На практике расписание часто публикуется в виде Excel-файлов или HTML-страниц на сайте учреждения образования. Такой способ представления данных удобен для размещения информации, однако не всегда обеспечивает быстрый поиск нужной группы или преподавателя. Пользователю приходится просматривать большие таблицы, переходить между несколькими файлами или страницами и вручную находить необходимые строки.</w:t>
       </w:r>
     </w:p>
     <w:p>
       <w:pPr>
-        <w:spacing w:lineRule="exact" w:line="360" w:before="0" w:after="0"/>
-        <w:ind w:firstLine="850"/>
+        <w:ind w:firstLine="851"/>
       </w:pPr>
       <w:r>
-        <w:rPr>
-          <w:rFonts w:ascii="Times New Roman" w:hAnsi="Times New Roman"/>
-          <w:sz w:val="28"/>
-        </w:rPr>
         <w:t>Целью курсового проекта является разработка веб-сервиса для парсинга и фильтрации расписания учебных занятий. Веб-сервис должен автоматически получать данные из локальных Excel-файлов и HTML-страниц сайта, извлекать из них сведения о занятиях и предоставлять пользователю удобный интерфейс для просмотра расписания.</w:t>
       </w:r>
     </w:p>
     <w:p>
       <w:pPr>
-        <w:spacing w:lineRule="exact" w:line="360" w:before="0" w:after="0"/>
-        <w:ind w:firstLine="850"/>
+        <w:ind w:firstLine="851"/>
       </w:pPr>
       <w:r>
-        <w:rPr>
-          <w:rFonts w:ascii="Times New Roman" w:hAnsi="Times New Roman"/>
-          <w:sz w:val="28"/>
-        </w:rPr>
         <w:t>Разрабатываемое приложение должно обеспечивать просмотр расписания в двух основных режимах: по учебной группе и по преподавателю. В режиме просмотра по группе пользователь выбирает отделение, направление и нужную группу, после чего получает список занятий с указанием времени, дисциплины, преподавателя и кабинета. В режиме преподавателя система собирает расписание по доступным источникам и отображает занятия, относящиеся к выбранному преподавателю.</w:t>
       </w:r>
     </w:p>
     <w:p>
       <w:pPr>
-        <w:spacing w:lineRule="exact" w:line="360" w:before="0" w:after="0"/>
-        <w:ind w:firstLine="850"/>
+        <w:ind w:firstLine="851"/>
       </w:pPr>
       <w:r>
-        <w:rPr>
-          <w:rFonts w:ascii="Times New Roman" w:hAnsi="Times New Roman"/>
-          <w:sz w:val="28"/>
-        </w:rPr>
         <w:t>Компьютерная обработка расписания необходима из-за большого объёма данных и регулярного изменения информации. Автоматический парсинг позволяет уменьшить количество ручных действий, снизить вероятность ошибок при поиске и сделать данные более удобными для восприятия. Особенно это важно при использовании расписания с мобильных устройств, где просмотр больших таблиц затруднён.</w:t>
       </w:r>
     </w:p>
     <w:p>
       <w:pPr>
-        <w:spacing w:lineRule="exact" w:line="360" w:before="0" w:after="0"/>
-        <w:ind w:firstLine="850"/>
+        <w:ind w:firstLine="851"/>
       </w:pPr>
       <w:r>
-        <w:rPr>
-          <w:rFonts w:ascii="Times New Roman" w:hAnsi="Times New Roman"/>
-          <w:sz w:val="28"/>
-        </w:rPr>
-        <w:t>Использование веб-сервиса позволяет ускорить поиск расписания и повысить удобство работы пользователей. Студент может быстро найти занятия своей группы, а преподаватель — получить список собственных занятий без просмотра расписания всех групп. Дополнительные настройки интерфейса позволяют выбрать тему оформления, размер карточек и режим отображения расписания.</w:t>
+        <w:t xml:space="preserve">Использование веб-сервиса позволяет ускорить поиск расписания и повысить удобство работы пользователей. Студент может быстро найти занятия своей группы, а преподаватель — получить список собственных занятий без просмотра </w:t>
+      </w:r>
+      <w:r>
+        <w:lastRenderedPageBreak/>
+        <w:t>расписания всех групп. Дополнительные настройки интерфейса позволяют выбрать тему оформления, размер карточек и режим отображения расписания.</w:t>
       </w:r>
     </w:p>
     <w:p>
       <w:pPr>
-        <w:spacing w:lineRule="exact" w:line="360" w:before="0" w:after="0"/>
-        <w:ind w:firstLine="850"/>
+        <w:ind w:firstLine="851"/>
       </w:pPr>
       <w:r>
-        <w:rPr>
-          <w:rFonts w:ascii="Times New Roman" w:hAnsi="Times New Roman"/>
-          <w:sz w:val="28"/>
-        </w:rPr>
         <w:t>В настоящее время существуют различные решения для публикации расписания: официальные сайты учебных заведений, электронные дневники, таблицы Excel и специализированные онлайн-сервисы. Такие системы позволяют размещать учебную информацию, однако часто имеют ограниченные возможности фильтрации или требуют ручного поиска по таблицам.</w:t>
       </w:r>
     </w:p>
     <w:p>
       <w:pPr>
-        <w:spacing w:lineRule="exact" w:line="360" w:before="0" w:after="0"/>
-        <w:ind w:firstLine="850"/>
+        <w:ind w:firstLine="851"/>
       </w:pPr>
       <w:r>
-        <w:rPr>
-          <w:rFonts w:ascii="Times New Roman" w:hAnsi="Times New Roman"/>
-          <w:sz w:val="28"/>
-        </w:rPr>
         <w:t>Официальные HTML-страницы и Excel-файлы обычно содержат актуальные данные, но не всегда удобны для конечного пользователя. При большом количестве групп и преподавателей поиск нужной информации занимает время. Кроме того, не все источники одинаково хорошо адаптированы для просмотра на разных устройствах.</w:t>
       </w:r>
     </w:p>
     <w:p>
       <w:pPr>
-        <w:spacing w:lineRule="exact" w:line="360" w:before="0" w:after="0"/>
-        <w:ind w:firstLine="850"/>
+        <w:ind w:firstLine="851"/>
       </w:pPr>
       <w:r>
-        <w:rPr>
-          <w:rFonts w:ascii="Times New Roman" w:hAnsi="Times New Roman"/>
-          <w:sz w:val="28"/>
-        </w:rPr>
         <w:t>Разрабатываемый веб-сервис отличается тем, что объединяет обработку двух источников данных: локальных Excel-файлов и HTML-страниц сайта. Основное внимание уделяется автоматическому анализу структуры расписания, фильтрации по группе и преподавателю, адаптивному интерфейсу и сохранению пользовательских настроек.</w:t>
       </w:r>
     </w:p>
     <w:p>
       <w:pPr>
-        <w:spacing w:lineRule="exact" w:line="360" w:before="0" w:after="0"/>
-        <w:ind w:firstLine="850"/>
+        <w:ind w:firstLine="851"/>
       </w:pPr>
       <w:r>
-        <w:rPr>
-          <w:rFonts w:ascii="Times New Roman" w:hAnsi="Times New Roman"/>
-          <w:sz w:val="28"/>
-        </w:rPr>
         <w:t>Входными данными веб-сервиса являются Excel-файлы с расписанием, HTML-страницы сайта, а также параметры, выбранные пользователем в интерфейсе. К таким параметрам относятся источник данных, режим просмотра, отделение, направление, учебная группа и преподаватель.</w:t>
       </w:r>
     </w:p>
     <w:p>
       <w:pPr>
-        <w:spacing w:lineRule="exact" w:line="360" w:before="0" w:after="0"/>
-        <w:ind w:firstLine="850"/>
+        <w:ind w:firstLine="851"/>
       </w:pPr>
       <w:r>
-        <w:rPr>
-          <w:rFonts w:ascii="Times New Roman" w:hAnsi="Times New Roman"/>
-          <w:sz w:val="28"/>
-        </w:rPr>
         <w:t>Выходными данными являются структурированные карточки расписания, сгруппированные по дням недели. В каждой карточке отображаются номер пары, время занятия, дисциплина, учебная группа, преподаватель и кабинет. Такое представление делает расписание более наглядным и удобным для чтения.</w:t>
       </w:r>
     </w:p>
     <w:p>
       <w:pPr>
-        <w:spacing w:lineRule="exact" w:line="360" w:before="0" w:after="0"/>
-        <w:ind w:firstLine="850"/>
+        <w:ind w:firstLine="851"/>
       </w:pPr>
       <w:r>
-        <w:rPr>
-          <w:rFonts w:ascii="Times New Roman" w:hAnsi="Times New Roman"/>
-          <w:sz w:val="28"/>
-        </w:rPr>
         <w:t>Программное средство должно корректно обрабатывать входные данные, устойчиво работать с Excel-файлами и HTML-страницами, выполнять фильтрацию расписания, отображать информацию в понятном виде, сохранять пользовательские настройки и обеспечивать удобную работу в современных браузерах.</w:t>
       </w:r>
     </w:p>
     <w:p>
-      <w:pPr/>
+      <w:pPr>
+        <w:ind w:firstLine="851"/>
+      </w:pPr>
     </w:p>
     <w:p>
       <w:pPr>
-        <w:spacing w:lineRule="exact" w:line="360" w:before="0" w:after="0"/>
-        <w:ind w:firstLine="0"/>
+        <w:ind w:firstLine="851"/>
       </w:pPr>
       <w:r>
         <w:rPr>
-          <w:rFonts w:ascii="Times New Roman" w:hAnsi="Times New Roman"/>
           <w:b/>
-          <w:sz w:val="28"/>
         </w:rPr>
         <w:t>1.2 Инструменты разработки</w:t>
       </w:r>
     </w:p>
     <w:p>
-      <w:pPr/>
+      <w:pPr>
+        <w:ind w:firstLine="851"/>
+      </w:pPr>
     </w:p>
     <w:p>
       <w:pPr>
-        <w:spacing w:lineRule="exact" w:line="360" w:before="0" w:after="0"/>
-        <w:ind w:firstLine="850"/>
+        <w:ind w:firstLine="851"/>
       </w:pPr>
       <w:r>
-        <w:rPr>
-          <w:rFonts w:ascii="Times New Roman" w:hAnsi="Times New Roman"/>
-          <w:sz w:val="28"/>
-        </w:rPr>
         <w:t>Для работы веб-сервиса потребуется персональный компьютер или сервер со стандартными характеристиками. Достаточно наличия процессора средней производительности, не менее 4 ГБ оперативной памяти и установленной платформы .NET. Приложение не требует значительных аппаратных ресурсов, так как основная обработка связана с чтением таблиц расписания и формированием веб-страницы.</w:t>
       </w:r>
     </w:p>
     <w:p>
       <w:pPr>
-        <w:spacing w:lineRule="exact" w:line="360" w:before="0" w:after="0"/>
-        <w:ind w:firstLine="850"/>
+        <w:ind w:firstLine="851"/>
       </w:pPr>
       <w:r>
-        <w:rPr>
-          <w:rFonts w:ascii="Times New Roman" w:hAnsi="Times New Roman"/>
-          <w:sz w:val="28"/>
-        </w:rPr>
+        <w:lastRenderedPageBreak/>
         <w:t>Приложение предназначено для работы в среде Windows 10 или Windows 11, а также может быть размещено на сервере, поддерживающем запуск ASP.NET Core. Пользователь взаимодействует с системой через современный веб-браузер, например Google Chrome, Microsoft Edge или Mozilla Firefox.</w:t>
       </w:r>
     </w:p>
     <w:p>
       <w:pPr>
-        <w:spacing w:lineRule="exact" w:line="360" w:before="0" w:after="0"/>
-        <w:ind w:firstLine="850"/>
+        <w:ind w:firstLine="851"/>
       </w:pPr>
       <w:r>
-        <w:rPr>
-          <w:rFonts w:ascii="Times New Roman" w:hAnsi="Times New Roman"/>
-          <w:sz w:val="28"/>
-        </w:rPr>
         <w:t>В качестве основного языка программирования выбран C#. Данный язык тесно интегрирован с платформой .NET, поддерживает объектно-ориентированный подход и подходит для разработки веб-приложений с разделением логики обработки данных и пользовательского интерфейса.</w:t>
       </w:r>
     </w:p>
     <w:p>
       <w:pPr>
-        <w:spacing w:lineRule="exact" w:line="360" w:before="0" w:after="0"/>
-        <w:ind w:firstLine="850"/>
+        <w:ind w:firstLine="851"/>
       </w:pPr>
       <w:r>
-        <w:rPr>
-          <w:rFonts w:ascii="Times New Roman" w:hAnsi="Times New Roman"/>
-          <w:sz w:val="28"/>
-        </w:rPr>
         <w:t>Основой приложения является технология ASP.NET Core MVC. Её использование позволяет разделить проект на модели, представления и контроллеры, что упрощает разработку, сопровождение и расширение программного средства. Контроллер обрабатывает запросы пользователя, сервис парсинга получает данные расписания, а представления отвечают за отображение результата в браузере.</w:t>
       </w:r>
     </w:p>
     <w:p>
       <w:pPr>
-        <w:spacing w:lineRule="exact" w:line="360" w:before="0" w:after="0"/>
-        <w:ind w:firstLine="850"/>
+        <w:ind w:firstLine="851"/>
       </w:pPr>
       <w:r>
-        <w:rPr>
-          <w:rFonts w:ascii="Times New Roman" w:hAnsi="Times New Roman"/>
-          <w:sz w:val="28"/>
-        </w:rPr>
         <w:t>Средой разработки является Microsoft Visual Studio. Она предоставляет удобные инструменты для создания проектов на платформе .NET, написания и отладки программного кода, управления структурой приложения и проверки работы веб-сервиса во время разработки.</w:t>
       </w:r>
     </w:p>
     <w:p>
       <w:pPr>
-        <w:spacing w:lineRule="exact" w:line="360" w:before="0" w:after="0"/>
-        <w:ind w:firstLine="850"/>
+        <w:ind w:firstLine="851"/>
       </w:pPr>
       <w:r>
-        <w:rPr>
-          <w:rFonts w:ascii="Times New Roman" w:hAnsi="Times New Roman"/>
-          <w:sz w:val="28"/>
-        </w:rPr>
         <w:t>Для обработки Excel-файлов используется библиотека EPPlus. Она позволяет читать содержимое электронных таблиц, получать значения ячеек и извлекать из расписания сведения о группах, времени занятий, дисциплинах, преподавателях и кабинетах.</w:t>
       </w:r>
     </w:p>
     <w:p>
       <w:pPr>
-        <w:spacing w:lineRule="exact" w:line="360" w:before="0" w:after="0"/>
-        <w:ind w:firstLine="850"/>
+        <w:ind w:firstLine="851"/>
       </w:pPr>
       <w:r>
-        <w:rPr>
-          <w:rFonts w:ascii="Times New Roman" w:hAnsi="Times New Roman"/>
-          <w:sz w:val="28"/>
-        </w:rPr>
         <w:t>Для получения данных из HTML-страниц используется библиотека HtmlAgilityPack. С её помощью выполняется загрузка и анализ HTML-документов, обработка строк и столбцов таблиц, а также извлечение информации о расписании с сайта.</w:t>
       </w:r>
     </w:p>
     <w:p>
       <w:pPr>
-        <w:spacing w:lineRule="exact" w:line="360" w:before="0" w:after="0"/>
-        <w:ind w:firstLine="850"/>
+        <w:ind w:firstLine="851"/>
       </w:pPr>
       <w:r>
-        <w:rPr>
-          <w:rFonts w:ascii="Times New Roman" w:hAnsi="Times New Roman"/>
-          <w:sz w:val="28"/>
-        </w:rPr>
         <w:t>Пользовательский интерфейс реализован с использованием HTML, CSS, JavaScript и Bootstrap. Эти технологии позволяют создать адаптивную страницу, которая корректно отображается на экранах различного размера, поддерживает светлую и тёмную темы оформления и обеспечивает удобное управление фильтрами расписания.</w:t>
       </w:r>
     </w:p>
     <w:p>
       <w:pPr>
-        <w:spacing w:lineRule="exact" w:line="360" w:before="0" w:after="0"/>
-        <w:ind w:firstLine="850"/>
+        <w:ind w:firstLine="851"/>
       </w:pPr>
       <w:r>
-        <w:rPr>
-          <w:rFonts w:ascii="Times New Roman" w:hAnsi="Times New Roman"/>
-          <w:sz w:val="28"/>
-        </w:rPr>
         <w:t>Разрабатываемое приложение использует сетевые возможности ASP.NET Core и может работать через локальную сеть или Интернет. Передача данных между клиентом и сервером осуществляется по протоколу HTTP или HTTPS, а пользователю не требуется установка дополнительного программного обеспечения, кроме веб-браузера.</w:t>
       </w:r>
     </w:p>
     <w:p>
       <w:pPr>
-        <w:spacing w:lineRule="exact" w:line="360" w:before="0" w:after="0"/>
-        <w:ind w:firstLine="850"/>
+        <w:ind w:firstLine="851"/>
       </w:pPr>
       <w:r>
-        <w:rPr>
-          <w:rFonts w:ascii="Times New Roman" w:hAnsi="Times New Roman"/>
-          <w:sz w:val="28"/>
-        </w:rPr>
         <w:t>Выбранные средства разработки являются распространёнными, имеют хорошую документацию и подходят для создания веб-сервиса, предназначенного для парсинга, фильтрации и отображения расписания учебных занятий.</w:t>
       </w:r>
     </w:p>
     <w:p>
       <w:pPr>
         <w:pageBreakBefore/>
-        <w:spacing w:after="0" w:line="360" w:lineRule="exact" w:before="0"/>
-        <w:ind w:firstLine="0"/>
+        <w:ind w:firstLine="851"/>
         <w:rPr>
-          <w:rFonts w:ascii="Times New Roman" w:hAnsi="Times New Roman" w:cs="Times New Roman"/>
+          <w:rFonts w:cs="Times New Roman"/>
           <w:b/>
           <w:bCs/>
-          <w:sz w:val="28"/>
           <w:szCs w:val="28"/>
         </w:rPr>
       </w:pPr>
       <w:r>
         <w:rPr>
-          <w:rFonts w:ascii="Times New Roman" w:hAnsi="Times New Roman"/>
           <w:b/>
-          <w:sz w:val="28"/>
         </w:rPr>
+        <w:lastRenderedPageBreak/>
         <w:t>2 Проектирование</w:t>
       </w:r>
     </w:p>
     <w:p>
       <w:pPr>
-        <w:spacing w:after="0" w:line="360" w:lineRule="exact" w:before="0"/>
-        <w:ind w:firstLine="0"/>
+        <w:ind w:firstLine="851"/>
         <w:jc w:val="both"/>
         <w:rPr>
-          <w:rFonts w:ascii="Times New Roman" w:hAnsi="Times New Roman" w:cs="Times New Roman"/>
+          <w:rFonts w:cs="Times New Roman"/>
           <w:b/>
           <w:bCs/>
-          <w:sz w:val="28"/>
           <w:szCs w:val="28"/>
         </w:rPr>
       </w:pPr>
     </w:p>
     <w:p>
       <w:pPr>
-        <w:spacing w:after="0" w:line="360" w:lineRule="exact" w:before="0"/>
-        <w:ind w:firstLine="850"/>
+        <w:ind w:firstLine="851"/>
         <w:jc w:val="both"/>
         <w:rPr>
-          <w:rFonts w:ascii="Times New Roman" w:hAnsi="Times New Roman" w:cs="Times New Roman"/>
-          <w:sz w:val="28"/>
+          <w:rFonts w:cs="Times New Roman"/>
           <w:szCs w:val="28"/>
         </w:rPr>
       </w:pPr>
       <w:r>
-        <w:rPr>
-          <w:rFonts w:ascii="Times New Roman" w:hAnsi="Times New Roman"/>
-          <w:b w:val="0"/>
-          <w:sz w:val="28"/>
-        </w:rPr>
         <w:t>В разработанном веб-сервисе можно выделить двух основных участников взаимодействия с системой: пользователя и преподавателя. Пользователь работает с расписанием через веб-интерфейс, выбирает источник данных, режим просмотра, отделение, направление и учебную группу, после чего получает отфильтрованное расписание занятий в виде карточек или таблицы.</w:t>
       </w:r>
     </w:p>
     <w:p>
       <w:pPr>
-        <w:spacing w:after="0" w:line="360" w:lineRule="exact" w:before="0"/>
-        <w:ind w:firstLine="850"/>
+        <w:ind w:firstLine="851"/>
         <w:jc w:val="both"/>
         <w:rPr>
-          <w:rFonts w:ascii="Times New Roman" w:hAnsi="Times New Roman" w:cs="Times New Roman"/>
-          <w:sz w:val="28"/>
+          <w:rFonts w:cs="Times New Roman"/>
           <w:szCs w:val="28"/>
         </w:rPr>
       </w:pPr>
       <w:r>
-        <w:rPr>
-          <w:rFonts w:ascii="Times New Roman" w:hAnsi="Times New Roman"/>
-          <w:b w:val="0"/>
-          <w:sz w:val="28"/>
-        </w:rPr>
         <w:t>Основными действиями пользователя являются выбор источника расписания, выбор режима «Ученик» или «Преподаватель», фильтрация данных по группе или преподавателю, просмотр сведений о дисциплинах, времени занятий, аудиториях и преподавателях, а также изменение параметров отображения.</w:t>
       </w:r>
     </w:p>
     <w:p>
       <w:pPr>
-        <w:spacing w:after="0" w:line="360" w:lineRule="exact" w:before="0"/>
-        <w:ind w:left="0" w:firstLine="850"/>
+        <w:ind w:firstLine="851"/>
         <w:jc w:val="both"/>
         <w:rPr>
-          <w:rFonts w:ascii="Times New Roman" w:hAnsi="Times New Roman" w:cs="Times New Roman"/>
-          <w:sz w:val="28"/>
+          <w:rFonts w:cs="Times New Roman"/>
           <w:szCs w:val="28"/>
         </w:rPr>
       </w:pPr>
       <w:r>
-        <w:rPr>
-          <w:rFonts w:ascii="Times New Roman" w:hAnsi="Times New Roman"/>
-          <w:b w:val="0"/>
-          <w:sz w:val="28"/>
-        </w:rPr>
         <w:t>Преподаватель использует тот же веб-интерфейс, но работает в режиме просмотра собственного расписания. После выбора фамилии, имени и отчества система выполняет поиск занятий преподавателя по доступным источникам данных и отображает найденные пары с указанием группы, дисциплины, времени проведения и аудитории.</w:t>
       </w:r>
     </w:p>
     <w:p>
       <w:pPr>
-        <w:spacing w:after="0" w:line="360" w:lineRule="exact" w:before="0"/>
-        <w:ind w:left="0" w:firstLine="850"/>
+        <w:ind w:firstLine="851"/>
         <w:jc w:val="both"/>
         <w:rPr>
-          <w:rFonts w:ascii="Times New Roman" w:hAnsi="Times New Roman" w:cs="Times New Roman"/>
-          <w:sz w:val="28"/>
+          <w:rFonts w:cs="Times New Roman"/>
           <w:szCs w:val="28"/>
         </w:rPr>
       </w:pPr>
       <w:r>
-        <w:rPr>
-          <w:rFonts w:ascii="Times New Roman" w:hAnsi="Times New Roman"/>
-          <w:b w:val="0"/>
-          <w:sz w:val="28"/>
-        </w:rPr>
         <w:t>В финальной версии проекта не используется отдельная база данных: данные расписания поступают из заранее размещённых локальных Excel-файлов и HTML-страниц официального сайта, а обработка выполняется средствами серверной части приложения.</w:t>
       </w:r>
     </w:p>
     <w:p>
       <w:pPr>
-        <w:spacing w:after="0" w:line="360" w:lineRule="exact" w:before="0"/>
-        <w:ind w:left="0" w:firstLine="850"/>
+        <w:ind w:firstLine="851"/>
         <w:jc w:val="both"/>
         <w:rPr>
-          <w:rFonts w:ascii="Times New Roman" w:hAnsi="Times New Roman" w:cs="Times New Roman"/>
-          <w:sz w:val="28"/>
+          <w:rFonts w:cs="Times New Roman"/>
           <w:szCs w:val="28"/>
         </w:rPr>
       </w:pPr>
       <w:r>
-        <w:rPr>
-          <w:rFonts w:ascii="Times New Roman" w:hAnsi="Times New Roman"/>
-          <w:b w:val="0"/>
-          <w:sz w:val="28"/>
-        </w:rPr>
         <w:t>Для разработанного веб-сервиса можно выделить следующие основные варианты использования: просмотр расписания по учебной группе; просмотр расписания по преподавателю; выбор источника данных; получение расписания из локальных Excel-файлов; получение расписания с сайта; изменение пользовательских настроек отображения.</w:t>
       </w:r>
     </w:p>
     <w:p>
       <w:pPr>
-        <w:spacing w:after="0" w:line="360" w:lineRule="exact" w:before="0"/>
-        <w:ind w:left="0" w:firstLine="850"/>
+        <w:ind w:firstLine="851"/>
         <w:jc w:val="both"/>
         <w:rPr>
-          <w:rFonts w:ascii="Times New Roman" w:hAnsi="Times New Roman" w:cs="Times New Roman"/>
-          <w:sz w:val="28"/>
+          <w:rFonts w:cs="Times New Roman"/>
           <w:szCs w:val="28"/>
         </w:rPr>
       </w:pPr>
       <w:r>
-        <w:rPr>
-          <w:rFonts w:ascii="Times New Roman" w:hAnsi="Times New Roman"/>
-          <w:b w:val="0"/>
-          <w:sz w:val="28"/>
-        </w:rPr>
         <w:t>Вариант использования «Просмотр расписания по учебной группе» предполагает выбор пользователем режима «Ученик», источника данных, отделения, направления подготовки и группы. После выбора параметров система обращается к соответствующему источнику, выполняет парсинг расписания, отбирает записи выбранной группы и отображает результат в удобном для просмотра виде.</w:t>
       </w:r>
     </w:p>
     <w:p>
       <w:pPr>
-        <w:spacing w:after="0" w:line="360" w:lineRule="exact" w:before="0"/>
-        <w:ind w:left="0" w:firstLine="850"/>
+        <w:ind w:firstLine="851"/>
         <w:jc w:val="both"/>
         <w:rPr>
-          <w:rFonts w:ascii="Times New Roman" w:hAnsi="Times New Roman" w:cs="Times New Roman"/>
-          <w:sz w:val="28"/>
+          <w:rFonts w:cs="Times New Roman"/>
           <w:szCs w:val="28"/>
         </w:rPr>
       </w:pPr>
       <w:r>
-        <w:rPr>
-          <w:rFonts w:ascii="Times New Roman" w:hAnsi="Times New Roman"/>
-          <w:b w:val="0"/>
-          <w:sz w:val="28"/>
-        </w:rPr>
         <w:t>Вариант использования «Просмотр расписания по преподавателю» предполагает выбор режима «Преподаватель» и конкретного преподавателя из списка. Система анализирует доступные расписания, находит занятия, относящиеся к выбранному преподавателю, и формирует сводный список его пар.</w:t>
       </w:r>
     </w:p>
     <w:p>
       <w:pPr>
-        <w:spacing w:after="0" w:line="360" w:lineRule="exact" w:before="0"/>
-        <w:ind w:firstLine="850"/>
+        <w:ind w:firstLine="851"/>
         <w:jc w:val="both"/>
         <w:rPr>
-          <w:rFonts w:ascii="Times New Roman" w:hAnsi="Times New Roman" w:cs="Times New Roman"/>
-          <w:sz w:val="28"/>
+          <w:rFonts w:cs="Times New Roman"/>
           <w:szCs w:val="28"/>
         </w:rPr>
       </w:pPr>
       <w:r>
-        <w:rPr>
-          <w:rFonts w:ascii="Times New Roman" w:hAnsi="Times New Roman"/>
-          <w:b w:val="0"/>
-          <w:sz w:val="28"/>
-        </w:rPr>
-        <w:t>Вариант использования «Выбор источника данных» позволяет пользователю определить, откуда будут получены сведения о расписании. В приложении предусмотрены два источника: локальные Excel-файлы и HTML-страницы сайта учреждения образования. Переключение источника влияет на способ получения и обработки входных данных, но не меняет общий порядок работы пользователя с интерфейсом.</w:t>
+        <w:t xml:space="preserve">Вариант использования «Выбор источника данных» позволяет пользователю определить, откуда будут получены сведения о расписании. В приложении предусмотрены два источника: локальные Excel-файлы и HTML-страницы сайта учреждения образования. Переключение источника влияет на способ получения и </w:t>
+      </w:r>
+      <w:r>
+        <w:lastRenderedPageBreak/>
+        <w:t>обработки входных данных, но не меняет общий порядок работы пользователя с интерфейсом.</w:t>
       </w:r>
     </w:p>
     <w:p>
       <w:pPr>
-        <w:spacing w:after="0" w:line="360" w:lineRule="exact" w:before="0"/>
-        <w:ind w:firstLine="850"/>
+        <w:ind w:firstLine="851"/>
         <w:jc w:val="both"/>
         <w:rPr>
-          <w:rFonts w:ascii="Times New Roman" w:hAnsi="Times New Roman" w:cs="Times New Roman"/>
-          <w:sz w:val="28"/>
+          <w:rFonts w:cs="Times New Roman"/>
           <w:szCs w:val="28"/>
         </w:rPr>
       </w:pPr>
       <w:r>
-        <w:rPr>
-          <w:rFonts w:ascii="Times New Roman" w:hAnsi="Times New Roman"/>
-          <w:b w:val="0"/>
-          <w:sz w:val="28"/>
-        </w:rPr>
         <w:t>Вариант использования «Получение расписания из локальных Excel-файлов» предусматривает чтение заранее подготовленных файлов, расположенных в каталоге приложения по структуре отделений и направлений. Пользователь не загружает файл вручную через интерфейс: сервис самостоятельно выбирает нужный файл на основании выбранных параметров и извлекает из него расписание.</w:t>
       </w:r>
     </w:p>
     <w:p>
       <w:pPr>
-        <w:spacing w:after="0" w:line="360" w:lineRule="exact" w:before="0"/>
-        <w:ind w:firstLine="850"/>
+        <w:ind w:firstLine="851"/>
         <w:jc w:val="both"/>
         <w:rPr>
-          <w:rFonts w:ascii="Times New Roman" w:hAnsi="Times New Roman" w:cs="Times New Roman"/>
-          <w:sz w:val="28"/>
+          <w:rFonts w:cs="Times New Roman"/>
           <w:szCs w:val="28"/>
         </w:rPr>
       </w:pPr>
       <w:r>
-        <w:rPr>
-          <w:rFonts w:ascii="Times New Roman" w:hAnsi="Times New Roman"/>
-          <w:b w:val="0"/>
-          <w:sz w:val="28"/>
-        </w:rPr>
         <w:t>Вариант использования «Получение расписания с сайта» предусматривает обращение к HTML-страницам расписания, размещённым на официальном сайте. Серверная часть приложения загружает страницу, анализирует её табличную структуру, извлекает сведения о занятиях и приводит их к единому виду, используемому интерфейсом.</w:t>
       </w:r>
     </w:p>
     <w:p>
       <w:pPr>
-        <w:spacing w:after="0" w:line="360" w:lineRule="exact" w:before="0"/>
-        <w:ind w:left="0" w:firstLine="850"/>
+        <w:ind w:firstLine="851"/>
         <w:jc w:val="both"/>
         <w:rPr>
-          <w:rFonts w:ascii="Times New Roman" w:hAnsi="Times New Roman" w:cs="Times New Roman"/>
-          <w:sz w:val="28"/>
+          <w:rFonts w:cs="Times New Roman"/>
           <w:szCs w:val="28"/>
         </w:rPr>
       </w:pPr>
       <w:r>
-        <w:rPr>
-          <w:rFonts w:ascii="Times New Roman" w:hAnsi="Times New Roman"/>
-          <w:b w:val="0"/>
-          <w:sz w:val="28"/>
-        </w:rPr>
         <w:t>Вариант использования «Изменение пользовательских настроек отображения» позволяет настроить внешний вид расписания. Пользователь может переключать светлую и тёмную темы, изменять размер карточек, выбирать вертикальный или горизонтальный вариант отображения. Сохранение таких параметров выполняется на стороне клиента, поэтому настройки остаются доступными при повторном открытии страницы.</w:t>
       </w:r>
     </w:p>
     <w:p>
       <w:pPr>
-        <w:spacing w:after="0" w:line="360" w:lineRule="exact" w:before="0"/>
-        <w:ind w:left="0" w:firstLine="850"/>
+        <w:ind w:firstLine="851"/>
         <w:jc w:val="both"/>
         <w:rPr>
-          <w:rFonts w:ascii="Times New Roman" w:hAnsi="Times New Roman" w:cs="Times New Roman"/>
-          <w:sz w:val="28"/>
+          <w:rFonts w:cs="Times New Roman"/>
           <w:szCs w:val="28"/>
         </w:rPr>
       </w:pPr>
       <w:r>
-        <w:rPr>
-          <w:rFonts w:ascii="Times New Roman" w:hAnsi="Times New Roman"/>
-          <w:b w:val="0"/>
-          <w:sz w:val="28"/>
-        </w:rPr>
         <w:t>Сценарий просмотра расписания по группе начинается с открытия главной страницы веб-сервиса. Пользователь выбирает источник данных, режим «Ученик», отделение, направление и группу. После отправки запроса контроллер получает параметры, определяет нужный источник, вызывает сервис обработки расписания и передаёт результат в представление для отображения.</w:t>
       </w:r>
     </w:p>
     <w:p>
       <w:pPr>
-        <w:spacing w:after="0" w:line="360" w:lineRule="exact" w:before="0"/>
-        <w:ind w:left="0" w:firstLine="850"/>
+        <w:ind w:firstLine="851"/>
         <w:jc w:val="both"/>
         <w:rPr>
-          <w:rFonts w:ascii="Times New Roman" w:hAnsi="Times New Roman" w:cs="Times New Roman"/>
-          <w:sz w:val="28"/>
+          <w:rFonts w:cs="Times New Roman"/>
           <w:szCs w:val="28"/>
         </w:rPr>
       </w:pPr>
       <w:r>
-        <w:rPr>
-          <w:rFonts w:ascii="Times New Roman" w:hAnsi="Times New Roman"/>
-          <w:b w:val="0"/>
-          <w:sz w:val="28"/>
-        </w:rPr>
         <w:t>Сценарий просмотра расписания по преподавателю начинается с выбора режима «Преподаватель». Пользователь выбирает преподавателя из выпадающего списка, после чего приложение выполняет поиск совпадений по фамилии, имени и отчеству в доступных данных расписания. Найденные занятия отображаются пользователю в виде структурированного списка.</w:t>
       </w:r>
     </w:p>
     <w:p>
       <w:pPr>
-        <w:spacing w:after="0" w:line="360" w:lineRule="exact" w:before="0"/>
-        <w:ind w:left="0" w:firstLine="850"/>
+        <w:ind w:firstLine="851"/>
         <w:jc w:val="both"/>
         <w:rPr>
-          <w:rFonts w:ascii="Times New Roman" w:hAnsi="Times New Roman" w:cs="Times New Roman"/>
-          <w:sz w:val="28"/>
+          <w:rFonts w:cs="Times New Roman"/>
           <w:szCs w:val="28"/>
         </w:rPr>
       </w:pPr>
       <w:r>
-        <w:rPr>
-          <w:rFonts w:ascii="Times New Roman" w:hAnsi="Times New Roman"/>
-          <w:b w:val="0"/>
-          <w:sz w:val="28"/>
-        </w:rPr>
         <w:t>Сценарий работы с Excel-источником основан на чтении файлов формата XLSX. Сервис определяет путь к файлу по выбранному отделению и направлению, открывает книгу, проходит по строкам и столбцам листа, извлекает сведения о времени занятий, группах, дисциплинах, преподавателях и аудиториях, после чего отбирает записи, соответствующие выбранному фильтру.</w:t>
       </w:r>
     </w:p>
     <w:p>
       <w:pPr>
-        <w:spacing w:after="0" w:line="360" w:lineRule="exact" w:before="0"/>
-        <w:ind w:firstLine="850"/>
+        <w:ind w:firstLine="851"/>
         <w:jc w:val="both"/>
         <w:rPr>
-          <w:rFonts w:ascii="Times New Roman" w:hAnsi="Times New Roman" w:cs="Times New Roman"/>
-          <w:sz w:val="28"/>
+          <w:rFonts w:cs="Times New Roman"/>
           <w:szCs w:val="28"/>
         </w:rPr>
       </w:pPr>
       <w:r>
-        <w:rPr>
-          <w:rFonts w:ascii="Times New Roman" w:hAnsi="Times New Roman"/>
-          <w:b w:val="0"/>
-          <w:sz w:val="28"/>
-        </w:rPr>
-        <w:t>Сценарий работы с HTML-источником начинается с формирования адреса страницы расписания. После загрузки HTML-документа выполняется разбор таблиц, поиск строк с учебными занятиями и извлечение значимых данных. Полученная информация приводится к тому же внутреннему представлению, что и данные из Excel-файлов, что позволяет использовать единый механизм фильтрации и отображения.</w:t>
+        <w:t xml:space="preserve">Сценарий работы с HTML-источником начинается с формирования адреса страницы расписания. После загрузки HTML-документа выполняется разбор таблиц, поиск строк с учебными занятиями и извлечение значимых данных. Полученная информация приводится к тому же внутреннему представлению, что и данные </w:t>
+      </w:r>
+      <w:r>
+        <w:lastRenderedPageBreak/>
+        <w:t>из Excel-файлов, что позволяет использовать единый механизм фильтрации и отображения.</w:t>
       </w:r>
     </w:p>
     <w:p>
       <w:pPr>
-        <w:spacing w:after="0" w:line="360" w:lineRule="exact" w:before="0"/>
-        <w:ind w:firstLine="850"/>
+        <w:ind w:firstLine="851"/>
         <w:jc w:val="both"/>
         <w:rPr>
-          <w:rFonts w:ascii="Times New Roman" w:hAnsi="Times New Roman" w:cs="Times New Roman"/>
-          <w:sz w:val="28"/>
+          <w:rFonts w:cs="Times New Roman"/>
           <w:szCs w:val="28"/>
         </w:rPr>
       </w:pPr>
       <w:r>
-        <w:rPr>
-          <w:rFonts w:ascii="Times New Roman" w:hAnsi="Times New Roman"/>
-          <w:b w:val="0"/>
-          <w:sz w:val="28"/>
-        </w:rPr>
         <w:t>Сценарий изменения пользовательских настроек не требует обращения к серверу для каждого действия. При переключении темы оформления, выборе размера карточек или смене ориентации расписания клиентский сценарий изменяет внешний вид страницы и сохраняет выбранные параметры в браузере пользователя.</w:t>
       </w:r>
     </w:p>
     <w:p>
       <w:pPr>
-        <w:spacing w:after="0" w:line="360" w:lineRule="exact" w:before="0"/>
-        <w:ind w:left="0" w:firstLine="850"/>
+        <w:ind w:firstLine="851"/>
         <w:jc w:val="both"/>
         <w:rPr>
-          <w:rFonts w:ascii="Times New Roman" w:hAnsi="Times New Roman" w:cs="Times New Roman"/>
-          <w:sz w:val="28"/>
+          <w:rFonts w:cs="Times New Roman"/>
           <w:szCs w:val="28"/>
         </w:rPr>
       </w:pPr>
       <w:r>
-        <w:rPr>
-          <w:rFonts w:ascii="Times New Roman" w:hAnsi="Times New Roman"/>
-          <w:b w:val="0"/>
-          <w:sz w:val="28"/>
-        </w:rPr>
         <w:t>Такая организация взаимодействия позволяет отделить пользовательский интерфейс от механизмов получения данных. Пользователь работает с едиными фильтрами и режимами просмотра, а серверная часть отвечает за получение расписания, парсинг входных данных, фильтрацию записей и передачу результата в представление.</w:t>
       </w:r>
     </w:p>
@@ -1017,7 +712,7 @@
   <w:endnote w:type="separator" w:id="-1">
     <w:p>
       <w:pPr>
-        <w:spacing w:after="0" w:line="240" w:lineRule="auto"/>
+        <w:spacing w:line="240" w:lineRule="auto"/>
       </w:pPr>
       <w:r>
         <w:separator/>
@@ -1027,7 +722,7 @@
   <w:endnote w:type="continuationSeparator" w:id="0">
     <w:p>
       <w:pPr>
-        <w:spacing w:after="0" w:line="240" w:lineRule="auto"/>
+        <w:spacing w:line="240" w:lineRule="auto"/>
       </w:pPr>
       <w:r>
         <w:continuationSeparator/>
@@ -1206,7 +901,7 @@
               <v:stroke joinstyle="miter"/>
               <v:path gradientshapeok="t" o:connecttype="rect"/>
             </v:shapetype>
-            <v:shape id="Поле 60" o:spid="_x0000_s1027" type="#_x0000_t202" style="position:absolute;margin-left:478.45pt;margin-top:-10.2pt;width:28.4pt;height:21.75pt;z-index:251674624;visibility:visible;mso-wrap-style:square;mso-width-percent:0;mso-height-percent:0;mso-wrap-distance-left:9pt;mso-wrap-distance-top:0;mso-wrap-distance-right:9pt;mso-wrap-distance-bottom:0;mso-position-horizontal:absolute;mso-position-horizontal-relative:text;mso-position-vertical:absolute;mso-position-vertical-relative:text;mso-width-percent:0;mso-height-percent:0;mso-width-relative:page;mso-height-relative:page;v-text-anchor:top" o:gfxdata="UEsDBBQABgAIAAAAIQC2gziS/gAAAOEBAAATAAAAW0NvbnRlbnRfVHlwZXNdLnhtbJSRQU7DMBBF&#10;90jcwfIWJU67QAgl6YK0S0CoHGBkTxKLZGx5TGhvj5O2G0SRWNoz/78nu9wcxkFMGNg6quQqL6RA&#10;0s5Y6ir5vt9lD1JwBDIwOMJKHpHlpr69KfdHjyxSmriSfYz+USnWPY7AufNIadK6MEJMx9ApD/oD&#10;OlTrorhX2lFEilmcO2RdNtjC5xDF9pCuTyYBB5bi6bQ4syoJ3g9WQ0ymaiLzg5KdCXlKLjvcW893&#10;SUOqXwnz5DrgnHtJTxOsQfEKIT7DmDSUCaxw7Rqn8787ZsmRM9e2VmPeBN4uqYvTtW7jvijg9N/y&#10;JsXecLq0q+WD6m8AAAD//wMAUEsDBBQABgAIAAAAIQA4/SH/1gAAAJQBAAALAAAAX3JlbHMvLnJl&#10;bHOkkMFqwzAMhu+DvYPRfXGawxijTi+j0GvpHsDYimMaW0Yy2fr2M4PBMnrbUb/Q94l/f/hMi1qR&#10;JVI2sOt6UJgd+ZiDgffL8ekFlFSbvV0oo4EbChzGx4f9GRdb25HMsYhqlCwG5lrLq9biZkxWOiqY&#10;22YiTra2kYMu1l1tQD30/bPm3wwYN0x18gb45AdQl1tp5j/sFB2T0FQ7R0nTNEV3j6o9feQzro1i&#10;OWA14Fm+Q8a1a8+Bvu/d/dMb2JY5uiPbhG/ktn4cqGU/er3pcvwCAAD//wMAUEsDBBQABgAIAAAA&#10;IQA0jcfw1wEAAJcDAAAOAAAAZHJzL2Uyb0RvYy54bWysU9tu1DAQfUfiHyy/s8kGsVTRZqvSqgip&#10;QKXCBziOnVgkHjP2brJ8PWMn2XJ5Q7xYkxn7zDlnJvvraejZSaE3YCu+3eScKSuhMbat+Ncv96+u&#10;OPNB2Eb0YFXFz8rz68PLF/vRlaqADvpGISMQ68vRVbwLwZVZ5mWnBuE34JSlogYcRKBPbLMGxUjo&#10;Q58Veb7LRsDGIUjlPWXv5iI/JHytlQyftfYqsL7ixC2kE9NZxzM77EXZonCdkQsN8Q8sBmEsNb1A&#10;3Ykg2BHNX1CDkQgedNhIGDLQ2kiVNJCabf6HmqdOOJW0kDneXWzy/w9Wfjo9uUdkYXoHEw0wifDu&#10;AeQ3zyzcdsK26gYRxk6Jhhpvo2XZ6Hy5PI1W+9JHkHr8CA0NWRwDJKBJ4xBdIZ2M0GkA54vpagpM&#10;UvL1Lt9dUUVSqXi7K4o3qYMo18cOfXivYGAxqDjSTBO4OD34EMmIcr0Se1m4N32f5trb3xJ0MWYS&#10;+ch3Zh6memKmWZRFLTU0Z1KDMG8LbTcFHeAPzkbalIr770eBirP+gyVH4lqtAa5BvQbCSnpa8cDZ&#10;HN6Gef2ODk3bEfLsuYUbck2bpOiZxUKXpp+ELpsa1+vX73Tr+X86/AQAAP//AwBQSwMEFAAGAAgA&#10;AAAhAMwOZ3XhAAAACwEAAA8AAABkcnMvZG93bnJldi54bWxMj8FOwzAQRO9I/IO1SL21dlIIJGRT&#10;VRWckBBpOHB0EjexGq9D7Lbh73FPcFzN08zbfDObgZ3V5LQlhGglgClqbKupQ/isXpdPwJyX1MrB&#10;kkL4UQ42xe1NLrPWXqhU573vWCghl0mE3vsx49w1vTLSreyoKGQHOxnpwzl1vJ3kJZSbgcdCJNxI&#10;TWGhl6Pa9ao57k8GYftF5Yv+fq8/ykOpqyoV9JYcERd38/YZmFez/4Phqh/UoQhOtT1R69iAkD4k&#10;aUARlrG4B3YlRLR+BFYjxOsIeJHz/z8UvwAAAP//AwBQSwECLQAUAAYACAAAACEAtoM4kv4AAADh&#10;AQAAEwAAAAAAAAAAAAAAAAAAAAAAW0NvbnRlbnRfVHlwZXNdLnhtbFBLAQItABQABgAIAAAAIQA4&#10;/SH/1gAAAJQBAAALAAAAAAAAAAAAAAAAAC8BAABfcmVscy8ucmVsc1BLAQItABQABgAIAAAAIQA0&#10;jcfw1wEAAJcDAAAOAAAAAAAAAAAAAAAAAC4CAABkcnMvZTJvRG9jLnhtbFBLAQItABQABgAIAAAA&#10;IQDMDmd14QAAAAsBAAAPAAAAAAAAAAAAAAAAADEEAABkcnMvZG93bnJldi54bWxQSwUGAAAAAAQA&#10;BADzAAAAPwUAAAAA&#10;" filled="f" stroked="f">
+            <v:shape id="Поле 60" o:spid="_x0000_s1027" type="#_x0000_t202" style="position:absolute;left:0;text-align:left;margin-left:478.45pt;margin-top:-10.2pt;width:28.4pt;height:21.75pt;z-index:251674624;visibility:visible;mso-wrap-style:square;mso-width-percent:0;mso-height-percent:0;mso-wrap-distance-left:9pt;mso-wrap-distance-top:0;mso-wrap-distance-right:9pt;mso-wrap-distance-bottom:0;mso-position-horizontal:absolute;mso-position-horizontal-relative:text;mso-position-vertical:absolute;mso-position-vertical-relative:text;mso-width-percent:0;mso-height-percent:0;mso-width-relative:page;mso-height-relative:page;v-text-anchor:top" o:gfxdata="UEsDBBQABgAIAAAAIQC2gziS/gAAAOEBAAATAAAAW0NvbnRlbnRfVHlwZXNdLnhtbJSRQU7DMBBF&#10;90jcwfIWJU67QAgl6YK0S0CoHGBkTxKLZGx5TGhvj5O2G0SRWNoz/78nu9wcxkFMGNg6quQqL6RA&#10;0s5Y6ir5vt9lD1JwBDIwOMJKHpHlpr69KfdHjyxSmriSfYz+USnWPY7AufNIadK6MEJMx9ApD/oD&#10;OlTrorhX2lFEilmcO2RdNtjC5xDF9pCuTyYBB5bi6bQ4syoJ3g9WQ0ymaiLzg5KdCXlKLjvcW893&#10;SUOqXwnz5DrgnHtJTxOsQfEKIT7DmDSUCaxw7Rqn8787ZsmRM9e2VmPeBN4uqYvTtW7jvijg9N/y&#10;JsXecLq0q+WD6m8AAAD//wMAUEsDBBQABgAIAAAAIQA4/SH/1gAAAJQBAAALAAAAX3JlbHMvLnJl&#10;bHOkkMFqwzAMhu+DvYPRfXGawxijTi+j0GvpHsDYimMaW0Yy2fr2M4PBMnrbUb/Q94l/f/hMi1qR&#10;JVI2sOt6UJgd+ZiDgffL8ekFlFSbvV0oo4EbChzGx4f9GRdb25HMsYhqlCwG5lrLq9biZkxWOiqY&#10;22YiTra2kYMu1l1tQD30/bPm3wwYN0x18gb45AdQl1tp5j/sFB2T0FQ7R0nTNEV3j6o9feQzro1i&#10;OWA14Fm+Q8a1a8+Bvu/d/dMb2JY5uiPbhG/ktn4cqGU/er3pcvwCAAD//wMAUEsDBBQABgAIAAAA&#10;IQA0jcfw1wEAAJcDAAAOAAAAZHJzL2Uyb0RvYy54bWysU9tu1DAQfUfiHyy/s8kGsVTRZqvSqgip&#10;QKXCBziOnVgkHjP2brJ8PWMn2XJ5Q7xYkxn7zDlnJvvraejZSaE3YCu+3eScKSuhMbat+Ncv96+u&#10;OPNB2Eb0YFXFz8rz68PLF/vRlaqADvpGISMQ68vRVbwLwZVZ5mWnBuE34JSlogYcRKBPbLMGxUjo&#10;Q58Veb7LRsDGIUjlPWXv5iI/JHytlQyftfYqsL7ixC2kE9NZxzM77EXZonCdkQsN8Q8sBmEsNb1A&#10;3Ykg2BHNX1CDkQgedNhIGDLQ2kiVNJCabf6HmqdOOJW0kDneXWzy/w9Wfjo9uUdkYXoHEw0wifDu&#10;AeQ3zyzcdsK26gYRxk6Jhhpvo2XZ6Hy5PI1W+9JHkHr8CA0NWRwDJKBJ4xBdIZ2M0GkA54vpagpM&#10;UvL1Lt9dUUVSqXi7K4o3qYMo18cOfXivYGAxqDjSTBO4OD34EMmIcr0Se1m4N32f5trb3xJ0MWYS&#10;+ch3Zh6memKmWZRFLTU0Z1KDMG8LbTcFHeAPzkbalIr770eBirP+gyVH4lqtAa5BvQbCSnpa8cDZ&#10;HN6Gef2ODk3bEfLsuYUbck2bpOiZxUKXpp+ELpsa1+vX73Tr+X86/AQAAP//AwBQSwMEFAAGAAgA&#10;AAAhAMwOZ3XhAAAACwEAAA8AAABkcnMvZG93bnJldi54bWxMj8FOwzAQRO9I/IO1SL21dlIIJGRT&#10;VRWckBBpOHB0EjexGq9D7Lbh73FPcFzN08zbfDObgZ3V5LQlhGglgClqbKupQ/isXpdPwJyX1MrB&#10;kkL4UQ42xe1NLrPWXqhU573vWCghl0mE3vsx49w1vTLSreyoKGQHOxnpwzl1vJ3kJZSbgcdCJNxI&#10;TWGhl6Pa9ao57k8GYftF5Yv+fq8/ykOpqyoV9JYcERd38/YZmFez/4Phqh/UoQhOtT1R69iAkD4k&#10;aUARlrG4B3YlRLR+BFYjxOsIeJHz/z8UvwAAAP//AwBQSwECLQAUAAYACAAAACEAtoM4kv4AAADh&#10;AQAAEwAAAAAAAAAAAAAAAAAAAAAAW0NvbnRlbnRfVHlwZXNdLnhtbFBLAQItABQABgAIAAAAIQA4&#10;/SH/1gAAAJQBAAALAAAAAAAAAAAAAAAAAC8BAABfcmVscy8ucmVsc1BLAQItABQABgAIAAAAIQA0&#10;jcfw1wEAAJcDAAAOAAAAAAAAAAAAAAAAAC4CAABkcnMvZTJvRG9jLnhtbFBLAQItABQABgAIAAAA&#10;IQDMDmd14QAAAAsBAAAPAAAAAAAAAAAAAAAAADEEAABkcnMvZG93bnJldi54bWxQSwUGAAAAAAQA&#10;BADzAAAAPwUAAAAA&#10;" filled="f" stroked="f">
               <v:textbox inset="0,0,0,0">
                 <w:txbxContent>
                   <w:p>
@@ -1313,7 +1008,6 @@
                               <w:b/>
                               <w:i w:val="0"/>
                               <w:color w:val="000000" w:themeColor="text1"/>
-                              <w:sz w:val="28"/>
                               <w:szCs w:val="28"/>
                             </w:rPr>
                           </w:pPr>
@@ -1321,7 +1015,6 @@
                             <w:rPr>
                               <w:rFonts w:ascii="ISOCPEUR" w:hAnsi="ISOCPEUR"/>
                               <w:color w:val="000000" w:themeColor="text1"/>
-                              <w:sz w:val="28"/>
                               <w:szCs w:val="28"/>
                             </w:rPr>
                             <w:t>ЛР 5-04-0612-02</w:t>
@@ -1330,7 +1023,6 @@
                             <w:rPr>
                               <w:rFonts w:ascii="ISOCPEUR" w:hAnsi="ISOCPEUR"/>
                               <w:color w:val="000000" w:themeColor="text1"/>
-                              <w:sz w:val="28"/>
                               <w:szCs w:val="28"/>
                               <w:lang w:val="en-US"/>
                             </w:rPr>
@@ -1340,7 +1032,6 @@
                             <w:rPr>
                               <w:rFonts w:ascii="ISOCPEUR" w:hAnsi="ISOCPEUR"/>
                               <w:color w:val="000000" w:themeColor="text1"/>
-                              <w:sz w:val="28"/>
                               <w:szCs w:val="28"/>
                             </w:rPr>
                             <w:t>43.</w:t>
@@ -1349,7 +1040,6 @@
                             <w:rPr>
                               <w:rFonts w:ascii="ISOCPEUR" w:hAnsi="ISOCPEUR"/>
                               <w:color w:val="000000" w:themeColor="text1"/>
-                              <w:sz w:val="28"/>
                               <w:szCs w:val="28"/>
                             </w:rPr>
                             <w:t>21</w:t>
@@ -1358,7 +1048,6 @@
                             <w:rPr>
                               <w:rFonts w:ascii="ISOCPEUR" w:hAnsi="ISOCPEUR"/>
                               <w:color w:val="000000" w:themeColor="text1"/>
-                              <w:sz w:val="28"/>
                               <w:szCs w:val="28"/>
                             </w:rPr>
                             <w:t>.2</w:t>
@@ -1367,7 +1056,6 @@
                             <w:rPr>
                               <w:rFonts w:ascii="ISOCPEUR" w:hAnsi="ISOCPEUR"/>
                               <w:color w:val="000000" w:themeColor="text1"/>
-                              <w:sz w:val="28"/>
                               <w:szCs w:val="28"/>
                             </w:rPr>
                             <w:t>6</w:t>
@@ -1392,7 +1080,7 @@
         </mc:Choice>
         <mc:Fallback>
           <w:pict>
-            <v:shape w14:anchorId="08C867D1" id="Поле 54" o:spid="_x0000_s1028" type="#_x0000_t202" style="position:absolute;margin-left:158.85pt;margin-top:-3.9pt;width:312.4pt;height:31.75pt;z-index:251669504;visibility:visible;mso-wrap-style:square;mso-width-percent:0;mso-height-percent:0;mso-wrap-distance-left:9pt;mso-wrap-distance-top:0;mso-wrap-distance-right:9pt;mso-wrap-distance-bottom:0;mso-position-horizontal:absolute;mso-position-horizontal-relative:text;mso-position-vertical:absolute;mso-position-vertical-relative:text;mso-width-percent:0;mso-height-percent:0;mso-width-relative:page;mso-height-relative:page;v-text-anchor:top" o:gfxdata="UEsDBBQABgAIAAAAIQC2gziS/gAAAOEBAAATAAAAW0NvbnRlbnRfVHlwZXNdLnhtbJSRQU7DMBBF&#10;90jcwfIWJU67QAgl6YK0S0CoHGBkTxKLZGx5TGhvj5O2G0SRWNoz/78nu9wcxkFMGNg6quQqL6RA&#10;0s5Y6ir5vt9lD1JwBDIwOMJKHpHlpr69KfdHjyxSmriSfYz+USnWPY7AufNIadK6MEJMx9ApD/oD&#10;OlTrorhX2lFEilmcO2RdNtjC5xDF9pCuTyYBB5bi6bQ4syoJ3g9WQ0ymaiLzg5KdCXlKLjvcW893&#10;SUOqXwnz5DrgnHtJTxOsQfEKIT7DmDSUCaxw7Rqn8787ZsmRM9e2VmPeBN4uqYvTtW7jvijg9N/y&#10;JsXecLq0q+WD6m8AAAD//wMAUEsDBBQABgAIAAAAIQA4/SH/1gAAAJQBAAALAAAAX3JlbHMvLnJl&#10;bHOkkMFqwzAMhu+DvYPRfXGawxijTi+j0GvpHsDYimMaW0Yy2fr2M4PBMnrbUb/Q94l/f/hMi1qR&#10;JVI2sOt6UJgd+ZiDgffL8ekFlFSbvV0oo4EbChzGx4f9GRdb25HMsYhqlCwG5lrLq9biZkxWOiqY&#10;22YiTra2kYMu1l1tQD30/bPm3wwYN0x18gb45AdQl1tp5j/sFB2T0FQ7R0nTNEV3j6o9feQzro1i&#10;OWA14Fm+Q8a1a8+Bvu/d/dMb2JY5uiPbhG/ktn4cqGU/er3pcvwCAAD//wMAUEsDBBQABgAIAAAA&#10;IQAeutpO2wEAAJgDAAAOAAAAZHJzL2Uyb0RvYy54bWysU8Fu1DAQvSPxD5bvbLJpKSXabFVaFSGV&#10;glT6AY5jJxaJx4y9myxfz9jZbIHeEBdrMmO/ee/NZHM1DT3bK/QGbMXXq5wzZSU0xrYVf/p29+aS&#10;Mx+EbUQPVlX8oDy/2r5+tRldqQrooG8UMgKxvhxdxbsQXJllXnZqEH4FTlkqasBBBPrENmtQjIQ+&#10;9FmR5xfZCNg4BKm8p+ztXOTbhK+1kuGL1l4F1lecuIV0YjrreGbbjShbFK4z8khD/AOLQRhLTU9Q&#10;tyIItkPzAmowEsGDDisJQwZaG6mSBlKzzv9S89gJp5IWMse7k03+/8HKh/2j+4osTB9gogEmEd7d&#10;g/zumYWbTthWXSPC2CnRUON1tCwbnS+PT6PVvvQRpB4/Q0NDFrsACWjSOERXSCcjdBrA4WS6mgKT&#10;lDx7f/Hu/JJKkmrn+VlRvE0tRLm8dujDRwUDi0HFkYaa0MX+3ofIRpTLldjMwp3p+zTY3v6RoIsx&#10;k9hHwjP1MNUTM03Fi9g3iqmhOZAchHldaL0p6AB/cjbSqlTc/9gJVJz1nyxZEvdqCXAJ6iUQVtLT&#10;igfO5vAmzPu3c2jajpBn0y1ck23aJEXPLI50afxJ6HFV4379/p1uPf9Q218AAAD//wMAUEsDBBQA&#10;BgAIAAAAIQCU+3PV4AAAAAkBAAAPAAAAZHJzL2Rvd25yZXYueG1sTI9BT4NAEIXvJv6HzZh4a5e2&#10;UiwyNE2jJxMjxYPHhZ0CKTuL7LbFf+960uNkvrz3vWw7mV5caHSdZYTFPAJBXFvdcYPwUb7MHkE4&#10;r1ir3jIhfJODbX57k6lU2ysXdDn4RoQQdqlCaL0fUild3ZJRbm4H4vA72tEoH86xkXpU1xBuermM&#10;orU0quPQ0KqB9i3Vp8PZIOw+uXjuvt6q9+JYdGW5ifh1fUK8v5t2TyA8Tf4Phl/9oA55cKrsmbUT&#10;PcJqkSQBRZglYUIANg/LGESFEMcJyDyT/xfkPwAAAP//AwBQSwECLQAUAAYACAAAACEAtoM4kv4A&#10;AADhAQAAEwAAAAAAAAAAAAAAAAAAAAAAW0NvbnRlbnRfVHlwZXNdLnhtbFBLAQItABQABgAIAAAA&#10;IQA4/SH/1gAAAJQBAAALAAAAAAAAAAAAAAAAAC8BAABfcmVscy8ucmVsc1BLAQItABQABgAIAAAA&#10;IQAeutpO2wEAAJgDAAAOAAAAAAAAAAAAAAAAAC4CAABkcnMvZTJvRG9jLnhtbFBLAQItABQABgAI&#10;AAAAIQCU+3PV4AAAAAkBAAAPAAAAAAAAAAAAAAAAADUEAABkcnMvZG93bnJldi54bWxQSwUGAAAA&#10;AAQABADzAAAAQgUAAAAA&#10;" filled="f" stroked="f">
+            <v:shape w14:anchorId="08C867D1" id="Поле 54" o:spid="_x0000_s1028" type="#_x0000_t202" style="position:absolute;left:0;text-align:left;margin-left:158.85pt;margin-top:-3.9pt;width:312.4pt;height:31.75pt;z-index:251669504;visibility:visible;mso-wrap-style:square;mso-width-percent:0;mso-height-percent:0;mso-wrap-distance-left:9pt;mso-wrap-distance-top:0;mso-wrap-distance-right:9pt;mso-wrap-distance-bottom:0;mso-position-horizontal:absolute;mso-position-horizontal-relative:text;mso-position-vertical:absolute;mso-position-vertical-relative:text;mso-width-percent:0;mso-height-percent:0;mso-width-relative:page;mso-height-relative:page;v-text-anchor:top" o:gfxdata="UEsDBBQABgAIAAAAIQC2gziS/gAAAOEBAAATAAAAW0NvbnRlbnRfVHlwZXNdLnhtbJSRQU7DMBBF&#10;90jcwfIWJU67QAgl6YK0S0CoHGBkTxKLZGx5TGhvj5O2G0SRWNoz/78nu9wcxkFMGNg6quQqL6RA&#10;0s5Y6ir5vt9lD1JwBDIwOMJKHpHlpr69KfdHjyxSmriSfYz+USnWPY7AufNIadK6MEJMx9ApD/oD&#10;OlTrorhX2lFEilmcO2RdNtjC5xDF9pCuTyYBB5bi6bQ4syoJ3g9WQ0ymaiLzg5KdCXlKLjvcW893&#10;SUOqXwnz5DrgnHtJTxOsQfEKIT7DmDSUCaxw7Rqn8787ZsmRM9e2VmPeBN4uqYvTtW7jvijg9N/y&#10;JsXecLq0q+WD6m8AAAD//wMAUEsDBBQABgAIAAAAIQA4/SH/1gAAAJQBAAALAAAAX3JlbHMvLnJl&#10;bHOkkMFqwzAMhu+DvYPRfXGawxijTi+j0GvpHsDYimMaW0Yy2fr2M4PBMnrbUb/Q94l/f/hMi1qR&#10;JVI2sOt6UJgd+ZiDgffL8ekFlFSbvV0oo4EbChzGx4f9GRdb25HMsYhqlCwG5lrLq9biZkxWOiqY&#10;22YiTra2kYMu1l1tQD30/bPm3wwYN0x18gb45AdQl1tp5j/sFB2T0FQ7R0nTNEV3j6o9feQzro1i&#10;OWA14Fm+Q8a1a8+Bvu/d/dMb2JY5uiPbhG/ktn4cqGU/er3pcvwCAAD//wMAUEsDBBQABgAIAAAA&#10;IQAeutpO2wEAAJgDAAAOAAAAZHJzL2Uyb0RvYy54bWysU8Fu1DAQvSPxD5bvbLJpKSXabFVaFSGV&#10;glT6AY5jJxaJx4y9myxfz9jZbIHeEBdrMmO/ee/NZHM1DT3bK/QGbMXXq5wzZSU0xrYVf/p29+aS&#10;Mx+EbUQPVlX8oDy/2r5+tRldqQrooG8UMgKxvhxdxbsQXJllXnZqEH4FTlkqasBBBPrENmtQjIQ+&#10;9FmR5xfZCNg4BKm8p+ztXOTbhK+1kuGL1l4F1lecuIV0YjrreGbbjShbFK4z8khD/AOLQRhLTU9Q&#10;tyIItkPzAmowEsGDDisJQwZaG6mSBlKzzv9S89gJp5IWMse7k03+/8HKh/2j+4osTB9gogEmEd7d&#10;g/zumYWbTthWXSPC2CnRUON1tCwbnS+PT6PVvvQRpB4/Q0NDFrsACWjSOERXSCcjdBrA4WS6mgKT&#10;lDx7f/Hu/JJKkmrn+VlRvE0tRLm8dujDRwUDi0HFkYaa0MX+3ofIRpTLldjMwp3p+zTY3v6RoIsx&#10;k9hHwjP1MNUTM03Fi9g3iqmhOZAchHldaL0p6AB/cjbSqlTc/9gJVJz1nyxZEvdqCXAJ6iUQVtLT&#10;igfO5vAmzPu3c2jajpBn0y1ck23aJEXPLI50afxJ6HFV4379/p1uPf9Q218AAAD//wMAUEsDBBQA&#10;BgAIAAAAIQCU+3PV4AAAAAkBAAAPAAAAZHJzL2Rvd25yZXYueG1sTI9BT4NAEIXvJv6HzZh4a5e2&#10;UiwyNE2jJxMjxYPHhZ0CKTuL7LbFf+960uNkvrz3vWw7mV5caHSdZYTFPAJBXFvdcYPwUb7MHkE4&#10;r1ir3jIhfJODbX57k6lU2ysXdDn4RoQQdqlCaL0fUild3ZJRbm4H4vA72tEoH86xkXpU1xBuermM&#10;orU0quPQ0KqB9i3Vp8PZIOw+uXjuvt6q9+JYdGW5ifh1fUK8v5t2TyA8Tf4Phl/9oA55cKrsmbUT&#10;PcJqkSQBRZglYUIANg/LGESFEMcJyDyT/xfkPwAAAP//AwBQSwECLQAUAAYACAAAACEAtoM4kv4A&#10;AADhAQAAEwAAAAAAAAAAAAAAAAAAAAAAW0NvbnRlbnRfVHlwZXNdLnhtbFBLAQItABQABgAIAAAA&#10;IQA4/SH/1gAAAJQBAAALAAAAAAAAAAAAAAAAAC8BAABfcmVscy8ucmVsc1BLAQItABQABgAIAAAA&#10;IQAeutpO2wEAAJgDAAAOAAAAAAAAAAAAAAAAAC4CAABkcnMvZTJvRG9jLnhtbFBLAQItABQABgAI&#10;AAAAIQCU+3PV4AAAAAkBAAAPAAAAAAAAAAAAAAAAADUEAABkcnMvZG93bnJldi54bWxQSwUGAAAA&#10;AAQABADzAAAAQgUAAAAA&#10;" filled="f" stroked="f">
               <v:textbox inset="0,0,0,0">
                 <w:txbxContent>
                   <w:p>
@@ -1405,7 +1093,6 @@
                         <w:b/>
                         <w:i w:val="0"/>
                         <w:color w:val="000000" w:themeColor="text1"/>
-                        <w:sz w:val="28"/>
                         <w:szCs w:val="28"/>
                       </w:rPr>
                     </w:pPr>
@@ -1413,7 +1100,6 @@
                       <w:rPr>
                         <w:rFonts w:ascii="ISOCPEUR" w:hAnsi="ISOCPEUR"/>
                         <w:color w:val="000000" w:themeColor="text1"/>
-                        <w:sz w:val="28"/>
                         <w:szCs w:val="28"/>
                       </w:rPr>
                       <w:t>ЛР 5-04-0612-02</w:t>
@@ -1422,7 +1108,6 @@
                       <w:rPr>
                         <w:rFonts w:ascii="ISOCPEUR" w:hAnsi="ISOCPEUR"/>
                         <w:color w:val="000000" w:themeColor="text1"/>
-                        <w:sz w:val="28"/>
                         <w:szCs w:val="28"/>
                         <w:lang w:val="en-US"/>
                       </w:rPr>
@@ -1432,7 +1117,6 @@
                       <w:rPr>
                         <w:rFonts w:ascii="ISOCPEUR" w:hAnsi="ISOCPEUR"/>
                         <w:color w:val="000000" w:themeColor="text1"/>
-                        <w:sz w:val="28"/>
                         <w:szCs w:val="28"/>
                       </w:rPr>
                       <w:t>43.</w:t>
@@ -1441,7 +1125,6 @@
                       <w:rPr>
                         <w:rFonts w:ascii="ISOCPEUR" w:hAnsi="ISOCPEUR"/>
                         <w:color w:val="000000" w:themeColor="text1"/>
-                        <w:sz w:val="28"/>
                         <w:szCs w:val="28"/>
                       </w:rPr>
                       <w:t>21</w:t>
@@ -1450,7 +1133,6 @@
                       <w:rPr>
                         <w:rFonts w:ascii="ISOCPEUR" w:hAnsi="ISOCPEUR"/>
                         <w:color w:val="000000" w:themeColor="text1"/>
-                        <w:sz w:val="28"/>
                         <w:szCs w:val="28"/>
                       </w:rPr>
                       <w:t>.2</w:t>
@@ -1459,7 +1141,6 @@
                       <w:rPr>
                         <w:rFonts w:ascii="ISOCPEUR" w:hAnsi="ISOCPEUR"/>
                         <w:color w:val="000000" w:themeColor="text1"/>
-                        <w:sz w:val="28"/>
                         <w:szCs w:val="28"/>
                       </w:rPr>
                       <w:t>6</w:t>
@@ -1719,7 +1400,7 @@
         </mc:Choice>
         <mc:Fallback>
           <w:pict>
-            <v:shape w14:anchorId="645ECD01" id="Поле 65" o:spid="_x0000_s1029" type="#_x0000_t202" style="position:absolute;margin-left:43.35pt;margin-top:16pt;width:55.9pt;height:11.85pt;z-index:251720704;visibility:visible;mso-wrap-style:square;mso-width-percent:0;mso-height-percent:0;mso-wrap-distance-left:9pt;mso-wrap-distance-top:0;mso-wrap-distance-right:9pt;mso-wrap-distance-bottom:0;mso-position-horizontal:absolute;mso-position-horizontal-relative:text;mso-position-vertical:absolute;mso-position-vertical-relative:text;mso-width-percent:0;mso-height-percent:0;mso-width-relative:page;mso-height-relative:page;v-text-anchor:top" o:gfxdata="UEsDBBQABgAIAAAAIQC2gziS/gAAAOEBAAATAAAAW0NvbnRlbnRfVHlwZXNdLnhtbJSRQU7DMBBF&#10;90jcwfIWJU67QAgl6YK0S0CoHGBkTxKLZGx5TGhvj5O2G0SRWNoz/78nu9wcxkFMGNg6quQqL6RA&#10;0s5Y6ir5vt9lD1JwBDIwOMJKHpHlpr69KfdHjyxSmriSfYz+USnWPY7AufNIadK6MEJMx9ApD/oD&#10;OlTrorhX2lFEilmcO2RdNtjC5xDF9pCuTyYBB5bi6bQ4syoJ3g9WQ0ymaiLzg5KdCXlKLjvcW893&#10;SUOqXwnz5DrgnHtJTxOsQfEKIT7DmDSUCaxw7Rqn8787ZsmRM9e2VmPeBN4uqYvTtW7jvijg9N/y&#10;JsXecLq0q+WD6m8AAAD//wMAUEsDBBQABgAIAAAAIQA4/SH/1gAAAJQBAAALAAAAX3JlbHMvLnJl&#10;bHOkkMFqwzAMhu+DvYPRfXGawxijTi+j0GvpHsDYimMaW0Yy2fr2M4PBMnrbUb/Q94l/f/hMi1qR&#10;JVI2sOt6UJgd+ZiDgffL8ekFlFSbvV0oo4EbChzGx4f9GRdb25HMsYhqlCwG5lrLq9biZkxWOiqY&#10;22YiTra2kYMu1l1tQD30/bPm3wwYN0x18gb45AdQl1tp5j/sFB2T0FQ7R0nTNEV3j6o9feQzro1i&#10;OWA14Fm+Q8a1a8+Bvu/d/dMb2JY5uiPbhG/ktn4cqGU/er3pcvwCAAD//wMAUEsDBBQABgAIAAAA&#10;IQDRypMz2gEAAJcDAAAOAAAAZHJzL2Uyb0RvYy54bWysU9tu1DAQfUfiHyy/s0m2opRos1VpVYRU&#10;KFLhAxzH2VgkHjPj3WT5esbOZsvlDfFijcf2mXPOjDfX09CLg0Gy4CpZrHIpjNPQWLer5Ncv96+u&#10;pKCgXKN6cKaSR0PyevvyxWb0pVlDB31jUDCIo3L0lexC8GWWke7MoGgF3jg+bAEHFXiLu6xBNTL6&#10;0GfrPL/MRsDGI2hDxNm7+VBuE37bGh0e25ZMEH0lmVtIK6a1jmu23ahyh8p3Vp9oqH9gMSjruOgZ&#10;6k4FJfZo/4IarEYgaMNKw5BB21ptkgZWU+R/qHnqlDdJC5tD/mwT/T9Y/enw5D+jCNM7mLiBSQT5&#10;B9DfSDi47ZTbmRtEGDujGi5cRMuy0VN5ehqtppIiSD1+hIabrPYBEtDU4hBdYZ2C0bkBx7PpZgpC&#10;c/JN/vayuJBC81HxOr8q1qmCKpfHHim8NzCIGFQSuacJXB0eKEQyqlyuxFoO7m3fp7727rcEX4yZ&#10;RD7ynZmHqZ6EbSp5EetGLTU0R1aDME8LTzcHHeAPKUaelErS971CI0X/wbEjcayWAJegXgLlND+t&#10;ZJBiDm/DPH57j3bXMfLsuYMbdq21SdEzixNd7n4SeprUOF6/7tOt5/+0/QkAAP//AwBQSwMEFAAG&#10;AAgAAAAhAA/0RdTeAAAACAEAAA8AAABkcnMvZG93bnJldi54bWxMj0FPg0AUhO8m/ofNM/FmF2ug&#10;FHk0jdGTiZHiweMCr7Ap+xbZbYv/3u2pHiczmfkm38xmECeanLaM8LiIQBA3ttXcIXxVbw8pCOcV&#10;t2qwTAi/5GBT3N7kKmvtmUs67XwnQgm7TCH03o+ZlK7pySi3sCNx8PZ2MsoHOXWyndQ5lJtBLqMo&#10;kUZpDgu9Gumlp+awOxqE7TeXr/rno/4s96WuqnXE78kB8f5u3j6D8DT7axgu+AEdisBU2yO3TgwI&#10;abIKSYSnZbh08ddpDKJGiOMVyCKX/w8UfwAAAP//AwBQSwECLQAUAAYACAAAACEAtoM4kv4AAADh&#10;AQAAEwAAAAAAAAAAAAAAAAAAAAAAW0NvbnRlbnRfVHlwZXNdLnhtbFBLAQItABQABgAIAAAAIQA4&#10;/SH/1gAAAJQBAAALAAAAAAAAAAAAAAAAAC8BAABfcmVscy8ucmVsc1BLAQItABQABgAIAAAAIQDR&#10;ypMz2gEAAJcDAAAOAAAAAAAAAAAAAAAAAC4CAABkcnMvZTJvRG9jLnhtbFBLAQItABQABgAIAAAA&#10;IQAP9EXU3gAAAAgBAAAPAAAAAAAAAAAAAAAAADQEAABkcnMvZG93bnJldi54bWxQSwUGAAAAAAQA&#10;BADzAAAAPwUAAAAA&#10;" filled="f" stroked="f">
+            <v:shape w14:anchorId="645ECD01" id="Поле 65" o:spid="_x0000_s1029" type="#_x0000_t202" style="position:absolute;left:0;text-align:left;margin-left:43.35pt;margin-top:16pt;width:55.9pt;height:11.85pt;z-index:251720704;visibility:visible;mso-wrap-style:square;mso-width-percent:0;mso-height-percent:0;mso-wrap-distance-left:9pt;mso-wrap-distance-top:0;mso-wrap-distance-right:9pt;mso-wrap-distance-bottom:0;mso-position-horizontal:absolute;mso-position-horizontal-relative:text;mso-position-vertical:absolute;mso-position-vertical-relative:text;mso-width-percent:0;mso-height-percent:0;mso-width-relative:page;mso-height-relative:page;v-text-anchor:top" o:gfxdata="UEsDBBQABgAIAAAAIQC2gziS/gAAAOEBAAATAAAAW0NvbnRlbnRfVHlwZXNdLnhtbJSRQU7DMBBF&#10;90jcwfIWJU67QAgl6YK0S0CoHGBkTxKLZGx5TGhvj5O2G0SRWNoz/78nu9wcxkFMGNg6quQqL6RA&#10;0s5Y6ir5vt9lD1JwBDIwOMJKHpHlpr69KfdHjyxSmriSfYz+USnWPY7AufNIadK6MEJMx9ApD/oD&#10;OlTrorhX2lFEilmcO2RdNtjC5xDF9pCuTyYBB5bi6bQ4syoJ3g9WQ0ymaiLzg5KdCXlKLjvcW893&#10;SUOqXwnz5DrgnHtJTxOsQfEKIT7DmDSUCaxw7Rqn8787ZsmRM9e2VmPeBN4uqYvTtW7jvijg9N/y&#10;JsXecLq0q+WD6m8AAAD//wMAUEsDBBQABgAIAAAAIQA4/SH/1gAAAJQBAAALAAAAX3JlbHMvLnJl&#10;bHOkkMFqwzAMhu+DvYPRfXGawxijTi+j0GvpHsDYimMaW0Yy2fr2M4PBMnrbUb/Q94l/f/hMi1qR&#10;JVI2sOt6UJgd+ZiDgffL8ekFlFSbvV0oo4EbChzGx4f9GRdb25HMsYhqlCwG5lrLq9biZkxWOiqY&#10;22YiTra2kYMu1l1tQD30/bPm3wwYN0x18gb45AdQl1tp5j/sFB2T0FQ7R0nTNEV3j6o9feQzro1i&#10;OWA14Fm+Q8a1a8+Bvu/d/dMb2JY5uiPbhG/ktn4cqGU/er3pcvwCAAD//wMAUEsDBBQABgAIAAAA&#10;IQDRypMz2gEAAJcDAAAOAAAAZHJzL2Uyb0RvYy54bWysU9tu1DAQfUfiHyy/s0m2opRos1VpVYRU&#10;KFLhAxzH2VgkHjPj3WT5esbOZsvlDfFijcf2mXPOjDfX09CLg0Gy4CpZrHIpjNPQWLer5Ncv96+u&#10;pKCgXKN6cKaSR0PyevvyxWb0pVlDB31jUDCIo3L0lexC8GWWke7MoGgF3jg+bAEHFXiLu6xBNTL6&#10;0GfrPL/MRsDGI2hDxNm7+VBuE37bGh0e25ZMEH0lmVtIK6a1jmu23ahyh8p3Vp9oqH9gMSjruOgZ&#10;6k4FJfZo/4IarEYgaMNKw5BB21ptkgZWU+R/qHnqlDdJC5tD/mwT/T9Y/enw5D+jCNM7mLiBSQT5&#10;B9DfSDi47ZTbmRtEGDujGi5cRMuy0VN5ehqtppIiSD1+hIabrPYBEtDU4hBdYZ2C0bkBx7PpZgpC&#10;c/JN/vayuJBC81HxOr8q1qmCKpfHHim8NzCIGFQSuacJXB0eKEQyqlyuxFoO7m3fp7727rcEX4yZ&#10;RD7ynZmHqZ6EbSp5EetGLTU0R1aDME8LTzcHHeAPKUaelErS971CI0X/wbEjcayWAJegXgLlND+t&#10;ZJBiDm/DPH57j3bXMfLsuYMbdq21SdEzixNd7n4SeprUOF6/7tOt5/+0/QkAAP//AwBQSwMEFAAG&#10;AAgAAAAhAA/0RdTeAAAACAEAAA8AAABkcnMvZG93bnJldi54bWxMj0FPg0AUhO8m/ofNM/FmF2ug&#10;FHk0jdGTiZHiweMCr7Ap+xbZbYv/3u2pHiczmfkm38xmECeanLaM8LiIQBA3ttXcIXxVbw8pCOcV&#10;t2qwTAi/5GBT3N7kKmvtmUs67XwnQgm7TCH03o+ZlK7pySi3sCNx8PZ2MsoHOXWyndQ5lJtBLqMo&#10;kUZpDgu9Gumlp+awOxqE7TeXr/rno/4s96WuqnXE78kB8f5u3j6D8DT7axgu+AEdisBU2yO3TgwI&#10;abIKSYSnZbh08ddpDKJGiOMVyCKX/w8UfwAAAP//AwBQSwECLQAUAAYACAAAACEAtoM4kv4AAADh&#10;AQAAEwAAAAAAAAAAAAAAAAAAAAAAW0NvbnRlbnRfVHlwZXNdLnhtbFBLAQItABQABgAIAAAAIQA4&#10;/SH/1gAAAJQBAAALAAAAAAAAAAAAAAAAAC8BAABfcmVscy8ucmVsc1BLAQItABQABgAIAAAAIQDR&#10;ypMz2gEAAJcDAAAOAAAAAAAAAAAAAAAAAC4CAABkcnMvZTJvRG9jLnhtbFBLAQItABQABgAIAAAA&#10;IQAP9EXU3gAAAAgBAAAPAAAAAAAAAAAAAAAAADQEAABkcnMvZG93bnJldi54bWxQSwUGAAAAAAQA&#10;BADzAAAAPwUAAAAA&#10;" filled="f" stroked="f">
               <v:textbox inset="0,0,0,0">
                 <w:txbxContent>
                   <w:p>
@@ -1842,7 +1523,7 @@
         </mc:Choice>
         <mc:Fallback>
           <w:pict>
-            <v:shape w14:anchorId="1E4A5266" id="Поле 62" o:spid="_x0000_s1030" type="#_x0000_t202" style="position:absolute;margin-left:13.85pt;margin-top:16pt;width:29.55pt;height:13.6pt;z-index:251671552;visibility:visible;mso-wrap-style:square;mso-width-percent:0;mso-height-percent:0;mso-wrap-distance-left:9pt;mso-wrap-distance-top:0;mso-wrap-distance-right:9pt;mso-wrap-distance-bottom:0;mso-position-horizontal:absolute;mso-position-horizontal-relative:text;mso-position-vertical:absolute;mso-position-vertical-relative:text;mso-width-percent:0;mso-height-percent:0;mso-width-relative:page;mso-height-relative:page;v-text-anchor:top" o:gfxdata="UEsDBBQABgAIAAAAIQC2gziS/gAAAOEBAAATAAAAW0NvbnRlbnRfVHlwZXNdLnhtbJSRQU7DMBBF&#10;90jcwfIWJU67QAgl6YK0S0CoHGBkTxKLZGx5TGhvj5O2G0SRWNoz/78nu9wcxkFMGNg6quQqL6RA&#10;0s5Y6ir5vt9lD1JwBDIwOMJKHpHlpr69KfdHjyxSmriSfYz+USnWPY7AufNIadK6MEJMx9ApD/oD&#10;OlTrorhX2lFEilmcO2RdNtjC5xDF9pCuTyYBB5bi6bQ4syoJ3g9WQ0ymaiLzg5KdCXlKLjvcW893&#10;SUOqXwnz5DrgnHtJTxOsQfEKIT7DmDSUCaxw7Rqn8787ZsmRM9e2VmPeBN4uqYvTtW7jvijg9N/y&#10;JsXecLq0q+WD6m8AAAD//wMAUEsDBBQABgAIAAAAIQA4/SH/1gAAAJQBAAALAAAAX3JlbHMvLnJl&#10;bHOkkMFqwzAMhu+DvYPRfXGawxijTi+j0GvpHsDYimMaW0Yy2fr2M4PBMnrbUb/Q94l/f/hMi1qR&#10;JVI2sOt6UJgd+ZiDgffL8ekFlFSbvV0oo4EbChzGx4f9GRdb25HMsYhqlCwG5lrLq9biZkxWOiqY&#10;22YiTra2kYMu1l1tQD30/bPm3wwYN0x18gb45AdQl1tp5j/sFB2T0FQ7R0nTNEV3j6o9feQzro1i&#10;OWA14Fm+Q8a1a8+Bvu/d/dMb2JY5uiPbhG/ktn4cqGU/er3pcvwCAAD//wMAUEsDBBQABgAIAAAA&#10;IQDPtwKb2wEAAJcDAAAOAAAAZHJzL2Uyb0RvYy54bWysU8tu2zAQvBfoPxC817LjIG4Fy0GaIEWB&#10;9AGk/YAVRUlEJS67pC25X98lZTltcwt6IVZ8zM7MjrbXY9+JgyZv0BZytVhKoa3CytimkN+/3b95&#10;K4UPYCvo0OpCHrWX17vXr7aDy/UFtthVmgSDWJ8PrpBtCC7PMq9a3YNfoNOWD2ukHgJ/UpNVBAOj&#10;9112sVxeZQNS5QiV9p5376ZDuUv4da1V+FLXXgfRFZK5hbRSWsu4Zrst5A2Ba4060YAXsOjBWG56&#10;hrqDAGJP5hlUbxShxzosFPYZ1rVROmlgNavlP2oeW3A6aWFzvDvb5P8frPp8eHRfSYTxPY48wCTC&#10;uwdUP7yweNuCbfQNEQ6thoobr6Jl2eB8fnoarfa5jyDl8AkrHjLsAyagsaY+usI6BaPzAI5n0/UY&#10;hOLN9eby3RWnRPHRarNerjepA+TzY0c+fNDYi1gUknimCRwODz5EMpDPV2Ivi/em69JcO/vXBl+M&#10;O4l85DsxD2M5ClMV8jL2jVpKrI6shnBKC6ebixbplxQDJ6WQ/uceSEvRfbTsSIzVXNBclHMBVvHT&#10;QgYppvI2TPHbOzJNy8iT5xZv2LXaJEVPLE50efpJ6CmpMV5/fqdbT//T7jcAAAD//wMAUEsDBBQA&#10;BgAIAAAAIQCpLn843QAAAAcBAAAPAAAAZHJzL2Rvd25yZXYueG1sTI/BTsMwEETvSPyDtUjcqEMQ&#10;aRuyqSoEJyREGg4cndhNrMbrELtt+HuWUzmOZjTzptjMbhAnMwXrCeF+kYAw1HptqUP4rF/vViBC&#10;VKTV4Mkg/JgAm/L6qlC59meqzGkXO8ElFHKF0Mc45lKGtjdOhYUfDbG395NTkeXUST2pM5e7QaZJ&#10;kkmnLPFCr0bz3Jv2sDs6hO0XVS/2+735qPaVret1Qm/ZAfH2Zt4+gYhmjpcw/OEzOpTM1Pgj6SAG&#10;hHS55CTCQ8qX2F9l/KRBeFynIMtC/ucvfwEAAP//AwBQSwECLQAUAAYACAAAACEAtoM4kv4AAADh&#10;AQAAEwAAAAAAAAAAAAAAAAAAAAAAW0NvbnRlbnRfVHlwZXNdLnhtbFBLAQItABQABgAIAAAAIQA4&#10;/SH/1gAAAJQBAAALAAAAAAAAAAAAAAAAAC8BAABfcmVscy8ucmVsc1BLAQItABQABgAIAAAAIQDP&#10;twKb2wEAAJcDAAAOAAAAAAAAAAAAAAAAAC4CAABkcnMvZTJvRG9jLnhtbFBLAQItABQABgAIAAAA&#10;IQCpLn843QAAAAcBAAAPAAAAAAAAAAAAAAAAADUEAABkcnMvZG93bnJldi54bWxQSwUGAAAAAAQA&#10;BADzAAAAPwUAAAAA&#10;" filled="f" stroked="f">
+            <v:shape w14:anchorId="1E4A5266" id="Поле 62" o:spid="_x0000_s1030" type="#_x0000_t202" style="position:absolute;left:0;text-align:left;margin-left:13.85pt;margin-top:16pt;width:29.55pt;height:13.6pt;z-index:251671552;visibility:visible;mso-wrap-style:square;mso-width-percent:0;mso-height-percent:0;mso-wrap-distance-left:9pt;mso-wrap-distance-top:0;mso-wrap-distance-right:9pt;mso-wrap-distance-bottom:0;mso-position-horizontal:absolute;mso-position-horizontal-relative:text;mso-position-vertical:absolute;mso-position-vertical-relative:text;mso-width-percent:0;mso-height-percent:0;mso-width-relative:page;mso-height-relative:page;v-text-anchor:top" o:gfxdata="UEsDBBQABgAIAAAAIQC2gziS/gAAAOEBAAATAAAAW0NvbnRlbnRfVHlwZXNdLnhtbJSRQU7DMBBF&#10;90jcwfIWJU67QAgl6YK0S0CoHGBkTxKLZGx5TGhvj5O2G0SRWNoz/78nu9wcxkFMGNg6quQqL6RA&#10;0s5Y6ir5vt9lD1JwBDIwOMJKHpHlpr69KfdHjyxSmriSfYz+USnWPY7AufNIadK6MEJMx9ApD/oD&#10;OlTrorhX2lFEilmcO2RdNtjC5xDF9pCuTyYBB5bi6bQ4syoJ3g9WQ0ymaiLzg5KdCXlKLjvcW893&#10;SUOqXwnz5DrgnHtJTxOsQfEKIT7DmDSUCaxw7Rqn8787ZsmRM9e2VmPeBN4uqYvTtW7jvijg9N/y&#10;JsXecLq0q+WD6m8AAAD//wMAUEsDBBQABgAIAAAAIQA4/SH/1gAAAJQBAAALAAAAX3JlbHMvLnJl&#10;bHOkkMFqwzAMhu+DvYPRfXGawxijTi+j0GvpHsDYimMaW0Yy2fr2M4PBMnrbUb/Q94l/f/hMi1qR&#10;JVI2sOt6UJgd+ZiDgffL8ekFlFSbvV0oo4EbChzGx4f9GRdb25HMsYhqlCwG5lrLq9biZkxWOiqY&#10;22YiTra2kYMu1l1tQD30/bPm3wwYN0x18gb45AdQl1tp5j/sFB2T0FQ7R0nTNEV3j6o9feQzro1i&#10;OWA14Fm+Q8a1a8+Bvu/d/dMb2JY5uiPbhG/ktn4cqGU/er3pcvwCAAD//wMAUEsDBBQABgAIAAAA&#10;IQDPtwKb2wEAAJcDAAAOAAAAZHJzL2Uyb0RvYy54bWysU8tu2zAQvBfoPxC817LjIG4Fy0GaIEWB&#10;9AGk/YAVRUlEJS67pC25X98lZTltcwt6IVZ8zM7MjrbXY9+JgyZv0BZytVhKoa3CytimkN+/3b95&#10;K4UPYCvo0OpCHrWX17vXr7aDy/UFtthVmgSDWJ8PrpBtCC7PMq9a3YNfoNOWD2ukHgJ/UpNVBAOj&#10;9112sVxeZQNS5QiV9p5376ZDuUv4da1V+FLXXgfRFZK5hbRSWsu4Zrst5A2Ba4060YAXsOjBWG56&#10;hrqDAGJP5hlUbxShxzosFPYZ1rVROmlgNavlP2oeW3A6aWFzvDvb5P8frPp8eHRfSYTxPY48wCTC&#10;uwdUP7yweNuCbfQNEQ6thoobr6Jl2eB8fnoarfa5jyDl8AkrHjLsAyagsaY+usI6BaPzAI5n0/UY&#10;hOLN9eby3RWnRPHRarNerjepA+TzY0c+fNDYi1gUknimCRwODz5EMpDPV2Ivi/em69JcO/vXBl+M&#10;O4l85DsxD2M5ClMV8jL2jVpKrI6shnBKC6ebixbplxQDJ6WQ/uceSEvRfbTsSIzVXNBclHMBVvHT&#10;QgYppvI2TPHbOzJNy8iT5xZv2LXaJEVPLE50efpJ6CmpMV5/fqdbT//T7jcAAAD//wMAUEsDBBQA&#10;BgAIAAAAIQCpLn843QAAAAcBAAAPAAAAZHJzL2Rvd25yZXYueG1sTI/BTsMwEETvSPyDtUjcqEMQ&#10;aRuyqSoEJyREGg4cndhNrMbrELtt+HuWUzmOZjTzptjMbhAnMwXrCeF+kYAw1HptqUP4rF/vViBC&#10;VKTV4Mkg/JgAm/L6qlC59meqzGkXO8ElFHKF0Mc45lKGtjdOhYUfDbG395NTkeXUST2pM5e7QaZJ&#10;kkmnLPFCr0bz3Jv2sDs6hO0XVS/2+735qPaVret1Qm/ZAfH2Zt4+gYhmjpcw/OEzOpTM1Pgj6SAG&#10;hHS55CTCQ8qX2F9l/KRBeFynIMtC/ucvfwEAAP//AwBQSwECLQAUAAYACAAAACEAtoM4kv4AAADh&#10;AQAAEwAAAAAAAAAAAAAAAAAAAAAAW0NvbnRlbnRfVHlwZXNdLnhtbFBLAQItABQABgAIAAAAIQA4&#10;/SH/1gAAAJQBAAALAAAAAAAAAAAAAAAAAC8BAABfcmVscy8ucmVsc1BLAQItABQABgAIAAAAIQDP&#10;twKb2wEAAJcDAAAOAAAAAAAAAAAAAAAAAC4CAABkcnMvZTJvRG9jLnhtbFBLAQItABQABgAIAAAA&#10;IQCpLn843QAAAAcBAAAPAAAAAAAAAAAAAAAAADUEAABkcnMvZG93bnJldi54bWxQSwUGAAAAAAQA&#10;BADzAAAAPwUAAAAA&#10;" filled="f" stroked="f">
               <v:textbox inset="0,0,0,0">
                 <w:txbxContent>
                   <w:p>
@@ -1966,7 +1647,7 @@
         </mc:Choice>
         <mc:Fallback>
           <w:pict>
-            <v:shape w14:anchorId="712ABA7B" id="Поле 59" o:spid="_x0000_s1031" type="#_x0000_t202" style="position:absolute;margin-left:141.6pt;margin-top:15.35pt;width:28.35pt;height:12.5pt;z-index:251673600;visibility:visible;mso-wrap-style:square;mso-width-percent:0;mso-height-percent:0;mso-wrap-distance-left:9pt;mso-wrap-distance-top:0;mso-wrap-distance-right:9pt;mso-wrap-distance-bottom:0;mso-position-horizontal:absolute;mso-position-horizontal-relative:text;mso-position-vertical:absolute;mso-position-vertical-relative:text;mso-width-percent:0;mso-height-percent:0;mso-width-relative:page;mso-height-relative:page;v-text-anchor:top" o:gfxdata="UEsDBBQABgAIAAAAIQC2gziS/gAAAOEBAAATAAAAW0NvbnRlbnRfVHlwZXNdLnhtbJSRQU7DMBBF&#10;90jcwfIWJU67QAgl6YK0S0CoHGBkTxKLZGx5TGhvj5O2G0SRWNoz/78nu9wcxkFMGNg6quQqL6RA&#10;0s5Y6ir5vt9lD1JwBDIwOMJKHpHlpr69KfdHjyxSmriSfYz+USnWPY7AufNIadK6MEJMx9ApD/oD&#10;OlTrorhX2lFEilmcO2RdNtjC5xDF9pCuTyYBB5bi6bQ4syoJ3g9WQ0ymaiLzg5KdCXlKLjvcW893&#10;SUOqXwnz5DrgnHtJTxOsQfEKIT7DmDSUCaxw7Rqn8787ZsmRM9e2VmPeBN4uqYvTtW7jvijg9N/y&#10;JsXecLq0q+WD6m8AAAD//wMAUEsDBBQABgAIAAAAIQA4/SH/1gAAAJQBAAALAAAAX3JlbHMvLnJl&#10;bHOkkMFqwzAMhu+DvYPRfXGawxijTi+j0GvpHsDYimMaW0Yy2fr2M4PBMnrbUb/Q94l/f/hMi1qR&#10;JVI2sOt6UJgd+ZiDgffL8ekFlFSbvV0oo4EbChzGx4f9GRdb25HMsYhqlCwG5lrLq9biZkxWOiqY&#10;22YiTra2kYMu1l1tQD30/bPm3wwYN0x18gb45AdQl1tp5j/sFB2T0FQ7R0nTNEV3j6o9feQzro1i&#10;OWA14Fm+Q8a1a8+Bvu/d/dMb2JY5uiPbhG/ktn4cqGU/er3pcvwCAAD//wMAUEsDBBQABgAIAAAA&#10;IQCKudaq2QEAAJcDAAAOAAAAZHJzL2Uyb0RvYy54bWysU9tu1DAQfUfiHyy/s8kWtlTRZqvSqgip&#10;UKTCBziOk1gkHjPj3WT5esbOZsvlDfFiTcb28blMttfT0IuDQbLgSrle5VIYp6G2ri3l1y/3r66k&#10;oKBcrXpwppRHQ/J69/LFdvSFuYAO+tqgYBBHxehL2YXgiywj3ZlB0Qq8cbzZAA4q8Ce2WY1qZPSh&#10;zy7y/DIbAWuPoA0Rd+/mTblL+E1jdHhsGjJB9KVkbiGtmNYqrtluq4oWle+sPtFQ/8BiUNbxo2eo&#10;OxWU2KP9C2qwGoGgCSsNQwZNY7VJGljNOv9DzVOnvEla2BzyZ5vo/8HqT4cn/xlFmN7BxAEmEeQf&#10;QH8j4eC2U641N4gwdkbV/PA6WpaNnorT1Wg1FRRBqvEj1Byy2gdIQFODQ3SFdQpG5wCOZ9PNFITm&#10;5uvLPH+zkULz1npz9XaTQslUsVz2SOG9gUHEopTImSZwdXigEMmoYjkS33Jwb/s+5dq73xp8MHYS&#10;+ch3Zh6mahK2LuUmKotaKqiPrAZhnhaebi46wB9SjDwppaTve4VGiv6DY0fiWC0FLkW1FMppvlrK&#10;IMVc3oZ5/PYebdsx8uy5gxt2rbFJ0TOLE11OPwk9TWocr1+/06nn/2n3EwAA//8DAFBLAwQUAAYA&#10;CAAAACEAYLhsdeAAAAAJAQAADwAAAGRycy9kb3ducmV2LnhtbEyPy07DMBBF90j8gzVI7KhNoj4S&#10;MqkqBCskRBoWLJ3YTazG4xC7bfh7zKosR/fo3jPFdrYDO+vJG0cIjwsBTFPrlKEO4bN+fdgA80GS&#10;koMjjfCjPWzL25tC5spdqNLnfehYLCGfS4Q+hDHn3Le9ttIv3KgpZgc3WRniOXVcTfISy+3AEyFW&#10;3EpDcaGXo37udXvcnyzC7ouqF/P93nxUh8rUdSbobXVEvL+bd0/Agp7DFYY//agOZXRq3ImUZwNC&#10;skmTiCKkYg0sAmmaZcAahOVyDbws+P8Pyl8AAAD//wMAUEsBAi0AFAAGAAgAAAAhALaDOJL+AAAA&#10;4QEAABMAAAAAAAAAAAAAAAAAAAAAAFtDb250ZW50X1R5cGVzXS54bWxQSwECLQAUAAYACAAAACEA&#10;OP0h/9YAAACUAQAACwAAAAAAAAAAAAAAAAAvAQAAX3JlbHMvLnJlbHNQSwECLQAUAAYACAAAACEA&#10;irnWqtkBAACXAwAADgAAAAAAAAAAAAAAAAAuAgAAZHJzL2Uyb0RvYy54bWxQSwECLQAUAAYACAAA&#10;ACEAYLhsdeAAAAAJAQAADwAAAAAAAAAAAAAAAAAzBAAAZHJzL2Rvd25yZXYueG1sUEsFBgAAAAAE&#10;AAQA8wAAAEAFAAAAAA==&#10;" filled="f" stroked="f">
+            <v:shape w14:anchorId="712ABA7B" id="Поле 59" o:spid="_x0000_s1031" type="#_x0000_t202" style="position:absolute;left:0;text-align:left;margin-left:141.6pt;margin-top:15.35pt;width:28.35pt;height:12.5pt;z-index:251673600;visibility:visible;mso-wrap-style:square;mso-width-percent:0;mso-height-percent:0;mso-wrap-distance-left:9pt;mso-wrap-distance-top:0;mso-wrap-distance-right:9pt;mso-wrap-distance-bottom:0;mso-position-horizontal:absolute;mso-position-horizontal-relative:text;mso-position-vertical:absolute;mso-position-vertical-relative:text;mso-width-percent:0;mso-height-percent:0;mso-width-relative:page;mso-height-relative:page;v-text-anchor:top" o:gfxdata="UEsDBBQABgAIAAAAIQC2gziS/gAAAOEBAAATAAAAW0NvbnRlbnRfVHlwZXNdLnhtbJSRQU7DMBBF&#10;90jcwfIWJU67QAgl6YK0S0CoHGBkTxKLZGx5TGhvj5O2G0SRWNoz/78nu9wcxkFMGNg6quQqL6RA&#10;0s5Y6ir5vt9lD1JwBDIwOMJKHpHlpr69KfdHjyxSmriSfYz+USnWPY7AufNIadK6MEJMx9ApD/oD&#10;OlTrorhX2lFEilmcO2RdNtjC5xDF9pCuTyYBB5bi6bQ4syoJ3g9WQ0ymaiLzg5KdCXlKLjvcW893&#10;SUOqXwnz5DrgnHtJTxOsQfEKIT7DmDSUCaxw7Rqn8787ZsmRM9e2VmPeBN4uqYvTtW7jvijg9N/y&#10;JsXecLq0q+WD6m8AAAD//wMAUEsDBBQABgAIAAAAIQA4/SH/1gAAAJQBAAALAAAAX3JlbHMvLnJl&#10;bHOkkMFqwzAMhu+DvYPRfXGawxijTi+j0GvpHsDYimMaW0Yy2fr2M4PBMnrbUb/Q94l/f/hMi1qR&#10;JVI2sOt6UJgd+ZiDgffL8ekFlFSbvV0oo4EbChzGx4f9GRdb25HMsYhqlCwG5lrLq9biZkxWOiqY&#10;22YiTra2kYMu1l1tQD30/bPm3wwYN0x18gb45AdQl1tp5j/sFB2T0FQ7R0nTNEV3j6o9feQzro1i&#10;OWA14Fm+Q8a1a8+Bvu/d/dMb2JY5uiPbhG/ktn4cqGU/er3pcvwCAAD//wMAUEsDBBQABgAIAAAA&#10;IQCKudaq2QEAAJcDAAAOAAAAZHJzL2Uyb0RvYy54bWysU9tu1DAQfUfiHyy/s8kWtlTRZqvSqgip&#10;UKTCBziOk1gkHjPj3WT5esbOZsvlDfFiTcb28blMttfT0IuDQbLgSrle5VIYp6G2ri3l1y/3r66k&#10;oKBcrXpwppRHQ/J69/LFdvSFuYAO+tqgYBBHxehL2YXgiywj3ZlB0Qq8cbzZAA4q8Ce2WY1qZPSh&#10;zy7y/DIbAWuPoA0Rd+/mTblL+E1jdHhsGjJB9KVkbiGtmNYqrtluq4oWle+sPtFQ/8BiUNbxo2eo&#10;OxWU2KP9C2qwGoGgCSsNQwZNY7VJGljNOv9DzVOnvEla2BzyZ5vo/8HqT4cn/xlFmN7BxAEmEeQf&#10;QH8j4eC2U641N4gwdkbV/PA6WpaNnorT1Wg1FRRBqvEj1Byy2gdIQFODQ3SFdQpG5wCOZ9PNFITm&#10;5uvLPH+zkULz1npz9XaTQslUsVz2SOG9gUHEopTImSZwdXigEMmoYjkS33Jwb/s+5dq73xp8MHYS&#10;+ch3Zh6mahK2LuUmKotaKqiPrAZhnhaebi46wB9SjDwppaTve4VGiv6DY0fiWC0FLkW1FMppvlrK&#10;IMVc3oZ5/PYebdsx8uy5gxt2rbFJ0TOLE11OPwk9TWocr1+/06nn/2n3EwAA//8DAFBLAwQUAAYA&#10;CAAAACEAYLhsdeAAAAAJAQAADwAAAGRycy9kb3ducmV2LnhtbEyPy07DMBBF90j8gzVI7KhNoj4S&#10;MqkqBCskRBoWLJ3YTazG4xC7bfh7zKosR/fo3jPFdrYDO+vJG0cIjwsBTFPrlKEO4bN+fdgA80GS&#10;koMjjfCjPWzL25tC5spdqNLnfehYLCGfS4Q+hDHn3Le9ttIv3KgpZgc3WRniOXVcTfISy+3AEyFW&#10;3EpDcaGXo37udXvcnyzC7ouqF/P93nxUh8rUdSbobXVEvL+bd0/Agp7DFYY//agOZXRq3ImUZwNC&#10;skmTiCKkYg0sAmmaZcAahOVyDbws+P8Pyl8AAAD//wMAUEsBAi0AFAAGAAgAAAAhALaDOJL+AAAA&#10;4QEAABMAAAAAAAAAAAAAAAAAAAAAAFtDb250ZW50X1R5cGVzXS54bWxQSwECLQAUAAYACAAAACEA&#10;OP0h/9YAAACUAQAACwAAAAAAAAAAAAAAAAAvAQAAX3JlbHMvLnJlbHNQSwECLQAUAAYACAAAACEA&#10;irnWqtkBAACXAwAADgAAAAAAAAAAAAAAAAAuAgAAZHJzL2Uyb0RvYy54bWxQSwECLQAUAAYACAAA&#10;ACEAYLhsdeAAAAAJAQAADwAAAAAAAAAAAAAAAAAzBAAAZHJzL2Rvd25yZXYueG1sUEsFBgAAAAAE&#10;AAQA8wAAAEAFAAAAAA==&#10;" filled="f" stroked="f">
               <v:textbox inset="0,0,0,0">
                 <w:txbxContent>
                   <w:p>
@@ -2091,7 +1772,7 @@
         </mc:Choice>
         <mc:Fallback>
           <w:pict>
-            <v:shape w14:anchorId="48FA5699" id="Поле 58" o:spid="_x0000_s1032" type="#_x0000_t202" style="position:absolute;margin-left:99.1pt;margin-top:15.6pt;width:42.75pt;height:12.25pt;z-index:251672576;visibility:visible;mso-wrap-style:square;mso-width-percent:0;mso-height-percent:0;mso-wrap-distance-left:9pt;mso-wrap-distance-top:0;mso-wrap-distance-right:9pt;mso-wrap-distance-bottom:0;mso-position-horizontal:absolute;mso-position-horizontal-relative:text;mso-position-vertical:absolute;mso-position-vertical-relative:text;mso-width-percent:0;mso-height-percent:0;mso-width-relative:page;mso-height-relative:page;v-text-anchor:top" o:gfxdata="UEsDBBQABgAIAAAAIQC2gziS/gAAAOEBAAATAAAAW0NvbnRlbnRfVHlwZXNdLnhtbJSRQU7DMBBF&#10;90jcwfIWJU67QAgl6YK0S0CoHGBkTxKLZGx5TGhvj5O2G0SRWNoz/78nu9wcxkFMGNg6quQqL6RA&#10;0s5Y6ir5vt9lD1JwBDIwOMJKHpHlpr69KfdHjyxSmriSfYz+USnWPY7AufNIadK6MEJMx9ApD/oD&#10;OlTrorhX2lFEilmcO2RdNtjC5xDF9pCuTyYBB5bi6bQ4syoJ3g9WQ0ymaiLzg5KdCXlKLjvcW893&#10;SUOqXwnz5DrgnHtJTxOsQfEKIT7DmDSUCaxw7Rqn8787ZsmRM9e2VmPeBN4uqYvTtW7jvijg9N/y&#10;JsXecLq0q+WD6m8AAAD//wMAUEsDBBQABgAIAAAAIQA4/SH/1gAAAJQBAAALAAAAX3JlbHMvLnJl&#10;bHOkkMFqwzAMhu+DvYPRfXGawxijTi+j0GvpHsDYimMaW0Yy2fr2M4PBMnrbUb/Q94l/f/hMi1qR&#10;JVI2sOt6UJgd+ZiDgffL8ekFlFSbvV0oo4EbChzGx4f9GRdb25HMsYhqlCwG5lrLq9biZkxWOiqY&#10;22YiTra2kYMu1l1tQD30/bPm3wwYN0x18gb45AdQl1tp5j/sFB2T0FQ7R0nTNEV3j6o9feQzro1i&#10;OWA14Fm+Q8a1a8+Bvu/d/dMb2JY5uiPbhG/ktn4cqGU/er3pcvwCAAD//wMAUEsDBBQABgAIAAAA&#10;IQCh4arC2gEAAJcDAAAOAAAAZHJzL2Uyb0RvYy54bWysU9uO0zAQfUfiHyy/07QVWSBqulp2tQhp&#10;uUgLH+A4TmKReMyM26R8PWOn6XJ5Q7xY47F95pwz4931NPTiaJAsuFJuVmspjNNQW9eW8uuX+xev&#10;paCgXK16cKaUJ0Pyev/82W70hdlCB31tUDCIo2L0pexC8EWWke7MoGgF3jg+bAAHFXiLbVajGhl9&#10;6LPten2VjYC1R9CGiLN386HcJ/ymMTp8ahoyQfSlZG4hrZjWKq7ZfqeKFpXvrD7TUP/AYlDWcdEL&#10;1J0KShzQ/gU1WI1A0ISVhiGDprHaJA2sZrP+Q81jp7xJWtgc8heb6P/B6o/HR/8ZRZjewsQNTCLI&#10;P4D+RsLBbadca24QYeyMqrnwJlqWjZ6K89NoNRUUQarxA9TcZHUIkICmBofoCusUjM4NOF1MN1MQ&#10;mpP5y+2bbS6F5qNNnuev8lRBFctjjxTeGRhEDEqJ3NMEro4PFCIZVSxXYi0H97bvU19791uCL8ZM&#10;Ih/5zszDVE3C1qW8inWjlgrqE6tBmKeFp5uDDvCHFCNPSinp+0GhkaJ/79iROFZLgEtQLYFymp+W&#10;Mkgxh7dhHr+DR9t2jDx77uCGXWtsUvTE4kyXu5+Enic1jtev+3Tr6T/tfwIAAP//AwBQSwMEFAAG&#10;AAgAAAAhACpeePjfAAAACQEAAA8AAABkcnMvZG93bnJldi54bWxMj8FOwzAMhu9IvENkJG4sXadt&#10;XWk6TQhOSBNdOXBMW6+N1jilybby9jMnOFm//On352w72V5ccPTGkYL5LAKBVLvGUKvgs3x7SkD4&#10;oKnRvSNU8IMetvn9XabTxl2pwMshtIJLyKdaQRfCkErp6w6t9jM3IPHu6EarA8exlc2or1xuexlH&#10;0UpabYgvdHrAlw7r0+FsFey+qHg13/vqozgWpiw3Eb2vTko9Pky7ZxABp/AHw68+q0POTpU7U+NF&#10;z3mTxIwqWMx5MhAnizWISsFyuQaZZ/L/B/kNAAD//wMAUEsBAi0AFAAGAAgAAAAhALaDOJL+AAAA&#10;4QEAABMAAAAAAAAAAAAAAAAAAAAAAFtDb250ZW50X1R5cGVzXS54bWxQSwECLQAUAAYACAAAACEA&#10;OP0h/9YAAACUAQAACwAAAAAAAAAAAAAAAAAvAQAAX3JlbHMvLnJlbHNQSwECLQAUAAYACAAAACEA&#10;oeGqwtoBAACXAwAADgAAAAAAAAAAAAAAAAAuAgAAZHJzL2Uyb0RvYy54bWxQSwECLQAUAAYACAAA&#10;ACEAKl54+N8AAAAJAQAADwAAAAAAAAAAAAAAAAA0BAAAZHJzL2Rvd25yZXYueG1sUEsFBgAAAAAE&#10;AAQA8wAAAEAFAAAAAA==&#10;" filled="f" stroked="f">
+            <v:shape w14:anchorId="48FA5699" id="Поле 58" o:spid="_x0000_s1032" type="#_x0000_t202" style="position:absolute;left:0;text-align:left;margin-left:99.1pt;margin-top:15.6pt;width:42.75pt;height:12.25pt;z-index:251672576;visibility:visible;mso-wrap-style:square;mso-width-percent:0;mso-height-percent:0;mso-wrap-distance-left:9pt;mso-wrap-distance-top:0;mso-wrap-distance-right:9pt;mso-wrap-distance-bottom:0;mso-position-horizontal:absolute;mso-position-horizontal-relative:text;mso-position-vertical:absolute;mso-position-vertical-relative:text;mso-width-percent:0;mso-height-percent:0;mso-width-relative:page;mso-height-relative:page;v-text-anchor:top" o:gfxdata="UEsDBBQABgAIAAAAIQC2gziS/gAAAOEBAAATAAAAW0NvbnRlbnRfVHlwZXNdLnhtbJSRQU7DMBBF&#10;90jcwfIWJU67QAgl6YK0S0CoHGBkTxKLZGx5TGhvj5O2G0SRWNoz/78nu9wcxkFMGNg6quQqL6RA&#10;0s5Y6ir5vt9lD1JwBDIwOMJKHpHlpr69KfdHjyxSmriSfYz+USnWPY7AufNIadK6MEJMx9ApD/oD&#10;OlTrorhX2lFEilmcO2RdNtjC5xDF9pCuTyYBB5bi6bQ4syoJ3g9WQ0ymaiLzg5KdCXlKLjvcW893&#10;SUOqXwnz5DrgnHtJTxOsQfEKIT7DmDSUCaxw7Rqn8787ZsmRM9e2VmPeBN4uqYvTtW7jvijg9N/y&#10;JsXecLq0q+WD6m8AAAD//wMAUEsDBBQABgAIAAAAIQA4/SH/1gAAAJQBAAALAAAAX3JlbHMvLnJl&#10;bHOkkMFqwzAMhu+DvYPRfXGawxijTi+j0GvpHsDYimMaW0Yy2fr2M4PBMnrbUb/Q94l/f/hMi1qR&#10;JVI2sOt6UJgd+ZiDgffL8ekFlFSbvV0oo4EbChzGx4f9GRdb25HMsYhqlCwG5lrLq9biZkxWOiqY&#10;22YiTra2kYMu1l1tQD30/bPm3wwYN0x18gb45AdQl1tp5j/sFB2T0FQ7R0nTNEV3j6o9feQzro1i&#10;OWA14Fm+Q8a1a8+Bvu/d/dMb2JY5uiPbhG/ktn4cqGU/er3pcvwCAAD//wMAUEsDBBQABgAIAAAA&#10;IQCh4arC2gEAAJcDAAAOAAAAZHJzL2Uyb0RvYy54bWysU9uO0zAQfUfiHyy/07QVWSBqulp2tQhp&#10;uUgLH+A4TmKReMyM26R8PWOn6XJ5Q7xY47F95pwz4931NPTiaJAsuFJuVmspjNNQW9eW8uuX+xev&#10;paCgXK16cKaUJ0Pyev/82W70hdlCB31tUDCIo2L0pexC8EWWke7MoGgF3jg+bAAHFXiLbVajGhl9&#10;6LPten2VjYC1R9CGiLN386HcJ/ymMTp8ahoyQfSlZG4hrZjWKq7ZfqeKFpXvrD7TUP/AYlDWcdEL&#10;1J0KShzQ/gU1WI1A0ISVhiGDprHaJA2sZrP+Q81jp7xJWtgc8heb6P/B6o/HR/8ZRZjewsQNTCLI&#10;P4D+RsLBbadca24QYeyMqrnwJlqWjZ6K89NoNRUUQarxA9TcZHUIkICmBofoCusUjM4NOF1MN1MQ&#10;mpP5y+2bbS6F5qNNnuev8lRBFctjjxTeGRhEDEqJ3NMEro4PFCIZVSxXYi0H97bvU19791uCL8ZM&#10;Ih/5zszDVE3C1qW8inWjlgrqE6tBmKeFp5uDDvCHFCNPSinp+0GhkaJ/79iROFZLgEtQLYFymp+W&#10;Mkgxh7dhHr+DR9t2jDx77uCGXWtsUvTE4kyXu5+Enic1jtev+3Tr6T/tfwIAAP//AwBQSwMEFAAG&#10;AAgAAAAhACpeePjfAAAACQEAAA8AAABkcnMvZG93bnJldi54bWxMj8FOwzAMhu9IvENkJG4sXadt&#10;XWk6TQhOSBNdOXBMW6+N1jilybby9jMnOFm//On352w72V5ccPTGkYL5LAKBVLvGUKvgs3x7SkD4&#10;oKnRvSNU8IMetvn9XabTxl2pwMshtIJLyKdaQRfCkErp6w6t9jM3IPHu6EarA8exlc2or1xuexlH&#10;0UpabYgvdHrAlw7r0+FsFey+qHg13/vqozgWpiw3Eb2vTko9Pky7ZxABp/AHw68+q0POTpU7U+NF&#10;z3mTxIwqWMx5MhAnizWISsFyuQaZZ/L/B/kNAAD//wMAUEsBAi0AFAAGAAgAAAAhALaDOJL+AAAA&#10;4QEAABMAAAAAAAAAAAAAAAAAAAAAAFtDb250ZW50X1R5cGVzXS54bWxQSwECLQAUAAYACAAAACEA&#10;OP0h/9YAAACUAQAACwAAAAAAAAAAAAAAAAAvAQAAX3JlbHMvLnJlbHNQSwECLQAUAAYACAAAACEA&#10;oeGqwtoBAACXAwAADgAAAAAAAAAAAAAAAAAuAgAAZHJzL2Uyb0RvYy54bWxQSwECLQAUAAYACAAA&#10;ACEAKl54+N8AAAAJAQAADwAAAAAAAAAAAAAAAAA0BAAAZHJzL2Rvd25yZXYueG1sUEsFBgAAAAAE&#10;AAQA8wAAAEAFAAAAAA==&#10;" filled="f" stroked="f">
               <v:textbox inset="0,0,0,0">
                 <w:txbxContent>
                   <w:p>
@@ -2224,7 +1905,7 @@
         </mc:Choice>
         <mc:Fallback>
           <w:pict>
-            <v:shape w14:anchorId="0E69F525" id="Поле 63" o:spid="_x0000_s1033" type="#_x0000_t202" style="position:absolute;margin-left:-13.9pt;margin-top:15.35pt;width:28.4pt;height:12.5pt;z-index:251670528;visibility:visible;mso-wrap-style:square;mso-width-percent:0;mso-height-percent:0;mso-wrap-distance-left:9pt;mso-wrap-distance-top:0;mso-wrap-distance-right:9pt;mso-wrap-distance-bottom:0;mso-position-horizontal:absolute;mso-position-horizontal-relative:text;mso-position-vertical:absolute;mso-position-vertical-relative:text;mso-width-percent:0;mso-height-percent:0;mso-width-relative:page;mso-height-relative:page;v-text-anchor:top" o:gfxdata="UEsDBBQABgAIAAAAIQC2gziS/gAAAOEBAAATAAAAW0NvbnRlbnRfVHlwZXNdLnhtbJSRQU7DMBBF&#10;90jcwfIWJU67QAgl6YK0S0CoHGBkTxKLZGx5TGhvj5O2G0SRWNoz/78nu9wcxkFMGNg6quQqL6RA&#10;0s5Y6ir5vt9lD1JwBDIwOMJKHpHlpr69KfdHjyxSmriSfYz+USnWPY7AufNIadK6MEJMx9ApD/oD&#10;OlTrorhX2lFEilmcO2RdNtjC5xDF9pCuTyYBB5bi6bQ4syoJ3g9WQ0ymaiLzg5KdCXlKLjvcW893&#10;SUOqXwnz5DrgnHtJTxOsQfEKIT7DmDSUCaxw7Rqn8787ZsmRM9e2VmPeBN4uqYvTtW7jvijg9N/y&#10;JsXecLq0q+WD6m8AAAD//wMAUEsDBBQABgAIAAAAIQA4/SH/1gAAAJQBAAALAAAAX3JlbHMvLnJl&#10;bHOkkMFqwzAMhu+DvYPRfXGawxijTi+j0GvpHsDYimMaW0Yy2fr2M4PBMnrbUb/Q94l/f/hMi1qR&#10;JVI2sOt6UJgd+ZiDgffL8ekFlFSbvV0oo4EbChzGx4f9GRdb25HMsYhqlCwG5lrLq9biZkxWOiqY&#10;22YiTra2kYMu1l1tQD30/bPm3wwYN0x18gb45AdQl1tp5j/sFB2T0FQ7R0nTNEV3j6o9feQzro1i&#10;OWA14Fm+Q8a1a8+Bvu/d/dMb2JY5uiPbhG/ktn4cqGU/er3pcvwCAAD//wMAUEsDBBQABgAIAAAA&#10;IQANKbYY2gEAAJcDAAAOAAAAZHJzL2Uyb0RvYy54bWysU8Fu2zAMvQ/YPwi6L3Y6NA2MOEXXosOA&#10;bivQ9QMUWbaF2aJGKrGzrx8lx+m63YZdBIqUnt57pDbXY9+Jg0Gy4Eq5XORSGKehsq4p5fO3+3dr&#10;KSgoV6kOnCnl0ZC83r59sxl8YS6gha4yKBjEUTH4UrYh+CLLSLemV7QAbxwXa8BeBd5ik1WoBkbv&#10;u+wiz1fZAFh5BG2IOHs3FeU24de10eFrXZMJoislcwtpxbTu4pptN6poUPnW6hMN9Q8semUdP3qG&#10;ulNBiT3av6B6qxEI6rDQ0GdQ11abpIHVLPM/1Dy1ypukhc0hf7aJ/h+s/nJ48o8owvgBRm5gEkH+&#10;AfR3Eg5uW+Uac4MIQ2tUxQ8vo2XZ4Kk4XY1WU0ERZDd8hoqbrPYBEtBYYx9dYZ2C0bkBx7PpZgxC&#10;c/L9Kl+tuaK5tLxcX12mpmSqmC97pPDRQC9iUErkniZwdXigEMmoYj4S33Jwb7su9bVzrxJ8MGYS&#10;+ch3Yh7G3ShsVcqrqCxq2UF1ZDUI07TwdHPQAv6UYuBJKSX92Cs0UnSfHDsSx2oOcA52c6Cc5qul&#10;DFJM4W2Yxm/v0TYtI0+eO7hh12qbFL2wONHl7iehp0mN4/X7Pp16+U/bXwAAAP//AwBQSwMEFAAG&#10;AAgAAAAhAKoITHPeAAAACAEAAA8AAABkcnMvZG93bnJldi54bWxMj8FOwzAQRO9I/IO1SNxah6A2&#10;NMSpKgQnJEQaDhydeJtYjdchdtvw9ywnOI5mNPOm2M5uEGecgvWk4G6ZgEBqvbHUKfioXxYPIELU&#10;ZPTgCRV8Y4BteX1V6Nz4C1V43sdOcAmFXCvoYxxzKUPbo9Nh6Uck9g5+cjqynDppJn3hcjfINEnW&#10;0mlLvNDrEZ96bI/7k1Ow+6Tq2X69Ne/VobJ1vUnodX1U6vZm3j2CiDjHvzD84jM6lMzU+BOZIAYF&#10;izRj9KjgPslAcCDd8LdGwWqVgSwL+f9A+QMAAP//AwBQSwECLQAUAAYACAAAACEAtoM4kv4AAADh&#10;AQAAEwAAAAAAAAAAAAAAAAAAAAAAW0NvbnRlbnRfVHlwZXNdLnhtbFBLAQItABQABgAIAAAAIQA4&#10;/SH/1gAAAJQBAAALAAAAAAAAAAAAAAAAAC8BAABfcmVscy8ucmVsc1BLAQItABQABgAIAAAAIQAN&#10;KbYY2gEAAJcDAAAOAAAAAAAAAAAAAAAAAC4CAABkcnMvZTJvRG9jLnhtbFBLAQItABQABgAIAAAA&#10;IQCqCExz3gAAAAgBAAAPAAAAAAAAAAAAAAAAADQEAABkcnMvZG93bnJldi54bWxQSwUGAAAAAAQA&#10;BADzAAAAPwUAAAAA&#10;" filled="f" stroked="f">
+            <v:shape w14:anchorId="0E69F525" id="Поле 63" o:spid="_x0000_s1033" type="#_x0000_t202" style="position:absolute;left:0;text-align:left;margin-left:-13.9pt;margin-top:15.35pt;width:28.4pt;height:12.5pt;z-index:251670528;visibility:visible;mso-wrap-style:square;mso-width-percent:0;mso-height-percent:0;mso-wrap-distance-left:9pt;mso-wrap-distance-top:0;mso-wrap-distance-right:9pt;mso-wrap-distance-bottom:0;mso-position-horizontal:absolute;mso-position-horizontal-relative:text;mso-position-vertical:absolute;mso-position-vertical-relative:text;mso-width-percent:0;mso-height-percent:0;mso-width-relative:page;mso-height-relative:page;v-text-anchor:top" o:gfxdata="UEsDBBQABgAIAAAAIQC2gziS/gAAAOEBAAATAAAAW0NvbnRlbnRfVHlwZXNdLnhtbJSRQU7DMBBF&#10;90jcwfIWJU67QAgl6YK0S0CoHGBkTxKLZGx5TGhvj5O2G0SRWNoz/78nu9wcxkFMGNg6quQqL6RA&#10;0s5Y6ir5vt9lD1JwBDIwOMJKHpHlpr69KfdHjyxSmriSfYz+USnWPY7AufNIadK6MEJMx9ApD/oD&#10;OlTrorhX2lFEilmcO2RdNtjC5xDF9pCuTyYBB5bi6bQ4syoJ3g9WQ0ymaiLzg5KdCXlKLjvcW893&#10;SUOqXwnz5DrgnHtJTxOsQfEKIT7DmDSUCaxw7Rqn8787ZsmRM9e2VmPeBN4uqYvTtW7jvijg9N/y&#10;JsXecLq0q+WD6m8AAAD//wMAUEsDBBQABgAIAAAAIQA4/SH/1gAAAJQBAAALAAAAX3JlbHMvLnJl&#10;bHOkkMFqwzAMhu+DvYPRfXGawxijTi+j0GvpHsDYimMaW0Yy2fr2M4PBMnrbUb/Q94l/f/hMi1qR&#10;JVI2sOt6UJgd+ZiDgffL8ekFlFSbvV0oo4EbChzGx4f9GRdb25HMsYhqlCwG5lrLq9biZkxWOiqY&#10;22YiTra2kYMu1l1tQD30/bPm3wwYN0x18gb45AdQl1tp5j/sFB2T0FQ7R0nTNEV3j6o9feQzro1i&#10;OWA14Fm+Q8a1a8+Bvu/d/dMb2JY5uiPbhG/ktn4cqGU/er3pcvwCAAD//wMAUEsDBBQABgAIAAAA&#10;IQANKbYY2gEAAJcDAAAOAAAAZHJzL2Uyb0RvYy54bWysU8Fu2zAMvQ/YPwi6L3Y6NA2MOEXXosOA&#10;bivQ9QMUWbaF2aJGKrGzrx8lx+m63YZdBIqUnt57pDbXY9+Jg0Gy4Eq5XORSGKehsq4p5fO3+3dr&#10;KSgoV6kOnCnl0ZC83r59sxl8YS6gha4yKBjEUTH4UrYh+CLLSLemV7QAbxwXa8BeBd5ik1WoBkbv&#10;u+wiz1fZAFh5BG2IOHs3FeU24de10eFrXZMJoislcwtpxbTu4pptN6poUPnW6hMN9Q8semUdP3qG&#10;ulNBiT3av6B6qxEI6rDQ0GdQ11abpIHVLPM/1Dy1ypukhc0hf7aJ/h+s/nJ48o8owvgBRm5gEkH+&#10;AfR3Eg5uW+Uac4MIQ2tUxQ8vo2XZ4Kk4XY1WU0ERZDd8hoqbrPYBEtBYYx9dYZ2C0bkBx7PpZgxC&#10;c/L9Kl+tuaK5tLxcX12mpmSqmC97pPDRQC9iUErkniZwdXigEMmoYj4S33Jwb7su9bVzrxJ8MGYS&#10;+ch3Yh7G3ShsVcqrqCxq2UF1ZDUI07TwdHPQAv6UYuBJKSX92Cs0UnSfHDsSx2oOcA52c6Cc5qul&#10;DFJM4W2Yxm/v0TYtI0+eO7hh12qbFL2wONHl7iehp0mN4/X7Pp16+U/bXwAAAP//AwBQSwMEFAAG&#10;AAgAAAAhAKoITHPeAAAACAEAAA8AAABkcnMvZG93bnJldi54bWxMj8FOwzAQRO9I/IO1SNxah6A2&#10;NMSpKgQnJEQaDhydeJtYjdchdtvw9ywnOI5mNPOm2M5uEGecgvWk4G6ZgEBqvbHUKfioXxYPIELU&#10;ZPTgCRV8Y4BteX1V6Nz4C1V43sdOcAmFXCvoYxxzKUPbo9Nh6Uck9g5+cjqynDppJn3hcjfINEnW&#10;0mlLvNDrEZ96bI/7k1Ow+6Tq2X69Ne/VobJ1vUnodX1U6vZm3j2CiDjHvzD84jM6lMzU+BOZIAYF&#10;izRj9KjgPslAcCDd8LdGwWqVgSwL+f9A+QMAAP//AwBQSwECLQAUAAYACAAAACEAtoM4kv4AAADh&#10;AQAAEwAAAAAAAAAAAAAAAAAAAAAAW0NvbnRlbnRfVHlwZXNdLnhtbFBLAQItABQABgAIAAAAIQA4&#10;/SH/1gAAAJQBAAALAAAAAAAAAAAAAAAAAC8BAABfcmVscy8ucmVsc1BLAQItABQABgAIAAAAIQAN&#10;KbYY2gEAAJcDAAAOAAAAAAAAAAAAAAAAAC4CAABkcnMvZTJvRG9jLnhtbFBLAQItABQABgAIAAAA&#10;IQCqCExz3gAAAAgBAAAPAAAAAAAAAAAAAAAAADQEAABkcnMvZG93bnJldi54bWxQSwUGAAAAAAQA&#10;BADzAAAAPwUAAAAA&#10;" filled="f" stroked="f">
               <v:textbox inset="0,0,0,0">
                 <w:txbxContent>
                   <w:p>
@@ -2402,7 +2083,7 @@
         </mc:Choice>
         <mc:Fallback>
           <w:pict>
-            <v:shape w14:anchorId="7A36E1A3" id="Поле 53" o:spid="_x0000_s1034" type="#_x0000_t202" style="position:absolute;margin-left:476.05pt;margin-top:10.75pt;width:26.85pt;height:20.8pt;z-index:251675648;visibility:visible;mso-wrap-style:square;mso-width-percent:0;mso-height-percent:0;mso-wrap-distance-left:9pt;mso-wrap-distance-top:0;mso-wrap-distance-right:9pt;mso-wrap-distance-bottom:0;mso-position-horizontal:absolute;mso-position-horizontal-relative:text;mso-position-vertical:absolute;mso-position-vertical-relative:text;mso-width-percent:0;mso-height-percent:0;mso-width-relative:page;mso-height-relative:page;v-text-anchor:top" o:gfxdata="UEsDBBQABgAIAAAAIQC2gziS/gAAAOEBAAATAAAAW0NvbnRlbnRfVHlwZXNdLnhtbJSRQU7DMBBF&#10;90jcwfIWJU67QAgl6YK0S0CoHGBkTxKLZGx5TGhvj5O2G0SRWNoz/78nu9wcxkFMGNg6quQqL6RA&#10;0s5Y6ir5vt9lD1JwBDIwOMJKHpHlpr69KfdHjyxSmriSfYz+USnWPY7AufNIadK6MEJMx9ApD/oD&#10;OlTrorhX2lFEilmcO2RdNtjC5xDF9pCuTyYBB5bi6bQ4syoJ3g9WQ0ymaiLzg5KdCXlKLjvcW893&#10;SUOqXwnz5DrgnHtJTxOsQfEKIT7DmDSUCaxw7Rqn8787ZsmRM9e2VmPeBN4uqYvTtW7jvijg9N/y&#10;JsXecLq0q+WD6m8AAAD//wMAUEsDBBQABgAIAAAAIQA4/SH/1gAAAJQBAAALAAAAX3JlbHMvLnJl&#10;bHOkkMFqwzAMhu+DvYPRfXGawxijTi+j0GvpHsDYimMaW0Yy2fr2M4PBMnrbUb/Q94l/f/hMi1qR&#10;JVI2sOt6UJgd+ZiDgffL8ekFlFSbvV0oo4EbChzGx4f9GRdb25HMsYhqlCwG5lrLq9biZkxWOiqY&#10;22YiTra2kYMu1l1tQD30/bPm3wwYN0x18gb45AdQl1tp5j/sFB2T0FQ7R0nTNEV3j6o9feQzro1i&#10;OWA14Fm+Q8a1a8+Bvu/d/dMb2JY5uiPbhG/ktn4cqGU/er3pcvwCAAD//wMAUEsDBBQABgAIAAAA&#10;IQA6TFL22gEAAJcDAAAOAAAAZHJzL2Uyb0RvYy54bWysU91u0zAUvkfiHSzf07RlVFvUdBqbhpDG&#10;jzT2ACeOk1gkPubYbVKenmOn6YDdIW6sk2P78/dzsr0e+04cNHmDtpCrxVIKbRVWxjaFfPp2/+ZS&#10;Ch/AVtCh1YU8ai+vd69fbQeX6zW22FWaBINYnw+ukG0ILs8yr1rdg1+g05Y3a6QeAn9Sk1UEA6P3&#10;XbZeLjfZgFQ5QqW95+7dtCl3Cb+utQpf6trrILpCMreQVkprGddst4W8IXCtUSca8A8sejCWHz1D&#10;3UEAsSfzAqo3itBjHRYK+wzr2iidNLCa1fIvNY8tOJ20sDnenW3y/w9WfT48uq8kwvgeRw4wifDu&#10;AdV3LyzetmAbfUOEQ6uh4odX0bJscD4/XY1W+9xHkHL4hBWHDPuACWisqY+usE7B6BzA8Wy6HoNQ&#10;3Hx7sby6eieF4q315mK1SaFkkM+XHfnwQWMvYlFI4kwTOBwefIhkIJ+PxLcs3puuS7l29o8GH4yd&#10;RD7ynZiHsRyFqQp5GZVFLSVWR1ZDOE0LTzcXLdJPKQaelEL6H3sgLUX30bIjcazmguainAuwiq8W&#10;MkgxlbdhGr+9I9O0jDx5bvGGXatNUvTM4kSX009CT5Max+v373Tq+X/a/QIAAP//AwBQSwMEFAAG&#10;AAgAAAAhAN/hLZXfAAAACgEAAA8AAABkcnMvZG93bnJldi54bWxMj8FOwzAQRO9I/IO1SNyonaBE&#10;NMSpKgQnJEQaDhydeJtYjdchdtvw97gnelzt08ybcrPYkZ1w9saRhGQlgCF1ThvqJXw1bw9PwHxQ&#10;pNXoCCX8oodNdXtTqkK7M9V42oWexRDyhZIwhDAVnPtuQKv8yk1I8bd3s1UhnnPP9azOMdyOPBUi&#10;51YZig2DmvBlwO6wO1oJ22+qX83PR/tZ72vTNGtB7/lByvu7ZfsMLOAS/mG46Ed1qKJT646kPRsl&#10;rLM0iaiENMmAXQAhsjimlZA/JsCrkl9PqP4AAAD//wMAUEsBAi0AFAAGAAgAAAAhALaDOJL+AAAA&#10;4QEAABMAAAAAAAAAAAAAAAAAAAAAAFtDb250ZW50X1R5cGVzXS54bWxQSwECLQAUAAYACAAAACEA&#10;OP0h/9YAAACUAQAACwAAAAAAAAAAAAAAAAAvAQAAX3JlbHMvLnJlbHNQSwECLQAUAAYACAAAACEA&#10;OkxS9toBAACXAwAADgAAAAAAAAAAAAAAAAAuAgAAZHJzL2Uyb0RvYy54bWxQSwECLQAUAAYACAAA&#10;ACEA3+Etld8AAAAKAQAADwAAAAAAAAAAAAAAAAA0BAAAZHJzL2Rvd25yZXYueG1sUEsFBgAAAAAE&#10;AAQA8wAAAEAFAAAAAA==&#10;" filled="f" stroked="f">
+            <v:shape w14:anchorId="7A36E1A3" id="Поле 53" o:spid="_x0000_s1034" type="#_x0000_t202" style="position:absolute;left:0;text-align:left;margin-left:476.05pt;margin-top:10.75pt;width:26.85pt;height:20.8pt;z-index:251675648;visibility:visible;mso-wrap-style:square;mso-width-percent:0;mso-height-percent:0;mso-wrap-distance-left:9pt;mso-wrap-distance-top:0;mso-wrap-distance-right:9pt;mso-wrap-distance-bottom:0;mso-position-horizontal:absolute;mso-position-horizontal-relative:text;mso-position-vertical:absolute;mso-position-vertical-relative:text;mso-width-percent:0;mso-height-percent:0;mso-width-relative:page;mso-height-relative:page;v-text-anchor:top" o:gfxdata="UEsDBBQABgAIAAAAIQC2gziS/gAAAOEBAAATAAAAW0NvbnRlbnRfVHlwZXNdLnhtbJSRQU7DMBBF&#10;90jcwfIWJU67QAgl6YK0S0CoHGBkTxKLZGx5TGhvj5O2G0SRWNoz/78nu9wcxkFMGNg6quQqL6RA&#10;0s5Y6ir5vt9lD1JwBDIwOMJKHpHlpr69KfdHjyxSmriSfYz+USnWPY7AufNIadK6MEJMx9ApD/oD&#10;OlTrorhX2lFEilmcO2RdNtjC5xDF9pCuTyYBB5bi6bQ4syoJ3g9WQ0ymaiLzg5KdCXlKLjvcW893&#10;SUOqXwnz5DrgnHtJTxOsQfEKIT7DmDSUCaxw7Rqn8787ZsmRM9e2VmPeBN4uqYvTtW7jvijg9N/y&#10;JsXecLq0q+WD6m8AAAD//wMAUEsDBBQABgAIAAAAIQA4/SH/1gAAAJQBAAALAAAAX3JlbHMvLnJl&#10;bHOkkMFqwzAMhu+DvYPRfXGawxijTi+j0GvpHsDYimMaW0Yy2fr2M4PBMnrbUb/Q94l/f/hMi1qR&#10;JVI2sOt6UJgd+ZiDgffL8ekFlFSbvV0oo4EbChzGx4f9GRdb25HMsYhqlCwG5lrLq9biZkxWOiqY&#10;22YiTra2kYMu1l1tQD30/bPm3wwYN0x18gb45AdQl1tp5j/sFB2T0FQ7R0nTNEV3j6o9feQzro1i&#10;OWA14Fm+Q8a1a8+Bvu/d/dMb2JY5uiPbhG/ktn4cqGU/er3pcvwCAAD//wMAUEsDBBQABgAIAAAA&#10;IQA6TFL22gEAAJcDAAAOAAAAZHJzL2Uyb0RvYy54bWysU91u0zAUvkfiHSzf07RlVFvUdBqbhpDG&#10;jzT2ACeOk1gkPubYbVKenmOn6YDdIW6sk2P78/dzsr0e+04cNHmDtpCrxVIKbRVWxjaFfPp2/+ZS&#10;Ch/AVtCh1YU8ai+vd69fbQeX6zW22FWaBINYnw+ukG0ILs8yr1rdg1+g05Y3a6QeAn9Sk1UEA6P3&#10;XbZeLjfZgFQ5QqW95+7dtCl3Cb+utQpf6trrILpCMreQVkprGddst4W8IXCtUSca8A8sejCWHz1D&#10;3UEAsSfzAqo3itBjHRYK+wzr2iidNLCa1fIvNY8tOJ20sDnenW3y/w9WfT48uq8kwvgeRw4wifDu&#10;AdV3LyzetmAbfUOEQ6uh4odX0bJscD4/XY1W+9xHkHL4hBWHDPuACWisqY+usE7B6BzA8Wy6HoNQ&#10;3Hx7sby6eieF4q315mK1SaFkkM+XHfnwQWMvYlFI4kwTOBwefIhkIJ+PxLcs3puuS7l29o8GH4yd&#10;RD7ynZiHsRyFqQp5GZVFLSVWR1ZDOE0LTzcXLdJPKQaelEL6H3sgLUX30bIjcazmguainAuwiq8W&#10;MkgxlbdhGr+9I9O0jDx5bvGGXatNUvTM4kSX009CT5Max+v373Tq+X/a/QIAAP//AwBQSwMEFAAG&#10;AAgAAAAhAN/hLZXfAAAACgEAAA8AAABkcnMvZG93bnJldi54bWxMj8FOwzAQRO9I/IO1SNyonaBE&#10;NMSpKgQnJEQaDhydeJtYjdchdtvw97gnelzt08ybcrPYkZ1w9saRhGQlgCF1ThvqJXw1bw9PwHxQ&#10;pNXoCCX8oodNdXtTqkK7M9V42oWexRDyhZIwhDAVnPtuQKv8yk1I8bd3s1UhnnPP9azOMdyOPBUi&#10;51YZig2DmvBlwO6wO1oJ22+qX83PR/tZ72vTNGtB7/lByvu7ZfsMLOAS/mG46Ed1qKJT646kPRsl&#10;rLM0iaiENMmAXQAhsjimlZA/JsCrkl9PqP4AAAD//wMAUEsBAi0AFAAGAAgAAAAhALaDOJL+AAAA&#10;4QEAABMAAAAAAAAAAAAAAAAAAAAAAFtDb250ZW50X1R5cGVzXS54bWxQSwECLQAUAAYACAAAACEA&#10;OP0h/9YAAACUAQAACwAAAAAAAAAAAAAAAAAvAQAAX3JlbHMvLnJlbHNQSwECLQAUAAYACAAAACEA&#10;OkxS9toBAACXAwAADgAAAAAAAAAAAAAAAAAuAgAAZHJzL2Uyb0RvYy54bWxQSwECLQAUAAYACAAA&#10;ACEA3+Etld8AAAAKAQAADwAAAAAAAAAAAAAAAAA0BAAAZHJzL2Rvd25yZXYueG1sUEsFBgAAAAAE&#10;AAQA8wAAAEAFAAAAAA==&#10;" filled="f" stroked="f">
               <v:textbox inset="0,0,0,0">
                 <w:txbxContent>
                   <w:p>
@@ -3322,7 +3003,7 @@
               <v:stroke joinstyle="miter"/>
               <v:path gradientshapeok="t" o:connecttype="rect"/>
             </v:shapetype>
-            <v:shape id="Поле 41" o:spid="_x0000_s1035" type="#_x0000_t202" style="position:absolute;margin-left:156.2pt;margin-top:-56.15pt;width:198.8pt;height:85.2pt;z-index:251717632;visibility:visible;mso-wrap-style:square;mso-width-percent:0;mso-height-percent:0;mso-wrap-distance-left:9pt;mso-wrap-distance-top:0;mso-wrap-distance-right:9pt;mso-wrap-distance-bottom:0;mso-position-horizontal:absolute;mso-position-horizontal-relative:text;mso-position-vertical:absolute;mso-position-vertical-relative:text;mso-width-percent:0;mso-height-percent:0;mso-width-relative:page;mso-height-relative:page;v-text-anchor:top" o:gfxdata="UEsDBBQABgAIAAAAIQC2gziS/gAAAOEBAAATAAAAW0NvbnRlbnRfVHlwZXNdLnhtbJSRQU7DMBBF&#10;90jcwfIWJU67QAgl6YK0S0CoHGBkTxKLZGx5TGhvj5O2G0SRWNoz/78nu9wcxkFMGNg6quQqL6RA&#10;0s5Y6ir5vt9lD1JwBDIwOMJKHpHlpr69KfdHjyxSmriSfYz+USnWPY7AufNIadK6MEJMx9ApD/oD&#10;OlTrorhX2lFEilmcO2RdNtjC5xDF9pCuTyYBB5bi6bQ4syoJ3g9WQ0ymaiLzg5KdCXlKLjvcW893&#10;SUOqXwnz5DrgnHtJTxOsQfEKIT7DmDSUCaxw7Rqn8787ZsmRM9e2VmPeBN4uqYvTtW7jvijg9N/y&#10;JsXecLq0q+WD6m8AAAD//wMAUEsDBBQABgAIAAAAIQA4/SH/1gAAAJQBAAALAAAAX3JlbHMvLnJl&#10;bHOkkMFqwzAMhu+DvYPRfXGawxijTi+j0GvpHsDYimMaW0Yy2fr2M4PBMnrbUb/Q94l/f/hMi1qR&#10;JVI2sOt6UJgd+ZiDgffL8ekFlFSbvV0oo4EbChzGx4f9GRdb25HMsYhqlCwG5lrLq9biZkxWOiqY&#10;22YiTra2kYMu1l1tQD30/bPm3wwYN0x18gb45AdQl1tp5j/sFB2T0FQ7R0nTNEV3j6o9feQzro1i&#10;OWA14Fm+Q8a1a8+Bvu/d/dMb2JY5uiPbhG/ktn4cqGU/er3pcvwCAAD//wMAUEsDBBQABgAIAAAA&#10;IQBgS61C5QEAAKkDAAAOAAAAZHJzL2Uyb0RvYy54bWysU9tu2zAMfR+wfxD0vviC9GbEKboWHQZ0&#10;64BuHyDLUizMFjVKiZ19/Sg5TbPtreiLIJLy4TmH9Op6Gnq2U+gN2JoXi5wzZSW0xm5q/uP7/YdL&#10;znwQthU9WFXzvfL8ev3+3Wp0lSqhg75VyAjE+mp0Ne9CcFWWedmpQfgFOGWpqAEHESjETdaiGAl9&#10;6LMyz8+zEbB1CFJ5T9m7ucjXCV9rJcOj1l4F1tecuIV0YjqbeGbrlag2KFxn5IGGeAWLQRhLTY9Q&#10;dyIItkXzH9RgJIIHHRYShgy0NlIlDaSmyP9R89QJp5IWMse7o03+7WDl192T+4YsTB9hogEmEd49&#10;gPzpmYXbTtiNukGEsVOipcZFtCwbna8On0arfeUjSDN+gZaGLLYBEtCkcYiukE5G6DSA/dF0NQUm&#10;KVmelcuLcypJqhX5ZZkv01gyUT1/7tCHTwoGFi81R5pqghe7Bx8iHVE9P4ndLNybvk+T7e1fCXoY&#10;M4l+ZDxzD1MzMdPW/Cpqi2oaaPekB2HeF9pvunSAvzkbaVdq7n9tBSrO+s+WPLkqlsSZhRQszy5K&#10;CvC00pxWhJUEVfPA2Xy9DfNCbh2aTUed5ilYuCEftUkKX1gd6NM+JOGH3Y0LdxqnVy9/2PoPAAAA&#10;//8DAFBLAwQUAAYACAAAACEAgMqxMN8AAAALAQAADwAAAGRycy9kb3ducmV2LnhtbEyPwU7DMBBE&#10;70j8g7VI3FrbaQslxKkQiCuIQitxc+NtEhGvo9htwt+znOC42qeZN8Vm8p044xDbQAb0XIFAqoJr&#10;qTbw8f48W4OIyZKzXSA08I0RNuXlRWFzF0Z6w/M21YJDKObWQJNSn0sZqwa9jfPQI/HvGAZvE59D&#10;Ld1gRw73ncyUupHetsQNje3xscHqa3vyBnYvx8/9Ur3WT37Vj2FSkvydNOb6anq4B5FwSn8w/Oqz&#10;OpTsdAgnclF0BhY6WzJqYKZ1tgDByK1WPO9gYLXWIMtC/t9Q/gAAAP//AwBQSwECLQAUAAYACAAA&#10;ACEAtoM4kv4AAADhAQAAEwAAAAAAAAAAAAAAAAAAAAAAW0NvbnRlbnRfVHlwZXNdLnhtbFBLAQIt&#10;ABQABgAIAAAAIQA4/SH/1gAAAJQBAAALAAAAAAAAAAAAAAAAAC8BAABfcmVscy8ucmVsc1BLAQIt&#10;ABQABgAIAAAAIQBgS61C5QEAAKkDAAAOAAAAAAAAAAAAAAAAAC4CAABkcnMvZTJvRG9jLnhtbFBL&#10;AQItABQABgAIAAAAIQCAyrEw3wAAAAsBAAAPAAAAAAAAAAAAAAAAAD8EAABkcnMvZG93bnJldi54&#10;bWxQSwUGAAAAAAQABADzAAAASwUAAAAA&#10;" filled="f" stroked="f">
+            <v:shape id="Поле 41" o:spid="_x0000_s1035" type="#_x0000_t202" style="position:absolute;left:0;text-align:left;margin-left:156.2pt;margin-top:-56.15pt;width:198.8pt;height:85.2pt;z-index:251717632;visibility:visible;mso-wrap-style:square;mso-width-percent:0;mso-height-percent:0;mso-wrap-distance-left:9pt;mso-wrap-distance-top:0;mso-wrap-distance-right:9pt;mso-wrap-distance-bottom:0;mso-position-horizontal:absolute;mso-position-horizontal-relative:text;mso-position-vertical:absolute;mso-position-vertical-relative:text;mso-width-percent:0;mso-height-percent:0;mso-width-relative:page;mso-height-relative:page;v-text-anchor:top" o:gfxdata="UEsDBBQABgAIAAAAIQC2gziS/gAAAOEBAAATAAAAW0NvbnRlbnRfVHlwZXNdLnhtbJSRQU7DMBBF&#10;90jcwfIWJU67QAgl6YK0S0CoHGBkTxKLZGx5TGhvj5O2G0SRWNoz/78nu9wcxkFMGNg6quQqL6RA&#10;0s5Y6ir5vt9lD1JwBDIwOMJKHpHlpr69KfdHjyxSmriSfYz+USnWPY7AufNIadK6MEJMx9ApD/oD&#10;OlTrorhX2lFEilmcO2RdNtjC5xDF9pCuTyYBB5bi6bQ4syoJ3g9WQ0ymaiLzg5KdCXlKLjvcW893&#10;SUOqXwnz5DrgnHtJTxOsQfEKIT7DmDSUCaxw7Rqn8787ZsmRM9e2VmPeBN4uqYvTtW7jvijg9N/y&#10;JsXecLq0q+WD6m8AAAD//wMAUEsDBBQABgAIAAAAIQA4/SH/1gAAAJQBAAALAAAAX3JlbHMvLnJl&#10;bHOkkMFqwzAMhu+DvYPRfXGawxijTi+j0GvpHsDYimMaW0Yy2fr2M4PBMnrbUb/Q94l/f/hMi1qR&#10;JVI2sOt6UJgd+ZiDgffL8ekFlFSbvV0oo4EbChzGx4f9GRdb25HMsYhqlCwG5lrLq9biZkxWOiqY&#10;22YiTra2kYMu1l1tQD30/bPm3wwYN0x18gb45AdQl1tp5j/sFB2T0FQ7R0nTNEV3j6o9feQzro1i&#10;OWA14Fm+Q8a1a8+Bvu/d/dMb2JY5uiPbhG/ktn4cqGU/er3pcvwCAAD//wMAUEsDBBQABgAIAAAA&#10;IQBgS61C5QEAAKkDAAAOAAAAZHJzL2Uyb0RvYy54bWysU9tu2zAMfR+wfxD0vviC9GbEKboWHQZ0&#10;64BuHyDLUizMFjVKiZ19/Sg5TbPtreiLIJLy4TmH9Op6Gnq2U+gN2JoXi5wzZSW0xm5q/uP7/YdL&#10;znwQthU9WFXzvfL8ev3+3Wp0lSqhg75VyAjE+mp0Ne9CcFWWedmpQfgFOGWpqAEHESjETdaiGAl9&#10;6LMyz8+zEbB1CFJ5T9m7ucjXCV9rJcOj1l4F1tecuIV0YjqbeGbrlag2KFxn5IGGeAWLQRhLTY9Q&#10;dyIItkXzH9RgJIIHHRYShgy0NlIlDaSmyP9R89QJp5IWMse7o03+7WDl192T+4YsTB9hogEmEd49&#10;gPzpmYXbTtiNukGEsVOipcZFtCwbna8On0arfeUjSDN+gZaGLLYBEtCkcYiukE5G6DSA/dF0NQUm&#10;KVmelcuLcypJqhX5ZZkv01gyUT1/7tCHTwoGFi81R5pqghe7Bx8iHVE9P4ndLNybvk+T7e1fCXoY&#10;M4l+ZDxzD1MzMdPW/Cpqi2oaaPekB2HeF9pvunSAvzkbaVdq7n9tBSrO+s+WPLkqlsSZhRQszy5K&#10;CvC00pxWhJUEVfPA2Xy9DfNCbh2aTUed5ilYuCEftUkKX1gd6NM+JOGH3Y0LdxqnVy9/2PoPAAAA&#10;//8DAFBLAwQUAAYACAAAACEAgMqxMN8AAAALAQAADwAAAGRycy9kb3ducmV2LnhtbEyPwU7DMBBE&#10;70j8g7VI3FrbaQslxKkQiCuIQitxc+NtEhGvo9htwt+znOC42qeZN8Vm8p044xDbQAb0XIFAqoJr&#10;qTbw8f48W4OIyZKzXSA08I0RNuXlRWFzF0Z6w/M21YJDKObWQJNSn0sZqwa9jfPQI/HvGAZvE59D&#10;Ld1gRw73ncyUupHetsQNje3xscHqa3vyBnYvx8/9Ur3WT37Vj2FSkvydNOb6anq4B5FwSn8w/Oqz&#10;OpTsdAgnclF0BhY6WzJqYKZ1tgDByK1WPO9gYLXWIMtC/t9Q/gAAAP//AwBQSwECLQAUAAYACAAA&#10;ACEAtoM4kv4AAADhAQAAEwAAAAAAAAAAAAAAAAAAAAAAW0NvbnRlbnRfVHlwZXNdLnhtbFBLAQIt&#10;ABQABgAIAAAAIQA4/SH/1gAAAJQBAAALAAAAAAAAAAAAAAAAAC8BAABfcmVscy8ucmVsc1BLAQIt&#10;ABQABgAIAAAAIQBgS61C5QEAAKkDAAAOAAAAAAAAAAAAAAAAAC4CAABkcnMvZTJvRG9jLnhtbFBL&#10;AQItABQABgAIAAAAIQCAyrEw3wAAAAsBAAAPAAAAAAAAAAAAAAAAAD8EAABkcnMvZG93bnJldi54&#10;bWxQSwUGAAAAAAQABADzAAAASwUAAAAA&#10;" filled="f" stroked="f">
               <v:textbox>
                 <w:txbxContent>
                   <w:p>
@@ -3458,7 +3139,7 @@
         </mc:Choice>
         <mc:Fallback>
           <w:pict>
-            <v:shape w14:anchorId="75E1ACD8" id="Поле 40" o:spid="_x0000_s1036" type="#_x0000_t202" style="position:absolute;margin-left:129pt;margin-top:-52.95pt;width:28.4pt;height:12.6pt;z-index:251704320;visibility:visible;mso-wrap-style:square;mso-width-percent:0;mso-height-percent:0;mso-wrap-distance-left:9pt;mso-wrap-distance-top:0;mso-wrap-distance-right:9pt;mso-wrap-distance-bottom:0;mso-position-horizontal:absolute;mso-position-horizontal-relative:text;mso-position-vertical:absolute;mso-position-vertical-relative:text;mso-width-percent:0;mso-height-percent:0;mso-width-relative:page;mso-height-relative:page;v-text-anchor:top" o:gfxdata="UEsDBBQABgAIAAAAIQC2gziS/gAAAOEBAAATAAAAW0NvbnRlbnRfVHlwZXNdLnhtbJSRQU7DMBBF&#10;90jcwfIWJU67QAgl6YK0S0CoHGBkTxKLZGx5TGhvj5O2G0SRWNoz/78nu9wcxkFMGNg6quQqL6RA&#10;0s5Y6ir5vt9lD1JwBDIwOMJKHpHlpr69KfdHjyxSmriSfYz+USnWPY7AufNIadK6MEJMx9ApD/oD&#10;OlTrorhX2lFEilmcO2RdNtjC5xDF9pCuTyYBB5bi6bQ4syoJ3g9WQ0ymaiLzg5KdCXlKLjvcW893&#10;SUOqXwnz5DrgnHtJTxOsQfEKIT7DmDSUCaxw7Rqn8787ZsmRM9e2VmPeBN4uqYvTtW7jvijg9N/y&#10;JsXecLq0q+WD6m8AAAD//wMAUEsDBBQABgAIAAAAIQA4/SH/1gAAAJQBAAALAAAAX3JlbHMvLnJl&#10;bHOkkMFqwzAMhu+DvYPRfXGawxijTi+j0GvpHsDYimMaW0Yy2fr2M4PBMnrbUb/Q94l/f/hMi1qR&#10;JVI2sOt6UJgd+ZiDgffL8ekFlFSbvV0oo4EbChzGx4f9GRdb25HMsYhqlCwG5lrLq9biZkxWOiqY&#10;22YiTra2kYMu1l1tQD30/bPm3wwYN0x18gb45AdQl1tp5j/sFB2T0FQ7R0nTNEV3j6o9feQzro1i&#10;OWA14Fm+Q8a1a8+Bvu/d/dMb2JY5uiPbhG/ktn4cqGU/er3pcvwCAAD//wMAUEsDBBQABgAIAAAA&#10;IQDjBINi2AEAAJgDAAAOAAAAZHJzL2Uyb0RvYy54bWysU9tu2zAMfR+wfxD0vtjJgKAw4hRdiw4D&#10;ugvQ7gNoWbaF2aJGKbGzrx8lx+kub0VfBJqUDs85pHfX09CLoyZv0JZyvcql0FZhbWxbyu9P9++u&#10;pPABbA09Wl3Kk/byev/2zW50hd5gh32tSTCI9cXoStmF4Ios86rTA/gVOm252CANEPiT2qwmGBl9&#10;6LNNnm+zEal2hEp7z9m7uSj3Cb9ptApfm8brIPpSMreQTkpnFc9sv4OiJXCdUWca8AIWAxjLTS9Q&#10;dxBAHMj8BzUYReixCSuFQ4ZNY5ROGljNOv9HzWMHTictbI53F5v868GqL8dH941EmD7gxANMIrx7&#10;QPXDC4u3HdhW3xDh2GmoufE6WpaNzhfnp9FqX/gIUo2fseYhwyFgApoaGqIrrFMwOg/gdDFdT0Eo&#10;Tr7f5tsrrigurbd5vklDyaBYHjvy4aPGQcSglMQzTeBwfPAhkoFiuRJ7Wbw3fZ/m2tu/EnwxZhL5&#10;yHdmHqZqEqbm5qlxFFNhfWI5hPO68Hpz0CH9kmLkVSml/3kA0lL0nyxbEvdqCWgJqiUAq/hpKYMU&#10;c3gb5v07ODJtx8iz6RZv2LbGJEnPLM58efxJ6XlV4379+Z1uPf9Q+98AAAD//wMAUEsDBBQABgAI&#10;AAAAIQBP57zO4gAAAAwBAAAPAAAAZHJzL2Rvd25yZXYueG1sTI/BTsMwDIbvSLxDZCRuW9LBRtc1&#10;nSYEJyREVw47pk3WRmuc0mRbeXvMCY62f/3+vnw7uZ5dzBisRwnJXAAz2HhtsZXwWb3OUmAhKtSq&#10;92gkfJsA2+L2JleZ9lcszWUfW0YlGDIloYtxyDgPTWecCnM/GKTb0Y9ORRrHlutRXanc9XwhxIo7&#10;ZZE+dGowz51pTvuzk7A7YPliv97rj/JY2qpaC3xbnaS8v5t2G2DRTPEvDL/4hA4FMdX+jDqwXsJi&#10;mZJLlDBLxHINjCIPySPZ1LRKxRPwIuf/JYofAAAA//8DAFBLAQItABQABgAIAAAAIQC2gziS/gAA&#10;AOEBAAATAAAAAAAAAAAAAAAAAAAAAABbQ29udGVudF9UeXBlc10ueG1sUEsBAi0AFAAGAAgAAAAh&#10;ADj9If/WAAAAlAEAAAsAAAAAAAAAAAAAAAAALwEAAF9yZWxzLy5yZWxzUEsBAi0AFAAGAAgAAAAh&#10;AOMEg2LYAQAAmAMAAA4AAAAAAAAAAAAAAAAALgIAAGRycy9lMm9Eb2MueG1sUEsBAi0AFAAGAAgA&#10;AAAhAE/nvM7iAAAADAEAAA8AAAAAAAAAAAAAAAAAMgQAAGRycy9kb3ducmV2LnhtbFBLBQYAAAAA&#10;BAAEAPMAAABBBQAAAAA=&#10;" filled="f" stroked="f">
+            <v:shape w14:anchorId="75E1ACD8" id="Поле 40" o:spid="_x0000_s1036" type="#_x0000_t202" style="position:absolute;left:0;text-align:left;margin-left:129pt;margin-top:-52.95pt;width:28.4pt;height:12.6pt;z-index:251704320;visibility:visible;mso-wrap-style:square;mso-width-percent:0;mso-height-percent:0;mso-wrap-distance-left:9pt;mso-wrap-distance-top:0;mso-wrap-distance-right:9pt;mso-wrap-distance-bottom:0;mso-position-horizontal:absolute;mso-position-horizontal-relative:text;mso-position-vertical:absolute;mso-position-vertical-relative:text;mso-width-percent:0;mso-height-percent:0;mso-width-relative:page;mso-height-relative:page;v-text-anchor:top" o:gfxdata="UEsDBBQABgAIAAAAIQC2gziS/gAAAOEBAAATAAAAW0NvbnRlbnRfVHlwZXNdLnhtbJSRQU7DMBBF&#10;90jcwfIWJU67QAgl6YK0S0CoHGBkTxKLZGx5TGhvj5O2G0SRWNoz/78nu9wcxkFMGNg6quQqL6RA&#10;0s5Y6ir5vt9lD1JwBDIwOMJKHpHlpr69KfdHjyxSmriSfYz+USnWPY7AufNIadK6MEJMx9ApD/oD&#10;OlTrorhX2lFEilmcO2RdNtjC5xDF9pCuTyYBB5bi6bQ4syoJ3g9WQ0ymaiLzg5KdCXlKLjvcW893&#10;SUOqXwnz5DrgnHtJTxOsQfEKIT7DmDSUCaxw7Rqn8787ZsmRM9e2VmPeBN4uqYvTtW7jvijg9N/y&#10;JsXecLq0q+WD6m8AAAD//wMAUEsDBBQABgAIAAAAIQA4/SH/1gAAAJQBAAALAAAAX3JlbHMvLnJl&#10;bHOkkMFqwzAMhu+DvYPRfXGawxijTi+j0GvpHsDYimMaW0Yy2fr2M4PBMnrbUb/Q94l/f/hMi1qR&#10;JVI2sOt6UJgd+ZiDgffL8ekFlFSbvV0oo4EbChzGx4f9GRdb25HMsYhqlCwG5lrLq9biZkxWOiqY&#10;22YiTra2kYMu1l1tQD30/bPm3wwYN0x18gb45AdQl1tp5j/sFB2T0FQ7R0nTNEV3j6o9feQzro1i&#10;OWA14Fm+Q8a1a8+Bvu/d/dMb2JY5uiPbhG/ktn4cqGU/er3pcvwCAAD//wMAUEsDBBQABgAIAAAA&#10;IQDjBINi2AEAAJgDAAAOAAAAZHJzL2Uyb0RvYy54bWysU9tu2zAMfR+wfxD0vtjJgKAw4hRdiw4D&#10;ugvQ7gNoWbaF2aJGKbGzrx8lx+kub0VfBJqUDs85pHfX09CLoyZv0JZyvcql0FZhbWxbyu9P9++u&#10;pPABbA09Wl3Kk/byev/2zW50hd5gh32tSTCI9cXoStmF4Ios86rTA/gVOm252CANEPiT2qwmGBl9&#10;6LNNnm+zEal2hEp7z9m7uSj3Cb9ptApfm8brIPpSMreQTkpnFc9sv4OiJXCdUWca8AIWAxjLTS9Q&#10;dxBAHMj8BzUYReixCSuFQ4ZNY5ROGljNOv9HzWMHTictbI53F5v868GqL8dH941EmD7gxANMIrx7&#10;QPXDC4u3HdhW3xDh2GmoufE6WpaNzhfnp9FqX/gIUo2fseYhwyFgApoaGqIrrFMwOg/gdDFdT0Eo&#10;Tr7f5tsrrigurbd5vklDyaBYHjvy4aPGQcSglMQzTeBwfPAhkoFiuRJ7Wbw3fZ/m2tu/EnwxZhL5&#10;yHdmHqZqEqbm5qlxFFNhfWI5hPO68Hpz0CH9kmLkVSml/3kA0lL0nyxbEvdqCWgJqiUAq/hpKYMU&#10;c3gb5v07ODJtx8iz6RZv2LbGJEnPLM58efxJ6XlV4379+Z1uPf9Q+98AAAD//wMAUEsDBBQABgAI&#10;AAAAIQBP57zO4gAAAAwBAAAPAAAAZHJzL2Rvd25yZXYueG1sTI/BTsMwDIbvSLxDZCRuW9LBRtc1&#10;nSYEJyREVw47pk3WRmuc0mRbeXvMCY62f/3+vnw7uZ5dzBisRwnJXAAz2HhtsZXwWb3OUmAhKtSq&#10;92gkfJsA2+L2JleZ9lcszWUfW0YlGDIloYtxyDgPTWecCnM/GKTb0Y9ORRrHlutRXanc9XwhxIo7&#10;ZZE+dGowz51pTvuzk7A7YPliv97rj/JY2qpaC3xbnaS8v5t2G2DRTPEvDL/4hA4FMdX+jDqwXsJi&#10;mZJLlDBLxHINjCIPySPZ1LRKxRPwIuf/JYofAAAA//8DAFBLAQItABQABgAIAAAAIQC2gziS/gAA&#10;AOEBAAATAAAAAAAAAAAAAAAAAAAAAABbQ29udGVudF9UeXBlc10ueG1sUEsBAi0AFAAGAAgAAAAh&#10;ADj9If/WAAAAlAEAAAsAAAAAAAAAAAAAAAAALwEAAF9yZWxzLy5yZWxzUEsBAi0AFAAGAAgAAAAh&#10;AOMEg2LYAQAAmAMAAA4AAAAAAAAAAAAAAAAALgIAAGRycy9lMm9Eb2MueG1sUEsBAi0AFAAGAAgA&#10;AAAhAE/nvM7iAAAADAEAAA8AAAAAAAAAAAAAAAAAMgQAAGRycy9kb3ducmV2LnhtbFBLBQYAAAAA&#10;BAAEAPMAAABBBQAAAAA=&#10;" filled="f" stroked="f">
               <v:textbox inset="0,0,0,0">
                 <w:txbxContent>
                   <w:p>
@@ -3579,7 +3260,7 @@
         </mc:Choice>
         <mc:Fallback>
           <w:pict>
-            <v:shape w14:anchorId="312713D2" id="Поле 39" o:spid="_x0000_s1037" type="#_x0000_t202" style="position:absolute;margin-left:86.4pt;margin-top:-53pt;width:40.55pt;height:12.9pt;z-index:251703296;visibility:visible;mso-wrap-style:square;mso-width-percent:0;mso-height-percent:0;mso-wrap-distance-left:9pt;mso-wrap-distance-top:0;mso-wrap-distance-right:9pt;mso-wrap-distance-bottom:0;mso-position-horizontal:absolute;mso-position-horizontal-relative:text;mso-position-vertical:absolute;mso-position-vertical-relative:text;mso-width-percent:0;mso-height-percent:0;mso-width-relative:page;mso-height-relative:page;v-text-anchor:top" o:gfxdata="UEsDBBQABgAIAAAAIQC2gziS/gAAAOEBAAATAAAAW0NvbnRlbnRfVHlwZXNdLnhtbJSRQU7DMBBF&#10;90jcwfIWJU67QAgl6YK0S0CoHGBkTxKLZGx5TGhvj5O2G0SRWNoz/78nu9wcxkFMGNg6quQqL6RA&#10;0s5Y6ir5vt9lD1JwBDIwOMJKHpHlpr69KfdHjyxSmriSfYz+USnWPY7AufNIadK6MEJMx9ApD/oD&#10;OlTrorhX2lFEilmcO2RdNtjC5xDF9pCuTyYBB5bi6bQ4syoJ3g9WQ0ymaiLzg5KdCXlKLjvcW893&#10;SUOqXwnz5DrgnHtJTxOsQfEKIT7DmDSUCaxw7Rqn8787ZsmRM9e2VmPeBN4uqYvTtW7jvijg9N/y&#10;JsXecLq0q+WD6m8AAAD//wMAUEsDBBQABgAIAAAAIQA4/SH/1gAAAJQBAAALAAAAX3JlbHMvLnJl&#10;bHOkkMFqwzAMhu+DvYPRfXGawxijTi+j0GvpHsDYimMaW0Yy2fr2M4PBMnrbUb/Q94l/f/hMi1qR&#10;JVI2sOt6UJgd+ZiDgffL8ekFlFSbvV0oo4EbChzGx4f9GRdb25HMsYhqlCwG5lrLq9biZkxWOiqY&#10;22YiTra2kYMu1l1tQD30/bPm3wwYN0x18gb45AdQl1tp5j/sFB2T0FQ7R0nTNEV3j6o9feQzro1i&#10;OWA14Fm+Q8a1a8+Bvu/d/dMb2JY5uiPbhG/ktn4cqGU/er3pcvwCAAD//wMAUEsDBBQABgAIAAAA&#10;IQCuywCb2gEAAJgDAAAOAAAAZHJzL2Uyb0RvYy54bWysU9tu2zAMfR+wfxD0vjhu1yIz4hRdiw4D&#10;ugvQ7QNkWbaF2aJGKrGzrx8lx+kub8NeBIqSDs85pLY309CLg0Gy4EqZr9ZSGKehtq4t5dcvD682&#10;UlBQrlY9OFPKoyF5s3v5Yjv6wlxAB31tUDCIo2L0pexC8EWWke7MoGgF3jg+bAAHFXiLbVajGhl9&#10;6LOL9fo6GwFrj6ANEWfv50O5S/hNY3T41DRkguhLydxCWjGtVVyz3VYVLSrfWX2iof6BxaCs46Jn&#10;qHsVlNij/QtqsBqBoAkrDUMGTWO1SRpYTb7+Q81Tp7xJWtgc8meb6P/B6o+HJ/8ZRZjewsQNTCLI&#10;P4L+RsLBXadca24RYeyMqrlwHi3LRk/F6Wm0mgqKINX4AWpustoHSEBTg0N0hXUKRucGHM+mmykI&#10;zcmr/PWbzZUUmo/y68vNZWpKporlsUcK7wwMIgalRO5pAleHRwqRjCqWK7GWgwfb96mvvfstwRdj&#10;JpGPfGfmYaomYWsunqRFMRXUR5aDMI8LjzcHHeAPKUYelVLS971CI0X/3rElca6WAJegWgLlND8t&#10;ZZBiDu/CPH97j7btGHk23cEt29bYJOmZxYkvtz8pPY1qnK9f9+nW84fa/QQAAP//AwBQSwMEFAAG&#10;AAgAAAAhACTaa8/gAAAADAEAAA8AAABkcnMvZG93bnJldi54bWxMj8FOwzAQRO9I/IO1SNxau0GE&#10;NsSpKgQnJEQaDhydZJtYjdchdtvw9ywnOM7saPZNvp3dIM44BetJw2qpQCA1vrXUafioXhZrECEa&#10;as3gCTV8Y4BtcX2Vm6z1FyrxvI+d4BIKmdHQxzhmUoamR2fC0o9IfDv4yZnIcupkO5kLl7tBJkql&#10;0hlL/KE3Iz712Bz3J6dh90nls/16q9/LQ2mraqPoNT1qfXsz7x5BRJzjXxh+8RkdCmaq/YnaIAbW&#10;DwmjRw2LlUp5FUeS+7sNiJqttUpAFrn8P6L4AQAA//8DAFBLAQItABQABgAIAAAAIQC2gziS/gAA&#10;AOEBAAATAAAAAAAAAAAAAAAAAAAAAABbQ29udGVudF9UeXBlc10ueG1sUEsBAi0AFAAGAAgAAAAh&#10;ADj9If/WAAAAlAEAAAsAAAAAAAAAAAAAAAAALwEAAF9yZWxzLy5yZWxzUEsBAi0AFAAGAAgAAAAh&#10;AK7LAJvaAQAAmAMAAA4AAAAAAAAAAAAAAAAALgIAAGRycy9lMm9Eb2MueG1sUEsBAi0AFAAGAAgA&#10;AAAhACTaa8/gAAAADAEAAA8AAAAAAAAAAAAAAAAANAQAAGRycy9kb3ducmV2LnhtbFBLBQYAAAAA&#10;BAAEAPMAAABBBQAAAAA=&#10;" filled="f" stroked="f">
+            <v:shape w14:anchorId="312713D2" id="Поле 39" o:spid="_x0000_s1037" type="#_x0000_t202" style="position:absolute;left:0;text-align:left;margin-left:86.4pt;margin-top:-53pt;width:40.55pt;height:12.9pt;z-index:251703296;visibility:visible;mso-wrap-style:square;mso-width-percent:0;mso-height-percent:0;mso-wrap-distance-left:9pt;mso-wrap-distance-top:0;mso-wrap-distance-right:9pt;mso-wrap-distance-bottom:0;mso-position-horizontal:absolute;mso-position-horizontal-relative:text;mso-position-vertical:absolute;mso-position-vertical-relative:text;mso-width-percent:0;mso-height-percent:0;mso-width-relative:page;mso-height-relative:page;v-text-anchor:top" o:gfxdata="UEsDBBQABgAIAAAAIQC2gziS/gAAAOEBAAATAAAAW0NvbnRlbnRfVHlwZXNdLnhtbJSRQU7DMBBF&#10;90jcwfIWJU67QAgl6YK0S0CoHGBkTxKLZGx5TGhvj5O2G0SRWNoz/78nu9wcxkFMGNg6quQqL6RA&#10;0s5Y6ir5vt9lD1JwBDIwOMJKHpHlpr69KfdHjyxSmriSfYz+USnWPY7AufNIadK6MEJMx9ApD/oD&#10;OlTrorhX2lFEilmcO2RdNtjC5xDF9pCuTyYBB5bi6bQ4syoJ3g9WQ0ymaiLzg5KdCXlKLjvcW893&#10;SUOqXwnz5DrgnHtJTxOsQfEKIT7DmDSUCaxw7Rqn8787ZsmRM9e2VmPeBN4uqYvTtW7jvijg9N/y&#10;JsXecLq0q+WD6m8AAAD//wMAUEsDBBQABgAIAAAAIQA4/SH/1gAAAJQBAAALAAAAX3JlbHMvLnJl&#10;bHOkkMFqwzAMhu+DvYPRfXGawxijTi+j0GvpHsDYimMaW0Yy2fr2M4PBMnrbUb/Q94l/f/hMi1qR&#10;JVI2sOt6UJgd+ZiDgffL8ekFlFSbvV0oo4EbChzGx4f9GRdb25HMsYhqlCwG5lrLq9biZkxWOiqY&#10;22YiTra2kYMu1l1tQD30/bPm3wwYN0x18gb45AdQl1tp5j/sFB2T0FQ7R0nTNEV3j6o9feQzro1i&#10;OWA14Fm+Q8a1a8+Bvu/d/dMb2JY5uiPbhG/ktn4cqGU/er3pcvwCAAD//wMAUEsDBBQABgAIAAAA&#10;IQCuywCb2gEAAJgDAAAOAAAAZHJzL2Uyb0RvYy54bWysU9tu2zAMfR+wfxD0vjhu1yIz4hRdiw4D&#10;ugvQ7QNkWbaF2aJGKrGzrx8lx+kub8NeBIqSDs85pLY309CLg0Gy4EqZr9ZSGKehtq4t5dcvD682&#10;UlBQrlY9OFPKoyF5s3v5Yjv6wlxAB31tUDCIo2L0pexC8EWWke7MoGgF3jg+bAAHFXiLbVajGhl9&#10;6LOL9fo6GwFrj6ANEWfv50O5S/hNY3T41DRkguhLydxCWjGtVVyz3VYVLSrfWX2iof6BxaCs46Jn&#10;qHsVlNij/QtqsBqBoAkrDUMGTWO1SRpYTb7+Q81Tp7xJWtgc8meb6P/B6o+HJ/8ZRZjewsQNTCLI&#10;P4L+RsLBXadca24RYeyMqrlwHi3LRk/F6Wm0mgqKINX4AWpustoHSEBTg0N0hXUKRucGHM+mmykI&#10;zcmr/PWbzZUUmo/y68vNZWpKporlsUcK7wwMIgalRO5pAleHRwqRjCqWK7GWgwfb96mvvfstwRdj&#10;JpGPfGfmYaomYWsunqRFMRXUR5aDMI8LjzcHHeAPKUYelVLS971CI0X/3rElca6WAJegWgLlND8t&#10;ZZBiDu/CPH97j7btGHk23cEt29bYJOmZxYkvtz8pPY1qnK9f9+nW84fa/QQAAP//AwBQSwMEFAAG&#10;AAgAAAAhACTaa8/gAAAADAEAAA8AAABkcnMvZG93bnJldi54bWxMj8FOwzAQRO9I/IO1SNxau0GE&#10;NsSpKgQnJEQaDhydZJtYjdchdtvw9ywnOM7saPZNvp3dIM44BetJw2qpQCA1vrXUafioXhZrECEa&#10;as3gCTV8Y4BtcX2Vm6z1FyrxvI+d4BIKmdHQxzhmUoamR2fC0o9IfDv4yZnIcupkO5kLl7tBJkql&#10;0hlL/KE3Iz712Bz3J6dh90nls/16q9/LQ2mraqPoNT1qfXsz7x5BRJzjXxh+8RkdCmaq/YnaIAbW&#10;DwmjRw2LlUp5FUeS+7sNiJqttUpAFrn8P6L4AQAA//8DAFBLAQItABQABgAIAAAAIQC2gziS/gAA&#10;AOEBAAATAAAAAAAAAAAAAAAAAAAAAABbQ29udGVudF9UeXBlc10ueG1sUEsBAi0AFAAGAAgAAAAh&#10;ADj9If/WAAAAlAEAAAsAAAAAAAAAAAAAAAAALwEAAF9yZWxzLy5yZWxzUEsBAi0AFAAGAAgAAAAh&#10;AK7LAJvaAQAAmAMAAA4AAAAAAAAAAAAAAAAALgIAAGRycy9lMm9Eb2MueG1sUEsBAi0AFAAGAAgA&#10;AAAhACTaa8/gAAAADAEAAA8AAAAAAAAAAAAAAAAANAQAAGRycy9kb3ducmV2LnhtbFBLBQYAAAAA&#10;BAAEAPMAAABBBQAAAAA=&#10;" filled="f" stroked="f">
               <v:textbox inset="0,0,0,0">
                 <w:txbxContent>
                   <w:p>
@@ -3703,7 +3384,7 @@
         </mc:Choice>
         <mc:Fallback>
           <w:pict>
-            <v:shape w14:anchorId="2B1B0386" id="Поле 38" o:spid="_x0000_s1038" type="#_x0000_t202" style="position:absolute;margin-left:56.8pt;margin-top:-52.9pt;width:28.4pt;height:12.6pt;z-index:251702272;visibility:visible;mso-wrap-style:square;mso-width-percent:0;mso-height-percent:0;mso-wrap-distance-left:9pt;mso-wrap-distance-top:0;mso-wrap-distance-right:9pt;mso-wrap-distance-bottom:0;mso-position-horizontal:absolute;mso-position-horizontal-relative:text;mso-position-vertical:absolute;mso-position-vertical-relative:text;mso-width-percent:0;mso-height-percent:0;mso-width-relative:page;mso-height-relative:page;v-text-anchor:top" o:gfxdata="UEsDBBQABgAIAAAAIQC2gziS/gAAAOEBAAATAAAAW0NvbnRlbnRfVHlwZXNdLnhtbJSRQU7DMBBF&#10;90jcwfIWJU67QAgl6YK0S0CoHGBkTxKLZGx5TGhvj5O2G0SRWNoz/78nu9wcxkFMGNg6quQqL6RA&#10;0s5Y6ir5vt9lD1JwBDIwOMJKHpHlpr69KfdHjyxSmriSfYz+USnWPY7AufNIadK6MEJMx9ApD/oD&#10;OlTrorhX2lFEilmcO2RdNtjC5xDF9pCuTyYBB5bi6bQ4syoJ3g9WQ0ymaiLzg5KdCXlKLjvcW893&#10;SUOqXwnz5DrgnHtJTxOsQfEKIT7DmDSUCaxw7Rqn8787ZsmRM9e2VmPeBN4uqYvTtW7jvijg9N/y&#10;JsXecLq0q+WD6m8AAAD//wMAUEsDBBQABgAIAAAAIQA4/SH/1gAAAJQBAAALAAAAX3JlbHMvLnJl&#10;bHOkkMFqwzAMhu+DvYPRfXGawxijTi+j0GvpHsDYimMaW0Yy2fr2M4PBMnrbUb/Q94l/f/hMi1qR&#10;JVI2sOt6UJgd+ZiDgffL8ekFlFSbvV0oo4EbChzGx4f9GRdb25HMsYhqlCwG5lrLq9biZkxWOiqY&#10;22YiTra2kYMu1l1tQD30/bPm3wwYN0x18gb45AdQl1tp5j/sFB2T0FQ7R0nTNEV3j6o9feQzro1i&#10;OWA14Fm+Q8a1a8+Bvu/d/dMb2JY5uiPbhG/ktn4cqGU/er3pcvwCAAD//wMAUEsDBBQABgAIAAAA&#10;IQCF4dbJ2QEAAJgDAAAOAAAAZHJzL2Uyb0RvYy54bWysU9tu2zAMfR+wfxD0vtjJgKAw4hRdiw4D&#10;ugvQ7gNkWbaF2aJGKrGzrx8lx+kub0VfBJqUDs85pHfX09CLo0Gy4Eq5XuVSGKehtq4t5fen+3dX&#10;UlBQrlY9OFPKkyF5vX/7Zjf6wmygg742KBjEUTH6UnYh+CLLSHdmULQCbxwXG8BBBf7ENqtRjYw+&#10;9Nkmz7fZCFh7BG2IOHs3F+U+4TeN0eFr05AJoi8lcwvpxHRW8cz2O1W0qHxn9ZmGegGLQVnHTS9Q&#10;dyoocUD7H9RgNQJBE1YahgyaxmqTNLCadf6PmsdOeZO0sDnkLzbR68HqL8dH/w1FmD7AxANMIsg/&#10;gP5BwsFtp1xrbhBh7IyqufE6WpaNnorz02g1FRRBqvEz1DxkdQiQgKYGh+gK6xSMzgM4XUw3UxCa&#10;k++3+faKK5pL622eb9JQMlUsjz1S+GhgEDEoJfJME7g6PlCIZFSxXIm9HNzbvk9z7d1fCb4YM4l8&#10;5DszD1M1CVtz802UFsVUUJ9YDsK8LrzeHHSAv6QYeVVKST8PCo0U/SfHlsS9WgJcgmoJlNP8tJRB&#10;ijm8DfP+HTzatmPk2XQHN2xbY5OkZxZnvjz+pPS8qnG//vxOt55/qP1vAAAA//8DAFBLAwQUAAYA&#10;CAAAACEA0GeviuAAAAAMAQAADwAAAGRycy9kb3ducmV2LnhtbEyPzU7DMBCE70i8g7VI3Fo7/IQS&#10;4lQVghMSIg0Hjk68TaLG6xC7bXh7tic4zuyn2Zl8PbtBHHEKvScNyVKBQGq87anV8Fm9LlYgQjRk&#10;zeAJNfxggHVxeZGbzPoTlXjcxlZwCIXMaOhiHDMpQ9OhM2HpRyS+7fzkTGQ5tdJO5sThbpA3SqXS&#10;mZ74Q2dGfO6w2W8PTsPmi8qX/vu9/ih3ZV9Vj4re0r3W11fz5glExDn+wXCuz9Wh4E61P5ANYmCd&#10;3KaMalgk6p5HnJEHdQeiZmulUpBFLv+PKH4BAAD//wMAUEsBAi0AFAAGAAgAAAAhALaDOJL+AAAA&#10;4QEAABMAAAAAAAAAAAAAAAAAAAAAAFtDb250ZW50X1R5cGVzXS54bWxQSwECLQAUAAYACAAAACEA&#10;OP0h/9YAAACUAQAACwAAAAAAAAAAAAAAAAAvAQAAX3JlbHMvLnJlbHNQSwECLQAUAAYACAAAACEA&#10;heHWydkBAACYAwAADgAAAAAAAAAAAAAAAAAuAgAAZHJzL2Uyb0RvYy54bWxQSwECLQAUAAYACAAA&#10;ACEA0GeviuAAAAAMAQAADwAAAAAAAAAAAAAAAAAzBAAAZHJzL2Rvd25yZXYueG1sUEsFBgAAAAAE&#10;AAQA8wAAAEAFAAAAAA==&#10;" filled="f" stroked="f">
+            <v:shape w14:anchorId="2B1B0386" id="Поле 38" o:spid="_x0000_s1038" type="#_x0000_t202" style="position:absolute;left:0;text-align:left;margin-left:56.8pt;margin-top:-52.9pt;width:28.4pt;height:12.6pt;z-index:251702272;visibility:visible;mso-wrap-style:square;mso-width-percent:0;mso-height-percent:0;mso-wrap-distance-left:9pt;mso-wrap-distance-top:0;mso-wrap-distance-right:9pt;mso-wrap-distance-bottom:0;mso-position-horizontal:absolute;mso-position-horizontal-relative:text;mso-position-vertical:absolute;mso-position-vertical-relative:text;mso-width-percent:0;mso-height-percent:0;mso-width-relative:page;mso-height-relative:page;v-text-anchor:top" o:gfxdata="UEsDBBQABgAIAAAAIQC2gziS/gAAAOEBAAATAAAAW0NvbnRlbnRfVHlwZXNdLnhtbJSRQU7DMBBF&#10;90jcwfIWJU67QAgl6YK0S0CoHGBkTxKLZGx5TGhvj5O2G0SRWNoz/78nu9wcxkFMGNg6quQqL6RA&#10;0s5Y6ir5vt9lD1JwBDIwOMJKHpHlpr69KfdHjyxSmriSfYz+USnWPY7AufNIadK6MEJMx9ApD/oD&#10;OlTrorhX2lFEilmcO2RdNtjC5xDF9pCuTyYBB5bi6bQ4syoJ3g9WQ0ymaiLzg5KdCXlKLjvcW893&#10;SUOqXwnz5DrgnHtJTxOsQfEKIT7DmDSUCaxw7Rqn8787ZsmRM9e2VmPeBN4uqYvTtW7jvijg9N/y&#10;JsXecLq0q+WD6m8AAAD//wMAUEsDBBQABgAIAAAAIQA4/SH/1gAAAJQBAAALAAAAX3JlbHMvLnJl&#10;bHOkkMFqwzAMhu+DvYPRfXGawxijTi+j0GvpHsDYimMaW0Yy2fr2M4PBMnrbUb/Q94l/f/hMi1qR&#10;JVI2sOt6UJgd+ZiDgffL8ekFlFSbvV0oo4EbChzGx4f9GRdb25HMsYhqlCwG5lrLq9biZkxWOiqY&#10;22YiTra2kYMu1l1tQD30/bPm3wwYN0x18gb45AdQl1tp5j/sFB2T0FQ7R0nTNEV3j6o9feQzro1i&#10;OWA14Fm+Q8a1a8+Bvu/d/dMb2JY5uiPbhG/ktn4cqGU/er3pcvwCAAD//wMAUEsDBBQABgAIAAAA&#10;IQCF4dbJ2QEAAJgDAAAOAAAAZHJzL2Uyb0RvYy54bWysU9tu2zAMfR+wfxD0vtjJgKAw4hRdiw4D&#10;ugvQ7gNkWbaF2aJGKrGzrx8lx+kub0VfBJqUDs85pHfX09CLo0Gy4Eq5XuVSGKehtq4t5fen+3dX&#10;UlBQrlY9OFPKkyF5vX/7Zjf6wmygg742KBjEUTH6UnYh+CLLSHdmULQCbxwXG8BBBf7ENqtRjYw+&#10;9Nkmz7fZCFh7BG2IOHs3F+U+4TeN0eFr05AJoi8lcwvpxHRW8cz2O1W0qHxn9ZmGegGLQVnHTS9Q&#10;dyoocUD7H9RgNQJBE1YahgyaxmqTNLCadf6PmsdOeZO0sDnkLzbR68HqL8dH/w1FmD7AxANMIsg/&#10;gP5BwsFtp1xrbhBh7IyqufE6WpaNnorz02g1FRRBqvEz1DxkdQiQgKYGh+gK6xSMzgM4XUw3UxCa&#10;k++3+faKK5pL622eb9JQMlUsjz1S+GhgEDEoJfJME7g6PlCIZFSxXIm9HNzbvk9z7d1fCb4YM4l8&#10;5DszD1M1CVtz802UFsVUUJ9YDsK8LrzeHHSAv6QYeVVKST8PCo0U/SfHlsS9WgJcgmoJlNP8tJRB&#10;ijm8DfP+HTzatmPk2XQHN2xbY5OkZxZnvjz+pPS8qnG//vxOt55/qP1vAAAA//8DAFBLAwQUAAYA&#10;CAAAACEA0GeviuAAAAAMAQAADwAAAGRycy9kb3ducmV2LnhtbEyPzU7DMBCE70i8g7VI3Fo7/IQS&#10;4lQVghMSIg0Hjk68TaLG6xC7bXh7tic4zuyn2Zl8PbtBHHEKvScNyVKBQGq87anV8Fm9LlYgQjRk&#10;zeAJNfxggHVxeZGbzPoTlXjcxlZwCIXMaOhiHDMpQ9OhM2HpRyS+7fzkTGQ5tdJO5sThbpA3SqXS&#10;mZ74Q2dGfO6w2W8PTsPmi8qX/vu9/ih3ZV9Vj4re0r3W11fz5glExDn+wXCuz9Wh4E61P5ANYmCd&#10;3KaMalgk6p5HnJEHdQeiZmulUpBFLv+PKH4BAAD//wMAUEsBAi0AFAAGAAgAAAAhALaDOJL+AAAA&#10;4QEAABMAAAAAAAAAAAAAAAAAAAAAAFtDb250ZW50X1R5cGVzXS54bWxQSwECLQAUAAYACAAAACEA&#10;OP0h/9YAAACUAQAACwAAAAAAAAAAAAAAAAAvAQAAX3JlbHMvLnJlbHNQSwECLQAUAAYACAAAACEA&#10;heHWydkBAACYAwAADgAAAAAAAAAAAAAAAAAuAgAAZHJzL2Uyb0RvYy54bWxQSwECLQAUAAYACAAA&#10;ACEA0GeviuAAAAAMAQAADwAAAAAAAAAAAAAAAAAzBAAAZHJzL2Rvd25yZXYueG1sUEsFBgAAAAAE&#10;AAQA8wAAAEAFAAAAAA==&#10;" filled="f" stroked="f">
               <v:textbox inset="0,0,0,0">
                 <w:txbxContent>
                   <w:p>
@@ -3828,7 +3509,7 @@
         </mc:Choice>
         <mc:Fallback>
           <w:pict>
-            <v:shape w14:anchorId="5FE8D036" id="Поле 37" o:spid="_x0000_s1039" type="#_x0000_t202" style="position:absolute;margin-left:29.35pt;margin-top:-53pt;width:27.45pt;height:12.6pt;z-index:251712512;visibility:visible;mso-wrap-style:square;mso-width-percent:0;mso-height-percent:0;mso-wrap-distance-left:9pt;mso-wrap-distance-top:0;mso-wrap-distance-right:9pt;mso-wrap-distance-bottom:0;mso-position-horizontal:absolute;mso-position-horizontal-relative:text;mso-position-vertical:absolute;mso-position-vertical-relative:text;mso-width-percent:0;mso-height-percent:0;mso-width-relative:page;mso-height-relative:page;v-text-anchor:top" o:gfxdata="UEsDBBQABgAIAAAAIQC2gziS/gAAAOEBAAATAAAAW0NvbnRlbnRfVHlwZXNdLnhtbJSRQU7DMBBF&#10;90jcwfIWJU67QAgl6YK0S0CoHGBkTxKLZGx5TGhvj5O2G0SRWNoz/78nu9wcxkFMGNg6quQqL6RA&#10;0s5Y6ir5vt9lD1JwBDIwOMJKHpHlpr69KfdHjyxSmriSfYz+USnWPY7AufNIadK6MEJMx9ApD/oD&#10;OlTrorhX2lFEilmcO2RdNtjC5xDF9pCuTyYBB5bi6bQ4syoJ3g9WQ0ymaiLzg5KdCXlKLjvcW893&#10;SUOqXwnz5DrgnHtJTxOsQfEKIT7DmDSUCaxw7Rqn8787ZsmRM9e2VmPeBN4uqYvTtW7jvijg9N/y&#10;JsXecLq0q+WD6m8AAAD//wMAUEsDBBQABgAIAAAAIQA4/SH/1gAAAJQBAAALAAAAX3JlbHMvLnJl&#10;bHOkkMFqwzAMhu+DvYPRfXGawxijTi+j0GvpHsDYimMaW0Yy2fr2M4PBMnrbUb/Q94l/f/hMi1qR&#10;JVI2sOt6UJgd+ZiDgffL8ekFlFSbvV0oo4EbChzGx4f9GRdb25HMsYhqlCwG5lrLq9biZkxWOiqY&#10;22YiTra2kYMu1l1tQD30/bPm3wwYN0x18gb45AdQl1tp5j/sFB2T0FQ7R0nTNEV3j6o9feQzro1i&#10;OWA14Fm+Q8a1a8+Bvu/d/dMb2JY5uiPbhG/ktn4cqGU/er3pcvwCAAD//wMAUEsDBBQABgAIAAAA&#10;IQBuFNQA2gEAAJgDAAAOAAAAZHJzL2Uyb0RvYy54bWysU9tu2zAMfR+wfxD0vthOt6Aw4hRdiw4D&#10;ugvQ7QMYWbaF2aJGKbGzrx8lx+kub8NeBIqSDs85pLY309CLoyZv0FayWOVSaKuwNrat5NcvD6+u&#10;pfABbA09Wl3Jk/byZvfyxXZ0pV5jh32tSTCI9eXoKtmF4Mos86rTA/gVOm35sEEaIPCW2qwmGBl9&#10;6LN1nm+yEal2hEp7z9n7+VDuEn7TaBU+NY3XQfSVZG4hrZTWfVyz3RbKlsB1Rp1pwD+wGMBYLnqB&#10;uocA4kDmL6jBKEKPTVgpHDJsGqN00sBqivwPNU8dOJ20sDneXWzy/w9WfTw+uc8kwvQWJ25gEuHd&#10;I6pvXli868C2+pYIx05DzYWLaFk2Ol+en0arfekjyH78gDU3GQ4BE9DU0BBdYZ2C0bkBp4vpegpC&#10;cfLq9fWmeCOF4qNik+fr1JQMyuWxIx/eaRxEDCpJ3NMEDsdHHyIZKJcrsZbFB9P3qa+9/S3BF2Mm&#10;kY98Z+Zh2k/C1Fz8KkqLYvZYn1gO4TwuPN4cdEg/pBh5VCrpvx+AtBT9e8uWxLlaAlqC/RKAVfy0&#10;kkGKObwL8/wdHJm2Y+TZdIu3bFtjkqRnFme+3P6k9Dyqcb5+3adbzx9q9xMAAP//AwBQSwMEFAAG&#10;AAgAAAAhAAfcRvngAAAACwEAAA8AAABkcnMvZG93bnJldi54bWxMj8FOwzAMhu9IvEPkSdy2pCBK&#10;6ZpOE4ITEqIrB45pk7XRGqc02VbeHu/EjrY//f7+YjO7gZ3MFKxHCclKADPYem2xk/BVvy0zYCEq&#10;1GrwaCT8mgCb8vamULn2Z6zMaRc7RiEYciWhj3HMOQ9tb5wKKz8apNveT05FGqeO60mdKdwN/F6I&#10;lDtlkT70ajQvvWkPu6OTsP3G6tX+fDSf1b6ydf0s8D09SHm3mLdrYNHM8R+Giz6pQ0lOjT+iDmyQ&#10;8Jg9ESlhmYiUSl2I5CEF1tAqExnwsuDXHco/AAAA//8DAFBLAQItABQABgAIAAAAIQC2gziS/gAA&#10;AOEBAAATAAAAAAAAAAAAAAAAAAAAAABbQ29udGVudF9UeXBlc10ueG1sUEsBAi0AFAAGAAgAAAAh&#10;ADj9If/WAAAAlAEAAAsAAAAAAAAAAAAAAAAALwEAAF9yZWxzLy5yZWxzUEsBAi0AFAAGAAgAAAAh&#10;AG4U1ADaAQAAmAMAAA4AAAAAAAAAAAAAAAAALgIAAGRycy9lMm9Eb2MueG1sUEsBAi0AFAAGAAgA&#10;AAAhAAfcRvngAAAACwEAAA8AAAAAAAAAAAAAAAAANAQAAGRycy9kb3ducmV2LnhtbFBLBQYAAAAA&#10;BAAEAPMAAABBBQAAAAA=&#10;" filled="f" stroked="f">
+            <v:shape w14:anchorId="5FE8D036" id="Поле 37" o:spid="_x0000_s1039" type="#_x0000_t202" style="position:absolute;left:0;text-align:left;margin-left:29.35pt;margin-top:-53pt;width:27.45pt;height:12.6pt;z-index:251712512;visibility:visible;mso-wrap-style:square;mso-width-percent:0;mso-height-percent:0;mso-wrap-distance-left:9pt;mso-wrap-distance-top:0;mso-wrap-distance-right:9pt;mso-wrap-distance-bottom:0;mso-position-horizontal:absolute;mso-position-horizontal-relative:text;mso-position-vertical:absolute;mso-position-vertical-relative:text;mso-width-percent:0;mso-height-percent:0;mso-width-relative:page;mso-height-relative:page;v-text-anchor:top" o:gfxdata="UEsDBBQABgAIAAAAIQC2gziS/gAAAOEBAAATAAAAW0NvbnRlbnRfVHlwZXNdLnhtbJSRQU7DMBBF&#10;90jcwfIWJU67QAgl6YK0S0CoHGBkTxKLZGx5TGhvj5O2G0SRWNoz/78nu9wcxkFMGNg6quQqL6RA&#10;0s5Y6ir5vt9lD1JwBDIwOMJKHpHlpr69KfdHjyxSmriSfYz+USnWPY7AufNIadK6MEJMx9ApD/oD&#10;OlTrorhX2lFEilmcO2RdNtjC5xDF9pCuTyYBB5bi6bQ4syoJ3g9WQ0ymaiLzg5KdCXlKLjvcW893&#10;SUOqXwnz5DrgnHtJTxOsQfEKIT7DmDSUCaxw7Rqn8787ZsmRM9e2VmPeBN4uqYvTtW7jvijg9N/y&#10;JsXecLq0q+WD6m8AAAD//wMAUEsDBBQABgAIAAAAIQA4/SH/1gAAAJQBAAALAAAAX3JlbHMvLnJl&#10;bHOkkMFqwzAMhu+DvYPRfXGawxijTi+j0GvpHsDYimMaW0Yy2fr2M4PBMnrbUb/Q94l/f/hMi1qR&#10;JVI2sOt6UJgd+ZiDgffL8ekFlFSbvV0oo4EbChzGx4f9GRdb25HMsYhqlCwG5lrLq9biZkxWOiqY&#10;22YiTra2kYMu1l1tQD30/bPm3wwYN0x18gb45AdQl1tp5j/sFB2T0FQ7R0nTNEV3j6o9feQzro1i&#10;OWA14Fm+Q8a1a8+Bvu/d/dMb2JY5uiPbhG/ktn4cqGU/er3pcvwCAAD//wMAUEsDBBQABgAIAAAA&#10;IQBuFNQA2gEAAJgDAAAOAAAAZHJzL2Uyb0RvYy54bWysU9tu2zAMfR+wfxD0vthOt6Aw4hRdiw4D&#10;ugvQ7QMYWbaF2aJGKbGzrx8lx+kub8NeBIqSDs85pLY309CLoyZv0FayWOVSaKuwNrat5NcvD6+u&#10;pfABbA09Wl3Jk/byZvfyxXZ0pV5jh32tSTCI9eXoKtmF4Mos86rTA/gVOm35sEEaIPCW2qwmGBl9&#10;6LN1nm+yEal2hEp7z9n7+VDuEn7TaBU+NY3XQfSVZG4hrZTWfVyz3RbKlsB1Rp1pwD+wGMBYLnqB&#10;uocA4kDmL6jBKEKPTVgpHDJsGqN00sBqivwPNU8dOJ20sDneXWzy/w9WfTw+uc8kwvQWJ25gEuHd&#10;I6pvXli868C2+pYIx05DzYWLaFk2Ol+en0arfekjyH78gDU3GQ4BE9DU0BBdYZ2C0bkBp4vpegpC&#10;cfLq9fWmeCOF4qNik+fr1JQMyuWxIx/eaRxEDCpJ3NMEDsdHHyIZKJcrsZbFB9P3qa+9/S3BF2Mm&#10;kY98Z+Zh2k/C1Fz8KkqLYvZYn1gO4TwuPN4cdEg/pBh5VCrpvx+AtBT9e8uWxLlaAlqC/RKAVfy0&#10;kkGKObwL8/wdHJm2Y+TZdIu3bFtjkqRnFme+3P6k9Dyqcb5+3adbzx9q9xMAAP//AwBQSwMEFAAG&#10;AAgAAAAhAAfcRvngAAAACwEAAA8AAABkcnMvZG93bnJldi54bWxMj8FOwzAMhu9IvEPkSdy2pCBK&#10;6ZpOE4ITEqIrB45pk7XRGqc02VbeHu/EjrY//f7+YjO7gZ3MFKxHCclKADPYem2xk/BVvy0zYCEq&#10;1GrwaCT8mgCb8vamULn2Z6zMaRc7RiEYciWhj3HMOQ9tb5wKKz8apNveT05FGqeO60mdKdwN/F6I&#10;lDtlkT70ajQvvWkPu6OTsP3G6tX+fDSf1b6ydf0s8D09SHm3mLdrYNHM8R+Giz6pQ0lOjT+iDmyQ&#10;8Jg9ESlhmYiUSl2I5CEF1tAqExnwsuDXHco/AAAA//8DAFBLAQItABQABgAIAAAAIQC2gziS/gAA&#10;AOEBAAATAAAAAAAAAAAAAAAAAAAAAABbQ29udGVudF9UeXBlc10ueG1sUEsBAi0AFAAGAAgAAAAh&#10;ADj9If/WAAAAlAEAAAsAAAAAAAAAAAAAAAAALwEAAF9yZWxzLy5yZWxzUEsBAi0AFAAGAAgAAAAh&#10;AG4U1ADaAQAAmAMAAA4AAAAAAAAAAAAAAAAALgIAAGRycy9lMm9Eb2MueG1sUEsBAi0AFAAGAAgA&#10;AAAhAAfcRvngAAAACwEAAA8AAAAAAAAAAAAAAAAANAQAAGRycy9kb3ducmV2LnhtbFBLBQYAAAAA&#10;BAAEAPMAAABBBQAAAAA=&#10;" filled="f" stroked="f">
               <v:textbox inset="0,0,0,0">
                 <w:txbxContent>
                   <w:p>
@@ -3965,7 +3646,7 @@
         </mc:Choice>
         <mc:Fallback>
           <w:pict>
-            <v:shape w14:anchorId="6ED52069" id="Поле 36" o:spid="_x0000_s1040" type="#_x0000_t202" style="position:absolute;margin-left:0;margin-top:-52.9pt;width:28.4pt;height:11.85pt;z-index:251700224;visibility:visible;mso-wrap-style:square;mso-width-percent:0;mso-height-percent:0;mso-wrap-distance-left:9pt;mso-wrap-distance-top:0;mso-wrap-distance-right:9pt;mso-wrap-distance-bottom:0;mso-position-horizontal:absolute;mso-position-horizontal-relative:text;mso-position-vertical:absolute;mso-position-vertical-relative:text;mso-width-percent:0;mso-height-percent:0;mso-width-relative:page;mso-height-relative:page;v-text-anchor:top" o:gfxdata="UEsDBBQABgAIAAAAIQC2gziS/gAAAOEBAAATAAAAW0NvbnRlbnRfVHlwZXNdLnhtbJSRQU7DMBBF&#10;90jcwfIWJU67QAgl6YK0S0CoHGBkTxKLZGx5TGhvj5O2G0SRWNoz/78nu9wcxkFMGNg6quQqL6RA&#10;0s5Y6ir5vt9lD1JwBDIwOMJKHpHlpr69KfdHjyxSmriSfYz+USnWPY7AufNIadK6MEJMx9ApD/oD&#10;OlTrorhX2lFEilmcO2RdNtjC5xDF9pCuTyYBB5bi6bQ4syoJ3g9WQ0ymaiLzg5KdCXlKLjvcW893&#10;SUOqXwnz5DrgnHtJTxOsQfEKIT7DmDSUCaxw7Rqn8787ZsmRM9e2VmPeBN4uqYvTtW7jvijg9N/y&#10;JsXecLq0q+WD6m8AAAD//wMAUEsDBBQABgAIAAAAIQA4/SH/1gAAAJQBAAALAAAAX3JlbHMvLnJl&#10;bHOkkMFqwzAMhu+DvYPRfXGawxijTi+j0GvpHsDYimMaW0Yy2fr2M4PBMnrbUb/Q94l/f/hMi1qR&#10;JVI2sOt6UJgd+ZiDgffL8ekFlFSbvV0oo4EbChzGx4f9GRdb25HMsYhqlCwG5lrLq9biZkxWOiqY&#10;22YiTra2kYMu1l1tQD30/bPm3wwYN0x18gb45AdQl1tp5j/sFB2T0FQ7R0nTNEV3j6o9feQzro1i&#10;OWA14Fm+Q8a1a8+Bvu/d/dMb2JY5uiPbhG/ktn4cqGU/er3pcvwCAAD//wMAUEsDBBQABgAIAAAA&#10;IQD6YVV/2gEAAJgDAAAOAAAAZHJzL2Uyb0RvYy54bWysU9tu2zAMfR+wfxD0vtjp2qAz4hRdiw4D&#10;ugvQ7QNkWbaF2aJGKrGzrx8lx+kub8NeBJqUDs85pLc309CLg0Gy4Eq5XuVSGKehtq4t5dcvD6+u&#10;paCgXK16cKaUR0PyZvfyxXb0hbmADvraoGAQR8XoS9mF4IssI92ZQdEKvHFcbAAHFfgT26xGNTL6&#10;0GcXeb7JRsDaI2hDxNn7uSh3Cb9pjA6fmoZMEH0pmVtIJ6azime226qiReU7q0801D+wGJR13PQM&#10;da+CEnu0f0ENViMQNGGlYcigaaw2SQOrWed/qHnqlDdJC5tD/mwT/T9Y/fHw5D+jCNNbmHiASQT5&#10;R9DfSDi465RrzS0ijJ1RNTdeR8uy0VNxehqtpoIiSDV+gJqHrPYBEtDU4BBdYZ2C0XkAx7PpZgpC&#10;c/L1Jt9cc0VzaX2VX765Sh1UsTz2SOGdgUHEoJTIM03g6vBIIZJRxXIl9nLwYPs+zbV3vyX4Yswk&#10;8pHvzDxM1SRszc0vY+MopoL6yHIQ5nXh9eagA/whxcirUkr6vldopOjfO7Yk7tUS4BJUS6Cc5qel&#10;DFLM4V2Y92/v0bYdI8+mO7hl2xqbJD2zOPHl8Selp1WN+/Xrd7r1/EPtfgIAAP//AwBQSwMEFAAG&#10;AAgAAAAhANcNvxveAAAACAEAAA8AAABkcnMvZG93bnJldi54bWxMj0FPwzAMhe9I/IfISNy2tJNW&#10;jdJ0mhCckBBdOXBMG6+N1jilybby7/FO42TZ7+n5e8V2doM44xSsJwXpMgGB1HpjqVPwVb8tNiBC&#10;1GT04AkV/GKAbXl/V+jc+AtVeN7HTnAIhVwr6GMccylD26PTYelHJNYOfnI68jp10kz6wuFukKsk&#10;yaTTlvhDr0d86bE97k9Owe6bqlf789F8VofK1vVTQu/ZUanHh3n3DCLiHG9muOIzOpTM1PgTmSAG&#10;BVwkKlikyZobsL7OeDZ82axSkGUh/xco/wAAAP//AwBQSwECLQAUAAYACAAAACEAtoM4kv4AAADh&#10;AQAAEwAAAAAAAAAAAAAAAAAAAAAAW0NvbnRlbnRfVHlwZXNdLnhtbFBLAQItABQABgAIAAAAIQA4&#10;/SH/1gAAAJQBAAALAAAAAAAAAAAAAAAAAC8BAABfcmVscy8ucmVsc1BLAQItABQABgAIAAAAIQD6&#10;YVV/2gEAAJgDAAAOAAAAAAAAAAAAAAAAAC4CAABkcnMvZTJvRG9jLnhtbFBLAQItABQABgAIAAAA&#10;IQDXDb8b3gAAAAgBAAAPAAAAAAAAAAAAAAAAADQEAABkcnMvZG93bnJldi54bWxQSwUGAAAAAAQA&#10;BADzAAAAPwUAAAAA&#10;" filled="f" stroked="f">
+            <v:shape w14:anchorId="6ED52069" id="Поле 36" o:spid="_x0000_s1040" type="#_x0000_t202" style="position:absolute;left:0;text-align:left;margin-left:0;margin-top:-52.9pt;width:28.4pt;height:11.85pt;z-index:251700224;visibility:visible;mso-wrap-style:square;mso-width-percent:0;mso-height-percent:0;mso-wrap-distance-left:9pt;mso-wrap-distance-top:0;mso-wrap-distance-right:9pt;mso-wrap-distance-bottom:0;mso-position-horizontal:absolute;mso-position-horizontal-relative:text;mso-position-vertical:absolute;mso-position-vertical-relative:text;mso-width-percent:0;mso-height-percent:0;mso-width-relative:page;mso-height-relative:page;v-text-anchor:top" o:gfxdata="UEsDBBQABgAIAAAAIQC2gziS/gAAAOEBAAATAAAAW0NvbnRlbnRfVHlwZXNdLnhtbJSRQU7DMBBF&#10;90jcwfIWJU67QAgl6YK0S0CoHGBkTxKLZGx5TGhvj5O2G0SRWNoz/78nu9wcxkFMGNg6quQqL6RA&#10;0s5Y6ir5vt9lD1JwBDIwOMJKHpHlpr69KfdHjyxSmriSfYz+USnWPY7AufNIadK6MEJMx9ApD/oD&#10;OlTrorhX2lFEilmcO2RdNtjC5xDF9pCuTyYBB5bi6bQ4syoJ3g9WQ0ymaiLzg5KdCXlKLjvcW893&#10;SUOqXwnz5DrgnHtJTxOsQfEKIT7DmDSUCaxw7Rqn8787ZsmRM9e2VmPeBN4uqYvTtW7jvijg9N/y&#10;JsXecLq0q+WD6m8AAAD//wMAUEsDBBQABgAIAAAAIQA4/SH/1gAAAJQBAAALAAAAX3JlbHMvLnJl&#10;bHOkkMFqwzAMhu+DvYPRfXGawxijTi+j0GvpHsDYimMaW0Yy2fr2M4PBMnrbUb/Q94l/f/hMi1qR&#10;JVI2sOt6UJgd+ZiDgffL8ekFlFSbvV0oo4EbChzGx4f9GRdb25HMsYhqlCwG5lrLq9biZkxWOiqY&#10;22YiTra2kYMu1l1tQD30/bPm3wwYN0x18gb45AdQl1tp5j/sFB2T0FQ7R0nTNEV3j6o9feQzro1i&#10;OWA14Fm+Q8a1a8+Bvu/d/dMb2JY5uiPbhG/ktn4cqGU/er3pcvwCAAD//wMAUEsDBBQABgAIAAAA&#10;IQD6YVV/2gEAAJgDAAAOAAAAZHJzL2Uyb0RvYy54bWysU9tu2zAMfR+wfxD0vtjp2qAz4hRdiw4D&#10;ugvQ7QNkWbaF2aJGKrGzrx8lx+kub8NeBJqUDs85pLc309CLg0Gy4Eq5XuVSGKehtq4t5dcvD6+u&#10;paCgXK16cKaUR0PyZvfyxXb0hbmADvraoGAQR8XoS9mF4IssI92ZQdEKvHFcbAAHFfgT26xGNTL6&#10;0GcXeb7JRsDaI2hDxNn7uSh3Cb9pjA6fmoZMEH0pmVtIJ6azime226qiReU7q0801D+wGJR13PQM&#10;da+CEnu0f0ENViMQNGGlYcigaaw2SQOrWed/qHnqlDdJC5tD/mwT/T9Y/fHw5D+jCNNbmHiASQT5&#10;R9DfSDi465RrzS0ijJ1RNTdeR8uy0VNxehqtpoIiSDV+gJqHrPYBEtDU4BBdYZ2C0XkAx7PpZgpC&#10;c/L1Jt9cc0VzaX2VX765Sh1UsTz2SOGdgUHEoJTIM03g6vBIIZJRxXIl9nLwYPs+zbV3vyX4Yswk&#10;8pHvzDxM1SRszc0vY+MopoL6yHIQ5nXh9eagA/whxcirUkr6vldopOjfO7Yk7tUS4BJUS6Cc5qel&#10;DFLM4V2Y92/v0bYdI8+mO7hl2xqbJD2zOPHl8Selp1WN+/Xrd7r1/EPtfgIAAP//AwBQSwMEFAAG&#10;AAgAAAAhANcNvxveAAAACAEAAA8AAABkcnMvZG93bnJldi54bWxMj0FPwzAMhe9I/IfISNy2tJNW&#10;jdJ0mhCckBBdOXBMG6+N1jilybby7/FO42TZ7+n5e8V2doM44xSsJwXpMgGB1HpjqVPwVb8tNiBC&#10;1GT04AkV/GKAbXl/V+jc+AtVeN7HTnAIhVwr6GMccylD26PTYelHJNYOfnI68jp10kz6wuFukKsk&#10;yaTTlvhDr0d86bE97k9Owe6bqlf789F8VofK1vVTQu/ZUanHh3n3DCLiHG9muOIzOpTM1PgTmSAG&#10;BVwkKlikyZobsL7OeDZ82axSkGUh/xco/wAAAP//AwBQSwECLQAUAAYACAAAACEAtoM4kv4AAADh&#10;AQAAEwAAAAAAAAAAAAAAAAAAAAAAW0NvbnRlbnRfVHlwZXNdLnhtbFBLAQItABQABgAIAAAAIQA4&#10;/SH/1gAAAJQBAAALAAAAAAAAAAAAAAAAAC8BAABfcmVscy8ucmVsc1BLAQItABQABgAIAAAAIQD6&#10;YVV/2gEAAJgDAAAOAAAAAAAAAAAAAAAAAC4CAABkcnMvZTJvRG9jLnhtbFBLAQItABQABgAIAAAA&#10;IQDXDb8b3gAAAAgBAAAPAAAAAAAAAAAAAAAAADQEAABkcnMvZG93bnJldi54bWxQSwUGAAAAAAQA&#10;BADzAAAAPwUAAAAA&#10;" filled="f" stroked="f">
               <v:textbox inset="0,0,0,0">
                 <w:txbxContent>
                   <w:p>
@@ -4111,7 +3792,7 @@
         </mc:Choice>
         <mc:Fallback>
           <w:pict>
-            <v:shape w14:anchorId="76E15A2F" id="Поле 35" o:spid="_x0000_s1041" type="#_x0000_t202" style="position:absolute;margin-left:-28.4pt;margin-top:-52.95pt;width:28.4pt;height:12.2pt;z-index:251701248;visibility:visible;mso-wrap-style:square;mso-width-percent:0;mso-height-percent:0;mso-wrap-distance-left:9pt;mso-wrap-distance-top:0;mso-wrap-distance-right:9pt;mso-wrap-distance-bottom:0;mso-position-horizontal:absolute;mso-position-horizontal-relative:text;mso-position-vertical:absolute;mso-position-vertical-relative:text;mso-width-percent:0;mso-height-percent:0;mso-width-relative:page;mso-height-relative:page;v-text-anchor:top" o:gfxdata="UEsDBBQABgAIAAAAIQC2gziS/gAAAOEBAAATAAAAW0NvbnRlbnRfVHlwZXNdLnhtbJSRQU7DMBBF&#10;90jcwfIWJU67QAgl6YK0S0CoHGBkTxKLZGx5TGhvj5O2G0SRWNoz/78nu9wcxkFMGNg6quQqL6RA&#10;0s5Y6ir5vt9lD1JwBDIwOMJKHpHlpr69KfdHjyxSmriSfYz+USnWPY7AufNIadK6MEJMx9ApD/oD&#10;OlTrorhX2lFEilmcO2RdNtjC5xDF9pCuTyYBB5bi6bQ4syoJ3g9WQ0ymaiLzg5KdCXlKLjvcW893&#10;SUOqXwnz5DrgnHtJTxOsQfEKIT7DmDSUCaxw7Rqn8787ZsmRM9e2VmPeBN4uqYvTtW7jvijg9N/y&#10;JsXecLq0q+WD6m8AAAD//wMAUEsDBBQABgAIAAAAIQA4/SH/1gAAAJQBAAALAAAAX3JlbHMvLnJl&#10;bHOkkMFqwzAMhu+DvYPRfXGawxijTi+j0GvpHsDYimMaW0Yy2fr2M4PBMnrbUb/Q94l/f/hMi1qR&#10;JVI2sOt6UJgd+ZiDgffL8ekFlFSbvV0oo4EbChzGx4f9GRdb25HMsYhqlCwG5lrLq9biZkxWOiqY&#10;22YiTra2kYMu1l1tQD30/bPm3wwYN0x18gb45AdQl1tp5j/sFB2T0FQ7R0nTNEV3j6o9feQzro1i&#10;OWA14Fm+Q8a1a8+Bvu/d/dMb2JY5uiPbhG/ktn4cqGU/er3pcvwCAAD//wMAUEsDBBQABgAIAAAA&#10;IQDzwLeC2gEAAJgDAAAOAAAAZHJzL2Uyb0RvYy54bWysU9tu1DAQfUfiHyy/s8mWsirRZqvSqgip&#10;UKTCBziOk1gkHjPj3WT5esbOZsvlDfFiTWbsM+ecmWyvp6EXB4NkwZVyvcqlME5DbV1byq9f7l9d&#10;SUFBuVr14Ewpj4bk9e7li+3oC3MBHfS1QcEgjorRl7ILwRdZRrozg6IVeOO42AAOKvAntlmNamT0&#10;oc8u8nyTjYC1R9CGiLN3c1HuEn7TGB0em4ZMEH0pmVtIJ6azime226qiReU7q0801D+wGJR13PQM&#10;daeCEnu0f0ENViMQNGGlYcigaaw2SQOrWed/qHnqlDdJC5tD/mwT/T9Y/enw5D+jCNM7mHiASQT5&#10;B9DfSDi47ZRrzQ0ijJ1RNTdeR8uy0VNxehqtpoIiSDV+hJqHrPYBEtDU4BBdYZ2C0XkAx7PpZgpC&#10;c/L1Jt9ccUVzaf3m8u1lGkqmiuWxRwrvDQwiBqVEnmkCV4cHCpGMKpYrsZeDe9v3aa69+y3BF2Mm&#10;kY98Z+ZhqiZh69g8SotiKqiPLAdhXhdebw46wB9SjLwqpaTve4VGiv6DY0viXi0BLkG1BMppflrK&#10;IMUc3oZ5//Yebdsx8my6gxu2rbFJ0jOLE18ef1J6WtW4X79+p1vPP9TuJwAAAP//AwBQSwMEFAAG&#10;AAgAAAAhAMdc6UveAAAACQEAAA8AAABkcnMvZG93bnJldi54bWxMj8FOwzAQRO9I/IO1SNxaJ0iJ&#10;2hCnqhCckBBpOHB04m1iNV6H2G3D37Oc4LajHc28KXeLG8UF52A9KUjXCQikzhtLvYKP5mW1ARGi&#10;JqNHT6jgGwPsqtubUhfGX6nGyyH2gkMoFFrBEONUSBm6AZ0Oaz8h8e/oZ6cjy7mXZtZXDnejfEiS&#10;XDptiRsGPeHTgN3pcHYK9p9UP9uvt/a9Pta2abYJveYnpe7vlv0jiIhL/DPDLz6jQ8VMrT+TCWJU&#10;sMpyRo98pEm2BcEW3tay3qQZyKqU/xdUPwAAAP//AwBQSwECLQAUAAYACAAAACEAtoM4kv4AAADh&#10;AQAAEwAAAAAAAAAAAAAAAAAAAAAAW0NvbnRlbnRfVHlwZXNdLnhtbFBLAQItABQABgAIAAAAIQA4&#10;/SH/1gAAAJQBAAALAAAAAAAAAAAAAAAAAC8BAABfcmVscy8ucmVsc1BLAQItABQABgAIAAAAIQDz&#10;wLeC2gEAAJgDAAAOAAAAAAAAAAAAAAAAAC4CAABkcnMvZTJvRG9jLnhtbFBLAQItABQABgAIAAAA&#10;IQDHXOlL3gAAAAkBAAAPAAAAAAAAAAAAAAAAADQEAABkcnMvZG93bnJldi54bWxQSwUGAAAAAAQA&#10;BADzAAAAPwUAAAAA&#10;" filled="f" stroked="f">
+            <v:shape w14:anchorId="76E15A2F" id="Поле 35" o:spid="_x0000_s1041" type="#_x0000_t202" style="position:absolute;left:0;text-align:left;margin-left:-28.4pt;margin-top:-52.95pt;width:28.4pt;height:12.2pt;z-index:251701248;visibility:visible;mso-wrap-style:square;mso-width-percent:0;mso-height-percent:0;mso-wrap-distance-left:9pt;mso-wrap-distance-top:0;mso-wrap-distance-right:9pt;mso-wrap-distance-bottom:0;mso-position-horizontal:absolute;mso-position-horizontal-relative:text;mso-position-vertical:absolute;mso-position-vertical-relative:text;mso-width-percent:0;mso-height-percent:0;mso-width-relative:page;mso-height-relative:page;v-text-anchor:top" o:gfxdata="UEsDBBQABgAIAAAAIQC2gziS/gAAAOEBAAATAAAAW0NvbnRlbnRfVHlwZXNdLnhtbJSRQU7DMBBF&#10;90jcwfIWJU67QAgl6YK0S0CoHGBkTxKLZGx5TGhvj5O2G0SRWNoz/78nu9wcxkFMGNg6quQqL6RA&#10;0s5Y6ir5vt9lD1JwBDIwOMJKHpHlpr69KfdHjyxSmriSfYz+USnWPY7AufNIadK6MEJMx9ApD/oD&#10;OlTrorhX2lFEilmcO2RdNtjC5xDF9pCuTyYBB5bi6bQ4syoJ3g9WQ0ymaiLzg5KdCXlKLjvcW893&#10;SUOqXwnz5DrgnHtJTxOsQfEKIT7DmDSUCaxw7Rqn8787ZsmRM9e2VmPeBN4uqYvTtW7jvijg9N/y&#10;JsXecLq0q+WD6m8AAAD//wMAUEsDBBQABgAIAAAAIQA4/SH/1gAAAJQBAAALAAAAX3JlbHMvLnJl&#10;bHOkkMFqwzAMhu+DvYPRfXGawxijTi+j0GvpHsDYimMaW0Yy2fr2M4PBMnrbUb/Q94l/f/hMi1qR&#10;JVI2sOt6UJgd+ZiDgffL8ekFlFSbvV0oo4EbChzGx4f9GRdb25HMsYhqlCwG5lrLq9biZkxWOiqY&#10;22YiTra2kYMu1l1tQD30/bPm3wwYN0x18gb45AdQl1tp5j/sFB2T0FQ7R0nTNEV3j6o9feQzro1i&#10;OWA14Fm+Q8a1a8+Bvu/d/dMb2JY5uiPbhG/ktn4cqGU/er3pcvwCAAD//wMAUEsDBBQABgAIAAAA&#10;IQDzwLeC2gEAAJgDAAAOAAAAZHJzL2Uyb0RvYy54bWysU9tu1DAQfUfiHyy/s8mWsirRZqvSqgip&#10;UKTCBziOk1gkHjPj3WT5esbOZsvlDfFiTWbsM+ecmWyvp6EXB4NkwZVyvcqlME5DbV1byq9f7l9d&#10;SUFBuVr14Ewpj4bk9e7li+3oC3MBHfS1QcEgjorRl7ILwRdZRrozg6IVeOO42AAOKvAntlmNamT0&#10;oc8u8nyTjYC1R9CGiLN3c1HuEn7TGB0em4ZMEH0pmVtIJ6azime226qiReU7q0801D+wGJR13PQM&#10;daeCEnu0f0ENViMQNGGlYcigaaw2SQOrWed/qHnqlDdJC5tD/mwT/T9Y/enw5D+jCNM7mHiASQT5&#10;B9DfSDi47ZRrzQ0ijJ1RNTdeR8uy0VNxehqtpoIiSDV+hJqHrPYBEtDU4BBdYZ2C0XkAx7PpZgpC&#10;c/L1Jt9ccUVzaf3m8u1lGkqmiuWxRwrvDQwiBqVEnmkCV4cHCpGMKpYrsZeDe9v3aa69+y3BF2Mm&#10;kY98Z+ZhqiZh69g8SotiKqiPLAdhXhdebw46wB9SjLwqpaTve4VGiv6DY0viXi0BLkG1BMppflrK&#10;IMUc3oZ5//Yebdsx8my6gxu2rbFJ0jOLE18ef1J6WtW4X79+p1vPP9TuJwAAAP//AwBQSwMEFAAG&#10;AAgAAAAhAMdc6UveAAAACQEAAA8AAABkcnMvZG93bnJldi54bWxMj8FOwzAQRO9I/IO1SNxaJ0iJ&#10;2hCnqhCckBBpOHB04m1iNV6H2G3D37Oc4LajHc28KXeLG8UF52A9KUjXCQikzhtLvYKP5mW1ARGi&#10;JqNHT6jgGwPsqtubUhfGX6nGyyH2gkMoFFrBEONUSBm6AZ0Oaz8h8e/oZ6cjy7mXZtZXDnejfEiS&#10;XDptiRsGPeHTgN3pcHYK9p9UP9uvt/a9Pta2abYJveYnpe7vlv0jiIhL/DPDLz6jQ8VMrT+TCWJU&#10;sMpyRo98pEm2BcEW3tay3qQZyKqU/xdUPwAAAP//AwBQSwECLQAUAAYACAAAACEAtoM4kv4AAADh&#10;AQAAEwAAAAAAAAAAAAAAAAAAAAAAW0NvbnRlbnRfVHlwZXNdLnhtbFBLAQItABQABgAIAAAAIQA4&#10;/SH/1gAAAJQBAAALAAAAAAAAAAAAAAAAAC8BAABfcmVscy8ucmVsc1BLAQItABQABgAIAAAAIQDz&#10;wLeC2gEAAJgDAAAOAAAAAAAAAAAAAAAAAC4CAABkcnMvZTJvRG9jLnhtbFBLAQItABQABgAIAAAA&#10;IQDHXOlL3gAAAAkBAAAPAAAAAAAAAAAAAAAAADQEAABkcnMvZG93bnJldi54bWxQSwUGAAAAAAQA&#10;BADzAAAAPwUAAAAA&#10;" filled="f" stroked="f">
               <v:textbox inset="0,0,0,0">
                 <w:txbxContent>
                   <w:p>
@@ -4250,7 +3931,7 @@
         </mc:Choice>
         <mc:Fallback>
           <w:pict>
-            <v:shape w14:anchorId="4543E272" id="Поле 34" o:spid="_x0000_s1042" type="#_x0000_t202" style="position:absolute;margin-left:-28.4pt;margin-top:-24.3pt;width:56.8pt;height:21.3pt;z-index:251705344;visibility:visible;mso-wrap-style:square;mso-width-percent:0;mso-height-percent:0;mso-wrap-distance-left:9pt;mso-wrap-distance-top:0;mso-wrap-distance-right:9pt;mso-wrap-distance-bottom:0;mso-position-horizontal:absolute;mso-position-horizontal-relative:text;mso-position-vertical:absolute;mso-position-vertical-relative:text;mso-width-percent:0;mso-height-percent:0;mso-width-relative:page;mso-height-relative:page;v-text-anchor:top" o:gfxdata="UEsDBBQABgAIAAAAIQC2gziS/gAAAOEBAAATAAAAW0NvbnRlbnRfVHlwZXNdLnhtbJSRQU7DMBBF&#10;90jcwfIWJU67QAgl6YK0S0CoHGBkTxKLZGx5TGhvj5O2G0SRWNoz/78nu9wcxkFMGNg6quQqL6RA&#10;0s5Y6ir5vt9lD1JwBDIwOMJKHpHlpr69KfdHjyxSmriSfYz+USnWPY7AufNIadK6MEJMx9ApD/oD&#10;OlTrorhX2lFEilmcO2RdNtjC5xDF9pCuTyYBB5bi6bQ4syoJ3g9WQ0ymaiLzg5KdCXlKLjvcW893&#10;SUOqXwnz5DrgnHtJTxOsQfEKIT7DmDSUCaxw7Rqn8787ZsmRM9e2VmPeBN4uqYvTtW7jvijg9N/y&#10;JsXecLq0q+WD6m8AAAD//wMAUEsDBBQABgAIAAAAIQA4/SH/1gAAAJQBAAALAAAAX3JlbHMvLnJl&#10;bHOkkMFqwzAMhu+DvYPRfXGawxijTi+j0GvpHsDYimMaW0Yy2fr2M4PBMnrbUb/Q94l/f/hMi1qR&#10;JVI2sOt6UJgd+ZiDgffL8ekFlFSbvV0oo4EbChzGx4f9GRdb25HMsYhqlCwG5lrLq9biZkxWOiqY&#10;22YiTra2kYMu1l1tQD30/bPm3wwYN0x18gb45AdQl1tp5j/sFB2T0FQ7R0nTNEV3j6o9feQzro1i&#10;OWA14Fm+Q8a1a8+Bvu/d/dMb2JY5uiPbhG/ktn4cqGU/er3pcvwCAAD//wMAUEsDBBQABgAIAAAA&#10;IQBhixhG2gEAAJgDAAAOAAAAZHJzL2Uyb0RvYy54bWysU9uO0zAQfUfiHyy/0yRFdFHUdLXsahHS&#10;AistfIDrOIlF4jEzbpPy9YydpsvlDfFijWfs43POjLfX09CLo0Gy4CpZrHIpjNNQW9dW8uuX+1dv&#10;paCgXK16cKaSJ0PyevfyxXb0pVlDB31tUDCIo3L0lexC8GWWke7MoGgF3jguNoCDCrzFNqtRjYw+&#10;9Nk6zzfZCFh7BG2IOHs3F+Uu4TeN0eFz05AJoq8kcwtpxbTu45rttqpsUfnO6jMN9Q8sBmUdP3qB&#10;ulNBiQPav6AGqxEImrDSMGTQNFabpIHVFPkfap465U3SwuaQv9hE/w9Wfzo++UcUYXoHEzcwiSD/&#10;APobCQe3nXKtuUGEsTOq5oeLaFk2eirPV6PVVFIE2Y8foeYmq0OABDQ1OERXWKdgdG7A6WK6mYLQ&#10;nLxaF683XNFcWl/lb4rUlEyVy2WPFN4bGEQMKonc0wSujg8UIhlVLkfiWw7ubd+nvvbutwQfjJlE&#10;PvKdmYdpPwlbs7JNlBbF7KE+sRyEeVx4vDnoAH9IMfKoVJK+HxQaKfoPji2Jc7UEuAT7JVBO89VK&#10;Binm8DbM83fwaNuOkWfTHdywbY1Nkp5ZnPly+5PS86jG+fp1n049f6jdTwAAAP//AwBQSwMEFAAG&#10;AAgAAAAhAOUj4H/dAAAACQEAAA8AAABkcnMvZG93bnJldi54bWxMj0FPwzAMhe9I/IfISNy2BATV&#10;KE2nCcEJCdGVA8e08dpojVOabCv/HsNl3Oz3np4/F+vZD+KIU3SBNNwsFQikNlhHnYaP+mWxAhGT&#10;IWuGQKjhGyOsy8uLwuQ2nKjC4zZ1gkso5kZDn9KYSxnbHr2JyzAisbcLkzeJ16mTdjInLveDvFUq&#10;k9444gu9GfGpx3a/PXgNm0+qnt3XW/Ne7SpX1w+KXrO91tdX8+YRRMI5ncPwi8/oUDJTEw5koxg0&#10;LO4zRk883K0yEJz4ExoWMgWyLOT/D8ofAAAA//8DAFBLAQItABQABgAIAAAAIQC2gziS/gAAAOEB&#10;AAATAAAAAAAAAAAAAAAAAAAAAABbQ29udGVudF9UeXBlc10ueG1sUEsBAi0AFAAGAAgAAAAhADj9&#10;If/WAAAAlAEAAAsAAAAAAAAAAAAAAAAALwEAAF9yZWxzLy5yZWxzUEsBAi0AFAAGAAgAAAAhAGGL&#10;GEbaAQAAmAMAAA4AAAAAAAAAAAAAAAAALgIAAGRycy9lMm9Eb2MueG1sUEsBAi0AFAAGAAgAAAAh&#10;AOUj4H/dAAAACQEAAA8AAAAAAAAAAAAAAAAANAQAAGRycy9kb3ducmV2LnhtbFBLBQYAAAAABAAE&#10;APMAAAA+BQAAAAA=&#10;" filled="f" stroked="f">
+            <v:shape w14:anchorId="4543E272" id="Поле 34" o:spid="_x0000_s1042" type="#_x0000_t202" style="position:absolute;left:0;text-align:left;margin-left:-28.4pt;margin-top:-24.3pt;width:56.8pt;height:21.3pt;z-index:251705344;visibility:visible;mso-wrap-style:square;mso-width-percent:0;mso-height-percent:0;mso-wrap-distance-left:9pt;mso-wrap-distance-top:0;mso-wrap-distance-right:9pt;mso-wrap-distance-bottom:0;mso-position-horizontal:absolute;mso-position-horizontal-relative:text;mso-position-vertical:absolute;mso-position-vertical-relative:text;mso-width-percent:0;mso-height-percent:0;mso-width-relative:page;mso-height-relative:page;v-text-anchor:top" o:gfxdata="UEsDBBQABgAIAAAAIQC2gziS/gAAAOEBAAATAAAAW0NvbnRlbnRfVHlwZXNdLnhtbJSRQU7DMBBF&#10;90jcwfIWJU67QAgl6YK0S0CoHGBkTxKLZGx5TGhvj5O2G0SRWNoz/78nu9wcxkFMGNg6quQqL6RA&#10;0s5Y6ir5vt9lD1JwBDIwOMJKHpHlpr69KfdHjyxSmriSfYz+USnWPY7AufNIadK6MEJMx9ApD/oD&#10;OlTrorhX2lFEilmcO2RdNtjC5xDF9pCuTyYBB5bi6bQ4syoJ3g9WQ0ymaiLzg5KdCXlKLjvcW893&#10;SUOqXwnz5DrgnHtJTxOsQfEKIT7DmDSUCaxw7Rqn8787ZsmRM9e2VmPeBN4uqYvTtW7jvijg9N/y&#10;JsXecLq0q+WD6m8AAAD//wMAUEsDBBQABgAIAAAAIQA4/SH/1gAAAJQBAAALAAAAX3JlbHMvLnJl&#10;bHOkkMFqwzAMhu+DvYPRfXGawxijTi+j0GvpHsDYimMaW0Yy2fr2M4PBMnrbUb/Q94l/f/hMi1qR&#10;JVI2sOt6UJgd+ZiDgffL8ekFlFSbvV0oo4EbChzGx4f9GRdb25HMsYhqlCwG5lrLq9biZkxWOiqY&#10;22YiTra2kYMu1l1tQD30/bPm3wwYN0x18gb45AdQl1tp5j/sFB2T0FQ7R0nTNEV3j6o9feQzro1i&#10;OWA14Fm+Q8a1a8+Bvu/d/dMb2JY5uiPbhG/ktn4cqGU/er3pcvwCAAD//wMAUEsDBBQABgAIAAAA&#10;IQBhixhG2gEAAJgDAAAOAAAAZHJzL2Uyb0RvYy54bWysU9uO0zAQfUfiHyy/0yRFdFHUdLXsahHS&#10;AistfIDrOIlF4jEzbpPy9YydpsvlDfFijWfs43POjLfX09CLo0Gy4CpZrHIpjNNQW9dW8uuX+1dv&#10;paCgXK16cKaSJ0PyevfyxXb0pVlDB31tUDCIo3L0lexC8GWWke7MoGgF3jguNoCDCrzFNqtRjYw+&#10;9Nk6zzfZCFh7BG2IOHs3F+Uu4TeN0eFz05AJoq8kcwtpxbTu45rttqpsUfnO6jMN9Q8sBmUdP3qB&#10;ulNBiQPav6AGqxEImrDSMGTQNFabpIHVFPkfap465U3SwuaQv9hE/w9Wfzo++UcUYXoHEzcwiSD/&#10;APobCQe3nXKtuUGEsTOq5oeLaFk2eirPV6PVVFIE2Y8foeYmq0OABDQ1OERXWKdgdG7A6WK6mYLQ&#10;nLxaF683XNFcWl/lb4rUlEyVy2WPFN4bGEQMKonc0wSujg8UIhlVLkfiWw7ubd+nvvbutwQfjJlE&#10;PvKdmYdpPwlbs7JNlBbF7KE+sRyEeVx4vDnoAH9IMfKoVJK+HxQaKfoPji2Jc7UEuAT7JVBO89VK&#10;Binm8DbM83fwaNuOkWfTHdywbY1Nkp5ZnPly+5PS86jG+fp1n049f6jdTwAAAP//AwBQSwMEFAAG&#10;AAgAAAAhAOUj4H/dAAAACQEAAA8AAABkcnMvZG93bnJldi54bWxMj0FPwzAMhe9I/IfISNy2BATV&#10;KE2nCcEJCdGVA8e08dpojVOabCv/HsNl3Oz3np4/F+vZD+KIU3SBNNwsFQikNlhHnYaP+mWxAhGT&#10;IWuGQKjhGyOsy8uLwuQ2nKjC4zZ1gkso5kZDn9KYSxnbHr2JyzAisbcLkzeJ16mTdjInLveDvFUq&#10;k9444gu9GfGpx3a/PXgNm0+qnt3XW/Ne7SpX1w+KXrO91tdX8+YRRMI5ncPwi8/oUDJTEw5koxg0&#10;LO4zRk883K0yEJz4ExoWMgWyLOT/D8ofAAAA//8DAFBLAQItABQABgAIAAAAIQC2gziS/gAAAOEB&#10;AAATAAAAAAAAAAAAAAAAAAAAAABbQ29udGVudF9UeXBlc10ueG1sUEsBAi0AFAAGAAgAAAAhADj9&#10;If/WAAAAlAEAAAsAAAAAAAAAAAAAAAAALwEAAF9yZWxzLy5yZWxzUEsBAi0AFAAGAAgAAAAhAGGL&#10;GEbaAQAAmAMAAA4AAAAAAAAAAAAAAAAALgIAAGRycy9lMm9Eb2MueG1sUEsBAi0AFAAGAAgAAAAh&#10;AOUj4H/dAAAACQEAAA8AAAAAAAAAAAAAAAAANAQAAGRycy9kb3ducmV2LnhtbFBLBQYAAAAABAAE&#10;APMAAAA+BQAAAAA=&#10;" filled="f" stroked="f">
               <v:textbox inset="0,0,0,0">
                 <w:txbxContent>
                   <w:p>
@@ -4388,7 +4069,7 @@
         </mc:Choice>
         <mc:Fallback>
           <w:pict>
-            <v:shape w14:anchorId="061AE2D4" id="Поле 33" o:spid="_x0000_s1043" type="#_x0000_t202" style="position:absolute;margin-left:-28.4pt;margin-top:-10.25pt;width:56.8pt;height:14.2pt;z-index:251706368;visibility:visible;mso-wrap-style:square;mso-width-percent:0;mso-height-percent:0;mso-wrap-distance-left:9pt;mso-wrap-distance-top:0;mso-wrap-distance-right:9pt;mso-wrap-distance-bottom:0;mso-position-horizontal:absolute;mso-position-horizontal-relative:text;mso-position-vertical:absolute;mso-position-vertical-relative:text;mso-width-percent:0;mso-height-percent:0;mso-width-relative:page;mso-height-relative:page;v-text-anchor:top" o:gfxdata="UEsDBBQABgAIAAAAIQC2gziS/gAAAOEBAAATAAAAW0NvbnRlbnRfVHlwZXNdLnhtbJSRQU7DMBBF&#10;90jcwfIWJU67QAgl6YK0S0CoHGBkTxKLZGx5TGhvj5O2G0SRWNoz/78nu9wcxkFMGNg6quQqL6RA&#10;0s5Y6ir5vt9lD1JwBDIwOMJKHpHlpr69KfdHjyxSmriSfYz+USnWPY7AufNIadK6MEJMx9ApD/oD&#10;OlTrorhX2lFEilmcO2RdNtjC5xDF9pCuTyYBB5bi6bQ4syoJ3g9WQ0ymaiLzg5KdCXlKLjvcW893&#10;SUOqXwnz5DrgnHtJTxOsQfEKIT7DmDSUCaxw7Rqn8787ZsmRM9e2VmPeBN4uqYvTtW7jvijg9N/y&#10;JsXecLq0q+WD6m8AAAD//wMAUEsDBBQABgAIAAAAIQA4/SH/1gAAAJQBAAALAAAAX3JlbHMvLnJl&#10;bHOkkMFqwzAMhu+DvYPRfXGawxijTi+j0GvpHsDYimMaW0Yy2fr2M4PBMnrbUb/Q94l/f/hMi1qR&#10;JVI2sOt6UJgd+ZiDgffL8ekFlFSbvV0oo4EbChzGx4f9GRdb25HMsYhqlCwG5lrLq9biZkxWOiqY&#10;22YiTra2kYMu1l1tQD30/bPm3wwYN0x18gb45AdQl1tp5j/sFB2T0FQ7R0nTNEV3j6o9feQzro1i&#10;OWA14Fm+Q8a1a8+Bvu/d/dMb2JY5uiPbhG/ktn4cqGU/er3pcvwCAAD//wMAUEsDBBQABgAIAAAA&#10;IQB8Uey+2gEAAJgDAAAOAAAAZHJzL2Uyb0RvYy54bWysU9tu2zAMfR+wfxD0vthOh7Yw4hRdiw4D&#10;uq1Atw9QZNkWZosaqcTOvn6UHKe7vA17EWhSOjznkN7cTEMvDgbJgqtkscqlME5DbV1bya9fHt5c&#10;S0FBuVr14Ewlj4bkzfb1q83oS7OGDvraoGAQR+XoK9mF4MssI92ZQdEKvHFcbAAHFfgT26xGNTL6&#10;0GfrPL/MRsDaI2hDxNn7uSi3Cb9pjA6fm4ZMEH0lmVtIJ6ZzF89su1Fli8p3Vp9oqH9gMSjruOkZ&#10;6l4FJfZo/4IarEYgaMJKw5BB01htkgZWU+R/qHnulDdJC5tD/mwT/T9Y/enw7J9QhOkdTDzAJIL8&#10;I+hvJBzcdcq15hYRxs6omhsX0bJs9FSenkarqaQIshs/Qs1DVvsACWhqcIiusE7B6DyA49l0MwWh&#10;OXm1Li4uuaK5VFznF2/TUDJVLo89UnhvYBAxqCTyTBO4OjxSiGRUuVyJvRw82L5Pc+3dbwm+GDOJ&#10;fOQ7Mw/TbhK25uZXUVoUs4P6yHIQ5nXh9eagA/whxcirUkn6vldopOg/OLYk7tUS4BLslkA5zU8r&#10;GaSYw7sw79/eo207Rp5Nd3DLtjU2SXphceLL409KT6sa9+vX73Tr5Yfa/gQAAP//AwBQSwMEFAAG&#10;AAgAAAAhAO2T1PjdAAAACAEAAA8AAABkcnMvZG93bnJldi54bWxMj0FPwzAMhe9I/IfIk7ht6Sat&#10;sNJ0mhCckBBdOXBMG6+N1jilybby7zFc2M1+fnrvc76dXC/OOAbrScFykYBAaryx1Cr4qF7mDyBC&#10;1GR07wkVfGOAbXF7k+vM+AuVeN7HVnAIhUwr6GIcMilD06HTYeEHJL4d/Oh05HVspRn1hcNdL1dJ&#10;kkqnLXFDpwd86rA57k9Owe6Tymf79Va/l4fSVtUmodf0qNTdbNo9gog4xX8z/OIzOhTMVPsTmSB6&#10;BfN1yuiRh1WyBsGOP6FWcL8BWeTy+oHiBwAA//8DAFBLAQItABQABgAIAAAAIQC2gziS/gAAAOEB&#10;AAATAAAAAAAAAAAAAAAAAAAAAABbQ29udGVudF9UeXBlc10ueG1sUEsBAi0AFAAGAAgAAAAhADj9&#10;If/WAAAAlAEAAAsAAAAAAAAAAAAAAAAALwEAAF9yZWxzLy5yZWxzUEsBAi0AFAAGAAgAAAAhAHxR&#10;7L7aAQAAmAMAAA4AAAAAAAAAAAAAAAAALgIAAGRycy9lMm9Eb2MueG1sUEsBAi0AFAAGAAgAAAAh&#10;AO2T1PjdAAAACAEAAA8AAAAAAAAAAAAAAAAANAQAAGRycy9kb3ducmV2LnhtbFBLBQYAAAAABAAE&#10;APMAAAA+BQAAAAA=&#10;" filled="f" stroked="f">
+            <v:shape w14:anchorId="061AE2D4" id="Поле 33" o:spid="_x0000_s1043" type="#_x0000_t202" style="position:absolute;left:0;text-align:left;margin-left:-28.4pt;margin-top:-10.25pt;width:56.8pt;height:14.2pt;z-index:251706368;visibility:visible;mso-wrap-style:square;mso-width-percent:0;mso-height-percent:0;mso-wrap-distance-left:9pt;mso-wrap-distance-top:0;mso-wrap-distance-right:9pt;mso-wrap-distance-bottom:0;mso-position-horizontal:absolute;mso-position-horizontal-relative:text;mso-position-vertical:absolute;mso-position-vertical-relative:text;mso-width-percent:0;mso-height-percent:0;mso-width-relative:page;mso-height-relative:page;v-text-anchor:top" o:gfxdata="UEsDBBQABgAIAAAAIQC2gziS/gAAAOEBAAATAAAAW0NvbnRlbnRfVHlwZXNdLnhtbJSRQU7DMBBF&#10;90jcwfIWJU67QAgl6YK0S0CoHGBkTxKLZGx5TGhvj5O2G0SRWNoz/78nu9wcxkFMGNg6quQqL6RA&#10;0s5Y6ir5vt9lD1JwBDIwOMJKHpHlpr69KfdHjyxSmriSfYz+USnWPY7AufNIadK6MEJMx9ApD/oD&#10;OlTrorhX2lFEilmcO2RdNtjC5xDF9pCuTyYBB5bi6bQ4syoJ3g9WQ0ymaiLzg5KdCXlKLjvcW893&#10;SUOqXwnz5DrgnHtJTxOsQfEKIT7DmDSUCaxw7Rqn8787ZsmRM9e2VmPeBN4uqYvTtW7jvijg9N/y&#10;JsXecLq0q+WD6m8AAAD//wMAUEsDBBQABgAIAAAAIQA4/SH/1gAAAJQBAAALAAAAX3JlbHMvLnJl&#10;bHOkkMFqwzAMhu+DvYPRfXGawxijTi+j0GvpHsDYimMaW0Yy2fr2M4PBMnrbUb/Q94l/f/hMi1qR&#10;JVI2sOt6UJgd+ZiDgffL8ekFlFSbvV0oo4EbChzGx4f9GRdb25HMsYhqlCwG5lrLq9biZkxWOiqY&#10;22YiTra2kYMu1l1tQD30/bPm3wwYN0x18gb45AdQl1tp5j/sFB2T0FQ7R0nTNEV3j6o9feQzro1i&#10;OWA14Fm+Q8a1a8+Bvu/d/dMb2JY5uiPbhG/ktn4cqGU/er3pcvwCAAD//wMAUEsDBBQABgAIAAAA&#10;IQB8Uey+2gEAAJgDAAAOAAAAZHJzL2Uyb0RvYy54bWysU9tu2zAMfR+wfxD0vthOh7Yw4hRdiw4D&#10;uq1Atw9QZNkWZosaqcTOvn6UHKe7vA17EWhSOjznkN7cTEMvDgbJgqtkscqlME5DbV1bya9fHt5c&#10;S0FBuVr14Ewlj4bkzfb1q83oS7OGDvraoGAQR+XoK9mF4MssI92ZQdEKvHFcbAAHFfgT26xGNTL6&#10;0GfrPL/MRsDaI2hDxNn7uSi3Cb9pjA6fm4ZMEH0lmVtIJ6ZzF89su1Fli8p3Vp9oqH9gMSjruOkZ&#10;6l4FJfZo/4IarEYgaMJKw5BB01htkgZWU+R/qHnulDdJC5tD/mwT/T9Y/enw7J9QhOkdTDzAJIL8&#10;I+hvJBzcdcq15hYRxs6omhsX0bJs9FSenkarqaQIshs/Qs1DVvsACWhqcIiusE7B6DyA49l0MwWh&#10;OXm1Li4uuaK5VFznF2/TUDJVLo89UnhvYBAxqCTyTBO4OjxSiGRUuVyJvRw82L5Pc+3dbwm+GDOJ&#10;fOQ7Mw/TbhK25uZXUVoUs4P6yHIQ5nXh9eagA/whxcirUkn6vldopOg/OLYk7tUS4BLslkA5zU8r&#10;GaSYw7sw79/eo207Rp5Nd3DLtjU2SXphceLL409KT6sa9+vX73Tr5Yfa/gQAAP//AwBQSwMEFAAG&#10;AAgAAAAhAO2T1PjdAAAACAEAAA8AAABkcnMvZG93bnJldi54bWxMj0FPwzAMhe9I/IfIk7ht6Sat&#10;sNJ0mhCckBBdOXBMG6+N1jilybby7zFc2M1+fnrvc76dXC/OOAbrScFykYBAaryx1Cr4qF7mDyBC&#10;1GR07wkVfGOAbXF7k+vM+AuVeN7HVnAIhUwr6GIcMilD06HTYeEHJL4d/Oh05HVspRn1hcNdL1dJ&#10;kkqnLXFDpwd86rA57k9Owe6Tymf79Va/l4fSVtUmodf0qNTdbNo9gog4xX8z/OIzOhTMVPsTmSB6&#10;BfN1yuiRh1WyBsGOP6FWcL8BWeTy+oHiBwAA//8DAFBLAQItABQABgAIAAAAIQC2gziS/gAAAOEB&#10;AAATAAAAAAAAAAAAAAAAAAAAAABbQ29udGVudF9UeXBlc10ueG1sUEsBAi0AFAAGAAgAAAAhADj9&#10;If/WAAAAlAEAAAsAAAAAAAAAAAAAAAAALwEAAF9yZWxzLy5yZWxzUEsBAi0AFAAGAAgAAAAhAHxR&#10;7L7aAQAAmAMAAA4AAAAAAAAAAAAAAAAALgIAAGRycy9lMm9Eb2MueG1sUEsBAi0AFAAGAAgAAAAh&#10;AO2T1PjdAAAACAEAAA8AAAAAAAAAAAAAAAAANAQAAGRycy9kb3ducmV2LnhtbFBLBQYAAAAABAAE&#10;APMAAAA+BQAAAAA=&#10;" filled="f" stroked="f">
               <v:textbox inset="0,0,0,0">
                 <w:txbxContent>
                   <w:p>
@@ -4558,7 +4239,7 @@
         </mc:Choice>
         <mc:Fallback>
           <w:pict>
-            <v:shape w14:anchorId="58D87D3E" id="Поле 32" o:spid="_x0000_s1044" type="#_x0000_t202" style="position:absolute;margin-left:28.4pt;margin-top:-24.3pt;width:56.8pt;height:21.3pt;z-index:251707392;visibility:visible;mso-wrap-style:square;mso-width-percent:0;mso-height-percent:0;mso-wrap-distance-left:9pt;mso-wrap-distance-top:0;mso-wrap-distance-right:9pt;mso-wrap-distance-bottom:0;mso-position-horizontal:absolute;mso-position-horizontal-relative:text;mso-position-vertical:absolute;mso-position-vertical-relative:text;mso-width-percent:0;mso-height-percent:0;mso-width-relative:page;mso-height-relative:page;v-text-anchor:top" o:gfxdata="UEsDBBQABgAIAAAAIQC2gziS/gAAAOEBAAATAAAAW0NvbnRlbnRfVHlwZXNdLnhtbJSRQU7DMBBF&#10;90jcwfIWJU67QAgl6YK0S0CoHGBkTxKLZGx5TGhvj5O2G0SRWNoz/78nu9wcxkFMGNg6quQqL6RA&#10;0s5Y6ir5vt9lD1JwBDIwOMJKHpHlpr69KfdHjyxSmriSfYz+USnWPY7AufNIadK6MEJMx9ApD/oD&#10;OlTrorhX2lFEilmcO2RdNtjC5xDF9pCuTyYBB5bi6bQ4syoJ3g9WQ0ymaiLzg5KdCXlKLjvcW893&#10;SUOqXwnz5DrgnHtJTxOsQfEKIT7DmDSUCaxw7Rqn8787ZsmRM9e2VmPeBN4uqYvTtW7jvijg9N/y&#10;JsXecLq0q+WD6m8AAAD//wMAUEsDBBQABgAIAAAAIQA4/SH/1gAAAJQBAAALAAAAX3JlbHMvLnJl&#10;bHOkkMFqwzAMhu+DvYPRfXGawxijTi+j0GvpHsDYimMaW0Yy2fr2M4PBMnrbUb/Q94l/f/hMi1qR&#10;JVI2sOt6UJgd+ZiDgffL8ekFlFSbvV0oo4EbChzGx4f9GRdb25HMsYhqlCwG5lrLq9biZkxWOiqY&#10;22YiTra2kYMu1l1tQD30/bPm3wwYN0x18gb45AdQl1tp5j/sFB2T0FQ7R0nTNEV3j6o9feQzro1i&#10;OWA14Fm+Q8a1a8+Bvu/d/dMb2JY5uiPbhG/ktn4cqGU/er3pcvwCAAD//wMAUEsDBBQABgAIAAAA&#10;IQDRPVOg2gEAAJgDAAAOAAAAZHJzL2Uyb0RvYy54bWysU9tu2zAMfR+wfxD0vtjOsLYw4hRdiw4D&#10;ugvQ9QMUWbaF2aJGKrGzrx8lx+nWvQ17EShSOjrnkNpcT0MvDgbJgqtkscqlME5DbV1byadv92+u&#10;pKCgXK16cKaSR0Pyevv61Wb0pVlDB31tUDCIo3L0lexC8GWWke7MoGgF3jguNoCDCrzFNqtRjYw+&#10;9Nk6zy+yEbD2CNoQcfZuLsptwm8ao8OXpiETRF9J5hbSimndxTXbblTZovKd1Sca6h9YDMo6fvQM&#10;daeCEnu0f0ENViMQNGGlYcigaaw2SQOrKfIXah475U3SwuaQP9tE/w9Wfz48+q8owvQeJm5gEkH+&#10;AfR3Eg5uO+Vac4MIY2dUzQ8X0bJs9FSerkarqaQIshs/Qc1NVvsACWhqcIiusE7B6NyA49l0MwWh&#10;OXm5Lt5ecEVzaX2ZvytSUzJVLpc9UvhgYBAxqCRyTxO4OjxQiGRUuRyJbzm4t32f+tq7PxJ8MGYS&#10;+ch3Zh6m3SRszcquorQoZgf1keUgzOPC481BB/hTipFHpZL0Y6/QSNF/dGxJnKslwCXYLYFymq9W&#10;Mkgxh7dhnr+9R9t2jDyb7uCGbWtskvTM4sSX25+UnkY1ztfv+3Tq+UNtfwEAAP//AwBQSwMEFAAG&#10;AAgAAAAhAIgsC+feAAAACQEAAA8AAABkcnMvZG93bnJldi54bWxMj8FOwzAQRO9I/IO1SNxau6iY&#10;ksapKgQnJEQaDhydeJtYjdchdtvw97gnetzZ0cybfDO5np1wDNaTgsVcAENqvLHUKviq3mYrYCFq&#10;Mrr3hAp+McCmuL3JdWb8mUo87WLLUgiFTCvoYhwyzkPTodNh7gek9Nv70emYzrHlZtTnFO56/iCE&#10;5E5bSg2dHvClw+awOzoF228qX+3PR/1Z7ktbVc+C3uVBqfu7absGFnGK/2a44Cd0KBJT7Y9kAusV&#10;PMpEHhXMlisJ7GJ4EktgdVKkAF7k/HpB8QcAAP//AwBQSwECLQAUAAYACAAAACEAtoM4kv4AAADh&#10;AQAAEwAAAAAAAAAAAAAAAAAAAAAAW0NvbnRlbnRfVHlwZXNdLnhtbFBLAQItABQABgAIAAAAIQA4&#10;/SH/1gAAAJQBAAALAAAAAAAAAAAAAAAAAC8BAABfcmVscy8ucmVsc1BLAQItABQABgAIAAAAIQDR&#10;PVOg2gEAAJgDAAAOAAAAAAAAAAAAAAAAAC4CAABkcnMvZTJvRG9jLnhtbFBLAQItABQABgAIAAAA&#10;IQCILAvn3gAAAAkBAAAPAAAAAAAAAAAAAAAAADQEAABkcnMvZG93bnJldi54bWxQSwUGAAAAAAQA&#10;BADzAAAAPwUAAAAA&#10;" filled="f" stroked="f">
+            <v:shape w14:anchorId="58D87D3E" id="Поле 32" o:spid="_x0000_s1044" type="#_x0000_t202" style="position:absolute;left:0;text-align:left;margin-left:28.4pt;margin-top:-24.3pt;width:56.8pt;height:21.3pt;z-index:251707392;visibility:visible;mso-wrap-style:square;mso-width-percent:0;mso-height-percent:0;mso-wrap-distance-left:9pt;mso-wrap-distance-top:0;mso-wrap-distance-right:9pt;mso-wrap-distance-bottom:0;mso-position-horizontal:absolute;mso-position-horizontal-relative:text;mso-position-vertical:absolute;mso-position-vertical-relative:text;mso-width-percent:0;mso-height-percent:0;mso-width-relative:page;mso-height-relative:page;v-text-anchor:top" o:gfxdata="UEsDBBQABgAIAAAAIQC2gziS/gAAAOEBAAATAAAAW0NvbnRlbnRfVHlwZXNdLnhtbJSRQU7DMBBF&#10;90jcwfIWJU67QAgl6YK0S0CoHGBkTxKLZGx5TGhvj5O2G0SRWNoz/78nu9wcxkFMGNg6quQqL6RA&#10;0s5Y6ir5vt9lD1JwBDIwOMJKHpHlpr69KfdHjyxSmriSfYz+USnWPY7AufNIadK6MEJMx9ApD/oD&#10;OlTrorhX2lFEilmcO2RdNtjC5xDF9pCuTyYBB5bi6bQ4syoJ3g9WQ0ymaiLzg5KdCXlKLjvcW893&#10;SUOqXwnz5DrgnHtJTxOsQfEKIT7DmDSUCaxw7Rqn8787ZsmRM9e2VmPeBN4uqYvTtW7jvijg9N/y&#10;JsXecLq0q+WD6m8AAAD//wMAUEsDBBQABgAIAAAAIQA4/SH/1gAAAJQBAAALAAAAX3JlbHMvLnJl&#10;bHOkkMFqwzAMhu+DvYPRfXGawxijTi+j0GvpHsDYimMaW0Yy2fr2M4PBMnrbUb/Q94l/f/hMi1qR&#10;JVI2sOt6UJgd+ZiDgffL8ekFlFSbvV0oo4EbChzGx4f9GRdb25HMsYhqlCwG5lrLq9biZkxWOiqY&#10;22YiTra2kYMu1l1tQD30/bPm3wwYN0x18gb45AdQl1tp5j/sFB2T0FQ7R0nTNEV3j6o9feQzro1i&#10;OWA14Fm+Q8a1a8+Bvu/d/dMb2JY5uiPbhG/ktn4cqGU/er3pcvwCAAD//wMAUEsDBBQABgAIAAAA&#10;IQDRPVOg2gEAAJgDAAAOAAAAZHJzL2Uyb0RvYy54bWysU9tu2zAMfR+wfxD0vtjOsLYw4hRdiw4D&#10;ugvQ9QMUWbaF2aJGKrGzrx8lx+nWvQ17EShSOjrnkNpcT0MvDgbJgqtkscqlME5DbV1byadv92+u&#10;pKCgXK16cKaSR0Pyevv61Wb0pVlDB31tUDCIo3L0lexC8GWWke7MoGgF3jguNoCDCrzFNqtRjYw+&#10;9Nk6zy+yEbD2CNoQcfZuLsptwm8ao8OXpiETRF9J5hbSimndxTXbblTZovKd1Sca6h9YDMo6fvQM&#10;daeCEnu0f0ENViMQNGGlYcigaaw2SQOrKfIXah475U3SwuaQP9tE/w9Wfz48+q8owvQeJm5gEkH+&#10;AfR3Eg5uO+Vac4MIY2dUzQ8X0bJs9FSerkarqaQIshs/Qc1NVvsACWhqcIiusE7B6NyA49l0MwWh&#10;OXm5Lt5ecEVzaX2ZvytSUzJVLpc9UvhgYBAxqCRyTxO4OjxQiGRUuRyJbzm4t32f+tq7PxJ8MGYS&#10;+ch3Zh6m3SRszcquorQoZgf1keUgzOPC481BB/hTipFHpZL0Y6/QSNF/dGxJnKslwCXYLYFymq9W&#10;Mkgxh7dhnr+9R9t2jDyb7uCGbWtskvTM4sSX25+UnkY1ztfv+3Tq+UNtfwEAAP//AwBQSwMEFAAG&#10;AAgAAAAhAIgsC+feAAAACQEAAA8AAABkcnMvZG93bnJldi54bWxMj8FOwzAQRO9I/IO1SNxau6iY&#10;ksapKgQnJEQaDhydeJtYjdchdtvw97gnetzZ0cybfDO5np1wDNaTgsVcAENqvLHUKviq3mYrYCFq&#10;Mrr3hAp+McCmuL3JdWb8mUo87WLLUgiFTCvoYhwyzkPTodNh7gek9Nv70emYzrHlZtTnFO56/iCE&#10;5E5bSg2dHvClw+awOzoF228qX+3PR/1Z7ktbVc+C3uVBqfu7absGFnGK/2a44Cd0KBJT7Y9kAusV&#10;PMpEHhXMlisJ7GJ4EktgdVKkAF7k/HpB8QcAAP//AwBQSwECLQAUAAYACAAAACEAtoM4kv4AAADh&#10;AQAAEwAAAAAAAAAAAAAAAAAAAAAAW0NvbnRlbnRfVHlwZXNdLnhtbFBLAQItABQABgAIAAAAIQA4&#10;/SH/1gAAAJQBAAALAAAAAAAAAAAAAAAAAC8BAABfcmVscy8ucmVsc1BLAQItABQABgAIAAAAIQDR&#10;PVOg2gEAAJgDAAAOAAAAAAAAAAAAAAAAAC4CAABkcnMvZTJvRG9jLnhtbFBLAQItABQABgAIAAAA&#10;IQCILAvn3gAAAAkBAAAPAAAAAAAAAAAAAAAAADQEAABkcnMvZG93bnJldi54bWxQSwUGAAAAAAQA&#10;BADzAAAAPwUAAAAA&#10;" filled="f" stroked="f">
               <v:textbox inset="0,0,0,0">
                 <w:txbxContent>
                   <w:p>
@@ -4746,7 +4427,7 @@
         </mc:Choice>
         <mc:Fallback>
           <w:pict>
-            <v:shape w14:anchorId="16228A8E" id="Поле 31" o:spid="_x0000_s1045" type="#_x0000_t202" style="position:absolute;margin-left:28.4pt;margin-top:-10.25pt;width:56.8pt;height:21.3pt;z-index:251708416;visibility:visible;mso-wrap-style:square;mso-width-percent:0;mso-height-percent:0;mso-wrap-distance-left:9pt;mso-wrap-distance-top:0;mso-wrap-distance-right:9pt;mso-wrap-distance-bottom:0;mso-position-horizontal:absolute;mso-position-horizontal-relative:text;mso-position-vertical:absolute;mso-position-vertical-relative:text;mso-width-percent:0;mso-height-percent:0;mso-width-relative:page;mso-height-relative:page;v-text-anchor:top" o:gfxdata="UEsDBBQABgAIAAAAIQC2gziS/gAAAOEBAAATAAAAW0NvbnRlbnRfVHlwZXNdLnhtbJSRQU7DMBBF&#10;90jcwfIWJU67QAgl6YK0S0CoHGBkTxKLZGx5TGhvj5O2G0SRWNoz/78nu9wcxkFMGNg6quQqL6RA&#10;0s5Y6ir5vt9lD1JwBDIwOMJKHpHlpr69KfdHjyxSmriSfYz+USnWPY7AufNIadK6MEJMx9ApD/oD&#10;OlTrorhX2lFEilmcO2RdNtjC5xDF9pCuTyYBB5bi6bQ4syoJ3g9WQ0ymaiLzg5KdCXlKLjvcW893&#10;SUOqXwnz5DrgnHtJTxOsQfEKIT7DmDSUCaxw7Rqn8787ZsmRM9e2VmPeBN4uqYvTtW7jvijg9N/y&#10;JsXecLq0q+WD6m8AAAD//wMAUEsDBBQABgAIAAAAIQA4/SH/1gAAAJQBAAALAAAAX3JlbHMvLnJl&#10;bHOkkMFqwzAMhu+DvYPRfXGawxijTi+j0GvpHsDYimMaW0Yy2fr2M4PBMnrbUb/Q94l/f/hMi1qR&#10;JVI2sOt6UJgd+ZiDgffL8ekFlFSbvV0oo4EbChzGx4f9GRdb25HMsYhqlCwG5lrLq9biZkxWOiqY&#10;22YiTra2kYMu1l1tQD30/bPm3wwYN0x18gb45AdQl1tp5j/sFB2T0FQ7R0nTNEV3j6o9feQzro1i&#10;OWA14Fm+Q8a1a8+Bvu/d/dMb2JY5uiPbhG/ktn4cqGU/er3pcvwCAAD//wMAUEsDBBQABgAIAAAA&#10;IQBiz/n12gEAAJgDAAAOAAAAZHJzL2Uyb0RvYy54bWysU9tu1DAQfUfiHyy/s9ksooVos1VpVYRU&#10;LlLhAxzHSSwSj5nxbrJ8PWNnswX6VvFijWfs43POjLdX09CLg0Gy4EqZr9ZSGKehtq4t5fdvd6/e&#10;SkFBuVr14Ewpj4bk1e7li+3oC7OBDvraoGAQR8XoS9mF4IssI92ZQdEKvHFcbAAHFXiLbVajGhl9&#10;6LPNen2RjYC1R9CGiLO3c1HuEn7TGB2+NA2ZIPpSMreQVkxrFddst1VFi8p3Vp9oqGewGJR1/OgZ&#10;6lYFJfZon0ANViMQNGGlYcigaaw2SQOrydf/qHnolDdJC5tD/mwT/T9Y/fnw4L+iCNN7mLiBSQT5&#10;e9A/SDi46ZRrzTUijJ1RNT+cR8uy0VNxuhqtpoIiSDV+gpqbrPYBEtDU4BBdYZ2C0bkBx7PpZgpC&#10;c/Jyk7++4Irm0uZy/SZPTclUsVz2SOGDgUHEoJTIPU3g6nBPIZJRxXIkvuXgzvZ96mvv/krwwZhJ&#10;5CPfmXmYqknYmpW9i9KimArqI8tBmMeFx5uDDvCXFCOPSinp516hkaL/6NiSOFdLgEtQLYFymq+W&#10;Mkgxhzdhnr+9R9t2jDyb7uCabWtskvTI4sSX25+UnkY1ztef+3Tq8UPtfgMAAP//AwBQSwMEFAAG&#10;AAgAAAAhAAUMY1reAAAACQEAAA8AAABkcnMvZG93bnJldi54bWxMj8FOwzAQRO9I/IO1SNxauxEN&#10;ELKpKgQnJEQaDhydZJtYjdchdtvw97gnOI5mNPMm38x2ECeavHGMsFoqEMSNaw13CJ/V6+IBhA+a&#10;Wz04JoQf8rAprq9ynbXuzCWddqETsYR9phH6EMZMSt/0ZLVfupE4ens3WR2inDrZTvocy+0gE6VS&#10;abXhuNDrkZ57ag67o0XYfnH5Yr7f649yX5qqelT8lh4Qb2/m7ROIQHP4C8MFP6JDEZlqd+TWiwFh&#10;nUbygLBI1BrEJXCv7kDUCEmyAlnk8v+D4hcAAP//AwBQSwECLQAUAAYACAAAACEAtoM4kv4AAADh&#10;AQAAEwAAAAAAAAAAAAAAAAAAAAAAW0NvbnRlbnRfVHlwZXNdLnhtbFBLAQItABQABgAIAAAAIQA4&#10;/SH/1gAAAJQBAAALAAAAAAAAAAAAAAAAAC8BAABfcmVscy8ucmVsc1BLAQItABQABgAIAAAAIQBi&#10;z/n12gEAAJgDAAAOAAAAAAAAAAAAAAAAAC4CAABkcnMvZTJvRG9jLnhtbFBLAQItABQABgAIAAAA&#10;IQAFDGNa3gAAAAkBAAAPAAAAAAAAAAAAAAAAADQEAABkcnMvZG93bnJldi54bWxQSwUGAAAAAAQA&#10;BADzAAAAPwUAAAAA&#10;" filled="f" stroked="f">
+            <v:shape w14:anchorId="16228A8E" id="Поле 31" o:spid="_x0000_s1045" type="#_x0000_t202" style="position:absolute;left:0;text-align:left;margin-left:28.4pt;margin-top:-10.25pt;width:56.8pt;height:21.3pt;z-index:251708416;visibility:visible;mso-wrap-style:square;mso-width-percent:0;mso-height-percent:0;mso-wrap-distance-left:9pt;mso-wrap-distance-top:0;mso-wrap-distance-right:9pt;mso-wrap-distance-bottom:0;mso-position-horizontal:absolute;mso-position-horizontal-relative:text;mso-position-vertical:absolute;mso-position-vertical-relative:text;mso-width-percent:0;mso-height-percent:0;mso-width-relative:page;mso-height-relative:page;v-text-anchor:top" o:gfxdata="UEsDBBQABgAIAAAAIQC2gziS/gAAAOEBAAATAAAAW0NvbnRlbnRfVHlwZXNdLnhtbJSRQU7DMBBF&#10;90jcwfIWJU67QAgl6YK0S0CoHGBkTxKLZGx5TGhvj5O2G0SRWNoz/78nu9wcxkFMGNg6quQqL6RA&#10;0s5Y6ir5vt9lD1JwBDIwOMJKHpHlpr69KfdHjyxSmriSfYz+USnWPY7AufNIadK6MEJMx9ApD/oD&#10;OlTrorhX2lFEilmcO2RdNtjC5xDF9pCuTyYBB5bi6bQ4syoJ3g9WQ0ymaiLzg5KdCXlKLjvcW893&#10;SUOqXwnz5DrgnHtJTxOsQfEKIT7DmDSUCaxw7Rqn8787ZsmRM9e2VmPeBN4uqYvTtW7jvijg9N/y&#10;JsXecLq0q+WD6m8AAAD//wMAUEsDBBQABgAIAAAAIQA4/SH/1gAAAJQBAAALAAAAX3JlbHMvLnJl&#10;bHOkkMFqwzAMhu+DvYPRfXGawxijTi+j0GvpHsDYimMaW0Yy2fr2M4PBMnrbUb/Q94l/f/hMi1qR&#10;JVI2sOt6UJgd+ZiDgffL8ekFlFSbvV0oo4EbChzGx4f9GRdb25HMsYhqlCwG5lrLq9biZkxWOiqY&#10;22YiTra2kYMu1l1tQD30/bPm3wwYN0x18gb45AdQl1tp5j/sFB2T0FQ7R0nTNEV3j6o9feQzro1i&#10;OWA14Fm+Q8a1a8+Bvu/d/dMb2JY5uiPbhG/ktn4cqGU/er3pcvwCAAD//wMAUEsDBBQABgAIAAAA&#10;IQBiz/n12gEAAJgDAAAOAAAAZHJzL2Uyb0RvYy54bWysU9tu1DAQfUfiHyy/s9ksooVos1VpVYRU&#10;LlLhAxzHSSwSj5nxbrJ8PWNnswX6VvFijWfs43POjLdX09CLg0Gy4EqZr9ZSGKehtq4t5fdvd6/e&#10;SkFBuVr14Ewpj4bk1e7li+3oC7OBDvraoGAQR8XoS9mF4IssI92ZQdEKvHFcbAAHFXiLbVajGhl9&#10;6LPNen2RjYC1R9CGiLO3c1HuEn7TGB2+NA2ZIPpSMreQVkxrFddst1VFi8p3Vp9oqGewGJR1/OgZ&#10;6lYFJfZon0ANViMQNGGlYcigaaw2SQOrydf/qHnolDdJC5tD/mwT/T9Y/fnw4L+iCNN7mLiBSQT5&#10;e9A/SDi46ZRrzTUijJ1RNT+cR8uy0VNxuhqtpoIiSDV+gpqbrPYBEtDU4BBdYZ2C0bkBx7PpZgpC&#10;c/Jyk7++4Irm0uZy/SZPTclUsVz2SOGDgUHEoJTIPU3g6nBPIZJRxXIkvuXgzvZ96mvv/krwwZhJ&#10;5CPfmXmYqknYmpW9i9KimArqI8tBmMeFx5uDDvCXFCOPSinp516hkaL/6NiSOFdLgEtQLYFymq+W&#10;Mkgxhzdhnr+9R9t2jDyb7uCabWtskvTI4sSX25+UnkY1ztef+3Tq8UPtfgMAAP//AwBQSwMEFAAG&#10;AAgAAAAhAAUMY1reAAAACQEAAA8AAABkcnMvZG93bnJldi54bWxMj8FOwzAQRO9I/IO1SNxauxEN&#10;ELKpKgQnJEQaDhydZJtYjdchdtvw97gnOI5mNPMm38x2ECeavHGMsFoqEMSNaw13CJ/V6+IBhA+a&#10;Wz04JoQf8rAprq9ynbXuzCWddqETsYR9phH6EMZMSt/0ZLVfupE4ens3WR2inDrZTvocy+0gE6VS&#10;abXhuNDrkZ57ag67o0XYfnH5Yr7f649yX5qqelT8lh4Qb2/m7ROIQHP4C8MFP6JDEZlqd+TWiwFh&#10;nUbygLBI1BrEJXCv7kDUCEmyAlnk8v+D4hcAAP//AwBQSwECLQAUAAYACAAAACEAtoM4kv4AAADh&#10;AQAAEwAAAAAAAAAAAAAAAAAAAAAAW0NvbnRlbnRfVHlwZXNdLnhtbFBLAQItABQABgAIAAAAIQA4&#10;/SH/1gAAAJQBAAALAAAAAAAAAAAAAAAAAC8BAABfcmVscy8ucmVsc1BLAQItABQABgAIAAAAIQBi&#10;z/n12gEAAJgDAAAOAAAAAAAAAAAAAAAAAC4CAABkcnMvZTJvRG9jLnhtbFBLAQItABQABgAIAAAA&#10;IQAFDGNa3gAAAAkBAAAPAAAAAAAAAAAAAAAAADQEAABkcnMvZG93bnJldi54bWxQSwUGAAAAAAQA&#10;BADzAAAAPwUAAAAA&#10;" filled="f" stroked="f">
               <v:textbox inset="0,0,0,0">
                 <w:txbxContent>
                   <w:p>
@@ -4912,7 +4593,7 @@
         </mc:Choice>
         <mc:Fallback>
           <w:pict>
-            <v:shape w14:anchorId="575F2F5B" id="Поле 30" o:spid="_x0000_s1046" type="#_x0000_t202" style="position:absolute;margin-left:156.2pt;margin-top:-1.35pt;width:190.4pt;height:31.25pt;z-index:251714560;visibility:visible;mso-wrap-style:square;mso-width-percent:0;mso-height-percent:0;mso-wrap-distance-left:9pt;mso-wrap-distance-top:0;mso-wrap-distance-right:9pt;mso-wrap-distance-bottom:0;mso-position-horizontal:absolute;mso-position-horizontal-relative:text;mso-position-vertical:absolute;mso-position-vertical-relative:text;mso-width-percent:0;mso-height-percent:0;mso-width-relative:page;mso-height-relative:page;v-text-anchor:top" o:gfxdata="UEsDBBQABgAIAAAAIQC2gziS/gAAAOEBAAATAAAAW0NvbnRlbnRfVHlwZXNdLnhtbJSRQU7DMBBF&#10;90jcwfIWJU67QAgl6YK0S0CoHGBkTxKLZGx5TGhvj5O2G0SRWNoz/78nu9wcxkFMGNg6quQqL6RA&#10;0s5Y6ir5vt9lD1JwBDIwOMJKHpHlpr69KfdHjyxSmriSfYz+USnWPY7AufNIadK6MEJMx9ApD/oD&#10;OlTrorhX2lFEilmcO2RdNtjC5xDF9pCuTyYBB5bi6bQ4syoJ3g9WQ0ymaiLzg5KdCXlKLjvcW893&#10;SUOqXwnz5DrgnHtJTxOsQfEKIT7DmDSUCaxw7Rqn8787ZsmRM9e2VmPeBN4uqYvTtW7jvijg9N/y&#10;JsXecLq0q+WD6m8AAAD//wMAUEsDBBQABgAIAAAAIQA4/SH/1gAAAJQBAAALAAAAX3JlbHMvLnJl&#10;bHOkkMFqwzAMhu+DvYPRfXGawxijTi+j0GvpHsDYimMaW0Yy2fr2M4PBMnrbUb/Q94l/f/hMi1qR&#10;JVI2sOt6UJgd+ZiDgffL8ekFlFSbvV0oo4EbChzGx4f9GRdb25HMsYhqlCwG5lrLq9biZkxWOiqY&#10;22YiTra2kYMu1l1tQD30/bPm3wwYN0x18gb45AdQl1tp5j/sFB2T0FQ7R0nTNEV3j6o9feQzro1i&#10;OWA14Fm+Q8a1a8+Bvu/d/dMb2JY5uiPbhG/ktn4cqGU/er3pcvwCAAD//wMAUEsDBBQABgAIAAAA&#10;IQB4n5Jo2gEAAJkDAAAOAAAAZHJzL2Uyb0RvYy54bWysU1Fv0zAQfkfiP1h+p0kLjBI1ncamIaQx&#10;kMZ+wMVxGovEZ85uk/LrOTtNB+wN8WJd7uzvvu+7y+Zy7Dtx0OQN2lIuF7kU2iqsjd2V8vHb7au1&#10;FD6AraFDq0t51F5ebl++2Ayu0Ctssas1CQaxvhhcKdsQXJFlXrW6B79Apy0XG6QeAn/SLqsJBkbv&#10;u2yV5xfZgFQ7QqW95+zNVJTbhN80WoUvTeN1EF0pmVtIJ6Wzime23UCxI3CtUSca8A8sejCWm56h&#10;biCA2JN5BtUbReixCQuFfYZNY5ROGljNMv9LzUMLTictbI53Z5v8/4NV94cH95VEGD/gyANMIry7&#10;Q/XdC4vXLdidviLCodVQc+NltCwbnC9OT6PVvvARpBo+Y81Dhn3ABDQ21EdXWKdgdB7A8Wy6HoNQ&#10;nFy9Wa7zNZcU116/v1i/e5taQDG/duTDR429iEEpiYea0OFw50NkA8V8JTazeGu6Lg22s38k+GLM&#10;JPaR8EQ9jNUoTM1M0jpENRXWR9ZDOO0L7zcHLdJPKQbelVL6H3sgLUX3ybIncbHmgOagmgOwip+W&#10;MkgxhddhWsC9I7NrGXly3eIV+9aYJOmJxYkvzz8pPe1qXLDfv9Otpz9q+wsAAP//AwBQSwMEFAAG&#10;AAgAAAAhALo6zX3gAAAACQEAAA8AAABkcnMvZG93bnJldi54bWxMj0FPg0AQhe8m/ofNmHhrl1LF&#10;ggxNY/RkYqR48LiwUyBlZ5HdtvjvXU96nLwv732Tb2cziDNNrreMsFpGIIgbq3tuET6ql8UGhPOK&#10;tRosE8I3OdgW11e5yrS9cEnnvW9FKGGXKYTO+zGT0jUdGeWWdiQO2cFORvlwTq3Uk7qEcjPIOIoS&#10;aVTPYaFTIz111Bz3J4Ow++Tyuf96q9/LQ9lXVRrxa3JEvL2Zd48gPM3+D4Zf/aAORXCq7Ym1EwPC&#10;ehXfBRRhET+ACECSrmMQNcJ9ugFZ5PL/B8UPAAAA//8DAFBLAQItABQABgAIAAAAIQC2gziS/gAA&#10;AOEBAAATAAAAAAAAAAAAAAAAAAAAAABbQ29udGVudF9UeXBlc10ueG1sUEsBAi0AFAAGAAgAAAAh&#10;ADj9If/WAAAAlAEAAAsAAAAAAAAAAAAAAAAALwEAAF9yZWxzLy5yZWxzUEsBAi0AFAAGAAgAAAAh&#10;AHifkmjaAQAAmQMAAA4AAAAAAAAAAAAAAAAALgIAAGRycy9lMm9Eb2MueG1sUEsBAi0AFAAGAAgA&#10;AAAhALo6zX3gAAAACQEAAA8AAAAAAAAAAAAAAAAANAQAAGRycy9kb3ducmV2LnhtbFBLBQYAAAAA&#10;BAAEAPMAAABBBQAAAAA=&#10;" filled="f" stroked="f">
+            <v:shape w14:anchorId="575F2F5B" id="Поле 30" o:spid="_x0000_s1046" type="#_x0000_t202" style="position:absolute;left:0;text-align:left;margin-left:156.2pt;margin-top:-1.35pt;width:190.4pt;height:31.25pt;z-index:251714560;visibility:visible;mso-wrap-style:square;mso-width-percent:0;mso-height-percent:0;mso-wrap-distance-left:9pt;mso-wrap-distance-top:0;mso-wrap-distance-right:9pt;mso-wrap-distance-bottom:0;mso-position-horizontal:absolute;mso-position-horizontal-relative:text;mso-position-vertical:absolute;mso-position-vertical-relative:text;mso-width-percent:0;mso-height-percent:0;mso-width-relative:page;mso-height-relative:page;v-text-anchor:top" o:gfxdata="UEsDBBQABgAIAAAAIQC2gziS/gAAAOEBAAATAAAAW0NvbnRlbnRfVHlwZXNdLnhtbJSRQU7DMBBF&#10;90jcwfIWJU67QAgl6YK0S0CoHGBkTxKLZGx5TGhvj5O2G0SRWNoz/78nu9wcxkFMGNg6quQqL6RA&#10;0s5Y6ir5vt9lD1JwBDIwOMJKHpHlpr69KfdHjyxSmriSfYz+USnWPY7AufNIadK6MEJMx9ApD/oD&#10;OlTrorhX2lFEilmcO2RdNtjC5xDF9pCuTyYBB5bi6bQ4syoJ3g9WQ0ymaiLzg5KdCXlKLjvcW893&#10;SUOqXwnz5DrgnHtJTxOsQfEKIT7DmDSUCaxw7Rqn8787ZsmRM9e2VmPeBN4uqYvTtW7jvijg9N/y&#10;JsXecLq0q+WD6m8AAAD//wMAUEsDBBQABgAIAAAAIQA4/SH/1gAAAJQBAAALAAAAX3JlbHMvLnJl&#10;bHOkkMFqwzAMhu+DvYPRfXGawxijTi+j0GvpHsDYimMaW0Yy2fr2M4PBMnrbUb/Q94l/f/hMi1qR&#10;JVI2sOt6UJgd+ZiDgffL8ekFlFSbvV0oo4EbChzGx4f9GRdb25HMsYhqlCwG5lrLq9biZkxWOiqY&#10;22YiTra2kYMu1l1tQD30/bPm3wwYN0x18gb45AdQl1tp5j/sFB2T0FQ7R0nTNEV3j6o9feQzro1i&#10;OWA14Fm+Q8a1a8+Bvu/d/dMb2JY5uiPbhG/ktn4cqGU/er3pcvwCAAD//wMAUEsDBBQABgAIAAAA&#10;IQB4n5Jo2gEAAJkDAAAOAAAAZHJzL2Uyb0RvYy54bWysU1Fv0zAQfkfiP1h+p0kLjBI1ncamIaQx&#10;kMZ+wMVxGovEZ85uk/LrOTtNB+wN8WJd7uzvvu+7y+Zy7Dtx0OQN2lIuF7kU2iqsjd2V8vHb7au1&#10;FD6AraFDq0t51F5ebl++2Ayu0Ctssas1CQaxvhhcKdsQXJFlXrW6B79Apy0XG6QeAn/SLqsJBkbv&#10;u2yV5xfZgFQ7QqW95+zNVJTbhN80WoUvTeN1EF0pmVtIJ6Wzime23UCxI3CtUSca8A8sejCWm56h&#10;biCA2JN5BtUbReixCQuFfYZNY5ROGljNMv9LzUMLTictbI53Z5v8/4NV94cH95VEGD/gyANMIry7&#10;Q/XdC4vXLdidviLCodVQc+NltCwbnC9OT6PVvvARpBo+Y81Dhn3ABDQ21EdXWKdgdB7A8Wy6HoNQ&#10;nFy9Wa7zNZcU116/v1i/e5taQDG/duTDR429iEEpiYea0OFw50NkA8V8JTazeGu6Lg22s38k+GLM&#10;JPaR8EQ9jNUoTM1M0jpENRXWR9ZDOO0L7zcHLdJPKQbelVL6H3sgLUX3ybIncbHmgOagmgOwip+W&#10;MkgxhddhWsC9I7NrGXly3eIV+9aYJOmJxYkvzz8pPe1qXLDfv9Otpz9q+wsAAP//AwBQSwMEFAAG&#10;AAgAAAAhALo6zX3gAAAACQEAAA8AAABkcnMvZG93bnJldi54bWxMj0FPg0AQhe8m/ofNmHhrl1LF&#10;ggxNY/RkYqR48LiwUyBlZ5HdtvjvXU96nLwv732Tb2cziDNNrreMsFpGIIgbq3tuET6ql8UGhPOK&#10;tRosE8I3OdgW11e5yrS9cEnnvW9FKGGXKYTO+zGT0jUdGeWWdiQO2cFORvlwTq3Uk7qEcjPIOIoS&#10;aVTPYaFTIz111Bz3J4Ow++Tyuf96q9/LQ9lXVRrxa3JEvL2Zd48gPM3+D4Zf/aAORXCq7Ym1EwPC&#10;ehXfBRRhET+ACECSrmMQNcJ9ugFZ5PL/B8UPAAAA//8DAFBLAQItABQABgAIAAAAIQC2gziS/gAA&#10;AOEBAAATAAAAAAAAAAAAAAAAAAAAAABbQ29udGVudF9UeXBlc10ueG1sUEsBAi0AFAAGAAgAAAAh&#10;ADj9If/WAAAAlAEAAAsAAAAAAAAAAAAAAAAALwEAAF9yZWxzLy5yZWxzUEsBAi0AFAAGAAgAAAAh&#10;AHifkmjaAQAAmQMAAA4AAAAAAAAAAAAAAAAALgIAAGRycy9lMm9Eb2MueG1sUEsBAi0AFAAGAAgA&#10;AAAhALo6zX3gAAAACQEAAA8AAAAAAAAAAAAAAAAANAQAAGRycy9kb3ducmV2LnhtbFBLBQYAAAAA&#10;BAAEAPMAAABBBQAAAAA=&#10;" filled="f" stroked="f">
               <v:textbox inset="0,0,0,0">
                 <w:txbxContent>
                   <w:p>
@@ -5044,7 +4725,7 @@
         </mc:Choice>
         <mc:Fallback>
           <w:pict>
-            <v:shape w14:anchorId="549C4598" id="Поле 29" o:spid="_x0000_s1047" type="#_x0000_t202" style="position:absolute;margin-left:355pt;margin-top:-36.85pt;width:42.6pt;height:28.4pt;z-index:251697152;visibility:visible;mso-wrap-style:square;mso-width-percent:0;mso-height-percent:0;mso-wrap-distance-left:9pt;mso-wrap-distance-top:0;mso-wrap-distance-right:9pt;mso-wrap-distance-bottom:0;mso-position-horizontal:absolute;mso-position-horizontal-relative:text;mso-position-vertical:absolute;mso-position-vertical-relative:text;mso-width-percent:0;mso-height-percent:0;mso-width-relative:page;mso-height-relative:page;v-text-anchor:top" o:gfxdata="UEsDBBQABgAIAAAAIQC2gziS/gAAAOEBAAATAAAAW0NvbnRlbnRfVHlwZXNdLnhtbJSRQU7DMBBF&#10;90jcwfIWJU67QAgl6YK0S0CoHGBkTxKLZGx5TGhvj5O2G0SRWNoz/78nu9wcxkFMGNg6quQqL6RA&#10;0s5Y6ir5vt9lD1JwBDIwOMJKHpHlpr69KfdHjyxSmriSfYz+USnWPY7AufNIadK6MEJMx9ApD/oD&#10;OlTrorhX2lFEilmcO2RdNtjC5xDF9pCuTyYBB5bi6bQ4syoJ3g9WQ0ymaiLzg5KdCXlKLjvcW893&#10;SUOqXwnz5DrgnHtJTxOsQfEKIT7DmDSUCaxw7Rqn8787ZsmRM9e2VmPeBN4uqYvTtW7jvijg9N/y&#10;JsXecLq0q+WD6m8AAAD//wMAUEsDBBQABgAIAAAAIQA4/SH/1gAAAJQBAAALAAAAX3JlbHMvLnJl&#10;bHOkkMFqwzAMhu+DvYPRfXGawxijTi+j0GvpHsDYimMaW0Yy2fr2M4PBMnrbUb/Q94l/f/hMi1qR&#10;JVI2sOt6UJgd+ZiDgffL8ekFlFSbvV0oo4EbChzGx4f9GRdb25HMsYhqlCwG5lrLq9biZkxWOiqY&#10;22YiTra2kYMu1l1tQD30/bPm3wwYN0x18gb45AdQl1tp5j/sFB2T0FQ7R0nTNEV3j6o9feQzro1i&#10;OWA14Fm+Q8a1a8+Bvu/d/dMb2JY5uiPbhG/ktn4cqGU/er3pcvwCAAD//wMAUEsDBBQABgAIAAAA&#10;IQCghdLE2QEAAJgDAAAOAAAAZHJzL2Uyb0RvYy54bWysU9uO0zAQfUfiHyy/06QFqlXUdLXsahHS&#10;AistfIDjOIlF4jEzbpPy9YydpsvlDfFijWfs43POjHfX09CLo0Gy4Eq5XuVSGKehtq4t5dcv96+u&#10;pKCgXK16cKaUJ0Pyev/yxW70hdlAB31tUDCIo2L0pexC8EWWke7MoGgF3jguNoCDCrzFNqtRjYw+&#10;9Nkmz7fZCFh7BG2IOHs3F+U+4TeN0eFz05AJoi8lcwtpxbRWcc32O1W0qHxn9ZmG+gcWg7KOH71A&#10;3amgxAHtX1CD1QgETVhpGDJoGqtN0sBq1vkfap465U3SwuaQv9hE/w9Wfzo++UcUYXoHEzcwiSD/&#10;APobCQe3nXKtuUGEsTOq5ofX0bJs9FScr0arqaAIUo0foeYmq0OABDQ1OERXWKdgdG7A6WK6mYLQ&#10;nHz7Zp1vuKK59Hqbb69SUzJVLJc9UnhvYBAxKCVyTxO4Oj5QiGRUsRyJbzm4t32f+tq73xJ8MGYS&#10;+ch3Zh6mahK2LuUmSYtiKqhPLAdhHhcebw46wB9SjDwqpaTvB4VGiv6DY0viXC0BLkG1BMppvlrK&#10;IMUc3oZ5/g4ebdsx8my6gxu2rbFJ0jOLM19uf1J6HtU4X7/u06nnD7X/CQAA//8DAFBLAwQUAAYA&#10;CAAAACEAku16x+EAAAALAQAADwAAAGRycy9kb3ducmV2LnhtbEyPwU7DMBBE70j8g7VI3Fo7RSQk&#10;xKkqBCckRBoOHJ3YTazG6xC7bfh7lhMcZ2c0+6bcLm5kZzMH61FCshbADHZeW+wlfDQvqwdgISrU&#10;avRoJHybANvq+qpUhfYXrM15H3tGJRgKJWGIcSo4D91gnAprPxkk7+BnpyLJued6VhcqdyPfCJFy&#10;pyzSh0FN5mkw3XF/chJ2n1g/26+39r0+1LZpcoGv6VHK25tl9wgsmiX+heEXn9ChIqbWn1AHNkrI&#10;EkFbooRVdpcBo0SW32+AtXRJ0hx4VfL/G6ofAAAA//8DAFBLAQItABQABgAIAAAAIQC2gziS/gAA&#10;AOEBAAATAAAAAAAAAAAAAAAAAAAAAABbQ29udGVudF9UeXBlc10ueG1sUEsBAi0AFAAGAAgAAAAh&#10;ADj9If/WAAAAlAEAAAsAAAAAAAAAAAAAAAAALwEAAF9yZWxzLy5yZWxzUEsBAi0AFAAGAAgAAAAh&#10;AKCF0sTZAQAAmAMAAA4AAAAAAAAAAAAAAAAALgIAAGRycy9lMm9Eb2MueG1sUEsBAi0AFAAGAAgA&#10;AAAhAJLtesfhAAAACwEAAA8AAAAAAAAAAAAAAAAAMwQAAGRycy9kb3ducmV2LnhtbFBLBQYAAAAA&#10;BAAEAPMAAABBBQAAAAA=&#10;" filled="f" stroked="f">
+            <v:shape w14:anchorId="549C4598" id="Поле 29" o:spid="_x0000_s1047" type="#_x0000_t202" style="position:absolute;left:0;text-align:left;margin-left:355pt;margin-top:-36.85pt;width:42.6pt;height:28.4pt;z-index:251697152;visibility:visible;mso-wrap-style:square;mso-width-percent:0;mso-height-percent:0;mso-wrap-distance-left:9pt;mso-wrap-distance-top:0;mso-wrap-distance-right:9pt;mso-wrap-distance-bottom:0;mso-position-horizontal:absolute;mso-position-horizontal-relative:text;mso-position-vertical:absolute;mso-position-vertical-relative:text;mso-width-percent:0;mso-height-percent:0;mso-width-relative:page;mso-height-relative:page;v-text-anchor:top" o:gfxdata="UEsDBBQABgAIAAAAIQC2gziS/gAAAOEBAAATAAAAW0NvbnRlbnRfVHlwZXNdLnhtbJSRQU7DMBBF&#10;90jcwfIWJU67QAgl6YK0S0CoHGBkTxKLZGx5TGhvj5O2G0SRWNoz/78nu9wcxkFMGNg6quQqL6RA&#10;0s5Y6ir5vt9lD1JwBDIwOMJKHpHlpr69KfdHjyxSmriSfYz+USnWPY7AufNIadK6MEJMx9ApD/oD&#10;OlTrorhX2lFEilmcO2RdNtjC5xDF9pCuTyYBB5bi6bQ4syoJ3g9WQ0ymaiLzg5KdCXlKLjvcW893&#10;SUOqXwnz5DrgnHtJTxOsQfEKIT7DmDSUCaxw7Rqn8787ZsmRM9e2VmPeBN4uqYvTtW7jvijg9N/y&#10;JsXecLq0q+WD6m8AAAD//wMAUEsDBBQABgAIAAAAIQA4/SH/1gAAAJQBAAALAAAAX3JlbHMvLnJl&#10;bHOkkMFqwzAMhu+DvYPRfXGawxijTi+j0GvpHsDYimMaW0Yy2fr2M4PBMnrbUb/Q94l/f/hMi1qR&#10;JVI2sOt6UJgd+ZiDgffL8ekFlFSbvV0oo4EbChzGx4f9GRdb25HMsYhqlCwG5lrLq9biZkxWOiqY&#10;22YiTra2kYMu1l1tQD30/bPm3wwYN0x18gb45AdQl1tp5j/sFB2T0FQ7R0nTNEV3j6o9feQzro1i&#10;OWA14Fm+Q8a1a8+Bvu/d/dMb2JY5uiPbhG/ktn4cqGU/er3pcvwCAAD//wMAUEsDBBQABgAIAAAA&#10;IQCghdLE2QEAAJgDAAAOAAAAZHJzL2Uyb0RvYy54bWysU9uO0zAQfUfiHyy/06QFqlXUdLXsahHS&#10;AistfIDjOIlF4jEzbpPy9YydpsvlDfFijWfs43POjHfX09CLo0Gy4Eq5XuVSGKehtq4t5dcv96+u&#10;pKCgXK16cKaUJ0Pyev/yxW70hdlAB31tUDCIo2L0pexC8EWWke7MoGgF3jguNoCDCrzFNqtRjYw+&#10;9Nkmz7fZCFh7BG2IOHs3F+U+4TeN0eFz05AJoi8lcwtpxbRWcc32O1W0qHxn9ZmG+gcWg7KOH71A&#10;3amgxAHtX1CD1QgETVhpGDJoGqtN0sBq1vkfap465U3SwuaQv9hE/w9Wfzo++UcUYXoHEzcwiSD/&#10;APobCQe3nXKtuUGEsTOq5ofX0bJs9FScr0arqaAIUo0foeYmq0OABDQ1OERXWKdgdG7A6WK6mYLQ&#10;nHz7Zp1vuKK59Hqbb69SUzJVLJc9UnhvYBAxKCVyTxO4Oj5QiGRUsRyJbzm4t32f+tq73xJ8MGYS&#10;+ch3Zh6mahK2LuUmSYtiKqhPLAdhHhcebw46wB9SjDwqpaTvB4VGiv6DY0viXC0BLkG1BMppvlrK&#10;IMUc3oZ5/g4ebdsx8my6gxu2rbFJ0jOLM19uf1J6HtU4X7/u06nnD7X/CQAA//8DAFBLAwQUAAYA&#10;CAAAACEAku16x+EAAAALAQAADwAAAGRycy9kb3ducmV2LnhtbEyPwU7DMBBE70j8g7VI3Fo7RSQk&#10;xKkqBCckRBoOHJ3YTazG6xC7bfh7lhMcZ2c0+6bcLm5kZzMH61FCshbADHZeW+wlfDQvqwdgISrU&#10;avRoJHybANvq+qpUhfYXrM15H3tGJRgKJWGIcSo4D91gnAprPxkk7+BnpyLJued6VhcqdyPfCJFy&#10;pyzSh0FN5mkw3XF/chJ2n1g/26+39r0+1LZpcoGv6VHK25tl9wgsmiX+heEXn9ChIqbWn1AHNkrI&#10;EkFbooRVdpcBo0SW32+AtXRJ0hx4VfL/G6ofAAAA//8DAFBLAQItABQABgAIAAAAIQC2gziS/gAA&#10;AOEBAAATAAAAAAAAAAAAAAAAAAAAAABbQ29udGVudF9UeXBlc10ueG1sUEsBAi0AFAAGAAgAAAAh&#10;ADj9If/WAAAAlAEAAAsAAAAAAAAAAAAAAAAALwEAAF9yZWxzLy5yZWxzUEsBAi0AFAAGAAgAAAAh&#10;AKCF0sTZAQAAmAMAAA4AAAAAAAAAAAAAAAAALgIAAGRycy9lMm9Eb2MueG1sUEsBAi0AFAAGAAgA&#10;AAAhAJLtesfhAAAACwEAAA8AAAAAAAAAAAAAAAAAMwQAAGRycy9kb3ducmV2LnhtbFBLBQYAAAAA&#10;BAAEAPMAAABBBQAAAAA=&#10;" filled="f" stroked="f">
               <v:textbox inset="0,0,0,0">
                 <w:txbxContent>
                   <w:p>
@@ -5144,7 +4825,7 @@
         </mc:Choice>
         <mc:Fallback>
           <w:pict>
-            <v:shape w14:anchorId="0AA36E73" id="Поле 28" o:spid="_x0000_s1048" type="#_x0000_t202" style="position:absolute;margin-left:440.2pt;margin-top:-41.95pt;width:56.8pt;height:27.85pt;z-index:251715584;visibility:visible;mso-wrap-style:square;mso-width-percent:0;mso-height-percent:0;mso-wrap-distance-left:9pt;mso-wrap-distance-top:0;mso-wrap-distance-right:9pt;mso-wrap-distance-bottom:0;mso-position-horizontal:absolute;mso-position-horizontal-relative:text;mso-position-vertical:absolute;mso-position-vertical-relative:text;mso-width-percent:0;mso-height-percent:0;mso-width-relative:page;mso-height-relative:page;v-text-anchor:top" o:gfxdata="UEsDBBQABgAIAAAAIQC2gziS/gAAAOEBAAATAAAAW0NvbnRlbnRfVHlwZXNdLnhtbJSRQU7DMBBF&#10;90jcwfIWJU67QAgl6YK0S0CoHGBkTxKLZGx5TGhvj5O2G0SRWNoz/78nu9wcxkFMGNg6quQqL6RA&#10;0s5Y6ir5vt9lD1JwBDIwOMJKHpHlpr69KfdHjyxSmriSfYz+USnWPY7AufNIadK6MEJMx9ApD/oD&#10;OlTrorhX2lFEilmcO2RdNtjC5xDF9pCuTyYBB5bi6bQ4syoJ3g9WQ0ymaiLzg5KdCXlKLjvcW893&#10;SUOqXwnz5DrgnHtJTxOsQfEKIT7DmDSUCaxw7Rqn8787ZsmRM9e2VmPeBN4uqYvTtW7jvijg9N/y&#10;JsXecLq0q+WD6m8AAAD//wMAUEsDBBQABgAIAAAAIQA4/SH/1gAAAJQBAAALAAAAX3JlbHMvLnJl&#10;bHOkkMFqwzAMhu+DvYPRfXGawxijTi+j0GvpHsDYimMaW0Yy2fr2M4PBMnrbUb/Q94l/f/hMi1qR&#10;JVI2sOt6UJgd+ZiDgffL8ekFlFSbvV0oo4EbChzGx4f9GRdb25HMsYhqlCwG5lrLq9biZkxWOiqY&#10;22YiTra2kYMu1l1tQD30/bPm3wwYN0x18gb45AdQl1tp5j/sFB2T0FQ7R0nTNEV3j6o9feQzro1i&#10;OWA14Fm+Q8a1a8+Bvu/d/dMb2JY5uiPbhG/ktn4cqGU/er3pcvwCAAD//wMAUEsDBBQABgAIAAAA&#10;IQCilsac2wEAAJgDAAAOAAAAZHJzL2Uyb0RvYy54bWysU9uO0zAQfUfiHyy/0/SiLRA1XS27WoS0&#10;sEgLHzBxnMQi8Zix26R8PWOn6XJ5Q7xYkxn7zDlnJrvrse/EUZM3aAu5Wiyl0FZhZWxTyK9f7l+9&#10;kcIHsBV0aHUhT9rL6/3LF7vB5XqNLXaVJsEg1ueDK2QbgsuzzKtW9+AX6LTlYo3UQ+BParKKYGD0&#10;vsvWy+U2G5AqR6i095y9m4pyn/DrWqvwWNdeB9EVkrmFdFI6y3hm+x3kDYFrjTrTgH9g0YOx3PQC&#10;dQcBxIHMX1C9UYQe67BQ2GdY10bppIHVrJZ/qHlqwemkhc3x7mKT/3+w6tPxyX0mEcZ3OPIAkwjv&#10;HlB988LibQu20TdEOLQaKm68ipZlg/P5+Wm02uc+gpTDR6x4yHAImIDGmvroCusUjM4DOF1M12MQ&#10;ipOv16vNliuKS5urzfbtVeoA+fzYkQ/vNfYiBoUknmkCh+ODD5EM5POV2Mvivem6NNfO/pbgizGT&#10;yEe+E/MwlqMwVSHX69g4iimxOrEcwmldeL05aJF+SDHwqhTSfz8AaSm6D5YtiXs1BzQH5RyAVfy0&#10;kEGKKbwN0/4dHJmmZeTJdIs3bFttkqRnFme+PP6k9Lyqcb9+/U63nn+o/U8AAAD//wMAUEsDBBQA&#10;BgAIAAAAIQD0UIzp4AAAAAsBAAAPAAAAZHJzL2Rvd25yZXYueG1sTI/BTsMwDIbvSHuHyJO4bQll&#10;mtrSdJoQnJAQXTlwTJusjdY4pcm28vaYEzva/vT7+4vd7AZ2MVOwHiU8rAUwg63XFjsJn/XrKgUW&#10;okKtBo9Gwo8JsCsXd4XKtb9iZS6H2DEKwZArCX2MY855aHvjVFj70SDdjn5yKtI4dVxP6krhbuCJ&#10;EFvulEX60KvRPPemPR3OTsL+C6sX+/3efFTHytZ1JvBte5Lyfjnvn4BFM8d/GP70SR1Kcmr8GXVg&#10;g4Q0FRtCJazSxwwYEVm2oXYNbZI0AV4W/LZD+QsAAP//AwBQSwECLQAUAAYACAAAACEAtoM4kv4A&#10;AADhAQAAEwAAAAAAAAAAAAAAAAAAAAAAW0NvbnRlbnRfVHlwZXNdLnhtbFBLAQItABQABgAIAAAA&#10;IQA4/SH/1gAAAJQBAAALAAAAAAAAAAAAAAAAAC8BAABfcmVscy8ucmVsc1BLAQItABQABgAIAAAA&#10;IQCilsac2wEAAJgDAAAOAAAAAAAAAAAAAAAAAC4CAABkcnMvZTJvRG9jLnhtbFBLAQItABQABgAI&#10;AAAAIQD0UIzp4AAAAAsBAAAPAAAAAAAAAAAAAAAAADUEAABkcnMvZG93bnJldi54bWxQSwUGAAAA&#10;AAQABADzAAAAQgUAAAAA&#10;" filled="f" stroked="f">
+            <v:shape w14:anchorId="0AA36E73" id="Поле 28" o:spid="_x0000_s1048" type="#_x0000_t202" style="position:absolute;left:0;text-align:left;margin-left:440.2pt;margin-top:-41.95pt;width:56.8pt;height:27.85pt;z-index:251715584;visibility:visible;mso-wrap-style:square;mso-width-percent:0;mso-height-percent:0;mso-wrap-distance-left:9pt;mso-wrap-distance-top:0;mso-wrap-distance-right:9pt;mso-wrap-distance-bottom:0;mso-position-horizontal:absolute;mso-position-horizontal-relative:text;mso-position-vertical:absolute;mso-position-vertical-relative:text;mso-width-percent:0;mso-height-percent:0;mso-width-relative:page;mso-height-relative:page;v-text-anchor:top" o:gfxdata="UEsDBBQABgAIAAAAIQC2gziS/gAAAOEBAAATAAAAW0NvbnRlbnRfVHlwZXNdLnhtbJSRQU7DMBBF&#10;90jcwfIWJU67QAgl6YK0S0CoHGBkTxKLZGx5TGhvj5O2G0SRWNoz/78nu9wcxkFMGNg6quQqL6RA&#10;0s5Y6ir5vt9lD1JwBDIwOMJKHpHlpr69KfdHjyxSmriSfYz+USnWPY7AufNIadK6MEJMx9ApD/oD&#10;OlTrorhX2lFEilmcO2RdNtjC5xDF9pCuTyYBB5bi6bQ4syoJ3g9WQ0ymaiLzg5KdCXlKLjvcW893&#10;SUOqXwnz5DrgnHtJTxOsQfEKIT7DmDSUCaxw7Rqn8787ZsmRM9e2VmPeBN4uqYvTtW7jvijg9N/y&#10;JsXecLq0q+WD6m8AAAD//wMAUEsDBBQABgAIAAAAIQA4/SH/1gAAAJQBAAALAAAAX3JlbHMvLnJl&#10;bHOkkMFqwzAMhu+DvYPRfXGawxijTi+j0GvpHsDYimMaW0Yy2fr2M4PBMnrbUb/Q94l/f/hMi1qR&#10;JVI2sOt6UJgd+ZiDgffL8ekFlFSbvV0oo4EbChzGx4f9GRdb25HMsYhqlCwG5lrLq9biZkxWOiqY&#10;22YiTra2kYMu1l1tQD30/bPm3wwYN0x18gb45AdQl1tp5j/sFB2T0FQ7R0nTNEV3j6o9feQzro1i&#10;OWA14Fm+Q8a1a8+Bvu/d/dMb2JY5uiPbhG/ktn4cqGU/er3pcvwCAAD//wMAUEsDBBQABgAIAAAA&#10;IQCilsac2wEAAJgDAAAOAAAAZHJzL2Uyb0RvYy54bWysU9uO0zAQfUfiHyy/0/SiLRA1XS27WoS0&#10;sEgLHzBxnMQi8Zix26R8PWOn6XJ5Q7xYkxn7zDlnJrvrse/EUZM3aAu5Wiyl0FZhZWxTyK9f7l+9&#10;kcIHsBV0aHUhT9rL6/3LF7vB5XqNLXaVJsEg1ueDK2QbgsuzzKtW9+AX6LTlYo3UQ+BParKKYGD0&#10;vsvWy+U2G5AqR6i095y9m4pyn/DrWqvwWNdeB9EVkrmFdFI6y3hm+x3kDYFrjTrTgH9g0YOx3PQC&#10;dQcBxIHMX1C9UYQe67BQ2GdY10bppIHVrJZ/qHlqwemkhc3x7mKT/3+w6tPxyX0mEcZ3OPIAkwjv&#10;HlB988LibQu20TdEOLQaKm68ipZlg/P5+Wm02uc+gpTDR6x4yHAImIDGmvroCusUjM4DOF1M12MQ&#10;ipOv16vNliuKS5urzfbtVeoA+fzYkQ/vNfYiBoUknmkCh+ODD5EM5POV2Mvivem6NNfO/pbgizGT&#10;yEe+E/MwlqMwVSHX69g4iimxOrEcwmldeL05aJF+SDHwqhTSfz8AaSm6D5YtiXs1BzQH5RyAVfy0&#10;kEGKKbwN0/4dHJmmZeTJdIs3bFttkqRnFme+PP6k9Lyqcb9+/U63nn+o/U8AAAD//wMAUEsDBBQA&#10;BgAIAAAAIQD0UIzp4AAAAAsBAAAPAAAAZHJzL2Rvd25yZXYueG1sTI/BTsMwDIbvSHuHyJO4bQll&#10;mtrSdJoQnJAQXTlwTJusjdY4pcm28vaYEzva/vT7+4vd7AZ2MVOwHiU8rAUwg63XFjsJn/XrKgUW&#10;okKtBo9Gwo8JsCsXd4XKtb9iZS6H2DEKwZArCX2MY855aHvjVFj70SDdjn5yKtI4dVxP6krhbuCJ&#10;EFvulEX60KvRPPemPR3OTsL+C6sX+/3efFTHytZ1JvBte5Lyfjnvn4BFM8d/GP70SR1Kcmr8GXVg&#10;g4Q0FRtCJazSxwwYEVm2oXYNbZI0AV4W/LZD+QsAAP//AwBQSwECLQAUAAYACAAAACEAtoM4kv4A&#10;AADhAQAAEwAAAAAAAAAAAAAAAAAAAAAAW0NvbnRlbnRfVHlwZXNdLnhtbFBLAQItABQABgAIAAAA&#10;IQA4/SH/1gAAAJQBAAALAAAAAAAAAAAAAAAAAC8BAABfcmVscy8ucmVsc1BLAQItABQABgAIAAAA&#10;IQCilsac2wEAAJgDAAAOAAAAAAAAAAAAAAAAAC4CAABkcnMvZTJvRG9jLnhtbFBLAQItABQABgAI&#10;AAAAIQD0UIzp4AAAAAsBAAAPAAAAAAAAAAAAAAAAADUEAABkcnMvZG93bnJldi54bWxQSwUGAAAA&#10;AAQABADzAAAAQgUAAAAA&#10;" filled="f" stroked="f">
               <v:textbox inset="0,0,0,0">
                 <w:txbxContent>
                   <w:p/>
@@ -5237,7 +4918,7 @@
         </mc:Choice>
         <mc:Fallback>
           <w:pict>
-            <v:shape w14:anchorId="7D9E21C3" id="Поле 27" o:spid="_x0000_s1049" type="#_x0000_t202" style="position:absolute;margin-left:397.6pt;margin-top:-41.95pt;width:42.6pt;height:28.4pt;z-index:251711488;visibility:visible;mso-wrap-style:square;mso-width-percent:0;mso-height-percent:0;mso-wrap-distance-left:9pt;mso-wrap-distance-top:0;mso-wrap-distance-right:9pt;mso-wrap-distance-bottom:0;mso-position-horizontal:absolute;mso-position-horizontal-relative:text;mso-position-vertical:absolute;mso-position-vertical-relative:text;mso-width-percent:0;mso-height-percent:0;mso-width-relative:page;mso-height-relative:page;v-text-anchor:top" o:gfxdata="UEsDBBQABgAIAAAAIQC2gziS/gAAAOEBAAATAAAAW0NvbnRlbnRfVHlwZXNdLnhtbJSRQU7DMBBF&#10;90jcwfIWJU67QAgl6YK0S0CoHGBkTxKLZGx5TGhvj5O2G0SRWNoz/78nu9wcxkFMGNg6quQqL6RA&#10;0s5Y6ir5vt9lD1JwBDIwOMJKHpHlpr69KfdHjyxSmriSfYz+USnWPY7AufNIadK6MEJMx9ApD/oD&#10;OlTrorhX2lFEilmcO2RdNtjC5xDF9pCuTyYBB5bi6bQ4syoJ3g9WQ0ymaiLzg5KdCXlKLjvcW893&#10;SUOqXwnz5DrgnHtJTxOsQfEKIT7DmDSUCaxw7Rqn8787ZsmRM9e2VmPeBN4uqYvTtW7jvijg9N/y&#10;JsXecLq0q+WD6m8AAAD//wMAUEsDBBQABgAIAAAAIQA4/SH/1gAAAJQBAAALAAAAX3JlbHMvLnJl&#10;bHOkkMFqwzAMhu+DvYPRfXGawxijTi+j0GvpHsDYimMaW0Yy2fr2M4PBMnrbUb/Q94l/f/hMi1qR&#10;JVI2sOt6UJgd+ZiDgffL8ekFlFSbvV0oo4EbChzGx4f9GRdb25HMsYhqlCwG5lrLq9biZkxWOiqY&#10;22YiTra2kYMu1l1tQD30/bPm3wwYN0x18gb45AdQl1tp5j/sFB2T0FQ7R0nTNEV3j6o9feQzro1i&#10;OWA14Fm+Q8a1a8+Bvu/d/dMb2JY5uiPbhG/ktn4cqGU/er3pcvwCAAD//wMAUEsDBBQABgAIAAAA&#10;IQDGYIdv2gEAAJgDAAAOAAAAZHJzL2Uyb0RvYy54bWysU9tu2zAMfR+wfxD0vthJt6Aw4hRdiw4D&#10;ugvQ7QNkWbaF2aJGKrGzrx8lx+kub8NeBIqUjs45pHY309CLo0Gy4Eq5XuVSGKehtq4t5dcvD6+u&#10;paCgXK16cKaUJ0PyZv/yxW70hdlAB31tUDCIo2L0pexC8EWWke7MoGgF3jguNoCDCrzFNqtRjYw+&#10;9Nkmz7fZCFh7BG2IOHs/F+U+4TeN0eFT05AJoi8lcwtpxbRWcc32O1W0qHxn9ZmG+gcWg7KOH71A&#10;3augxAHtX1CD1QgETVhpGDJoGqtN0sBq1vkfap465U3SwuaQv9hE/w9Wfzw++c8owvQWJm5gEkH+&#10;EfQ3Eg7uOuVac4sIY2dUzQ+vo2XZ6Kk4X41WU0ERpBo/QM1NVocACWhqcIiusE7B6NyA08V0MwWh&#10;Ofnm9TrfcEVz6Wqbb69TUzJVLJc9UnhnYBAxKCVyTxO4Oj5SiGRUsRyJbzl4sH2f+tq73xJ8MGYS&#10;+ch3Zh6mahK2LuXmKkqLYiqoTywHYR4XHm8OOsAfUow8KqWk7weFRor+vWNL4lwtAS5BtQTKab5a&#10;yiDFHN6Fef4OHm3bMfJsuoNbtq2xSdIzizNfbn9Seh7VOF+/7tOp5w+1/wkAAP//AwBQSwMEFAAG&#10;AAgAAAAhAKIEbx/hAAAACwEAAA8AAABkcnMvZG93bnJldi54bWxMj8FOwzAMhu9IvENkJG5bsgJb&#10;W5pOE4ITEqIrB45p47XRGqc02VbennCCo+1Pv7+/2M52YGecvHEkYbUUwJBapw11Ej7ql0UKzAdF&#10;Wg2OUMI3etiW11eFyrW7UIXnfehYDCGfKwl9CGPOuW97tMov3YgUbwc3WRXiOHVcT+oSw+3AEyHW&#10;3CpD8UOvRnzqsT3uT1bC7pOqZ/P11rxXh8rUdSbodX2U8vZm3j0CCziHPxh+9aM6lNGpcSfSng0S&#10;NtlDElEJi/QuAxaJNBX3wJq4STYr4GXB/3cofwAAAP//AwBQSwECLQAUAAYACAAAACEAtoM4kv4A&#10;AADhAQAAEwAAAAAAAAAAAAAAAAAAAAAAW0NvbnRlbnRfVHlwZXNdLnhtbFBLAQItABQABgAIAAAA&#10;IQA4/SH/1gAAAJQBAAALAAAAAAAAAAAAAAAAAC8BAABfcmVscy8ucmVsc1BLAQItABQABgAIAAAA&#10;IQDGYIdv2gEAAJgDAAAOAAAAAAAAAAAAAAAAAC4CAABkcnMvZTJvRG9jLnhtbFBLAQItABQABgAI&#10;AAAAIQCiBG8f4QAAAAsBAAAPAAAAAAAAAAAAAAAAADQEAABkcnMvZG93bnJldi54bWxQSwUGAAAA&#10;AAQABADzAAAAQgUAAAAA&#10;" filled="f" stroked="f">
+            <v:shape w14:anchorId="7D9E21C3" id="Поле 27" o:spid="_x0000_s1049" type="#_x0000_t202" style="position:absolute;left:0;text-align:left;margin-left:397.6pt;margin-top:-41.95pt;width:42.6pt;height:28.4pt;z-index:251711488;visibility:visible;mso-wrap-style:square;mso-width-percent:0;mso-height-percent:0;mso-wrap-distance-left:9pt;mso-wrap-distance-top:0;mso-wrap-distance-right:9pt;mso-wrap-distance-bottom:0;mso-position-horizontal:absolute;mso-position-horizontal-relative:text;mso-position-vertical:absolute;mso-position-vertical-relative:text;mso-width-percent:0;mso-height-percent:0;mso-width-relative:page;mso-height-relative:page;v-text-anchor:top" o:gfxdata="UEsDBBQABgAIAAAAIQC2gziS/gAAAOEBAAATAAAAW0NvbnRlbnRfVHlwZXNdLnhtbJSRQU7DMBBF&#10;90jcwfIWJU67QAgl6YK0S0CoHGBkTxKLZGx5TGhvj5O2G0SRWNoz/78nu9wcxkFMGNg6quQqL6RA&#10;0s5Y6ir5vt9lD1JwBDIwOMJKHpHlpr69KfdHjyxSmriSfYz+USnWPY7AufNIadK6MEJMx9ApD/oD&#10;OlTrorhX2lFEilmcO2RdNtjC5xDF9pCuTyYBB5bi6bQ4syoJ3g9WQ0ymaiLzg5KdCXlKLjvcW893&#10;SUOqXwnz5DrgnHtJTxOsQfEKIT7DmDSUCaxw7Rqn8787ZsmRM9e2VmPeBN4uqYvTtW7jvijg9N/y&#10;JsXecLq0q+WD6m8AAAD//wMAUEsDBBQABgAIAAAAIQA4/SH/1gAAAJQBAAALAAAAX3JlbHMvLnJl&#10;bHOkkMFqwzAMhu+DvYPRfXGawxijTi+j0GvpHsDYimMaW0Yy2fr2M4PBMnrbUb/Q94l/f/hMi1qR&#10;JVI2sOt6UJgd+ZiDgffL8ekFlFSbvV0oo4EbChzGx4f9GRdb25HMsYhqlCwG5lrLq9biZkxWOiqY&#10;22YiTra2kYMu1l1tQD30/bPm3wwYN0x18gb45AdQl1tp5j/sFB2T0FQ7R0nTNEV3j6o9feQzro1i&#10;OWA14Fm+Q8a1a8+Bvu/d/dMb2JY5uiPbhG/ktn4cqGU/er3pcvwCAAD//wMAUEsDBBQABgAIAAAA&#10;IQDGYIdv2gEAAJgDAAAOAAAAZHJzL2Uyb0RvYy54bWysU9tu2zAMfR+wfxD0vthJt6Aw4hRdiw4D&#10;ugvQ7QNkWbaF2aJGKrGzrx8lx+kub8NeBIqUjs45pHY309CLo0Gy4Eq5XuVSGKehtq4t5dcvD6+u&#10;paCgXK16cKaUJ0PyZv/yxW70hdlAB31tUDCIo2L0pexC8EWWke7MoGgF3jguNoCDCrzFNqtRjYw+&#10;9Nkmz7fZCFh7BG2IOHs/F+U+4TeN0eFT05AJoi8lcwtpxbRWcc32O1W0qHxn9ZmG+gcWg7KOH71A&#10;3augxAHtX1CD1QgETVhpGDJoGqtN0sBq1vkfap465U3SwuaQv9hE/w9Wfzw++c8owvQWJm5gEkH+&#10;EfQ3Eg7uOuVac4sIY2dUzQ+vo2XZ6Kk4X41WU0ERpBo/QM1NVocACWhqcIiusE7B6NyA08V0MwWh&#10;Ofnm9TrfcEVz6Wqbb69TUzJVLJc9UnhnYBAxKCVyTxO4Oj5SiGRUsRyJbzl4sH2f+tq73xJ8MGYS&#10;+ch3Zh6mahK2LuXmKkqLYiqoTywHYR4XHm8OOsAfUow8KqWk7weFRor+vWNL4lwtAS5BtQTKab5a&#10;yiDFHN6Fef4OHm3bMfJsuoNbtq2xSdIzizNfbn9Seh7VOF+/7tOp5w+1/wkAAP//AwBQSwMEFAAG&#10;AAgAAAAhAKIEbx/hAAAACwEAAA8AAABkcnMvZG93bnJldi54bWxMj8FOwzAMhu9IvENkJG5bsgJb&#10;W5pOE4ITEqIrB45p47XRGqc02VbennCCo+1Pv7+/2M52YGecvHEkYbUUwJBapw11Ej7ql0UKzAdF&#10;Wg2OUMI3etiW11eFyrW7UIXnfehYDCGfKwl9CGPOuW97tMov3YgUbwc3WRXiOHVcT+oSw+3AEyHW&#10;3CpD8UOvRnzqsT3uT1bC7pOqZ/P11rxXh8rUdSbodX2U8vZm3j0CCziHPxh+9aM6lNGpcSfSng0S&#10;NtlDElEJi/QuAxaJNBX3wJq4STYr4GXB/3cofwAAAP//AwBQSwECLQAUAAYACAAAACEAtoM4kv4A&#10;AADhAQAAEwAAAAAAAAAAAAAAAAAAAAAAW0NvbnRlbnRfVHlwZXNdLnhtbFBLAQItABQABgAIAAAA&#10;IQA4/SH/1gAAAJQBAAALAAAAAAAAAAAAAAAAAC8BAABfcmVscy8ucmVsc1BLAQItABQABgAIAAAA&#10;IQDGYIdv2gEAAJgDAAAOAAAAAAAAAAAAAAAAAC4CAABkcnMvZTJvRG9jLnhtbFBLAQItABQABgAI&#10;AAAAIQCiBG8f4QAAAAsBAAAPAAAAAAAAAAAAAAAAADQEAABkcnMvZG93bnJldi54bWxQSwUGAAAA&#10;AAQABADzAAAAQgUAAAAA&#10;" filled="f" stroked="f">
               <v:textbox inset="0,0,0,0">
                 <w:txbxContent>
                   <w:p/>
@@ -5346,7 +5027,7 @@
         </mc:Choice>
         <mc:Fallback>
           <w:pict>
-            <v:shape w14:anchorId="3A496DCC" id="Поле 26" o:spid="_x0000_s1050" type="#_x0000_t202" style="position:absolute;margin-left:156.2pt;margin-top:-87.1pt;width:340.8pt;height:37.75pt;z-index:251716608;visibility:visible;mso-wrap-style:square;mso-width-percent:0;mso-height-percent:0;mso-wrap-distance-left:9pt;mso-wrap-distance-top:0;mso-wrap-distance-right:9pt;mso-wrap-distance-bottom:0;mso-position-horizontal:absolute;mso-position-horizontal-relative:text;mso-position-vertical:absolute;mso-position-vertical-relative:text;mso-width-percent:0;mso-height-percent:0;mso-width-relative:page;mso-height-relative:page;v-text-anchor:top" o:gfxdata="UEsDBBQABgAIAAAAIQC2gziS/gAAAOEBAAATAAAAW0NvbnRlbnRfVHlwZXNdLnhtbJSRQU7DMBBF&#10;90jcwfIWJU67QAgl6YK0S0CoHGBkTxKLZGx5TGhvj5O2G0SRWNoz/78nu9wcxkFMGNg6quQqL6RA&#10;0s5Y6ir5vt9lD1JwBDIwOMJKHpHlpr69KfdHjyxSmriSfYz+USnWPY7AufNIadK6MEJMx9ApD/oD&#10;OlTrorhX2lFEilmcO2RdNtjC5xDF9pCuTyYBB5bi6bQ4syoJ3g9WQ0ymaiLzg5KdCXlKLjvcW893&#10;SUOqXwnz5DrgnHtJTxOsQfEKIT7DmDSUCaxw7Rqn8787ZsmRM9e2VmPeBN4uqYvTtW7jvijg9N/y&#10;JsXecLq0q+WD6m8AAAD//wMAUEsDBBQABgAIAAAAIQA4/SH/1gAAAJQBAAALAAAAX3JlbHMvLnJl&#10;bHOkkMFqwzAMhu+DvYPRfXGawxijTi+j0GvpHsDYimMaW0Yy2fr2M4PBMnrbUb/Q94l/f/hMi1qR&#10;JVI2sOt6UJgd+ZiDgffL8ekFlFSbvV0oo4EbChzGx4f9GRdb25HMsYhqlCwG5lrLq9biZkxWOiqY&#10;22YiTra2kYMu1l1tQD30/bPm3wwYN0x18gb45AdQl1tp5j/sFB2T0FQ7R0nTNEV3j6o9feQzro1i&#10;OWA14Fm+Q8a1a8+Bvu/d/dMb2JY5uiPbhG/ktn4cqGU/er3pcvwCAAD//wMAUEsDBBQABgAIAAAA&#10;IQCxnu6V5QEAAKkDAAAOAAAAZHJzL2Uyb0RvYy54bWysU9tu2zAMfR+wfxD0vjj23JsRp+hadBjQ&#10;XYCuHyDLUizMFjVKiZ19/Sg5TbP1bdiLIJLy4TmH9Op6Gnq2U+gN2JrniyVnykpojd3U/On7/btL&#10;znwQthU9WFXzvfL8ev32zWp0lSqgg75VyAjE+mp0Ne9CcFWWedmpQfgFOGWpqAEHESjETdaiGAl9&#10;6LNiuTzPRsDWIUjlPWXv5iJfJ3ytlQxftfYqsL7mxC2kE9PZxDNbr0S1QeE6Iw80xD+wGISx1PQI&#10;dSeCYFs0r6AGIxE86LCQMGSgtZEqaSA1+fIvNY+dcCppIXO8O9rk/x+s/LJ7dN+QhekDTDTAJMK7&#10;B5A/PLNw2wm7UTeIMHZKtNQ4j5Zlo/PV4dNota98BGnGz9DSkMU2QAKaNA7RFdLJCJ0GsD+arqbA&#10;JCXL98Vlfk4lSbXy4qoszlILUT1/7dCHjwoGFi81RxpqQhe7Bx8iG1E9P4nNLNybvk+D7e0fCXoY&#10;M4l9JDxTD1MzMdPWvChj46imgXZPehDmfaH9pksH+IuzkXal5v7nVqDirP9kyZOrvCzjcqWgPLso&#10;KMDTSnNaEVYSVM0DZ/P1NswLuXVoNh11mqdg4YZ81CZJfGF14E/7kJQfdjcu3GmcXr38YevfAAAA&#10;//8DAFBLAwQUAAYACAAAACEA0CkrkeAAAAAMAQAADwAAAGRycy9kb3ducmV2LnhtbEyPwU7DMAyG&#10;70i8Q2QkblvSUthamk4IxBXEgEm7ZY3XVjRO1WRreXvMCY62P/3+/nIzu16ccQydJw3JUoFAqr3t&#10;qNHw8f68WIMI0ZA1vSfU8I0BNtXlRWkK6yd6w/M2NoJDKBRGQxvjUEgZ6hadCUs/IPHt6EdnIo9j&#10;I+1oJg53vUyVupPOdMQfWjPgY4v11/bkNHy+HPe7TL02T+52mPysJLlcan19NT/cg4g4xz8YfvVZ&#10;HSp2OvgT2SB6DTdJmjGqYZGsshQEI3mecb0Dr/L1CmRVyv8lqh8AAAD//wMAUEsBAi0AFAAGAAgA&#10;AAAhALaDOJL+AAAA4QEAABMAAAAAAAAAAAAAAAAAAAAAAFtDb250ZW50X1R5cGVzXS54bWxQSwEC&#10;LQAUAAYACAAAACEAOP0h/9YAAACUAQAACwAAAAAAAAAAAAAAAAAvAQAAX3JlbHMvLnJlbHNQSwEC&#10;LQAUAAYACAAAACEAsZ7uleUBAACpAwAADgAAAAAAAAAAAAAAAAAuAgAAZHJzL2Uyb0RvYy54bWxQ&#10;SwECLQAUAAYACAAAACEA0CkrkeAAAAAMAQAADwAAAAAAAAAAAAAAAAA/BAAAZHJzL2Rvd25yZXYu&#10;eG1sUEsFBgAAAAAEAAQA8wAAAEwFAAAAAA==&#10;" filled="f" stroked="f">
+            <v:shape w14:anchorId="3A496DCC" id="Поле 26" o:spid="_x0000_s1050" type="#_x0000_t202" style="position:absolute;left:0;text-align:left;margin-left:156.2pt;margin-top:-87.1pt;width:340.8pt;height:37.75pt;z-index:251716608;visibility:visible;mso-wrap-style:square;mso-width-percent:0;mso-height-percent:0;mso-wrap-distance-left:9pt;mso-wrap-distance-top:0;mso-wrap-distance-right:9pt;mso-wrap-distance-bottom:0;mso-position-horizontal:absolute;mso-position-horizontal-relative:text;mso-position-vertical:absolute;mso-position-vertical-relative:text;mso-width-percent:0;mso-height-percent:0;mso-width-relative:page;mso-height-relative:page;v-text-anchor:top" o:gfxdata="UEsDBBQABgAIAAAAIQC2gziS/gAAAOEBAAATAAAAW0NvbnRlbnRfVHlwZXNdLnhtbJSRQU7DMBBF&#10;90jcwfIWJU67QAgl6YK0S0CoHGBkTxKLZGx5TGhvj5O2G0SRWNoz/78nu9wcxkFMGNg6quQqL6RA&#10;0s5Y6ir5vt9lD1JwBDIwOMJKHpHlpr69KfdHjyxSmriSfYz+USnWPY7AufNIadK6MEJMx9ApD/oD&#10;OlTrorhX2lFEilmcO2RdNtjC5xDF9pCuTyYBB5bi6bQ4syoJ3g9WQ0ymaiLzg5KdCXlKLjvcW893&#10;SUOqXwnz5DrgnHtJTxOsQfEKIT7DmDSUCaxw7Rqn8787ZsmRM9e2VmPeBN4uqYvTtW7jvijg9N/y&#10;JsXecLq0q+WD6m8AAAD//wMAUEsDBBQABgAIAAAAIQA4/SH/1gAAAJQBAAALAAAAX3JlbHMvLnJl&#10;bHOkkMFqwzAMhu+DvYPRfXGawxijTi+j0GvpHsDYimMaW0Yy2fr2M4PBMnrbUb/Q94l/f/hMi1qR&#10;JVI2sOt6UJgd+ZiDgffL8ekFlFSbvV0oo4EbChzGx4f9GRdb25HMsYhqlCwG5lrLq9biZkxWOiqY&#10;22YiTra2kYMu1l1tQD30/bPm3wwYN0x18gb45AdQl1tp5j/sFB2T0FQ7R0nTNEV3j6o9feQzro1i&#10;OWA14Fm+Q8a1a8+Bvu/d/dMb2JY5uiPbhG/ktn4cqGU/er3pcvwCAAD//wMAUEsDBBQABgAIAAAA&#10;IQCxnu6V5QEAAKkDAAAOAAAAZHJzL2Uyb0RvYy54bWysU9tu2zAMfR+wfxD0vjj23JsRp+hadBjQ&#10;XYCuHyDLUizMFjVKiZ19/Sg5TbP1bdiLIJLy4TmH9Op6Gnq2U+gN2JrniyVnykpojd3U/On7/btL&#10;znwQthU9WFXzvfL8ev32zWp0lSqgg75VyAjE+mp0Ne9CcFWWedmpQfgFOGWpqAEHESjETdaiGAl9&#10;6LNiuTzPRsDWIUjlPWXv5iJfJ3ytlQxftfYqsL7mxC2kE9PZxDNbr0S1QeE6Iw80xD+wGISx1PQI&#10;dSeCYFs0r6AGIxE86LCQMGSgtZEqaSA1+fIvNY+dcCppIXO8O9rk/x+s/LJ7dN+QhekDTDTAJMK7&#10;B5A/PLNw2wm7UTeIMHZKtNQ4j5Zlo/PV4dNota98BGnGz9DSkMU2QAKaNA7RFdLJCJ0GsD+arqbA&#10;JCXL98Vlfk4lSbXy4qoszlILUT1/7dCHjwoGFi81RxpqQhe7Bx8iG1E9P4nNLNybvk+D7e0fCXoY&#10;M4l9JDxTD1MzMdPWvChj46imgXZPehDmfaH9pksH+IuzkXal5v7nVqDirP9kyZOrvCzjcqWgPLso&#10;KMDTSnNaEVYSVM0DZ/P1NswLuXVoNh11mqdg4YZ81CZJfGF14E/7kJQfdjcu3GmcXr38YevfAAAA&#10;//8DAFBLAwQUAAYACAAAACEA0CkrkeAAAAAMAQAADwAAAGRycy9kb3ducmV2LnhtbEyPwU7DMAyG&#10;70i8Q2QkblvSUthamk4IxBXEgEm7ZY3XVjRO1WRreXvMCY62P/3+/nIzu16ccQydJw3JUoFAqr3t&#10;qNHw8f68WIMI0ZA1vSfU8I0BNtXlRWkK6yd6w/M2NoJDKBRGQxvjUEgZ6hadCUs/IPHt6EdnIo9j&#10;I+1oJg53vUyVupPOdMQfWjPgY4v11/bkNHy+HPe7TL02T+52mPysJLlcan19NT/cg4g4xz8YfvVZ&#10;HSp2OvgT2SB6DTdJmjGqYZGsshQEI3mecb0Dr/L1CmRVyv8lqh8AAAD//wMAUEsBAi0AFAAGAAgA&#10;AAAhALaDOJL+AAAA4QEAABMAAAAAAAAAAAAAAAAAAAAAAFtDb250ZW50X1R5cGVzXS54bWxQSwEC&#10;LQAUAAYACAAAACEAOP0h/9YAAACUAQAACwAAAAAAAAAAAAAAAAAvAQAAX3JlbHMvLnJlbHNQSwEC&#10;LQAUAAYACAAAACEAsZ7uleUBAACpAwAADgAAAAAAAAAAAAAAAAAuAgAAZHJzL2Uyb0RvYy54bWxQ&#10;SwECLQAUAAYACAAAACEA0CkrkeAAAAAMAQAADwAAAAAAAAAAAAAAAAA/BAAAZHJzL2Rvd25yZXYu&#10;eG1sUEsFBgAAAAAEAAQA8wAAAEwFAAAAAA==&#10;" filled="f" stroked="f">
               <v:textbox>
                 <w:txbxContent>
                   <w:p>
@@ -5470,7 +5151,7 @@
         </mc:Choice>
         <mc:Fallback>
           <w:pict>
-            <v:shape w14:anchorId="38D605FE" id="Поле 25" o:spid="_x0000_s1051" type="#_x0000_t202" style="position:absolute;margin-left:440.2pt;margin-top:-54.45pt;width:54.8pt;height:12.4pt;z-index:251699200;visibility:visible;mso-wrap-style:square;mso-width-percent:0;mso-height-percent:0;mso-wrap-distance-left:9pt;mso-wrap-distance-top:0;mso-wrap-distance-right:9pt;mso-wrap-distance-bottom:0;mso-position-horizontal:absolute;mso-position-horizontal-relative:text;mso-position-vertical:absolute;mso-position-vertical-relative:text;mso-width-percent:0;mso-height-percent:0;mso-width-relative:page;mso-height-relative:page;v-text-anchor:top" o:gfxdata="UEsDBBQABgAIAAAAIQC2gziS/gAAAOEBAAATAAAAW0NvbnRlbnRfVHlwZXNdLnhtbJSRQU7DMBBF&#10;90jcwfIWJU67QAgl6YK0S0CoHGBkTxKLZGx5TGhvj5O2G0SRWNoz/78nu9wcxkFMGNg6quQqL6RA&#10;0s5Y6ir5vt9lD1JwBDIwOMJKHpHlpr69KfdHjyxSmriSfYz+USnWPY7AufNIadK6MEJMx9ApD/oD&#10;OlTrorhX2lFEilmcO2RdNtjC5xDF9pCuTyYBB5bi6bQ4syoJ3g9WQ0ymaiLzg5KdCXlKLjvcW893&#10;SUOqXwnz5DrgnHtJTxOsQfEKIT7DmDSUCaxw7Rqn8787ZsmRM9e2VmPeBN4uqYvTtW7jvijg9N/y&#10;JsXecLq0q+WD6m8AAAD//wMAUEsDBBQABgAIAAAAIQA4/SH/1gAAAJQBAAALAAAAX3JlbHMvLnJl&#10;bHOkkMFqwzAMhu+DvYPRfXGawxijTi+j0GvpHsDYimMaW0Yy2fr2M4PBMnrbUb/Q94l/f/hMi1qR&#10;JVI2sOt6UJgd+ZiDgffL8ekFlFSbvV0oo4EbChzGx4f9GRdb25HMsYhqlCwG5lrLq9biZkxWOiqY&#10;22YiTra2kYMu1l1tQD30/bPm3wwYN0x18gb45AdQl1tp5j/sFB2T0FQ7R0nTNEV3j6o9feQzro1i&#10;OWA14Fm+Q8a1a8+Bvu/d/dMb2JY5uiPbhG/ktn4cqGU/er3pcvwCAAD//wMAUEsDBBQABgAIAAAA&#10;IQDP6Llt2wEAAJgDAAAOAAAAZHJzL2Uyb0RvYy54bWysU9tu2zAMfR+wfxD0vjgJlqw14hRdiw4D&#10;ugvQ7QNoWbaF2aJGKbGzrx8lx+kub8NeBIqUjs45pHY3Y9+JoyZv0BZytVhKoa3CytimkF+/PLy6&#10;ksIHsBV0aHUhT9rLm/3LF7vB5XqNLXaVJsEg1ueDK2QbgsuzzKtW9+AX6LTlYo3UQ+AtNVlFMDB6&#10;32Xr5XKbDUiVI1Tae87eT0W5T/h1rVX4VNdeB9EVkrmFtFJay7hm+x3kDYFrjTrTgH9g0YOx/OgF&#10;6h4CiAOZv6B6owg91mGhsM+wro3SSQOrWS3/UPPUgtNJC5vj3cUm//9g1cfjk/tMIoxvceQGJhHe&#10;PaL65oXFuxZso2+JcGg1VPzwKlqWDc7n56vRap/7CFIOH7DiJsMhYAIaa+qjK6xTMDo34HQxXY9B&#10;KE5urzfXW64oLq02b15fpaZkkM+XHfnwTmMvYlBI4p4mcDg++hDJQD4fiW9ZfDBdl/ra2d8SfDBm&#10;EvnId2IexnIUpirkehOlRTElVieWQziNC483By3SDykGHpVC+u8HIC1F996yJXGu5oDmoJwDsIqv&#10;FjJIMYV3YZq/gyPTtIw8mW7xlm2rTZL0zOLMl9uflJ5HNc7Xr/t06vlD7X8CAAD//wMAUEsDBBQA&#10;BgAIAAAAIQBzrglr4AAAAAwBAAAPAAAAZHJzL2Rvd25yZXYueG1sTI/BTsMwDIbvSLxDZCRuW1I0&#10;TWlpOk0ITkiIrhw4pk3WRmuc0mRbeXvMCY62P/3+/nK3+JFd7BxdQAXZWgCz2AXjsFfw0bysJLCY&#10;NBo9BrQKvm2EXXV7U+rChCvW9nJIPaMQjIVWMKQ0FZzHbrBex3WYLNLtGGavE41zz82srxTuR/4g&#10;xJZ77ZA+DHqyT4PtToezV7D/xPrZfb217/Wxdk2TC3zdnpS6v1v2j8CSXdIfDL/6pA4VObXhjCay&#10;UYGUYkOoglUmZA6MkDwXVK+lldxkwKuS/y9R/QAAAP//AwBQSwECLQAUAAYACAAAACEAtoM4kv4A&#10;AADhAQAAEwAAAAAAAAAAAAAAAAAAAAAAW0NvbnRlbnRfVHlwZXNdLnhtbFBLAQItABQABgAIAAAA&#10;IQA4/SH/1gAAAJQBAAALAAAAAAAAAAAAAAAAAC8BAABfcmVscy8ucmVsc1BLAQItABQABgAIAAAA&#10;IQDP6Llt2wEAAJgDAAAOAAAAAAAAAAAAAAAAAC4CAABkcnMvZTJvRG9jLnhtbFBLAQItABQABgAI&#10;AAAAIQBzrglr4AAAAAwBAAAPAAAAAAAAAAAAAAAAADUEAABkcnMvZG93bnJldi54bWxQSwUGAAAA&#10;AAQABADzAAAAQgUAAAAA&#10;" filled="f" stroked="f">
+            <v:shape w14:anchorId="38D605FE" id="Поле 25" o:spid="_x0000_s1051" type="#_x0000_t202" style="position:absolute;left:0;text-align:left;margin-left:440.2pt;margin-top:-54.45pt;width:54.8pt;height:12.4pt;z-index:251699200;visibility:visible;mso-wrap-style:square;mso-width-percent:0;mso-height-percent:0;mso-wrap-distance-left:9pt;mso-wrap-distance-top:0;mso-wrap-distance-right:9pt;mso-wrap-distance-bottom:0;mso-position-horizontal:absolute;mso-position-horizontal-relative:text;mso-position-vertical:absolute;mso-position-vertical-relative:text;mso-width-percent:0;mso-height-percent:0;mso-width-relative:page;mso-height-relative:page;v-text-anchor:top" o:gfxdata="UEsDBBQABgAIAAAAIQC2gziS/gAAAOEBAAATAAAAW0NvbnRlbnRfVHlwZXNdLnhtbJSRQU7DMBBF&#10;90jcwfIWJU67QAgl6YK0S0CoHGBkTxKLZGx5TGhvj5O2G0SRWNoz/78nu9wcxkFMGNg6quQqL6RA&#10;0s5Y6ir5vt9lD1JwBDIwOMJKHpHlpr69KfdHjyxSmriSfYz+USnWPY7AufNIadK6MEJMx9ApD/oD&#10;OlTrorhX2lFEilmcO2RdNtjC5xDF9pCuTyYBB5bi6bQ4syoJ3g9WQ0ymaiLzg5KdCXlKLjvcW893&#10;SUOqXwnz5DrgnHtJTxOsQfEKIT7DmDSUCaxw7Rqn8787ZsmRM9e2VmPeBN4uqYvTtW7jvijg9N/y&#10;JsXecLq0q+WD6m8AAAD//wMAUEsDBBQABgAIAAAAIQA4/SH/1gAAAJQBAAALAAAAX3JlbHMvLnJl&#10;bHOkkMFqwzAMhu+DvYPRfXGawxijTi+j0GvpHsDYimMaW0Yy2fr2M4PBMnrbUb/Q94l/f/hMi1qR&#10;JVI2sOt6UJgd+ZiDgffL8ekFlFSbvV0oo4EbChzGx4f9GRdb25HMsYhqlCwG5lrLq9biZkxWOiqY&#10;22YiTra2kYMu1l1tQD30/bPm3wwYN0x18gb45AdQl1tp5j/sFB2T0FQ7R0nTNEV3j6o9feQzro1i&#10;OWA14Fm+Q8a1a8+Bvu/d/dMb2JY5uiPbhG/ktn4cqGU/er3pcvwCAAD//wMAUEsDBBQABgAIAAAA&#10;IQDP6Llt2wEAAJgDAAAOAAAAZHJzL2Uyb0RvYy54bWysU9tu2zAMfR+wfxD0vjgJlqw14hRdiw4D&#10;ugvQ7QNoWbaF2aJGKbGzrx8lx+kub8NeBIqUjs45pHY3Y9+JoyZv0BZytVhKoa3CytimkF+/PLy6&#10;ksIHsBV0aHUhT9rLm/3LF7vB5XqNLXaVJsEg1ueDK2QbgsuzzKtW9+AX6LTlYo3UQ+AtNVlFMDB6&#10;32Xr5XKbDUiVI1Tae87eT0W5T/h1rVX4VNdeB9EVkrmFtFJay7hm+x3kDYFrjTrTgH9g0YOx/OgF&#10;6h4CiAOZv6B6owg91mGhsM+wro3SSQOrWS3/UPPUgtNJC5vj3cUm//9g1cfjk/tMIoxvceQGJhHe&#10;PaL65oXFuxZso2+JcGg1VPzwKlqWDc7n56vRap/7CFIOH7DiJsMhYAIaa+qjK6xTMDo34HQxXY9B&#10;KE5urzfXW64oLq02b15fpaZkkM+XHfnwTmMvYlBI4p4mcDg++hDJQD4fiW9ZfDBdl/ra2d8SfDBm&#10;EvnId2IexnIUpirkehOlRTElVieWQziNC483By3SDykGHpVC+u8HIC1F996yJXGu5oDmoJwDsIqv&#10;FjJIMYV3YZq/gyPTtIw8mW7xlm2rTZL0zOLMl9uflJ5HNc7Xr/t06vlD7X8CAAD//wMAUEsDBBQA&#10;BgAIAAAAIQBzrglr4AAAAAwBAAAPAAAAZHJzL2Rvd25yZXYueG1sTI/BTsMwDIbvSLxDZCRuW1I0&#10;TWlpOk0ITkiIrhw4pk3WRmuc0mRbeXvMCY62P/3+/nK3+JFd7BxdQAXZWgCz2AXjsFfw0bysJLCY&#10;NBo9BrQKvm2EXXV7U+rChCvW9nJIPaMQjIVWMKQ0FZzHbrBex3WYLNLtGGavE41zz82srxTuR/4g&#10;xJZ77ZA+DHqyT4PtToezV7D/xPrZfb217/Wxdk2TC3zdnpS6v1v2j8CSXdIfDL/6pA4VObXhjCay&#10;UYGUYkOoglUmZA6MkDwXVK+lldxkwKuS/y9R/QAAAP//AwBQSwECLQAUAAYACAAAACEAtoM4kv4A&#10;AADhAQAAEwAAAAAAAAAAAAAAAAAAAAAAW0NvbnRlbnRfVHlwZXNdLnhtbFBLAQItABQABgAIAAAA&#10;IQA4/SH/1gAAAJQBAAALAAAAAAAAAAAAAAAAAC8BAABfcmVscy8ucmVsc1BLAQItABQABgAIAAAA&#10;IQDP6Llt2wEAAJgDAAAOAAAAAAAAAAAAAAAAAC4CAABkcnMvZTJvRG9jLnhtbFBLAQItABQABgAI&#10;AAAAIQBzrglr4AAAAAwBAAAPAAAAAAAAAAAAAAAAADUEAABkcnMvZG93bnJldi54bWxQSwUGAAAA&#10;AAQABADzAAAAQgUAAAAA&#10;" filled="f" stroked="f">
               <v:textbox inset="0,0,0,0">
                 <w:txbxContent>
                   <w:p>
@@ -5593,7 +5274,7 @@
         </mc:Choice>
         <mc:Fallback>
           <w:pict>
-            <v:shape w14:anchorId="66664BF5" id="Поле 24" o:spid="_x0000_s1052" type="#_x0000_t202" style="position:absolute;margin-left:397.6pt;margin-top:-54.45pt;width:41.35pt;height:13pt;z-index:251698176;visibility:visible;mso-wrap-style:square;mso-width-percent:0;mso-height-percent:0;mso-wrap-distance-left:9pt;mso-wrap-distance-top:0;mso-wrap-distance-right:9pt;mso-wrap-distance-bottom:0;mso-position-horizontal:absolute;mso-position-horizontal-relative:text;mso-position-vertical:absolute;mso-position-vertical-relative:text;mso-width-percent:0;mso-height-percent:0;mso-width-relative:page;mso-height-relative:page;v-text-anchor:top" o:gfxdata="UEsDBBQABgAIAAAAIQC2gziS/gAAAOEBAAATAAAAW0NvbnRlbnRfVHlwZXNdLnhtbJSRQU7DMBBF&#10;90jcwfIWJU67QAgl6YK0S0CoHGBkTxKLZGx5TGhvj5O2G0SRWNoz/78nu9wcxkFMGNg6quQqL6RA&#10;0s5Y6ir5vt9lD1JwBDIwOMJKHpHlpr69KfdHjyxSmriSfYz+USnWPY7AufNIadK6MEJMx9ApD/oD&#10;OlTrorhX2lFEilmcO2RdNtjC5xDF9pCuTyYBB5bi6bQ4syoJ3g9WQ0ymaiLzg5KdCXlKLjvcW893&#10;SUOqXwnz5DrgnHtJTxOsQfEKIT7DmDSUCaxw7Rqn8787ZsmRM9e2VmPeBN4uqYvTtW7jvijg9N/y&#10;JsXecLq0q+WD6m8AAAD//wMAUEsDBBQABgAIAAAAIQA4/SH/1gAAAJQBAAALAAAAX3JlbHMvLnJl&#10;bHOkkMFqwzAMhu+DvYPRfXGawxijTi+j0GvpHsDYimMaW0Yy2fr2M4PBMnrbUb/Q94l/f/hMi1qR&#10;JVI2sOt6UJgd+ZiDgffL8ekFlFSbvV0oo4EbChzGx4f9GRdb25HMsYhqlCwG5lrLq9biZkxWOiqY&#10;22YiTra2kYMu1l1tQD30/bPm3wwYN0x18gb45AdQl1tp5j/sFB2T0FQ7R0nTNEV3j6o9feQzro1i&#10;OWA14Fm+Q8a1a8+Bvu/d/dMb2JY5uiPbhG/ktn4cqGU/er3pcvwCAAD//wMAUEsDBBQABgAIAAAA&#10;IQBoLHN92QEAAJgDAAAOAAAAZHJzL2Uyb0RvYy54bWysU9uO0zAQfUfiHyy/0yQVrVDUdLXsahHS&#10;cpEWPsBxnMYi8ZgZt0n5esZO0+XyhnixJmP7+Fwmu5tp6MXJIFlwlSxWuRTGaWisO1Ty65eHV2+k&#10;oKBco3pwppJnQ/Jm//LFbvSlWUMHfWNQMIijcvSV7ELwZZaR7sygaAXeON5sAQcV+BMPWYNqZPSh&#10;z9Z5vs1GwMYjaEPE3ft5U+4TftsaHT61LZkg+koyt5BWTGsd12y/U+UBle+svtBQ/8BiUNbxo1eo&#10;exWUOKL9C2qwGoGgDSsNQwZta7VJGlhNkf+h5qlT3iQtbA75q030/2D1x9OT/4wiTG9h4gCTCPKP&#10;oL+RcHDXKXcwt4gwdkY1/HARLctGT+XlarSaSoog9fgBGg5ZHQMkoKnFIbrCOgWjcwDnq+lmCkJz&#10;c7PeFK83UmjeKrabIk+hZKpcLnuk8M7AIGJRSeRME7g6PVKIZFS5HIlvOXiwfZ9y7d1vDT4YO4l8&#10;5DszD1M9CdtUcr2N0qKYGpozy0GYx4XHm4sO8IcUI49KJen7UaGRon/v2JI4V0uBS1EvhXKar1Yy&#10;SDGXd2Gev6NHe+gYeTbdwS3b1tok6ZnFhS/Hn5ReRjXO16/f6dTzD7X/CQAA//8DAFBLAwQUAAYA&#10;CAAAACEAcFi2n+EAAAAMAQAADwAAAGRycy9kb3ducmV2LnhtbEyPy07DMBBF90j8gzVI7Fq7kWge&#10;xKkqBCskRBoWLJ3YTazG4xC7bfh7hhXs5nF050y5W9zILmYO1qOEzVoAM9h5bbGX8NG8rDJgISrU&#10;avRoJHybALvq9qZUhfZXrM3lEHtGIRgKJWGIcSo4D91gnAprPxmk3dHPTkVq557rWV0p3I08EWLL&#10;nbJIFwY1mafBdKfD2UnYf2L9bL/e2vf6WNumyQW+bk9S3t8t+0dg0SzxD4ZffVKHipxaf0Yd2Cgh&#10;zR8SQiWsNiLLgRGSpSkVLY2yJAdelfz/E9UPAAAA//8DAFBLAQItABQABgAIAAAAIQC2gziS/gAA&#10;AOEBAAATAAAAAAAAAAAAAAAAAAAAAABbQ29udGVudF9UeXBlc10ueG1sUEsBAi0AFAAGAAgAAAAh&#10;ADj9If/WAAAAlAEAAAsAAAAAAAAAAAAAAAAALwEAAF9yZWxzLy5yZWxzUEsBAi0AFAAGAAgAAAAh&#10;AGgsc33ZAQAAmAMAAA4AAAAAAAAAAAAAAAAALgIAAGRycy9lMm9Eb2MueG1sUEsBAi0AFAAGAAgA&#10;AAAhAHBYtp/hAAAADAEAAA8AAAAAAAAAAAAAAAAAMwQAAGRycy9kb3ducmV2LnhtbFBLBQYAAAAA&#10;BAAEAPMAAABBBQAAAAA=&#10;" filled="f" stroked="f">
+            <v:shape w14:anchorId="66664BF5" id="Поле 24" o:spid="_x0000_s1052" type="#_x0000_t202" style="position:absolute;left:0;text-align:left;margin-left:397.6pt;margin-top:-54.45pt;width:41.35pt;height:13pt;z-index:251698176;visibility:visible;mso-wrap-style:square;mso-width-percent:0;mso-height-percent:0;mso-wrap-distance-left:9pt;mso-wrap-distance-top:0;mso-wrap-distance-right:9pt;mso-wrap-distance-bottom:0;mso-position-horizontal:absolute;mso-position-horizontal-relative:text;mso-position-vertical:absolute;mso-position-vertical-relative:text;mso-width-percent:0;mso-height-percent:0;mso-width-relative:page;mso-height-relative:page;v-text-anchor:top" o:gfxdata="UEsDBBQABgAIAAAAIQC2gziS/gAAAOEBAAATAAAAW0NvbnRlbnRfVHlwZXNdLnhtbJSRQU7DMBBF&#10;90jcwfIWJU67QAgl6YK0S0CoHGBkTxKLZGx5TGhvj5O2G0SRWNoz/78nu9wcxkFMGNg6quQqL6RA&#10;0s5Y6ir5vt9lD1JwBDIwOMJKHpHlpr69KfdHjyxSmriSfYz+USnWPY7AufNIadK6MEJMx9ApD/oD&#10;OlTrorhX2lFEilmcO2RdNtjC5xDF9pCuTyYBB5bi6bQ4syoJ3g9WQ0ymaiLzg5KdCXlKLjvcW893&#10;SUOqXwnz5DrgnHtJTxOsQfEKIT7DmDSUCaxw7Rqn8787ZsmRM9e2VmPeBN4uqYvTtW7jvijg9N/y&#10;JsXecLq0q+WD6m8AAAD//wMAUEsDBBQABgAIAAAAIQA4/SH/1gAAAJQBAAALAAAAX3JlbHMvLnJl&#10;bHOkkMFqwzAMhu+DvYPRfXGawxijTi+j0GvpHsDYimMaW0Yy2fr2M4PBMnrbUb/Q94l/f/hMi1qR&#10;JVI2sOt6UJgd+ZiDgffL8ekFlFSbvV0oo4EbChzGx4f9GRdb25HMsYhqlCwG5lrLq9biZkxWOiqY&#10;22YiTra2kYMu1l1tQD30/bPm3wwYN0x18gb45AdQl1tp5j/sFB2T0FQ7R0nTNEV3j6o9feQzro1i&#10;OWA14Fm+Q8a1a8+Bvu/d/dMb2JY5uiPbhG/ktn4cqGU/er3pcvwCAAD//wMAUEsDBBQABgAIAAAA&#10;IQBoLHN92QEAAJgDAAAOAAAAZHJzL2Uyb0RvYy54bWysU9uO0zAQfUfiHyy/0yQVrVDUdLXsahHS&#10;cpEWPsBxnMYi8ZgZt0n5esZO0+XyhnixJmP7+Fwmu5tp6MXJIFlwlSxWuRTGaWisO1Ty65eHV2+k&#10;oKBco3pwppJnQ/Jm//LFbvSlWUMHfWNQMIijcvSV7ELwZZaR7sygaAXeON5sAQcV+BMPWYNqZPSh&#10;z9Z5vs1GwMYjaEPE3ft5U+4TftsaHT61LZkg+koyt5BWTGsd12y/U+UBle+svtBQ/8BiUNbxo1eo&#10;exWUOKL9C2qwGoGgDSsNQwZta7VJGlhNkf+h5qlT3iQtbA75q030/2D1x9OT/4wiTG9h4gCTCPKP&#10;oL+RcHDXKXcwt4gwdkY1/HARLctGT+XlarSaSoog9fgBGg5ZHQMkoKnFIbrCOgWjcwDnq+lmCkJz&#10;c7PeFK83UmjeKrabIk+hZKpcLnuk8M7AIGJRSeRME7g6PVKIZFS5HIlvOXiwfZ9y7d1vDT4YO4l8&#10;5DszD1M9CdtUcr2N0qKYGpozy0GYx4XHm4sO8IcUI49KJen7UaGRon/v2JI4V0uBS1EvhXKar1Yy&#10;SDGXd2Gev6NHe+gYeTbdwS3b1tok6ZnFhS/Hn5ReRjXO16/f6dTzD7X/CQAA//8DAFBLAwQUAAYA&#10;CAAAACEAcFi2n+EAAAAMAQAADwAAAGRycy9kb3ducmV2LnhtbEyPy07DMBBF90j8gzVI7Fq7kWge&#10;xKkqBCskRBoWLJ3YTazG4xC7bfh7hhXs5nF050y5W9zILmYO1qOEzVoAM9h5bbGX8NG8rDJgISrU&#10;avRoJHybALvq9qZUhfZXrM3lEHtGIRgKJWGIcSo4D91gnAprPxmk3dHPTkVq557rWV0p3I08EWLL&#10;nbJIFwY1mafBdKfD2UnYf2L9bL/e2vf6WNumyQW+bk9S3t8t+0dg0SzxD4ZffVKHipxaf0Yd2Cgh&#10;zR8SQiWsNiLLgRGSpSkVLY2yJAdelfz/E9UPAAAA//8DAFBLAQItABQABgAIAAAAIQC2gziS/gAA&#10;AOEBAAATAAAAAAAAAAAAAAAAAAAAAABbQ29udGVudF9UeXBlc10ueG1sUEsBAi0AFAAGAAgAAAAh&#10;ADj9If/WAAAAlAEAAAsAAAAAAAAAAAAAAAAALwEAAF9yZWxzLy5yZWxzUEsBAi0AFAAGAAgAAAAh&#10;AGgsc33ZAQAAmAMAAA4AAAAAAAAAAAAAAAAALgIAAGRycy9lMm9Eb2MueG1sUEsBAi0AFAAGAAgA&#10;AAAhAHBYtp/hAAAADAEAAA8AAAAAAAAAAAAAAAAAMwQAAGRycy9kb3ducmV2LnhtbFBLBQYAAAAA&#10;BAAEAPMAAABBBQAAAAA=&#10;" filled="f" stroked="f">
               <v:textbox inset="0,0,0,0">
                 <w:txbxContent>
                   <w:p>
@@ -5716,7 +5397,7 @@
         </mc:Choice>
         <mc:Fallback>
           <w:pict>
-            <v:shape w14:anchorId="3B7D1DC4" id="Поле 23" o:spid="_x0000_s1053" type="#_x0000_t202" style="position:absolute;margin-left:355pt;margin-top:-54.45pt;width:42.8pt;height:12.8pt;z-index:251696128;visibility:visible;mso-wrap-style:square;mso-width-percent:0;mso-height-percent:0;mso-wrap-distance-left:9pt;mso-wrap-distance-top:0;mso-wrap-distance-right:9pt;mso-wrap-distance-bottom:0;mso-position-horizontal:absolute;mso-position-horizontal-relative:text;mso-position-vertical:absolute;mso-position-vertical-relative:text;mso-width-percent:0;mso-height-percent:0;mso-width-relative:page;mso-height-relative:page;v-text-anchor:top" o:gfxdata="UEsDBBQABgAIAAAAIQC2gziS/gAAAOEBAAATAAAAW0NvbnRlbnRfVHlwZXNdLnhtbJSRQU7DMBBF&#10;90jcwfIWJU67QAgl6YK0S0CoHGBkTxKLZGx5TGhvj5O2G0SRWNoz/78nu9wcxkFMGNg6quQqL6RA&#10;0s5Y6ir5vt9lD1JwBDIwOMJKHpHlpr69KfdHjyxSmriSfYz+USnWPY7AufNIadK6MEJMx9ApD/oD&#10;OlTrorhX2lFEilmcO2RdNtjC5xDF9pCuTyYBB5bi6bQ4syoJ3g9WQ0ymaiLzg5KdCXlKLjvcW893&#10;SUOqXwnz5DrgnHtJTxOsQfEKIT7DmDSUCaxw7Rqn8787ZsmRM9e2VmPeBN4uqYvTtW7jvijg9N/y&#10;JsXecLq0q+WD6m8AAAD//wMAUEsDBBQABgAIAAAAIQA4/SH/1gAAAJQBAAALAAAAX3JlbHMvLnJl&#10;bHOkkMFqwzAMhu+DvYPRfXGawxijTi+j0GvpHsDYimMaW0Yy2fr2M4PBMnrbUb/Q94l/f/hMi1qR&#10;JVI2sOt6UJgd+ZiDgffL8ekFlFSbvV0oo4EbChzGx4f9GRdb25HMsYhqlCwG5lrLq9biZkxWOiqY&#10;22YiTra2kYMu1l1tQD30/bPm3wwYN0x18gb45AdQl1tp5j/sFB2T0FQ7R0nTNEV3j6o9feQzro1i&#10;OWA14Fm+Q8a1a8+Bvu/d/dMb2JY5uiPbhG/ktn4cqGU/er3pcvwCAAD//wMAUEsDBBQABgAIAAAA&#10;IQA50GGz2AEAAJgDAAAOAAAAZHJzL2Uyb0RvYy54bWysU9uO0zAQfUfiHyy/07SFLShqulp2tQhp&#10;uUgLH+A4dmOReMyM26R8PWOn6XJ5Q7xYkxn7zDlnJtvrse/E0SA58JVcLZZSGK+hcX5fya9f7l+8&#10;kYKi8o3qwJtKngzJ693zZ9shlGYNLXSNQcEgnsohVLKNMZRFQbo1vaIFBOO5aAF7FfkT90WDamD0&#10;vivWy+WmGACbgKANEWfvpqLcZXxrjY6frCUTRVdJ5hbzifms01nstqrcowqt02ca6h9Y9Mp5bnqB&#10;ulNRiQO6v6B6pxEIbFxo6Auw1mmTNbCa1fIPNY+tCiZrYXMoXGyi/werPx4fw2cUcXwLIw8wi6Dw&#10;APobCQ+3rfJ7c4MIQ2tUw41XybJiCFSenyarqaQEUg8foOEhq0OEDDRa7JMrrFMwOg/gdDHdjFFo&#10;Tl69enm14Yrm0mqzTnHqoMr5cUCK7wz0IgWVRJ5pBlfHB4rT1flK6uXh3nVdnmvnf0swZspk8onv&#10;xDyO9ShcU8n169Q4iamhObEchGldeL05aAF/SDHwqlSSvh8UGim6954tSXs1BzgH9Rwor/lpJaMU&#10;U3gbp/07BHT7lpEn0z3csG3WZUlPLM58efzZlPOqpv369Tvfevqhdj8BAAD//wMAUEsDBBQABgAI&#10;AAAAIQBHfbIe4gAAAAwBAAAPAAAAZHJzL2Rvd25yZXYueG1sTI/BTsMwEETvSP0Haytxa+1QkSYh&#10;TlUhOCEh0nDg6CRuYjVeh9htw9+znMpxdkazb/LdbAd20ZM3DiVEawFMY+Nag52Ez+p1lQDzQWGr&#10;Bodawo/2sCsWd7nKWnfFUl8OoWNUgj5TEvoQxoxz3/TaKr92o0byjm6yKpCcOt5O6krlduAPQsTc&#10;KoP0oVejfu51czqcrYT9F5Yv5vu9/iiPpamqVOBbfJLyfjnvn4AFPYdbGP7wCR0KYqrdGVvPBgnb&#10;SNCWIGEViSQFRpFt+hgDq+mUbDbAi5z/H1H8AgAA//8DAFBLAQItABQABgAIAAAAIQC2gziS/gAA&#10;AOEBAAATAAAAAAAAAAAAAAAAAAAAAABbQ29udGVudF9UeXBlc10ueG1sUEsBAi0AFAAGAAgAAAAh&#10;ADj9If/WAAAAlAEAAAsAAAAAAAAAAAAAAAAALwEAAF9yZWxzLy5yZWxzUEsBAi0AFAAGAAgAAAAh&#10;ADnQYbPYAQAAmAMAAA4AAAAAAAAAAAAAAAAALgIAAGRycy9lMm9Eb2MueG1sUEsBAi0AFAAGAAgA&#10;AAAhAEd9sh7iAAAADAEAAA8AAAAAAAAAAAAAAAAAMgQAAGRycy9kb3ducmV2LnhtbFBLBQYAAAAA&#10;BAAEAPMAAABBBQAAAAA=&#10;" filled="f" stroked="f">
+            <v:shape w14:anchorId="3B7D1DC4" id="Поле 23" o:spid="_x0000_s1053" type="#_x0000_t202" style="position:absolute;left:0;text-align:left;margin-left:355pt;margin-top:-54.45pt;width:42.8pt;height:12.8pt;z-index:251696128;visibility:visible;mso-wrap-style:square;mso-width-percent:0;mso-height-percent:0;mso-wrap-distance-left:9pt;mso-wrap-distance-top:0;mso-wrap-distance-right:9pt;mso-wrap-distance-bottom:0;mso-position-horizontal:absolute;mso-position-horizontal-relative:text;mso-position-vertical:absolute;mso-position-vertical-relative:text;mso-width-percent:0;mso-height-percent:0;mso-width-relative:page;mso-height-relative:page;v-text-anchor:top" o:gfxdata="UEsDBBQABgAIAAAAIQC2gziS/gAAAOEBAAATAAAAW0NvbnRlbnRfVHlwZXNdLnhtbJSRQU7DMBBF&#10;90jcwfIWJU67QAgl6YK0S0CoHGBkTxKLZGx5TGhvj5O2G0SRWNoz/78nu9wcxkFMGNg6quQqL6RA&#10;0s5Y6ir5vt9lD1JwBDIwOMJKHpHlpr69KfdHjyxSmriSfYz+USnWPY7AufNIadK6MEJMx9ApD/oD&#10;OlTrorhX2lFEilmcO2RdNtjC5xDF9pCuTyYBB5bi6bQ4syoJ3g9WQ0ymaiLzg5KdCXlKLjvcW893&#10;SUOqXwnz5DrgnHtJTxOsQfEKIT7DmDSUCaxw7Rqn8787ZsmRM9e2VmPeBN4uqYvTtW7jvijg9N/y&#10;JsXecLq0q+WD6m8AAAD//wMAUEsDBBQABgAIAAAAIQA4/SH/1gAAAJQBAAALAAAAX3JlbHMvLnJl&#10;bHOkkMFqwzAMhu+DvYPRfXGawxijTi+j0GvpHsDYimMaW0Yy2fr2M4PBMnrbUb/Q94l/f/hMi1qR&#10;JVI2sOt6UJgd+ZiDgffL8ekFlFSbvV0oo4EbChzGx4f9GRdb25HMsYhqlCwG5lrLq9biZkxWOiqY&#10;22YiTra2kYMu1l1tQD30/bPm3wwYN0x18gb45AdQl1tp5j/sFB2T0FQ7R0nTNEV3j6o9feQzro1i&#10;OWA14Fm+Q8a1a8+Bvu/d/dMb2JY5uiPbhG/ktn4cqGU/er3pcvwCAAD//wMAUEsDBBQABgAIAAAA&#10;IQA50GGz2AEAAJgDAAAOAAAAZHJzL2Uyb0RvYy54bWysU9uO0zAQfUfiHyy/07SFLShqulp2tQhp&#10;uUgLH+A4dmOReMyM26R8PWOn6XJ5Q7xYkxn7zDlnJtvrse/E0SA58JVcLZZSGK+hcX5fya9f7l+8&#10;kYKi8o3qwJtKngzJ693zZ9shlGYNLXSNQcEgnsohVLKNMZRFQbo1vaIFBOO5aAF7FfkT90WDamD0&#10;vivWy+WmGACbgKANEWfvpqLcZXxrjY6frCUTRVdJ5hbzifms01nstqrcowqt02ca6h9Y9Mp5bnqB&#10;ulNRiQO6v6B6pxEIbFxo6Auw1mmTNbCa1fIPNY+tCiZrYXMoXGyi/werPx4fw2cUcXwLIw8wi6Dw&#10;APobCQ+3rfJ7c4MIQ2tUw41XybJiCFSenyarqaQEUg8foOEhq0OEDDRa7JMrrFMwOg/gdDHdjFFo&#10;Tl69enm14Yrm0mqzTnHqoMr5cUCK7wz0IgWVRJ5pBlfHB4rT1flK6uXh3nVdnmvnf0swZspk8onv&#10;xDyO9ShcU8n169Q4iamhObEchGldeL05aAF/SDHwqlSSvh8UGim6954tSXs1BzgH9Rwor/lpJaMU&#10;U3gbp/07BHT7lpEn0z3csG3WZUlPLM58efzZlPOqpv369Tvfevqhdj8BAAD//wMAUEsDBBQABgAI&#10;AAAAIQBHfbIe4gAAAAwBAAAPAAAAZHJzL2Rvd25yZXYueG1sTI/BTsMwEETvSP0Haytxa+1QkSYh&#10;TlUhOCEh0nDg6CRuYjVeh9htw9+znMpxdkazb/LdbAd20ZM3DiVEawFMY+Nag52Ez+p1lQDzQWGr&#10;Bodawo/2sCsWd7nKWnfFUl8OoWNUgj5TEvoQxoxz3/TaKr92o0byjm6yKpCcOt5O6krlduAPQsTc&#10;KoP0oVejfu51czqcrYT9F5Yv5vu9/iiPpamqVOBbfJLyfjnvn4AFPYdbGP7wCR0KYqrdGVvPBgnb&#10;SNCWIGEViSQFRpFt+hgDq+mUbDbAi5z/H1H8AgAA//8DAFBLAQItABQABgAIAAAAIQC2gziS/gAA&#10;AOEBAAATAAAAAAAAAAAAAAAAAAAAAABbQ29udGVudF9UeXBlc10ueG1sUEsBAi0AFAAGAAgAAAAh&#10;ADj9If/WAAAAlAEAAAsAAAAAAAAAAAAAAAAALwEAAF9yZWxzLy5yZWxzUEsBAi0AFAAGAAgAAAAh&#10;ADnQYbPYAQAAmAMAAA4AAAAAAAAAAAAAAAAALgIAAGRycy9lMm9Eb2MueG1sUEsBAi0AFAAGAAgA&#10;AAAhAEd9sh7iAAAADAEAAA8AAAAAAAAAAAAAAAAAMgQAAGRycy9kb3ducmV2LnhtbFBLBQYAAAAA&#10;BAAEAPMAAABBBQAAAAA=&#10;" filled="f" stroked="f">
               <v:textbox inset="0,0,0,0">
                 <w:txbxContent>
                   <w:p>
@@ -6288,7 +5969,7 @@
         </mc:Choice>
         <mc:Fallback>
           <w:pict>
-            <v:shape w14:anchorId="10D9A477" id="Поле 16" o:spid="_x0000_s1054" type="#_x0000_t202" style="position:absolute;margin-left:355pt;margin-top:.65pt;width:142pt;height:28.4pt;z-index:251695104;visibility:visible;mso-wrap-style:square;mso-width-percent:0;mso-height-percent:0;mso-wrap-distance-left:9pt;mso-wrap-distance-top:0;mso-wrap-distance-right:9pt;mso-wrap-distance-bottom:0;mso-position-horizontal:absolute;mso-position-horizontal-relative:text;mso-position-vertical:absolute;mso-position-vertical-relative:text;mso-width-percent:0;mso-height-percent:0;mso-width-relative:page;mso-height-relative:page;v-text-anchor:top" o:gfxdata="UEsDBBQABgAIAAAAIQC2gziS/gAAAOEBAAATAAAAW0NvbnRlbnRfVHlwZXNdLnhtbJSRQU7DMBBF&#10;90jcwfIWJU67QAgl6YK0S0CoHGBkTxKLZGx5TGhvj5O2G0SRWNoz/78nu9wcxkFMGNg6quQqL6RA&#10;0s5Y6ir5vt9lD1JwBDIwOMJKHpHlpr69KfdHjyxSmriSfYz+USnWPY7AufNIadK6MEJMx9ApD/oD&#10;OlTrorhX2lFEilmcO2RdNtjC5xDF9pCuTyYBB5bi6bQ4syoJ3g9WQ0ymaiLzg5KdCXlKLjvcW893&#10;SUOqXwnz5DrgnHtJTxOsQfEKIT7DmDSUCaxw7Rqn8787ZsmRM9e2VmPeBN4uqYvTtW7jvijg9N/y&#10;JsXecLq0q+WD6m8AAAD//wMAUEsDBBQABgAIAAAAIQA4/SH/1gAAAJQBAAALAAAAX3JlbHMvLnJl&#10;bHOkkMFqwzAMhu+DvYPRfXGawxijTi+j0GvpHsDYimMaW0Yy2fr2M4PBMnrbUb/Q94l/f/hMi1qR&#10;JVI2sOt6UJgd+ZiDgffL8ekFlFSbvV0oo4EbChzGx4f9GRdb25HMsYhqlCwG5lrLq9biZkxWOiqY&#10;22YiTra2kYMu1l1tQD30/bPm3wwYN0x18gb45AdQl1tp5j/sFB2T0FQ7R0nTNEV3j6o9feQzro1i&#10;OWA14Fm+Q8a1a8+Bvu/d/dMb2JY5uiPbhG/ktn4cqGU/er3pcvwCAAD//wMAUEsDBBQABgAIAAAA&#10;IQA+O5gx2wEAAJkDAAAOAAAAZHJzL2Uyb0RvYy54bWysU9tu2zAMfR+wfxD0vthJhyAw4hRdiw4D&#10;ugvQ7gMUWbaF2aJGKrGzrx8lx+nWvg17EShROjznkNpej30njgbJgivlcpFLYZyGyrqmlN+f7t9t&#10;pKCgXKU6cKaUJ0Pyevf2zXbwhVlBC11lUDCIo2LwpWxD8EWWkW5Nr2gB3jhO1oC9CrzFJqtQDYze&#10;d9kqz9fZAFh5BG2I+PRuSspdwq9ro8PXuiYTRFdK5hbSimndxzXbbVXRoPKt1Wca6h9Y9Mo6LnqB&#10;ulNBiQPaV1C91QgEdVho6DOoa6tN0sBqlvkLNY+t8iZpYXPIX2yi/wervxwf/TcUYfwAIzcwiSD/&#10;APoHCQe3rXKNuUGEoTWq4sLLaFk2eCrOT6PVVFAE2Q+foeImq0OABDTW2EdXWKdgdG7A6WK6GYPQ&#10;seQmv3qfc0pz7mqdrzepK5kq5tceKXw00IsYlBK5qQldHR8oRDaqmK/EYg7ubdelxnburwO+GE8S&#10;+0h4oh7G/ShsVcrVJmqLavZQnVgPwjQvPN8ctIC/pBh4VkpJPw8KjRTdJ8eexMGaA5yD/Rwop/lp&#10;KYMUU3gbpgE8eLRNy8iT6w5u2LfaJknPLM58uf9J6XlW44D9uU+3nn/U7jcAAAD//wMAUEsDBBQA&#10;BgAIAAAAIQDwfeXK3gAAAAgBAAAPAAAAZHJzL2Rvd25yZXYueG1sTI/LTsMwEEX3SPyDNUjsqB0e&#10;pQlxqgrBCgk1DQuWTjxNosbjELtt+HuGFSyvzujOufl6doM44RR6TxqShQKB1HjbU6vho3q9WYEI&#10;0ZA1gyfU8I0B1sXlRW4y689U4mkXW8ElFDKjoYtxzKQMTYfOhIUfkZjt/eRM5Di10k7mzOVukLdK&#10;LaUzPfGHzoz43GFz2B2dhs0nlS/913u9LfdlX1WporflQevrq3nzBCLiHP+O4Vef1aFgp9ofyQYx&#10;aHhMFG+JDO5AME/Te861hodVArLI5f8BxQ8AAAD//wMAUEsBAi0AFAAGAAgAAAAhALaDOJL+AAAA&#10;4QEAABMAAAAAAAAAAAAAAAAAAAAAAFtDb250ZW50X1R5cGVzXS54bWxQSwECLQAUAAYACAAAACEA&#10;OP0h/9YAAACUAQAACwAAAAAAAAAAAAAAAAAvAQAAX3JlbHMvLnJlbHNQSwECLQAUAAYACAAAACEA&#10;PjuYMdsBAACZAwAADgAAAAAAAAAAAAAAAAAuAgAAZHJzL2Uyb0RvYy54bWxQSwECLQAUAAYACAAA&#10;ACEA8H3lyt4AAAAIAQAADwAAAAAAAAAAAAAAAAA1BAAAZHJzL2Rvd25yZXYueG1sUEsFBgAAAAAE&#10;AAQA8wAAAEAFAAAAAA==&#10;" filled="f" stroked="f">
+            <v:shape w14:anchorId="10D9A477" id="Поле 16" o:spid="_x0000_s1054" type="#_x0000_t202" style="position:absolute;left:0;text-align:left;margin-left:355pt;margin-top:.65pt;width:142pt;height:28.4pt;z-index:251695104;visibility:visible;mso-wrap-style:square;mso-width-percent:0;mso-height-percent:0;mso-wrap-distance-left:9pt;mso-wrap-distance-top:0;mso-wrap-distance-right:9pt;mso-wrap-distance-bottom:0;mso-position-horizontal:absolute;mso-position-horizontal-relative:text;mso-position-vertical:absolute;mso-position-vertical-relative:text;mso-width-percent:0;mso-height-percent:0;mso-width-relative:page;mso-height-relative:page;v-text-anchor:top" o:gfxdata="UEsDBBQABgAIAAAAIQC2gziS/gAAAOEBAAATAAAAW0NvbnRlbnRfVHlwZXNdLnhtbJSRQU7DMBBF&#10;90jcwfIWJU67QAgl6YK0S0CoHGBkTxKLZGx5TGhvj5O2G0SRWNoz/78nu9wcxkFMGNg6quQqL6RA&#10;0s5Y6ir5vt9lD1JwBDIwOMJKHpHlpr69KfdHjyxSmriSfYz+USnWPY7AufNIadK6MEJMx9ApD/oD&#10;OlTrorhX2lFEilmcO2RdNtjC5xDF9pCuTyYBB5bi6bQ4syoJ3g9WQ0ymaiLzg5KdCXlKLjvcW893&#10;SUOqXwnz5DrgnHtJTxOsQfEKIT7DmDSUCaxw7Rqn8787ZsmRM9e2VmPeBN4uqYvTtW7jvijg9N/y&#10;JsXecLq0q+WD6m8AAAD//wMAUEsDBBQABgAIAAAAIQA4/SH/1gAAAJQBAAALAAAAX3JlbHMvLnJl&#10;bHOkkMFqwzAMhu+DvYPRfXGawxijTi+j0GvpHsDYimMaW0Yy2fr2M4PBMnrbUb/Q94l/f/hMi1qR&#10;JVI2sOt6UJgd+ZiDgffL8ekFlFSbvV0oo4EbChzGx4f9GRdb25HMsYhqlCwG5lrLq9biZkxWOiqY&#10;22YiTra2kYMu1l1tQD30/bPm3wwYN0x18gb45AdQl1tp5j/sFB2T0FQ7R0nTNEV3j6o9feQzro1i&#10;OWA14Fm+Q8a1a8+Bvu/d/dMb2JY5uiPbhG/ktn4cqGU/er3pcvwCAAD//wMAUEsDBBQABgAIAAAA&#10;IQA+O5gx2wEAAJkDAAAOAAAAZHJzL2Uyb0RvYy54bWysU9tu2zAMfR+wfxD0vthJhyAw4hRdiw4D&#10;ugvQ7gMUWbaF2aJGKrGzrx8lx+nWvg17EShROjznkNpej30njgbJgivlcpFLYZyGyrqmlN+f7t9t&#10;pKCgXKU6cKaUJ0Pyevf2zXbwhVlBC11lUDCIo2LwpWxD8EWWkW5Nr2gB3jhO1oC9CrzFJqtQDYze&#10;d9kqz9fZAFh5BG2I+PRuSspdwq9ro8PXuiYTRFdK5hbSimndxzXbbVXRoPKt1Wca6h9Y9Mo6LnqB&#10;ulNBiQPaV1C91QgEdVho6DOoa6tN0sBqlvkLNY+t8iZpYXPIX2yi/wervxwf/TcUYfwAIzcwiSD/&#10;APoHCQe3rXKNuUGEoTWq4sLLaFk2eCrOT6PVVFAE2Q+foeImq0OABDTW2EdXWKdgdG7A6WK6GYPQ&#10;seQmv3qfc0pz7mqdrzepK5kq5tceKXw00IsYlBK5qQldHR8oRDaqmK/EYg7ubdelxnburwO+GE8S&#10;+0h4oh7G/ShsVcrVJmqLavZQnVgPwjQvPN8ctIC/pBh4VkpJPw8KjRTdJ8eexMGaA5yD/Rwop/lp&#10;KYMUU3gbpgE8eLRNy8iT6w5u2LfaJknPLM58uf9J6XlW44D9uU+3nn/U7jcAAAD//wMAUEsDBBQA&#10;BgAIAAAAIQDwfeXK3gAAAAgBAAAPAAAAZHJzL2Rvd25yZXYueG1sTI/LTsMwEEX3SPyDNUjsqB0e&#10;pQlxqgrBCgk1DQuWTjxNosbjELtt+HuGFSyvzujOufl6doM44RR6TxqShQKB1HjbU6vho3q9WYEI&#10;0ZA1gyfU8I0B1sXlRW4y689U4mkXW8ElFDKjoYtxzKQMTYfOhIUfkZjt/eRM5Di10k7mzOVukLdK&#10;LaUzPfGHzoz43GFz2B2dhs0nlS/913u9LfdlX1WporflQevrq3nzBCLiHP+O4Vef1aFgp9ofyQYx&#10;aHhMFG+JDO5AME/Te861hodVArLI5f8BxQ8AAAD//wMAUEsBAi0AFAAGAAgAAAAhALaDOJL+AAAA&#10;4QEAABMAAAAAAAAAAAAAAAAAAAAAAFtDb250ZW50X1R5cGVzXS54bWxQSwECLQAUAAYACAAAACEA&#10;OP0h/9YAAACUAQAACwAAAAAAAAAAAAAAAAAvAQAAX3JlbHMvLnJlbHNQSwECLQAUAAYACAAAACEA&#10;PjuYMdsBAACZAwAADgAAAAAAAAAAAAAAAAAuAgAAZHJzL2Uyb0RvYy54bWxQSwECLQAUAAYACAAA&#10;ACEA8H3lyt4AAAAIAQAADwAAAAAAAAAAAAAAAAA1BAAAZHJzL2Rvd25yZXYueG1sUEsFBgAAAAAE&#10;AAQA8wAAAEAFAAAAAA==&#10;" filled="f" stroked="f">
               <v:textbox inset="0,0,0,0">
                 <w:txbxContent>
                   <w:p>
@@ -6628,7 +6309,7 @@
         </mc:Choice>
         <mc:Fallback>
           <w:pict>
-            <v:shape w14:anchorId="38614A06" id="Поле 12" o:spid="_x0000_s1055" type="#_x0000_t202" style="position:absolute;margin-left:165.45pt;margin-top:-85.1pt;width:321.65pt;height:11.5pt;z-index:251694080;visibility:visible;mso-wrap-style:square;mso-width-percent:0;mso-height-percent:0;mso-wrap-distance-left:9pt;mso-wrap-distance-top:0;mso-wrap-distance-right:9pt;mso-wrap-distance-bottom:0;mso-position-horizontal:absolute;mso-position-horizontal-relative:text;mso-position-vertical:absolute;mso-position-vertical-relative:text;mso-width-percent:0;mso-height-percent:0;mso-width-relative:page;mso-height-relative:page;v-text-anchor:top" o:gfxdata="UEsDBBQABgAIAAAAIQC2gziS/gAAAOEBAAATAAAAW0NvbnRlbnRfVHlwZXNdLnhtbJSRQU7DMBBF&#10;90jcwfIWJU67QAgl6YK0S0CoHGBkTxKLZGx5TGhvj5O2G0SRWNoz/78nu9wcxkFMGNg6quQqL6RA&#10;0s5Y6ir5vt9lD1JwBDIwOMJKHpHlpr69KfdHjyxSmriSfYz+USnWPY7AufNIadK6MEJMx9ApD/oD&#10;OlTrorhX2lFEilmcO2RdNtjC5xDF9pCuTyYBB5bi6bQ4syoJ3g9WQ0ymaiLzg5KdCXlKLjvcW893&#10;SUOqXwnz5DrgnHtJTxOsQfEKIT7DmDSUCaxw7Rqn8787ZsmRM9e2VmPeBN4uqYvTtW7jvijg9N/y&#10;JsXecLq0q+WD6m8AAAD//wMAUEsDBBQABgAIAAAAIQA4/SH/1gAAAJQBAAALAAAAX3JlbHMvLnJl&#10;bHOkkMFqwzAMhu+DvYPRfXGawxijTi+j0GvpHsDYimMaW0Yy2fr2M4PBMnrbUb/Q94l/f/hMi1qR&#10;JVI2sOt6UJgd+ZiDgffL8ekFlFSbvV0oo4EbChzGx4f9GRdb25HMsYhqlCwG5lrLq9biZkxWOiqY&#10;22YiTra2kYMu1l1tQD30/bPm3wwYN0x18gb45AdQl1tp5j/sFB2T0FQ7R0nTNEV3j6o9feQzro1i&#10;OWA14Fm+Q8a1a8+Bvu/d/dMb2JY5uiPbhG/ktn4cqGU/er3pcvwCAAD//wMAUEsDBBQABgAIAAAA&#10;IQCWTAiI2wEAAJkDAAAOAAAAZHJzL2Uyb0RvYy54bWysU0tu2zAQ3RfoHQjua8mGHSSC5SBN4KJA&#10;+gHSHGBMURZRicMOaUvu6TukLKdNd0U3xGhIPr7PaH07dK04avIGbSnns1wKbRVWxu5L+fxt++5a&#10;Ch/AVtCi1aU8aS9vN2/frHtX6AU22FaaBINYX/SulE0IrsgyrxrdgZ+h05Y3a6QOAn/SPqsIekbv&#10;2myR51dZj1Q5QqW95+7DuCk3Cb+utQpf6trrINpSMreQVkrrLq7ZZg3FnsA1Rp1pwD+w6MBYfvQC&#10;9QABxIHMX1CdUYQe6zBT2GVY10bppIHVzPNXap4acDppYXO8u9jk/x+s+nx8cl9JhOE9DhxgEuHd&#10;I6rvXli8b8Du9R0R9o2Gih+eR8uy3vnifDVa7QsfQXb9J6w4ZDgETEBDTV10hXUKRucAThfT9RCE&#10;4uYyv17erFZSKN6bL6/yVUolg2K67ciHDxo7EYtSEoea0OH46ENkA8V0JD5mcWvaNgXb2j8afDB2&#10;EvtIeKQeht0gTFXKxU3UFtXssDqxHsJxXni+uWiQfkrR86yU0v84AGkp2o+WPYmDNRU0FbupAKv4&#10;aimDFGN5H8YBPDgy+4aRJ9fv2LetSZJeWJz5cv5J6XlW44D9/p1OvfxRm18AAAD//wMAUEsDBBQA&#10;BgAIAAAAIQCpXuZI4AAAAA0BAAAPAAAAZHJzL2Rvd25yZXYueG1sTI89T8MwEIZ3JP6DdUgsqLWd&#10;Vg0JcSqEYGGjsLC58ZFE2OcodpPQX487wXYfj957rtovzrIJx9B7UiDXAhhS401PrYKP95fVPbAQ&#10;NRltPaGCHwywr6+vKl0aP9MbTofYshRCodQKuhiHkvPQdOh0WPsBKe2+/Oh0TO3YcjPqOYU7yzMh&#10;dtzpntKFTg/41GHzfTg5Bbvlebh7LTCbz42d6PMsZUSp1O3N8vgALOIS/2C46Cd1qJPT0Z/IBGYV&#10;bDaiSKiClcxFBiwhRb5NxfEy2uYZ8Lri/7+ofwEAAP//AwBQSwECLQAUAAYACAAAACEAtoM4kv4A&#10;AADhAQAAEwAAAAAAAAAAAAAAAAAAAAAAW0NvbnRlbnRfVHlwZXNdLnhtbFBLAQItABQABgAIAAAA&#10;IQA4/SH/1gAAAJQBAAALAAAAAAAAAAAAAAAAAC8BAABfcmVscy8ucmVsc1BLAQItABQABgAIAAAA&#10;IQCWTAiI2wEAAJkDAAAOAAAAAAAAAAAAAAAAAC4CAABkcnMvZTJvRG9jLnhtbFBLAQItABQABgAI&#10;AAAAIQCpXuZI4AAAAA0BAAAPAAAAAAAAAAAAAAAAADUEAABkcnMvZG93bnJldi54bWxQSwUGAAAA&#10;AAQABADzAAAAQgUAAAAA&#10;" filled="f" stroked="f">
+            <v:shape w14:anchorId="38614A06" id="Поле 12" o:spid="_x0000_s1055" type="#_x0000_t202" style="position:absolute;left:0;text-align:left;margin-left:165.45pt;margin-top:-85.1pt;width:321.65pt;height:11.5pt;z-index:251694080;visibility:visible;mso-wrap-style:square;mso-width-percent:0;mso-height-percent:0;mso-wrap-distance-left:9pt;mso-wrap-distance-top:0;mso-wrap-distance-right:9pt;mso-wrap-distance-bottom:0;mso-position-horizontal:absolute;mso-position-horizontal-relative:text;mso-position-vertical:absolute;mso-position-vertical-relative:text;mso-width-percent:0;mso-height-percent:0;mso-width-relative:page;mso-height-relative:page;v-text-anchor:top" o:gfxdata="UEsDBBQABgAIAAAAIQC2gziS/gAAAOEBAAATAAAAW0NvbnRlbnRfVHlwZXNdLnhtbJSRQU7DMBBF&#10;90jcwfIWJU67QAgl6YK0S0CoHGBkTxKLZGx5TGhvj5O2G0SRWNoz/78nu9wcxkFMGNg6quQqL6RA&#10;0s5Y6ir5vt9lD1JwBDIwOMJKHpHlpr69KfdHjyxSmriSfYz+USnWPY7AufNIadK6MEJMx9ApD/oD&#10;OlTrorhX2lFEilmcO2RdNtjC5xDF9pCuTyYBB5bi6bQ4syoJ3g9WQ0ymaiLzg5KdCXlKLjvcW893&#10;SUOqXwnz5DrgnHtJTxOsQfEKIT7DmDSUCaxw7Rqn8787ZsmRM9e2VmPeBN4uqYvTtW7jvijg9N/y&#10;JsXecLq0q+WD6m8AAAD//wMAUEsDBBQABgAIAAAAIQA4/SH/1gAAAJQBAAALAAAAX3JlbHMvLnJl&#10;bHOkkMFqwzAMhu+DvYPRfXGawxijTi+j0GvpHsDYimMaW0Yy2fr2M4PBMnrbUb/Q94l/f/hMi1qR&#10;JVI2sOt6UJgd+ZiDgffL8ekFlFSbvV0oo4EbChzGx4f9GRdb25HMsYhqlCwG5lrLq9biZkxWOiqY&#10;22YiTra2kYMu1l1tQD30/bPm3wwYN0x18gb45AdQl1tp5j/sFB2T0FQ7R0nTNEV3j6o9feQzro1i&#10;OWA14Fm+Q8a1a8+Bvu/d/dMb2JY5uiPbhG/ktn4cqGU/er3pcvwCAAD//wMAUEsDBBQABgAIAAAA&#10;IQCWTAiI2wEAAJkDAAAOAAAAZHJzL2Uyb0RvYy54bWysU0tu2zAQ3RfoHQjua8mGHSSC5SBN4KJA&#10;+gHSHGBMURZRicMOaUvu6TukLKdNd0U3xGhIPr7PaH07dK04avIGbSnns1wKbRVWxu5L+fxt++5a&#10;Ch/AVtCi1aU8aS9vN2/frHtX6AU22FaaBINYX/SulE0IrsgyrxrdgZ+h05Y3a6QOAn/SPqsIekbv&#10;2myR51dZj1Q5QqW95+7DuCk3Cb+utQpf6trrINpSMreQVkrrLq7ZZg3FnsA1Rp1pwD+w6MBYfvQC&#10;9QABxIHMX1CdUYQe6zBT2GVY10bppIHVzPNXap4acDppYXO8u9jk/x+s+nx8cl9JhOE9DhxgEuHd&#10;I6rvXli8b8Du9R0R9o2Gih+eR8uy3vnifDVa7QsfQXb9J6w4ZDgETEBDTV10hXUKRucAThfT9RCE&#10;4uYyv17erFZSKN6bL6/yVUolg2K67ciHDxo7EYtSEoea0OH46ENkA8V0JD5mcWvaNgXb2j8afDB2&#10;EvtIeKQeht0gTFXKxU3UFtXssDqxHsJxXni+uWiQfkrR86yU0v84AGkp2o+WPYmDNRU0FbupAKv4&#10;aimDFGN5H8YBPDgy+4aRJ9fv2LetSZJeWJz5cv5J6XlW44D9/p1OvfxRm18AAAD//wMAUEsDBBQA&#10;BgAIAAAAIQCpXuZI4AAAAA0BAAAPAAAAZHJzL2Rvd25yZXYueG1sTI89T8MwEIZ3JP6DdUgsqLWd&#10;Vg0JcSqEYGGjsLC58ZFE2OcodpPQX487wXYfj957rtovzrIJx9B7UiDXAhhS401PrYKP95fVPbAQ&#10;NRltPaGCHwywr6+vKl0aP9MbTofYshRCodQKuhiHkvPQdOh0WPsBKe2+/Oh0TO3YcjPqOYU7yzMh&#10;dtzpntKFTg/41GHzfTg5Bbvlebh7LTCbz42d6PMsZUSp1O3N8vgALOIS/2C46Cd1qJPT0Z/IBGYV&#10;bDaiSKiClcxFBiwhRb5NxfEy2uYZ8Lri/7+ofwEAAP//AwBQSwECLQAUAAYACAAAACEAtoM4kv4A&#10;AADhAQAAEwAAAAAAAAAAAAAAAAAAAAAAW0NvbnRlbnRfVHlwZXNdLnhtbFBLAQItABQABgAIAAAA&#10;IQA4/SH/1gAAAJQBAAALAAAAAAAAAAAAAAAAAC8BAABfcmVscy8ucmVsc1BLAQItABQABgAIAAAA&#10;IQCWTAiI2wEAAJkDAAAOAAAAAAAAAAAAAAAAAC4CAABkcnMvZTJvRG9jLnhtbFBLAQItABQABgAI&#10;AAAAIQCpXuZI4AAAAA0BAAAPAAAAAAAAAAAAAAAAADUEAABkcnMvZG93bnJldi54bWxQSwUGAAAA&#10;AAQABADzAAAAQgUAAAAA&#10;" filled="f" stroked="f">
               <v:textbox style="mso-fit-shape-to-text:t" inset="0,0,0,0">
                 <w:txbxContent>
                   <w:p>
@@ -7551,7 +7232,7 @@
   <w:footnote w:type="separator" w:id="-1">
     <w:p>
       <w:pPr>
-        <w:spacing w:after="0" w:line="240" w:lineRule="auto"/>
+        <w:spacing w:line="240" w:lineRule="auto"/>
       </w:pPr>
       <w:r>
         <w:separator/>
@@ -7561,7 +7242,7 @@
   <w:footnote w:type="continuationSeparator" w:id="0">
     <w:p>
       <w:pPr>
-        <w:spacing w:after="0" w:line="240" w:lineRule="auto"/>
+        <w:spacing w:line="240" w:lineRule="auto"/>
       </w:pPr>
       <w:r>
         <w:continuationSeparator/>
@@ -7641,8 +7322,7 @@
                           <w:pPr>
                             <w:jc w:val="center"/>
                             <w:rPr>
-                              <w:rFonts w:ascii="Times New Roman" w:hAnsi="Times New Roman" w:cs="Times New Roman"/>
-                              <w:sz w:val="28"/>
+                              <w:rFonts w:cs="Times New Roman"/>
                               <w:szCs w:val="28"/>
                             </w:rPr>
                           </w:pPr>
@@ -7651,8 +7331,7 @@
                           <w:pPr>
                             <w:jc w:val="center"/>
                             <w:rPr>
-                              <w:rFonts w:ascii="Times New Roman" w:hAnsi="Times New Roman" w:cs="Times New Roman"/>
-                              <w:sz w:val="28"/>
+                              <w:rFonts w:cs="Times New Roman"/>
                               <w:szCs w:val="28"/>
                             </w:rPr>
                           </w:pPr>
@@ -7661,8 +7340,7 @@
                           <w:pPr>
                             <w:jc w:val="center"/>
                             <w:rPr>
-                              <w:rFonts w:ascii="Times New Roman" w:hAnsi="Times New Roman" w:cs="Times New Roman"/>
-                              <w:sz w:val="28"/>
+                              <w:rFonts w:cs="Times New Roman"/>
                               <w:szCs w:val="28"/>
                             </w:rPr>
                           </w:pPr>
@@ -7686,15 +7364,14 @@
         </mc:Choice>
         <mc:Fallback>
           <w:pict>
-            <v:rect w14:anchorId="1D77A011" id="Прямоугольник 44" o:spid="_x0000_s1026" style="position:absolute;margin-left:56.4pt;margin-top:15pt;width:522.6pt;height:810pt;z-index:-251594752;visibility:visible;mso-wrap-style:square;mso-width-percent:0;mso-height-percent:0;mso-wrap-distance-left:9pt;mso-wrap-distance-top:0;mso-wrap-distance-right:9pt;mso-wrap-distance-bottom:0;mso-position-horizontal:absolute;mso-position-horizontal-relative:page;mso-position-vertical:absolute;mso-position-vertical-relative:page;mso-width-percent:0;mso-height-percent:0;mso-width-relative:page;mso-height-relative:page;v-text-anchor:top" o:gfxdata="UEsDBBQABgAIAAAAIQC2gziS/gAAAOEBAAATAAAAW0NvbnRlbnRfVHlwZXNdLnhtbJSRQU7DMBBF&#10;90jcwfIWJU67QAgl6YK0S0CoHGBkTxKLZGx5TGhvj5O2G0SRWNoz/78nu9wcxkFMGNg6quQqL6RA&#10;0s5Y6ir5vt9lD1JwBDIwOMJKHpHlpr69KfdHjyxSmriSfYz+USnWPY7AufNIadK6MEJMx9ApD/oD&#10;OlTrorhX2lFEilmcO2RdNtjC5xDF9pCuTyYBB5bi6bQ4syoJ3g9WQ0ymaiLzg5KdCXlKLjvcW893&#10;SUOqXwnz5DrgnHtJTxOsQfEKIT7DmDSUCaxw7Rqn8787ZsmRM9e2VmPeBN4uqYvTtW7jvijg9N/y&#10;JsXecLq0q+WD6m8AAAD//wMAUEsDBBQABgAIAAAAIQA4/SH/1gAAAJQBAAALAAAAX3JlbHMvLnJl&#10;bHOkkMFqwzAMhu+DvYPRfXGawxijTi+j0GvpHsDYimMaW0Yy2fr2M4PBMnrbUb/Q94l/f/hMi1qR&#10;JVI2sOt6UJgd+ZiDgffL8ekFlFSbvV0oo4EbChzGx4f9GRdb25HMsYhqlCwG5lrLq9biZkxWOiqY&#10;22YiTra2kYMu1l1tQD30/bPm3wwYN0x18gb45AdQl1tp5j/sFB2T0FQ7R0nTNEV3j6o9feQzro1i&#10;OWA14Fm+Q8a1a8+Bvu/d/dMb2JY5uiPbhG/ktn4cqGU/er3pcvwCAAD//wMAUEsDBBQABgAIAAAA&#10;IQD5mJlOFQIAACQEAAAOAAAAZHJzL2Uyb0RvYy54bWysU8Fu2zAMvQ/YPwi6L3ayNEmNOEWRLsOA&#10;rhvQ7QMUWbaFyaJGKbGzrx+lpEm63Yb5IJAm9fT4SC7vhs6wvUKvwZZ8PMo5U1ZCpW1T8u/fNu8W&#10;nPkgbCUMWFXyg/L8bvX2zbJ3hZpAC6ZSyAjE+qJ3JW9DcEWWedmqTvgROGUpWAN2IpCLTVah6Am9&#10;M9kkz2dZD1g5BKm8p78PxyBfJfy6VjJ8qWuvAjMlJ24hnZjObTyz1VIUDQrXanmiIf6BRSe0pUfP&#10;UA8iCLZD/RdUpyWChzqMJHQZ1LWWKtVA1YzzP6p5boVTqRYSx7uzTP7/wcqn/bP7ipG6d48gf3hm&#10;Yd0K26h7ROhbJSp6bhyFynrni/OF6Hi6yrb9Z6iotWIXIGkw1NhFQKqODUnqw1lqNQQm6eds9n6e&#10;T6gjkmLjfLKY53nqRiaKl/sOffiooGPRKDlSMxO+2D/6EPmI4iUl8Qejq402JjnYbNcG2V5Q4zfp&#10;SyVQmddpxrKe3r/Nb/IE/SrorzGI3oXhq7ROBxpho7uSL85JoojKfbBVGrAgtDnaxNnYk5RRvTio&#10;vgjDdqDEaG6hOpCoCMdRpdUiowX8xVlPY1py/3MnUHFmPllqzO14Oo1znZzpzTxKiteR7XVEWElQ&#10;JQ+cHc11OO7CzqFuWnppnGSwcE/NrHVS+cLqxJtGMYl/Wps469d+yros9+o3AAAA//8DAFBLAwQU&#10;AAYACAAAACEAcskW++EAAAAMAQAADwAAAGRycy9kb3ducmV2LnhtbEyPQU/DMAyF70j8h8hIXBBL&#10;umnTVJpOaIMLh0mMSXDMGtNWNE6VpFvHr8c7sdt79tPz52I1uk4cMcTWk4ZsokAgVd62VGvYf7w+&#10;LkHEZMiazhNqOGOEVXl7U5jc+hO943GXasElFHOjoUmpz6WMVYPOxInvkXj37YMziW2opQ3mxOWu&#10;k1OlFtKZlvhCY3pcN1j97Aanof9cG/eylektnGe/X8N+u9moB63v78bnJxAJx/Qfhgs+o0PJTAc/&#10;kI2iY59NGT1pmCn+6RLI5ktWB1aLOc9kWcjrJ8o/AAAA//8DAFBLAQItABQABgAIAAAAIQC2gziS&#10;/gAAAOEBAAATAAAAAAAAAAAAAAAAAAAAAABbQ29udGVudF9UeXBlc10ueG1sUEsBAi0AFAAGAAgA&#10;AAAhADj9If/WAAAAlAEAAAsAAAAAAAAAAAAAAAAALwEAAF9yZWxzLy5yZWxzUEsBAi0AFAAGAAgA&#10;AAAhAPmYmU4VAgAAJAQAAA4AAAAAAAAAAAAAAAAALgIAAGRycy9lMm9Eb2MueG1sUEsBAi0AFAAG&#10;AAgAAAAhAHLJFvvhAAAADAEAAA8AAAAAAAAAAAAAAAAAbwQAAGRycy9kb3ducmV2LnhtbFBLBQYA&#10;AAAABAAEAPMAAAB9BQAAAAA=&#10;" o:allowincell="f" strokeweight="1.5pt">
+            <v:rect w14:anchorId="1D77A011" id="Прямоугольник 44" o:spid="_x0000_s1026" style="position:absolute;left:0;text-align:left;margin-left:56.4pt;margin-top:15pt;width:522.6pt;height:810pt;z-index:-251594752;visibility:visible;mso-wrap-style:square;mso-width-percent:0;mso-height-percent:0;mso-wrap-distance-left:9pt;mso-wrap-distance-top:0;mso-wrap-distance-right:9pt;mso-wrap-distance-bottom:0;mso-position-horizontal:absolute;mso-position-horizontal-relative:page;mso-position-vertical:absolute;mso-position-vertical-relative:page;mso-width-percent:0;mso-height-percent:0;mso-width-relative:page;mso-height-relative:page;v-text-anchor:top" o:gfxdata="UEsDBBQABgAIAAAAIQC2gziS/gAAAOEBAAATAAAAW0NvbnRlbnRfVHlwZXNdLnhtbJSRQU7DMBBF&#10;90jcwfIWJU67QAgl6YK0S0CoHGBkTxKLZGx5TGhvj5O2G0SRWNoz/78nu9wcxkFMGNg6quQqL6RA&#10;0s5Y6ir5vt9lD1JwBDIwOMJKHpHlpr69KfdHjyxSmriSfYz+USnWPY7AufNIadK6MEJMx9ApD/oD&#10;OlTrorhX2lFEilmcO2RdNtjC5xDF9pCuTyYBB5bi6bQ4syoJ3g9WQ0ymaiLzg5KdCXlKLjvcW893&#10;SUOqXwnz5DrgnHtJTxOsQfEKIT7DmDSUCaxw7Rqn8787ZsmRM9e2VmPeBN4uqYvTtW7jvijg9N/y&#10;JsXecLq0q+WD6m8AAAD//wMAUEsDBBQABgAIAAAAIQA4/SH/1gAAAJQBAAALAAAAX3JlbHMvLnJl&#10;bHOkkMFqwzAMhu+DvYPRfXGawxijTi+j0GvpHsDYimMaW0Yy2fr2M4PBMnrbUb/Q94l/f/hMi1qR&#10;JVI2sOt6UJgd+ZiDgffL8ekFlFSbvV0oo4EbChzGx4f9GRdb25HMsYhqlCwG5lrLq9biZkxWOiqY&#10;22YiTra2kYMu1l1tQD30/bPm3wwYN0x18gb45AdQl1tp5j/sFB2T0FQ7R0nTNEV3j6o9feQzro1i&#10;OWA14Fm+Q8a1a8+Bvu/d/dMb2JY5uiPbhG/ktn4cqGU/er3pcvwCAAD//wMAUEsDBBQABgAIAAAA&#10;IQD5mJlOFQIAACQEAAAOAAAAZHJzL2Uyb0RvYy54bWysU8Fu2zAMvQ/YPwi6L3ayNEmNOEWRLsOA&#10;rhvQ7QMUWbaFyaJGKbGzrx+lpEm63Yb5IJAm9fT4SC7vhs6wvUKvwZZ8PMo5U1ZCpW1T8u/fNu8W&#10;nPkgbCUMWFXyg/L8bvX2zbJ3hZpAC6ZSyAjE+qJ3JW9DcEWWedmqTvgROGUpWAN2IpCLTVah6Am9&#10;M9kkz2dZD1g5BKm8p78PxyBfJfy6VjJ8qWuvAjMlJ24hnZjObTyz1VIUDQrXanmiIf6BRSe0pUfP&#10;UA8iCLZD/RdUpyWChzqMJHQZ1LWWKtVA1YzzP6p5boVTqRYSx7uzTP7/wcqn/bP7ipG6d48gf3hm&#10;Yd0K26h7ROhbJSp6bhyFynrni/OF6Hi6yrb9Z6iotWIXIGkw1NhFQKqODUnqw1lqNQQm6eds9n6e&#10;T6gjkmLjfLKY53nqRiaKl/sOffiooGPRKDlSMxO+2D/6EPmI4iUl8Qejq402JjnYbNcG2V5Q4zfp&#10;SyVQmddpxrKe3r/Nb/IE/SrorzGI3oXhq7ROBxpho7uSL85JoojKfbBVGrAgtDnaxNnYk5RRvTio&#10;vgjDdqDEaG6hOpCoCMdRpdUiowX8xVlPY1py/3MnUHFmPllqzO14Oo1znZzpzTxKiteR7XVEWElQ&#10;JQ+cHc11OO7CzqFuWnppnGSwcE/NrHVS+cLqxJtGMYl/Wps469d+yros9+o3AAAA//8DAFBLAwQU&#10;AAYACAAAACEAcskW++EAAAAMAQAADwAAAGRycy9kb3ducmV2LnhtbEyPQU/DMAyF70j8h8hIXBBL&#10;umnTVJpOaIMLh0mMSXDMGtNWNE6VpFvHr8c7sdt79tPz52I1uk4cMcTWk4ZsokAgVd62VGvYf7w+&#10;LkHEZMiazhNqOGOEVXl7U5jc+hO943GXasElFHOjoUmpz6WMVYPOxInvkXj37YMziW2opQ3mxOWu&#10;k1OlFtKZlvhCY3pcN1j97Aanof9cG/eylektnGe/X8N+u9moB63v78bnJxAJx/Qfhgs+o0PJTAc/&#10;kI2iY59NGT1pmCn+6RLI5ktWB1aLOc9kWcjrJ8o/AAAA//8DAFBLAQItABQABgAIAAAAIQC2gziS&#10;/gAAAOEBAAATAAAAAAAAAAAAAAAAAAAAAABbQ29udGVudF9UeXBlc10ueG1sUEsBAi0AFAAGAAgA&#10;AAAhADj9If/WAAAAlAEAAAsAAAAAAAAAAAAAAAAALwEAAF9yZWxzLy5yZWxzUEsBAi0AFAAGAAgA&#10;AAAhAPmYmU4VAgAAJAQAAA4AAAAAAAAAAAAAAAAALgIAAGRycy9lMm9Eb2MueG1sUEsBAi0AFAAG&#10;AAgAAAAhAHLJFvvhAAAADAEAAA8AAAAAAAAAAAAAAAAAbwQAAGRycy9kb3ducmV2LnhtbFBLBQYA&#10;AAAABAAEAPMAAAB9BQAAAAA=&#10;" o:allowincell="f" strokeweight="1.5pt">
               <v:textbox>
                 <w:txbxContent>
                   <w:p>
                     <w:pPr>
                       <w:jc w:val="center"/>
                       <w:rPr>
-                        <w:rFonts w:ascii="Times New Roman" w:hAnsi="Times New Roman" w:cs="Times New Roman"/>
-                        <w:sz w:val="28"/>
+                        <w:rFonts w:cs="Times New Roman"/>
                         <w:szCs w:val="28"/>
                       </w:rPr>
                     </w:pPr>
@@ -7703,8 +7380,7 @@
                     <w:pPr>
                       <w:jc w:val="center"/>
                       <w:rPr>
-                        <w:rFonts w:ascii="Times New Roman" w:hAnsi="Times New Roman" w:cs="Times New Roman"/>
-                        <w:sz w:val="28"/>
+                        <w:rFonts w:cs="Times New Roman"/>
                         <w:szCs w:val="28"/>
                       </w:rPr>
                     </w:pPr>
@@ -7713,8 +7389,7 @@
                     <w:pPr>
                       <w:jc w:val="center"/>
                       <w:rPr>
-                        <w:rFonts w:ascii="Times New Roman" w:hAnsi="Times New Roman" w:cs="Times New Roman"/>
-                        <w:sz w:val="28"/>
+                        <w:rFonts w:cs="Times New Roman"/>
                         <w:szCs w:val="28"/>
                       </w:rPr>
                     </w:pPr>
@@ -13758,7 +13433,7 @@
     <w:qFormat/>
     <w:rsid w:val="00923AEA"/>
     <w:pPr>
-      <w:spacing w:after="0" w:line="360" w:lineRule="exact" w:before="0"/>
+      <w:spacing w:after="0" w:line="360" w:lineRule="exact"/>
       <w:ind w:firstLine="850"/>
     </w:pPr>
     <w:rPr>
@@ -13828,7 +13503,6 @@
     <w:rPr>
       <w:rFonts w:eastAsiaTheme="majorEastAsia" w:cstheme="majorBidi"/>
       <w:color w:val="0F4761" w:themeColor="accent1" w:themeShade="BF"/>
-      <w:sz w:val="28"/>
       <w:szCs w:val="28"/>
     </w:rPr>
   </w:style>
@@ -13887,7 +13561,7 @@
     <w:pPr>
       <w:keepNext/>
       <w:keepLines/>
-      <w:spacing w:before="40" w:after="0"/>
+      <w:spacing w:before="40"/>
       <w:outlineLvl w:val="5"/>
     </w:pPr>
     <w:rPr>
@@ -13910,7 +13584,7 @@
     <w:pPr>
       <w:keepNext/>
       <w:keepLines/>
-      <w:spacing w:before="40" w:after="0"/>
+      <w:spacing w:before="40"/>
       <w:outlineLvl w:val="6"/>
     </w:pPr>
     <w:rPr>
@@ -13931,7 +13605,6 @@
     <w:pPr>
       <w:keepNext/>
       <w:keepLines/>
-      <w:spacing w:after="0"/>
       <w:outlineLvl w:val="7"/>
     </w:pPr>
     <w:rPr>
@@ -13954,7 +13627,6 @@
     <w:pPr>
       <w:keepNext/>
       <w:keepLines/>
-      <w:spacing w:after="0"/>
       <w:outlineLvl w:val="8"/>
     </w:pPr>
     <w:rPr>
@@ -13965,6 +13637,7 @@
   <w:style w:type="character" w:default="1" w:styleId="a0">
     <w:name w:val="Default Paragraph Font"/>
     <w:uiPriority w:val="1"/>
+    <w:semiHidden/>
     <w:unhideWhenUsed/>
   </w:style>
   <w:style w:type="table" w:default="1" w:styleId="a1">
@@ -14147,12 +13820,12 @@
       <w:numPr>
         <w:ilvl w:val="1"/>
       </w:numPr>
+      <w:ind w:firstLine="850"/>
     </w:pPr>
     <w:rPr>
       <w:rFonts w:eastAsiaTheme="majorEastAsia" w:cstheme="majorBidi"/>
       <w:color w:val="595959" w:themeColor="text1" w:themeTint="A6"/>
       <w:spacing w:val="15"/>
-      <w:sz w:val="28"/>
       <w:szCs w:val="28"/>
     </w:rPr>
   </w:style>
@@ -14207,14 +13880,9 @@
     <w:qFormat/>
     <w:rsid w:val="00EA613A"/>
     <w:pPr>
-      <w:spacing w:lineRule="exact" w:line="360" w:before="0" w:after="0"/>
-      <w:ind w:left="720" w:firstLine="850"/>
+      <w:ind w:left="720"/>
       <w:contextualSpacing/>
     </w:pPr>
-    <w:rPr>
-      <w:rFonts w:ascii="Times New Roman" w:hAnsi="Times New Roman"/>
-      <w:sz w:val="28"/>
-    </w:rPr>
   </w:style>
   <w:style w:type="character" w:styleId="a8">
     <w:name w:val="Intense Emphasis"/>
@@ -14287,10 +13955,10 @@
         <w:tab w:val="center" w:pos="4153"/>
         <w:tab w:val="right" w:pos="8306"/>
       </w:tabs>
-      <w:spacing w:after="0" w:line="240" w:lineRule="auto"/>
+      <w:spacing w:line="240" w:lineRule="auto"/>
     </w:pPr>
     <w:rPr>
-      <w:rFonts w:ascii="Times New Roman" w:eastAsia="Times New Roman" w:hAnsi="Times New Roman" w:cs="Times New Roman"/>
+      <w:rFonts w:eastAsia="Times New Roman" w:cs="Times New Roman"/>
       <w:sz w:val="20"/>
       <w:szCs w:val="20"/>
       <w:lang w:eastAsia="ru-RU"/>
@@ -14320,10 +13988,10 @@
         <w:tab w:val="center" w:pos="4153"/>
         <w:tab w:val="right" w:pos="8306"/>
       </w:tabs>
-      <w:spacing w:after="0" w:line="240" w:lineRule="auto"/>
+      <w:spacing w:line="240" w:lineRule="auto"/>
     </w:pPr>
     <w:rPr>
-      <w:rFonts w:ascii="Times New Roman" w:eastAsia="Times New Roman" w:hAnsi="Times New Roman" w:cs="Times New Roman"/>
+      <w:rFonts w:eastAsia="Times New Roman" w:cs="Times New Roman"/>
       <w:sz w:val="20"/>
       <w:szCs w:val="20"/>
       <w:lang w:eastAsia="ru-RU"/>
@@ -14359,7 +14027,7 @@
       <w:spacing w:line="240" w:lineRule="auto"/>
     </w:pPr>
     <w:rPr>
-      <w:rFonts w:ascii="Times New Roman" w:eastAsia="Times New Roman" w:hAnsi="Times New Roman" w:cs="Times New Roman"/>
+      <w:rFonts w:eastAsia="Times New Roman" w:cs="Times New Roman"/>
       <w:i/>
       <w:iCs/>
       <w:color w:val="0E2841" w:themeColor="text2"/>
@@ -14375,7 +14043,7 @@
     <w:unhideWhenUsed/>
     <w:rsid w:val="009F5CA7"/>
     <w:rPr>
-      <w:rFonts w:ascii="Times New Roman" w:hAnsi="Times New Roman" w:cs="Times New Roman"/>
+      <w:rFonts w:cs="Times New Roman"/>
       <w:sz w:val="24"/>
       <w:szCs w:val="24"/>
     </w:rPr>

--- a/Документация/Курсач.docx
+++ b/Документация/Курсач.docx
@@ -37,7 +37,7 @@
         </w:rPr>
       </w:pPr>
       <w:r>
-        <w:t>На курсовое проектирование была поставлена тема: «Разработка веб-сервиса для парсинга и фильтрации расписания учебных занятий». В рамках проекта необходимо разработать программное средство, обеспечивающее получение, обработку, фильтрацию и удобное отображение расписания для студентов и преподавателей.</w:t>
+        <w:t>На курсовое проектирование была поставлена тема: «Разработка веб-сервиса для парсинга и фильтрации расписания учебных занятий». В рамках проекта необходимо разработать программное средство, обеспечивающее получение, обработку, фильтрацию и удобное отображение расписания для учащийсяов и преподавателей.</w:t>
       </w:r>
     </w:p>
     <w:p>
@@ -128,7 +128,6 @@
         </w:rPr>
       </w:pPr>
       <w:r>
-        <w:lastRenderedPageBreak/>
         <w:t>Во втором разделе — «Проектирование» — рассматриваются действующие субъекты системы, варианты использования веб-сервиса, сценарии взаимодействия пользователей с системой, диаграммы деятельности и описание тестов.</w:t>
       </w:r>
     </w:p>
@@ -198,28 +197,32 @@
           <w:rFonts w:cs="Times New Roman"/>
           <w:szCs w:val="28"/>
         </w:rPr>
-        <w:br w:type="page"/>
       </w:r>
     </w:p>
     <w:p>
       <w:pPr>
-        <w:ind w:firstLine="851"/>
+        <w:spacing w:line="360" w:lineRule="exact" w:before="0" w:after="0"/>
+        <w:ind w:firstLine="0"/>
       </w:pPr>
       <w:r>
         <w:rPr>
+          <w:rFonts w:ascii="Times New Roman" w:hAnsi="Times New Roman"/>
           <w:b/>
+          <w:sz w:val="28"/>
         </w:rPr>
-        <w:lastRenderedPageBreak/>
         <w:t>1 Анализ предметной области и формулировка требований к программе</w:t>
       </w:r>
     </w:p>
     <w:p>
       <w:pPr>
-        <w:ind w:firstLine="851"/>
+        <w:spacing w:line="360" w:lineRule="exact" w:before="0" w:after="0"/>
+        <w:ind w:firstLine="0"/>
       </w:pPr>
       <w:r>
         <w:rPr>
+          <w:rFonts w:ascii="Times New Roman" w:hAnsi="Times New Roman"/>
           <w:b/>
+          <w:sz w:val="28"/>
         </w:rPr>
         <w:t>1.1 Исследование предметной области</w:t>
       </w:r>
@@ -231,102 +234,170 @@
     </w:p>
     <w:p>
       <w:pPr>
-        <w:ind w:firstLine="851"/>
+        <w:spacing w:line="360" w:lineRule="exact" w:before="0" w:after="0"/>
+        <w:ind w:firstLine="850"/>
+        <w:jc w:val="both"/>
       </w:pPr>
       <w:r>
-        <w:t>В образовательных учреждениях расписание учебных занятий является одним из основных информационных ресурсов, с которым ежедневно работают учащиеся, преподаватели и администрация. Расписание содержит сведения о времени проведения занятий, учебных группах, преподавателях, дисциплинах и кабинетах. От удобства получения этих данных зависит скорость поиска нужной информации и организация учебного процесса.</w:t>
+        <w:rPr>
+          <w:rFonts w:ascii="Times New Roman" w:hAnsi="Times New Roman"/>
+          <w:sz w:val="28"/>
+        </w:rPr>
+        <w:t>В образовательных учреждениях расписание учебных занятий будет являться одним из основных информационных ресурсов, с которым ежедневно будут работать учащиеся, преподаватели и администрация. Расписание будет содержать сведения о времени проведения занятий, учебных группах, преподавателях, дисциплинах и кабинетах. От удобства получения этих данных будет зависеть скорость поиска нужной информации и организация учебного процесса.</w:t>
       </w:r>
     </w:p>
     <w:p>
       <w:pPr>
-        <w:ind w:firstLine="851"/>
+        <w:spacing w:line="360" w:lineRule="exact" w:before="0" w:after="0"/>
+        <w:ind w:firstLine="850"/>
+        <w:jc w:val="both"/>
       </w:pPr>
       <w:r>
-        <w:t>На практике расписание часто публикуется в виде Excel-файлов или HTML-страниц на сайте учреждения образования. Такой способ представления данных удобен для размещения информации, однако не всегда обеспечивает быстрый поиск нужной группы или преподавателя. Пользователю приходится просматривать большие таблицы, переходить между несколькими файлами или страницами и вручную находить необходимые строки.</w:t>
+        <w:rPr>
+          <w:rFonts w:ascii="Times New Roman" w:hAnsi="Times New Roman"/>
+          <w:sz w:val="28"/>
+        </w:rPr>
+        <w:t>На практике расписание будет публиковаться в виде Excel-файлов или HTML-страниц на сайте учреждения образования. Такой способ представления данных будет удобен для размещения информации, однако не всегда будет обеспечивать быстрый поиск нужной группы или преподавателя. Пользователю придётся просматривать большие таблицы, переходить между несколькими файлами или страницами и вручную находить необходимые строки.</w:t>
       </w:r>
     </w:p>
     <w:p>
       <w:pPr>
-        <w:ind w:firstLine="851"/>
+        <w:spacing w:line="360" w:lineRule="exact" w:before="0" w:after="0"/>
+        <w:ind w:firstLine="850"/>
+        <w:jc w:val="both"/>
       </w:pPr>
       <w:r>
-        <w:t>Целью курсового проекта является разработка веб-сервиса для парсинга и фильтрации расписания учебных занятий. Веб-сервис должен автоматически получать данные из локальных Excel-файлов и HTML-страниц сайта, извлекать из них сведения о занятиях и предоставлять пользователю удобный интерфейс для просмотра расписания.</w:t>
+        <w:rPr>
+          <w:rFonts w:ascii="Times New Roman" w:hAnsi="Times New Roman"/>
+          <w:sz w:val="28"/>
+        </w:rPr>
+        <w:t>Целью курсового проекта будет разработка веб-сервиса для парсинга и фильтрации расписания учебных занятий. Веб-сервис должен будет автоматически получать данные из локальных Excel-файлов и HTML-страниц сайта, извлекать из них сведения о занятиях и предоставлять пользователю удобный интерфейс для просмотра расписания.</w:t>
       </w:r>
     </w:p>
     <w:p>
       <w:pPr>
-        <w:ind w:firstLine="851"/>
+        <w:spacing w:line="360" w:lineRule="exact" w:before="0" w:after="0"/>
+        <w:ind w:firstLine="850"/>
+        <w:jc w:val="both"/>
       </w:pPr>
       <w:r>
-        <w:t>Разрабатываемое приложение должно обеспечивать просмотр расписания в двух основных режимах: по учебной группе и по преподавателю. В режиме просмотра по группе пользователь выбирает отделение, направление и нужную группу, после чего получает список занятий с указанием времени, дисциплины, преподавателя и кабинета. В режиме преподавателя система собирает расписание по доступным источникам и отображает занятия, относящиеся к выбранному преподавателю.</w:t>
+        <w:rPr>
+          <w:rFonts w:ascii="Times New Roman" w:hAnsi="Times New Roman"/>
+          <w:sz w:val="28"/>
+        </w:rPr>
+        <w:t>Разрабатываемое приложение будет обеспечивать просмотр расписания в двух основных режимах: по учебной группе и по преподавателю. В режиме просмотра по группе пользователь будет выбирать отделение, направление и нужную группу, после чего будет получать список занятий с указанием времени, дисциплины, преподавателя и кабинета. В режиме преподавателя система будет собирать расписание по доступным источникам и отображать занятия, относящиеся к выбранному преподавателю.</w:t>
       </w:r>
     </w:p>
     <w:p>
       <w:pPr>
-        <w:ind w:firstLine="851"/>
+        <w:spacing w:line="360" w:lineRule="exact" w:before="0" w:after="0"/>
+        <w:ind w:firstLine="850"/>
+        <w:jc w:val="both"/>
       </w:pPr>
       <w:r>
-        <w:t>Компьютерная обработка расписания необходима из-за большого объёма данных и регулярного изменения информации. Автоматический парсинг позволяет уменьшить количество ручных действий, снизить вероятность ошибок при поиске и сделать данные более удобными для восприятия. Особенно это важно при использовании расписания с мобильных устройств, где просмотр больших таблиц затруднён.</w:t>
+        <w:rPr>
+          <w:rFonts w:ascii="Times New Roman" w:hAnsi="Times New Roman"/>
+          <w:sz w:val="28"/>
+        </w:rPr>
+        <w:t>Компьютерная обработка расписания будет необходима из-за большого объёма данных и регулярного изменения информации. Автоматический парсинг позволит уменьшить количество ручных действий, снизить вероятность ошибок при поиске и сделать данные более удобными для восприятия. Особенно это будет важно при использовании расписания с мобильных устройств, где просмотр больших таблиц будет затруднён.</w:t>
       </w:r>
     </w:p>
     <w:p>
       <w:pPr>
-        <w:ind w:firstLine="851"/>
+        <w:spacing w:line="360" w:lineRule="exact" w:before="0" w:after="0"/>
+        <w:ind w:firstLine="850"/>
+        <w:jc w:val="both"/>
       </w:pPr>
       <w:r>
-        <w:t xml:space="preserve">Использование веб-сервиса позволяет ускорить поиск расписания и повысить удобство работы пользователей. Студент может быстро найти занятия своей группы, а преподаватель — получить список собственных занятий без просмотра </w:t>
-      </w:r>
-      <w:r>
-        <w:lastRenderedPageBreak/>
-        <w:t>расписания всех групп. Дополнительные настройки интерфейса позволяют выбрать тему оформления, размер карточек и режим отображения расписания.</w:t>
+        <w:rPr>
+          <w:rFonts w:ascii="Times New Roman" w:hAnsi="Times New Roman"/>
+          <w:sz w:val="28"/>
+        </w:rPr>
+        <w:t>Использование веб-сервиса позволит ускорить поиск расписания и повысить удобство работы пользователей. Учащийся сможет быстро найти занятия своей группы, а преподаватель — получить список собственных занятий без просмотра расписания всех групп. Дополнительные настройки интерфейса позволят выбрать тему оформления, размер карточек и режим отображения расписания.</w:t>
       </w:r>
     </w:p>
     <w:p>
       <w:pPr>
-        <w:ind w:firstLine="851"/>
+        <w:spacing w:line="360" w:lineRule="exact" w:before="0" w:after="0"/>
+        <w:ind w:firstLine="850"/>
+        <w:jc w:val="both"/>
       </w:pPr>
       <w:r>
-        <w:t>В настоящее время существуют различные решения для публикации расписания: официальные сайты учебных заведений, электронные дневники, таблицы Excel и специализированные онлайн-сервисы. Такие системы позволяют размещать учебную информацию, однако часто имеют ограниченные возможности фильтрации или требуют ручного поиска по таблицам.</w:t>
+        <w:rPr>
+          <w:rFonts w:ascii="Times New Roman" w:hAnsi="Times New Roman"/>
+          <w:sz w:val="28"/>
+        </w:rPr>
+        <w:t>Для публикации расписания будут использоваться различные решения: официальные сайты учебных заведений, электронные дневники, таблицы Excel и специализированные онлайн-сервисы. Такие системы будут позволять размещать учебную информацию, однако часто будут иметь ограниченные возможности фильтрации или требовать ручного поиска по таблицам.</w:t>
       </w:r>
     </w:p>
     <w:p>
       <w:pPr>
-        <w:ind w:firstLine="851"/>
+        <w:spacing w:line="360" w:lineRule="exact" w:before="0" w:after="0"/>
+        <w:ind w:firstLine="850"/>
+        <w:jc w:val="both"/>
       </w:pPr>
       <w:r>
-        <w:t>Официальные HTML-страницы и Excel-файлы обычно содержат актуальные данные, но не всегда удобны для конечного пользователя. При большом количестве групп и преподавателей поиск нужной информации занимает время. Кроме того, не все источники одинаково хорошо адаптированы для просмотра на разных устройствах.</w:t>
+        <w:rPr>
+          <w:rFonts w:ascii="Times New Roman" w:hAnsi="Times New Roman"/>
+          <w:sz w:val="28"/>
+        </w:rPr>
+        <w:t>Официальные HTML-страницы и Excel-файлы будут содержать актуальные данные, но не всегда будут удобны для конечного пользователя. При большом количестве групп и преподавателей поиск нужной информации будет занимать время. Кроме того, не все источники будут одинаково хорошо адаптированы для просмотра на разных устройствах.</w:t>
       </w:r>
     </w:p>
     <w:p>
       <w:pPr>
-        <w:ind w:firstLine="851"/>
+        <w:spacing w:line="360" w:lineRule="exact" w:before="0" w:after="0"/>
+        <w:ind w:firstLine="850"/>
+        <w:jc w:val="both"/>
       </w:pPr>
       <w:r>
-        <w:t>Разрабатываемый веб-сервис отличается тем, что объединяет обработку двух источников данных: локальных Excel-файлов и HTML-страниц сайта. Основное внимание уделяется автоматическому анализу структуры расписания, фильтрации по группе и преподавателю, адаптивному интерфейсу и сохранению пользовательских настроек.</w:t>
+        <w:rPr>
+          <w:rFonts w:ascii="Times New Roman" w:hAnsi="Times New Roman"/>
+          <w:sz w:val="28"/>
+        </w:rPr>
+        <w:t>Разрабатываемый веб-сервис будет отличаться тем, что объединит обработку двух источников данных: локальных Excel-файлов и HTML-страниц сайта. Основное внимание будет уделяться автоматическому анализу структуры расписания, фильтрации по группе и преподавателю, адаптивному интерфейсу и сохранению пользовательских настроек.</w:t>
       </w:r>
     </w:p>
     <w:p>
       <w:pPr>
-        <w:ind w:firstLine="851"/>
+        <w:spacing w:line="360" w:lineRule="exact" w:before="0" w:after="0"/>
+        <w:ind w:firstLine="850"/>
+        <w:jc w:val="both"/>
       </w:pPr>
       <w:r>
-        <w:t>Входными данными веб-сервиса являются Excel-файлы с расписанием, HTML-страницы сайта, а также параметры, выбранные пользователем в интерфейсе. К таким параметрам относятся источник данных, режим просмотра, отделение, направление, учебная группа и преподаватель.</w:t>
+        <w:rPr>
+          <w:rFonts w:ascii="Times New Roman" w:hAnsi="Times New Roman"/>
+          <w:sz w:val="28"/>
+        </w:rPr>
+        <w:t>Входными данными веб-сервиса будут являться Excel-файлы с расписанием, HTML-страницы сайта, а также параметры, выбранные пользователем в интерфейсе. К таким параметрам будут относиться источник данных, режим просмотра, отделение, направление, учебная группа и преподаватель.</w:t>
       </w:r>
     </w:p>
     <w:p>
       <w:pPr>
-        <w:ind w:firstLine="851"/>
+        <w:spacing w:line="360" w:lineRule="exact" w:before="0" w:after="0"/>
+        <w:ind w:firstLine="850"/>
+        <w:jc w:val="both"/>
       </w:pPr>
       <w:r>
-        <w:t>Выходными данными являются структурированные карточки расписания, сгруппированные по дням недели. В каждой карточке отображаются номер пары, время занятия, дисциплина, учебная группа, преподаватель и кабинет. Такое представление делает расписание более наглядным и удобным для чтения.</w:t>
+        <w:rPr>
+          <w:rFonts w:ascii="Times New Roman" w:hAnsi="Times New Roman"/>
+          <w:sz w:val="28"/>
+        </w:rPr>
+        <w:t>Выходными данными будут являться структурированные карточки расписания, сгруппированные по дням недели. В каждой карточке будут отображаться номер пары, время занятия, дисциплина, учебная группа, преподаватель и кабинет. Такое представление сделает расписание более наглядным и удобным для чтения.</w:t>
       </w:r>
     </w:p>
     <w:p>
       <w:pPr>
-        <w:ind w:firstLine="851"/>
+        <w:spacing w:line="360" w:lineRule="exact" w:before="0" w:after="0"/>
+        <w:ind w:firstLine="850"/>
+        <w:jc w:val="both"/>
       </w:pPr>
       <w:r>
-        <w:t>Программное средство должно корректно обрабатывать входные данные, устойчиво работать с Excel-файлами и HTML-страницами, выполнять фильтрацию расписания, отображать информацию в понятном виде, сохранять пользовательские настройки и обеспечивать удобную работу в современных браузерах.</w:t>
+        <w:rPr>
+          <w:rFonts w:ascii="Times New Roman" w:hAnsi="Times New Roman"/>
+          <w:sz w:val="28"/>
+        </w:rPr>
+        <w:t>Программное средство должно будет корректно обрабатывать входные данные, устойчиво работать с Excel-файлами и HTML-страницами, выполнять фильтрацию расписания, отображать информацию в понятном виде, сохранять пользовательские настройки и обеспечивать удобную работу в современных браузерах.</w:t>
       </w:r>
     </w:p>
     <w:p>
@@ -336,11 +407,14 @@
     </w:p>
     <w:p>
       <w:pPr>
-        <w:ind w:firstLine="851"/>
+        <w:spacing w:line="360" w:lineRule="exact" w:before="0" w:after="0"/>
+        <w:ind w:firstLine="0"/>
       </w:pPr>
       <w:r>
         <w:rPr>
+          <w:rFonts w:ascii="Times New Roman" w:hAnsi="Times New Roman"/>
           <w:b/>
+          <w:sz w:val="28"/>
         </w:rPr>
         <w:t>1.2 Инструменты разработки</w:t>
       </w:r>
@@ -352,89 +426,149 @@
     </w:p>
     <w:p>
       <w:pPr>
-        <w:ind w:firstLine="851"/>
+        <w:spacing w:line="360" w:lineRule="exact" w:before="0" w:after="0"/>
+        <w:ind w:firstLine="850"/>
+        <w:jc w:val="both"/>
       </w:pPr>
       <w:r>
-        <w:t>Для работы веб-сервиса потребуется персональный компьютер или сервер со стандартными характеристиками. Достаточно наличия процессора средней производительности, не менее 4 ГБ оперативной памяти и установленной платформы .NET. Приложение не требует значительных аппаратных ресурсов, так как основная обработка связана с чтением таблиц расписания и формированием веб-страницы.</w:t>
+        <w:rPr>
+          <w:rFonts w:ascii="Times New Roman" w:hAnsi="Times New Roman"/>
+          <w:sz w:val="28"/>
+        </w:rPr>
+        <w:t>Для работы веб-сервиса потребуется персональный компьютер или сервер со стандартными характеристиками. Достаточным будет наличие процессора средней производительности, не менее 4 ГБ оперативной памяти и установленной платформы .NET. Приложение не будет требовать значительных аппаратных ресурсов, так как основная обработка будет связана с чтением таблиц расписания и формированием веб-страницы.</w:t>
       </w:r>
     </w:p>
     <w:p>
       <w:pPr>
-        <w:ind w:firstLine="851"/>
+        <w:spacing w:line="360" w:lineRule="exact" w:before="0" w:after="0"/>
+        <w:ind w:firstLine="850"/>
+        <w:jc w:val="both"/>
       </w:pPr>
       <w:r>
-        <w:lastRenderedPageBreak/>
-        <w:t>Приложение предназначено для работы в среде Windows 10 или Windows 11, а также может быть размещено на сервере, поддерживающем запуск ASP.NET Core. Пользователь взаимодействует с системой через современный веб-браузер, например Google Chrome, Microsoft Edge или Mozilla Firefox.</w:t>
+        <w:rPr>
+          <w:rFonts w:ascii="Times New Roman" w:hAnsi="Times New Roman"/>
+          <w:sz w:val="28"/>
+        </w:rPr>
+        <w:t>Приложение будет предназначено для работы в среде Windows 10 или Windows 11, а также сможет быть размещено на сервере, поддерживающем запуск ASP.NET Core. Пользователь будет взаимодействовать с системой через современный веб-браузер, например Google Chrome, Microsoft Edge или Mozilla Firefox.</w:t>
       </w:r>
     </w:p>
     <w:p>
       <w:pPr>
-        <w:ind w:firstLine="851"/>
+        <w:spacing w:line="360" w:lineRule="exact" w:before="0" w:after="0"/>
+        <w:ind w:firstLine="850"/>
+        <w:jc w:val="both"/>
       </w:pPr>
       <w:r>
-        <w:t>В качестве основного языка программирования выбран C#. Данный язык тесно интегрирован с платформой .NET, поддерживает объектно-ориентированный подход и подходит для разработки веб-приложений с разделением логики обработки данных и пользовательского интерфейса.</w:t>
+        <w:rPr>
+          <w:rFonts w:ascii="Times New Roman" w:hAnsi="Times New Roman"/>
+          <w:sz w:val="28"/>
+        </w:rPr>
+        <w:t>В качестве основного языка программирования будет выбран C#. Данный язык будет тесно интегрирован с платформой .NET, будет поддерживать объектно-ориентированный подход и подойдёт для разработки веб-приложений с разделением логики обработки данных и пользовательского интерфейса.</w:t>
       </w:r>
     </w:p>
     <w:p>
       <w:pPr>
-        <w:ind w:firstLine="851"/>
+        <w:spacing w:line="360" w:lineRule="exact" w:before="0" w:after="0"/>
+        <w:ind w:firstLine="850"/>
+        <w:jc w:val="both"/>
       </w:pPr>
       <w:r>
-        <w:t>Основой приложения является технология ASP.NET Core MVC. Её использование позволяет разделить проект на модели, представления и контроллеры, что упрощает разработку, сопровождение и расширение программного средства. Контроллер обрабатывает запросы пользователя, сервис парсинга получает данные расписания, а представления отвечают за отображение результата в браузере.</w:t>
+        <w:rPr>
+          <w:rFonts w:ascii="Times New Roman" w:hAnsi="Times New Roman"/>
+          <w:sz w:val="28"/>
+        </w:rPr>
+        <w:t>Основой приложения будет являться технология ASP.NET Core MVC. Её использование позволит разделить проект на модели, представления и контроллеры, что упростит разработку, сопровождение и расширение программного средства. Контроллер будет обрабатывать запросы пользователя, сервис парсинга будет получать данные расписания, а представления будут отвечать за отображение результата в браузере.</w:t>
       </w:r>
     </w:p>
     <w:p>
       <w:pPr>
-        <w:ind w:firstLine="851"/>
+        <w:spacing w:line="360" w:lineRule="exact" w:before="0" w:after="0"/>
+        <w:ind w:firstLine="850"/>
+        <w:jc w:val="both"/>
       </w:pPr>
       <w:r>
-        <w:t>Средой разработки является Microsoft Visual Studio. Она предоставляет удобные инструменты для создания проектов на платформе .NET, написания и отладки программного кода, управления структурой приложения и проверки работы веб-сервиса во время разработки.</w:t>
+        <w:rPr>
+          <w:rFonts w:ascii="Times New Roman" w:hAnsi="Times New Roman"/>
+          <w:sz w:val="28"/>
+        </w:rPr>
+        <w:t>Средой разработки будет являться Microsoft Visual Studio. Она предоставит удобные инструменты для создания проектов на платформе .NET, написания и отладки программного кода, управления структурой приложения и проверки работы веб-сервиса во время разработки.</w:t>
       </w:r>
     </w:p>
     <w:p>
       <w:pPr>
-        <w:ind w:firstLine="851"/>
+        <w:spacing w:line="360" w:lineRule="exact" w:before="0" w:after="0"/>
+        <w:ind w:firstLine="850"/>
+        <w:jc w:val="both"/>
       </w:pPr>
       <w:r>
-        <w:t>Для обработки Excel-файлов используется библиотека EPPlus. Она позволяет читать содержимое электронных таблиц, получать значения ячеек и извлекать из расписания сведения о группах, времени занятий, дисциплинах, преподавателях и кабинетах.</w:t>
+        <w:rPr>
+          <w:rFonts w:ascii="Times New Roman" w:hAnsi="Times New Roman"/>
+          <w:sz w:val="28"/>
+        </w:rPr>
+        <w:t>Для обработки Excel-файлов будет использоваться библиотека EPPlus. Она позволит читать содержимое электронных таблиц, получать значения ячеек и извлекать из расписания сведения о группах, времени занятий, дисциплинах, преподавателях и кабинетах.</w:t>
       </w:r>
     </w:p>
     <w:p>
       <w:pPr>
-        <w:ind w:firstLine="851"/>
+        <w:spacing w:line="360" w:lineRule="exact" w:before="0" w:after="0"/>
+        <w:ind w:firstLine="850"/>
+        <w:jc w:val="both"/>
       </w:pPr>
       <w:r>
-        <w:t>Для получения данных из HTML-страниц используется библиотека HtmlAgilityPack. С её помощью выполняется загрузка и анализ HTML-документов, обработка строк и столбцов таблиц, а также извлечение информации о расписании с сайта.</w:t>
+        <w:rPr>
+          <w:rFonts w:ascii="Times New Roman" w:hAnsi="Times New Roman"/>
+          <w:sz w:val="28"/>
+        </w:rPr>
+        <w:t>Для получения данных из HTML-страниц будет использоваться библиотека HtmlAgilityPack. С её помощью будет выполняться загрузка и анализ HTML-документов, обработка строк и столбцов таблиц, а также извлечение информации о расписании с сайта.</w:t>
       </w:r>
     </w:p>
     <w:p>
       <w:pPr>
-        <w:ind w:firstLine="851"/>
+        <w:spacing w:line="360" w:lineRule="exact" w:before="0" w:after="0"/>
+        <w:ind w:firstLine="850"/>
+        <w:jc w:val="both"/>
       </w:pPr>
       <w:r>
-        <w:t>Пользовательский интерфейс реализован с использованием HTML, CSS, JavaScript и Bootstrap. Эти технологии позволяют создать адаптивную страницу, которая корректно отображается на экранах различного размера, поддерживает светлую и тёмную темы оформления и обеспечивает удобное управление фильтрами расписания.</w:t>
+        <w:rPr>
+          <w:rFonts w:ascii="Times New Roman" w:hAnsi="Times New Roman"/>
+          <w:sz w:val="28"/>
+        </w:rPr>
+        <w:t>Пользовательский интерфейс будет реализован с использованием HTML, CSS, JavaScript и Bootstrap. Эти технологии позволят создать адаптивную страницу, которая будет корректно отображаться на экранах различного размера, поддерживать светлую и тёмную темы оформления и обеспечивать удобное управление фильтрами расписания.</w:t>
       </w:r>
     </w:p>
     <w:p>
       <w:pPr>
-        <w:ind w:firstLine="851"/>
+        <w:spacing w:line="360" w:lineRule="exact" w:before="0" w:after="0"/>
+        <w:ind w:firstLine="850"/>
+        <w:jc w:val="both"/>
       </w:pPr>
       <w:r>
-        <w:t>Разрабатываемое приложение использует сетевые возможности ASP.NET Core и может работать через локальную сеть или Интернет. Передача данных между клиентом и сервером осуществляется по протоколу HTTP или HTTPS, а пользователю не требуется установка дополнительного программного обеспечения, кроме веб-браузера.</w:t>
+        <w:rPr>
+          <w:rFonts w:ascii="Times New Roman" w:hAnsi="Times New Roman"/>
+          <w:sz w:val="28"/>
+        </w:rPr>
+        <w:t>Разрабатываемое приложение будет использовать сетевые возможности ASP.NET Core и сможет работать через локальную сеть или Интернет. Передача данных между клиентом и сервером будет осуществляться по протоколу HTTP или HTTPS, а пользователю не потребуется установка дополнительного программного обеспечения, кроме веб-браузера.</w:t>
       </w:r>
     </w:p>
     <w:p>
       <w:pPr>
-        <w:ind w:firstLine="851"/>
+        <w:spacing w:line="360" w:lineRule="exact" w:before="0" w:after="0"/>
+        <w:ind w:firstLine="850"/>
+        <w:jc w:val="both"/>
       </w:pPr>
       <w:r>
-        <w:t>Выбранные средства разработки являются распространёнными, имеют хорошую документацию и подходят для создания веб-сервиса, предназначенного для парсинга, фильтрации и отображения расписания учебных занятий.</w:t>
+        <w:rPr>
+          <w:rFonts w:ascii="Times New Roman" w:hAnsi="Times New Roman"/>
+          <w:sz w:val="28"/>
+        </w:rPr>
+        <w:t>Выбранные средства разработки будут являться распространёнными, будут иметь хорошую документацию и подойдут для создания веб-сервиса, предназначенного для парсинга, фильтрации и отображения расписания учебных занятий.</w:t>
       </w:r>
     </w:p>
     <w:p>
       <w:pPr>
         <w:pageBreakBefore/>
-        <w:ind w:firstLine="851"/>
+        <w:spacing w:line="360" w:lineRule="exact" w:before="0" w:after="0"/>
+        <w:ind w:firstLine="0"/>
         <w:rPr>
           <w:rFonts w:cs="Times New Roman"/>
           <w:b/>
@@ -444,9 +578,10 @@
       </w:pPr>
       <w:r>
         <w:rPr>
+          <w:rFonts w:ascii="Times New Roman" w:hAnsi="Times New Roman"/>
           <w:b/>
+          <w:sz w:val="28"/>
         </w:rPr>
-        <w:lastRenderedPageBreak/>
         <w:t>2 Проектирование</w:t>
       </w:r>
     </w:p>
@@ -464,7 +599,8 @@
     </w:p>
     <w:p>
       <w:pPr>
-        <w:ind w:firstLine="851"/>
+        <w:spacing w:line="360" w:lineRule="exact" w:before="0" w:after="0"/>
+        <w:ind w:firstLine="850"/>
         <w:jc w:val="both"/>
         <w:rPr>
           <w:rFonts w:cs="Times New Roman"/>
@@ -472,12 +608,17 @@
         </w:rPr>
       </w:pPr>
       <w:r>
-        <w:t>В разработанном веб-сервисе можно выделить двух основных участников взаимодействия с системой: пользователя и преподавателя. Пользователь работает с расписанием через веб-интерфейс, выбирает источник данных, режим просмотра, отделение, направление и учебную группу, после чего получает отфильтрованное расписание занятий в виде карточек или таблицы.</w:t>
+        <w:rPr>
+          <w:rFonts w:ascii="Times New Roman" w:hAnsi="Times New Roman"/>
+          <w:sz w:val="28"/>
+        </w:rPr>
+        <w:t>В разрабатываемом веб-сервисе будут выделены два основных участника взаимодействия с системой: пользователь и преподаватель. Пользователь будет работать с расписанием через веб-интерфейс, выбирать источник данных, режим просмотра, отделение, направление и учебную группу, после чего будет получать отфильтрованное расписание занятий в виде карточек или таблицы.</w:t>
       </w:r>
     </w:p>
     <w:p>
       <w:pPr>
-        <w:ind w:firstLine="851"/>
+        <w:spacing w:line="360" w:lineRule="exact" w:before="0" w:after="0"/>
+        <w:ind w:firstLine="850"/>
         <w:jc w:val="both"/>
         <w:rPr>
           <w:rFonts w:cs="Times New Roman"/>
@@ -485,12 +626,17 @@
         </w:rPr>
       </w:pPr>
       <w:r>
-        <w:t>Основными действиями пользователя являются выбор источника расписания, выбор режима «Ученик» или «Преподаватель», фильтрация данных по группе или преподавателю, просмотр сведений о дисциплинах, времени занятий, аудиториях и преподавателях, а также изменение параметров отображения.</w:t>
+        <w:rPr>
+          <w:rFonts w:ascii="Times New Roman" w:hAnsi="Times New Roman"/>
+          <w:sz w:val="28"/>
+        </w:rPr>
+        <w:t>Основными действиями пользователя будут являться выбор источника расписания, выбор режима просмотра расписания учащегося или преподавателя, фильтрация данных по группе или преподавателю, просмотр сведений о дисциплинах, времени занятий, аудиториях и преподавателях, а также изменение параметров отображения.</w:t>
       </w:r>
     </w:p>
     <w:p>
       <w:pPr>
-        <w:ind w:firstLine="851"/>
+        <w:spacing w:line="360" w:lineRule="exact" w:before="0" w:after="0"/>
+        <w:ind w:firstLine="850"/>
         <w:jc w:val="both"/>
         <w:rPr>
           <w:rFonts w:cs="Times New Roman"/>
@@ -498,12 +644,17 @@
         </w:rPr>
       </w:pPr>
       <w:r>
-        <w:t>Преподаватель использует тот же веб-интерфейс, но работает в режиме просмотра собственного расписания. После выбора фамилии, имени и отчества система выполняет поиск занятий преподавателя по доступным источникам данных и отображает найденные пары с указанием группы, дисциплины, времени проведения и аудитории.</w:t>
+        <w:rPr>
+          <w:rFonts w:ascii="Times New Roman" w:hAnsi="Times New Roman"/>
+          <w:sz w:val="28"/>
+        </w:rPr>
+        <w:t>Преподаватель будет использовать тот же веб-интерфейс, но будет работать в режиме просмотра собственного расписания. После выбора фамилии, имени и отчества система будет выполнять поиск занятий преподавателя по доступным источникам данных и отображать найденные пары с указанием группы, дисциплины, времени проведения и аудитории.</w:t>
       </w:r>
     </w:p>
     <w:p>
       <w:pPr>
-        <w:ind w:firstLine="851"/>
+        <w:spacing w:line="360" w:lineRule="exact" w:before="0" w:after="0"/>
+        <w:ind w:firstLine="850"/>
         <w:jc w:val="both"/>
         <w:rPr>
           <w:rFonts w:cs="Times New Roman"/>
@@ -511,12 +662,17 @@
         </w:rPr>
       </w:pPr>
       <w:r>
-        <w:t>В финальной версии проекта не используется отдельная база данных: данные расписания поступают из заранее размещённых локальных Excel-файлов и HTML-страниц официального сайта, а обработка выполняется средствами серверной части приложения.</w:t>
+        <w:rPr>
+          <w:rFonts w:ascii="Times New Roman" w:hAnsi="Times New Roman"/>
+          <w:sz w:val="28"/>
+        </w:rPr>
+        <w:t>В финальной версии проекта не будет использоваться отдельная база данных: данные расписания будут поступать из заранее размещённых локальных Excel-файлов и HTML-страниц официального сайта, а обработка будет выполняться средствами серверной части приложения.</w:t>
       </w:r>
     </w:p>
     <w:p>
       <w:pPr>
-        <w:ind w:firstLine="851"/>
+        <w:spacing w:line="360" w:lineRule="exact" w:before="0" w:after="0"/>
+        <w:ind w:firstLine="850"/>
         <w:jc w:val="both"/>
         <w:rPr>
           <w:rFonts w:cs="Times New Roman"/>
@@ -524,12 +680,17 @@
         </w:rPr>
       </w:pPr>
       <w:r>
-        <w:t>Для разработанного веб-сервиса можно выделить следующие основные варианты использования: просмотр расписания по учебной группе; просмотр расписания по преподавателю; выбор источника данных; получение расписания из локальных Excel-файлов; получение расписания с сайта; изменение пользовательских настроек отображения.</w:t>
+        <w:rPr>
+          <w:rFonts w:ascii="Times New Roman" w:hAnsi="Times New Roman"/>
+          <w:sz w:val="28"/>
+        </w:rPr>
+        <w:t>Для разрабатываемого веб-сервиса будут выделены следующие основные варианты использования: просмотр расписания по учебной группе; просмотр расписания по преподавателю; выбор источника данных; получение расписания из локальных Excel-файлов; получение расписания с сайта; изменение пользовательских настроек отображения.</w:t>
       </w:r>
     </w:p>
     <w:p>
       <w:pPr>
-        <w:ind w:firstLine="851"/>
+        <w:spacing w:line="360" w:lineRule="exact" w:before="0" w:after="0"/>
+        <w:ind w:firstLine="850"/>
         <w:jc w:val="both"/>
         <w:rPr>
           <w:rFonts w:cs="Times New Roman"/>
@@ -537,12 +698,17 @@
         </w:rPr>
       </w:pPr>
       <w:r>
-        <w:t>Вариант использования «Просмотр расписания по учебной группе» предполагает выбор пользователем режима «Ученик», источника данных, отделения, направления подготовки и группы. После выбора параметров система обращается к соответствующему источнику, выполняет парсинг расписания, отбирает записи выбранной группы и отображает результат в удобном для просмотра виде.</w:t>
+        <w:rPr>
+          <w:rFonts w:ascii="Times New Roman" w:hAnsi="Times New Roman"/>
+          <w:sz w:val="28"/>
+        </w:rPr>
+        <w:t>Вариант использования «Просмотр расписания по учебной группе» будет предполагать выбор пользователем режима просмотра расписания учащегося, источника данных, отделения, направления подготовки и группы. После выбора параметров система будет обращаться к соответствующему источнику, выполнять парсинг расписания, отбирать записи выбранной группы и отображать результат в удобном для просмотра виде.</w:t>
       </w:r>
     </w:p>
     <w:p>
       <w:pPr>
-        <w:ind w:firstLine="851"/>
+        <w:spacing w:line="360" w:lineRule="exact" w:before="0" w:after="0"/>
+        <w:ind w:firstLine="850"/>
         <w:jc w:val="both"/>
         <w:rPr>
           <w:rFonts w:cs="Times New Roman"/>
@@ -550,12 +716,17 @@
         </w:rPr>
       </w:pPr>
       <w:r>
-        <w:t>Вариант использования «Просмотр расписания по преподавателю» предполагает выбор режима «Преподаватель» и конкретного преподавателя из списка. Система анализирует доступные расписания, находит занятия, относящиеся к выбранному преподавателю, и формирует сводный список его пар.</w:t>
+        <w:rPr>
+          <w:rFonts w:ascii="Times New Roman" w:hAnsi="Times New Roman"/>
+          <w:sz w:val="28"/>
+        </w:rPr>
+        <w:t>Вариант использования «Просмотр расписания по преподавателю» будет предполагать выбор режима преподавателя и конкретного преподавателя из списка. Система будет анализировать доступные расписания, находить занятия, относящиеся к выбранному преподавателю, и формировать сводный список его пар.</w:t>
       </w:r>
     </w:p>
     <w:p>
       <w:pPr>
-        <w:ind w:firstLine="851"/>
+        <w:spacing w:line="360" w:lineRule="exact" w:before="0" w:after="0"/>
+        <w:ind w:firstLine="850"/>
         <w:jc w:val="both"/>
         <w:rPr>
           <w:rFonts w:cs="Times New Roman"/>
@@ -563,16 +734,17 @@
         </w:rPr>
       </w:pPr>
       <w:r>
-        <w:t xml:space="preserve">Вариант использования «Выбор источника данных» позволяет пользователю определить, откуда будут получены сведения о расписании. В приложении предусмотрены два источника: локальные Excel-файлы и HTML-страницы сайта учреждения образования. Переключение источника влияет на способ получения и </w:t>
-      </w:r>
-      <w:r>
-        <w:lastRenderedPageBreak/>
-        <w:t>обработки входных данных, но не меняет общий порядок работы пользователя с интерфейсом.</w:t>
+        <w:rPr>
+          <w:rFonts w:ascii="Times New Roman" w:hAnsi="Times New Roman"/>
+          <w:sz w:val="28"/>
+        </w:rPr>
+        <w:t>Вариант использования «Выбор источника данных» позволит пользователю определить, откуда будут получены сведения о расписании. В приложении будут предусмотрены два источника: локальные Excel-файлы и HTML-страницы сайта учреждения образования. Переключение источника будет влиять на способ получения и обработки входных данных, но не будет менять общий порядок работы пользователя с интерфейсом.</w:t>
       </w:r>
     </w:p>
     <w:p>
       <w:pPr>
-        <w:ind w:firstLine="851"/>
+        <w:spacing w:line="360" w:lineRule="exact" w:before="0" w:after="0"/>
+        <w:ind w:firstLine="850"/>
         <w:jc w:val="both"/>
         <w:rPr>
           <w:rFonts w:cs="Times New Roman"/>
@@ -580,12 +752,17 @@
         </w:rPr>
       </w:pPr>
       <w:r>
-        <w:t>Вариант использования «Получение расписания из локальных Excel-файлов» предусматривает чтение заранее подготовленных файлов, расположенных в каталоге приложения по структуре отделений и направлений. Пользователь не загружает файл вручную через интерфейс: сервис самостоятельно выбирает нужный файл на основании выбранных параметров и извлекает из него расписание.</w:t>
+        <w:rPr>
+          <w:rFonts w:ascii="Times New Roman" w:hAnsi="Times New Roman"/>
+          <w:sz w:val="28"/>
+        </w:rPr>
+        <w:t>Вариант использования «Получение расписания из локальных Excel-файлов» будет предусматривать чтение заранее подготовленных файлов, расположенных в каталоге приложения по структуре отделений и направлений. Пользователь не будет загружать файл вручную через интерфейс: сервис будет самостоятельно выбирать нужный файл на основании выбранных параметров и извлекать из него расписание.</w:t>
       </w:r>
     </w:p>
     <w:p>
       <w:pPr>
-        <w:ind w:firstLine="851"/>
+        <w:spacing w:line="360" w:lineRule="exact" w:before="0" w:after="0"/>
+        <w:ind w:firstLine="850"/>
         <w:jc w:val="both"/>
         <w:rPr>
           <w:rFonts w:cs="Times New Roman"/>
@@ -593,12 +770,17 @@
         </w:rPr>
       </w:pPr>
       <w:r>
-        <w:t>Вариант использования «Получение расписания с сайта» предусматривает обращение к HTML-страницам расписания, размещённым на официальном сайте. Серверная часть приложения загружает страницу, анализирует её табличную структуру, извлекает сведения о занятиях и приводит их к единому виду, используемому интерфейсом.</w:t>
+        <w:rPr>
+          <w:rFonts w:ascii="Times New Roman" w:hAnsi="Times New Roman"/>
+          <w:sz w:val="28"/>
+        </w:rPr>
+        <w:t>Вариант использования «Получение расписания с сайта» будет предусматривать обращение к HTML-страницам расписания, размещённым на официальном сайте. Серверная часть приложения будет загружать страницу, анализировать её табличную структуру, извлекать сведения о занятиях и приводить их к единому виду, используемому интерфейсом.</w:t>
       </w:r>
     </w:p>
     <w:p>
       <w:pPr>
-        <w:ind w:firstLine="851"/>
+        <w:spacing w:line="360" w:lineRule="exact" w:before="0" w:after="0"/>
+        <w:ind w:firstLine="850"/>
         <w:jc w:val="both"/>
         <w:rPr>
           <w:rFonts w:cs="Times New Roman"/>
@@ -606,12 +788,17 @@
         </w:rPr>
       </w:pPr>
       <w:r>
-        <w:t>Вариант использования «Изменение пользовательских настроек отображения» позволяет настроить внешний вид расписания. Пользователь может переключать светлую и тёмную темы, изменять размер карточек, выбирать вертикальный или горизонтальный вариант отображения. Сохранение таких параметров выполняется на стороне клиента, поэтому настройки остаются доступными при повторном открытии страницы.</w:t>
+        <w:rPr>
+          <w:rFonts w:ascii="Times New Roman" w:hAnsi="Times New Roman"/>
+          <w:sz w:val="28"/>
+        </w:rPr>
+        <w:t>Вариант использования «Изменение пользовательских настроек отображения» позволит настроить внешний вид расписания. Пользователь сможет переключать светлую и тёмную темы, изменять размер карточек, выбирать вертикальный или горизонтальный вариант отображения. Сохранение таких параметров будет выполняться на стороне клиента, поэтому настройки будут оставаться доступными при повторном открытии страницы.</w:t>
       </w:r>
     </w:p>
     <w:p>
       <w:pPr>
-        <w:ind w:firstLine="851"/>
+        <w:spacing w:line="360" w:lineRule="exact" w:before="0" w:after="0"/>
+        <w:ind w:firstLine="850"/>
         <w:jc w:val="both"/>
         <w:rPr>
           <w:rFonts w:cs="Times New Roman"/>
@@ -619,12 +806,17 @@
         </w:rPr>
       </w:pPr>
       <w:r>
-        <w:t>Сценарий просмотра расписания по группе начинается с открытия главной страницы веб-сервиса. Пользователь выбирает источник данных, режим «Ученик», отделение, направление и группу. После отправки запроса контроллер получает параметры, определяет нужный источник, вызывает сервис обработки расписания и передаёт результат в представление для отображения.</w:t>
+        <w:rPr>
+          <w:rFonts w:ascii="Times New Roman" w:hAnsi="Times New Roman"/>
+          <w:sz w:val="28"/>
+        </w:rPr>
+        <w:t>Сценарий просмотра расписания по группе будет начинаться с открытия главной страницы веб-сервиса. Пользователь будет выбирать источник данных, режим просмотра расписания учащегося, отделение, направление и группу. После отправки запроса контроллер будет получать параметры, определять нужный источник, вызывать сервис обработки расписания и передавать результат в представление для отображения.</w:t>
       </w:r>
     </w:p>
     <w:p>
       <w:pPr>
-        <w:ind w:firstLine="851"/>
+        <w:spacing w:line="360" w:lineRule="exact" w:before="0" w:after="0"/>
+        <w:ind w:firstLine="850"/>
         <w:jc w:val="both"/>
         <w:rPr>
           <w:rFonts w:cs="Times New Roman"/>
@@ -632,12 +824,17 @@
         </w:rPr>
       </w:pPr>
       <w:r>
-        <w:t>Сценарий просмотра расписания по преподавателю начинается с выбора режима «Преподаватель». Пользователь выбирает преподавателя из выпадающего списка, после чего приложение выполняет поиск совпадений по фамилии, имени и отчеству в доступных данных расписания. Найденные занятия отображаются пользователю в виде структурированного списка.</w:t>
+        <w:rPr>
+          <w:rFonts w:ascii="Times New Roman" w:hAnsi="Times New Roman"/>
+          <w:sz w:val="28"/>
+        </w:rPr>
+        <w:t>Сценарий просмотра расписания по преподавателю будет начинаться с выбора режима преподавателя. Пользователь будет выбирать преподавателя из выпадающего списка, после чего приложение будет выполнять поиск совпадений по фамилии, имени и отчеству в доступных данных расписания. Найденные занятия будут отображаться пользователю в виде структурированного списка.</w:t>
       </w:r>
     </w:p>
     <w:p>
       <w:pPr>
-        <w:ind w:firstLine="851"/>
+        <w:spacing w:line="360" w:lineRule="exact" w:before="0" w:after="0"/>
+        <w:ind w:firstLine="850"/>
         <w:jc w:val="both"/>
         <w:rPr>
           <w:rFonts w:cs="Times New Roman"/>
@@ -645,12 +842,17 @@
         </w:rPr>
       </w:pPr>
       <w:r>
-        <w:t>Сценарий работы с Excel-источником основан на чтении файлов формата XLSX. Сервис определяет путь к файлу по выбранному отделению и направлению, открывает книгу, проходит по строкам и столбцам листа, извлекает сведения о времени занятий, группах, дисциплинах, преподавателях и аудиториях, после чего отбирает записи, соответствующие выбранному фильтру.</w:t>
+        <w:rPr>
+          <w:rFonts w:ascii="Times New Roman" w:hAnsi="Times New Roman"/>
+          <w:sz w:val="28"/>
+        </w:rPr>
+        <w:t>Сценарий работы с Excel-источником будет основан на чтении файлов формата XLSX. Сервис будет определять путь к файлу по выбранному отделению и направлению, открывать книгу, проходить по строкам и столбцам листа, извлекать сведения о времени занятий, группах, дисциплинах, преподавателях и аудиториях, после чего отбирать записи, соответствующие выбранному фильтру.</w:t>
       </w:r>
     </w:p>
     <w:p>
       <w:pPr>
-        <w:ind w:firstLine="851"/>
+        <w:spacing w:line="360" w:lineRule="exact" w:before="0" w:after="0"/>
+        <w:ind w:firstLine="850"/>
         <w:jc w:val="both"/>
         <w:rPr>
           <w:rFonts w:cs="Times New Roman"/>
@@ -658,16 +860,17 @@
         </w:rPr>
       </w:pPr>
       <w:r>
-        <w:t xml:space="preserve">Сценарий работы с HTML-источником начинается с формирования адреса страницы расписания. После загрузки HTML-документа выполняется разбор таблиц, поиск строк с учебными занятиями и извлечение значимых данных. Полученная информация приводится к тому же внутреннему представлению, что и данные </w:t>
-      </w:r>
-      <w:r>
-        <w:lastRenderedPageBreak/>
-        <w:t>из Excel-файлов, что позволяет использовать единый механизм фильтрации и отображения.</w:t>
+        <w:rPr>
+          <w:rFonts w:ascii="Times New Roman" w:hAnsi="Times New Roman"/>
+          <w:sz w:val="28"/>
+        </w:rPr>
+        <w:t>Сценарий работы с HTML-источником будет начинаться с формирования адреса страницы расписания. После загрузки HTML-документа будет выполняться разбор таблиц, поиск строк с учебными занятиями и извлечение значимых данных. Полученная информация будет приводиться к тому же внутреннему представлению, что и данные из Excel-файлов, что позволит использовать единый механизм фильтрации и отображения.</w:t>
       </w:r>
     </w:p>
     <w:p>
       <w:pPr>
-        <w:ind w:firstLine="851"/>
+        <w:spacing w:line="360" w:lineRule="exact" w:before="0" w:after="0"/>
+        <w:ind w:firstLine="850"/>
         <w:jc w:val="both"/>
         <w:rPr>
           <w:rFonts w:cs="Times New Roman"/>
@@ -675,12 +878,17 @@
         </w:rPr>
       </w:pPr>
       <w:r>
-        <w:t>Сценарий изменения пользовательских настроек не требует обращения к серверу для каждого действия. При переключении темы оформления, выборе размера карточек или смене ориентации расписания клиентский сценарий изменяет внешний вид страницы и сохраняет выбранные параметры в браузере пользователя.</w:t>
+        <w:rPr>
+          <w:rFonts w:ascii="Times New Roman" w:hAnsi="Times New Roman"/>
+          <w:sz w:val="28"/>
+        </w:rPr>
+        <w:t>Сценарий изменения пользовательских настроек не будет требовать обращения к серверу для каждого действия. При переключении темы оформления, выборе размера карточек или смене ориентации расписания клиентский сценарий будет изменять внешний вид страницы и сохранять выбранные параметры в браузере пользователя.</w:t>
       </w:r>
     </w:p>
     <w:p>
       <w:pPr>
-        <w:ind w:firstLine="851"/>
+        <w:spacing w:line="360" w:lineRule="exact" w:before="0" w:after="0"/>
+        <w:ind w:firstLine="850"/>
         <w:jc w:val="both"/>
         <w:rPr>
           <w:rFonts w:cs="Times New Roman"/>
@@ -688,7 +896,11 @@
         </w:rPr>
       </w:pPr>
       <w:r>
-        <w:t>Такая организация взаимодействия позволяет отделить пользовательский интерфейс от механизмов получения данных. Пользователь работает с едиными фильтрами и режимами просмотра, а серверная часть отвечает за получение расписания, парсинг входных данных, фильтрацию записей и передачу результата в представление.</w:t>
+        <w:rPr>
+          <w:rFonts w:ascii="Times New Roman" w:hAnsi="Times New Roman"/>
+          <w:sz w:val="28"/>
+        </w:rPr>
+        <w:t>Такая организация взаимодействия позволит отделить пользовательский интерфейс от механизмов получения данных. Пользователь будет работать с едиными фильтрами и режимами просмотра, а серверная часть будет отвечать за получение расписания, парсинг входных данных, фильтрацию записей и передачу результата в представление.</w:t>
       </w:r>
     </w:p>
     <w:sectPr>

--- a/Документация/Курсач.docx
+++ b/Документация/Курсач.docx
@@ -4,901 +4,1383 @@
   <w:body>
     <w:p>
       <w:pPr>
+        <w:spacing w:after="0" w:line="360" w:lineRule="exact"/>
         <w:ind w:firstLine="851"/>
         <w:jc w:val="center"/>
         <w:rPr>
-          <w:rFonts w:cs="Times New Roman"/>
+          <w:rFonts w:ascii="Times New Roman" w:hAnsi="Times New Roman" w:cs="Times New Roman"/>
           <w:b/>
           <w:bCs/>
+          <w:sz w:val="28"/>
           <w:szCs w:val="28"/>
         </w:rPr>
       </w:pPr>
       <w:r>
+        <w:rPr>
+          <w:rFonts w:ascii="Times New Roman" w:hAnsi="Times New Roman" w:cs="Times New Roman"/>
+          <w:sz w:val="28"/>
+          <w:szCs w:val="28"/>
+        </w:rPr>
         <w:t>Введение</w:t>
       </w:r>
     </w:p>
     <w:p>
       <w:pPr>
+        <w:spacing w:after="0" w:line="360" w:lineRule="exact"/>
+        <w:ind w:firstLine="851"/>
+        <w:rPr>
+          <w:rFonts w:ascii="Times New Roman" w:hAnsi="Times New Roman" w:cs="Times New Roman"/>
+          <w:sz w:val="28"/>
+          <w:szCs w:val="28"/>
+        </w:rPr>
+      </w:pPr>
+    </w:p>
+    <w:p>
+      <w:pPr>
+        <w:spacing w:after="0" w:line="360" w:lineRule="exact"/>
         <w:ind w:firstLine="851"/>
         <w:jc w:val="both"/>
         <w:rPr>
-          <w:rFonts w:cs="Times New Roman"/>
-          <w:szCs w:val="28"/>
-        </w:rPr>
-      </w:pPr>
-    </w:p>
-    <w:p>
-      <w:pPr>
-        <w:ind w:firstLine="851"/>
-        <w:jc w:val="both"/>
-        <w:rPr>
-          <w:rFonts w:cs="Times New Roman"/>
+          <w:rFonts w:ascii="Times New Roman" w:hAnsi="Times New Roman" w:cs="Times New Roman"/>
+          <w:sz w:val="28"/>
           <w:szCs w:val="28"/>
         </w:rPr>
       </w:pPr>
       <w:r>
-        <w:t>На курсовое проектирование была поставлена тема: «Разработка веб-сервиса для парсинга и фильтрации расписания учебных занятий». В рамках проекта необходимо разработать программное средство, обеспечивающее получение, обработку, фильтрацию и удобное отображение расписания для учащийсяов и преподавателей.</w:t>
+        <w:rPr>
+          <w:rFonts w:ascii="Times New Roman" w:hAnsi="Times New Roman" w:cs="Times New Roman"/>
+          <w:sz w:val="28"/>
+          <w:szCs w:val="28"/>
+        </w:rPr>
+        <w:t xml:space="preserve">На курсовое проектирование была поставлена тема: «Разработка веб-сервиса для парсинга и фильтрации расписания учебных занятий». В рамках проекта необходимо разработать программное средство, обеспечивающее получение, обработку, фильтрацию и удобное отображение расписания для </w:t>
+      </w:r>
+      <w:proofErr w:type="spellStart"/>
+      <w:r>
+        <w:rPr>
+          <w:rFonts w:ascii="Times New Roman" w:hAnsi="Times New Roman" w:cs="Times New Roman"/>
+          <w:sz w:val="28"/>
+          <w:szCs w:val="28"/>
+        </w:rPr>
+        <w:t>учащийсяов</w:t>
+      </w:r>
+      <w:proofErr w:type="spellEnd"/>
+      <w:r>
+        <w:rPr>
+          <w:rFonts w:ascii="Times New Roman" w:hAnsi="Times New Roman" w:cs="Times New Roman"/>
+          <w:sz w:val="28"/>
+          <w:szCs w:val="28"/>
+        </w:rPr>
+        <w:t xml:space="preserve"> и преподавателей.</w:t>
       </w:r>
     </w:p>
     <w:p>
       <w:pPr>
+        <w:spacing w:after="0" w:line="360" w:lineRule="exact"/>
         <w:ind w:firstLine="851"/>
         <w:jc w:val="both"/>
         <w:rPr>
-          <w:rFonts w:cs="Times New Roman"/>
+          <w:rFonts w:ascii="Times New Roman" w:hAnsi="Times New Roman" w:cs="Times New Roman"/>
+          <w:sz w:val="28"/>
           <w:szCs w:val="28"/>
         </w:rPr>
       </w:pPr>
       <w:r>
+        <w:rPr>
+          <w:rFonts w:ascii="Times New Roman" w:hAnsi="Times New Roman" w:cs="Times New Roman"/>
+          <w:sz w:val="28"/>
+          <w:szCs w:val="28"/>
+        </w:rPr>
         <w:t>Целью курсового проекта является создание веб-сервиса, позволяющего автоматически обрабатывать расписание учебных занятий из локальных Excel-файлов и HTML-страниц официального сайта, извлекать сведения о группах, преподавателях, дисциплинах, времени занятий и кабинетах, а затем предоставлять пользователю удобные средства фильтрации и просмотра данных.</w:t>
       </w:r>
     </w:p>
     <w:p>
       <w:pPr>
+        <w:spacing w:after="0" w:line="360" w:lineRule="exact"/>
         <w:ind w:firstLine="851"/>
         <w:jc w:val="both"/>
         <w:rPr>
-          <w:rFonts w:cs="Times New Roman"/>
+          <w:rFonts w:ascii="Times New Roman" w:hAnsi="Times New Roman" w:cs="Times New Roman"/>
+          <w:sz w:val="28"/>
           <w:szCs w:val="28"/>
         </w:rPr>
       </w:pPr>
       <w:r>
+        <w:rPr>
+          <w:rFonts w:ascii="Times New Roman" w:hAnsi="Times New Roman" w:cs="Times New Roman"/>
+          <w:sz w:val="28"/>
+          <w:szCs w:val="28"/>
+        </w:rPr>
         <w:t>Предметной областью функционирования разрабатываемой задачи является организация доступа к расписанию учебных занятий в учреждении образования. Сервис предназначен для пользователей различного уровня подготовки и позволяет просматривать расписание по учебным группам и преподавателям без ручного поиска информации в больших таблицах Excel или на отдельных страницах сайта.</w:t>
       </w:r>
     </w:p>
     <w:p>
       <w:pPr>
+        <w:spacing w:after="0" w:line="360" w:lineRule="exact"/>
         <w:ind w:firstLine="851"/>
         <w:jc w:val="both"/>
         <w:rPr>
-          <w:rFonts w:cs="Times New Roman"/>
+          <w:rFonts w:ascii="Times New Roman" w:hAnsi="Times New Roman" w:cs="Times New Roman"/>
+          <w:sz w:val="28"/>
           <w:szCs w:val="28"/>
         </w:rPr>
       </w:pPr>
       <w:r>
-        <w:t>Проект реализован на платформе ASP.NET Core MVC с использованием языка программирования C#, а также технологий HTML, CSS, JavaScript, Bootstrap, EPPlus и HtmlAgilityPack. В финальной версии веб-сервиса реализованы обработка локальных Excel-файлов с расписанием, парсинг расписания с веб-сайта, выбор источника данных, фильтрация по отделению, направлению, группе и преподавателю, сохранение выбранных параметров пользователя, светлая и тёмная темы оформления, адаптивный интерфейс, настройка размера карточек и переключение вертикального или горизонтального режима отображения расписания.</w:t>
+        <w:rPr>
+          <w:rFonts w:ascii="Times New Roman" w:hAnsi="Times New Roman" w:cs="Times New Roman"/>
+          <w:sz w:val="28"/>
+          <w:szCs w:val="28"/>
+        </w:rPr>
+        <w:t xml:space="preserve">Проект реализован на платформе ASP.NET Core MVC с использованием языка программирования C#, а также технологий HTML, CSS, JavaScript, </w:t>
+      </w:r>
+      <w:proofErr w:type="spellStart"/>
+      <w:r>
+        <w:rPr>
+          <w:rFonts w:ascii="Times New Roman" w:hAnsi="Times New Roman" w:cs="Times New Roman"/>
+          <w:sz w:val="28"/>
+          <w:szCs w:val="28"/>
+        </w:rPr>
+        <w:t>Bootstrap</w:t>
+      </w:r>
+      <w:proofErr w:type="spellEnd"/>
+      <w:r>
+        <w:rPr>
+          <w:rFonts w:ascii="Times New Roman" w:hAnsi="Times New Roman" w:cs="Times New Roman"/>
+          <w:sz w:val="28"/>
+          <w:szCs w:val="28"/>
+        </w:rPr>
+        <w:t xml:space="preserve">, </w:t>
+      </w:r>
+      <w:proofErr w:type="spellStart"/>
+      <w:r>
+        <w:rPr>
+          <w:rFonts w:ascii="Times New Roman" w:hAnsi="Times New Roman" w:cs="Times New Roman"/>
+          <w:sz w:val="28"/>
+          <w:szCs w:val="28"/>
+        </w:rPr>
+        <w:t>EPPlus</w:t>
+      </w:r>
+      <w:proofErr w:type="spellEnd"/>
+      <w:r>
+        <w:rPr>
+          <w:rFonts w:ascii="Times New Roman" w:hAnsi="Times New Roman" w:cs="Times New Roman"/>
+          <w:sz w:val="28"/>
+          <w:szCs w:val="28"/>
+        </w:rPr>
+        <w:t xml:space="preserve"> и </w:t>
+      </w:r>
+      <w:proofErr w:type="spellStart"/>
+      <w:r>
+        <w:rPr>
+          <w:rFonts w:ascii="Times New Roman" w:hAnsi="Times New Roman" w:cs="Times New Roman"/>
+          <w:sz w:val="28"/>
+          <w:szCs w:val="28"/>
+        </w:rPr>
+        <w:t>HtmlAgilityPack</w:t>
+      </w:r>
+      <w:proofErr w:type="spellEnd"/>
+      <w:r>
+        <w:rPr>
+          <w:rFonts w:ascii="Times New Roman" w:hAnsi="Times New Roman" w:cs="Times New Roman"/>
+          <w:sz w:val="28"/>
+          <w:szCs w:val="28"/>
+        </w:rPr>
+        <w:t>. В финальной версии веб-сервиса реализованы обработка локальных Excel-файлов с расписанием, парсинг расписания с веб-сайта, выбор источника данных, фильтрация по отделению, направлению, группе и преподавателю, сохранение выбранных параметров пользователя, светлая и тёмная темы оформления, адаптивный интерфейс, настройка размера карточек и переключение вертикального или горизонтального режима отображения расписания.</w:t>
       </w:r>
     </w:p>
     <w:p>
       <w:pPr>
+        <w:spacing w:after="0" w:line="360" w:lineRule="exact"/>
         <w:ind w:firstLine="851"/>
         <w:jc w:val="both"/>
         <w:rPr>
-          <w:rFonts w:cs="Times New Roman"/>
+          <w:rFonts w:ascii="Times New Roman" w:hAnsi="Times New Roman" w:cs="Times New Roman"/>
+          <w:sz w:val="28"/>
           <w:szCs w:val="28"/>
         </w:rPr>
       </w:pPr>
       <w:r>
+        <w:rPr>
+          <w:rFonts w:ascii="Times New Roman" w:hAnsi="Times New Roman" w:cs="Times New Roman"/>
+          <w:sz w:val="28"/>
+          <w:szCs w:val="28"/>
+        </w:rPr>
         <w:t>В основу проектирования положены принципы разделения логики обработки данных и пользовательского интерфейса, автоматического анализа структуры расписания, отказа от избыточного ручного ввода данных, сохранения пользовательских настроек и обеспечения удобной работы сервиса на разных устройствах.</w:t>
       </w:r>
     </w:p>
     <w:p>
       <w:pPr>
+        <w:spacing w:after="0" w:line="360" w:lineRule="exact"/>
         <w:ind w:firstLine="851"/>
         <w:jc w:val="both"/>
         <w:rPr>
-          <w:rFonts w:cs="Times New Roman"/>
+          <w:rFonts w:ascii="Times New Roman" w:hAnsi="Times New Roman" w:cs="Times New Roman"/>
+          <w:sz w:val="28"/>
           <w:szCs w:val="28"/>
         </w:rPr>
       </w:pPr>
       <w:r>
+        <w:rPr>
+          <w:rFonts w:ascii="Times New Roman" w:hAnsi="Times New Roman" w:cs="Times New Roman"/>
+          <w:sz w:val="28"/>
+          <w:szCs w:val="28"/>
+        </w:rPr>
         <w:t>Далее приведём краткое описание разделов пояснительной записки.</w:t>
       </w:r>
     </w:p>
     <w:p>
       <w:pPr>
+        <w:spacing w:after="0" w:line="360" w:lineRule="exact"/>
         <w:ind w:firstLine="851"/>
         <w:jc w:val="both"/>
         <w:rPr>
-          <w:rFonts w:cs="Times New Roman"/>
+          <w:rFonts w:ascii="Times New Roman" w:hAnsi="Times New Roman" w:cs="Times New Roman"/>
+          <w:sz w:val="28"/>
           <w:szCs w:val="28"/>
         </w:rPr>
       </w:pPr>
       <w:r>
-        <w:t>Первый раздел носит название «Анализ предметной области и формулировка требований к программе». В нём рассматривается предметная область, определяются задачи, подлежащие автоматизации, обосновывается необходимость компьютерной обработки расписания, проводится анализ существующих аналогов, а также приводится описание инструментов разработки и требований к программным и аппаратным средствам.</w:t>
+        <w:rPr>
+          <w:rFonts w:ascii="Times New Roman" w:hAnsi="Times New Roman" w:cs="Times New Roman"/>
+          <w:sz w:val="28"/>
+          <w:szCs w:val="28"/>
+        </w:rPr>
+        <w:t xml:space="preserve">Первый раздел носит название «Анализ предметной области и формулировка требований к программе». В нём рассматривается предметная область, определяются задачи, подлежащие автоматизации, обосновывается необходимость компьютерной обработки расписания, проводится анализ </w:t>
+      </w:r>
+      <w:r>
+        <w:rPr>
+          <w:rFonts w:ascii="Times New Roman" w:hAnsi="Times New Roman" w:cs="Times New Roman"/>
+          <w:sz w:val="28"/>
+          <w:szCs w:val="28"/>
+        </w:rPr>
+        <w:lastRenderedPageBreak/>
+        <w:t>существующих аналогов, а также приводится описание инструментов разработки и требований к программным и аппаратным средствам.</w:t>
       </w:r>
     </w:p>
     <w:p>
       <w:pPr>
+        <w:spacing w:after="0" w:line="360" w:lineRule="exact"/>
         <w:ind w:firstLine="851"/>
         <w:jc w:val="both"/>
         <w:rPr>
-          <w:rFonts w:cs="Times New Roman"/>
+          <w:rFonts w:ascii="Times New Roman" w:hAnsi="Times New Roman" w:cs="Times New Roman"/>
+          <w:sz w:val="28"/>
           <w:szCs w:val="28"/>
         </w:rPr>
       </w:pPr>
       <w:r>
+        <w:rPr>
+          <w:rFonts w:ascii="Times New Roman" w:hAnsi="Times New Roman" w:cs="Times New Roman"/>
+          <w:sz w:val="28"/>
+          <w:szCs w:val="28"/>
+        </w:rPr>
         <w:t>Во втором разделе — «Проектирование» — рассматриваются действующие субъекты системы, варианты использования веб-сервиса, сценарии взаимодействия пользователей с системой, диаграммы деятельности и описание тестов.</w:t>
       </w:r>
     </w:p>
     <w:p>
       <w:pPr>
+        <w:spacing w:after="0" w:line="360" w:lineRule="exact"/>
         <w:ind w:firstLine="851"/>
         <w:jc w:val="both"/>
         <w:rPr>
-          <w:rFonts w:cs="Times New Roman"/>
+          <w:rFonts w:ascii="Times New Roman" w:hAnsi="Times New Roman" w:cs="Times New Roman"/>
+          <w:sz w:val="28"/>
           <w:szCs w:val="28"/>
         </w:rPr>
       </w:pPr>
       <w:r>
+        <w:rPr>
+          <w:rFonts w:ascii="Times New Roman" w:hAnsi="Times New Roman" w:cs="Times New Roman"/>
+          <w:sz w:val="28"/>
+          <w:szCs w:val="28"/>
+        </w:rPr>
         <w:t>Раздел «Построение программы» посвящён описанию структуры приложения. В данном разделе рассматриваются используемые классы, их атрибуты и методы, а также особенности реализации основных компонентов веб-сервиса.</w:t>
       </w:r>
     </w:p>
     <w:p>
       <w:pPr>
+        <w:spacing w:after="0" w:line="360" w:lineRule="exact"/>
         <w:ind w:firstLine="851"/>
         <w:jc w:val="both"/>
         <w:rPr>
-          <w:rFonts w:cs="Times New Roman"/>
+          <w:rFonts w:ascii="Times New Roman" w:hAnsi="Times New Roman" w:cs="Times New Roman"/>
+          <w:sz w:val="28"/>
           <w:szCs w:val="28"/>
         </w:rPr>
       </w:pPr>
       <w:r>
+        <w:rPr>
+          <w:rFonts w:ascii="Times New Roman" w:hAnsi="Times New Roman" w:cs="Times New Roman"/>
+          <w:sz w:val="28"/>
+          <w:szCs w:val="28"/>
+        </w:rPr>
         <w:t>Четвёртый раздел — «Тестирование». В нём приводится цель проведения испытаний, требования, подлежащие проверке, порядок тестирования основных функций приложения, а также проверка корректности обработки Excel-файлов, парсинга HTML-страниц, фильтрации и отображения расписания.</w:t>
       </w:r>
     </w:p>
     <w:p>
       <w:pPr>
+        <w:spacing w:after="0" w:line="360" w:lineRule="exact"/>
         <w:ind w:firstLine="851"/>
         <w:jc w:val="both"/>
         <w:rPr>
-          <w:rFonts w:cs="Times New Roman"/>
+          <w:rFonts w:ascii="Times New Roman" w:hAnsi="Times New Roman" w:cs="Times New Roman"/>
+          <w:sz w:val="28"/>
           <w:szCs w:val="28"/>
         </w:rPr>
       </w:pPr>
       <w:r>
+        <w:rPr>
+          <w:rFonts w:ascii="Times New Roman" w:hAnsi="Times New Roman" w:cs="Times New Roman"/>
+          <w:sz w:val="28"/>
+          <w:szCs w:val="28"/>
+        </w:rPr>
         <w:t>В разделе «Применение» описываются назначение программы, условия её использования, необходимое программное обеспечение, порядок установки, запуск веб-сервиса и последовательность действий пользователя при работе с расписанием.</w:t>
       </w:r>
     </w:p>
     <w:p>
       <w:pPr>
+        <w:spacing w:after="0" w:line="360" w:lineRule="exact"/>
         <w:ind w:firstLine="851"/>
         <w:jc w:val="both"/>
         <w:rPr>
-          <w:rFonts w:cs="Times New Roman"/>
+          <w:rFonts w:ascii="Times New Roman" w:hAnsi="Times New Roman" w:cs="Times New Roman"/>
+          <w:sz w:val="28"/>
           <w:szCs w:val="28"/>
         </w:rPr>
       </w:pPr>
       <w:r>
+        <w:rPr>
+          <w:rFonts w:ascii="Times New Roman" w:hAnsi="Times New Roman" w:cs="Times New Roman"/>
+          <w:sz w:val="28"/>
+          <w:szCs w:val="28"/>
+        </w:rPr>
         <w:t>«Заключение» содержит основные результаты выполненной работы, практические выводы по проекту и возможные направления дальнейшего развития системы.</w:t>
       </w:r>
     </w:p>
     <w:p>
       <w:pPr>
+        <w:spacing w:after="0" w:line="360" w:lineRule="exact"/>
         <w:ind w:firstLine="851"/>
         <w:jc w:val="both"/>
         <w:rPr>
-          <w:rFonts w:cs="Times New Roman"/>
-          <w:szCs w:val="28"/>
-        </w:rPr>
-      </w:pPr>
-      <w:r>
-        <w:rPr>
-          <w:rFonts w:cs="Times New Roman"/>
-          <w:szCs w:val="28"/>
-        </w:rPr>
-      </w:r>
+          <w:rFonts w:ascii="Times New Roman" w:hAnsi="Times New Roman" w:cs="Times New Roman"/>
+          <w:sz w:val="28"/>
+          <w:szCs w:val="28"/>
+        </w:rPr>
+      </w:pPr>
     </w:p>
     <w:p>
       <w:pPr>
-        <w:spacing w:line="360" w:lineRule="exact" w:before="0" w:after="0"/>
-        <w:ind w:firstLine="0"/>
+        <w:spacing w:after="0" w:line="360" w:lineRule="exact"/>
+        <w:ind w:firstLine="851"/>
+        <w:jc w:val="both"/>
+        <w:rPr>
+          <w:rFonts w:ascii="Times New Roman" w:hAnsi="Times New Roman" w:cs="Times New Roman"/>
+          <w:sz w:val="28"/>
+          <w:szCs w:val="28"/>
+        </w:rPr>
       </w:pPr>
       <w:r>
         <w:rPr>
-          <w:rFonts w:ascii="Times New Roman" w:hAnsi="Times New Roman"/>
+          <w:rFonts w:ascii="Times New Roman" w:hAnsi="Times New Roman" w:cs="Times New Roman"/>
           <w:b/>
           <w:sz w:val="28"/>
+          <w:szCs w:val="28"/>
         </w:rPr>
         <w:t>1 Анализ предметной области и формулировка требований к программе</w:t>
       </w:r>
     </w:p>
     <w:p>
       <w:pPr>
-        <w:spacing w:line="360" w:lineRule="exact" w:before="0" w:after="0"/>
-        <w:ind w:firstLine="0"/>
+        <w:spacing w:after="0" w:line="360" w:lineRule="exact"/>
+        <w:ind w:firstLine="851"/>
+        <w:jc w:val="both"/>
+        <w:rPr>
+          <w:rFonts w:ascii="Times New Roman" w:hAnsi="Times New Roman" w:cs="Times New Roman"/>
+          <w:sz w:val="28"/>
+          <w:szCs w:val="28"/>
+        </w:rPr>
       </w:pPr>
       <w:r>
         <w:rPr>
-          <w:rFonts w:ascii="Times New Roman" w:hAnsi="Times New Roman"/>
+          <w:rFonts w:ascii="Times New Roman" w:hAnsi="Times New Roman" w:cs="Times New Roman"/>
           <w:b/>
           <w:sz w:val="28"/>
+          <w:szCs w:val="28"/>
         </w:rPr>
         <w:t>1.1 Исследование предметной области</w:t>
       </w:r>
     </w:p>
     <w:p>
       <w:pPr>
+        <w:spacing w:after="0" w:line="360" w:lineRule="exact"/>
         <w:ind w:firstLine="851"/>
+        <w:jc w:val="both"/>
+        <w:rPr>
+          <w:rFonts w:ascii="Times New Roman" w:hAnsi="Times New Roman" w:cs="Times New Roman"/>
+          <w:sz w:val="28"/>
+          <w:szCs w:val="28"/>
+        </w:rPr>
       </w:pPr>
     </w:p>
     <w:p>
       <w:pPr>
-        <w:spacing w:line="360" w:lineRule="exact" w:before="0" w:after="0"/>
-        <w:ind w:firstLine="850"/>
+        <w:spacing w:after="0" w:line="360" w:lineRule="exact"/>
+        <w:ind w:firstLine="851"/>
         <w:jc w:val="both"/>
+        <w:rPr>
+          <w:rFonts w:ascii="Times New Roman" w:hAnsi="Times New Roman" w:cs="Times New Roman"/>
+          <w:sz w:val="28"/>
+          <w:szCs w:val="28"/>
+        </w:rPr>
       </w:pPr>
       <w:r>
         <w:rPr>
-          <w:rFonts w:ascii="Times New Roman" w:hAnsi="Times New Roman"/>
-          <w:sz w:val="28"/>
+          <w:rFonts w:ascii="Times New Roman" w:hAnsi="Times New Roman" w:cs="Times New Roman"/>
+          <w:sz w:val="28"/>
+          <w:szCs w:val="28"/>
         </w:rPr>
         <w:t>В образовательных учреждениях расписание учебных занятий будет являться одним из основных информационных ресурсов, с которым ежедневно будут работать учащиеся, преподаватели и администрация. Расписание будет содержать сведения о времени проведения занятий, учебных группах, преподавателях, дисциплинах и кабинетах. От удобства получения этих данных будет зависеть скорость поиска нужной информации и организация учебного процесса.</w:t>
       </w:r>
     </w:p>
     <w:p>
       <w:pPr>
-        <w:spacing w:line="360" w:lineRule="exact" w:before="0" w:after="0"/>
-        <w:ind w:firstLine="850"/>
+        <w:spacing w:after="0" w:line="360" w:lineRule="exact"/>
+        <w:ind w:firstLine="851"/>
         <w:jc w:val="both"/>
+        <w:rPr>
+          <w:rFonts w:ascii="Times New Roman" w:hAnsi="Times New Roman" w:cs="Times New Roman"/>
+          <w:sz w:val="28"/>
+          <w:szCs w:val="28"/>
+        </w:rPr>
       </w:pPr>
       <w:r>
         <w:rPr>
-          <w:rFonts w:ascii="Times New Roman" w:hAnsi="Times New Roman"/>
-          <w:sz w:val="28"/>
+          <w:rFonts w:ascii="Times New Roman" w:hAnsi="Times New Roman" w:cs="Times New Roman"/>
+          <w:sz w:val="28"/>
+          <w:szCs w:val="28"/>
         </w:rPr>
         <w:t>На практике расписание будет публиковаться в виде Excel-файлов или HTML-страниц на сайте учреждения образования. Такой способ представления данных будет удобен для размещения информации, однако не всегда будет обеспечивать быстрый поиск нужной группы или преподавателя. Пользователю придётся просматривать большие таблицы, переходить между несколькими файлами или страницами и вручную находить необходимые строки.</w:t>
       </w:r>
     </w:p>
     <w:p>
       <w:pPr>
-        <w:spacing w:line="360" w:lineRule="exact" w:before="0" w:after="0"/>
-        <w:ind w:firstLine="850"/>
+        <w:spacing w:after="0" w:line="360" w:lineRule="exact"/>
+        <w:ind w:firstLine="851"/>
         <w:jc w:val="both"/>
+        <w:rPr>
+          <w:rFonts w:ascii="Times New Roman" w:hAnsi="Times New Roman" w:cs="Times New Roman"/>
+          <w:sz w:val="28"/>
+          <w:szCs w:val="28"/>
+        </w:rPr>
       </w:pPr>
       <w:r>
         <w:rPr>
-          <w:rFonts w:ascii="Times New Roman" w:hAnsi="Times New Roman"/>
-          <w:sz w:val="28"/>
-        </w:rPr>
+          <w:rFonts w:ascii="Times New Roman" w:hAnsi="Times New Roman" w:cs="Times New Roman"/>
+          <w:sz w:val="28"/>
+          <w:szCs w:val="28"/>
+        </w:rPr>
+        <w:lastRenderedPageBreak/>
         <w:t>Целью курсового проекта будет разработка веб-сервиса для парсинга и фильтрации расписания учебных занятий. Веб-сервис должен будет автоматически получать данные из локальных Excel-файлов и HTML-страниц сайта, извлекать из них сведения о занятиях и предоставлять пользователю удобный интерфейс для просмотра расписания.</w:t>
       </w:r>
     </w:p>
     <w:p>
       <w:pPr>
-        <w:spacing w:line="360" w:lineRule="exact" w:before="0" w:after="0"/>
-        <w:ind w:firstLine="850"/>
+        <w:spacing w:after="0" w:line="360" w:lineRule="exact"/>
+        <w:ind w:firstLine="851"/>
         <w:jc w:val="both"/>
+        <w:rPr>
+          <w:rFonts w:ascii="Times New Roman" w:hAnsi="Times New Roman" w:cs="Times New Roman"/>
+          <w:sz w:val="28"/>
+          <w:szCs w:val="28"/>
+        </w:rPr>
       </w:pPr>
       <w:r>
         <w:rPr>
-          <w:rFonts w:ascii="Times New Roman" w:hAnsi="Times New Roman"/>
-          <w:sz w:val="28"/>
+          <w:rFonts w:ascii="Times New Roman" w:hAnsi="Times New Roman" w:cs="Times New Roman"/>
+          <w:sz w:val="28"/>
+          <w:szCs w:val="28"/>
         </w:rPr>
         <w:t>Разрабатываемое приложение будет обеспечивать просмотр расписания в двух основных режимах: по учебной группе и по преподавателю. В режиме просмотра по группе пользователь будет выбирать отделение, направление и нужную группу, после чего будет получать список занятий с указанием времени, дисциплины, преподавателя и кабинета. В режиме преподавателя система будет собирать расписание по доступным источникам и отображать занятия, относящиеся к выбранному преподавателю.</w:t>
       </w:r>
     </w:p>
     <w:p>
       <w:pPr>
-        <w:spacing w:line="360" w:lineRule="exact" w:before="0" w:after="0"/>
-        <w:ind w:firstLine="850"/>
+        <w:spacing w:after="0" w:line="360" w:lineRule="exact"/>
+        <w:ind w:firstLine="851"/>
         <w:jc w:val="both"/>
+        <w:rPr>
+          <w:rFonts w:ascii="Times New Roman" w:hAnsi="Times New Roman" w:cs="Times New Roman"/>
+          <w:sz w:val="28"/>
+          <w:szCs w:val="28"/>
+        </w:rPr>
       </w:pPr>
       <w:r>
         <w:rPr>
-          <w:rFonts w:ascii="Times New Roman" w:hAnsi="Times New Roman"/>
-          <w:sz w:val="28"/>
+          <w:rFonts w:ascii="Times New Roman" w:hAnsi="Times New Roman" w:cs="Times New Roman"/>
+          <w:sz w:val="28"/>
+          <w:szCs w:val="28"/>
         </w:rPr>
         <w:t>Компьютерная обработка расписания будет необходима из-за большого объёма данных и регулярного изменения информации. Автоматический парсинг позволит уменьшить количество ручных действий, снизить вероятность ошибок при поиске и сделать данные более удобными для восприятия. Особенно это будет важно при использовании расписания с мобильных устройств, где просмотр больших таблиц будет затруднён.</w:t>
       </w:r>
     </w:p>
     <w:p>
       <w:pPr>
-        <w:spacing w:line="360" w:lineRule="exact" w:before="0" w:after="0"/>
-        <w:ind w:firstLine="850"/>
+        <w:spacing w:after="0" w:line="360" w:lineRule="exact"/>
+        <w:ind w:firstLine="851"/>
         <w:jc w:val="both"/>
+        <w:rPr>
+          <w:rFonts w:ascii="Times New Roman" w:hAnsi="Times New Roman" w:cs="Times New Roman"/>
+          <w:sz w:val="28"/>
+          <w:szCs w:val="28"/>
+        </w:rPr>
       </w:pPr>
       <w:r>
         <w:rPr>
-          <w:rFonts w:ascii="Times New Roman" w:hAnsi="Times New Roman"/>
-          <w:sz w:val="28"/>
+          <w:rFonts w:ascii="Times New Roman" w:hAnsi="Times New Roman" w:cs="Times New Roman"/>
+          <w:sz w:val="28"/>
+          <w:szCs w:val="28"/>
         </w:rPr>
         <w:t>Использование веб-сервиса позволит ускорить поиск расписания и повысить удобство работы пользователей. Учащийся сможет быстро найти занятия своей группы, а преподаватель — получить список собственных занятий без просмотра расписания всех групп. Дополнительные настройки интерфейса позволят выбрать тему оформления, размер карточек и режим отображения расписания.</w:t>
       </w:r>
     </w:p>
     <w:p>
       <w:pPr>
-        <w:spacing w:line="360" w:lineRule="exact" w:before="0" w:after="0"/>
-        <w:ind w:firstLine="850"/>
+        <w:spacing w:after="0" w:line="360" w:lineRule="exact"/>
+        <w:ind w:firstLine="851"/>
         <w:jc w:val="both"/>
+        <w:rPr>
+          <w:rFonts w:ascii="Times New Roman" w:hAnsi="Times New Roman" w:cs="Times New Roman"/>
+          <w:sz w:val="28"/>
+          <w:szCs w:val="28"/>
+        </w:rPr>
       </w:pPr>
       <w:r>
         <w:rPr>
-          <w:rFonts w:ascii="Times New Roman" w:hAnsi="Times New Roman"/>
-          <w:sz w:val="28"/>
+          <w:rFonts w:ascii="Times New Roman" w:hAnsi="Times New Roman" w:cs="Times New Roman"/>
+          <w:sz w:val="28"/>
+          <w:szCs w:val="28"/>
         </w:rPr>
         <w:t>Для публикации расписания будут использоваться различные решения: официальные сайты учебных заведений, электронные дневники, таблицы Excel и специализированные онлайн-сервисы. Такие системы будут позволять размещать учебную информацию, однако часто будут иметь ограниченные возможности фильтрации или требовать ручного поиска по таблицам.</w:t>
       </w:r>
     </w:p>
     <w:p>
       <w:pPr>
-        <w:spacing w:line="360" w:lineRule="exact" w:before="0" w:after="0"/>
-        <w:ind w:firstLine="850"/>
+        <w:spacing w:after="0" w:line="360" w:lineRule="exact"/>
+        <w:ind w:firstLine="851"/>
         <w:jc w:val="both"/>
+        <w:rPr>
+          <w:rFonts w:ascii="Times New Roman" w:hAnsi="Times New Roman" w:cs="Times New Roman"/>
+          <w:sz w:val="28"/>
+          <w:szCs w:val="28"/>
+        </w:rPr>
       </w:pPr>
       <w:r>
         <w:rPr>
-          <w:rFonts w:ascii="Times New Roman" w:hAnsi="Times New Roman"/>
-          <w:sz w:val="28"/>
+          <w:rFonts w:ascii="Times New Roman" w:hAnsi="Times New Roman" w:cs="Times New Roman"/>
+          <w:sz w:val="28"/>
+          <w:szCs w:val="28"/>
         </w:rPr>
         <w:t>Официальные HTML-страницы и Excel-файлы будут содержать актуальные данные, но не всегда будут удобны для конечного пользователя. При большом количестве групп и преподавателей поиск нужной информации будет занимать время. Кроме того, не все источники будут одинаково хорошо адаптированы для просмотра на разных устройствах.</w:t>
       </w:r>
     </w:p>
     <w:p>
       <w:pPr>
-        <w:spacing w:line="360" w:lineRule="exact" w:before="0" w:after="0"/>
-        <w:ind w:firstLine="850"/>
+        <w:spacing w:after="0" w:line="360" w:lineRule="exact"/>
+        <w:ind w:firstLine="851"/>
         <w:jc w:val="both"/>
+        <w:rPr>
+          <w:rFonts w:ascii="Times New Roman" w:hAnsi="Times New Roman" w:cs="Times New Roman"/>
+          <w:sz w:val="28"/>
+          <w:szCs w:val="28"/>
+        </w:rPr>
       </w:pPr>
       <w:r>
         <w:rPr>
-          <w:rFonts w:ascii="Times New Roman" w:hAnsi="Times New Roman"/>
-          <w:sz w:val="28"/>
-        </w:rPr>
-        <w:t>Разрабатываемый веб-сервис будет отличаться тем, что объединит обработку двух источников данных: локальных Excel-файлов и HTML-страниц сайта. Основное внимание будет уделяться автоматическому анализу структуры расписания, фильтрации по группе и преподавателю, адаптивному интерфейсу и сохранению пользовательских настроек.</w:t>
+          <w:rFonts w:ascii="Times New Roman" w:hAnsi="Times New Roman" w:cs="Times New Roman"/>
+          <w:sz w:val="28"/>
+          <w:szCs w:val="28"/>
+        </w:rPr>
+        <w:t xml:space="preserve">Разрабатываемый веб-сервис будет отличаться тем, что объединит обработку двух источников данных: локальных Excel-файлов и HTML-страниц сайта. Основное внимание будет уделяться автоматическому анализу структуры </w:t>
+      </w:r>
+      <w:r>
+        <w:rPr>
+          <w:rFonts w:ascii="Times New Roman" w:hAnsi="Times New Roman" w:cs="Times New Roman"/>
+          <w:sz w:val="28"/>
+          <w:szCs w:val="28"/>
+        </w:rPr>
+        <w:lastRenderedPageBreak/>
+        <w:t>расписания, фильтрации по группе и преподавателю, адаптивному интерфейсу и сохранению пользовательских настроек.</w:t>
       </w:r>
     </w:p>
     <w:p>
       <w:pPr>
-        <w:spacing w:line="360" w:lineRule="exact" w:before="0" w:after="0"/>
-        <w:ind w:firstLine="850"/>
+        <w:spacing w:after="0" w:line="360" w:lineRule="exact"/>
+        <w:ind w:firstLine="851"/>
         <w:jc w:val="both"/>
+        <w:rPr>
+          <w:rFonts w:ascii="Times New Roman" w:hAnsi="Times New Roman" w:cs="Times New Roman"/>
+          <w:sz w:val="28"/>
+          <w:szCs w:val="28"/>
+        </w:rPr>
       </w:pPr>
       <w:r>
         <w:rPr>
-          <w:rFonts w:ascii="Times New Roman" w:hAnsi="Times New Roman"/>
-          <w:sz w:val="28"/>
+          <w:rFonts w:ascii="Times New Roman" w:hAnsi="Times New Roman" w:cs="Times New Roman"/>
+          <w:sz w:val="28"/>
+          <w:szCs w:val="28"/>
         </w:rPr>
         <w:t>Входными данными веб-сервиса будут являться Excel-файлы с расписанием, HTML-страницы сайта, а также параметры, выбранные пользователем в интерфейсе. К таким параметрам будут относиться источник данных, режим просмотра, отделение, направление, учебная группа и преподаватель.</w:t>
       </w:r>
     </w:p>
     <w:p>
       <w:pPr>
-        <w:spacing w:line="360" w:lineRule="exact" w:before="0" w:after="0"/>
-        <w:ind w:firstLine="850"/>
+        <w:spacing w:after="0" w:line="360" w:lineRule="exact"/>
+        <w:ind w:firstLine="851"/>
         <w:jc w:val="both"/>
+        <w:rPr>
+          <w:rFonts w:ascii="Times New Roman" w:hAnsi="Times New Roman" w:cs="Times New Roman"/>
+          <w:sz w:val="28"/>
+          <w:szCs w:val="28"/>
+        </w:rPr>
       </w:pPr>
       <w:r>
         <w:rPr>
-          <w:rFonts w:ascii="Times New Roman" w:hAnsi="Times New Roman"/>
-          <w:sz w:val="28"/>
+          <w:rFonts w:ascii="Times New Roman" w:hAnsi="Times New Roman" w:cs="Times New Roman"/>
+          <w:sz w:val="28"/>
+          <w:szCs w:val="28"/>
         </w:rPr>
         <w:t>Выходными данными будут являться структурированные карточки расписания, сгруппированные по дням недели. В каждой карточке будут отображаться номер пары, время занятия, дисциплина, учебная группа, преподаватель и кабинет. Такое представление сделает расписание более наглядным и удобным для чтения.</w:t>
       </w:r>
     </w:p>
     <w:p>
       <w:pPr>
-        <w:spacing w:line="360" w:lineRule="exact" w:before="0" w:after="0"/>
-        <w:ind w:firstLine="850"/>
+        <w:spacing w:after="0" w:line="360" w:lineRule="exact"/>
+        <w:ind w:firstLine="851"/>
         <w:jc w:val="both"/>
+        <w:rPr>
+          <w:rFonts w:ascii="Times New Roman" w:hAnsi="Times New Roman" w:cs="Times New Roman"/>
+          <w:sz w:val="28"/>
+          <w:szCs w:val="28"/>
+        </w:rPr>
       </w:pPr>
       <w:r>
         <w:rPr>
-          <w:rFonts w:ascii="Times New Roman" w:hAnsi="Times New Roman"/>
-          <w:sz w:val="28"/>
+          <w:rFonts w:ascii="Times New Roman" w:hAnsi="Times New Roman" w:cs="Times New Roman"/>
+          <w:sz w:val="28"/>
+          <w:szCs w:val="28"/>
         </w:rPr>
         <w:t>Программное средство должно будет корректно обрабатывать входные данные, устойчиво работать с Excel-файлами и HTML-страницами, выполнять фильтрацию расписания, отображать информацию в понятном виде, сохранять пользовательские настройки и обеспечивать удобную работу в современных браузерах.</w:t>
       </w:r>
     </w:p>
     <w:p>
       <w:pPr>
+        <w:spacing w:after="0" w:line="360" w:lineRule="exact"/>
         <w:ind w:firstLine="851"/>
+        <w:jc w:val="both"/>
+        <w:rPr>
+          <w:rFonts w:ascii="Times New Roman" w:hAnsi="Times New Roman" w:cs="Times New Roman"/>
+          <w:sz w:val="28"/>
+          <w:szCs w:val="28"/>
+        </w:rPr>
       </w:pPr>
     </w:p>
     <w:p>
       <w:pPr>
-        <w:spacing w:line="360" w:lineRule="exact" w:before="0" w:after="0"/>
-        <w:ind w:firstLine="0"/>
+        <w:spacing w:after="0" w:line="360" w:lineRule="exact"/>
+        <w:ind w:firstLine="851"/>
+        <w:jc w:val="both"/>
+        <w:rPr>
+          <w:rFonts w:ascii="Times New Roman" w:hAnsi="Times New Roman" w:cs="Times New Roman"/>
+          <w:sz w:val="28"/>
+          <w:szCs w:val="28"/>
+        </w:rPr>
       </w:pPr>
       <w:r>
         <w:rPr>
-          <w:rFonts w:ascii="Times New Roman" w:hAnsi="Times New Roman"/>
+          <w:rFonts w:ascii="Times New Roman" w:hAnsi="Times New Roman" w:cs="Times New Roman"/>
           <w:b/>
           <w:sz w:val="28"/>
+          <w:szCs w:val="28"/>
         </w:rPr>
         <w:t>1.2 Инструменты разработки</w:t>
       </w:r>
     </w:p>
     <w:p>
       <w:pPr>
+        <w:spacing w:after="0" w:line="360" w:lineRule="exact"/>
         <w:ind w:firstLine="851"/>
+        <w:jc w:val="both"/>
+        <w:rPr>
+          <w:rFonts w:ascii="Times New Roman" w:hAnsi="Times New Roman" w:cs="Times New Roman"/>
+          <w:sz w:val="28"/>
+          <w:szCs w:val="28"/>
+        </w:rPr>
       </w:pPr>
     </w:p>
     <w:p>
       <w:pPr>
-        <w:spacing w:line="360" w:lineRule="exact" w:before="0" w:after="0"/>
-        <w:ind w:firstLine="850"/>
+        <w:spacing w:after="0" w:line="360" w:lineRule="exact"/>
+        <w:ind w:firstLine="851"/>
         <w:jc w:val="both"/>
+        <w:rPr>
+          <w:rFonts w:ascii="Times New Roman" w:hAnsi="Times New Roman" w:cs="Times New Roman"/>
+          <w:sz w:val="28"/>
+          <w:szCs w:val="28"/>
+        </w:rPr>
       </w:pPr>
       <w:r>
         <w:rPr>
-          <w:rFonts w:ascii="Times New Roman" w:hAnsi="Times New Roman"/>
-          <w:sz w:val="28"/>
+          <w:rFonts w:ascii="Times New Roman" w:hAnsi="Times New Roman" w:cs="Times New Roman"/>
+          <w:sz w:val="28"/>
+          <w:szCs w:val="28"/>
         </w:rPr>
         <w:t>Для работы веб-сервиса потребуется персональный компьютер или сервер со стандартными характеристиками. Достаточным будет наличие процессора средней производительности, не менее 4 ГБ оперативной памяти и установленной платформы .NET. Приложение не будет требовать значительных аппаратных ресурсов, так как основная обработка будет связана с чтением таблиц расписания и формированием веб-страницы.</w:t>
       </w:r>
     </w:p>
     <w:p>
       <w:pPr>
-        <w:spacing w:line="360" w:lineRule="exact" w:before="0" w:after="0"/>
-        <w:ind w:firstLine="850"/>
+        <w:spacing w:after="0" w:line="360" w:lineRule="exact"/>
+        <w:ind w:firstLine="851"/>
         <w:jc w:val="both"/>
+        <w:rPr>
+          <w:rFonts w:ascii="Times New Roman" w:hAnsi="Times New Roman" w:cs="Times New Roman"/>
+          <w:sz w:val="28"/>
+          <w:szCs w:val="28"/>
+        </w:rPr>
       </w:pPr>
       <w:r>
         <w:rPr>
-          <w:rFonts w:ascii="Times New Roman" w:hAnsi="Times New Roman"/>
-          <w:sz w:val="28"/>
-        </w:rPr>
-        <w:t>Приложение будет предназначено для работы в среде Windows 10 или Windows 11, а также сможет быть размещено на сервере, поддерживающем запуск ASP.NET Core. Пользователь будет взаимодействовать с системой через современный веб-браузер, например Google Chrome, Microsoft Edge или Mozilla Firefox.</w:t>
+          <w:rFonts w:ascii="Times New Roman" w:hAnsi="Times New Roman" w:cs="Times New Roman"/>
+          <w:sz w:val="28"/>
+          <w:szCs w:val="28"/>
+        </w:rPr>
+        <w:t xml:space="preserve">Приложение будет предназначено для работы в среде Windows 10 или Windows 11, а также сможет быть размещено на сервере, поддерживающем запуск ASP.NET Core. Пользователь будет взаимодействовать с системой через современный веб-браузер, например Google </w:t>
+      </w:r>
+      <w:proofErr w:type="spellStart"/>
+      <w:r>
+        <w:rPr>
+          <w:rFonts w:ascii="Times New Roman" w:hAnsi="Times New Roman" w:cs="Times New Roman"/>
+          <w:sz w:val="28"/>
+          <w:szCs w:val="28"/>
+        </w:rPr>
+        <w:t>Chrome</w:t>
+      </w:r>
+      <w:proofErr w:type="spellEnd"/>
+      <w:r>
+        <w:rPr>
+          <w:rFonts w:ascii="Times New Roman" w:hAnsi="Times New Roman" w:cs="Times New Roman"/>
+          <w:sz w:val="28"/>
+          <w:szCs w:val="28"/>
+        </w:rPr>
+        <w:t>, Microsoft Edge или Mozilla Firefox.</w:t>
       </w:r>
     </w:p>
     <w:p>
       <w:pPr>
-        <w:spacing w:line="360" w:lineRule="exact" w:before="0" w:after="0"/>
-        <w:ind w:firstLine="850"/>
+        <w:spacing w:after="0" w:line="360" w:lineRule="exact"/>
+        <w:ind w:firstLine="851"/>
         <w:jc w:val="both"/>
+        <w:rPr>
+          <w:rFonts w:ascii="Times New Roman" w:hAnsi="Times New Roman" w:cs="Times New Roman"/>
+          <w:sz w:val="28"/>
+          <w:szCs w:val="28"/>
+        </w:rPr>
       </w:pPr>
       <w:r>
         <w:rPr>
-          <w:rFonts w:ascii="Times New Roman" w:hAnsi="Times New Roman"/>
-          <w:sz w:val="28"/>
+          <w:rFonts w:ascii="Times New Roman" w:hAnsi="Times New Roman" w:cs="Times New Roman"/>
+          <w:sz w:val="28"/>
+          <w:szCs w:val="28"/>
         </w:rPr>
         <w:t>В качестве основного языка программирования будет выбран C#. Данный язык будет тесно интегрирован с платформой .NET, будет поддерживать объектно-ориентированный подход и подойдёт для разработки веб-приложений с разделением логики обработки данных и пользовательского интерфейса.</w:t>
       </w:r>
     </w:p>
     <w:p>
       <w:pPr>
-        <w:spacing w:line="360" w:lineRule="exact" w:before="0" w:after="0"/>
-        <w:ind w:firstLine="850"/>
+        <w:spacing w:after="0" w:line="360" w:lineRule="exact"/>
+        <w:ind w:firstLine="851"/>
         <w:jc w:val="both"/>
+        <w:rPr>
+          <w:rFonts w:ascii="Times New Roman" w:hAnsi="Times New Roman" w:cs="Times New Roman"/>
+          <w:sz w:val="28"/>
+          <w:szCs w:val="28"/>
+        </w:rPr>
       </w:pPr>
       <w:r>
         <w:rPr>
-          <w:rFonts w:ascii="Times New Roman" w:hAnsi="Times New Roman"/>
-          <w:sz w:val="28"/>
-        </w:rPr>
-        <w:t>Основой приложения будет являться технология ASP.NET Core MVC. Её использование позволит разделить проект на модели, представления и контроллеры, что упростит разработку, сопровождение и расширение программного средства. Контроллер будет обрабатывать запросы пользователя, сервис парсинга будет получать данные расписания, а представления будут отвечать за отображение результата в браузере.</w:t>
+          <w:rFonts w:ascii="Times New Roman" w:hAnsi="Times New Roman" w:cs="Times New Roman"/>
+          <w:sz w:val="28"/>
+          <w:szCs w:val="28"/>
+        </w:rPr>
+        <w:t xml:space="preserve">Основой приложения будет являться технология ASP.NET Core MVC. Её использование позволит разделить проект на модели, представления и контроллеры, что упростит разработку, сопровождение и расширение </w:t>
+      </w:r>
+      <w:r>
+        <w:rPr>
+          <w:rFonts w:ascii="Times New Roman" w:hAnsi="Times New Roman" w:cs="Times New Roman"/>
+          <w:sz w:val="28"/>
+          <w:szCs w:val="28"/>
+        </w:rPr>
+        <w:lastRenderedPageBreak/>
+        <w:t>программного средства. Контроллер будет обрабатывать запросы пользователя, сервис парсинга будет получать данные расписания, а представления будут отвечать за отображение результата в браузере.</w:t>
       </w:r>
     </w:p>
     <w:p>
       <w:pPr>
-        <w:spacing w:line="360" w:lineRule="exact" w:before="0" w:after="0"/>
-        <w:ind w:firstLine="850"/>
+        <w:spacing w:after="0" w:line="360" w:lineRule="exact"/>
+        <w:ind w:firstLine="851"/>
         <w:jc w:val="both"/>
+        <w:rPr>
+          <w:rFonts w:ascii="Times New Roman" w:hAnsi="Times New Roman" w:cs="Times New Roman"/>
+          <w:sz w:val="28"/>
+          <w:szCs w:val="28"/>
+        </w:rPr>
       </w:pPr>
       <w:r>
         <w:rPr>
-          <w:rFonts w:ascii="Times New Roman" w:hAnsi="Times New Roman"/>
-          <w:sz w:val="28"/>
+          <w:rFonts w:ascii="Times New Roman" w:hAnsi="Times New Roman" w:cs="Times New Roman"/>
+          <w:sz w:val="28"/>
+          <w:szCs w:val="28"/>
         </w:rPr>
         <w:t>Средой разработки будет являться Microsoft Visual Studio. Она предоставит удобные инструменты для создания проектов на платформе .NET, написания и отладки программного кода, управления структурой приложения и проверки работы веб-сервиса во время разработки.</w:t>
       </w:r>
     </w:p>
     <w:p>
       <w:pPr>
-        <w:spacing w:line="360" w:lineRule="exact" w:before="0" w:after="0"/>
-        <w:ind w:firstLine="850"/>
+        <w:spacing w:after="0" w:line="360" w:lineRule="exact"/>
+        <w:ind w:firstLine="851"/>
         <w:jc w:val="both"/>
+        <w:rPr>
+          <w:rFonts w:ascii="Times New Roman" w:hAnsi="Times New Roman" w:cs="Times New Roman"/>
+          <w:sz w:val="28"/>
+          <w:szCs w:val="28"/>
+        </w:rPr>
       </w:pPr>
       <w:r>
         <w:rPr>
-          <w:rFonts w:ascii="Times New Roman" w:hAnsi="Times New Roman"/>
-          <w:sz w:val="28"/>
-        </w:rPr>
-        <w:t>Для обработки Excel-файлов будет использоваться библиотека EPPlus. Она позволит читать содержимое электронных таблиц, получать значения ячеек и извлекать из расписания сведения о группах, времени занятий, дисциплинах, преподавателях и кабинетах.</w:t>
+          <w:rFonts w:ascii="Times New Roman" w:hAnsi="Times New Roman" w:cs="Times New Roman"/>
+          <w:sz w:val="28"/>
+          <w:szCs w:val="28"/>
+        </w:rPr>
+        <w:t xml:space="preserve">Для обработки Excel-файлов будет использоваться библиотека </w:t>
+      </w:r>
+      <w:proofErr w:type="spellStart"/>
+      <w:r>
+        <w:rPr>
+          <w:rFonts w:ascii="Times New Roman" w:hAnsi="Times New Roman" w:cs="Times New Roman"/>
+          <w:sz w:val="28"/>
+          <w:szCs w:val="28"/>
+        </w:rPr>
+        <w:t>EPPlus</w:t>
+      </w:r>
+      <w:proofErr w:type="spellEnd"/>
+      <w:r>
+        <w:rPr>
+          <w:rFonts w:ascii="Times New Roman" w:hAnsi="Times New Roman" w:cs="Times New Roman"/>
+          <w:sz w:val="28"/>
+          <w:szCs w:val="28"/>
+        </w:rPr>
+        <w:t>. Она позволит читать содержимое электронных таблиц, получать значения ячеек и извлекать из расписания сведения о группах, времени занятий, дисциплинах, преподавателях и кабинетах.</w:t>
       </w:r>
     </w:p>
     <w:p>
       <w:pPr>
-        <w:spacing w:line="360" w:lineRule="exact" w:before="0" w:after="0"/>
-        <w:ind w:firstLine="850"/>
+        <w:spacing w:after="0" w:line="360" w:lineRule="exact"/>
+        <w:ind w:firstLine="851"/>
         <w:jc w:val="both"/>
+        <w:rPr>
+          <w:rFonts w:ascii="Times New Roman" w:hAnsi="Times New Roman" w:cs="Times New Roman"/>
+          <w:sz w:val="28"/>
+          <w:szCs w:val="28"/>
+        </w:rPr>
       </w:pPr>
       <w:r>
         <w:rPr>
-          <w:rFonts w:ascii="Times New Roman" w:hAnsi="Times New Roman"/>
-          <w:sz w:val="28"/>
-        </w:rPr>
-        <w:t>Для получения данных из HTML-страниц будет использоваться библиотека HtmlAgilityPack. С её помощью будет выполняться загрузка и анализ HTML-документов, обработка строк и столбцов таблиц, а также извлечение информации о расписании с сайта.</w:t>
+          <w:rFonts w:ascii="Times New Roman" w:hAnsi="Times New Roman" w:cs="Times New Roman"/>
+          <w:sz w:val="28"/>
+          <w:szCs w:val="28"/>
+        </w:rPr>
+        <w:t xml:space="preserve">Для получения данных из HTML-страниц будет использоваться библиотека </w:t>
+      </w:r>
+      <w:proofErr w:type="spellStart"/>
+      <w:r>
+        <w:rPr>
+          <w:rFonts w:ascii="Times New Roman" w:hAnsi="Times New Roman" w:cs="Times New Roman"/>
+          <w:sz w:val="28"/>
+          <w:szCs w:val="28"/>
+        </w:rPr>
+        <w:t>HtmlAgilityPack</w:t>
+      </w:r>
+      <w:proofErr w:type="spellEnd"/>
+      <w:r>
+        <w:rPr>
+          <w:rFonts w:ascii="Times New Roman" w:hAnsi="Times New Roman" w:cs="Times New Roman"/>
+          <w:sz w:val="28"/>
+          <w:szCs w:val="28"/>
+        </w:rPr>
+        <w:t>. С её помощью будет выполняться загрузка и анализ HTML-документов, обработка строк и столбцов таблиц, а также извлечение информации о расписании с сайта.</w:t>
       </w:r>
     </w:p>
     <w:p>
       <w:pPr>
-        <w:spacing w:line="360" w:lineRule="exact" w:before="0" w:after="0"/>
-        <w:ind w:firstLine="850"/>
+        <w:spacing w:after="0" w:line="360" w:lineRule="exact"/>
+        <w:ind w:firstLine="851"/>
         <w:jc w:val="both"/>
+        <w:rPr>
+          <w:rFonts w:ascii="Times New Roman" w:hAnsi="Times New Roman" w:cs="Times New Roman"/>
+          <w:sz w:val="28"/>
+          <w:szCs w:val="28"/>
+        </w:rPr>
       </w:pPr>
       <w:r>
         <w:rPr>
-          <w:rFonts w:ascii="Times New Roman" w:hAnsi="Times New Roman"/>
-          <w:sz w:val="28"/>
-        </w:rPr>
-        <w:t>Пользовательский интерфейс будет реализован с использованием HTML, CSS, JavaScript и Bootstrap. Эти технологии позволят создать адаптивную страницу, которая будет корректно отображаться на экранах различного размера, поддерживать светлую и тёмную темы оформления и обеспечивать удобное управление фильтрами расписания.</w:t>
+          <w:rFonts w:ascii="Times New Roman" w:hAnsi="Times New Roman" w:cs="Times New Roman"/>
+          <w:sz w:val="28"/>
+          <w:szCs w:val="28"/>
+        </w:rPr>
+        <w:t xml:space="preserve">Пользовательский интерфейс будет реализован с использованием HTML, CSS, JavaScript и </w:t>
+      </w:r>
+      <w:proofErr w:type="spellStart"/>
+      <w:r>
+        <w:rPr>
+          <w:rFonts w:ascii="Times New Roman" w:hAnsi="Times New Roman" w:cs="Times New Roman"/>
+          <w:sz w:val="28"/>
+          <w:szCs w:val="28"/>
+        </w:rPr>
+        <w:t>Bootstrap</w:t>
+      </w:r>
+      <w:proofErr w:type="spellEnd"/>
+      <w:r>
+        <w:rPr>
+          <w:rFonts w:ascii="Times New Roman" w:hAnsi="Times New Roman" w:cs="Times New Roman"/>
+          <w:sz w:val="28"/>
+          <w:szCs w:val="28"/>
+        </w:rPr>
+        <w:t>. Эти технологии позволят создать адаптивную страницу, которая будет корректно отображаться на экранах различного размера, поддерживать светлую и тёмную темы оформления и обеспечивать удобное управление фильтрами расписания.</w:t>
       </w:r>
     </w:p>
     <w:p>
       <w:pPr>
-        <w:spacing w:line="360" w:lineRule="exact" w:before="0" w:after="0"/>
-        <w:ind w:firstLine="850"/>
+        <w:spacing w:after="0" w:line="360" w:lineRule="exact"/>
+        <w:ind w:firstLine="851"/>
         <w:jc w:val="both"/>
+        <w:rPr>
+          <w:rFonts w:ascii="Times New Roman" w:hAnsi="Times New Roman" w:cs="Times New Roman"/>
+          <w:sz w:val="28"/>
+          <w:szCs w:val="28"/>
+        </w:rPr>
       </w:pPr>
       <w:r>
         <w:rPr>
-          <w:rFonts w:ascii="Times New Roman" w:hAnsi="Times New Roman"/>
-          <w:sz w:val="28"/>
+          <w:rFonts w:ascii="Times New Roman" w:hAnsi="Times New Roman" w:cs="Times New Roman"/>
+          <w:sz w:val="28"/>
+          <w:szCs w:val="28"/>
         </w:rPr>
         <w:t>Разрабатываемое приложение будет использовать сетевые возможности ASP.NET Core и сможет работать через локальную сеть или Интернет. Передача данных между клиентом и сервером будет осуществляться по протоколу HTTP или HTTPS, а пользователю не потребуется установка дополнительного программного обеспечения, кроме веб-браузера.</w:t>
       </w:r>
     </w:p>
     <w:p>
       <w:pPr>
-        <w:spacing w:line="360" w:lineRule="exact" w:before="0" w:after="0"/>
-        <w:ind w:firstLine="850"/>
+        <w:spacing w:after="0" w:line="360" w:lineRule="exact"/>
+        <w:ind w:firstLine="851"/>
         <w:jc w:val="both"/>
+        <w:rPr>
+          <w:rFonts w:ascii="Times New Roman" w:hAnsi="Times New Roman" w:cs="Times New Roman"/>
+          <w:sz w:val="28"/>
+          <w:szCs w:val="28"/>
+        </w:rPr>
       </w:pPr>
       <w:r>
         <w:rPr>
-          <w:rFonts w:ascii="Times New Roman" w:hAnsi="Times New Roman"/>
-          <w:sz w:val="28"/>
+          <w:rFonts w:ascii="Times New Roman" w:hAnsi="Times New Roman" w:cs="Times New Roman"/>
+          <w:sz w:val="28"/>
+          <w:szCs w:val="28"/>
         </w:rPr>
         <w:t>Выбранные средства разработки будут являться распространёнными, будут иметь хорошую документацию и подойдут для создания веб-сервиса, предназначенного для парсинга, фильтрации и отображения расписания учебных занятий.</w:t>
+      </w:r>
+      <w:r>
+        <w:rPr>
+          <w:rFonts w:ascii="Times New Roman" w:hAnsi="Times New Roman" w:cs="Times New Roman"/>
+          <w:sz w:val="28"/>
+          <w:szCs w:val="28"/>
+        </w:rPr>
+        <w:br w:type="page"/>
       </w:r>
     </w:p>
     <w:p>
       <w:pPr>
-        <w:pageBreakBefore/>
-        <w:spacing w:line="360" w:lineRule="exact" w:before="0" w:after="0"/>
-        <w:ind w:firstLine="0"/>
-        <w:rPr>
-          <w:rFonts w:cs="Times New Roman"/>
+        <w:spacing w:after="0" w:line="360" w:lineRule="exact"/>
+        <w:ind w:firstLine="851"/>
+        <w:rPr>
+          <w:rFonts w:ascii="Times New Roman" w:hAnsi="Times New Roman" w:cs="Times New Roman"/>
+          <w:sz w:val="28"/>
+          <w:szCs w:val="28"/>
+        </w:rPr>
+      </w:pPr>
+    </w:p>
+    <w:p>
+      <w:pPr>
+        <w:spacing w:after="0" w:line="360" w:lineRule="exact"/>
+        <w:ind w:firstLine="851"/>
+        <w:rPr>
+          <w:rFonts w:ascii="Times New Roman" w:hAnsi="Times New Roman" w:cs="Times New Roman"/>
           <w:b/>
           <w:bCs/>
+          <w:sz w:val="28"/>
           <w:szCs w:val="28"/>
         </w:rPr>
       </w:pPr>
       <w:r>
         <w:rPr>
-          <w:rFonts w:ascii="Times New Roman" w:hAnsi="Times New Roman"/>
+          <w:rFonts w:ascii="Times New Roman" w:hAnsi="Times New Roman" w:cs="Times New Roman"/>
           <w:b/>
           <w:sz w:val="28"/>
+          <w:szCs w:val="28"/>
         </w:rPr>
         <w:t>2 Проектирование</w:t>
       </w:r>
     </w:p>
     <w:p>
       <w:pPr>
+        <w:spacing w:after="0" w:line="360" w:lineRule="exact"/>
         <w:ind w:firstLine="851"/>
-        <w:jc w:val="both"/>
-        <w:rPr>
-          <w:rFonts w:cs="Times New Roman"/>
+        <w:rPr>
+          <w:rFonts w:ascii="Times New Roman" w:hAnsi="Times New Roman" w:cs="Times New Roman"/>
           <w:b/>
           <w:bCs/>
+          <w:sz w:val="28"/>
           <w:szCs w:val="28"/>
         </w:rPr>
       </w:pPr>
     </w:p>
     <w:p>
       <w:pPr>
-        <w:spacing w:line="360" w:lineRule="exact" w:before="0" w:after="0"/>
-        <w:ind w:firstLine="850"/>
-        <w:jc w:val="both"/>
-        <w:rPr>
-          <w:rFonts w:cs="Times New Roman"/>
+        <w:spacing w:after="0" w:line="360" w:lineRule="exact"/>
+        <w:ind w:firstLine="851"/>
+        <w:rPr>
+          <w:rFonts w:ascii="Times New Roman" w:hAnsi="Times New Roman" w:cs="Times New Roman"/>
+          <w:sz w:val="28"/>
           <w:szCs w:val="28"/>
         </w:rPr>
       </w:pPr>
       <w:r>
         <w:rPr>
-          <w:rFonts w:ascii="Times New Roman" w:hAnsi="Times New Roman"/>
-          <w:sz w:val="28"/>
+          <w:rFonts w:ascii="Times New Roman" w:hAnsi="Times New Roman" w:cs="Times New Roman"/>
+          <w:sz w:val="28"/>
+          <w:szCs w:val="28"/>
         </w:rPr>
         <w:t>В разрабатываемом веб-сервисе будут выделены два основных участника взаимодействия с системой: пользователь и преподаватель. Пользователь будет работать с расписанием через веб-интерфейс, выбирать источник данных, режим просмотра, отделение, направление и учебную группу, после чего будет получать отфильтрованное расписание занятий в виде карточек или таблицы.</w:t>
       </w:r>
     </w:p>
     <w:p>
       <w:pPr>
-        <w:spacing w:line="360" w:lineRule="exact" w:before="0" w:after="0"/>
-        <w:ind w:firstLine="850"/>
-        <w:jc w:val="both"/>
-        <w:rPr>
-          <w:rFonts w:cs="Times New Roman"/>
+        <w:spacing w:after="0" w:line="360" w:lineRule="exact"/>
+        <w:ind w:firstLine="851"/>
+        <w:rPr>
+          <w:rFonts w:ascii="Times New Roman" w:hAnsi="Times New Roman" w:cs="Times New Roman"/>
+          <w:sz w:val="28"/>
           <w:szCs w:val="28"/>
         </w:rPr>
       </w:pPr>
       <w:r>
         <w:rPr>
-          <w:rFonts w:ascii="Times New Roman" w:hAnsi="Times New Roman"/>
-          <w:sz w:val="28"/>
+          <w:rFonts w:ascii="Times New Roman" w:hAnsi="Times New Roman" w:cs="Times New Roman"/>
+          <w:sz w:val="28"/>
+          <w:szCs w:val="28"/>
         </w:rPr>
         <w:t>Основными действиями пользователя будут являться выбор источника расписания, выбор режима просмотра расписания учащегося или преподавателя, фильтрация данных по группе или преподавателю, просмотр сведений о дисциплинах, времени занятий, аудиториях и преподавателях, а также изменение параметров отображения.</w:t>
       </w:r>
     </w:p>
     <w:p>
       <w:pPr>
-        <w:spacing w:line="360" w:lineRule="exact" w:before="0" w:after="0"/>
-        <w:ind w:firstLine="850"/>
-        <w:jc w:val="both"/>
-        <w:rPr>
-          <w:rFonts w:cs="Times New Roman"/>
+        <w:spacing w:after="0" w:line="360" w:lineRule="exact"/>
+        <w:ind w:firstLine="851"/>
+        <w:rPr>
+          <w:rFonts w:ascii="Times New Roman" w:hAnsi="Times New Roman" w:cs="Times New Roman"/>
+          <w:sz w:val="28"/>
           <w:szCs w:val="28"/>
         </w:rPr>
       </w:pPr>
       <w:r>
         <w:rPr>
-          <w:rFonts w:ascii="Times New Roman" w:hAnsi="Times New Roman"/>
-          <w:sz w:val="28"/>
+          <w:rFonts w:ascii="Times New Roman" w:hAnsi="Times New Roman" w:cs="Times New Roman"/>
+          <w:sz w:val="28"/>
+          <w:szCs w:val="28"/>
         </w:rPr>
         <w:t>Преподаватель будет использовать тот же веб-интерфейс, но будет работать в режиме просмотра собственного расписания. После выбора фамилии, имени и отчества система будет выполнять поиск занятий преподавателя по доступным источникам данных и отображать найденные пары с указанием группы, дисциплины, времени проведения и аудитории.</w:t>
       </w:r>
     </w:p>
     <w:p>
       <w:pPr>
-        <w:spacing w:line="360" w:lineRule="exact" w:before="0" w:after="0"/>
-        <w:ind w:firstLine="850"/>
-        <w:jc w:val="both"/>
-        <w:rPr>
-          <w:rFonts w:cs="Times New Roman"/>
+        <w:spacing w:after="0" w:line="360" w:lineRule="exact"/>
+        <w:ind w:firstLine="851"/>
+        <w:rPr>
+          <w:rFonts w:ascii="Times New Roman" w:hAnsi="Times New Roman" w:cs="Times New Roman"/>
+          <w:sz w:val="28"/>
           <w:szCs w:val="28"/>
         </w:rPr>
       </w:pPr>
       <w:r>
         <w:rPr>
-          <w:rFonts w:ascii="Times New Roman" w:hAnsi="Times New Roman"/>
-          <w:sz w:val="28"/>
+          <w:rFonts w:ascii="Times New Roman" w:hAnsi="Times New Roman" w:cs="Times New Roman"/>
+          <w:sz w:val="28"/>
+          <w:szCs w:val="28"/>
         </w:rPr>
         <w:t>В финальной версии проекта не будет использоваться отдельная база данных: данные расписания будут поступать из заранее размещённых локальных Excel-файлов и HTML-страниц официального сайта, а обработка будет выполняться средствами серверной части приложения.</w:t>
       </w:r>
     </w:p>
     <w:p>
       <w:pPr>
-        <w:spacing w:line="360" w:lineRule="exact" w:before="0" w:after="0"/>
-        <w:ind w:firstLine="850"/>
-        <w:jc w:val="both"/>
-        <w:rPr>
-          <w:rFonts w:cs="Times New Roman"/>
+        <w:spacing w:after="0" w:line="360" w:lineRule="exact"/>
+        <w:ind w:firstLine="851"/>
+        <w:rPr>
+          <w:rFonts w:ascii="Times New Roman" w:hAnsi="Times New Roman" w:cs="Times New Roman"/>
+          <w:sz w:val="28"/>
           <w:szCs w:val="28"/>
         </w:rPr>
       </w:pPr>
       <w:r>
         <w:rPr>
-          <w:rFonts w:ascii="Times New Roman" w:hAnsi="Times New Roman"/>
-          <w:sz w:val="28"/>
+          <w:rFonts w:ascii="Times New Roman" w:hAnsi="Times New Roman" w:cs="Times New Roman"/>
+          <w:sz w:val="28"/>
+          <w:szCs w:val="28"/>
         </w:rPr>
         <w:t>Для разрабатываемого веб-сервиса будут выделены следующие основные варианты использования: просмотр расписания по учебной группе; просмотр расписания по преподавателю; выбор источника данных; получение расписания из локальных Excel-файлов; получение расписания с сайта; изменение пользовательских настроек отображения.</w:t>
       </w:r>
     </w:p>
     <w:p>
       <w:pPr>
-        <w:spacing w:line="360" w:lineRule="exact" w:before="0" w:after="0"/>
-        <w:ind w:firstLine="850"/>
-        <w:jc w:val="both"/>
-        <w:rPr>
-          <w:rFonts w:cs="Times New Roman"/>
+        <w:spacing w:after="0" w:line="360" w:lineRule="exact"/>
+        <w:ind w:firstLine="851"/>
+        <w:rPr>
+          <w:rFonts w:ascii="Times New Roman" w:hAnsi="Times New Roman" w:cs="Times New Roman"/>
+          <w:sz w:val="28"/>
           <w:szCs w:val="28"/>
         </w:rPr>
       </w:pPr>
       <w:r>
         <w:rPr>
-          <w:rFonts w:ascii="Times New Roman" w:hAnsi="Times New Roman"/>
-          <w:sz w:val="28"/>
+          <w:rFonts w:ascii="Times New Roman" w:hAnsi="Times New Roman" w:cs="Times New Roman"/>
+          <w:sz w:val="28"/>
+          <w:szCs w:val="28"/>
         </w:rPr>
         <w:t>Вариант использования «Просмотр расписания по учебной группе» будет предполагать выбор пользователем режима просмотра расписания учащегося, источника данных, отделения, направления подготовки и группы. После выбора параметров система будет обращаться к соответствующему источнику, выполнять парсинг расписания, отбирать записи выбранной группы и отображать результат в удобном для просмотра виде.</w:t>
       </w:r>
     </w:p>
     <w:p>
       <w:pPr>
-        <w:spacing w:line="360" w:lineRule="exact" w:before="0" w:after="0"/>
-        <w:ind w:firstLine="850"/>
-        <w:jc w:val="both"/>
-        <w:rPr>
-          <w:rFonts w:cs="Times New Roman"/>
+        <w:spacing w:after="0" w:line="360" w:lineRule="exact"/>
+        <w:ind w:firstLine="851"/>
+        <w:rPr>
+          <w:rFonts w:ascii="Times New Roman" w:hAnsi="Times New Roman" w:cs="Times New Roman"/>
+          <w:sz w:val="28"/>
           <w:szCs w:val="28"/>
         </w:rPr>
       </w:pPr>
       <w:r>
         <w:rPr>
-          <w:rFonts w:ascii="Times New Roman" w:hAnsi="Times New Roman"/>
-          <w:sz w:val="28"/>
+          <w:rFonts w:ascii="Times New Roman" w:hAnsi="Times New Roman" w:cs="Times New Roman"/>
+          <w:sz w:val="28"/>
+          <w:szCs w:val="28"/>
         </w:rPr>
         <w:t>Вариант использования «Просмотр расписания по преподавателю» будет предполагать выбор режима преподавателя и конкретного преподавателя из списка. Система будет анализировать доступные расписания, находить занятия, относящиеся к выбранному преподавателю, и формировать сводный список его пар.</w:t>
       </w:r>
     </w:p>
     <w:p>
       <w:pPr>
-        <w:spacing w:line="360" w:lineRule="exact" w:before="0" w:after="0"/>
-        <w:ind w:firstLine="850"/>
-        <w:jc w:val="both"/>
-        <w:rPr>
-          <w:rFonts w:cs="Times New Roman"/>
+        <w:spacing w:after="0" w:line="360" w:lineRule="exact"/>
+        <w:ind w:firstLine="851"/>
+        <w:rPr>
+          <w:rFonts w:ascii="Times New Roman" w:hAnsi="Times New Roman" w:cs="Times New Roman"/>
+          <w:sz w:val="28"/>
           <w:szCs w:val="28"/>
         </w:rPr>
       </w:pPr>
       <w:r>
         <w:rPr>
-          <w:rFonts w:ascii="Times New Roman" w:hAnsi="Times New Roman"/>
-          <w:sz w:val="28"/>
-        </w:rPr>
+          <w:rFonts w:ascii="Times New Roman" w:hAnsi="Times New Roman" w:cs="Times New Roman"/>
+          <w:sz w:val="28"/>
+          <w:szCs w:val="28"/>
+        </w:rPr>
+        <w:lastRenderedPageBreak/>
         <w:t>Вариант использования «Выбор источника данных» позволит пользователю определить, откуда будут получены сведения о расписании. В приложении будут предусмотрены два источника: локальные Excel-файлы и HTML-страницы сайта учреждения образования. Переключение источника будет влиять на способ получения и обработки входных данных, но не будет менять общий порядок работы пользователя с интерфейсом.</w:t>
       </w:r>
     </w:p>
     <w:p>
       <w:pPr>
-        <w:spacing w:line="360" w:lineRule="exact" w:before="0" w:after="0"/>
-        <w:ind w:firstLine="850"/>
-        <w:jc w:val="both"/>
-        <w:rPr>
-          <w:rFonts w:cs="Times New Roman"/>
+        <w:spacing w:after="0" w:line="360" w:lineRule="exact"/>
+        <w:ind w:firstLine="851"/>
+        <w:rPr>
+          <w:rFonts w:ascii="Times New Roman" w:hAnsi="Times New Roman" w:cs="Times New Roman"/>
+          <w:sz w:val="28"/>
           <w:szCs w:val="28"/>
         </w:rPr>
       </w:pPr>
       <w:r>
         <w:rPr>
-          <w:rFonts w:ascii="Times New Roman" w:hAnsi="Times New Roman"/>
-          <w:sz w:val="28"/>
+          <w:rFonts w:ascii="Times New Roman" w:hAnsi="Times New Roman" w:cs="Times New Roman"/>
+          <w:sz w:val="28"/>
+          <w:szCs w:val="28"/>
         </w:rPr>
         <w:t>Вариант использования «Получение расписания из локальных Excel-файлов» будет предусматривать чтение заранее подготовленных файлов, расположенных в каталоге приложения по структуре отделений и направлений. Пользователь не будет загружать файл вручную через интерфейс: сервис будет самостоятельно выбирать нужный файл на основании выбранных параметров и извлекать из него расписание.</w:t>
       </w:r>
     </w:p>
     <w:p>
       <w:pPr>
-        <w:spacing w:line="360" w:lineRule="exact" w:before="0" w:after="0"/>
-        <w:ind w:firstLine="850"/>
-        <w:jc w:val="both"/>
-        <w:rPr>
-          <w:rFonts w:cs="Times New Roman"/>
+        <w:spacing w:after="0" w:line="360" w:lineRule="exact"/>
+        <w:ind w:firstLine="851"/>
+        <w:rPr>
+          <w:rFonts w:ascii="Times New Roman" w:hAnsi="Times New Roman" w:cs="Times New Roman"/>
+          <w:sz w:val="28"/>
           <w:szCs w:val="28"/>
         </w:rPr>
       </w:pPr>
       <w:r>
         <w:rPr>
-          <w:rFonts w:ascii="Times New Roman" w:hAnsi="Times New Roman"/>
-          <w:sz w:val="28"/>
+          <w:rFonts w:ascii="Times New Roman" w:hAnsi="Times New Roman" w:cs="Times New Roman"/>
+          <w:sz w:val="28"/>
+          <w:szCs w:val="28"/>
         </w:rPr>
         <w:t>Вариант использования «Получение расписания с сайта» будет предусматривать обращение к HTML-страницам расписания, размещённым на официальном сайте. Серверная часть приложения будет загружать страницу, анализировать её табличную структуру, извлекать сведения о занятиях и приводить их к единому виду, используемому интерфейсом.</w:t>
       </w:r>
     </w:p>
     <w:p>
       <w:pPr>
-        <w:spacing w:line="360" w:lineRule="exact" w:before="0" w:after="0"/>
-        <w:ind w:firstLine="850"/>
-        <w:jc w:val="both"/>
-        <w:rPr>
-          <w:rFonts w:cs="Times New Roman"/>
+        <w:spacing w:after="0" w:line="360" w:lineRule="exact"/>
+        <w:ind w:firstLine="851"/>
+        <w:rPr>
+          <w:rFonts w:ascii="Times New Roman" w:hAnsi="Times New Roman" w:cs="Times New Roman"/>
+          <w:sz w:val="28"/>
           <w:szCs w:val="28"/>
         </w:rPr>
       </w:pPr>
       <w:r>
         <w:rPr>
-          <w:rFonts w:ascii="Times New Roman" w:hAnsi="Times New Roman"/>
-          <w:sz w:val="28"/>
+          <w:rFonts w:ascii="Times New Roman" w:hAnsi="Times New Roman" w:cs="Times New Roman"/>
+          <w:sz w:val="28"/>
+          <w:szCs w:val="28"/>
         </w:rPr>
         <w:t>Вариант использования «Изменение пользовательских настроек отображения» позволит настроить внешний вид расписания. Пользователь сможет переключать светлую и тёмную темы, изменять размер карточек, выбирать вертикальный или горизонтальный вариант отображения. Сохранение таких параметров будет выполняться на стороне клиента, поэтому настройки будут оставаться доступными при повторном открытии страницы.</w:t>
       </w:r>
     </w:p>
     <w:p>
       <w:pPr>
-        <w:spacing w:line="360" w:lineRule="exact" w:before="0" w:after="0"/>
-        <w:ind w:firstLine="850"/>
-        <w:jc w:val="both"/>
-        <w:rPr>
-          <w:rFonts w:cs="Times New Roman"/>
+        <w:spacing w:after="0" w:line="360" w:lineRule="exact"/>
+        <w:ind w:firstLine="851"/>
+        <w:rPr>
+          <w:rFonts w:ascii="Times New Roman" w:hAnsi="Times New Roman" w:cs="Times New Roman"/>
+          <w:sz w:val="28"/>
           <w:szCs w:val="28"/>
         </w:rPr>
       </w:pPr>
       <w:r>
         <w:rPr>
-          <w:rFonts w:ascii="Times New Roman" w:hAnsi="Times New Roman"/>
-          <w:sz w:val="28"/>
+          <w:rFonts w:ascii="Times New Roman" w:hAnsi="Times New Roman" w:cs="Times New Roman"/>
+          <w:sz w:val="28"/>
+          <w:szCs w:val="28"/>
         </w:rPr>
         <w:t>Сценарий просмотра расписания по группе будет начинаться с открытия главной страницы веб-сервиса. Пользователь будет выбирать источник данных, режим просмотра расписания учащегося, отделение, направление и группу. После отправки запроса контроллер будет получать параметры, определять нужный источник, вызывать сервис обработки расписания и передавать результат в представление для отображения.</w:t>
       </w:r>
     </w:p>
     <w:p>
       <w:pPr>
-        <w:spacing w:line="360" w:lineRule="exact" w:before="0" w:after="0"/>
-        <w:ind w:firstLine="850"/>
-        <w:jc w:val="both"/>
-        <w:rPr>
-          <w:rFonts w:cs="Times New Roman"/>
+        <w:spacing w:after="0" w:line="360" w:lineRule="exact"/>
+        <w:ind w:firstLine="851"/>
+        <w:rPr>
+          <w:rFonts w:ascii="Times New Roman" w:hAnsi="Times New Roman" w:cs="Times New Roman"/>
+          <w:sz w:val="28"/>
           <w:szCs w:val="28"/>
         </w:rPr>
       </w:pPr>
       <w:r>
         <w:rPr>
-          <w:rFonts w:ascii="Times New Roman" w:hAnsi="Times New Roman"/>
-          <w:sz w:val="28"/>
+          <w:rFonts w:ascii="Times New Roman" w:hAnsi="Times New Roman" w:cs="Times New Roman"/>
+          <w:sz w:val="28"/>
+          <w:szCs w:val="28"/>
         </w:rPr>
         <w:t>Сценарий просмотра расписания по преподавателю будет начинаться с выбора режима преподавателя. Пользователь будет выбирать преподавателя из выпадающего списка, после чего приложение будет выполнять поиск совпадений по фамилии, имени и отчеству в доступных данных расписания. Найденные занятия будут отображаться пользователю в виде структурированного списка.</w:t>
       </w:r>
     </w:p>
     <w:p>
       <w:pPr>
-        <w:spacing w:line="360" w:lineRule="exact" w:before="0" w:after="0"/>
-        <w:ind w:firstLine="850"/>
-        <w:jc w:val="both"/>
-        <w:rPr>
-          <w:rFonts w:cs="Times New Roman"/>
+        <w:spacing w:after="0" w:line="360" w:lineRule="exact"/>
+        <w:ind w:firstLine="851"/>
+        <w:rPr>
+          <w:rFonts w:ascii="Times New Roman" w:hAnsi="Times New Roman" w:cs="Times New Roman"/>
+          <w:sz w:val="28"/>
           <w:szCs w:val="28"/>
         </w:rPr>
       </w:pPr>
       <w:r>
         <w:rPr>
-          <w:rFonts w:ascii="Times New Roman" w:hAnsi="Times New Roman"/>
-          <w:sz w:val="28"/>
-        </w:rPr>
-        <w:t>Сценарий работы с Excel-источником будет основан на чтении файлов формата XLSX. Сервис будет определять путь к файлу по выбранному отделению и направлению, открывать книгу, проходить по строкам и столбцам листа, извлекать сведения о времени занятий, группах, дисциплинах, преподавателях и аудиториях, после чего отбирать записи, соответствующие выбранному фильтру.</w:t>
+          <w:rFonts w:ascii="Times New Roman" w:hAnsi="Times New Roman" w:cs="Times New Roman"/>
+          <w:sz w:val="28"/>
+          <w:szCs w:val="28"/>
+        </w:rPr>
+        <w:t xml:space="preserve">Сценарий работы с Excel-источником будет основан на чтении файлов формата XLSX. Сервис будет определять путь к файлу по выбранному отделению и направлению, открывать книгу, проходить по строкам и столбцам листа, </w:t>
+      </w:r>
+      <w:r>
+        <w:rPr>
+          <w:rFonts w:ascii="Times New Roman" w:hAnsi="Times New Roman" w:cs="Times New Roman"/>
+          <w:sz w:val="28"/>
+          <w:szCs w:val="28"/>
+        </w:rPr>
+        <w:lastRenderedPageBreak/>
+        <w:t>извлекать сведения о времени занятий, группах, дисциплинах, преподавателях и аудиториях, после чего отбирать записи, соответствующие выбранному фильтру.</w:t>
       </w:r>
     </w:p>
     <w:p>
       <w:pPr>
-        <w:spacing w:line="360" w:lineRule="exact" w:before="0" w:after="0"/>
-        <w:ind w:firstLine="850"/>
-        <w:jc w:val="both"/>
-        <w:rPr>
-          <w:rFonts w:cs="Times New Roman"/>
+        <w:spacing w:after="0" w:line="360" w:lineRule="exact"/>
+        <w:ind w:firstLine="851"/>
+        <w:rPr>
+          <w:rFonts w:ascii="Times New Roman" w:hAnsi="Times New Roman" w:cs="Times New Roman"/>
+          <w:sz w:val="28"/>
           <w:szCs w:val="28"/>
         </w:rPr>
       </w:pPr>
       <w:r>
         <w:rPr>
-          <w:rFonts w:ascii="Times New Roman" w:hAnsi="Times New Roman"/>
-          <w:sz w:val="28"/>
+          <w:rFonts w:ascii="Times New Roman" w:hAnsi="Times New Roman" w:cs="Times New Roman"/>
+          <w:sz w:val="28"/>
+          <w:szCs w:val="28"/>
         </w:rPr>
         <w:t>Сценарий работы с HTML-источником будет начинаться с формирования адреса страницы расписания. После загрузки HTML-документа будет выполняться разбор таблиц, поиск строк с учебными занятиями и извлечение значимых данных. Полученная информация будет приводиться к тому же внутреннему представлению, что и данные из Excel-файлов, что позволит использовать единый механизм фильтрации и отображения.</w:t>
       </w:r>
     </w:p>
     <w:p>
       <w:pPr>
-        <w:spacing w:line="360" w:lineRule="exact" w:before="0" w:after="0"/>
-        <w:ind w:firstLine="850"/>
-        <w:jc w:val="both"/>
-        <w:rPr>
-          <w:rFonts w:cs="Times New Roman"/>
+        <w:spacing w:after="0" w:line="360" w:lineRule="exact"/>
+        <w:ind w:firstLine="851"/>
+        <w:rPr>
+          <w:rFonts w:ascii="Times New Roman" w:hAnsi="Times New Roman" w:cs="Times New Roman"/>
+          <w:sz w:val="28"/>
           <w:szCs w:val="28"/>
         </w:rPr>
       </w:pPr>
       <w:r>
         <w:rPr>
-          <w:rFonts w:ascii="Times New Roman" w:hAnsi="Times New Roman"/>
-          <w:sz w:val="28"/>
+          <w:rFonts w:ascii="Times New Roman" w:hAnsi="Times New Roman" w:cs="Times New Roman"/>
+          <w:sz w:val="28"/>
+          <w:szCs w:val="28"/>
         </w:rPr>
         <w:t>Сценарий изменения пользовательских настроек не будет требовать обращения к серверу для каждого действия. При переключении темы оформления, выборе размера карточек или смене ориентации расписания клиентский сценарий будет изменять внешний вид страницы и сохранять выбранные параметры в браузере пользователя.</w:t>
       </w:r>
     </w:p>
     <w:p>
       <w:pPr>
-        <w:spacing w:line="360" w:lineRule="exact" w:before="0" w:after="0"/>
-        <w:ind w:firstLine="850"/>
-        <w:jc w:val="both"/>
-        <w:rPr>
-          <w:rFonts w:cs="Times New Roman"/>
+        <w:spacing w:after="0" w:line="360" w:lineRule="exact"/>
+        <w:ind w:firstLine="851"/>
+        <w:rPr>
+          <w:rFonts w:ascii="Times New Roman" w:hAnsi="Times New Roman" w:cs="Times New Roman"/>
+          <w:sz w:val="28"/>
           <w:szCs w:val="28"/>
         </w:rPr>
       </w:pPr>
       <w:r>
         <w:rPr>
-          <w:rFonts w:ascii="Times New Roman" w:hAnsi="Times New Roman"/>
-          <w:sz w:val="28"/>
+          <w:rFonts w:ascii="Times New Roman" w:hAnsi="Times New Roman" w:cs="Times New Roman"/>
+          <w:sz w:val="28"/>
+          <w:szCs w:val="28"/>
         </w:rPr>
         <w:t>Такая организация взаимодействия позволит отделить пользовательский интерфейс от механизмов получения данных. Пользователь будет работать с едиными фильтрами и режимами просмотра, а серверная часть будет отвечать за получение расписания, парсинг входных данных, фильтрацию записей и передачу результата в представление.</w:t>
       </w:r>
@@ -924,7 +1406,7 @@
   <w:endnote w:type="separator" w:id="-1">
     <w:p>
       <w:pPr>
-        <w:spacing w:line="240" w:lineRule="auto"/>
+        <w:spacing w:after="0" w:line="240" w:lineRule="auto"/>
       </w:pPr>
       <w:r>
         <w:separator/>
@@ -934,7 +1416,7 @@
   <w:endnote w:type="continuationSeparator" w:id="0">
     <w:p>
       <w:pPr>
-        <w:spacing w:line="240" w:lineRule="auto"/>
+        <w:spacing w:after="0" w:line="240" w:lineRule="auto"/>
       </w:pPr>
       <w:r>
         <w:continuationSeparator/>
@@ -1113,7 +1595,7 @@
               <v:stroke joinstyle="miter"/>
               <v:path gradientshapeok="t" o:connecttype="rect"/>
             </v:shapetype>
-            <v:shape id="Поле 60" o:spid="_x0000_s1027" type="#_x0000_t202" style="position:absolute;left:0;text-align:left;margin-left:478.45pt;margin-top:-10.2pt;width:28.4pt;height:21.75pt;z-index:251674624;visibility:visible;mso-wrap-style:square;mso-width-percent:0;mso-height-percent:0;mso-wrap-distance-left:9pt;mso-wrap-distance-top:0;mso-wrap-distance-right:9pt;mso-wrap-distance-bottom:0;mso-position-horizontal:absolute;mso-position-horizontal-relative:text;mso-position-vertical:absolute;mso-position-vertical-relative:text;mso-width-percent:0;mso-height-percent:0;mso-width-relative:page;mso-height-relative:page;v-text-anchor:top" o:gfxdata="UEsDBBQABgAIAAAAIQC2gziS/gAAAOEBAAATAAAAW0NvbnRlbnRfVHlwZXNdLnhtbJSRQU7DMBBF&#10;90jcwfIWJU67QAgl6YK0S0CoHGBkTxKLZGx5TGhvj5O2G0SRWNoz/78nu9wcxkFMGNg6quQqL6RA&#10;0s5Y6ir5vt9lD1JwBDIwOMJKHpHlpr69KfdHjyxSmriSfYz+USnWPY7AufNIadK6MEJMx9ApD/oD&#10;OlTrorhX2lFEilmcO2RdNtjC5xDF9pCuTyYBB5bi6bQ4syoJ3g9WQ0ymaiLzg5KdCXlKLjvcW893&#10;SUOqXwnz5DrgnHtJTxOsQfEKIT7DmDSUCaxw7Rqn8787ZsmRM9e2VmPeBN4uqYvTtW7jvijg9N/y&#10;JsXecLq0q+WD6m8AAAD//wMAUEsDBBQABgAIAAAAIQA4/SH/1gAAAJQBAAALAAAAX3JlbHMvLnJl&#10;bHOkkMFqwzAMhu+DvYPRfXGawxijTi+j0GvpHsDYimMaW0Yy2fr2M4PBMnrbUb/Q94l/f/hMi1qR&#10;JVI2sOt6UJgd+ZiDgffL8ekFlFSbvV0oo4EbChzGx4f9GRdb25HMsYhqlCwG5lrLq9biZkxWOiqY&#10;22YiTra2kYMu1l1tQD30/bPm3wwYN0x18gb45AdQl1tp5j/sFB2T0FQ7R0nTNEV3j6o9feQzro1i&#10;OWA14Fm+Q8a1a8+Bvu/d/dMb2JY5uiPbhG/ktn4cqGU/er3pcvwCAAD//wMAUEsDBBQABgAIAAAA&#10;IQA0jcfw1wEAAJcDAAAOAAAAZHJzL2Uyb0RvYy54bWysU9tu1DAQfUfiHyy/s8kGsVTRZqvSqgip&#10;QKXCBziOnVgkHjP2brJ8PWMn2XJ5Q7xYkxn7zDlnJvvraejZSaE3YCu+3eScKSuhMbat+Ncv96+u&#10;OPNB2Eb0YFXFz8rz68PLF/vRlaqADvpGISMQ68vRVbwLwZVZ5mWnBuE34JSlogYcRKBPbLMGxUjo&#10;Q58Veb7LRsDGIUjlPWXv5iI/JHytlQyftfYqsL7ixC2kE9NZxzM77EXZonCdkQsN8Q8sBmEsNb1A&#10;3Ykg2BHNX1CDkQgedNhIGDLQ2kiVNJCabf6HmqdOOJW0kDneXWzy/w9Wfjo9uUdkYXoHEw0wifDu&#10;AeQ3zyzcdsK26gYRxk6Jhhpvo2XZ6Hy5PI1W+9JHkHr8CA0NWRwDJKBJ4xBdIZ2M0GkA54vpagpM&#10;UvL1Lt9dUUVSqXi7K4o3qYMo18cOfXivYGAxqDjSTBO4OD34EMmIcr0Se1m4N32f5trb3xJ0MWYS&#10;+ch3Zh6memKmWZRFLTU0Z1KDMG8LbTcFHeAPzkbalIr770eBirP+gyVH4lqtAa5BvQbCSnpa8cDZ&#10;HN6Gef2ODk3bEfLsuYUbck2bpOiZxUKXpp+ELpsa1+vX73Tr+X86/AQAAP//AwBQSwMEFAAGAAgA&#10;AAAhAMwOZ3XhAAAACwEAAA8AAABkcnMvZG93bnJldi54bWxMj8FOwzAQRO9I/IO1SL21dlIIJGRT&#10;VRWckBBpOHB0EjexGq9D7Lbh73FPcFzN08zbfDObgZ3V5LQlhGglgClqbKupQ/isXpdPwJyX1MrB&#10;kkL4UQ42xe1NLrPWXqhU573vWCghl0mE3vsx49w1vTLSreyoKGQHOxnpwzl1vJ3kJZSbgcdCJNxI&#10;TWGhl6Pa9ao57k8GYftF5Yv+fq8/ykOpqyoV9JYcERd38/YZmFez/4Phqh/UoQhOtT1R69iAkD4k&#10;aUARlrG4B3YlRLR+BFYjxOsIeJHz/z8UvwAAAP//AwBQSwECLQAUAAYACAAAACEAtoM4kv4AAADh&#10;AQAAEwAAAAAAAAAAAAAAAAAAAAAAW0NvbnRlbnRfVHlwZXNdLnhtbFBLAQItABQABgAIAAAAIQA4&#10;/SH/1gAAAJQBAAALAAAAAAAAAAAAAAAAAC8BAABfcmVscy8ucmVsc1BLAQItABQABgAIAAAAIQA0&#10;jcfw1wEAAJcDAAAOAAAAAAAAAAAAAAAAAC4CAABkcnMvZTJvRG9jLnhtbFBLAQItABQABgAIAAAA&#10;IQDMDmd14QAAAAsBAAAPAAAAAAAAAAAAAAAAADEEAABkcnMvZG93bnJldi54bWxQSwUGAAAAAAQA&#10;BADzAAAAPwUAAAAA&#10;" filled="f" stroked="f">
+            <v:shape id="Поле 60" o:spid="_x0000_s1027" type="#_x0000_t202" style="position:absolute;margin-left:478.45pt;margin-top:-10.2pt;width:28.4pt;height:21.75pt;z-index:251674624;visibility:visible;mso-wrap-style:square;mso-width-percent:0;mso-height-percent:0;mso-wrap-distance-left:9pt;mso-wrap-distance-top:0;mso-wrap-distance-right:9pt;mso-wrap-distance-bottom:0;mso-position-horizontal:absolute;mso-position-horizontal-relative:text;mso-position-vertical:absolute;mso-position-vertical-relative:text;mso-width-percent:0;mso-height-percent:0;mso-width-relative:page;mso-height-relative:page;v-text-anchor:top" o:gfxdata="UEsDBBQABgAIAAAAIQC2gziS/gAAAOEBAAATAAAAW0NvbnRlbnRfVHlwZXNdLnhtbJSRQU7DMBBF&#10;90jcwfIWJU67QAgl6YK0S0CoHGBkTxKLZGx5TGhvj5O2G0SRWNoz/78nu9wcxkFMGNg6quQqL6RA&#10;0s5Y6ir5vt9lD1JwBDIwOMJKHpHlpr69KfdHjyxSmriSfYz+USnWPY7AufNIadK6MEJMx9ApD/oD&#10;OlTrorhX2lFEilmcO2RdNtjC5xDF9pCuTyYBB5bi6bQ4syoJ3g9WQ0ymaiLzg5KdCXlKLjvcW893&#10;SUOqXwnz5DrgnHtJTxOsQfEKIT7DmDSUCaxw7Rqn8787ZsmRM9e2VmPeBN4uqYvTtW7jvijg9N/y&#10;JsXecLq0q+WD6m8AAAD//wMAUEsDBBQABgAIAAAAIQA4/SH/1gAAAJQBAAALAAAAX3JlbHMvLnJl&#10;bHOkkMFqwzAMhu+DvYPRfXGawxijTi+j0GvpHsDYimMaW0Yy2fr2M4PBMnrbUb/Q94l/f/hMi1qR&#10;JVI2sOt6UJgd+ZiDgffL8ekFlFSbvV0oo4EbChzGx4f9GRdb25HMsYhqlCwG5lrLq9biZkxWOiqY&#10;22YiTra2kYMu1l1tQD30/bPm3wwYN0x18gb45AdQl1tp5j/sFB2T0FQ7R0nTNEV3j6o9feQzro1i&#10;OWA14Fm+Q8a1a8+Bvu/d/dMb2JY5uiPbhG/ktn4cqGU/er3pcvwCAAD//wMAUEsDBBQABgAIAAAA&#10;IQA0jcfw1wEAAJcDAAAOAAAAZHJzL2Uyb0RvYy54bWysU9tu1DAQfUfiHyy/s8kGsVTRZqvSqgip&#10;QKXCBziOnVgkHjP2brJ8PWMn2XJ5Q7xYkxn7zDlnJvvraejZSaE3YCu+3eScKSuhMbat+Ncv96+u&#10;OPNB2Eb0YFXFz8rz68PLF/vRlaqADvpGISMQ68vRVbwLwZVZ5mWnBuE34JSlogYcRKBPbLMGxUjo&#10;Q58Veb7LRsDGIUjlPWXv5iI/JHytlQyftfYqsL7ixC2kE9NZxzM77EXZonCdkQsN8Q8sBmEsNb1A&#10;3Ykg2BHNX1CDkQgedNhIGDLQ2kiVNJCabf6HmqdOOJW0kDneXWzy/w9Wfjo9uUdkYXoHEw0wifDu&#10;AeQ3zyzcdsK26gYRxk6Jhhpvo2XZ6Hy5PI1W+9JHkHr8CA0NWRwDJKBJ4xBdIZ2M0GkA54vpagpM&#10;UvL1Lt9dUUVSqXi7K4o3qYMo18cOfXivYGAxqDjSTBO4OD34EMmIcr0Se1m4N32f5trb3xJ0MWYS&#10;+ch3Zh6memKmWZRFLTU0Z1KDMG8LbTcFHeAPzkbalIr770eBirP+gyVH4lqtAa5BvQbCSnpa8cDZ&#10;HN6Gef2ODk3bEfLsuYUbck2bpOiZxUKXpp+ELpsa1+vX73Tr+X86/AQAAP//AwBQSwMEFAAGAAgA&#10;AAAhAMwOZ3XhAAAACwEAAA8AAABkcnMvZG93bnJldi54bWxMj8FOwzAQRO9I/IO1SL21dlIIJGRT&#10;VRWckBBpOHB0EjexGq9D7Lbh73FPcFzN08zbfDObgZ3V5LQlhGglgClqbKupQ/isXpdPwJyX1MrB&#10;kkL4UQ42xe1NLrPWXqhU573vWCghl0mE3vsx49w1vTLSreyoKGQHOxnpwzl1vJ3kJZSbgcdCJNxI&#10;TWGhl6Pa9ao57k8GYftF5Yv+fq8/ykOpqyoV9JYcERd38/YZmFez/4Phqh/UoQhOtT1R69iAkD4k&#10;aUARlrG4B3YlRLR+BFYjxOsIeJHz/z8UvwAAAP//AwBQSwECLQAUAAYACAAAACEAtoM4kv4AAADh&#10;AQAAEwAAAAAAAAAAAAAAAAAAAAAAW0NvbnRlbnRfVHlwZXNdLnhtbFBLAQItABQABgAIAAAAIQA4&#10;/SH/1gAAAJQBAAALAAAAAAAAAAAAAAAAAC8BAABfcmVscy8ucmVsc1BLAQItABQABgAIAAAAIQA0&#10;jcfw1wEAAJcDAAAOAAAAAAAAAAAAAAAAAC4CAABkcnMvZTJvRG9jLnhtbFBLAQItABQABgAIAAAA&#10;IQDMDmd14QAAAAsBAAAPAAAAAAAAAAAAAAAAADEEAABkcnMvZG93bnJldi54bWxQSwUGAAAAAAQA&#10;BADzAAAAPwUAAAAA&#10;" filled="f" stroked="f">
               <v:textbox inset="0,0,0,0">
                 <w:txbxContent>
                   <w:p>
@@ -1220,6 +1702,7 @@
                               <w:b/>
                               <w:i w:val="0"/>
                               <w:color w:val="000000" w:themeColor="text1"/>
+                              <w:sz w:val="28"/>
                               <w:szCs w:val="28"/>
                             </w:rPr>
                           </w:pPr>
@@ -1227,6 +1710,7 @@
                             <w:rPr>
                               <w:rFonts w:ascii="ISOCPEUR" w:hAnsi="ISOCPEUR"/>
                               <w:color w:val="000000" w:themeColor="text1"/>
+                              <w:sz w:val="28"/>
                               <w:szCs w:val="28"/>
                             </w:rPr>
                             <w:t>ЛР 5-04-0612-02</w:t>
@@ -1235,6 +1719,7 @@
                             <w:rPr>
                               <w:rFonts w:ascii="ISOCPEUR" w:hAnsi="ISOCPEUR"/>
                               <w:color w:val="000000" w:themeColor="text1"/>
+                              <w:sz w:val="28"/>
                               <w:szCs w:val="28"/>
                               <w:lang w:val="en-US"/>
                             </w:rPr>
@@ -1244,6 +1729,7 @@
                             <w:rPr>
                               <w:rFonts w:ascii="ISOCPEUR" w:hAnsi="ISOCPEUR"/>
                               <w:color w:val="000000" w:themeColor="text1"/>
+                              <w:sz w:val="28"/>
                               <w:szCs w:val="28"/>
                             </w:rPr>
                             <w:t>43.</w:t>
@@ -1252,6 +1738,7 @@
                             <w:rPr>
                               <w:rFonts w:ascii="ISOCPEUR" w:hAnsi="ISOCPEUR"/>
                               <w:color w:val="000000" w:themeColor="text1"/>
+                              <w:sz w:val="28"/>
                               <w:szCs w:val="28"/>
                             </w:rPr>
                             <w:t>21</w:t>
@@ -1260,6 +1747,7 @@
                             <w:rPr>
                               <w:rFonts w:ascii="ISOCPEUR" w:hAnsi="ISOCPEUR"/>
                               <w:color w:val="000000" w:themeColor="text1"/>
+                              <w:sz w:val="28"/>
                               <w:szCs w:val="28"/>
                             </w:rPr>
                             <w:t>.2</w:t>
@@ -1268,6 +1756,7 @@
                             <w:rPr>
                               <w:rFonts w:ascii="ISOCPEUR" w:hAnsi="ISOCPEUR"/>
                               <w:color w:val="000000" w:themeColor="text1"/>
+                              <w:sz w:val="28"/>
                               <w:szCs w:val="28"/>
                             </w:rPr>
                             <w:t>6</w:t>
@@ -1292,7 +1781,7 @@
         </mc:Choice>
         <mc:Fallback>
           <w:pict>
-            <v:shape w14:anchorId="08C867D1" id="Поле 54" o:spid="_x0000_s1028" type="#_x0000_t202" style="position:absolute;left:0;text-align:left;margin-left:158.85pt;margin-top:-3.9pt;width:312.4pt;height:31.75pt;z-index:251669504;visibility:visible;mso-wrap-style:square;mso-width-percent:0;mso-height-percent:0;mso-wrap-distance-left:9pt;mso-wrap-distance-top:0;mso-wrap-distance-right:9pt;mso-wrap-distance-bottom:0;mso-position-horizontal:absolute;mso-position-horizontal-relative:text;mso-position-vertical:absolute;mso-position-vertical-relative:text;mso-width-percent:0;mso-height-percent:0;mso-width-relative:page;mso-height-relative:page;v-text-anchor:top" o:gfxdata="UEsDBBQABgAIAAAAIQC2gziS/gAAAOEBAAATAAAAW0NvbnRlbnRfVHlwZXNdLnhtbJSRQU7DMBBF&#10;90jcwfIWJU67QAgl6YK0S0CoHGBkTxKLZGx5TGhvj5O2G0SRWNoz/78nu9wcxkFMGNg6quQqL6RA&#10;0s5Y6ir5vt9lD1JwBDIwOMJKHpHlpr69KfdHjyxSmriSfYz+USnWPY7AufNIadK6MEJMx9ApD/oD&#10;OlTrorhX2lFEilmcO2RdNtjC5xDF9pCuTyYBB5bi6bQ4syoJ3g9WQ0ymaiLzg5KdCXlKLjvcW893&#10;SUOqXwnz5DrgnHtJTxOsQfEKIT7DmDSUCaxw7Rqn8787ZsmRM9e2VmPeBN4uqYvTtW7jvijg9N/y&#10;JsXecLq0q+WD6m8AAAD//wMAUEsDBBQABgAIAAAAIQA4/SH/1gAAAJQBAAALAAAAX3JlbHMvLnJl&#10;bHOkkMFqwzAMhu+DvYPRfXGawxijTi+j0GvpHsDYimMaW0Yy2fr2M4PBMnrbUb/Q94l/f/hMi1qR&#10;JVI2sOt6UJgd+ZiDgffL8ekFlFSbvV0oo4EbChzGx4f9GRdb25HMsYhqlCwG5lrLq9biZkxWOiqY&#10;22YiTra2kYMu1l1tQD30/bPm3wwYN0x18gb45AdQl1tp5j/sFB2T0FQ7R0nTNEV3j6o9feQzro1i&#10;OWA14Fm+Q8a1a8+Bvu/d/dMb2JY5uiPbhG/ktn4cqGU/er3pcvwCAAD//wMAUEsDBBQABgAIAAAA&#10;IQAeutpO2wEAAJgDAAAOAAAAZHJzL2Uyb0RvYy54bWysU8Fu1DAQvSPxD5bvbLJpKSXabFVaFSGV&#10;glT6AY5jJxaJx4y9myxfz9jZbIHeEBdrMmO/ee/NZHM1DT3bK/QGbMXXq5wzZSU0xrYVf/p29+aS&#10;Mx+EbUQPVlX8oDy/2r5+tRldqQrooG8UMgKxvhxdxbsQXJllXnZqEH4FTlkqasBBBPrENmtQjIQ+&#10;9FmR5xfZCNg4BKm8p+ztXOTbhK+1kuGL1l4F1lecuIV0YjrreGbbjShbFK4z8khD/AOLQRhLTU9Q&#10;tyIItkPzAmowEsGDDisJQwZaG6mSBlKzzv9S89gJp5IWMse7k03+/8HKh/2j+4osTB9gogEmEd7d&#10;g/zumYWbTthWXSPC2CnRUON1tCwbnS+PT6PVvvQRpB4/Q0NDFrsACWjSOERXSCcjdBrA4WS6mgKT&#10;lDx7f/Hu/JJKkmrn+VlRvE0tRLm8dujDRwUDi0HFkYaa0MX+3ofIRpTLldjMwp3p+zTY3v6RoIsx&#10;k9hHwjP1MNUTM03Fi9g3iqmhOZAchHldaL0p6AB/cjbSqlTc/9gJVJz1nyxZEvdqCXAJ6iUQVtLT&#10;igfO5vAmzPu3c2jajpBn0y1ck23aJEXPLI50afxJ6HFV4379/p1uPf9Q218AAAD//wMAUEsDBBQA&#10;BgAIAAAAIQCU+3PV4AAAAAkBAAAPAAAAZHJzL2Rvd25yZXYueG1sTI9BT4NAEIXvJv6HzZh4a5e2&#10;UiwyNE2jJxMjxYPHhZ0CKTuL7LbFf+960uNkvrz3vWw7mV5caHSdZYTFPAJBXFvdcYPwUb7MHkE4&#10;r1ir3jIhfJODbX57k6lU2ysXdDn4RoQQdqlCaL0fUild3ZJRbm4H4vA72tEoH86xkXpU1xBuermM&#10;orU0quPQ0KqB9i3Vp8PZIOw+uXjuvt6q9+JYdGW5ifh1fUK8v5t2TyA8Tf4Phl/9oA55cKrsmbUT&#10;PcJqkSQBRZglYUIANg/LGESFEMcJyDyT/xfkPwAAAP//AwBQSwECLQAUAAYACAAAACEAtoM4kv4A&#10;AADhAQAAEwAAAAAAAAAAAAAAAAAAAAAAW0NvbnRlbnRfVHlwZXNdLnhtbFBLAQItABQABgAIAAAA&#10;IQA4/SH/1gAAAJQBAAALAAAAAAAAAAAAAAAAAC8BAABfcmVscy8ucmVsc1BLAQItABQABgAIAAAA&#10;IQAeutpO2wEAAJgDAAAOAAAAAAAAAAAAAAAAAC4CAABkcnMvZTJvRG9jLnhtbFBLAQItABQABgAI&#10;AAAAIQCU+3PV4AAAAAkBAAAPAAAAAAAAAAAAAAAAADUEAABkcnMvZG93bnJldi54bWxQSwUGAAAA&#10;AAQABADzAAAAQgUAAAAA&#10;" filled="f" stroked="f">
+            <v:shape w14:anchorId="08C867D1" id="Поле 54" o:spid="_x0000_s1028" type="#_x0000_t202" style="position:absolute;margin-left:158.85pt;margin-top:-3.9pt;width:312.4pt;height:31.75pt;z-index:251669504;visibility:visible;mso-wrap-style:square;mso-width-percent:0;mso-height-percent:0;mso-wrap-distance-left:9pt;mso-wrap-distance-top:0;mso-wrap-distance-right:9pt;mso-wrap-distance-bottom:0;mso-position-horizontal:absolute;mso-position-horizontal-relative:text;mso-position-vertical:absolute;mso-position-vertical-relative:text;mso-width-percent:0;mso-height-percent:0;mso-width-relative:page;mso-height-relative:page;v-text-anchor:top" o:gfxdata="UEsDBBQABgAIAAAAIQC2gziS/gAAAOEBAAATAAAAW0NvbnRlbnRfVHlwZXNdLnhtbJSRQU7DMBBF&#10;90jcwfIWJU67QAgl6YK0S0CoHGBkTxKLZGx5TGhvj5O2G0SRWNoz/78nu9wcxkFMGNg6quQqL6RA&#10;0s5Y6ir5vt9lD1JwBDIwOMJKHpHlpr69KfdHjyxSmriSfYz+USnWPY7AufNIadK6MEJMx9ApD/oD&#10;OlTrorhX2lFEilmcO2RdNtjC5xDF9pCuTyYBB5bi6bQ4syoJ3g9WQ0ymaiLzg5KdCXlKLjvcW893&#10;SUOqXwnz5DrgnHtJTxOsQfEKIT7DmDSUCaxw7Rqn8787ZsmRM9e2VmPeBN4uqYvTtW7jvijg9N/y&#10;JsXecLq0q+WD6m8AAAD//wMAUEsDBBQABgAIAAAAIQA4/SH/1gAAAJQBAAALAAAAX3JlbHMvLnJl&#10;bHOkkMFqwzAMhu+DvYPRfXGawxijTi+j0GvpHsDYimMaW0Yy2fr2M4PBMnrbUb/Q94l/f/hMi1qR&#10;JVI2sOt6UJgd+ZiDgffL8ekFlFSbvV0oo4EbChzGx4f9GRdb25HMsYhqlCwG5lrLq9biZkxWOiqY&#10;22YiTra2kYMu1l1tQD30/bPm3wwYN0x18gb45AdQl1tp5j/sFB2T0FQ7R0nTNEV3j6o9feQzro1i&#10;OWA14Fm+Q8a1a8+Bvu/d/dMb2JY5uiPbhG/ktn4cqGU/er3pcvwCAAD//wMAUEsDBBQABgAIAAAA&#10;IQAeutpO2wEAAJgDAAAOAAAAZHJzL2Uyb0RvYy54bWysU8Fu1DAQvSPxD5bvbLJpKSXabFVaFSGV&#10;glT6AY5jJxaJx4y9myxfz9jZbIHeEBdrMmO/ee/NZHM1DT3bK/QGbMXXq5wzZSU0xrYVf/p29+aS&#10;Mx+EbUQPVlX8oDy/2r5+tRldqQrooG8UMgKxvhxdxbsQXJllXnZqEH4FTlkqasBBBPrENmtQjIQ+&#10;9FmR5xfZCNg4BKm8p+ztXOTbhK+1kuGL1l4F1lecuIV0YjrreGbbjShbFK4z8khD/AOLQRhLTU9Q&#10;tyIItkPzAmowEsGDDisJQwZaG6mSBlKzzv9S89gJp5IWMse7k03+/8HKh/2j+4osTB9gogEmEd7d&#10;g/zumYWbTthWXSPC2CnRUON1tCwbnS+PT6PVvvQRpB4/Q0NDFrsACWjSOERXSCcjdBrA4WS6mgKT&#10;lDx7f/Hu/JJKkmrn+VlRvE0tRLm8dujDRwUDi0HFkYaa0MX+3ofIRpTLldjMwp3p+zTY3v6RoIsx&#10;k9hHwjP1MNUTM03Fi9g3iqmhOZAchHldaL0p6AB/cjbSqlTc/9gJVJz1nyxZEvdqCXAJ6iUQVtLT&#10;igfO5vAmzPu3c2jajpBn0y1ck23aJEXPLI50afxJ6HFV4379/p1uPf9Q218AAAD//wMAUEsDBBQA&#10;BgAIAAAAIQCU+3PV4AAAAAkBAAAPAAAAZHJzL2Rvd25yZXYueG1sTI9BT4NAEIXvJv6HzZh4a5e2&#10;UiwyNE2jJxMjxYPHhZ0CKTuL7LbFf+960uNkvrz3vWw7mV5caHSdZYTFPAJBXFvdcYPwUb7MHkE4&#10;r1ir3jIhfJODbX57k6lU2ysXdDn4RoQQdqlCaL0fUild3ZJRbm4H4vA72tEoH86xkXpU1xBuermM&#10;orU0quPQ0KqB9i3Vp8PZIOw+uXjuvt6q9+JYdGW5ifh1fUK8v5t2TyA8Tf4Phl/9oA55cKrsmbUT&#10;PcJqkSQBRZglYUIANg/LGESFEMcJyDyT/xfkPwAAAP//AwBQSwECLQAUAAYACAAAACEAtoM4kv4A&#10;AADhAQAAEwAAAAAAAAAAAAAAAAAAAAAAW0NvbnRlbnRfVHlwZXNdLnhtbFBLAQItABQABgAIAAAA&#10;IQA4/SH/1gAAAJQBAAALAAAAAAAAAAAAAAAAAC8BAABfcmVscy8ucmVsc1BLAQItABQABgAIAAAA&#10;IQAeutpO2wEAAJgDAAAOAAAAAAAAAAAAAAAAAC4CAABkcnMvZTJvRG9jLnhtbFBLAQItABQABgAI&#10;AAAAIQCU+3PV4AAAAAkBAAAPAAAAAAAAAAAAAAAAADUEAABkcnMvZG93bnJldi54bWxQSwUGAAAA&#10;AAQABADzAAAAQgUAAAAA&#10;" filled="f" stroked="f">
               <v:textbox inset="0,0,0,0">
                 <w:txbxContent>
                   <w:p>
@@ -1305,6 +1794,7 @@
                         <w:b/>
                         <w:i w:val="0"/>
                         <w:color w:val="000000" w:themeColor="text1"/>
+                        <w:sz w:val="28"/>
                         <w:szCs w:val="28"/>
                       </w:rPr>
                     </w:pPr>
@@ -1312,6 +1802,7 @@
                       <w:rPr>
                         <w:rFonts w:ascii="ISOCPEUR" w:hAnsi="ISOCPEUR"/>
                         <w:color w:val="000000" w:themeColor="text1"/>
+                        <w:sz w:val="28"/>
                         <w:szCs w:val="28"/>
                       </w:rPr>
                       <w:t>ЛР 5-04-0612-02</w:t>
@@ -1320,6 +1811,7 @@
                       <w:rPr>
                         <w:rFonts w:ascii="ISOCPEUR" w:hAnsi="ISOCPEUR"/>
                         <w:color w:val="000000" w:themeColor="text1"/>
+                        <w:sz w:val="28"/>
                         <w:szCs w:val="28"/>
                         <w:lang w:val="en-US"/>
                       </w:rPr>
@@ -1329,6 +1821,7 @@
                       <w:rPr>
                         <w:rFonts w:ascii="ISOCPEUR" w:hAnsi="ISOCPEUR"/>
                         <w:color w:val="000000" w:themeColor="text1"/>
+                        <w:sz w:val="28"/>
                         <w:szCs w:val="28"/>
                       </w:rPr>
                       <w:t>43.</w:t>
@@ -1337,6 +1830,7 @@
                       <w:rPr>
                         <w:rFonts w:ascii="ISOCPEUR" w:hAnsi="ISOCPEUR"/>
                         <w:color w:val="000000" w:themeColor="text1"/>
+                        <w:sz w:val="28"/>
                         <w:szCs w:val="28"/>
                       </w:rPr>
                       <w:t>21</w:t>
@@ -1345,6 +1839,7 @@
                       <w:rPr>
                         <w:rFonts w:ascii="ISOCPEUR" w:hAnsi="ISOCPEUR"/>
                         <w:color w:val="000000" w:themeColor="text1"/>
+                        <w:sz w:val="28"/>
                         <w:szCs w:val="28"/>
                       </w:rPr>
                       <w:t>.2</w:t>
@@ -1353,6 +1848,7 @@
                       <w:rPr>
                         <w:rFonts w:ascii="ISOCPEUR" w:hAnsi="ISOCPEUR"/>
                         <w:color w:val="000000" w:themeColor="text1"/>
+                        <w:sz w:val="28"/>
                         <w:szCs w:val="28"/>
                       </w:rPr>
                       <w:t>6</w:t>
@@ -1612,7 +2108,7 @@
         </mc:Choice>
         <mc:Fallback>
           <w:pict>
-            <v:shape w14:anchorId="645ECD01" id="Поле 65" o:spid="_x0000_s1029" type="#_x0000_t202" style="position:absolute;left:0;text-align:left;margin-left:43.35pt;margin-top:16pt;width:55.9pt;height:11.85pt;z-index:251720704;visibility:visible;mso-wrap-style:square;mso-width-percent:0;mso-height-percent:0;mso-wrap-distance-left:9pt;mso-wrap-distance-top:0;mso-wrap-distance-right:9pt;mso-wrap-distance-bottom:0;mso-position-horizontal:absolute;mso-position-horizontal-relative:text;mso-position-vertical:absolute;mso-position-vertical-relative:text;mso-width-percent:0;mso-height-percent:0;mso-width-relative:page;mso-height-relative:page;v-text-anchor:top" o:gfxdata="UEsDBBQABgAIAAAAIQC2gziS/gAAAOEBAAATAAAAW0NvbnRlbnRfVHlwZXNdLnhtbJSRQU7DMBBF&#10;90jcwfIWJU67QAgl6YK0S0CoHGBkTxKLZGx5TGhvj5O2G0SRWNoz/78nu9wcxkFMGNg6quQqL6RA&#10;0s5Y6ir5vt9lD1JwBDIwOMJKHpHlpr69KfdHjyxSmriSfYz+USnWPY7AufNIadK6MEJMx9ApD/oD&#10;OlTrorhX2lFEilmcO2RdNtjC5xDF9pCuTyYBB5bi6bQ4syoJ3g9WQ0ymaiLzg5KdCXlKLjvcW893&#10;SUOqXwnz5DrgnHtJTxOsQfEKIT7DmDSUCaxw7Rqn8787ZsmRM9e2VmPeBN4uqYvTtW7jvijg9N/y&#10;JsXecLq0q+WD6m8AAAD//wMAUEsDBBQABgAIAAAAIQA4/SH/1gAAAJQBAAALAAAAX3JlbHMvLnJl&#10;bHOkkMFqwzAMhu+DvYPRfXGawxijTi+j0GvpHsDYimMaW0Yy2fr2M4PBMnrbUb/Q94l/f/hMi1qR&#10;JVI2sOt6UJgd+ZiDgffL8ekFlFSbvV0oo4EbChzGx4f9GRdb25HMsYhqlCwG5lrLq9biZkxWOiqY&#10;22YiTra2kYMu1l1tQD30/bPm3wwYN0x18gb45AdQl1tp5j/sFB2T0FQ7R0nTNEV3j6o9feQzro1i&#10;OWA14Fm+Q8a1a8+Bvu/d/dMb2JY5uiPbhG/ktn4cqGU/er3pcvwCAAD//wMAUEsDBBQABgAIAAAA&#10;IQDRypMz2gEAAJcDAAAOAAAAZHJzL2Uyb0RvYy54bWysU9tu1DAQfUfiHyy/s0m2opRos1VpVYRU&#10;KFLhAxzH2VgkHjPj3WT5esbOZsvlDfFijcf2mXPOjDfX09CLg0Gy4CpZrHIpjNPQWLer5Ncv96+u&#10;pKCgXKN6cKaSR0PyevvyxWb0pVlDB31jUDCIo3L0lexC8GWWke7MoGgF3jg+bAEHFXiLu6xBNTL6&#10;0GfrPL/MRsDGI2hDxNm7+VBuE37bGh0e25ZMEH0lmVtIK6a1jmu23ahyh8p3Vp9oqH9gMSjruOgZ&#10;6k4FJfZo/4IarEYgaMNKw5BB21ptkgZWU+R/qHnqlDdJC5tD/mwT/T9Y/enw5D+jCNM7mLiBSQT5&#10;B9DfSDi47ZTbmRtEGDujGi5cRMuy0VN5ehqtppIiSD1+hIabrPYBEtDU4hBdYZ2C0bkBx7PpZgpC&#10;c/JN/vayuJBC81HxOr8q1qmCKpfHHim8NzCIGFQSuacJXB0eKEQyqlyuxFoO7m3fp7727rcEX4yZ&#10;RD7ynZmHqZ6EbSp5EetGLTU0R1aDME8LTzcHHeAPKUaelErS971CI0X/wbEjcayWAJegXgLlND+t&#10;ZJBiDm/DPH57j3bXMfLsuYMbdq21SdEzixNd7n4SeprUOF6/7tOt5/+0/QkAAP//AwBQSwMEFAAG&#10;AAgAAAAhAA/0RdTeAAAACAEAAA8AAABkcnMvZG93bnJldi54bWxMj0FPg0AUhO8m/ofNM/FmF2ug&#10;FHk0jdGTiZHiweMCr7Ap+xbZbYv/3u2pHiczmfkm38xmECeanLaM8LiIQBA3ttXcIXxVbw8pCOcV&#10;t2qwTAi/5GBT3N7kKmvtmUs67XwnQgm7TCH03o+ZlK7pySi3sCNx8PZ2MsoHOXWyndQ5lJtBLqMo&#10;kUZpDgu9Gumlp+awOxqE7TeXr/rno/4s96WuqnXE78kB8f5u3j6D8DT7axgu+AEdisBU2yO3TgwI&#10;abIKSYSnZbh08ddpDKJGiOMVyCKX/w8UfwAAAP//AwBQSwECLQAUAAYACAAAACEAtoM4kv4AAADh&#10;AQAAEwAAAAAAAAAAAAAAAAAAAAAAW0NvbnRlbnRfVHlwZXNdLnhtbFBLAQItABQABgAIAAAAIQA4&#10;/SH/1gAAAJQBAAALAAAAAAAAAAAAAAAAAC8BAABfcmVscy8ucmVsc1BLAQItABQABgAIAAAAIQDR&#10;ypMz2gEAAJcDAAAOAAAAAAAAAAAAAAAAAC4CAABkcnMvZTJvRG9jLnhtbFBLAQItABQABgAIAAAA&#10;IQAP9EXU3gAAAAgBAAAPAAAAAAAAAAAAAAAAADQEAABkcnMvZG93bnJldi54bWxQSwUGAAAAAAQA&#10;BADzAAAAPwUAAAAA&#10;" filled="f" stroked="f">
+            <v:shape w14:anchorId="645ECD01" id="Поле 65" o:spid="_x0000_s1029" type="#_x0000_t202" style="position:absolute;margin-left:43.35pt;margin-top:16pt;width:55.9pt;height:11.85pt;z-index:251720704;visibility:visible;mso-wrap-style:square;mso-width-percent:0;mso-height-percent:0;mso-wrap-distance-left:9pt;mso-wrap-distance-top:0;mso-wrap-distance-right:9pt;mso-wrap-distance-bottom:0;mso-position-horizontal:absolute;mso-position-horizontal-relative:text;mso-position-vertical:absolute;mso-position-vertical-relative:text;mso-width-percent:0;mso-height-percent:0;mso-width-relative:page;mso-height-relative:page;v-text-anchor:top" o:gfxdata="UEsDBBQABgAIAAAAIQC2gziS/gAAAOEBAAATAAAAW0NvbnRlbnRfVHlwZXNdLnhtbJSRQU7DMBBF&#10;90jcwfIWJU67QAgl6YK0S0CoHGBkTxKLZGx5TGhvj5O2G0SRWNoz/78nu9wcxkFMGNg6quQqL6RA&#10;0s5Y6ir5vt9lD1JwBDIwOMJKHpHlpr69KfdHjyxSmriSfYz+USnWPY7AufNIadK6MEJMx9ApD/oD&#10;OlTrorhX2lFEilmcO2RdNtjC5xDF9pCuTyYBB5bi6bQ4syoJ3g9WQ0ymaiLzg5KdCXlKLjvcW893&#10;SUOqXwnz5DrgnHtJTxOsQfEKIT7DmDSUCaxw7Rqn8787ZsmRM9e2VmPeBN4uqYvTtW7jvijg9N/y&#10;JsXecLq0q+WD6m8AAAD//wMAUEsDBBQABgAIAAAAIQA4/SH/1gAAAJQBAAALAAAAX3JlbHMvLnJl&#10;bHOkkMFqwzAMhu+DvYPRfXGawxijTi+j0GvpHsDYimMaW0Yy2fr2M4PBMnrbUb/Q94l/f/hMi1qR&#10;JVI2sOt6UJgd+ZiDgffL8ekFlFSbvV0oo4EbChzGx4f9GRdb25HMsYhqlCwG5lrLq9biZkxWOiqY&#10;22YiTra2kYMu1l1tQD30/bPm3wwYN0x18gb45AdQl1tp5j/sFB2T0FQ7R0nTNEV3j6o9feQzro1i&#10;OWA14Fm+Q8a1a8+Bvu/d/dMb2JY5uiPbhG/ktn4cqGU/er3pcvwCAAD//wMAUEsDBBQABgAIAAAA&#10;IQDRypMz2gEAAJcDAAAOAAAAZHJzL2Uyb0RvYy54bWysU9tu1DAQfUfiHyy/s0m2opRos1VpVYRU&#10;KFLhAxzH2VgkHjPj3WT5esbOZsvlDfFijcf2mXPOjDfX09CLg0Gy4CpZrHIpjNPQWLer5Ncv96+u&#10;pKCgXKN6cKaSR0PyevvyxWb0pVlDB31jUDCIo3L0lexC8GWWke7MoGgF3jg+bAEHFXiLu6xBNTL6&#10;0GfrPL/MRsDGI2hDxNm7+VBuE37bGh0e25ZMEH0lmVtIK6a1jmu23ahyh8p3Vp9oqH9gMSjruOgZ&#10;6k4FJfZo/4IarEYgaMNKw5BB21ptkgZWU+R/qHnqlDdJC5tD/mwT/T9Y/enw5D+jCNM7mLiBSQT5&#10;B9DfSDi47ZTbmRtEGDujGi5cRMuy0VN5ehqtppIiSD1+hIabrPYBEtDU4hBdYZ2C0bkBx7PpZgpC&#10;c/JN/vayuJBC81HxOr8q1qmCKpfHHim8NzCIGFQSuacJXB0eKEQyqlyuxFoO7m3fp7727rcEX4yZ&#10;RD7ynZmHqZ6EbSp5EetGLTU0R1aDME8LTzcHHeAPKUaelErS971CI0X/wbEjcayWAJegXgLlND+t&#10;ZJBiDm/DPH57j3bXMfLsuYMbdq21SdEzixNd7n4SeprUOF6/7tOt5/+0/QkAAP//AwBQSwMEFAAG&#10;AAgAAAAhAA/0RdTeAAAACAEAAA8AAABkcnMvZG93bnJldi54bWxMj0FPg0AUhO8m/ofNM/FmF2ug&#10;FHk0jdGTiZHiweMCr7Ap+xbZbYv/3u2pHiczmfkm38xmECeanLaM8LiIQBA3ttXcIXxVbw8pCOcV&#10;t2qwTAi/5GBT3N7kKmvtmUs67XwnQgm7TCH03o+ZlK7pySi3sCNx8PZ2MsoHOXWyndQ5lJtBLqMo&#10;kUZpDgu9Gumlp+awOxqE7TeXr/rno/4s96WuqnXE78kB8f5u3j6D8DT7axgu+AEdisBU2yO3TgwI&#10;abIKSYSnZbh08ddpDKJGiOMVyCKX/w8UfwAAAP//AwBQSwECLQAUAAYACAAAACEAtoM4kv4AAADh&#10;AQAAEwAAAAAAAAAAAAAAAAAAAAAAW0NvbnRlbnRfVHlwZXNdLnhtbFBLAQItABQABgAIAAAAIQA4&#10;/SH/1gAAAJQBAAALAAAAAAAAAAAAAAAAAC8BAABfcmVscy8ucmVsc1BLAQItABQABgAIAAAAIQDR&#10;ypMz2gEAAJcDAAAOAAAAAAAAAAAAAAAAAC4CAABkcnMvZTJvRG9jLnhtbFBLAQItABQABgAIAAAA&#10;IQAP9EXU3gAAAAgBAAAPAAAAAAAAAAAAAAAAADQEAABkcnMvZG93bnJldi54bWxQSwUGAAAAAAQA&#10;BADzAAAAPwUAAAAA&#10;" filled="f" stroked="f">
               <v:textbox inset="0,0,0,0">
                 <w:txbxContent>
                   <w:p>
@@ -1735,7 +2231,7 @@
         </mc:Choice>
         <mc:Fallback>
           <w:pict>
-            <v:shape w14:anchorId="1E4A5266" id="Поле 62" o:spid="_x0000_s1030" type="#_x0000_t202" style="position:absolute;left:0;text-align:left;margin-left:13.85pt;margin-top:16pt;width:29.55pt;height:13.6pt;z-index:251671552;visibility:visible;mso-wrap-style:square;mso-width-percent:0;mso-height-percent:0;mso-wrap-distance-left:9pt;mso-wrap-distance-top:0;mso-wrap-distance-right:9pt;mso-wrap-distance-bottom:0;mso-position-horizontal:absolute;mso-position-horizontal-relative:text;mso-position-vertical:absolute;mso-position-vertical-relative:text;mso-width-percent:0;mso-height-percent:0;mso-width-relative:page;mso-height-relative:page;v-text-anchor:top" o:gfxdata="UEsDBBQABgAIAAAAIQC2gziS/gAAAOEBAAATAAAAW0NvbnRlbnRfVHlwZXNdLnhtbJSRQU7DMBBF&#10;90jcwfIWJU67QAgl6YK0S0CoHGBkTxKLZGx5TGhvj5O2G0SRWNoz/78nu9wcxkFMGNg6quQqL6RA&#10;0s5Y6ir5vt9lD1JwBDIwOMJKHpHlpr69KfdHjyxSmriSfYz+USnWPY7AufNIadK6MEJMx9ApD/oD&#10;OlTrorhX2lFEilmcO2RdNtjC5xDF9pCuTyYBB5bi6bQ4syoJ3g9WQ0ymaiLzg5KdCXlKLjvcW893&#10;SUOqXwnz5DrgnHtJTxOsQfEKIT7DmDSUCaxw7Rqn8787ZsmRM9e2VmPeBN4uqYvTtW7jvijg9N/y&#10;JsXecLq0q+WD6m8AAAD//wMAUEsDBBQABgAIAAAAIQA4/SH/1gAAAJQBAAALAAAAX3JlbHMvLnJl&#10;bHOkkMFqwzAMhu+DvYPRfXGawxijTi+j0GvpHsDYimMaW0Yy2fr2M4PBMnrbUb/Q94l/f/hMi1qR&#10;JVI2sOt6UJgd+ZiDgffL8ekFlFSbvV0oo4EbChzGx4f9GRdb25HMsYhqlCwG5lrLq9biZkxWOiqY&#10;22YiTra2kYMu1l1tQD30/bPm3wwYN0x18gb45AdQl1tp5j/sFB2T0FQ7R0nTNEV3j6o9feQzro1i&#10;OWA14Fm+Q8a1a8+Bvu/d/dMb2JY5uiPbhG/ktn4cqGU/er3pcvwCAAD//wMAUEsDBBQABgAIAAAA&#10;IQDPtwKb2wEAAJcDAAAOAAAAZHJzL2Uyb0RvYy54bWysU8tu2zAQvBfoPxC817LjIG4Fy0GaIEWB&#10;9AGk/YAVRUlEJS67pC25X98lZTltcwt6IVZ8zM7MjrbXY9+JgyZv0BZytVhKoa3CytimkN+/3b95&#10;K4UPYCvo0OpCHrWX17vXr7aDy/UFtthVmgSDWJ8PrpBtCC7PMq9a3YNfoNOWD2ukHgJ/UpNVBAOj&#10;9112sVxeZQNS5QiV9p5376ZDuUv4da1V+FLXXgfRFZK5hbRSWsu4Zrst5A2Ba4060YAXsOjBWG56&#10;hrqDAGJP5hlUbxShxzosFPYZ1rVROmlgNavlP2oeW3A6aWFzvDvb5P8frPp8eHRfSYTxPY48wCTC&#10;uwdUP7yweNuCbfQNEQ6thoobr6Jl2eB8fnoarfa5jyDl8AkrHjLsAyagsaY+usI6BaPzAI5n0/UY&#10;hOLN9eby3RWnRPHRarNerjepA+TzY0c+fNDYi1gUknimCRwODz5EMpDPV2Ivi/em69JcO/vXBl+M&#10;O4l85DsxD2M5ClMV8jL2jVpKrI6shnBKC6ebixbplxQDJ6WQ/uceSEvRfbTsSIzVXNBclHMBVvHT&#10;QgYppvI2TPHbOzJNy8iT5xZv2LXaJEVPLE50efpJ6CmpMV5/fqdbT//T7jcAAAD//wMAUEsDBBQA&#10;BgAIAAAAIQCpLn843QAAAAcBAAAPAAAAZHJzL2Rvd25yZXYueG1sTI/BTsMwEETvSPyDtUjcqEMQ&#10;aRuyqSoEJyREGg4cndhNrMbrELtt+HuWUzmOZjTzptjMbhAnMwXrCeF+kYAw1HptqUP4rF/vViBC&#10;VKTV4Mkg/JgAm/L6qlC59meqzGkXO8ElFHKF0Mc45lKGtjdOhYUfDbG395NTkeXUST2pM5e7QaZJ&#10;kkmnLPFCr0bz3Jv2sDs6hO0XVS/2+735qPaVret1Qm/ZAfH2Zt4+gYhmjpcw/OEzOpTM1Pgj6SAG&#10;hHS55CTCQ8qX2F9l/KRBeFynIMtC/ucvfwEAAP//AwBQSwECLQAUAAYACAAAACEAtoM4kv4AAADh&#10;AQAAEwAAAAAAAAAAAAAAAAAAAAAAW0NvbnRlbnRfVHlwZXNdLnhtbFBLAQItABQABgAIAAAAIQA4&#10;/SH/1gAAAJQBAAALAAAAAAAAAAAAAAAAAC8BAABfcmVscy8ucmVsc1BLAQItABQABgAIAAAAIQDP&#10;twKb2wEAAJcDAAAOAAAAAAAAAAAAAAAAAC4CAABkcnMvZTJvRG9jLnhtbFBLAQItABQABgAIAAAA&#10;IQCpLn843QAAAAcBAAAPAAAAAAAAAAAAAAAAADUEAABkcnMvZG93bnJldi54bWxQSwUGAAAAAAQA&#10;BADzAAAAPwUAAAAA&#10;" filled="f" stroked="f">
+            <v:shape w14:anchorId="1E4A5266" id="Поле 62" o:spid="_x0000_s1030" type="#_x0000_t202" style="position:absolute;margin-left:13.85pt;margin-top:16pt;width:29.55pt;height:13.6pt;z-index:251671552;visibility:visible;mso-wrap-style:square;mso-width-percent:0;mso-height-percent:0;mso-wrap-distance-left:9pt;mso-wrap-distance-top:0;mso-wrap-distance-right:9pt;mso-wrap-distance-bottom:0;mso-position-horizontal:absolute;mso-position-horizontal-relative:text;mso-position-vertical:absolute;mso-position-vertical-relative:text;mso-width-percent:0;mso-height-percent:0;mso-width-relative:page;mso-height-relative:page;v-text-anchor:top" o:gfxdata="UEsDBBQABgAIAAAAIQC2gziS/gAAAOEBAAATAAAAW0NvbnRlbnRfVHlwZXNdLnhtbJSRQU7DMBBF&#10;90jcwfIWJU67QAgl6YK0S0CoHGBkTxKLZGx5TGhvj5O2G0SRWNoz/78nu9wcxkFMGNg6quQqL6RA&#10;0s5Y6ir5vt9lD1JwBDIwOMJKHpHlpr69KfdHjyxSmriSfYz+USnWPY7AufNIadK6MEJMx9ApD/oD&#10;OlTrorhX2lFEilmcO2RdNtjC5xDF9pCuTyYBB5bi6bQ4syoJ3g9WQ0ymaiLzg5KdCXlKLjvcW893&#10;SUOqXwnz5DrgnHtJTxOsQfEKIT7DmDSUCaxw7Rqn8787ZsmRM9e2VmPeBN4uqYvTtW7jvijg9N/y&#10;JsXecLq0q+WD6m8AAAD//wMAUEsDBBQABgAIAAAAIQA4/SH/1gAAAJQBAAALAAAAX3JlbHMvLnJl&#10;bHOkkMFqwzAMhu+DvYPRfXGawxijTi+j0GvpHsDYimMaW0Yy2fr2M4PBMnrbUb/Q94l/f/hMi1qR&#10;JVI2sOt6UJgd+ZiDgffL8ekFlFSbvV0oo4EbChzGx4f9GRdb25HMsYhqlCwG5lrLq9biZkxWOiqY&#10;22YiTra2kYMu1l1tQD30/bPm3wwYN0x18gb45AdQl1tp5j/sFB2T0FQ7R0nTNEV3j6o9feQzro1i&#10;OWA14Fm+Q8a1a8+Bvu/d/dMb2JY5uiPbhG/ktn4cqGU/er3pcvwCAAD//wMAUEsDBBQABgAIAAAA&#10;IQDPtwKb2wEAAJcDAAAOAAAAZHJzL2Uyb0RvYy54bWysU8tu2zAQvBfoPxC817LjIG4Fy0GaIEWB&#10;9AGk/YAVRUlEJS67pC25X98lZTltcwt6IVZ8zM7MjrbXY9+JgyZv0BZytVhKoa3CytimkN+/3b95&#10;K4UPYCvo0OpCHrWX17vXr7aDy/UFtthVmgSDWJ8PrpBtCC7PMq9a3YNfoNOWD2ukHgJ/UpNVBAOj&#10;9112sVxeZQNS5QiV9p5376ZDuUv4da1V+FLXXgfRFZK5hbRSWsu4Zrst5A2Ba4060YAXsOjBWG56&#10;hrqDAGJP5hlUbxShxzosFPYZ1rVROmlgNavlP2oeW3A6aWFzvDvb5P8frPp8eHRfSYTxPY48wCTC&#10;uwdUP7yweNuCbfQNEQ6thoobr6Jl2eB8fnoarfa5jyDl8AkrHjLsAyagsaY+usI6BaPzAI5n0/UY&#10;hOLN9eby3RWnRPHRarNerjepA+TzY0c+fNDYi1gUknimCRwODz5EMpDPV2Ivi/em69JcO/vXBl+M&#10;O4l85DsxD2M5ClMV8jL2jVpKrI6shnBKC6ebixbplxQDJ6WQ/uceSEvRfbTsSIzVXNBclHMBVvHT&#10;QgYppvI2TPHbOzJNy8iT5xZv2LXaJEVPLE50efpJ6CmpMV5/fqdbT//T7jcAAAD//wMAUEsDBBQA&#10;BgAIAAAAIQCpLn843QAAAAcBAAAPAAAAZHJzL2Rvd25yZXYueG1sTI/BTsMwEETvSPyDtUjcqEMQ&#10;aRuyqSoEJyREGg4cndhNrMbrELtt+HuWUzmOZjTzptjMbhAnMwXrCeF+kYAw1HptqUP4rF/vViBC&#10;VKTV4Mkg/JgAm/L6qlC59meqzGkXO8ElFHKF0Mc45lKGtjdOhYUfDbG395NTkeXUST2pM5e7QaZJ&#10;kkmnLPFCr0bz3Jv2sDs6hO0XVS/2+735qPaVret1Qm/ZAfH2Zt4+gYhmjpcw/OEzOpTM1Pgj6SAG&#10;hHS55CTCQ8qX2F9l/KRBeFynIMtC/ucvfwEAAP//AwBQSwECLQAUAAYACAAAACEAtoM4kv4AAADh&#10;AQAAEwAAAAAAAAAAAAAAAAAAAAAAW0NvbnRlbnRfVHlwZXNdLnhtbFBLAQItABQABgAIAAAAIQA4&#10;/SH/1gAAAJQBAAALAAAAAAAAAAAAAAAAAC8BAABfcmVscy8ucmVsc1BLAQItABQABgAIAAAAIQDP&#10;twKb2wEAAJcDAAAOAAAAAAAAAAAAAAAAAC4CAABkcnMvZTJvRG9jLnhtbFBLAQItABQABgAIAAAA&#10;IQCpLn843QAAAAcBAAAPAAAAAAAAAAAAAAAAADUEAABkcnMvZG93bnJldi54bWxQSwUGAAAAAAQA&#10;BADzAAAAPwUAAAAA&#10;" filled="f" stroked="f">
               <v:textbox inset="0,0,0,0">
                 <w:txbxContent>
                   <w:p>
@@ -1859,7 +2355,7 @@
         </mc:Choice>
         <mc:Fallback>
           <w:pict>
-            <v:shape w14:anchorId="712ABA7B" id="Поле 59" o:spid="_x0000_s1031" type="#_x0000_t202" style="position:absolute;left:0;text-align:left;margin-left:141.6pt;margin-top:15.35pt;width:28.35pt;height:12.5pt;z-index:251673600;visibility:visible;mso-wrap-style:square;mso-width-percent:0;mso-height-percent:0;mso-wrap-distance-left:9pt;mso-wrap-distance-top:0;mso-wrap-distance-right:9pt;mso-wrap-distance-bottom:0;mso-position-horizontal:absolute;mso-position-horizontal-relative:text;mso-position-vertical:absolute;mso-position-vertical-relative:text;mso-width-percent:0;mso-height-percent:0;mso-width-relative:page;mso-height-relative:page;v-text-anchor:top" o:gfxdata="UEsDBBQABgAIAAAAIQC2gziS/gAAAOEBAAATAAAAW0NvbnRlbnRfVHlwZXNdLnhtbJSRQU7DMBBF&#10;90jcwfIWJU67QAgl6YK0S0CoHGBkTxKLZGx5TGhvj5O2G0SRWNoz/78nu9wcxkFMGNg6quQqL6RA&#10;0s5Y6ir5vt9lD1JwBDIwOMJKHpHlpr69KfdHjyxSmriSfYz+USnWPY7AufNIadK6MEJMx9ApD/oD&#10;OlTrorhX2lFEilmcO2RdNtjC5xDF9pCuTyYBB5bi6bQ4syoJ3g9WQ0ymaiLzg5KdCXlKLjvcW893&#10;SUOqXwnz5DrgnHtJTxOsQfEKIT7DmDSUCaxw7Rqn8787ZsmRM9e2VmPeBN4uqYvTtW7jvijg9N/y&#10;JsXecLq0q+WD6m8AAAD//wMAUEsDBBQABgAIAAAAIQA4/SH/1gAAAJQBAAALAAAAX3JlbHMvLnJl&#10;bHOkkMFqwzAMhu+DvYPRfXGawxijTi+j0GvpHsDYimMaW0Yy2fr2M4PBMnrbUb/Q94l/f/hMi1qR&#10;JVI2sOt6UJgd+ZiDgffL8ekFlFSbvV0oo4EbChzGx4f9GRdb25HMsYhqlCwG5lrLq9biZkxWOiqY&#10;22YiTra2kYMu1l1tQD30/bPm3wwYN0x18gb45AdQl1tp5j/sFB2T0FQ7R0nTNEV3j6o9feQzro1i&#10;OWA14Fm+Q8a1a8+Bvu/d/dMb2JY5uiPbhG/ktn4cqGU/er3pcvwCAAD//wMAUEsDBBQABgAIAAAA&#10;IQCKudaq2QEAAJcDAAAOAAAAZHJzL2Uyb0RvYy54bWysU9tu1DAQfUfiHyy/s8kWtlTRZqvSqgip&#10;UKTCBziOk1gkHjPj3WT5esbOZsvlDfFiTcb28blMttfT0IuDQbLgSrle5VIYp6G2ri3l1y/3r66k&#10;oKBcrXpwppRHQ/J69/LFdvSFuYAO+tqgYBBHxehL2YXgiywj3ZlB0Qq8cbzZAA4q8Ce2WY1qZPSh&#10;zy7y/DIbAWuPoA0Rd+/mTblL+E1jdHhsGjJB9KVkbiGtmNYqrtluq4oWle+sPtFQ/8BiUNbxo2eo&#10;OxWU2KP9C2qwGoGgCSsNQwZNY7VJGljNOv9DzVOnvEla2BzyZ5vo/8HqT4cn/xlFmN7BxAEmEeQf&#10;QH8j4eC2U641N4gwdkbV/PA6WpaNnorT1Wg1FRRBqvEj1Byy2gdIQFODQ3SFdQpG5wCOZ9PNFITm&#10;5uvLPH+zkULz1npz9XaTQslUsVz2SOG9gUHEopTImSZwdXigEMmoYjkS33Jwb/s+5dq73xp8MHYS&#10;+ch3Zh6mahK2LuUmKotaKqiPrAZhnhaebi46wB9SjDwppaTve4VGiv6DY0fiWC0FLkW1FMppvlrK&#10;IMVc3oZ5/PYebdsx8uy5gxt2rbFJ0TOLE11OPwk9TWocr1+/06nn/2n3EwAA//8DAFBLAwQUAAYA&#10;CAAAACEAYLhsdeAAAAAJAQAADwAAAGRycy9kb3ducmV2LnhtbEyPy07DMBBF90j8gzVI7KhNoj4S&#10;MqkqBCskRBoWLJ3YTazG4xC7bfh7zKosR/fo3jPFdrYDO+vJG0cIjwsBTFPrlKEO4bN+fdgA80GS&#10;koMjjfCjPWzL25tC5spdqNLnfehYLCGfS4Q+hDHn3Le9ttIv3KgpZgc3WRniOXVcTfISy+3AEyFW&#10;3EpDcaGXo37udXvcnyzC7ouqF/P93nxUh8rUdSbobXVEvL+bd0/Agp7DFYY//agOZXRq3ImUZwNC&#10;skmTiCKkYg0sAmmaZcAahOVyDbws+P8Pyl8AAAD//wMAUEsBAi0AFAAGAAgAAAAhALaDOJL+AAAA&#10;4QEAABMAAAAAAAAAAAAAAAAAAAAAAFtDb250ZW50X1R5cGVzXS54bWxQSwECLQAUAAYACAAAACEA&#10;OP0h/9YAAACUAQAACwAAAAAAAAAAAAAAAAAvAQAAX3JlbHMvLnJlbHNQSwECLQAUAAYACAAAACEA&#10;irnWqtkBAACXAwAADgAAAAAAAAAAAAAAAAAuAgAAZHJzL2Uyb0RvYy54bWxQSwECLQAUAAYACAAA&#10;ACEAYLhsdeAAAAAJAQAADwAAAAAAAAAAAAAAAAAzBAAAZHJzL2Rvd25yZXYueG1sUEsFBgAAAAAE&#10;AAQA8wAAAEAFAAAAAA==&#10;" filled="f" stroked="f">
+            <v:shape w14:anchorId="712ABA7B" id="Поле 59" o:spid="_x0000_s1031" type="#_x0000_t202" style="position:absolute;margin-left:141.6pt;margin-top:15.35pt;width:28.35pt;height:12.5pt;z-index:251673600;visibility:visible;mso-wrap-style:square;mso-width-percent:0;mso-height-percent:0;mso-wrap-distance-left:9pt;mso-wrap-distance-top:0;mso-wrap-distance-right:9pt;mso-wrap-distance-bottom:0;mso-position-horizontal:absolute;mso-position-horizontal-relative:text;mso-position-vertical:absolute;mso-position-vertical-relative:text;mso-width-percent:0;mso-height-percent:0;mso-width-relative:page;mso-height-relative:page;v-text-anchor:top" o:gfxdata="UEsDBBQABgAIAAAAIQC2gziS/gAAAOEBAAATAAAAW0NvbnRlbnRfVHlwZXNdLnhtbJSRQU7DMBBF&#10;90jcwfIWJU67QAgl6YK0S0CoHGBkTxKLZGx5TGhvj5O2G0SRWNoz/78nu9wcxkFMGNg6quQqL6RA&#10;0s5Y6ir5vt9lD1JwBDIwOMJKHpHlpr69KfdHjyxSmriSfYz+USnWPY7AufNIadK6MEJMx9ApD/oD&#10;OlTrorhX2lFEilmcO2RdNtjC5xDF9pCuTyYBB5bi6bQ4syoJ3g9WQ0ymaiLzg5KdCXlKLjvcW893&#10;SUOqXwnz5DrgnHtJTxOsQfEKIT7DmDSUCaxw7Rqn8787ZsmRM9e2VmPeBN4uqYvTtW7jvijg9N/y&#10;JsXecLq0q+WD6m8AAAD//wMAUEsDBBQABgAIAAAAIQA4/SH/1gAAAJQBAAALAAAAX3JlbHMvLnJl&#10;bHOkkMFqwzAMhu+DvYPRfXGawxijTi+j0GvpHsDYimMaW0Yy2fr2M4PBMnrbUb/Q94l/f/hMi1qR&#10;JVI2sOt6UJgd+ZiDgffL8ekFlFSbvV0oo4EbChzGx4f9GRdb25HMsYhqlCwG5lrLq9biZkxWOiqY&#10;22YiTra2kYMu1l1tQD30/bPm3wwYN0x18gb45AdQl1tp5j/sFB2T0FQ7R0nTNEV3j6o9feQzro1i&#10;OWA14Fm+Q8a1a8+Bvu/d/dMb2JY5uiPbhG/ktn4cqGU/er3pcvwCAAD//wMAUEsDBBQABgAIAAAA&#10;IQCKudaq2QEAAJcDAAAOAAAAZHJzL2Uyb0RvYy54bWysU9tu1DAQfUfiHyy/s8kWtlTRZqvSqgip&#10;UKTCBziOk1gkHjPj3WT5esbOZsvlDfFiTcb28blMttfT0IuDQbLgSrle5VIYp6G2ri3l1y/3r66k&#10;oKBcrXpwppRHQ/J69/LFdvSFuYAO+tqgYBBHxehL2YXgiywj3ZlB0Qq8cbzZAA4q8Ce2WY1qZPSh&#10;zy7y/DIbAWuPoA0Rd+/mTblL+E1jdHhsGjJB9KVkbiGtmNYqrtluq4oWle+sPtFQ/8BiUNbxo2eo&#10;OxWU2KP9C2qwGoGgCSsNQwZNY7VJGljNOv9DzVOnvEla2BzyZ5vo/8HqT4cn/xlFmN7BxAEmEeQf&#10;QH8j4eC2U641N4gwdkbV/PA6WpaNnorT1Wg1FRRBqvEj1Byy2gdIQFODQ3SFdQpG5wCOZ9PNFITm&#10;5uvLPH+zkULz1npz9XaTQslUsVz2SOG9gUHEopTImSZwdXigEMmoYjkS33Jwb/s+5dq73xp8MHYS&#10;+ch3Zh6mahK2LuUmKotaKqiPrAZhnhaebi46wB9SjDwppaTve4VGiv6DY0fiWC0FLkW1FMppvlrK&#10;IMVc3oZ5/PYebdsx8uy5gxt2rbFJ0TOLE11OPwk9TWocr1+/06nn/2n3EwAA//8DAFBLAwQUAAYA&#10;CAAAACEAYLhsdeAAAAAJAQAADwAAAGRycy9kb3ducmV2LnhtbEyPy07DMBBF90j8gzVI7KhNoj4S&#10;MqkqBCskRBoWLJ3YTazG4xC7bfh7zKosR/fo3jPFdrYDO+vJG0cIjwsBTFPrlKEO4bN+fdgA80GS&#10;koMjjfCjPWzL25tC5spdqNLnfehYLCGfS4Q+hDHn3Le9ttIv3KgpZgc3WRniOXVcTfISy+3AEyFW&#10;3EpDcaGXo37udXvcnyzC7ouqF/P93nxUh8rUdSbobXVEvL+bd0/Agp7DFYY//agOZXRq3ImUZwNC&#10;skmTiCKkYg0sAmmaZcAahOVyDbws+P8Pyl8AAAD//wMAUEsBAi0AFAAGAAgAAAAhALaDOJL+AAAA&#10;4QEAABMAAAAAAAAAAAAAAAAAAAAAAFtDb250ZW50X1R5cGVzXS54bWxQSwECLQAUAAYACAAAACEA&#10;OP0h/9YAAACUAQAACwAAAAAAAAAAAAAAAAAvAQAAX3JlbHMvLnJlbHNQSwECLQAUAAYACAAAACEA&#10;irnWqtkBAACXAwAADgAAAAAAAAAAAAAAAAAuAgAAZHJzL2Uyb0RvYy54bWxQSwECLQAUAAYACAAA&#10;ACEAYLhsdeAAAAAJAQAADwAAAAAAAAAAAAAAAAAzBAAAZHJzL2Rvd25yZXYueG1sUEsFBgAAAAAE&#10;AAQA8wAAAEAFAAAAAA==&#10;" filled="f" stroked="f">
               <v:textbox inset="0,0,0,0">
                 <w:txbxContent>
                   <w:p>
@@ -1984,7 +2480,7 @@
         </mc:Choice>
         <mc:Fallback>
           <w:pict>
-            <v:shape w14:anchorId="48FA5699" id="Поле 58" o:spid="_x0000_s1032" type="#_x0000_t202" style="position:absolute;left:0;text-align:left;margin-left:99.1pt;margin-top:15.6pt;width:42.75pt;height:12.25pt;z-index:251672576;visibility:visible;mso-wrap-style:square;mso-width-percent:0;mso-height-percent:0;mso-wrap-distance-left:9pt;mso-wrap-distance-top:0;mso-wrap-distance-right:9pt;mso-wrap-distance-bottom:0;mso-position-horizontal:absolute;mso-position-horizontal-relative:text;mso-position-vertical:absolute;mso-position-vertical-relative:text;mso-width-percent:0;mso-height-percent:0;mso-width-relative:page;mso-height-relative:page;v-text-anchor:top" o:gfxdata="UEsDBBQABgAIAAAAIQC2gziS/gAAAOEBAAATAAAAW0NvbnRlbnRfVHlwZXNdLnhtbJSRQU7DMBBF&#10;90jcwfIWJU67QAgl6YK0S0CoHGBkTxKLZGx5TGhvj5O2G0SRWNoz/78nu9wcxkFMGNg6quQqL6RA&#10;0s5Y6ir5vt9lD1JwBDIwOMJKHpHlpr69KfdHjyxSmriSfYz+USnWPY7AufNIadK6MEJMx9ApD/oD&#10;OlTrorhX2lFEilmcO2RdNtjC5xDF9pCuTyYBB5bi6bQ4syoJ3g9WQ0ymaiLzg5KdCXlKLjvcW893&#10;SUOqXwnz5DrgnHtJTxOsQfEKIT7DmDSUCaxw7Rqn8787ZsmRM9e2VmPeBN4uqYvTtW7jvijg9N/y&#10;JsXecLq0q+WD6m8AAAD//wMAUEsDBBQABgAIAAAAIQA4/SH/1gAAAJQBAAALAAAAX3JlbHMvLnJl&#10;bHOkkMFqwzAMhu+DvYPRfXGawxijTi+j0GvpHsDYimMaW0Yy2fr2M4PBMnrbUb/Q94l/f/hMi1qR&#10;JVI2sOt6UJgd+ZiDgffL8ekFlFSbvV0oo4EbChzGx4f9GRdb25HMsYhqlCwG5lrLq9biZkxWOiqY&#10;22YiTra2kYMu1l1tQD30/bPm3wwYN0x18gb45AdQl1tp5j/sFB2T0FQ7R0nTNEV3j6o9feQzro1i&#10;OWA14Fm+Q8a1a8+Bvu/d/dMb2JY5uiPbhG/ktn4cqGU/er3pcvwCAAD//wMAUEsDBBQABgAIAAAA&#10;IQCh4arC2gEAAJcDAAAOAAAAZHJzL2Uyb0RvYy54bWysU9uO0zAQfUfiHyy/07QVWSBqulp2tQhp&#10;uUgLH+A4TmKReMyM26R8PWOn6XJ5Q7xY47F95pwz4931NPTiaJAsuFJuVmspjNNQW9eW8uuX+xev&#10;paCgXK16cKaUJ0Pyev/82W70hdlCB31tUDCIo2L0pexC8EWWke7MoGgF3jg+bAAHFXiLbVajGhl9&#10;6LPten2VjYC1R9CGiLN386HcJ/ymMTp8ahoyQfSlZG4hrZjWKq7ZfqeKFpXvrD7TUP/AYlDWcdEL&#10;1J0KShzQ/gU1WI1A0ISVhiGDprHaJA2sZrP+Q81jp7xJWtgc8heb6P/B6o/HR/8ZRZjewsQNTCLI&#10;P4D+RsLBbadca24QYeyMqrnwJlqWjZ6K89NoNRUUQarxA9TcZHUIkICmBofoCusUjM4NOF1MN1MQ&#10;mpP5y+2bbS6F5qNNnuev8lRBFctjjxTeGRhEDEqJ3NMEro4PFCIZVSxXYi0H97bvU19791uCL8ZM&#10;Ih/5zszDVE3C1qW8inWjlgrqE6tBmKeFp5uDDvCHFCNPSinp+0GhkaJ/79iROFZLgEtQLYFymp+W&#10;Mkgxh7dhHr+DR9t2jDx77uCGXWtsUvTE4kyXu5+Enic1jtev+3Tr6T/tfwIAAP//AwBQSwMEFAAG&#10;AAgAAAAhACpeePjfAAAACQEAAA8AAABkcnMvZG93bnJldi54bWxMj8FOwzAMhu9IvENkJG4sXadt&#10;XWk6TQhOSBNdOXBMW6+N1jilybby9jMnOFm//On352w72V5ccPTGkYL5LAKBVLvGUKvgs3x7SkD4&#10;oKnRvSNU8IMetvn9XabTxl2pwMshtIJLyKdaQRfCkErp6w6t9jM3IPHu6EarA8exlc2or1xuexlH&#10;0UpabYgvdHrAlw7r0+FsFey+qHg13/vqozgWpiw3Eb2vTko9Pky7ZxABp/AHw68+q0POTpU7U+NF&#10;z3mTxIwqWMx5MhAnizWISsFyuQaZZ/L/B/kNAAD//wMAUEsBAi0AFAAGAAgAAAAhALaDOJL+AAAA&#10;4QEAABMAAAAAAAAAAAAAAAAAAAAAAFtDb250ZW50X1R5cGVzXS54bWxQSwECLQAUAAYACAAAACEA&#10;OP0h/9YAAACUAQAACwAAAAAAAAAAAAAAAAAvAQAAX3JlbHMvLnJlbHNQSwECLQAUAAYACAAAACEA&#10;oeGqwtoBAACXAwAADgAAAAAAAAAAAAAAAAAuAgAAZHJzL2Uyb0RvYy54bWxQSwECLQAUAAYACAAA&#10;ACEAKl54+N8AAAAJAQAADwAAAAAAAAAAAAAAAAA0BAAAZHJzL2Rvd25yZXYueG1sUEsFBgAAAAAE&#10;AAQA8wAAAEAFAAAAAA==&#10;" filled="f" stroked="f">
+            <v:shape w14:anchorId="48FA5699" id="Поле 58" o:spid="_x0000_s1032" type="#_x0000_t202" style="position:absolute;margin-left:99.1pt;margin-top:15.6pt;width:42.75pt;height:12.25pt;z-index:251672576;visibility:visible;mso-wrap-style:square;mso-width-percent:0;mso-height-percent:0;mso-wrap-distance-left:9pt;mso-wrap-distance-top:0;mso-wrap-distance-right:9pt;mso-wrap-distance-bottom:0;mso-position-horizontal:absolute;mso-position-horizontal-relative:text;mso-position-vertical:absolute;mso-position-vertical-relative:text;mso-width-percent:0;mso-height-percent:0;mso-width-relative:page;mso-height-relative:page;v-text-anchor:top" o:gfxdata="UEsDBBQABgAIAAAAIQC2gziS/gAAAOEBAAATAAAAW0NvbnRlbnRfVHlwZXNdLnhtbJSRQU7DMBBF&#10;90jcwfIWJU67QAgl6YK0S0CoHGBkTxKLZGx5TGhvj5O2G0SRWNoz/78nu9wcxkFMGNg6quQqL6RA&#10;0s5Y6ir5vt9lD1JwBDIwOMJKHpHlpr69KfdHjyxSmriSfYz+USnWPY7AufNIadK6MEJMx9ApD/oD&#10;OlTrorhX2lFEilmcO2RdNtjC5xDF9pCuTyYBB5bi6bQ4syoJ3g9WQ0ymaiLzg5KdCXlKLjvcW893&#10;SUOqXwnz5DrgnHtJTxOsQfEKIT7DmDSUCaxw7Rqn8787ZsmRM9e2VmPeBN4uqYvTtW7jvijg9N/y&#10;JsXecLq0q+WD6m8AAAD//wMAUEsDBBQABgAIAAAAIQA4/SH/1gAAAJQBAAALAAAAX3JlbHMvLnJl&#10;bHOkkMFqwzAMhu+DvYPRfXGawxijTi+j0GvpHsDYimMaW0Yy2fr2M4PBMnrbUb/Q94l/f/hMi1qR&#10;JVI2sOt6UJgd+ZiDgffL8ekFlFSbvV0oo4EbChzGx4f9GRdb25HMsYhqlCwG5lrLq9biZkxWOiqY&#10;22YiTra2kYMu1l1tQD30/bPm3wwYN0x18gb45AdQl1tp5j/sFB2T0FQ7R0nTNEV3j6o9feQzro1i&#10;OWA14Fm+Q8a1a8+Bvu/d/dMb2JY5uiPbhG/ktn4cqGU/er3pcvwCAAD//wMAUEsDBBQABgAIAAAA&#10;IQCh4arC2gEAAJcDAAAOAAAAZHJzL2Uyb0RvYy54bWysU9uO0zAQfUfiHyy/07QVWSBqulp2tQhp&#10;uUgLH+A4TmKReMyM26R8PWOn6XJ5Q7xY47F95pwz4931NPTiaJAsuFJuVmspjNNQW9eW8uuX+xev&#10;paCgXK16cKaUJ0Pyev/82W70hdlCB31tUDCIo2L0pexC8EWWke7MoGgF3jg+bAAHFXiLbVajGhl9&#10;6LPten2VjYC1R9CGiLN386HcJ/ymMTp8ahoyQfSlZG4hrZjWKq7ZfqeKFpXvrD7TUP/AYlDWcdEL&#10;1J0KShzQ/gU1WI1A0ISVhiGDprHaJA2sZrP+Q81jp7xJWtgc8heb6P/B6o/HR/8ZRZjewsQNTCLI&#10;P4D+RsLBbadca24QYeyMqrnwJlqWjZ6K89NoNRUUQarxA9TcZHUIkICmBofoCusUjM4NOF1MN1MQ&#10;mpP5y+2bbS6F5qNNnuev8lRBFctjjxTeGRhEDEqJ3NMEro4PFCIZVSxXYi0H97bvU19791uCL8ZM&#10;Ih/5zszDVE3C1qW8inWjlgrqE6tBmKeFp5uDDvCHFCNPSinp+0GhkaJ/79iROFZLgEtQLYFymp+W&#10;Mkgxh7dhHr+DR9t2jDx77uCGXWtsUvTE4kyXu5+Enic1jtev+3Tr6T/tfwIAAP//AwBQSwMEFAAG&#10;AAgAAAAhACpeePjfAAAACQEAAA8AAABkcnMvZG93bnJldi54bWxMj8FOwzAMhu9IvENkJG4sXadt&#10;XWk6TQhOSBNdOXBMW6+N1jilybby9jMnOFm//On352w72V5ccPTGkYL5LAKBVLvGUKvgs3x7SkD4&#10;oKnRvSNU8IMetvn9XabTxl2pwMshtIJLyKdaQRfCkErp6w6t9jM3IPHu6EarA8exlc2or1xuexlH&#10;0UpabYgvdHrAlw7r0+FsFey+qHg13/vqozgWpiw3Eb2vTko9Pky7ZxABp/AHw68+q0POTpU7U+NF&#10;z3mTxIwqWMx5MhAnizWISsFyuQaZZ/L/B/kNAAD//wMAUEsBAi0AFAAGAAgAAAAhALaDOJL+AAAA&#10;4QEAABMAAAAAAAAAAAAAAAAAAAAAAFtDb250ZW50X1R5cGVzXS54bWxQSwECLQAUAAYACAAAACEA&#10;OP0h/9YAAACUAQAACwAAAAAAAAAAAAAAAAAvAQAAX3JlbHMvLnJlbHNQSwECLQAUAAYACAAAACEA&#10;oeGqwtoBAACXAwAADgAAAAAAAAAAAAAAAAAuAgAAZHJzL2Uyb0RvYy54bWxQSwECLQAUAAYACAAA&#10;ACEAKl54+N8AAAAJAQAADwAAAAAAAAAAAAAAAAA0BAAAZHJzL2Rvd25yZXYueG1sUEsFBgAAAAAE&#10;AAQA8wAAAEAFAAAAAA==&#10;" filled="f" stroked="f">
               <v:textbox inset="0,0,0,0">
                 <w:txbxContent>
                   <w:p>
@@ -2117,7 +2613,7 @@
         </mc:Choice>
         <mc:Fallback>
           <w:pict>
-            <v:shape w14:anchorId="0E69F525" id="Поле 63" o:spid="_x0000_s1033" type="#_x0000_t202" style="position:absolute;left:0;text-align:left;margin-left:-13.9pt;margin-top:15.35pt;width:28.4pt;height:12.5pt;z-index:251670528;visibility:visible;mso-wrap-style:square;mso-width-percent:0;mso-height-percent:0;mso-wrap-distance-left:9pt;mso-wrap-distance-top:0;mso-wrap-distance-right:9pt;mso-wrap-distance-bottom:0;mso-position-horizontal:absolute;mso-position-horizontal-relative:text;mso-position-vertical:absolute;mso-position-vertical-relative:text;mso-width-percent:0;mso-height-percent:0;mso-width-relative:page;mso-height-relative:page;v-text-anchor:top" o:gfxdata="UEsDBBQABgAIAAAAIQC2gziS/gAAAOEBAAATAAAAW0NvbnRlbnRfVHlwZXNdLnhtbJSRQU7DMBBF&#10;90jcwfIWJU67QAgl6YK0S0CoHGBkTxKLZGx5TGhvj5O2G0SRWNoz/78nu9wcxkFMGNg6quQqL6RA&#10;0s5Y6ir5vt9lD1JwBDIwOMJKHpHlpr69KfdHjyxSmriSfYz+USnWPY7AufNIadK6MEJMx9ApD/oD&#10;OlTrorhX2lFEilmcO2RdNtjC5xDF9pCuTyYBB5bi6bQ4syoJ3g9WQ0ymaiLzg5KdCXlKLjvcW893&#10;SUOqXwnz5DrgnHtJTxOsQfEKIT7DmDSUCaxw7Rqn8787ZsmRM9e2VmPeBN4uqYvTtW7jvijg9N/y&#10;JsXecLq0q+WD6m8AAAD//wMAUEsDBBQABgAIAAAAIQA4/SH/1gAAAJQBAAALAAAAX3JlbHMvLnJl&#10;bHOkkMFqwzAMhu+DvYPRfXGawxijTi+j0GvpHsDYimMaW0Yy2fr2M4PBMnrbUb/Q94l/f/hMi1qR&#10;JVI2sOt6UJgd+ZiDgffL8ekFlFSbvV0oo4EbChzGx4f9GRdb25HMsYhqlCwG5lrLq9biZkxWOiqY&#10;22YiTra2kYMu1l1tQD30/bPm3wwYN0x18gb45AdQl1tp5j/sFB2T0FQ7R0nTNEV3j6o9feQzro1i&#10;OWA14Fm+Q8a1a8+Bvu/d/dMb2JY5uiPbhG/ktn4cqGU/er3pcvwCAAD//wMAUEsDBBQABgAIAAAA&#10;IQANKbYY2gEAAJcDAAAOAAAAZHJzL2Uyb0RvYy54bWysU8Fu2zAMvQ/YPwi6L3Y6NA2MOEXXosOA&#10;bivQ9QMUWbaF2aJGKrGzrx8lx+m63YZdBIqUnt57pDbXY9+Jg0Gy4Eq5XORSGKehsq4p5fO3+3dr&#10;KSgoV6kOnCnl0ZC83r59sxl8YS6gha4yKBjEUTH4UrYh+CLLSLemV7QAbxwXa8BeBd5ik1WoBkbv&#10;u+wiz1fZAFh5BG2IOHs3FeU24de10eFrXZMJoislcwtpxbTu4pptN6poUPnW6hMN9Q8semUdP3qG&#10;ulNBiT3av6B6qxEI6rDQ0GdQ11abpIHVLPM/1Dy1ypukhc0hf7aJ/h+s/nJ48o8owvgBRm5gEkH+&#10;AfR3Eg5uW+Uac4MIQ2tUxQ8vo2XZ4Kk4XY1WU0ERZDd8hoqbrPYBEtBYYx9dYZ2C0bkBx7PpZgxC&#10;c/L9Kl+tuaK5tLxcX12mpmSqmC97pPDRQC9iUErkniZwdXigEMmoYj4S33Jwb7su9bVzrxJ8MGYS&#10;+ch3Yh7G3ShsVcqrqCxq2UF1ZDUI07TwdHPQAv6UYuBJKSX92Cs0UnSfHDsSx2oOcA52c6Cc5qul&#10;DFJM4W2Yxm/v0TYtI0+eO7hh12qbFL2wONHl7iehp0mN4/X7Pp16+U/bXwAAAP//AwBQSwMEFAAG&#10;AAgAAAAhAKoITHPeAAAACAEAAA8AAABkcnMvZG93bnJldi54bWxMj8FOwzAQRO9I/IO1SNxah6A2&#10;NMSpKgQnJEQaDhydeJtYjdchdtvw9ywnOI5mNPOm2M5uEGecgvWk4G6ZgEBqvbHUKfioXxYPIELU&#10;ZPTgCRV8Y4BteX1V6Nz4C1V43sdOcAmFXCvoYxxzKUPbo9Nh6Uck9g5+cjqynDppJn3hcjfINEnW&#10;0mlLvNDrEZ96bI/7k1Ow+6Tq2X69Ne/VobJ1vUnodX1U6vZm3j2CiDjHvzD84jM6lMzU+BOZIAYF&#10;izRj9KjgPslAcCDd8LdGwWqVgSwL+f9A+QMAAP//AwBQSwECLQAUAAYACAAAACEAtoM4kv4AAADh&#10;AQAAEwAAAAAAAAAAAAAAAAAAAAAAW0NvbnRlbnRfVHlwZXNdLnhtbFBLAQItABQABgAIAAAAIQA4&#10;/SH/1gAAAJQBAAALAAAAAAAAAAAAAAAAAC8BAABfcmVscy8ucmVsc1BLAQItABQABgAIAAAAIQAN&#10;KbYY2gEAAJcDAAAOAAAAAAAAAAAAAAAAAC4CAABkcnMvZTJvRG9jLnhtbFBLAQItABQABgAIAAAA&#10;IQCqCExz3gAAAAgBAAAPAAAAAAAAAAAAAAAAADQEAABkcnMvZG93bnJldi54bWxQSwUGAAAAAAQA&#10;BADzAAAAPwUAAAAA&#10;" filled="f" stroked="f">
+            <v:shape w14:anchorId="0E69F525" id="Поле 63" o:spid="_x0000_s1033" type="#_x0000_t202" style="position:absolute;margin-left:-13.9pt;margin-top:15.35pt;width:28.4pt;height:12.5pt;z-index:251670528;visibility:visible;mso-wrap-style:square;mso-width-percent:0;mso-height-percent:0;mso-wrap-distance-left:9pt;mso-wrap-distance-top:0;mso-wrap-distance-right:9pt;mso-wrap-distance-bottom:0;mso-position-horizontal:absolute;mso-position-horizontal-relative:text;mso-position-vertical:absolute;mso-position-vertical-relative:text;mso-width-percent:0;mso-height-percent:0;mso-width-relative:page;mso-height-relative:page;v-text-anchor:top" o:gfxdata="UEsDBBQABgAIAAAAIQC2gziS/gAAAOEBAAATAAAAW0NvbnRlbnRfVHlwZXNdLnhtbJSRQU7DMBBF&#10;90jcwfIWJU67QAgl6YK0S0CoHGBkTxKLZGx5TGhvj5O2G0SRWNoz/78nu9wcxkFMGNg6quQqL6RA&#10;0s5Y6ir5vt9lD1JwBDIwOMJKHpHlpr69KfdHjyxSmriSfYz+USnWPY7AufNIadK6MEJMx9ApD/oD&#10;OlTrorhX2lFEilmcO2RdNtjC5xDF9pCuTyYBB5bi6bQ4syoJ3g9WQ0ymaiLzg5KdCXlKLjvcW893&#10;SUOqXwnz5DrgnHtJTxOsQfEKIT7DmDSUCaxw7Rqn8787ZsmRM9e2VmPeBN4uqYvTtW7jvijg9N/y&#10;JsXecLq0q+WD6m8AAAD//wMAUEsDBBQABgAIAAAAIQA4/SH/1gAAAJQBAAALAAAAX3JlbHMvLnJl&#10;bHOkkMFqwzAMhu+DvYPRfXGawxijTi+j0GvpHsDYimMaW0Yy2fr2M4PBMnrbUb/Q94l/f/hMi1qR&#10;JVI2sOt6UJgd+ZiDgffL8ekFlFSbvV0oo4EbChzGx4f9GRdb25HMsYhqlCwG5lrLq9biZkxWOiqY&#10;22YiTra2kYMu1l1tQD30/bPm3wwYN0x18gb45AdQl1tp5j/sFB2T0FQ7R0nTNEV3j6o9feQzro1i&#10;OWA14Fm+Q8a1a8+Bvu/d/dMb2JY5uiPbhG/ktn4cqGU/er3pcvwCAAD//wMAUEsDBBQABgAIAAAA&#10;IQANKbYY2gEAAJcDAAAOAAAAZHJzL2Uyb0RvYy54bWysU8Fu2zAMvQ/YPwi6L3Y6NA2MOEXXosOA&#10;bivQ9QMUWbaF2aJGKrGzrx8lx+m63YZdBIqUnt57pDbXY9+Jg0Gy4Eq5XORSGKehsq4p5fO3+3dr&#10;KSgoV6kOnCnl0ZC83r59sxl8YS6gha4yKBjEUTH4UrYh+CLLSLemV7QAbxwXa8BeBd5ik1WoBkbv&#10;u+wiz1fZAFh5BG2IOHs3FeU24de10eFrXZMJoislcwtpxbTu4pptN6poUPnW6hMN9Q8semUdP3qG&#10;ulNBiT3av6B6qxEI6rDQ0GdQ11abpIHVLPM/1Dy1ypukhc0hf7aJ/h+s/nJ48o8owvgBRm5gEkH+&#10;AfR3Eg5uW+Uac4MIQ2tUxQ8vo2XZ4Kk4XY1WU0ERZDd8hoqbrPYBEtBYYx9dYZ2C0bkBx7PpZgxC&#10;c/L9Kl+tuaK5tLxcX12mpmSqmC97pPDRQC9iUErkniZwdXigEMmoYj4S33Jwb7su9bVzrxJ8MGYS&#10;+ch3Yh7G3ShsVcqrqCxq2UF1ZDUI07TwdHPQAv6UYuBJKSX92Cs0UnSfHDsSx2oOcA52c6Cc5qul&#10;DFJM4W2Yxm/v0TYtI0+eO7hh12qbFL2wONHl7iehp0mN4/X7Pp16+U/bXwAAAP//AwBQSwMEFAAG&#10;AAgAAAAhAKoITHPeAAAACAEAAA8AAABkcnMvZG93bnJldi54bWxMj8FOwzAQRO9I/IO1SNxah6A2&#10;NMSpKgQnJEQaDhydeJtYjdchdtvw9ywnOI5mNPOm2M5uEGecgvWk4G6ZgEBqvbHUKfioXxYPIELU&#10;ZPTgCRV8Y4BteX1V6Nz4C1V43sdOcAmFXCvoYxxzKUPbo9Nh6Uck9g5+cjqynDppJn3hcjfINEnW&#10;0mlLvNDrEZ96bI/7k1Ow+6Tq2X69Ne/VobJ1vUnodX1U6vZm3j2CiDjHvzD84jM6lMzU+BOZIAYF&#10;izRj9KjgPslAcCDd8LdGwWqVgSwL+f9A+QMAAP//AwBQSwECLQAUAAYACAAAACEAtoM4kv4AAADh&#10;AQAAEwAAAAAAAAAAAAAAAAAAAAAAW0NvbnRlbnRfVHlwZXNdLnhtbFBLAQItABQABgAIAAAAIQA4&#10;/SH/1gAAAJQBAAALAAAAAAAAAAAAAAAAAC8BAABfcmVscy8ucmVsc1BLAQItABQABgAIAAAAIQAN&#10;KbYY2gEAAJcDAAAOAAAAAAAAAAAAAAAAAC4CAABkcnMvZTJvRG9jLnhtbFBLAQItABQABgAIAAAA&#10;IQCqCExz3gAAAAgBAAAPAAAAAAAAAAAAAAAAADQEAABkcnMvZG93bnJldi54bWxQSwUGAAAAAAQA&#10;BADzAAAAPwUAAAAA&#10;" filled="f" stroked="f">
               <v:textbox inset="0,0,0,0">
                 <w:txbxContent>
                   <w:p>
@@ -2295,7 +2791,7 @@
         </mc:Choice>
         <mc:Fallback>
           <w:pict>
-            <v:shape w14:anchorId="7A36E1A3" id="Поле 53" o:spid="_x0000_s1034" type="#_x0000_t202" style="position:absolute;left:0;text-align:left;margin-left:476.05pt;margin-top:10.75pt;width:26.85pt;height:20.8pt;z-index:251675648;visibility:visible;mso-wrap-style:square;mso-width-percent:0;mso-height-percent:0;mso-wrap-distance-left:9pt;mso-wrap-distance-top:0;mso-wrap-distance-right:9pt;mso-wrap-distance-bottom:0;mso-position-horizontal:absolute;mso-position-horizontal-relative:text;mso-position-vertical:absolute;mso-position-vertical-relative:text;mso-width-percent:0;mso-height-percent:0;mso-width-relative:page;mso-height-relative:page;v-text-anchor:top" o:gfxdata="UEsDBBQABgAIAAAAIQC2gziS/gAAAOEBAAATAAAAW0NvbnRlbnRfVHlwZXNdLnhtbJSRQU7DMBBF&#10;90jcwfIWJU67QAgl6YK0S0CoHGBkTxKLZGx5TGhvj5O2G0SRWNoz/78nu9wcxkFMGNg6quQqL6RA&#10;0s5Y6ir5vt9lD1JwBDIwOMJKHpHlpr69KfdHjyxSmriSfYz+USnWPY7AufNIadK6MEJMx9ApD/oD&#10;OlTrorhX2lFEilmcO2RdNtjC5xDF9pCuTyYBB5bi6bQ4syoJ3g9WQ0ymaiLzg5KdCXlKLjvcW893&#10;SUOqXwnz5DrgnHtJTxOsQfEKIT7DmDSUCaxw7Rqn8787ZsmRM9e2VmPeBN4uqYvTtW7jvijg9N/y&#10;JsXecLq0q+WD6m8AAAD//wMAUEsDBBQABgAIAAAAIQA4/SH/1gAAAJQBAAALAAAAX3JlbHMvLnJl&#10;bHOkkMFqwzAMhu+DvYPRfXGawxijTi+j0GvpHsDYimMaW0Yy2fr2M4PBMnrbUb/Q94l/f/hMi1qR&#10;JVI2sOt6UJgd+ZiDgffL8ekFlFSbvV0oo4EbChzGx4f9GRdb25HMsYhqlCwG5lrLq9biZkxWOiqY&#10;22YiTra2kYMu1l1tQD30/bPm3wwYN0x18gb45AdQl1tp5j/sFB2T0FQ7R0nTNEV3j6o9feQzro1i&#10;OWA14Fm+Q8a1a8+Bvu/d/dMb2JY5uiPbhG/ktn4cqGU/er3pcvwCAAD//wMAUEsDBBQABgAIAAAA&#10;IQA6TFL22gEAAJcDAAAOAAAAZHJzL2Uyb0RvYy54bWysU91u0zAUvkfiHSzf07RlVFvUdBqbhpDG&#10;jzT2ACeOk1gkPubYbVKenmOn6YDdIW6sk2P78/dzsr0e+04cNHmDtpCrxVIKbRVWxjaFfPp2/+ZS&#10;Ch/AVtCh1YU8ai+vd69fbQeX6zW22FWaBINYnw+ukG0ILs8yr1rdg1+g05Y3a6QeAn9Sk1UEA6P3&#10;XbZeLjfZgFQ5QqW95+7dtCl3Cb+utQpf6trrILpCMreQVkprGddst4W8IXCtUSca8A8sejCWHz1D&#10;3UEAsSfzAqo3itBjHRYK+wzr2iidNLCa1fIvNY8tOJ20sDnenW3y/w9WfT48uq8kwvgeRw4wifDu&#10;AdV3LyzetmAbfUOEQ6uh4odX0bJscD4/XY1W+9xHkHL4hBWHDPuACWisqY+usE7B6BzA8Wy6HoNQ&#10;3Hx7sby6eieF4q315mK1SaFkkM+XHfnwQWMvYlFI4kwTOBwefIhkIJ+PxLcs3puuS7l29o8GH4yd&#10;RD7ynZiHsRyFqQp5GZVFLSVWR1ZDOE0LTzcXLdJPKQaelEL6H3sgLUX30bIjcazmguainAuwiq8W&#10;MkgxlbdhGr+9I9O0jDx5bvGGXatNUvTM4kSX009CT5Max+v373Tq+X/a/QIAAP//AwBQSwMEFAAG&#10;AAgAAAAhAN/hLZXfAAAACgEAAA8AAABkcnMvZG93bnJldi54bWxMj8FOwzAQRO9I/IO1SNyonaBE&#10;NMSpKgQnJEQaDhydeJtYjdchdtvw97gnelzt08ybcrPYkZ1w9saRhGQlgCF1ThvqJXw1bw9PwHxQ&#10;pNXoCCX8oodNdXtTqkK7M9V42oWexRDyhZIwhDAVnPtuQKv8yk1I8bd3s1UhnnPP9azOMdyOPBUi&#10;51YZig2DmvBlwO6wO1oJ22+qX83PR/tZ72vTNGtB7/lByvu7ZfsMLOAS/mG46Ed1qKJT646kPRsl&#10;rLM0iaiENMmAXQAhsjimlZA/JsCrkl9PqP4AAAD//wMAUEsBAi0AFAAGAAgAAAAhALaDOJL+AAAA&#10;4QEAABMAAAAAAAAAAAAAAAAAAAAAAFtDb250ZW50X1R5cGVzXS54bWxQSwECLQAUAAYACAAAACEA&#10;OP0h/9YAAACUAQAACwAAAAAAAAAAAAAAAAAvAQAAX3JlbHMvLnJlbHNQSwECLQAUAAYACAAAACEA&#10;OkxS9toBAACXAwAADgAAAAAAAAAAAAAAAAAuAgAAZHJzL2Uyb0RvYy54bWxQSwECLQAUAAYACAAA&#10;ACEA3+Etld8AAAAKAQAADwAAAAAAAAAAAAAAAAA0BAAAZHJzL2Rvd25yZXYueG1sUEsFBgAAAAAE&#10;AAQA8wAAAEAFAAAAAA==&#10;" filled="f" stroked="f">
+            <v:shape w14:anchorId="7A36E1A3" id="Поле 53" o:spid="_x0000_s1034" type="#_x0000_t202" style="position:absolute;margin-left:476.05pt;margin-top:10.75pt;width:26.85pt;height:20.8pt;z-index:251675648;visibility:visible;mso-wrap-style:square;mso-width-percent:0;mso-height-percent:0;mso-wrap-distance-left:9pt;mso-wrap-distance-top:0;mso-wrap-distance-right:9pt;mso-wrap-distance-bottom:0;mso-position-horizontal:absolute;mso-position-horizontal-relative:text;mso-position-vertical:absolute;mso-position-vertical-relative:text;mso-width-percent:0;mso-height-percent:0;mso-width-relative:page;mso-height-relative:page;v-text-anchor:top" o:gfxdata="UEsDBBQABgAIAAAAIQC2gziS/gAAAOEBAAATAAAAW0NvbnRlbnRfVHlwZXNdLnhtbJSRQU7DMBBF&#10;90jcwfIWJU67QAgl6YK0S0CoHGBkTxKLZGx5TGhvj5O2G0SRWNoz/78nu9wcxkFMGNg6quQqL6RA&#10;0s5Y6ir5vt9lD1JwBDIwOMJKHpHlpr69KfdHjyxSmriSfYz+USnWPY7AufNIadK6MEJMx9ApD/oD&#10;OlTrorhX2lFEilmcO2RdNtjC5xDF9pCuTyYBB5bi6bQ4syoJ3g9WQ0ymaiLzg5KdCXlKLjvcW893&#10;SUOqXwnz5DrgnHtJTxOsQfEKIT7DmDSUCaxw7Rqn8787ZsmRM9e2VmPeBN4uqYvTtW7jvijg9N/y&#10;JsXecLq0q+WD6m8AAAD//wMAUEsDBBQABgAIAAAAIQA4/SH/1gAAAJQBAAALAAAAX3JlbHMvLnJl&#10;bHOkkMFqwzAMhu+DvYPRfXGawxijTi+j0GvpHsDYimMaW0Yy2fr2M4PBMnrbUb/Q94l/f/hMi1qR&#10;JVI2sOt6UJgd+ZiDgffL8ekFlFSbvV0oo4EbChzGx4f9GRdb25HMsYhqlCwG5lrLq9biZkxWOiqY&#10;22YiTra2kYMu1l1tQD30/bPm3wwYN0x18gb45AdQl1tp5j/sFB2T0FQ7R0nTNEV3j6o9feQzro1i&#10;OWA14Fm+Q8a1a8+Bvu/d/dMb2JY5uiPbhG/ktn4cqGU/er3pcvwCAAD//wMAUEsDBBQABgAIAAAA&#10;IQA6TFL22gEAAJcDAAAOAAAAZHJzL2Uyb0RvYy54bWysU91u0zAUvkfiHSzf07RlVFvUdBqbhpDG&#10;jzT2ACeOk1gkPubYbVKenmOn6YDdIW6sk2P78/dzsr0e+04cNHmDtpCrxVIKbRVWxjaFfPp2/+ZS&#10;Ch/AVtCh1YU8ai+vd69fbQeX6zW22FWaBINYnw+ukG0ILs8yr1rdg1+g05Y3a6QeAn9Sk1UEA6P3&#10;XbZeLjfZgFQ5QqW95+7dtCl3Cb+utQpf6trrILpCMreQVkprGddst4W8IXCtUSca8A8sejCWHz1D&#10;3UEAsSfzAqo3itBjHRYK+wzr2iidNLCa1fIvNY8tOJ20sDnenW3y/w9WfT48uq8kwvgeRw4wifDu&#10;AdV3LyzetmAbfUOEQ6uh4odX0bJscD4/XY1W+9xHkHL4hBWHDPuACWisqY+usE7B6BzA8Wy6HoNQ&#10;3Hx7sby6eieF4q315mK1SaFkkM+XHfnwQWMvYlFI4kwTOBwefIhkIJ+PxLcs3puuS7l29o8GH4yd&#10;RD7ynZiHsRyFqQp5GZVFLSVWR1ZDOE0LTzcXLdJPKQaelEL6H3sgLUX30bIjcazmguainAuwiq8W&#10;MkgxlbdhGr+9I9O0jDx5bvGGXatNUvTM4kSX009CT5Max+v373Tq+X/a/QIAAP//AwBQSwMEFAAG&#10;AAgAAAAhAN/hLZXfAAAACgEAAA8AAABkcnMvZG93bnJldi54bWxMj8FOwzAQRO9I/IO1SNyonaBE&#10;NMSpKgQnJEQaDhydeJtYjdchdtvw97gnelzt08ybcrPYkZ1w9saRhGQlgCF1ThvqJXw1bw9PwHxQ&#10;pNXoCCX8oodNdXtTqkK7M9V42oWexRDyhZIwhDAVnPtuQKv8yk1I8bd3s1UhnnPP9azOMdyOPBUi&#10;51YZig2DmvBlwO6wO1oJ22+qX83PR/tZ72vTNGtB7/lByvu7ZfsMLOAS/mG46Ed1qKJT646kPRsl&#10;rLM0iaiENMmAXQAhsjimlZA/JsCrkl9PqP4AAAD//wMAUEsBAi0AFAAGAAgAAAAhALaDOJL+AAAA&#10;4QEAABMAAAAAAAAAAAAAAAAAAAAAAFtDb250ZW50X1R5cGVzXS54bWxQSwECLQAUAAYACAAAACEA&#10;OP0h/9YAAACUAQAACwAAAAAAAAAAAAAAAAAvAQAAX3JlbHMvLnJlbHNQSwECLQAUAAYACAAAACEA&#10;OkxS9toBAACXAwAADgAAAAAAAAAAAAAAAAAuAgAAZHJzL2Uyb0RvYy54bWxQSwECLQAUAAYACAAA&#10;ACEA3+Etld8AAAAKAQAADwAAAAAAAAAAAAAAAAA0BAAAZHJzL2Rvd25yZXYueG1sUEsFBgAAAAAE&#10;AAQA8wAAAEAFAAAAAA==&#10;" filled="f" stroked="f">
               <v:textbox inset="0,0,0,0">
                 <w:txbxContent>
                   <w:p>
@@ -3215,7 +3711,7 @@
               <v:stroke joinstyle="miter"/>
               <v:path gradientshapeok="t" o:connecttype="rect"/>
             </v:shapetype>
-            <v:shape id="Поле 41" o:spid="_x0000_s1035" type="#_x0000_t202" style="position:absolute;left:0;text-align:left;margin-left:156.2pt;margin-top:-56.15pt;width:198.8pt;height:85.2pt;z-index:251717632;visibility:visible;mso-wrap-style:square;mso-width-percent:0;mso-height-percent:0;mso-wrap-distance-left:9pt;mso-wrap-distance-top:0;mso-wrap-distance-right:9pt;mso-wrap-distance-bottom:0;mso-position-horizontal:absolute;mso-position-horizontal-relative:text;mso-position-vertical:absolute;mso-position-vertical-relative:text;mso-width-percent:0;mso-height-percent:0;mso-width-relative:page;mso-height-relative:page;v-text-anchor:top" o:gfxdata="UEsDBBQABgAIAAAAIQC2gziS/gAAAOEBAAATAAAAW0NvbnRlbnRfVHlwZXNdLnhtbJSRQU7DMBBF&#10;90jcwfIWJU67QAgl6YK0S0CoHGBkTxKLZGx5TGhvj5O2G0SRWNoz/78nu9wcxkFMGNg6quQqL6RA&#10;0s5Y6ir5vt9lD1JwBDIwOMJKHpHlpr69KfdHjyxSmriSfYz+USnWPY7AufNIadK6MEJMx9ApD/oD&#10;OlTrorhX2lFEilmcO2RdNtjC5xDF9pCuTyYBB5bi6bQ4syoJ3g9WQ0ymaiLzg5KdCXlKLjvcW893&#10;SUOqXwnz5DrgnHtJTxOsQfEKIT7DmDSUCaxw7Rqn8787ZsmRM9e2VmPeBN4uqYvTtW7jvijg9N/y&#10;JsXecLq0q+WD6m8AAAD//wMAUEsDBBQABgAIAAAAIQA4/SH/1gAAAJQBAAALAAAAX3JlbHMvLnJl&#10;bHOkkMFqwzAMhu+DvYPRfXGawxijTi+j0GvpHsDYimMaW0Yy2fr2M4PBMnrbUb/Q94l/f/hMi1qR&#10;JVI2sOt6UJgd+ZiDgffL8ekFlFSbvV0oo4EbChzGx4f9GRdb25HMsYhqlCwG5lrLq9biZkxWOiqY&#10;22YiTra2kYMu1l1tQD30/bPm3wwYN0x18gb45AdQl1tp5j/sFB2T0FQ7R0nTNEV3j6o9feQzro1i&#10;OWA14Fm+Q8a1a8+Bvu/d/dMb2JY5uiPbhG/ktn4cqGU/er3pcvwCAAD//wMAUEsDBBQABgAIAAAA&#10;IQBgS61C5QEAAKkDAAAOAAAAZHJzL2Uyb0RvYy54bWysU9tu2zAMfR+wfxD0vviC9GbEKboWHQZ0&#10;64BuHyDLUizMFjVKiZ19/Sg5TbPtreiLIJLy4TmH9Op6Gnq2U+gN2JoXi5wzZSW0xm5q/uP7/YdL&#10;znwQthU9WFXzvfL8ev3+3Wp0lSqhg75VyAjE+mp0Ne9CcFWWedmpQfgFOGWpqAEHESjETdaiGAl9&#10;6LMyz8+zEbB1CFJ5T9m7ucjXCV9rJcOj1l4F1tecuIV0YjqbeGbrlag2KFxn5IGGeAWLQRhLTY9Q&#10;dyIItkXzH9RgJIIHHRYShgy0NlIlDaSmyP9R89QJp5IWMse7o03+7WDl192T+4YsTB9hogEmEd49&#10;gPzpmYXbTtiNukGEsVOipcZFtCwbna8On0arfeUjSDN+gZaGLLYBEtCkcYiukE5G6DSA/dF0NQUm&#10;KVmelcuLcypJqhX5ZZkv01gyUT1/7tCHTwoGFi81R5pqghe7Bx8iHVE9P4ndLNybvk+T7e1fCXoY&#10;M4l+ZDxzD1MzMdPW/Cpqi2oaaPekB2HeF9pvunSAvzkbaVdq7n9tBSrO+s+WPLkqlsSZhRQszy5K&#10;CvC00pxWhJUEVfPA2Xy9DfNCbh2aTUed5ilYuCEftUkKX1gd6NM+JOGH3Y0LdxqnVy9/2PoPAAAA&#10;//8DAFBLAwQUAAYACAAAACEAgMqxMN8AAAALAQAADwAAAGRycy9kb3ducmV2LnhtbEyPwU7DMBBE&#10;70j8g7VI3FrbaQslxKkQiCuIQitxc+NtEhGvo9htwt+znOC42qeZN8Vm8p044xDbQAb0XIFAqoJr&#10;qTbw8f48W4OIyZKzXSA08I0RNuXlRWFzF0Z6w/M21YJDKObWQJNSn0sZqwa9jfPQI/HvGAZvE59D&#10;Ld1gRw73ncyUupHetsQNje3xscHqa3vyBnYvx8/9Ur3WT37Vj2FSkvydNOb6anq4B5FwSn8w/Oqz&#10;OpTsdAgnclF0BhY6WzJqYKZ1tgDByK1WPO9gYLXWIMtC/t9Q/gAAAP//AwBQSwECLQAUAAYACAAA&#10;ACEAtoM4kv4AAADhAQAAEwAAAAAAAAAAAAAAAAAAAAAAW0NvbnRlbnRfVHlwZXNdLnhtbFBLAQIt&#10;ABQABgAIAAAAIQA4/SH/1gAAAJQBAAALAAAAAAAAAAAAAAAAAC8BAABfcmVscy8ucmVsc1BLAQIt&#10;ABQABgAIAAAAIQBgS61C5QEAAKkDAAAOAAAAAAAAAAAAAAAAAC4CAABkcnMvZTJvRG9jLnhtbFBL&#10;AQItABQABgAIAAAAIQCAyrEw3wAAAAsBAAAPAAAAAAAAAAAAAAAAAD8EAABkcnMvZG93bnJldi54&#10;bWxQSwUGAAAAAAQABADzAAAASwUAAAAA&#10;" filled="f" stroked="f">
+            <v:shape id="Поле 41" o:spid="_x0000_s1035" type="#_x0000_t202" style="position:absolute;margin-left:156.2pt;margin-top:-56.15pt;width:198.8pt;height:85.2pt;z-index:251717632;visibility:visible;mso-wrap-style:square;mso-width-percent:0;mso-height-percent:0;mso-wrap-distance-left:9pt;mso-wrap-distance-top:0;mso-wrap-distance-right:9pt;mso-wrap-distance-bottom:0;mso-position-horizontal:absolute;mso-position-horizontal-relative:text;mso-position-vertical:absolute;mso-position-vertical-relative:text;mso-width-percent:0;mso-height-percent:0;mso-width-relative:page;mso-height-relative:page;v-text-anchor:top" o:gfxdata="UEsDBBQABgAIAAAAIQC2gziS/gAAAOEBAAATAAAAW0NvbnRlbnRfVHlwZXNdLnhtbJSRQU7DMBBF&#10;90jcwfIWJU67QAgl6YK0S0CoHGBkTxKLZGx5TGhvj5O2G0SRWNoz/78nu9wcxkFMGNg6quQqL6RA&#10;0s5Y6ir5vt9lD1JwBDIwOMJKHpHlpr69KfdHjyxSmriSfYz+USnWPY7AufNIadK6MEJMx9ApD/oD&#10;OlTrorhX2lFEilmcO2RdNtjC5xDF9pCuTyYBB5bi6bQ4syoJ3g9WQ0ymaiLzg5KdCXlKLjvcW893&#10;SUOqXwnz5DrgnHtJTxOsQfEKIT7DmDSUCaxw7Rqn8787ZsmRM9e2VmPeBN4uqYvTtW7jvijg9N/y&#10;JsXecLq0q+WD6m8AAAD//wMAUEsDBBQABgAIAAAAIQA4/SH/1gAAAJQBAAALAAAAX3JlbHMvLnJl&#10;bHOkkMFqwzAMhu+DvYPRfXGawxijTi+j0GvpHsDYimMaW0Yy2fr2M4PBMnrbUb/Q94l/f/hMi1qR&#10;JVI2sOt6UJgd+ZiDgffL8ekFlFSbvV0oo4EbChzGx4f9GRdb25HMsYhqlCwG5lrLq9biZkxWOiqY&#10;22YiTra2kYMu1l1tQD30/bPm3wwYN0x18gb45AdQl1tp5j/sFB2T0FQ7R0nTNEV3j6o9feQzro1i&#10;OWA14Fm+Q8a1a8+Bvu/d/dMb2JY5uiPbhG/ktn4cqGU/er3pcvwCAAD//wMAUEsDBBQABgAIAAAA&#10;IQBgS61C5QEAAKkDAAAOAAAAZHJzL2Uyb0RvYy54bWysU9tu2zAMfR+wfxD0vviC9GbEKboWHQZ0&#10;64BuHyDLUizMFjVKiZ19/Sg5TbPtreiLIJLy4TmH9Op6Gnq2U+gN2JoXi5wzZSW0xm5q/uP7/YdL&#10;znwQthU9WFXzvfL8ev3+3Wp0lSqhg75VyAjE+mp0Ne9CcFWWedmpQfgFOGWpqAEHESjETdaiGAl9&#10;6LMyz8+zEbB1CFJ5T9m7ucjXCV9rJcOj1l4F1tecuIV0YjqbeGbrlag2KFxn5IGGeAWLQRhLTY9Q&#10;dyIItkXzH9RgJIIHHRYShgy0NlIlDaSmyP9R89QJp5IWMse7o03+7WDl192T+4YsTB9hogEmEd49&#10;gPzpmYXbTtiNukGEsVOipcZFtCwbna8On0arfeUjSDN+gZaGLLYBEtCkcYiukE5G6DSA/dF0NQUm&#10;KVmelcuLcypJqhX5ZZkv01gyUT1/7tCHTwoGFi81R5pqghe7Bx8iHVE9P4ndLNybvk+T7e1fCXoY&#10;M4l+ZDxzD1MzMdPW/Cpqi2oaaPekB2HeF9pvunSAvzkbaVdq7n9tBSrO+s+WPLkqlsSZhRQszy5K&#10;CvC00pxWhJUEVfPA2Xy9DfNCbh2aTUed5ilYuCEftUkKX1gd6NM+JOGH3Y0LdxqnVy9/2PoPAAAA&#10;//8DAFBLAwQUAAYACAAAACEAgMqxMN8AAAALAQAADwAAAGRycy9kb3ducmV2LnhtbEyPwU7DMBBE&#10;70j8g7VI3FrbaQslxKkQiCuIQitxc+NtEhGvo9htwt+znOC42qeZN8Vm8p044xDbQAb0XIFAqoJr&#10;qTbw8f48W4OIyZKzXSA08I0RNuXlRWFzF0Z6w/M21YJDKObWQJNSn0sZqwa9jfPQI/HvGAZvE59D&#10;Ld1gRw73ncyUupHetsQNje3xscHqa3vyBnYvx8/9Ur3WT37Vj2FSkvydNOb6anq4B5FwSn8w/Oqz&#10;OpTsdAgnclF0BhY6WzJqYKZ1tgDByK1WPO9gYLXWIMtC/t9Q/gAAAP//AwBQSwECLQAUAAYACAAA&#10;ACEAtoM4kv4AAADhAQAAEwAAAAAAAAAAAAAAAAAAAAAAW0NvbnRlbnRfVHlwZXNdLnhtbFBLAQIt&#10;ABQABgAIAAAAIQA4/SH/1gAAAJQBAAALAAAAAAAAAAAAAAAAAC8BAABfcmVscy8ucmVsc1BLAQIt&#10;ABQABgAIAAAAIQBgS61C5QEAAKkDAAAOAAAAAAAAAAAAAAAAAC4CAABkcnMvZTJvRG9jLnhtbFBL&#10;AQItABQABgAIAAAAIQCAyrEw3wAAAAsBAAAPAAAAAAAAAAAAAAAAAD8EAABkcnMvZG93bnJldi54&#10;bWxQSwUGAAAAAAQABADzAAAASwUAAAAA&#10;" filled="f" stroked="f">
               <v:textbox>
                 <w:txbxContent>
                   <w:p>
@@ -3351,7 +3847,7 @@
         </mc:Choice>
         <mc:Fallback>
           <w:pict>
-            <v:shape w14:anchorId="75E1ACD8" id="Поле 40" o:spid="_x0000_s1036" type="#_x0000_t202" style="position:absolute;left:0;text-align:left;margin-left:129pt;margin-top:-52.95pt;width:28.4pt;height:12.6pt;z-index:251704320;visibility:visible;mso-wrap-style:square;mso-width-percent:0;mso-height-percent:0;mso-wrap-distance-left:9pt;mso-wrap-distance-top:0;mso-wrap-distance-right:9pt;mso-wrap-distance-bottom:0;mso-position-horizontal:absolute;mso-position-horizontal-relative:text;mso-position-vertical:absolute;mso-position-vertical-relative:text;mso-width-percent:0;mso-height-percent:0;mso-width-relative:page;mso-height-relative:page;v-text-anchor:top" o:gfxdata="UEsDBBQABgAIAAAAIQC2gziS/gAAAOEBAAATAAAAW0NvbnRlbnRfVHlwZXNdLnhtbJSRQU7DMBBF&#10;90jcwfIWJU67QAgl6YK0S0CoHGBkTxKLZGx5TGhvj5O2G0SRWNoz/78nu9wcxkFMGNg6quQqL6RA&#10;0s5Y6ir5vt9lD1JwBDIwOMJKHpHlpr69KfdHjyxSmriSfYz+USnWPY7AufNIadK6MEJMx9ApD/oD&#10;OlTrorhX2lFEilmcO2RdNtjC5xDF9pCuTyYBB5bi6bQ4syoJ3g9WQ0ymaiLzg5KdCXlKLjvcW893&#10;SUOqXwnz5DrgnHtJTxOsQfEKIT7DmDSUCaxw7Rqn8787ZsmRM9e2VmPeBN4uqYvTtW7jvijg9N/y&#10;JsXecLq0q+WD6m8AAAD//wMAUEsDBBQABgAIAAAAIQA4/SH/1gAAAJQBAAALAAAAX3JlbHMvLnJl&#10;bHOkkMFqwzAMhu+DvYPRfXGawxijTi+j0GvpHsDYimMaW0Yy2fr2M4PBMnrbUb/Q94l/f/hMi1qR&#10;JVI2sOt6UJgd+ZiDgffL8ekFlFSbvV0oo4EbChzGx4f9GRdb25HMsYhqlCwG5lrLq9biZkxWOiqY&#10;22YiTra2kYMu1l1tQD30/bPm3wwYN0x18gb45AdQl1tp5j/sFB2T0FQ7R0nTNEV3j6o9feQzro1i&#10;OWA14Fm+Q8a1a8+Bvu/d/dMb2JY5uiPbhG/ktn4cqGU/er3pcvwCAAD//wMAUEsDBBQABgAIAAAA&#10;IQDjBINi2AEAAJgDAAAOAAAAZHJzL2Uyb0RvYy54bWysU9tu2zAMfR+wfxD0vtjJgKAw4hRdiw4D&#10;ugvQ7gNoWbaF2aJGKbGzrx8lx+kub0VfBJqUDs85pHfX09CLoyZv0JZyvcql0FZhbWxbyu9P9++u&#10;pPABbA09Wl3Kk/byev/2zW50hd5gh32tSTCI9cXoStmF4Ios86rTA/gVOm252CANEPiT2qwmGBl9&#10;6LNNnm+zEal2hEp7z9m7uSj3Cb9ptApfm8brIPpSMreQTkpnFc9sv4OiJXCdUWca8AIWAxjLTS9Q&#10;dxBAHMj8BzUYReixCSuFQ4ZNY5ROGljNOv9HzWMHTictbI53F5v868GqL8dH941EmD7gxANMIrx7&#10;QPXDC4u3HdhW3xDh2GmoufE6WpaNzhfnp9FqX/gIUo2fseYhwyFgApoaGqIrrFMwOg/gdDFdT0Eo&#10;Tr7f5tsrrigurbd5vklDyaBYHjvy4aPGQcSglMQzTeBwfPAhkoFiuRJ7Wbw3fZ/m2tu/EnwxZhL5&#10;yHdmHqZqEqbm5qlxFFNhfWI5hPO68Hpz0CH9kmLkVSml/3kA0lL0nyxbEvdqCWgJqiUAq/hpKYMU&#10;c3gb5v07ODJtx8iz6RZv2LbGJEnPLM58efxJ6XlV4379+Z1uPf9Q+98AAAD//wMAUEsDBBQABgAI&#10;AAAAIQBP57zO4gAAAAwBAAAPAAAAZHJzL2Rvd25yZXYueG1sTI/BTsMwDIbvSLxDZCRuW9LBRtc1&#10;nSYEJyREVw47pk3WRmuc0mRbeXvMCY62f/3+vnw7uZ5dzBisRwnJXAAz2HhtsZXwWb3OUmAhKtSq&#10;92gkfJsA2+L2JleZ9lcszWUfW0YlGDIloYtxyDgPTWecCnM/GKTb0Y9ORRrHlutRXanc9XwhxIo7&#10;ZZE+dGowz51pTvuzk7A7YPliv97rj/JY2qpaC3xbnaS8v5t2G2DRTPEvDL/4hA4FMdX+jDqwXsJi&#10;mZJLlDBLxHINjCIPySPZ1LRKxRPwIuf/JYofAAAA//8DAFBLAQItABQABgAIAAAAIQC2gziS/gAA&#10;AOEBAAATAAAAAAAAAAAAAAAAAAAAAABbQ29udGVudF9UeXBlc10ueG1sUEsBAi0AFAAGAAgAAAAh&#10;ADj9If/WAAAAlAEAAAsAAAAAAAAAAAAAAAAALwEAAF9yZWxzLy5yZWxzUEsBAi0AFAAGAAgAAAAh&#10;AOMEg2LYAQAAmAMAAA4AAAAAAAAAAAAAAAAALgIAAGRycy9lMm9Eb2MueG1sUEsBAi0AFAAGAAgA&#10;AAAhAE/nvM7iAAAADAEAAA8AAAAAAAAAAAAAAAAAMgQAAGRycy9kb3ducmV2LnhtbFBLBQYAAAAA&#10;BAAEAPMAAABBBQAAAAA=&#10;" filled="f" stroked="f">
+            <v:shape w14:anchorId="75E1ACD8" id="Поле 40" o:spid="_x0000_s1036" type="#_x0000_t202" style="position:absolute;margin-left:129pt;margin-top:-52.95pt;width:28.4pt;height:12.6pt;z-index:251704320;visibility:visible;mso-wrap-style:square;mso-width-percent:0;mso-height-percent:0;mso-wrap-distance-left:9pt;mso-wrap-distance-top:0;mso-wrap-distance-right:9pt;mso-wrap-distance-bottom:0;mso-position-horizontal:absolute;mso-position-horizontal-relative:text;mso-position-vertical:absolute;mso-position-vertical-relative:text;mso-width-percent:0;mso-height-percent:0;mso-width-relative:page;mso-height-relative:page;v-text-anchor:top" o:gfxdata="UEsDBBQABgAIAAAAIQC2gziS/gAAAOEBAAATAAAAW0NvbnRlbnRfVHlwZXNdLnhtbJSRQU7DMBBF&#10;90jcwfIWJU67QAgl6YK0S0CoHGBkTxKLZGx5TGhvj5O2G0SRWNoz/78nu9wcxkFMGNg6quQqL6RA&#10;0s5Y6ir5vt9lD1JwBDIwOMJKHpHlpr69KfdHjyxSmriSfYz+USnWPY7AufNIadK6MEJMx9ApD/oD&#10;OlTrorhX2lFEilmcO2RdNtjC5xDF9pCuTyYBB5bi6bQ4syoJ3g9WQ0ymaiLzg5KdCXlKLjvcW893&#10;SUOqXwnz5DrgnHtJTxOsQfEKIT7DmDSUCaxw7Rqn8787ZsmRM9e2VmPeBN4uqYvTtW7jvijg9N/y&#10;JsXecLq0q+WD6m8AAAD//wMAUEsDBBQABgAIAAAAIQA4/SH/1gAAAJQBAAALAAAAX3JlbHMvLnJl&#10;bHOkkMFqwzAMhu+DvYPRfXGawxijTi+j0GvpHsDYimMaW0Yy2fr2M4PBMnrbUb/Q94l/f/hMi1qR&#10;JVI2sOt6UJgd+ZiDgffL8ekFlFSbvV0oo4EbChzGx4f9GRdb25HMsYhqlCwG5lrLq9biZkxWOiqY&#10;22YiTra2kYMu1l1tQD30/bPm3wwYN0x18gb45AdQl1tp5j/sFB2T0FQ7R0nTNEV3j6o9feQzro1i&#10;OWA14Fm+Q8a1a8+Bvu/d/dMb2JY5uiPbhG/ktn4cqGU/er3pcvwCAAD//wMAUEsDBBQABgAIAAAA&#10;IQDjBINi2AEAAJgDAAAOAAAAZHJzL2Uyb0RvYy54bWysU9tu2zAMfR+wfxD0vtjJgKAw4hRdiw4D&#10;ugvQ7gNoWbaF2aJGKbGzrx8lx+kub0VfBJqUDs85pHfX09CLoyZv0JZyvcql0FZhbWxbyu9P9++u&#10;pPABbA09Wl3Kk/byev/2zW50hd5gh32tSTCI9cXoStmF4Ios86rTA/gVOm252CANEPiT2qwmGBl9&#10;6LNNnm+zEal2hEp7z9m7uSj3Cb9ptApfm8brIPpSMreQTkpnFc9sv4OiJXCdUWca8AIWAxjLTS9Q&#10;dxBAHMj8BzUYReixCSuFQ4ZNY5ROGljNOv9HzWMHTictbI53F5v868GqL8dH941EmD7gxANMIrx7&#10;QPXDC4u3HdhW3xDh2GmoufE6WpaNzhfnp9FqX/gIUo2fseYhwyFgApoaGqIrrFMwOg/gdDFdT0Eo&#10;Tr7f5tsrrigurbd5vklDyaBYHjvy4aPGQcSglMQzTeBwfPAhkoFiuRJ7Wbw3fZ/m2tu/EnwxZhL5&#10;yHdmHqZqEqbm5qlxFFNhfWI5hPO68Hpz0CH9kmLkVSml/3kA0lL0nyxbEvdqCWgJqiUAq/hpKYMU&#10;c3gb5v07ODJtx8iz6RZv2LbGJEnPLM58efxJ6XlV4379+Z1uPf9Q+98AAAD//wMAUEsDBBQABgAI&#10;AAAAIQBP57zO4gAAAAwBAAAPAAAAZHJzL2Rvd25yZXYueG1sTI/BTsMwDIbvSLxDZCRuW9LBRtc1&#10;nSYEJyREVw47pk3WRmuc0mRbeXvMCY62f/3+vnw7uZ5dzBisRwnJXAAz2HhtsZXwWb3OUmAhKtSq&#10;92gkfJsA2+L2JleZ9lcszWUfW0YlGDIloYtxyDgPTWecCnM/GKTb0Y9ORRrHlutRXanc9XwhxIo7&#10;ZZE+dGowz51pTvuzk7A7YPliv97rj/JY2qpaC3xbnaS8v5t2G2DRTPEvDL/4hA4FMdX+jDqwXsJi&#10;mZJLlDBLxHINjCIPySPZ1LRKxRPwIuf/JYofAAAA//8DAFBLAQItABQABgAIAAAAIQC2gziS/gAA&#10;AOEBAAATAAAAAAAAAAAAAAAAAAAAAABbQ29udGVudF9UeXBlc10ueG1sUEsBAi0AFAAGAAgAAAAh&#10;ADj9If/WAAAAlAEAAAsAAAAAAAAAAAAAAAAALwEAAF9yZWxzLy5yZWxzUEsBAi0AFAAGAAgAAAAh&#10;AOMEg2LYAQAAmAMAAA4AAAAAAAAAAAAAAAAALgIAAGRycy9lMm9Eb2MueG1sUEsBAi0AFAAGAAgA&#10;AAAhAE/nvM7iAAAADAEAAA8AAAAAAAAAAAAAAAAAMgQAAGRycy9kb3ducmV2LnhtbFBLBQYAAAAA&#10;BAAEAPMAAABBBQAAAAA=&#10;" filled="f" stroked="f">
               <v:textbox inset="0,0,0,0">
                 <w:txbxContent>
                   <w:p>
@@ -3472,7 +3968,7 @@
         </mc:Choice>
         <mc:Fallback>
           <w:pict>
-            <v:shape w14:anchorId="312713D2" id="Поле 39" o:spid="_x0000_s1037" type="#_x0000_t202" style="position:absolute;left:0;text-align:left;margin-left:86.4pt;margin-top:-53pt;width:40.55pt;height:12.9pt;z-index:251703296;visibility:visible;mso-wrap-style:square;mso-width-percent:0;mso-height-percent:0;mso-wrap-distance-left:9pt;mso-wrap-distance-top:0;mso-wrap-distance-right:9pt;mso-wrap-distance-bottom:0;mso-position-horizontal:absolute;mso-position-horizontal-relative:text;mso-position-vertical:absolute;mso-position-vertical-relative:text;mso-width-percent:0;mso-height-percent:0;mso-width-relative:page;mso-height-relative:page;v-text-anchor:top" o:gfxdata="UEsDBBQABgAIAAAAIQC2gziS/gAAAOEBAAATAAAAW0NvbnRlbnRfVHlwZXNdLnhtbJSRQU7DMBBF&#10;90jcwfIWJU67QAgl6YK0S0CoHGBkTxKLZGx5TGhvj5O2G0SRWNoz/78nu9wcxkFMGNg6quQqL6RA&#10;0s5Y6ir5vt9lD1JwBDIwOMJKHpHlpr69KfdHjyxSmriSfYz+USnWPY7AufNIadK6MEJMx9ApD/oD&#10;OlTrorhX2lFEilmcO2RdNtjC5xDF9pCuTyYBB5bi6bQ4syoJ3g9WQ0ymaiLzg5KdCXlKLjvcW893&#10;SUOqXwnz5DrgnHtJTxOsQfEKIT7DmDSUCaxw7Rqn8787ZsmRM9e2VmPeBN4uqYvTtW7jvijg9N/y&#10;JsXecLq0q+WD6m8AAAD//wMAUEsDBBQABgAIAAAAIQA4/SH/1gAAAJQBAAALAAAAX3JlbHMvLnJl&#10;bHOkkMFqwzAMhu+DvYPRfXGawxijTi+j0GvpHsDYimMaW0Yy2fr2M4PBMnrbUb/Q94l/f/hMi1qR&#10;JVI2sOt6UJgd+ZiDgffL8ekFlFSbvV0oo4EbChzGx4f9GRdb25HMsYhqlCwG5lrLq9biZkxWOiqY&#10;22YiTra2kYMu1l1tQD30/bPm3wwYN0x18gb45AdQl1tp5j/sFB2T0FQ7R0nTNEV3j6o9feQzro1i&#10;OWA14Fm+Q8a1a8+Bvu/d/dMb2JY5uiPbhG/ktn4cqGU/er3pcvwCAAD//wMAUEsDBBQABgAIAAAA&#10;IQCuywCb2gEAAJgDAAAOAAAAZHJzL2Uyb0RvYy54bWysU9tu2zAMfR+wfxD0vjhu1yIz4hRdiw4D&#10;ugvQ7QNkWbaF2aJGKrGzrx8lx+kub8NeBIqSDs85pLY309CLg0Gy4EqZr9ZSGKehtq4t5dcvD682&#10;UlBQrlY9OFPKoyF5s3v5Yjv6wlxAB31tUDCIo2L0pexC8EWWke7MoGgF3jg+bAAHFXiLbVajGhl9&#10;6LOL9fo6GwFrj6ANEWfv50O5S/hNY3T41DRkguhLydxCWjGtVVyz3VYVLSrfWX2iof6BxaCs46Jn&#10;qHsVlNij/QtqsBqBoAkrDUMGTWO1SRpYTb7+Q81Tp7xJWtgc8meb6P/B6o+HJ/8ZRZjewsQNTCLI&#10;P4L+RsLBXadca24RYeyMqrlwHi3LRk/F6Wm0mgqKINX4AWpustoHSEBTg0N0hXUKRucGHM+mmykI&#10;zcmr/PWbzZUUmo/y68vNZWpKporlsUcK7wwMIgalRO5pAleHRwqRjCqWK7GWgwfb96mvvfstwRdj&#10;JpGPfGfmYaomYWsunqRFMRXUR5aDMI8LjzcHHeAPKUYelVLS971CI0X/3rElca6WAJegWgLlND8t&#10;ZZBiDu/CPH97j7btGHk23cEt29bYJOmZxYkvtz8pPY1qnK9f9+nW84fa/QQAAP//AwBQSwMEFAAG&#10;AAgAAAAhACTaa8/gAAAADAEAAA8AAABkcnMvZG93bnJldi54bWxMj8FOwzAQRO9I/IO1SNxau0GE&#10;NsSpKgQnJEQaDhydZJtYjdchdtvw9ywnOM7saPZNvp3dIM44BetJw2qpQCA1vrXUafioXhZrECEa&#10;as3gCTV8Y4BtcX2Vm6z1FyrxvI+d4BIKmdHQxzhmUoamR2fC0o9IfDv4yZnIcupkO5kLl7tBJkql&#10;0hlL/KE3Iz712Bz3J6dh90nls/16q9/LQ2mraqPoNT1qfXsz7x5BRJzjXxh+8RkdCmaq/YnaIAbW&#10;DwmjRw2LlUp5FUeS+7sNiJqttUpAFrn8P6L4AQAA//8DAFBLAQItABQABgAIAAAAIQC2gziS/gAA&#10;AOEBAAATAAAAAAAAAAAAAAAAAAAAAABbQ29udGVudF9UeXBlc10ueG1sUEsBAi0AFAAGAAgAAAAh&#10;ADj9If/WAAAAlAEAAAsAAAAAAAAAAAAAAAAALwEAAF9yZWxzLy5yZWxzUEsBAi0AFAAGAAgAAAAh&#10;AK7LAJvaAQAAmAMAAA4AAAAAAAAAAAAAAAAALgIAAGRycy9lMm9Eb2MueG1sUEsBAi0AFAAGAAgA&#10;AAAhACTaa8/gAAAADAEAAA8AAAAAAAAAAAAAAAAANAQAAGRycy9kb3ducmV2LnhtbFBLBQYAAAAA&#10;BAAEAPMAAABBBQAAAAA=&#10;" filled="f" stroked="f">
+            <v:shape w14:anchorId="312713D2" id="Поле 39" o:spid="_x0000_s1037" type="#_x0000_t202" style="position:absolute;margin-left:86.4pt;margin-top:-53pt;width:40.55pt;height:12.9pt;z-index:251703296;visibility:visible;mso-wrap-style:square;mso-width-percent:0;mso-height-percent:0;mso-wrap-distance-left:9pt;mso-wrap-distance-top:0;mso-wrap-distance-right:9pt;mso-wrap-distance-bottom:0;mso-position-horizontal:absolute;mso-position-horizontal-relative:text;mso-position-vertical:absolute;mso-position-vertical-relative:text;mso-width-percent:0;mso-height-percent:0;mso-width-relative:page;mso-height-relative:page;v-text-anchor:top" o:gfxdata="UEsDBBQABgAIAAAAIQC2gziS/gAAAOEBAAATAAAAW0NvbnRlbnRfVHlwZXNdLnhtbJSRQU7DMBBF&#10;90jcwfIWJU67QAgl6YK0S0CoHGBkTxKLZGx5TGhvj5O2G0SRWNoz/78nu9wcxkFMGNg6quQqL6RA&#10;0s5Y6ir5vt9lD1JwBDIwOMJKHpHlpr69KfdHjyxSmriSfYz+USnWPY7AufNIadK6MEJMx9ApD/oD&#10;OlTrorhX2lFEilmcO2RdNtjC5xDF9pCuTyYBB5bi6bQ4syoJ3g9WQ0ymaiLzg5KdCXlKLjvcW893&#10;SUOqXwnz5DrgnHtJTxOsQfEKIT7DmDSUCaxw7Rqn8787ZsmRM9e2VmPeBN4uqYvTtW7jvijg9N/y&#10;JsXecLq0q+WD6m8AAAD//wMAUEsDBBQABgAIAAAAIQA4/SH/1gAAAJQBAAALAAAAX3JlbHMvLnJl&#10;bHOkkMFqwzAMhu+DvYPRfXGawxijTi+j0GvpHsDYimMaW0Yy2fr2M4PBMnrbUb/Q94l/f/hMi1qR&#10;JVI2sOt6UJgd+ZiDgffL8ekFlFSbvV0oo4EbChzGx4f9GRdb25HMsYhqlCwG5lrLq9biZkxWOiqY&#10;22YiTra2kYMu1l1tQD30/bPm3wwYN0x18gb45AdQl1tp5j/sFB2T0FQ7R0nTNEV3j6o9feQzro1i&#10;OWA14Fm+Q8a1a8+Bvu/d/dMb2JY5uiPbhG/ktn4cqGU/er3pcvwCAAD//wMAUEsDBBQABgAIAAAA&#10;IQCuywCb2gEAAJgDAAAOAAAAZHJzL2Uyb0RvYy54bWysU9tu2zAMfR+wfxD0vjhu1yIz4hRdiw4D&#10;ugvQ7QNkWbaF2aJGKrGzrx8lx+kub8NeBIqSDs85pLY309CLg0Gy4EqZr9ZSGKehtq4t5dcvD682&#10;UlBQrlY9OFPKoyF5s3v5Yjv6wlxAB31tUDCIo2L0pexC8EWWke7MoGgF3jg+bAAHFXiLbVajGhl9&#10;6LOL9fo6GwFrj6ANEWfv50O5S/hNY3T41DRkguhLydxCWjGtVVyz3VYVLSrfWX2iof6BxaCs46Jn&#10;qHsVlNij/QtqsBqBoAkrDUMGTWO1SRpYTb7+Q81Tp7xJWtgc8meb6P/B6o+HJ/8ZRZjewsQNTCLI&#10;P4L+RsLBXadca24RYeyMqrlwHi3LRk/F6Wm0mgqKINX4AWpustoHSEBTg0N0hXUKRucGHM+mmykI&#10;zcmr/PWbzZUUmo/y68vNZWpKporlsUcK7wwMIgalRO5pAleHRwqRjCqWK7GWgwfb96mvvfstwRdj&#10;JpGPfGfmYaomYWsunqRFMRXUR5aDMI8LjzcHHeAPKUYelVLS971CI0X/3rElca6WAJegWgLlND8t&#10;ZZBiDu/CPH97j7btGHk23cEt29bYJOmZxYkvtz8pPY1qnK9f9+nW84fa/QQAAP//AwBQSwMEFAAG&#10;AAgAAAAhACTaa8/gAAAADAEAAA8AAABkcnMvZG93bnJldi54bWxMj8FOwzAQRO9I/IO1SNxau0GE&#10;NsSpKgQnJEQaDhydZJtYjdchdtvw9ywnOM7saPZNvp3dIM44BetJw2qpQCA1vrXUafioXhZrECEa&#10;as3gCTV8Y4BtcX2Vm6z1FyrxvI+d4BIKmdHQxzhmUoamR2fC0o9IfDv4yZnIcupkO5kLl7tBJkql&#10;0hlL/KE3Iz712Bz3J6dh90nls/16q9/LQ2mraqPoNT1qfXsz7x5BRJzjXxh+8RkdCmaq/YnaIAbW&#10;DwmjRw2LlUp5FUeS+7sNiJqttUpAFrn8P6L4AQAA//8DAFBLAQItABQABgAIAAAAIQC2gziS/gAA&#10;AOEBAAATAAAAAAAAAAAAAAAAAAAAAABbQ29udGVudF9UeXBlc10ueG1sUEsBAi0AFAAGAAgAAAAh&#10;ADj9If/WAAAAlAEAAAsAAAAAAAAAAAAAAAAALwEAAF9yZWxzLy5yZWxzUEsBAi0AFAAGAAgAAAAh&#10;AK7LAJvaAQAAmAMAAA4AAAAAAAAAAAAAAAAALgIAAGRycy9lMm9Eb2MueG1sUEsBAi0AFAAGAAgA&#10;AAAhACTaa8/gAAAADAEAAA8AAAAAAAAAAAAAAAAANAQAAGRycy9kb3ducmV2LnhtbFBLBQYAAAAA&#10;BAAEAPMAAABBBQAAAAA=&#10;" filled="f" stroked="f">
               <v:textbox inset="0,0,0,0">
                 <w:txbxContent>
                   <w:p>
@@ -3596,7 +4092,7 @@
         </mc:Choice>
         <mc:Fallback>
           <w:pict>
-            <v:shape w14:anchorId="2B1B0386" id="Поле 38" o:spid="_x0000_s1038" type="#_x0000_t202" style="position:absolute;left:0;text-align:left;margin-left:56.8pt;margin-top:-52.9pt;width:28.4pt;height:12.6pt;z-index:251702272;visibility:visible;mso-wrap-style:square;mso-width-percent:0;mso-height-percent:0;mso-wrap-distance-left:9pt;mso-wrap-distance-top:0;mso-wrap-distance-right:9pt;mso-wrap-distance-bottom:0;mso-position-horizontal:absolute;mso-position-horizontal-relative:text;mso-position-vertical:absolute;mso-position-vertical-relative:text;mso-width-percent:0;mso-height-percent:0;mso-width-relative:page;mso-height-relative:page;v-text-anchor:top" o:gfxdata="UEsDBBQABgAIAAAAIQC2gziS/gAAAOEBAAATAAAAW0NvbnRlbnRfVHlwZXNdLnhtbJSRQU7DMBBF&#10;90jcwfIWJU67QAgl6YK0S0CoHGBkTxKLZGx5TGhvj5O2G0SRWNoz/78nu9wcxkFMGNg6quQqL6RA&#10;0s5Y6ir5vt9lD1JwBDIwOMJKHpHlpr69KfdHjyxSmriSfYz+USnWPY7AufNIadK6MEJMx9ApD/oD&#10;OlTrorhX2lFEilmcO2RdNtjC5xDF9pCuTyYBB5bi6bQ4syoJ3g9WQ0ymaiLzg5KdCXlKLjvcW893&#10;SUOqXwnz5DrgnHtJTxOsQfEKIT7DmDSUCaxw7Rqn8787ZsmRM9e2VmPeBN4uqYvTtW7jvijg9N/y&#10;JsXecLq0q+WD6m8AAAD//wMAUEsDBBQABgAIAAAAIQA4/SH/1gAAAJQBAAALAAAAX3JlbHMvLnJl&#10;bHOkkMFqwzAMhu+DvYPRfXGawxijTi+j0GvpHsDYimMaW0Yy2fr2M4PBMnrbUb/Q94l/f/hMi1qR&#10;JVI2sOt6UJgd+ZiDgffL8ekFlFSbvV0oo4EbChzGx4f9GRdb25HMsYhqlCwG5lrLq9biZkxWOiqY&#10;22YiTra2kYMu1l1tQD30/bPm3wwYN0x18gb45AdQl1tp5j/sFB2T0FQ7R0nTNEV3j6o9feQzro1i&#10;OWA14Fm+Q8a1a8+Bvu/d/dMb2JY5uiPbhG/ktn4cqGU/er3pcvwCAAD//wMAUEsDBBQABgAIAAAA&#10;IQCF4dbJ2QEAAJgDAAAOAAAAZHJzL2Uyb0RvYy54bWysU9tu2zAMfR+wfxD0vtjJgKAw4hRdiw4D&#10;ugvQ7gNkWbaF2aJGKrGzrx8lx+kub0VfBJqUDs85pHfX09CLo0Gy4Eq5XuVSGKehtq4t5fen+3dX&#10;UlBQrlY9OFPKkyF5vX/7Zjf6wmygg742KBjEUTH6UnYh+CLLSHdmULQCbxwXG8BBBf7ENqtRjYw+&#10;9Nkmz7fZCFh7BG2IOHs3F+U+4TeN0eFr05AJoi8lcwvpxHRW8cz2O1W0qHxn9ZmGegGLQVnHTS9Q&#10;dyoocUD7H9RgNQJBE1YahgyaxmqTNLCadf6PmsdOeZO0sDnkLzbR68HqL8dH/w1FmD7AxANMIsg/&#10;gP5BwsFtp1xrbhBh7IyqufE6WpaNnorz02g1FRRBqvEz1DxkdQiQgKYGh+gK6xSMzgM4XUw3UxCa&#10;k++3+faKK5pL622eb9JQMlUsjz1S+GhgEDEoJfJME7g6PlCIZFSxXIm9HNzbvk9z7d1fCb4YM4l8&#10;5DszD1M1CVtz802UFsVUUJ9YDsK8LrzeHHSAv6QYeVVKST8PCo0U/SfHlsS9WgJcgmoJlNP8tJRB&#10;ijm8DfP+HTzatmPk2XQHN2xbY5OkZxZnvjz+pPS8qnG//vxOt55/qP1vAAAA//8DAFBLAwQUAAYA&#10;CAAAACEA0GeviuAAAAAMAQAADwAAAGRycy9kb3ducmV2LnhtbEyPzU7DMBCE70i8g7VI3Fo7/IQS&#10;4lQVghMSIg0Hjk68TaLG6xC7bXh7tic4zuyn2Zl8PbtBHHEKvScNyVKBQGq87anV8Fm9LlYgQjRk&#10;zeAJNfxggHVxeZGbzPoTlXjcxlZwCIXMaOhiHDMpQ9OhM2HpRyS+7fzkTGQ5tdJO5sThbpA3SqXS&#10;mZ74Q2dGfO6w2W8PTsPmi8qX/vu9/ih3ZV9Vj4re0r3W11fz5glExDn+wXCuz9Wh4E61P5ANYmCd&#10;3KaMalgk6p5HnJEHdQeiZmulUpBFLv+PKH4BAAD//wMAUEsBAi0AFAAGAAgAAAAhALaDOJL+AAAA&#10;4QEAABMAAAAAAAAAAAAAAAAAAAAAAFtDb250ZW50X1R5cGVzXS54bWxQSwECLQAUAAYACAAAACEA&#10;OP0h/9YAAACUAQAACwAAAAAAAAAAAAAAAAAvAQAAX3JlbHMvLnJlbHNQSwECLQAUAAYACAAAACEA&#10;heHWydkBAACYAwAADgAAAAAAAAAAAAAAAAAuAgAAZHJzL2Uyb0RvYy54bWxQSwECLQAUAAYACAAA&#10;ACEA0GeviuAAAAAMAQAADwAAAAAAAAAAAAAAAAAzBAAAZHJzL2Rvd25yZXYueG1sUEsFBgAAAAAE&#10;AAQA8wAAAEAFAAAAAA==&#10;" filled="f" stroked="f">
+            <v:shape w14:anchorId="2B1B0386" id="Поле 38" o:spid="_x0000_s1038" type="#_x0000_t202" style="position:absolute;margin-left:56.8pt;margin-top:-52.9pt;width:28.4pt;height:12.6pt;z-index:251702272;visibility:visible;mso-wrap-style:square;mso-width-percent:0;mso-height-percent:0;mso-wrap-distance-left:9pt;mso-wrap-distance-top:0;mso-wrap-distance-right:9pt;mso-wrap-distance-bottom:0;mso-position-horizontal:absolute;mso-position-horizontal-relative:text;mso-position-vertical:absolute;mso-position-vertical-relative:text;mso-width-percent:0;mso-height-percent:0;mso-width-relative:page;mso-height-relative:page;v-text-anchor:top" o:gfxdata="UEsDBBQABgAIAAAAIQC2gziS/gAAAOEBAAATAAAAW0NvbnRlbnRfVHlwZXNdLnhtbJSRQU7DMBBF&#10;90jcwfIWJU67QAgl6YK0S0CoHGBkTxKLZGx5TGhvj5O2G0SRWNoz/78nu9wcxkFMGNg6quQqL6RA&#10;0s5Y6ir5vt9lD1JwBDIwOMJKHpHlpr69KfdHjyxSmriSfYz+USnWPY7AufNIadK6MEJMx9ApD/oD&#10;OlTrorhX2lFEilmcO2RdNtjC5xDF9pCuTyYBB5bi6bQ4syoJ3g9WQ0ymaiLzg5KdCXlKLjvcW893&#10;SUOqXwnz5DrgnHtJTxOsQfEKIT7DmDSUCaxw7Rqn8787ZsmRM9e2VmPeBN4uqYvTtW7jvijg9N/y&#10;JsXecLq0q+WD6m8AAAD//wMAUEsDBBQABgAIAAAAIQA4/SH/1gAAAJQBAAALAAAAX3JlbHMvLnJl&#10;bHOkkMFqwzAMhu+DvYPRfXGawxijTi+j0GvpHsDYimMaW0Yy2fr2M4PBMnrbUb/Q94l/f/hMi1qR&#10;JVI2sOt6UJgd+ZiDgffL8ekFlFSbvV0oo4EbChzGx4f9GRdb25HMsYhqlCwG5lrLq9biZkxWOiqY&#10;22YiTra2kYMu1l1tQD30/bPm3wwYN0x18gb45AdQl1tp5j/sFB2T0FQ7R0nTNEV3j6o9feQzro1i&#10;OWA14Fm+Q8a1a8+Bvu/d/dMb2JY5uiPbhG/ktn4cqGU/er3pcvwCAAD//wMAUEsDBBQABgAIAAAA&#10;IQCF4dbJ2QEAAJgDAAAOAAAAZHJzL2Uyb0RvYy54bWysU9tu2zAMfR+wfxD0vtjJgKAw4hRdiw4D&#10;ugvQ7gNkWbaF2aJGKrGzrx8lx+kub0VfBJqUDs85pHfX09CLo0Gy4Eq5XuVSGKehtq4t5fen+3dX&#10;UlBQrlY9OFPKkyF5vX/7Zjf6wmygg742KBjEUTH6UnYh+CLLSHdmULQCbxwXG8BBBf7ENqtRjYw+&#10;9Nkmz7fZCFh7BG2IOHs3F+U+4TeN0eFr05AJoi8lcwvpxHRW8cz2O1W0qHxn9ZmGegGLQVnHTS9Q&#10;dyoocUD7H9RgNQJBE1YahgyaxmqTNLCadf6PmsdOeZO0sDnkLzbR68HqL8dH/w1FmD7AxANMIsg/&#10;gP5BwsFtp1xrbhBh7IyqufE6WpaNnorz02g1FRRBqvEz1DxkdQiQgKYGh+gK6xSMzgM4XUw3UxCa&#10;k++3+faKK5pL622eb9JQMlUsjz1S+GhgEDEoJfJME7g6PlCIZFSxXIm9HNzbvk9z7d1fCb4YM4l8&#10;5DszD1M1CVtz802UFsVUUJ9YDsK8LrzeHHSAv6QYeVVKST8PCo0U/SfHlsS9WgJcgmoJlNP8tJRB&#10;ijm8DfP+HTzatmPk2XQHN2xbY5OkZxZnvjz+pPS8qnG//vxOt55/qP1vAAAA//8DAFBLAwQUAAYA&#10;CAAAACEA0GeviuAAAAAMAQAADwAAAGRycy9kb3ducmV2LnhtbEyPzU7DMBCE70i8g7VI3Fo7/IQS&#10;4lQVghMSIg0Hjk68TaLG6xC7bXh7tic4zuyn2Zl8PbtBHHEKvScNyVKBQGq87anV8Fm9LlYgQjRk&#10;zeAJNfxggHVxeZGbzPoTlXjcxlZwCIXMaOhiHDMpQ9OhM2HpRyS+7fzkTGQ5tdJO5sThbpA3SqXS&#10;mZ74Q2dGfO6w2W8PTsPmi8qX/vu9/ih3ZV9Vj4re0r3W11fz5glExDn+wXCuz9Wh4E61P5ANYmCd&#10;3KaMalgk6p5HnJEHdQeiZmulUpBFLv+PKH4BAAD//wMAUEsBAi0AFAAGAAgAAAAhALaDOJL+AAAA&#10;4QEAABMAAAAAAAAAAAAAAAAAAAAAAFtDb250ZW50X1R5cGVzXS54bWxQSwECLQAUAAYACAAAACEA&#10;OP0h/9YAAACUAQAACwAAAAAAAAAAAAAAAAAvAQAAX3JlbHMvLnJlbHNQSwECLQAUAAYACAAAACEA&#10;heHWydkBAACYAwAADgAAAAAAAAAAAAAAAAAuAgAAZHJzL2Uyb0RvYy54bWxQSwECLQAUAAYACAAA&#10;ACEA0GeviuAAAAAMAQAADwAAAAAAAAAAAAAAAAAzBAAAZHJzL2Rvd25yZXYueG1sUEsFBgAAAAAE&#10;AAQA8wAAAEAFAAAAAA==&#10;" filled="f" stroked="f">
               <v:textbox inset="0,0,0,0">
                 <w:txbxContent>
                   <w:p>
@@ -3721,7 +4217,7 @@
         </mc:Choice>
         <mc:Fallback>
           <w:pict>
-            <v:shape w14:anchorId="5FE8D036" id="Поле 37" o:spid="_x0000_s1039" type="#_x0000_t202" style="position:absolute;left:0;text-align:left;margin-left:29.35pt;margin-top:-53pt;width:27.45pt;height:12.6pt;z-index:251712512;visibility:visible;mso-wrap-style:square;mso-width-percent:0;mso-height-percent:0;mso-wrap-distance-left:9pt;mso-wrap-distance-top:0;mso-wrap-distance-right:9pt;mso-wrap-distance-bottom:0;mso-position-horizontal:absolute;mso-position-horizontal-relative:text;mso-position-vertical:absolute;mso-position-vertical-relative:text;mso-width-percent:0;mso-height-percent:0;mso-width-relative:page;mso-height-relative:page;v-text-anchor:top" o:gfxdata="UEsDBBQABgAIAAAAIQC2gziS/gAAAOEBAAATAAAAW0NvbnRlbnRfVHlwZXNdLnhtbJSRQU7DMBBF&#10;90jcwfIWJU67QAgl6YK0S0CoHGBkTxKLZGx5TGhvj5O2G0SRWNoz/78nu9wcxkFMGNg6quQqL6RA&#10;0s5Y6ir5vt9lD1JwBDIwOMJKHpHlpr69KfdHjyxSmriSfYz+USnWPY7AufNIadK6MEJMx9ApD/oD&#10;OlTrorhX2lFEilmcO2RdNtjC5xDF9pCuTyYBB5bi6bQ4syoJ3g9WQ0ymaiLzg5KdCXlKLjvcW893&#10;SUOqXwnz5DrgnHtJTxOsQfEKIT7DmDSUCaxw7Rqn8787ZsmRM9e2VmPeBN4uqYvTtW7jvijg9N/y&#10;JsXecLq0q+WD6m8AAAD//wMAUEsDBBQABgAIAAAAIQA4/SH/1gAAAJQBAAALAAAAX3JlbHMvLnJl&#10;bHOkkMFqwzAMhu+DvYPRfXGawxijTi+j0GvpHsDYimMaW0Yy2fr2M4PBMnrbUb/Q94l/f/hMi1qR&#10;JVI2sOt6UJgd+ZiDgffL8ekFlFSbvV0oo4EbChzGx4f9GRdb25HMsYhqlCwG5lrLq9biZkxWOiqY&#10;22YiTra2kYMu1l1tQD30/bPm3wwYN0x18gb45AdQl1tp5j/sFB2T0FQ7R0nTNEV3j6o9feQzro1i&#10;OWA14Fm+Q8a1a8+Bvu/d/dMb2JY5uiPbhG/ktn4cqGU/er3pcvwCAAD//wMAUEsDBBQABgAIAAAA&#10;IQBuFNQA2gEAAJgDAAAOAAAAZHJzL2Uyb0RvYy54bWysU9tu2zAMfR+wfxD0vthOt6Aw4hRdiw4D&#10;ugvQ7QMYWbaF2aJGKbGzrx8lx+kub8NeBIqSDs85pLY309CLoyZv0FayWOVSaKuwNrat5NcvD6+u&#10;pfABbA09Wl3Jk/byZvfyxXZ0pV5jh32tSTCI9eXoKtmF4Mos86rTA/gVOm35sEEaIPCW2qwmGBl9&#10;6LN1nm+yEal2hEp7z9n7+VDuEn7TaBU+NY3XQfSVZG4hrZTWfVyz3RbKlsB1Rp1pwD+wGMBYLnqB&#10;uocA4kDmL6jBKEKPTVgpHDJsGqN00sBqivwPNU8dOJ20sDneXWzy/w9WfTw+uc8kwvQWJ25gEuHd&#10;I6pvXli868C2+pYIx05DzYWLaFk2Ol+en0arfekjyH78gDU3GQ4BE9DU0BBdYZ2C0bkBp4vpegpC&#10;cfLq9fWmeCOF4qNik+fr1JQMyuWxIx/eaRxEDCpJ3NMEDsdHHyIZKJcrsZbFB9P3qa+9/S3BF2Mm&#10;kY98Z+Zh2k/C1Fz8KkqLYvZYn1gO4TwuPN4cdEg/pBh5VCrpvx+AtBT9e8uWxLlaAlqC/RKAVfy0&#10;kkGKObwL8/wdHJm2Y+TZdIu3bFtjkqRnFme+3P6k9Dyqcb5+3adbzx9q9xMAAP//AwBQSwMEFAAG&#10;AAgAAAAhAAfcRvngAAAACwEAAA8AAABkcnMvZG93bnJldi54bWxMj8FOwzAMhu9IvEPkSdy2pCBK&#10;6ZpOE4ITEqIrB45pk7XRGqc02VbeHu/EjrY//f7+YjO7gZ3MFKxHCclKADPYem2xk/BVvy0zYCEq&#10;1GrwaCT8mgCb8vamULn2Z6zMaRc7RiEYciWhj3HMOQ9tb5wKKz8apNveT05FGqeO60mdKdwN/F6I&#10;lDtlkT70ajQvvWkPu6OTsP3G6tX+fDSf1b6ydf0s8D09SHm3mLdrYNHM8R+Giz6pQ0lOjT+iDmyQ&#10;8Jg9ESlhmYiUSl2I5CEF1tAqExnwsuDXHco/AAAA//8DAFBLAQItABQABgAIAAAAIQC2gziS/gAA&#10;AOEBAAATAAAAAAAAAAAAAAAAAAAAAABbQ29udGVudF9UeXBlc10ueG1sUEsBAi0AFAAGAAgAAAAh&#10;ADj9If/WAAAAlAEAAAsAAAAAAAAAAAAAAAAALwEAAF9yZWxzLy5yZWxzUEsBAi0AFAAGAAgAAAAh&#10;AG4U1ADaAQAAmAMAAA4AAAAAAAAAAAAAAAAALgIAAGRycy9lMm9Eb2MueG1sUEsBAi0AFAAGAAgA&#10;AAAhAAfcRvngAAAACwEAAA8AAAAAAAAAAAAAAAAANAQAAGRycy9kb3ducmV2LnhtbFBLBQYAAAAA&#10;BAAEAPMAAABBBQAAAAA=&#10;" filled="f" stroked="f">
+            <v:shape w14:anchorId="5FE8D036" id="Поле 37" o:spid="_x0000_s1039" type="#_x0000_t202" style="position:absolute;margin-left:29.35pt;margin-top:-53pt;width:27.45pt;height:12.6pt;z-index:251712512;visibility:visible;mso-wrap-style:square;mso-width-percent:0;mso-height-percent:0;mso-wrap-distance-left:9pt;mso-wrap-distance-top:0;mso-wrap-distance-right:9pt;mso-wrap-distance-bottom:0;mso-position-horizontal:absolute;mso-position-horizontal-relative:text;mso-position-vertical:absolute;mso-position-vertical-relative:text;mso-width-percent:0;mso-height-percent:0;mso-width-relative:page;mso-height-relative:page;v-text-anchor:top" o:gfxdata="UEsDBBQABgAIAAAAIQC2gziS/gAAAOEBAAATAAAAW0NvbnRlbnRfVHlwZXNdLnhtbJSRQU7DMBBF&#10;90jcwfIWJU67QAgl6YK0S0CoHGBkTxKLZGx5TGhvj5O2G0SRWNoz/78nu9wcxkFMGNg6quQqL6RA&#10;0s5Y6ir5vt9lD1JwBDIwOMJKHpHlpr69KfdHjyxSmriSfYz+USnWPY7AufNIadK6MEJMx9ApD/oD&#10;OlTrorhX2lFEilmcO2RdNtjC5xDF9pCuTyYBB5bi6bQ4syoJ3g9WQ0ymaiLzg5KdCXlKLjvcW893&#10;SUOqXwnz5DrgnHtJTxOsQfEKIT7DmDSUCaxw7Rqn8787ZsmRM9e2VmPeBN4uqYvTtW7jvijg9N/y&#10;JsXecLq0q+WD6m8AAAD//wMAUEsDBBQABgAIAAAAIQA4/SH/1gAAAJQBAAALAAAAX3JlbHMvLnJl&#10;bHOkkMFqwzAMhu+DvYPRfXGawxijTi+j0GvpHsDYimMaW0Yy2fr2M4PBMnrbUb/Q94l/f/hMi1qR&#10;JVI2sOt6UJgd+ZiDgffL8ekFlFSbvV0oo4EbChzGx4f9GRdb25HMsYhqlCwG5lrLq9biZkxWOiqY&#10;22YiTra2kYMu1l1tQD30/bPm3wwYN0x18gb45AdQl1tp5j/sFB2T0FQ7R0nTNEV3j6o9feQzro1i&#10;OWA14Fm+Q8a1a8+Bvu/d/dMb2JY5uiPbhG/ktn4cqGU/er3pcvwCAAD//wMAUEsDBBQABgAIAAAA&#10;IQBuFNQA2gEAAJgDAAAOAAAAZHJzL2Uyb0RvYy54bWysU9tu2zAMfR+wfxD0vthOt6Aw4hRdiw4D&#10;ugvQ7QMYWbaF2aJGKbGzrx8lx+kub8NeBIqSDs85pLY309CLoyZv0FayWOVSaKuwNrat5NcvD6+u&#10;pfABbA09Wl3Jk/byZvfyxXZ0pV5jh32tSTCI9eXoKtmF4Mos86rTA/gVOm35sEEaIPCW2qwmGBl9&#10;6LN1nm+yEal2hEp7z9n7+VDuEn7TaBU+NY3XQfSVZG4hrZTWfVyz3RbKlsB1Rp1pwD+wGMBYLnqB&#10;uocA4kDmL6jBKEKPTVgpHDJsGqN00sBqivwPNU8dOJ20sDneXWzy/w9WfTw+uc8kwvQWJ25gEuHd&#10;I6pvXli868C2+pYIx05DzYWLaFk2Ol+en0arfekjyH78gDU3GQ4BE9DU0BBdYZ2C0bkBp4vpegpC&#10;cfLq9fWmeCOF4qNik+fr1JQMyuWxIx/eaRxEDCpJ3NMEDsdHHyIZKJcrsZbFB9P3qa+9/S3BF2Mm&#10;kY98Z+Zh2k/C1Fz8KkqLYvZYn1gO4TwuPN4cdEg/pBh5VCrpvx+AtBT9e8uWxLlaAlqC/RKAVfy0&#10;kkGKObwL8/wdHJm2Y+TZdIu3bFtjkqRnFme+3P6k9Dyqcb5+3adbzx9q9xMAAP//AwBQSwMEFAAG&#10;AAgAAAAhAAfcRvngAAAACwEAAA8AAABkcnMvZG93bnJldi54bWxMj8FOwzAMhu9IvEPkSdy2pCBK&#10;6ZpOE4ITEqIrB45pk7XRGqc02VbeHu/EjrY//f7+YjO7gZ3MFKxHCclKADPYem2xk/BVvy0zYCEq&#10;1GrwaCT8mgCb8vamULn2Z6zMaRc7RiEYciWhj3HMOQ9tb5wKKz8apNveT05FGqeO60mdKdwN/F6I&#10;lDtlkT70ajQvvWkPu6OTsP3G6tX+fDSf1b6ydf0s8D09SHm3mLdrYNHM8R+Giz6pQ0lOjT+iDmyQ&#10;8Jg9ESlhmYiUSl2I5CEF1tAqExnwsuDXHco/AAAA//8DAFBLAQItABQABgAIAAAAIQC2gziS/gAA&#10;AOEBAAATAAAAAAAAAAAAAAAAAAAAAABbQ29udGVudF9UeXBlc10ueG1sUEsBAi0AFAAGAAgAAAAh&#10;ADj9If/WAAAAlAEAAAsAAAAAAAAAAAAAAAAALwEAAF9yZWxzLy5yZWxzUEsBAi0AFAAGAAgAAAAh&#10;AG4U1ADaAQAAmAMAAA4AAAAAAAAAAAAAAAAALgIAAGRycy9lMm9Eb2MueG1sUEsBAi0AFAAGAAgA&#10;AAAhAAfcRvngAAAACwEAAA8AAAAAAAAAAAAAAAAANAQAAGRycy9kb3ducmV2LnhtbFBLBQYAAAAA&#10;BAAEAPMAAABBBQAAAAA=&#10;" filled="f" stroked="f">
               <v:textbox inset="0,0,0,0">
                 <w:txbxContent>
                   <w:p>
@@ -3858,7 +4354,7 @@
         </mc:Choice>
         <mc:Fallback>
           <w:pict>
-            <v:shape w14:anchorId="6ED52069" id="Поле 36" o:spid="_x0000_s1040" type="#_x0000_t202" style="position:absolute;left:0;text-align:left;margin-left:0;margin-top:-52.9pt;width:28.4pt;height:11.85pt;z-index:251700224;visibility:visible;mso-wrap-style:square;mso-width-percent:0;mso-height-percent:0;mso-wrap-distance-left:9pt;mso-wrap-distance-top:0;mso-wrap-distance-right:9pt;mso-wrap-distance-bottom:0;mso-position-horizontal:absolute;mso-position-horizontal-relative:text;mso-position-vertical:absolute;mso-position-vertical-relative:text;mso-width-percent:0;mso-height-percent:0;mso-width-relative:page;mso-height-relative:page;v-text-anchor:top" o:gfxdata="UEsDBBQABgAIAAAAIQC2gziS/gAAAOEBAAATAAAAW0NvbnRlbnRfVHlwZXNdLnhtbJSRQU7DMBBF&#10;90jcwfIWJU67QAgl6YK0S0CoHGBkTxKLZGx5TGhvj5O2G0SRWNoz/78nu9wcxkFMGNg6quQqL6RA&#10;0s5Y6ir5vt9lD1JwBDIwOMJKHpHlpr69KfdHjyxSmriSfYz+USnWPY7AufNIadK6MEJMx9ApD/oD&#10;OlTrorhX2lFEilmcO2RdNtjC5xDF9pCuTyYBB5bi6bQ4syoJ3g9WQ0ymaiLzg5KdCXlKLjvcW893&#10;SUOqXwnz5DrgnHtJTxOsQfEKIT7DmDSUCaxw7Rqn8787ZsmRM9e2VmPeBN4uqYvTtW7jvijg9N/y&#10;JsXecLq0q+WD6m8AAAD//wMAUEsDBBQABgAIAAAAIQA4/SH/1gAAAJQBAAALAAAAX3JlbHMvLnJl&#10;bHOkkMFqwzAMhu+DvYPRfXGawxijTi+j0GvpHsDYimMaW0Yy2fr2M4PBMnrbUb/Q94l/f/hMi1qR&#10;JVI2sOt6UJgd+ZiDgffL8ekFlFSbvV0oo4EbChzGx4f9GRdb25HMsYhqlCwG5lrLq9biZkxWOiqY&#10;22YiTra2kYMu1l1tQD30/bPm3wwYN0x18gb45AdQl1tp5j/sFB2T0FQ7R0nTNEV3j6o9feQzro1i&#10;OWA14Fm+Q8a1a8+Bvu/d/dMb2JY5uiPbhG/ktn4cqGU/er3pcvwCAAD//wMAUEsDBBQABgAIAAAA&#10;IQD6YVV/2gEAAJgDAAAOAAAAZHJzL2Uyb0RvYy54bWysU9tu2zAMfR+wfxD0vtjp2qAz4hRdiw4D&#10;ugvQ7QNkWbaF2aJGKrGzrx8lx+kub8NeBJqUDs85pLc309CLg0Gy4Eq5XuVSGKehtq4t5dcvD6+u&#10;paCgXK16cKaUR0PyZvfyxXb0hbmADvraoGAQR8XoS9mF4IssI92ZQdEKvHFcbAAHFfgT26xGNTL6&#10;0GcXeb7JRsDaI2hDxNn7uSh3Cb9pjA6fmoZMEH0pmVtIJ6azime226qiReU7q0801D+wGJR13PQM&#10;da+CEnu0f0ENViMQNGGlYcigaaw2SQOrWed/qHnqlDdJC5tD/mwT/T9Y/fHw5D+jCNNbmHiASQT5&#10;R9DfSDi465RrzS0ijJ1RNTdeR8uy0VNxehqtpoIiSDV+gJqHrPYBEtDU4BBdYZ2C0XkAx7PpZgpC&#10;c/L1Jt9cc0VzaX2VX765Sh1UsTz2SOGdgUHEoJTIM03g6vBIIZJRxXIl9nLwYPs+zbV3vyX4Yswk&#10;8pHvzDxM1SRszc0vY+MopoL6yHIQ5nXh9eagA/whxcirUkr6vldopOjfO7Yk7tUS4BJUS6Cc5qel&#10;DFLM4V2Y92/v0bYdI8+mO7hl2xqbJD2zOPHl8Selp1WN+/Xrd7r1/EPtfgIAAP//AwBQSwMEFAAG&#10;AAgAAAAhANcNvxveAAAACAEAAA8AAABkcnMvZG93bnJldi54bWxMj0FPwzAMhe9I/IfISNy2tJNW&#10;jdJ0mhCckBBdOXBMG6+N1jilybby7/FO42TZ7+n5e8V2doM44xSsJwXpMgGB1HpjqVPwVb8tNiBC&#10;1GT04AkV/GKAbXl/V+jc+AtVeN7HTnAIhVwr6GMccylD26PTYelHJNYOfnI68jp10kz6wuFukKsk&#10;yaTTlvhDr0d86bE97k9Owe6bqlf789F8VofK1vVTQu/ZUanHh3n3DCLiHG9muOIzOpTM1PgTmSAG&#10;BVwkKlikyZobsL7OeDZ82axSkGUh/xco/wAAAP//AwBQSwECLQAUAAYACAAAACEAtoM4kv4AAADh&#10;AQAAEwAAAAAAAAAAAAAAAAAAAAAAW0NvbnRlbnRfVHlwZXNdLnhtbFBLAQItABQABgAIAAAAIQA4&#10;/SH/1gAAAJQBAAALAAAAAAAAAAAAAAAAAC8BAABfcmVscy8ucmVsc1BLAQItABQABgAIAAAAIQD6&#10;YVV/2gEAAJgDAAAOAAAAAAAAAAAAAAAAAC4CAABkcnMvZTJvRG9jLnhtbFBLAQItABQABgAIAAAA&#10;IQDXDb8b3gAAAAgBAAAPAAAAAAAAAAAAAAAAADQEAABkcnMvZG93bnJldi54bWxQSwUGAAAAAAQA&#10;BADzAAAAPwUAAAAA&#10;" filled="f" stroked="f">
+            <v:shape w14:anchorId="6ED52069" id="Поле 36" o:spid="_x0000_s1040" type="#_x0000_t202" style="position:absolute;margin-left:0;margin-top:-52.9pt;width:28.4pt;height:11.85pt;z-index:251700224;visibility:visible;mso-wrap-style:square;mso-width-percent:0;mso-height-percent:0;mso-wrap-distance-left:9pt;mso-wrap-distance-top:0;mso-wrap-distance-right:9pt;mso-wrap-distance-bottom:0;mso-position-horizontal:absolute;mso-position-horizontal-relative:text;mso-position-vertical:absolute;mso-position-vertical-relative:text;mso-width-percent:0;mso-height-percent:0;mso-width-relative:page;mso-height-relative:page;v-text-anchor:top" o:gfxdata="UEsDBBQABgAIAAAAIQC2gziS/gAAAOEBAAATAAAAW0NvbnRlbnRfVHlwZXNdLnhtbJSRQU7DMBBF&#10;90jcwfIWJU67QAgl6YK0S0CoHGBkTxKLZGx5TGhvj5O2G0SRWNoz/78nu9wcxkFMGNg6quQqL6RA&#10;0s5Y6ir5vt9lD1JwBDIwOMJKHpHlpr69KfdHjyxSmriSfYz+USnWPY7AufNIadK6MEJMx9ApD/oD&#10;OlTrorhX2lFEilmcO2RdNtjC5xDF9pCuTyYBB5bi6bQ4syoJ3g9WQ0ymaiLzg5KdCXlKLjvcW893&#10;SUOqXwnz5DrgnHtJTxOsQfEKIT7DmDSUCaxw7Rqn8787ZsmRM9e2VmPeBN4uqYvTtW7jvijg9N/y&#10;JsXecLq0q+WD6m8AAAD//wMAUEsDBBQABgAIAAAAIQA4/SH/1gAAAJQBAAALAAAAX3JlbHMvLnJl&#10;bHOkkMFqwzAMhu+DvYPRfXGawxijTi+j0GvpHsDYimMaW0Yy2fr2M4PBMnrbUb/Q94l/f/hMi1qR&#10;JVI2sOt6UJgd+ZiDgffL8ekFlFSbvV0oo4EbChzGx4f9GRdb25HMsYhqlCwG5lrLq9biZkxWOiqY&#10;22YiTra2kYMu1l1tQD30/bPm3wwYN0x18gb45AdQl1tp5j/sFB2T0FQ7R0nTNEV3j6o9feQzro1i&#10;OWA14Fm+Q8a1a8+Bvu/d/dMb2JY5uiPbhG/ktn4cqGU/er3pcvwCAAD//wMAUEsDBBQABgAIAAAA&#10;IQD6YVV/2gEAAJgDAAAOAAAAZHJzL2Uyb0RvYy54bWysU9tu2zAMfR+wfxD0vtjp2qAz4hRdiw4D&#10;ugvQ7QNkWbaF2aJGKrGzrx8lx+kub8NeBJqUDs85pLc309CLg0Gy4Eq5XuVSGKehtq4t5dcvD6+u&#10;paCgXK16cKaUR0PyZvfyxXb0hbmADvraoGAQR8XoS9mF4IssI92ZQdEKvHFcbAAHFfgT26xGNTL6&#10;0GcXeb7JRsDaI2hDxNn7uSh3Cb9pjA6fmoZMEH0pmVtIJ6azime226qiReU7q0801D+wGJR13PQM&#10;da+CEnu0f0ENViMQNGGlYcigaaw2SQOrWed/qHnqlDdJC5tD/mwT/T9Y/fHw5D+jCNNbmHiASQT5&#10;R9DfSDi465RrzS0ijJ1RNTdeR8uy0VNxehqtpoIiSDV+gJqHrPYBEtDU4BBdYZ2C0XkAx7PpZgpC&#10;c/L1Jt9cc0VzaX2VX765Sh1UsTz2SOGdgUHEoJTIM03g6vBIIZJRxXIl9nLwYPs+zbV3vyX4Yswk&#10;8pHvzDxM1SRszc0vY+MopoL6yHIQ5nXh9eagA/whxcirUkr6vldopOjfO7Yk7tUS4BJUS6Cc5qel&#10;DFLM4V2Y92/v0bYdI8+mO7hl2xqbJD2zOPHl8Selp1WN+/Xrd7r1/EPtfgIAAP//AwBQSwMEFAAG&#10;AAgAAAAhANcNvxveAAAACAEAAA8AAABkcnMvZG93bnJldi54bWxMj0FPwzAMhe9I/IfISNy2tJNW&#10;jdJ0mhCckBBdOXBMG6+N1jilybby7/FO42TZ7+n5e8V2doM44xSsJwXpMgGB1HpjqVPwVb8tNiBC&#10;1GT04AkV/GKAbXl/V+jc+AtVeN7HTnAIhVwr6GMccylD26PTYelHJNYOfnI68jp10kz6wuFukKsk&#10;yaTTlvhDr0d86bE97k9Owe6bqlf789F8VofK1vVTQu/ZUanHh3n3DCLiHG9muOIzOpTM1PgTmSAG&#10;BVwkKlikyZobsL7OeDZ82axSkGUh/xco/wAAAP//AwBQSwECLQAUAAYACAAAACEAtoM4kv4AAADh&#10;AQAAEwAAAAAAAAAAAAAAAAAAAAAAW0NvbnRlbnRfVHlwZXNdLnhtbFBLAQItABQABgAIAAAAIQA4&#10;/SH/1gAAAJQBAAALAAAAAAAAAAAAAAAAAC8BAABfcmVscy8ucmVsc1BLAQItABQABgAIAAAAIQD6&#10;YVV/2gEAAJgDAAAOAAAAAAAAAAAAAAAAAC4CAABkcnMvZTJvRG9jLnhtbFBLAQItABQABgAIAAAA&#10;IQDXDb8b3gAAAAgBAAAPAAAAAAAAAAAAAAAAADQEAABkcnMvZG93bnJldi54bWxQSwUGAAAAAAQA&#10;BADzAAAAPwUAAAAA&#10;" filled="f" stroked="f">
               <v:textbox inset="0,0,0,0">
                 <w:txbxContent>
                   <w:p>
@@ -4004,7 +4500,7 @@
         </mc:Choice>
         <mc:Fallback>
           <w:pict>
-            <v:shape w14:anchorId="76E15A2F" id="Поле 35" o:spid="_x0000_s1041" type="#_x0000_t202" style="position:absolute;left:0;text-align:left;margin-left:-28.4pt;margin-top:-52.95pt;width:28.4pt;height:12.2pt;z-index:251701248;visibility:visible;mso-wrap-style:square;mso-width-percent:0;mso-height-percent:0;mso-wrap-distance-left:9pt;mso-wrap-distance-top:0;mso-wrap-distance-right:9pt;mso-wrap-distance-bottom:0;mso-position-horizontal:absolute;mso-position-horizontal-relative:text;mso-position-vertical:absolute;mso-position-vertical-relative:text;mso-width-percent:0;mso-height-percent:0;mso-width-relative:page;mso-height-relative:page;v-text-anchor:top" o:gfxdata="UEsDBBQABgAIAAAAIQC2gziS/gAAAOEBAAATAAAAW0NvbnRlbnRfVHlwZXNdLnhtbJSRQU7DMBBF&#10;90jcwfIWJU67QAgl6YK0S0CoHGBkTxKLZGx5TGhvj5O2G0SRWNoz/78nu9wcxkFMGNg6quQqL6RA&#10;0s5Y6ir5vt9lD1JwBDIwOMJKHpHlpr69KfdHjyxSmriSfYz+USnWPY7AufNIadK6MEJMx9ApD/oD&#10;OlTrorhX2lFEilmcO2RdNtjC5xDF9pCuTyYBB5bi6bQ4syoJ3g9WQ0ymaiLzg5KdCXlKLjvcW893&#10;SUOqXwnz5DrgnHtJTxOsQfEKIT7DmDSUCaxw7Rqn8787ZsmRM9e2VmPeBN4uqYvTtW7jvijg9N/y&#10;JsXecLq0q+WD6m8AAAD//wMAUEsDBBQABgAIAAAAIQA4/SH/1gAAAJQBAAALAAAAX3JlbHMvLnJl&#10;bHOkkMFqwzAMhu+DvYPRfXGawxijTi+j0GvpHsDYimMaW0Yy2fr2M4PBMnrbUb/Q94l/f/hMi1qR&#10;JVI2sOt6UJgd+ZiDgffL8ekFlFSbvV0oo4EbChzGx4f9GRdb25HMsYhqlCwG5lrLq9biZkxWOiqY&#10;22YiTra2kYMu1l1tQD30/bPm3wwYN0x18gb45AdQl1tp5j/sFB2T0FQ7R0nTNEV3j6o9feQzro1i&#10;OWA14Fm+Q8a1a8+Bvu/d/dMb2JY5uiPbhG/ktn4cqGU/er3pcvwCAAD//wMAUEsDBBQABgAIAAAA&#10;IQDzwLeC2gEAAJgDAAAOAAAAZHJzL2Uyb0RvYy54bWysU9tu1DAQfUfiHyy/s8mWsirRZqvSqgip&#10;UKTCBziOk1gkHjPj3WT5esbOZsvlDfFiTWbsM+ecmWyvp6EXB4NkwZVyvcqlME5DbV1byq9f7l9d&#10;SUFBuVr14Ewpj4bk9e7li+3oC3MBHfS1QcEgjorRl7ILwRdZRrozg6IVeOO42AAOKvAntlmNamT0&#10;oc8u8nyTjYC1R9CGiLN3c1HuEn7TGB0em4ZMEH0pmVtIJ6azime226qiReU7q0801D+wGJR13PQM&#10;daeCEnu0f0ENViMQNGGlYcigaaw2SQOrWed/qHnqlDdJC5tD/mwT/T9Y/enw5D+jCNM7mHiASQT5&#10;B9DfSDi47ZRrzQ0ijJ1RNTdeR8uy0VNxehqtpoIiSDV+hJqHrPYBEtDU4BBdYZ2C0XkAx7PpZgpC&#10;c/L1Jt9ccUVzaf3m8u1lGkqmiuWxRwrvDQwiBqVEnmkCV4cHCpGMKpYrsZeDe9v3aa69+y3BF2Mm&#10;kY98Z+ZhqiZh69g8SotiKqiPLAdhXhdebw46wB9SjLwqpaTve4VGiv6DY0viXi0BLkG1BMppflrK&#10;IMUc3oZ5//Yebdsx8my6gxu2rbFJ0jOLE18ef1J6WtW4X79+p1vPP9TuJwAAAP//AwBQSwMEFAAG&#10;AAgAAAAhAMdc6UveAAAACQEAAA8AAABkcnMvZG93bnJldi54bWxMj8FOwzAQRO9I/IO1SNxaJ0iJ&#10;2hCnqhCckBBpOHB04m1iNV6H2G3D37Oc4LajHc28KXeLG8UF52A9KUjXCQikzhtLvYKP5mW1ARGi&#10;JqNHT6jgGwPsqtubUhfGX6nGyyH2gkMoFFrBEONUSBm6AZ0Oaz8h8e/oZ6cjy7mXZtZXDnejfEiS&#10;XDptiRsGPeHTgN3pcHYK9p9UP9uvt/a9Pta2abYJveYnpe7vlv0jiIhL/DPDLz6jQ8VMrT+TCWJU&#10;sMpyRo98pEm2BcEW3tay3qQZyKqU/xdUPwAAAP//AwBQSwECLQAUAAYACAAAACEAtoM4kv4AAADh&#10;AQAAEwAAAAAAAAAAAAAAAAAAAAAAW0NvbnRlbnRfVHlwZXNdLnhtbFBLAQItABQABgAIAAAAIQA4&#10;/SH/1gAAAJQBAAALAAAAAAAAAAAAAAAAAC8BAABfcmVscy8ucmVsc1BLAQItABQABgAIAAAAIQDz&#10;wLeC2gEAAJgDAAAOAAAAAAAAAAAAAAAAAC4CAABkcnMvZTJvRG9jLnhtbFBLAQItABQABgAIAAAA&#10;IQDHXOlL3gAAAAkBAAAPAAAAAAAAAAAAAAAAADQEAABkcnMvZG93bnJldi54bWxQSwUGAAAAAAQA&#10;BADzAAAAPwUAAAAA&#10;" filled="f" stroked="f">
+            <v:shape w14:anchorId="76E15A2F" id="Поле 35" o:spid="_x0000_s1041" type="#_x0000_t202" style="position:absolute;margin-left:-28.4pt;margin-top:-52.95pt;width:28.4pt;height:12.2pt;z-index:251701248;visibility:visible;mso-wrap-style:square;mso-width-percent:0;mso-height-percent:0;mso-wrap-distance-left:9pt;mso-wrap-distance-top:0;mso-wrap-distance-right:9pt;mso-wrap-distance-bottom:0;mso-position-horizontal:absolute;mso-position-horizontal-relative:text;mso-position-vertical:absolute;mso-position-vertical-relative:text;mso-width-percent:0;mso-height-percent:0;mso-width-relative:page;mso-height-relative:page;v-text-anchor:top" o:gfxdata="UEsDBBQABgAIAAAAIQC2gziS/gAAAOEBAAATAAAAW0NvbnRlbnRfVHlwZXNdLnhtbJSRQU7DMBBF&#10;90jcwfIWJU67QAgl6YK0S0CoHGBkTxKLZGx5TGhvj5O2G0SRWNoz/78nu9wcxkFMGNg6quQqL6RA&#10;0s5Y6ir5vt9lD1JwBDIwOMJKHpHlpr69KfdHjyxSmriSfYz+USnWPY7AufNIadK6MEJMx9ApD/oD&#10;OlTrorhX2lFEilmcO2RdNtjC5xDF9pCuTyYBB5bi6bQ4syoJ3g9WQ0ymaiLzg5KdCXlKLjvcW893&#10;SUOqXwnz5DrgnHtJTxOsQfEKIT7DmDSUCaxw7Rqn8787ZsmRM9e2VmPeBN4uqYvTtW7jvijg9N/y&#10;JsXecLq0q+WD6m8AAAD//wMAUEsDBBQABgAIAAAAIQA4/SH/1gAAAJQBAAALAAAAX3JlbHMvLnJl&#10;bHOkkMFqwzAMhu+DvYPRfXGawxijTi+j0GvpHsDYimMaW0Yy2fr2M4PBMnrbUb/Q94l/f/hMi1qR&#10;JVI2sOt6UJgd+ZiDgffL8ekFlFSbvV0oo4EbChzGx4f9GRdb25HMsYhqlCwG5lrLq9biZkxWOiqY&#10;22YiTra2kYMu1l1tQD30/bPm3wwYN0x18gb45AdQl1tp5j/sFB2T0FQ7R0nTNEV3j6o9feQzro1i&#10;OWA14Fm+Q8a1a8+Bvu/d/dMb2JY5uiPbhG/ktn4cqGU/er3pcvwCAAD//wMAUEsDBBQABgAIAAAA&#10;IQDzwLeC2gEAAJgDAAAOAAAAZHJzL2Uyb0RvYy54bWysU9tu1DAQfUfiHyy/s8mWsirRZqvSqgip&#10;UKTCBziOk1gkHjPj3WT5esbOZsvlDfFiTWbsM+ecmWyvp6EXB4NkwZVyvcqlME5DbV1byq9f7l9d&#10;SUFBuVr14Ewpj4bk9e7li+3oC3MBHfS1QcEgjorRl7ILwRdZRrozg6IVeOO42AAOKvAntlmNamT0&#10;oc8u8nyTjYC1R9CGiLN3c1HuEn7TGB0em4ZMEH0pmVtIJ6azime226qiReU7q0801D+wGJR13PQM&#10;daeCEnu0f0ENViMQNGGlYcigaaw2SQOrWed/qHnqlDdJC5tD/mwT/T9Y/enw5D+jCNM7mHiASQT5&#10;B9DfSDi47ZRrzQ0ijJ1RNTdeR8uy0VNxehqtpoIiSDV+hJqHrPYBEtDU4BBdYZ2C0XkAx7PpZgpC&#10;c/L1Jt9ccUVzaf3m8u1lGkqmiuWxRwrvDQwiBqVEnmkCV4cHCpGMKpYrsZeDe9v3aa69+y3BF2Mm&#10;kY98Z+ZhqiZh69g8SotiKqiPLAdhXhdebw46wB9SjLwqpaTve4VGiv6DY0viXi0BLkG1BMppflrK&#10;IMUc3oZ5//Yebdsx8my6gxu2rbFJ0jOLE18ef1J6WtW4X79+p1vPP9TuJwAAAP//AwBQSwMEFAAG&#10;AAgAAAAhAMdc6UveAAAACQEAAA8AAABkcnMvZG93bnJldi54bWxMj8FOwzAQRO9I/IO1SNxaJ0iJ&#10;2hCnqhCckBBpOHB04m1iNV6H2G3D37Oc4LajHc28KXeLG8UF52A9KUjXCQikzhtLvYKP5mW1ARGi&#10;JqNHT6jgGwPsqtubUhfGX6nGyyH2gkMoFFrBEONUSBm6AZ0Oaz8h8e/oZ6cjy7mXZtZXDnejfEiS&#10;XDptiRsGPeHTgN3pcHYK9p9UP9uvt/a9Pta2abYJveYnpe7vlv0jiIhL/DPDLz6jQ8VMrT+TCWJU&#10;sMpyRo98pEm2BcEW3tay3qQZyKqU/xdUPwAAAP//AwBQSwECLQAUAAYACAAAACEAtoM4kv4AAADh&#10;AQAAEwAAAAAAAAAAAAAAAAAAAAAAW0NvbnRlbnRfVHlwZXNdLnhtbFBLAQItABQABgAIAAAAIQA4&#10;/SH/1gAAAJQBAAALAAAAAAAAAAAAAAAAAC8BAABfcmVscy8ucmVsc1BLAQItABQABgAIAAAAIQDz&#10;wLeC2gEAAJgDAAAOAAAAAAAAAAAAAAAAAC4CAABkcnMvZTJvRG9jLnhtbFBLAQItABQABgAIAAAA&#10;IQDHXOlL3gAAAAkBAAAPAAAAAAAAAAAAAAAAADQEAABkcnMvZG93bnJldi54bWxQSwUGAAAAAAQA&#10;BADzAAAAPwUAAAAA&#10;" filled="f" stroked="f">
               <v:textbox inset="0,0,0,0">
                 <w:txbxContent>
                   <w:p>
@@ -4143,7 +4639,7 @@
         </mc:Choice>
         <mc:Fallback>
           <w:pict>
-            <v:shape w14:anchorId="4543E272" id="Поле 34" o:spid="_x0000_s1042" type="#_x0000_t202" style="position:absolute;left:0;text-align:left;margin-left:-28.4pt;margin-top:-24.3pt;width:56.8pt;height:21.3pt;z-index:251705344;visibility:visible;mso-wrap-style:square;mso-width-percent:0;mso-height-percent:0;mso-wrap-distance-left:9pt;mso-wrap-distance-top:0;mso-wrap-distance-right:9pt;mso-wrap-distance-bottom:0;mso-position-horizontal:absolute;mso-position-horizontal-relative:text;mso-position-vertical:absolute;mso-position-vertical-relative:text;mso-width-percent:0;mso-height-percent:0;mso-width-relative:page;mso-height-relative:page;v-text-anchor:top" o:gfxdata="UEsDBBQABgAIAAAAIQC2gziS/gAAAOEBAAATAAAAW0NvbnRlbnRfVHlwZXNdLnhtbJSRQU7DMBBF&#10;90jcwfIWJU67QAgl6YK0S0CoHGBkTxKLZGx5TGhvj5O2G0SRWNoz/78nu9wcxkFMGNg6quQqL6RA&#10;0s5Y6ir5vt9lD1JwBDIwOMJKHpHlpr69KfdHjyxSmriSfYz+USnWPY7AufNIadK6MEJMx9ApD/oD&#10;OlTrorhX2lFEilmcO2RdNtjC5xDF9pCuTyYBB5bi6bQ4syoJ3g9WQ0ymaiLzg5KdCXlKLjvcW893&#10;SUOqXwnz5DrgnHtJTxOsQfEKIT7DmDSUCaxw7Rqn8787ZsmRM9e2VmPeBN4uqYvTtW7jvijg9N/y&#10;JsXecLq0q+WD6m8AAAD//wMAUEsDBBQABgAIAAAAIQA4/SH/1gAAAJQBAAALAAAAX3JlbHMvLnJl&#10;bHOkkMFqwzAMhu+DvYPRfXGawxijTi+j0GvpHsDYimMaW0Yy2fr2M4PBMnrbUb/Q94l/f/hMi1qR&#10;JVI2sOt6UJgd+ZiDgffL8ekFlFSbvV0oo4EbChzGx4f9GRdb25HMsYhqlCwG5lrLq9biZkxWOiqY&#10;22YiTra2kYMu1l1tQD30/bPm3wwYN0x18gb45AdQl1tp5j/sFB2T0FQ7R0nTNEV3j6o9feQzro1i&#10;OWA14Fm+Q8a1a8+Bvu/d/dMb2JY5uiPbhG/ktn4cqGU/er3pcvwCAAD//wMAUEsDBBQABgAIAAAA&#10;IQBhixhG2gEAAJgDAAAOAAAAZHJzL2Uyb0RvYy54bWysU9uO0zAQfUfiHyy/0yRFdFHUdLXsahHS&#10;AistfIDrOIlF4jEzbpPy9YydpsvlDfFijWfs43POjLfX09CLo0Gy4CpZrHIpjNNQW9dW8uuX+1dv&#10;paCgXK16cKaSJ0PyevfyxXb0pVlDB31tUDCIo3L0lexC8GWWke7MoGgF3jguNoCDCrzFNqtRjYw+&#10;9Nk6zzfZCFh7BG2IOHs3F+Uu4TeN0eFz05AJoq8kcwtpxbTu45rttqpsUfnO6jMN9Q8sBmUdP3qB&#10;ulNBiQPav6AGqxEImrDSMGTQNFabpIHVFPkfap465U3SwuaQv9hE/w9Wfzo++UcUYXoHEzcwiSD/&#10;APobCQe3nXKtuUGEsTOq5oeLaFk2eirPV6PVVFIE2Y8foeYmq0OABDQ1OERXWKdgdG7A6WK6mYLQ&#10;nLxaF683XNFcWl/lb4rUlEyVy2WPFN4bGEQMKonc0wSujg8UIhlVLkfiWw7ubd+nvvbutwQfjJlE&#10;PvKdmYdpPwlbs7JNlBbF7KE+sRyEeVx4vDnoAH9IMfKoVJK+HxQaKfoPji2Jc7UEuAT7JVBO89VK&#10;Binm8DbM83fwaNuOkWfTHdywbY1Nkp5ZnPly+5PS86jG+fp1n049f6jdTwAAAP//AwBQSwMEFAAG&#10;AAgAAAAhAOUj4H/dAAAACQEAAA8AAABkcnMvZG93bnJldi54bWxMj0FPwzAMhe9I/IfISNy2BATV&#10;KE2nCcEJCdGVA8e08dpojVOabCv/HsNl3Oz3np4/F+vZD+KIU3SBNNwsFQikNlhHnYaP+mWxAhGT&#10;IWuGQKjhGyOsy8uLwuQ2nKjC4zZ1gkso5kZDn9KYSxnbHr2JyzAisbcLkzeJ16mTdjInLveDvFUq&#10;k9444gu9GfGpx3a/PXgNm0+qnt3XW/Ne7SpX1w+KXrO91tdX8+YRRMI5ncPwi8/oUDJTEw5koxg0&#10;LO4zRk883K0yEJz4ExoWMgWyLOT/D8ofAAAA//8DAFBLAQItABQABgAIAAAAIQC2gziS/gAAAOEB&#10;AAATAAAAAAAAAAAAAAAAAAAAAABbQ29udGVudF9UeXBlc10ueG1sUEsBAi0AFAAGAAgAAAAhADj9&#10;If/WAAAAlAEAAAsAAAAAAAAAAAAAAAAALwEAAF9yZWxzLy5yZWxzUEsBAi0AFAAGAAgAAAAhAGGL&#10;GEbaAQAAmAMAAA4AAAAAAAAAAAAAAAAALgIAAGRycy9lMm9Eb2MueG1sUEsBAi0AFAAGAAgAAAAh&#10;AOUj4H/dAAAACQEAAA8AAAAAAAAAAAAAAAAANAQAAGRycy9kb3ducmV2LnhtbFBLBQYAAAAABAAE&#10;APMAAAA+BQAAAAA=&#10;" filled="f" stroked="f">
+            <v:shape w14:anchorId="4543E272" id="Поле 34" o:spid="_x0000_s1042" type="#_x0000_t202" style="position:absolute;margin-left:-28.4pt;margin-top:-24.3pt;width:56.8pt;height:21.3pt;z-index:251705344;visibility:visible;mso-wrap-style:square;mso-width-percent:0;mso-height-percent:0;mso-wrap-distance-left:9pt;mso-wrap-distance-top:0;mso-wrap-distance-right:9pt;mso-wrap-distance-bottom:0;mso-position-horizontal:absolute;mso-position-horizontal-relative:text;mso-position-vertical:absolute;mso-position-vertical-relative:text;mso-width-percent:0;mso-height-percent:0;mso-width-relative:page;mso-height-relative:page;v-text-anchor:top" o:gfxdata="UEsDBBQABgAIAAAAIQC2gziS/gAAAOEBAAATAAAAW0NvbnRlbnRfVHlwZXNdLnhtbJSRQU7DMBBF&#10;90jcwfIWJU67QAgl6YK0S0CoHGBkTxKLZGx5TGhvj5O2G0SRWNoz/78nu9wcxkFMGNg6quQqL6RA&#10;0s5Y6ir5vt9lD1JwBDIwOMJKHpHlpr69KfdHjyxSmriSfYz+USnWPY7AufNIadK6MEJMx9ApD/oD&#10;OlTrorhX2lFEilmcO2RdNtjC5xDF9pCuTyYBB5bi6bQ4syoJ3g9WQ0ymaiLzg5KdCXlKLjvcW893&#10;SUOqXwnz5DrgnHtJTxOsQfEKIT7DmDSUCaxw7Rqn8787ZsmRM9e2VmPeBN4uqYvTtW7jvijg9N/y&#10;JsXecLq0q+WD6m8AAAD//wMAUEsDBBQABgAIAAAAIQA4/SH/1gAAAJQBAAALAAAAX3JlbHMvLnJl&#10;bHOkkMFqwzAMhu+DvYPRfXGawxijTi+j0GvpHsDYimMaW0Yy2fr2M4PBMnrbUb/Q94l/f/hMi1qR&#10;JVI2sOt6UJgd+ZiDgffL8ekFlFSbvV0oo4EbChzGx4f9GRdb25HMsYhqlCwG5lrLq9biZkxWOiqY&#10;22YiTra2kYMu1l1tQD30/bPm3wwYN0x18gb45AdQl1tp5j/sFB2T0FQ7R0nTNEV3j6o9feQzro1i&#10;OWA14Fm+Q8a1a8+Bvu/d/dMb2JY5uiPbhG/ktn4cqGU/er3pcvwCAAD//wMAUEsDBBQABgAIAAAA&#10;IQBhixhG2gEAAJgDAAAOAAAAZHJzL2Uyb0RvYy54bWysU9uO0zAQfUfiHyy/0yRFdFHUdLXsahHS&#10;AistfIDrOIlF4jEzbpPy9YydpsvlDfFijWfs43POjLfX09CLo0Gy4CpZrHIpjNNQW9dW8uuX+1dv&#10;paCgXK16cKaSJ0PyevfyxXb0pVlDB31tUDCIo3L0lexC8GWWke7MoGgF3jguNoCDCrzFNqtRjYw+&#10;9Nk6zzfZCFh7BG2IOHs3F+Uu4TeN0eFz05AJoq8kcwtpxbTu45rttqpsUfnO6jMN9Q8sBmUdP3qB&#10;ulNBiQPav6AGqxEImrDSMGTQNFabpIHVFPkfap465U3SwuaQv9hE/w9Wfzo++UcUYXoHEzcwiSD/&#10;APobCQe3nXKtuUGEsTOq5oeLaFk2eirPV6PVVFIE2Y8foeYmq0OABDQ1OERXWKdgdG7A6WK6mYLQ&#10;nLxaF683XNFcWl/lb4rUlEyVy2WPFN4bGEQMKonc0wSujg8UIhlVLkfiWw7ubd+nvvbutwQfjJlE&#10;PvKdmYdpPwlbs7JNlBbF7KE+sRyEeVx4vDnoAH9IMfKoVJK+HxQaKfoPji2Jc7UEuAT7JVBO89VK&#10;Binm8DbM83fwaNuOkWfTHdywbY1Nkp5ZnPly+5PS86jG+fp1n049f6jdTwAAAP//AwBQSwMEFAAG&#10;AAgAAAAhAOUj4H/dAAAACQEAAA8AAABkcnMvZG93bnJldi54bWxMj0FPwzAMhe9I/IfISNy2BATV&#10;KE2nCcEJCdGVA8e08dpojVOabCv/HsNl3Oz3np4/F+vZD+KIU3SBNNwsFQikNlhHnYaP+mWxAhGT&#10;IWuGQKjhGyOsy8uLwuQ2nKjC4zZ1gkso5kZDn9KYSxnbHr2JyzAisbcLkzeJ16mTdjInLveDvFUq&#10;k9444gu9GfGpx3a/PXgNm0+qnt3XW/Ne7SpX1w+KXrO91tdX8+YRRMI5ncPwi8/oUDJTEw5koxg0&#10;LO4zRk883K0yEJz4ExoWMgWyLOT/D8ofAAAA//8DAFBLAQItABQABgAIAAAAIQC2gziS/gAAAOEB&#10;AAATAAAAAAAAAAAAAAAAAAAAAABbQ29udGVudF9UeXBlc10ueG1sUEsBAi0AFAAGAAgAAAAhADj9&#10;If/WAAAAlAEAAAsAAAAAAAAAAAAAAAAALwEAAF9yZWxzLy5yZWxzUEsBAi0AFAAGAAgAAAAhAGGL&#10;GEbaAQAAmAMAAA4AAAAAAAAAAAAAAAAALgIAAGRycy9lMm9Eb2MueG1sUEsBAi0AFAAGAAgAAAAh&#10;AOUj4H/dAAAACQEAAA8AAAAAAAAAAAAAAAAANAQAAGRycy9kb3ducmV2LnhtbFBLBQYAAAAABAAE&#10;APMAAAA+BQAAAAA=&#10;" filled="f" stroked="f">
               <v:textbox inset="0,0,0,0">
                 <w:txbxContent>
                   <w:p>
@@ -4281,7 +4777,7 @@
         </mc:Choice>
         <mc:Fallback>
           <w:pict>
-            <v:shape w14:anchorId="061AE2D4" id="Поле 33" o:spid="_x0000_s1043" type="#_x0000_t202" style="position:absolute;left:0;text-align:left;margin-left:-28.4pt;margin-top:-10.25pt;width:56.8pt;height:14.2pt;z-index:251706368;visibility:visible;mso-wrap-style:square;mso-width-percent:0;mso-height-percent:0;mso-wrap-distance-left:9pt;mso-wrap-distance-top:0;mso-wrap-distance-right:9pt;mso-wrap-distance-bottom:0;mso-position-horizontal:absolute;mso-position-horizontal-relative:text;mso-position-vertical:absolute;mso-position-vertical-relative:text;mso-width-percent:0;mso-height-percent:0;mso-width-relative:page;mso-height-relative:page;v-text-anchor:top" o:gfxdata="UEsDBBQABgAIAAAAIQC2gziS/gAAAOEBAAATAAAAW0NvbnRlbnRfVHlwZXNdLnhtbJSRQU7DMBBF&#10;90jcwfIWJU67QAgl6YK0S0CoHGBkTxKLZGx5TGhvj5O2G0SRWNoz/78nu9wcxkFMGNg6quQqL6RA&#10;0s5Y6ir5vt9lD1JwBDIwOMJKHpHlpr69KfdHjyxSmriSfYz+USnWPY7AufNIadK6MEJMx9ApD/oD&#10;OlTrorhX2lFEilmcO2RdNtjC5xDF9pCuTyYBB5bi6bQ4syoJ3g9WQ0ymaiLzg5KdCXlKLjvcW893&#10;SUOqXwnz5DrgnHtJTxOsQfEKIT7DmDSUCaxw7Rqn8787ZsmRM9e2VmPeBN4uqYvTtW7jvijg9N/y&#10;JsXecLq0q+WD6m8AAAD//wMAUEsDBBQABgAIAAAAIQA4/SH/1gAAAJQBAAALAAAAX3JlbHMvLnJl&#10;bHOkkMFqwzAMhu+DvYPRfXGawxijTi+j0GvpHsDYimMaW0Yy2fr2M4PBMnrbUb/Q94l/f/hMi1qR&#10;JVI2sOt6UJgd+ZiDgffL8ekFlFSbvV0oo4EbChzGx4f9GRdb25HMsYhqlCwG5lrLq9biZkxWOiqY&#10;22YiTra2kYMu1l1tQD30/bPm3wwYN0x18gb45AdQl1tp5j/sFB2T0FQ7R0nTNEV3j6o9feQzro1i&#10;OWA14Fm+Q8a1a8+Bvu/d/dMb2JY5uiPbhG/ktn4cqGU/er3pcvwCAAD//wMAUEsDBBQABgAIAAAA&#10;IQB8Uey+2gEAAJgDAAAOAAAAZHJzL2Uyb0RvYy54bWysU9tu2zAMfR+wfxD0vthOh7Yw4hRdiw4D&#10;uq1Atw9QZNkWZosaqcTOvn6UHKe7vA17EWhSOjznkN7cTEMvDgbJgqtkscqlME5DbV1bya9fHt5c&#10;S0FBuVr14Ewlj4bkzfb1q83oS7OGDvraoGAQR+XoK9mF4MssI92ZQdEKvHFcbAAHFfgT26xGNTL6&#10;0GfrPL/MRsDaI2hDxNn7uSi3Cb9pjA6fm4ZMEH0lmVtIJ6ZzF89su1Fli8p3Vp9oqH9gMSjruOkZ&#10;6l4FJfZo/4IarEYgaMJKw5BB01htkgZWU+R/qHnulDdJC5tD/mwT/T9Y/enw7J9QhOkdTDzAJIL8&#10;I+hvJBzcdcq15hYRxs6omhsX0bJs9FSenkarqaQIshs/Qs1DVvsACWhqcIiusE7B6DyA49l0MwWh&#10;OXm1Li4uuaK5VFznF2/TUDJVLo89UnhvYBAxqCTyTBO4OjxSiGRUuVyJvRw82L5Pc+3dbwm+GDOJ&#10;fOQ7Mw/TbhK25uZXUVoUs4P6yHIQ5nXh9eagA/whxcirUkn6vldopOg/OLYk7tUS4BLslkA5zU8r&#10;GaSYw7sw79/eo207Rp5Nd3DLtjU2SXphceLL409KT6sa9+vX73Tr5Yfa/gQAAP//AwBQSwMEFAAG&#10;AAgAAAAhAO2T1PjdAAAACAEAAA8AAABkcnMvZG93bnJldi54bWxMj0FPwzAMhe9I/IfIk7ht6Sat&#10;sNJ0mhCckBBdOXBMG6+N1jilybby7zFc2M1+fnrvc76dXC/OOAbrScFykYBAaryx1Cr4qF7mDyBC&#10;1GR07wkVfGOAbXF7k+vM+AuVeN7HVnAIhUwr6GIcMilD06HTYeEHJL4d/Oh05HVspRn1hcNdL1dJ&#10;kkqnLXFDpwd86rA57k9Owe6Tymf79Va/l4fSVtUmodf0qNTdbNo9gog4xX8z/OIzOhTMVPsTmSB6&#10;BfN1yuiRh1WyBsGOP6FWcL8BWeTy+oHiBwAA//8DAFBLAQItABQABgAIAAAAIQC2gziS/gAAAOEB&#10;AAATAAAAAAAAAAAAAAAAAAAAAABbQ29udGVudF9UeXBlc10ueG1sUEsBAi0AFAAGAAgAAAAhADj9&#10;If/WAAAAlAEAAAsAAAAAAAAAAAAAAAAALwEAAF9yZWxzLy5yZWxzUEsBAi0AFAAGAAgAAAAhAHxR&#10;7L7aAQAAmAMAAA4AAAAAAAAAAAAAAAAALgIAAGRycy9lMm9Eb2MueG1sUEsBAi0AFAAGAAgAAAAh&#10;AO2T1PjdAAAACAEAAA8AAAAAAAAAAAAAAAAANAQAAGRycy9kb3ducmV2LnhtbFBLBQYAAAAABAAE&#10;APMAAAA+BQAAAAA=&#10;" filled="f" stroked="f">
+            <v:shape w14:anchorId="061AE2D4" id="Поле 33" o:spid="_x0000_s1043" type="#_x0000_t202" style="position:absolute;margin-left:-28.4pt;margin-top:-10.25pt;width:56.8pt;height:14.2pt;z-index:251706368;visibility:visible;mso-wrap-style:square;mso-width-percent:0;mso-height-percent:0;mso-wrap-distance-left:9pt;mso-wrap-distance-top:0;mso-wrap-distance-right:9pt;mso-wrap-distance-bottom:0;mso-position-horizontal:absolute;mso-position-horizontal-relative:text;mso-position-vertical:absolute;mso-position-vertical-relative:text;mso-width-percent:0;mso-height-percent:0;mso-width-relative:page;mso-height-relative:page;v-text-anchor:top" o:gfxdata="UEsDBBQABgAIAAAAIQC2gziS/gAAAOEBAAATAAAAW0NvbnRlbnRfVHlwZXNdLnhtbJSRQU7DMBBF&#10;90jcwfIWJU67QAgl6YK0S0CoHGBkTxKLZGx5TGhvj5O2G0SRWNoz/78nu9wcxkFMGNg6quQqL6RA&#10;0s5Y6ir5vt9lD1JwBDIwOMJKHpHlpr69KfdHjyxSmriSfYz+USnWPY7AufNIadK6MEJMx9ApD/oD&#10;OlTrorhX2lFEilmcO2RdNtjC5xDF9pCuTyYBB5bi6bQ4syoJ3g9WQ0ymaiLzg5KdCXlKLjvcW893&#10;SUOqXwnz5DrgnHtJTxOsQfEKIT7DmDSUCaxw7Rqn8787ZsmRM9e2VmPeBN4uqYvTtW7jvijg9N/y&#10;JsXecLq0q+WD6m8AAAD//wMAUEsDBBQABgAIAAAAIQA4/SH/1gAAAJQBAAALAAAAX3JlbHMvLnJl&#10;bHOkkMFqwzAMhu+DvYPRfXGawxijTi+j0GvpHsDYimMaW0Yy2fr2M4PBMnrbUb/Q94l/f/hMi1qR&#10;JVI2sOt6UJgd+ZiDgffL8ekFlFSbvV0oo4EbChzGx4f9GRdb25HMsYhqlCwG5lrLq9biZkxWOiqY&#10;22YiTra2kYMu1l1tQD30/bPm3wwYN0x18gb45AdQl1tp5j/sFB2T0FQ7R0nTNEV3j6o9feQzro1i&#10;OWA14Fm+Q8a1a8+Bvu/d/dMb2JY5uiPbhG/ktn4cqGU/er3pcvwCAAD//wMAUEsDBBQABgAIAAAA&#10;IQB8Uey+2gEAAJgDAAAOAAAAZHJzL2Uyb0RvYy54bWysU9tu2zAMfR+wfxD0vthOh7Yw4hRdiw4D&#10;uq1Atw9QZNkWZosaqcTOvn6UHKe7vA17EWhSOjznkN7cTEMvDgbJgqtkscqlME5DbV1bya9fHt5c&#10;S0FBuVr14Ewlj4bkzfb1q83oS7OGDvraoGAQR+XoK9mF4MssI92ZQdEKvHFcbAAHFfgT26xGNTL6&#10;0GfrPL/MRsDaI2hDxNn7uSi3Cb9pjA6fm4ZMEH0lmVtIJ6ZzF89su1Fli8p3Vp9oqH9gMSjruOkZ&#10;6l4FJfZo/4IarEYgaMJKw5BB01htkgZWU+R/qHnulDdJC5tD/mwT/T9Y/enw7J9QhOkdTDzAJIL8&#10;I+hvJBzcdcq15hYRxs6omhsX0bJs9FSenkarqaQIshs/Qs1DVvsACWhqcIiusE7B6DyA49l0MwWh&#10;OXm1Li4uuaK5VFznF2/TUDJVLo89UnhvYBAxqCTyTBO4OjxSiGRUuVyJvRw82L5Pc+3dbwm+GDOJ&#10;fOQ7Mw/TbhK25uZXUVoUs4P6yHIQ5nXh9eagA/whxcirUkn6vldopOg/OLYk7tUS4BLslkA5zU8r&#10;GaSYw7sw79/eo207Rp5Nd3DLtjU2SXphceLL409KT6sa9+vX73Tr5Yfa/gQAAP//AwBQSwMEFAAG&#10;AAgAAAAhAO2T1PjdAAAACAEAAA8AAABkcnMvZG93bnJldi54bWxMj0FPwzAMhe9I/IfIk7ht6Sat&#10;sNJ0mhCckBBdOXBMG6+N1jilybby7zFc2M1+fnrvc76dXC/OOAbrScFykYBAaryx1Cr4qF7mDyBC&#10;1GR07wkVfGOAbXF7k+vM+AuVeN7HVnAIhUwr6GIcMilD06HTYeEHJL4d/Oh05HVspRn1hcNdL1dJ&#10;kkqnLXFDpwd86rA57k9Owe6Tymf79Va/l4fSVtUmodf0qNTdbNo9gog4xX8z/OIzOhTMVPsTmSB6&#10;BfN1yuiRh1WyBsGOP6FWcL8BWeTy+oHiBwAA//8DAFBLAQItABQABgAIAAAAIQC2gziS/gAAAOEB&#10;AAATAAAAAAAAAAAAAAAAAAAAAABbQ29udGVudF9UeXBlc10ueG1sUEsBAi0AFAAGAAgAAAAhADj9&#10;If/WAAAAlAEAAAsAAAAAAAAAAAAAAAAALwEAAF9yZWxzLy5yZWxzUEsBAi0AFAAGAAgAAAAhAHxR&#10;7L7aAQAAmAMAAA4AAAAAAAAAAAAAAAAALgIAAGRycy9lMm9Eb2MueG1sUEsBAi0AFAAGAAgAAAAh&#10;AO2T1PjdAAAACAEAAA8AAAAAAAAAAAAAAAAANAQAAGRycy9kb3ducmV2LnhtbFBLBQYAAAAABAAE&#10;APMAAAA+BQAAAAA=&#10;" filled="f" stroked="f">
               <v:textbox inset="0,0,0,0">
                 <w:txbxContent>
                   <w:p>
@@ -4451,7 +4947,7 @@
         </mc:Choice>
         <mc:Fallback>
           <w:pict>
-            <v:shape w14:anchorId="58D87D3E" id="Поле 32" o:spid="_x0000_s1044" type="#_x0000_t202" style="position:absolute;left:0;text-align:left;margin-left:28.4pt;margin-top:-24.3pt;width:56.8pt;height:21.3pt;z-index:251707392;visibility:visible;mso-wrap-style:square;mso-width-percent:0;mso-height-percent:0;mso-wrap-distance-left:9pt;mso-wrap-distance-top:0;mso-wrap-distance-right:9pt;mso-wrap-distance-bottom:0;mso-position-horizontal:absolute;mso-position-horizontal-relative:text;mso-position-vertical:absolute;mso-position-vertical-relative:text;mso-width-percent:0;mso-height-percent:0;mso-width-relative:page;mso-height-relative:page;v-text-anchor:top" o:gfxdata="UEsDBBQABgAIAAAAIQC2gziS/gAAAOEBAAATAAAAW0NvbnRlbnRfVHlwZXNdLnhtbJSRQU7DMBBF&#10;90jcwfIWJU67QAgl6YK0S0CoHGBkTxKLZGx5TGhvj5O2G0SRWNoz/78nu9wcxkFMGNg6quQqL6RA&#10;0s5Y6ir5vt9lD1JwBDIwOMJKHpHlpr69KfdHjyxSmriSfYz+USnWPY7AufNIadK6MEJMx9ApD/oD&#10;OlTrorhX2lFEilmcO2RdNtjC5xDF9pCuTyYBB5bi6bQ4syoJ3g9WQ0ymaiLzg5KdCXlKLjvcW893&#10;SUOqXwnz5DrgnHtJTxOsQfEKIT7DmDSUCaxw7Rqn8787ZsmRM9e2VmPeBN4uqYvTtW7jvijg9N/y&#10;JsXecLq0q+WD6m8AAAD//wMAUEsDBBQABgAIAAAAIQA4/SH/1gAAAJQBAAALAAAAX3JlbHMvLnJl&#10;bHOkkMFqwzAMhu+DvYPRfXGawxijTi+j0GvpHsDYimMaW0Yy2fr2M4PBMnrbUb/Q94l/f/hMi1qR&#10;JVI2sOt6UJgd+ZiDgffL8ekFlFSbvV0oo4EbChzGx4f9GRdb25HMsYhqlCwG5lrLq9biZkxWOiqY&#10;22YiTra2kYMu1l1tQD30/bPm3wwYN0x18gb45AdQl1tp5j/sFB2T0FQ7R0nTNEV3j6o9feQzro1i&#10;OWA14Fm+Q8a1a8+Bvu/d/dMb2JY5uiPbhG/ktn4cqGU/er3pcvwCAAD//wMAUEsDBBQABgAIAAAA&#10;IQDRPVOg2gEAAJgDAAAOAAAAZHJzL2Uyb0RvYy54bWysU9tu2zAMfR+wfxD0vtjOsLYw4hRdiw4D&#10;ugvQ9QMUWbaF2aJGKrGzrx8lx+nWvQ17EShSOjrnkNpcT0MvDgbJgqtkscqlME5DbV1byadv92+u&#10;pKCgXK16cKaSR0Pyevv61Wb0pVlDB31tUDCIo3L0lexC8GWWke7MoGgF3jguNoCDCrzFNqtRjYw+&#10;9Nk6zy+yEbD2CNoQcfZuLsptwm8ao8OXpiETRF9J5hbSimndxTXbblTZovKd1Sca6h9YDMo6fvQM&#10;daeCEnu0f0ENViMQNGGlYcigaaw2SQOrKfIXah475U3SwuaQP9tE/w9Wfz48+q8owvQeJm5gEkH+&#10;AfR3Eg5uO+Vac4MIY2dUzQ8X0bJs9FSerkarqaQIshs/Qc1NVvsACWhqcIiusE7B6NyA49l0MwWh&#10;OXm5Lt5ecEVzaX2ZvytSUzJVLpc9UvhgYBAxqCRyTxO4OjxQiGRUuRyJbzm4t32f+tq7PxJ8MGYS&#10;+ch3Zh6m3SRszcquorQoZgf1keUgzOPC481BB/hTipFHpZL0Y6/QSNF/dGxJnKslwCXYLYFymq9W&#10;Mkgxh7dhnr+9R9t2jDyb7uCGbWtskvTM4sSX25+UnkY1ztfv+3Tq+UNtfwEAAP//AwBQSwMEFAAG&#10;AAgAAAAhAIgsC+feAAAACQEAAA8AAABkcnMvZG93bnJldi54bWxMj8FOwzAQRO9I/IO1SNxau6iY&#10;ksapKgQnJEQaDhydeJtYjdchdtvw97gnetzZ0cybfDO5np1wDNaTgsVcAENqvLHUKviq3mYrYCFq&#10;Mrr3hAp+McCmuL3JdWb8mUo87WLLUgiFTCvoYhwyzkPTodNh7gek9Nv70emYzrHlZtTnFO56/iCE&#10;5E5bSg2dHvClw+awOzoF228qX+3PR/1Z7ktbVc+C3uVBqfu7absGFnGK/2a44Cd0KBJT7Y9kAusV&#10;PMpEHhXMlisJ7GJ4EktgdVKkAF7k/HpB8QcAAP//AwBQSwECLQAUAAYACAAAACEAtoM4kv4AAADh&#10;AQAAEwAAAAAAAAAAAAAAAAAAAAAAW0NvbnRlbnRfVHlwZXNdLnhtbFBLAQItABQABgAIAAAAIQA4&#10;/SH/1gAAAJQBAAALAAAAAAAAAAAAAAAAAC8BAABfcmVscy8ucmVsc1BLAQItABQABgAIAAAAIQDR&#10;PVOg2gEAAJgDAAAOAAAAAAAAAAAAAAAAAC4CAABkcnMvZTJvRG9jLnhtbFBLAQItABQABgAIAAAA&#10;IQCILAvn3gAAAAkBAAAPAAAAAAAAAAAAAAAAADQEAABkcnMvZG93bnJldi54bWxQSwUGAAAAAAQA&#10;BADzAAAAPwUAAAAA&#10;" filled="f" stroked="f">
+            <v:shape w14:anchorId="58D87D3E" id="Поле 32" o:spid="_x0000_s1044" type="#_x0000_t202" style="position:absolute;margin-left:28.4pt;margin-top:-24.3pt;width:56.8pt;height:21.3pt;z-index:251707392;visibility:visible;mso-wrap-style:square;mso-width-percent:0;mso-height-percent:0;mso-wrap-distance-left:9pt;mso-wrap-distance-top:0;mso-wrap-distance-right:9pt;mso-wrap-distance-bottom:0;mso-position-horizontal:absolute;mso-position-horizontal-relative:text;mso-position-vertical:absolute;mso-position-vertical-relative:text;mso-width-percent:0;mso-height-percent:0;mso-width-relative:page;mso-height-relative:page;v-text-anchor:top" o:gfxdata="UEsDBBQABgAIAAAAIQC2gziS/gAAAOEBAAATAAAAW0NvbnRlbnRfVHlwZXNdLnhtbJSRQU7DMBBF&#10;90jcwfIWJU67QAgl6YK0S0CoHGBkTxKLZGx5TGhvj5O2G0SRWNoz/78nu9wcxkFMGNg6quQqL6RA&#10;0s5Y6ir5vt9lD1JwBDIwOMJKHpHlpr69KfdHjyxSmriSfYz+USnWPY7AufNIadK6MEJMx9ApD/oD&#10;OlTrorhX2lFEilmcO2RdNtjC5xDF9pCuTyYBB5bi6bQ4syoJ3g9WQ0ymaiLzg5KdCXlKLjvcW893&#10;SUOqXwnz5DrgnHtJTxOsQfEKIT7DmDSUCaxw7Rqn8787ZsmRM9e2VmPeBN4uqYvTtW7jvijg9N/y&#10;JsXecLq0q+WD6m8AAAD//wMAUEsDBBQABgAIAAAAIQA4/SH/1gAAAJQBAAALAAAAX3JlbHMvLnJl&#10;bHOkkMFqwzAMhu+DvYPRfXGawxijTi+j0GvpHsDYimMaW0Yy2fr2M4PBMnrbUb/Q94l/f/hMi1qR&#10;JVI2sOt6UJgd+ZiDgffL8ekFlFSbvV0oo4EbChzGx4f9GRdb25HMsYhqlCwG5lrLq9biZkxWOiqY&#10;22YiTra2kYMu1l1tQD30/bPm3wwYN0x18gb45AdQl1tp5j/sFB2T0FQ7R0nTNEV3j6o9feQzro1i&#10;OWA14Fm+Q8a1a8+Bvu/d/dMb2JY5uiPbhG/ktn4cqGU/er3pcvwCAAD//wMAUEsDBBQABgAIAAAA&#10;IQDRPVOg2gEAAJgDAAAOAAAAZHJzL2Uyb0RvYy54bWysU9tu2zAMfR+wfxD0vtjOsLYw4hRdiw4D&#10;ugvQ9QMUWbaF2aJGKrGzrx8lx+nWvQ17EShSOjrnkNpcT0MvDgbJgqtkscqlME5DbV1byadv92+u&#10;pKCgXK16cKaSR0Pyevv61Wb0pVlDB31tUDCIo3L0lexC8GWWke7MoGgF3jguNoCDCrzFNqtRjYw+&#10;9Nk6zy+yEbD2CNoQcfZuLsptwm8ao8OXpiETRF9J5hbSimndxTXbblTZovKd1Sca6h9YDMo6fvQM&#10;daeCEnu0f0ENViMQNGGlYcigaaw2SQOrKfIXah475U3SwuaQP9tE/w9Wfz48+q8owvQeJm5gEkH+&#10;AfR3Eg5uO+Vac4MIY2dUzQ8X0bJs9FSerkarqaQIshs/Qc1NVvsACWhqcIiusE7B6NyA49l0MwWh&#10;OXm5Lt5ecEVzaX2ZvytSUzJVLpc9UvhgYBAxqCRyTxO4OjxQiGRUuRyJbzm4t32f+tq7PxJ8MGYS&#10;+ch3Zh6m3SRszcquorQoZgf1keUgzOPC481BB/hTipFHpZL0Y6/QSNF/dGxJnKslwCXYLYFymq9W&#10;Mkgxh7dhnr+9R9t2jDyb7uCGbWtskvTM4sSX25+UnkY1ztfv+3Tq+UNtfwEAAP//AwBQSwMEFAAG&#10;AAgAAAAhAIgsC+feAAAACQEAAA8AAABkcnMvZG93bnJldi54bWxMj8FOwzAQRO9I/IO1SNxau6iY&#10;ksapKgQnJEQaDhydeJtYjdchdtvw97gnetzZ0cybfDO5np1wDNaTgsVcAENqvLHUKviq3mYrYCFq&#10;Mrr3hAp+McCmuL3JdWb8mUo87WLLUgiFTCvoYhwyzkPTodNh7gek9Nv70emYzrHlZtTnFO56/iCE&#10;5E5bSg2dHvClw+awOzoF228qX+3PR/1Z7ktbVc+C3uVBqfu7absGFnGK/2a44Cd0KBJT7Y9kAusV&#10;PMpEHhXMlisJ7GJ4EktgdVKkAF7k/HpB8QcAAP//AwBQSwECLQAUAAYACAAAACEAtoM4kv4AAADh&#10;AQAAEwAAAAAAAAAAAAAAAAAAAAAAW0NvbnRlbnRfVHlwZXNdLnhtbFBLAQItABQABgAIAAAAIQA4&#10;/SH/1gAAAJQBAAALAAAAAAAAAAAAAAAAAC8BAABfcmVscy8ucmVsc1BLAQItABQABgAIAAAAIQDR&#10;PVOg2gEAAJgDAAAOAAAAAAAAAAAAAAAAAC4CAABkcnMvZTJvRG9jLnhtbFBLAQItABQABgAIAAAA&#10;IQCILAvn3gAAAAkBAAAPAAAAAAAAAAAAAAAAADQEAABkcnMvZG93bnJldi54bWxQSwUGAAAAAAQA&#10;BADzAAAAPwUAAAAA&#10;" filled="f" stroked="f">
               <v:textbox inset="0,0,0,0">
                 <w:txbxContent>
                   <w:p>
@@ -4639,7 +5135,7 @@
         </mc:Choice>
         <mc:Fallback>
           <w:pict>
-            <v:shape w14:anchorId="16228A8E" id="Поле 31" o:spid="_x0000_s1045" type="#_x0000_t202" style="position:absolute;left:0;text-align:left;margin-left:28.4pt;margin-top:-10.25pt;width:56.8pt;height:21.3pt;z-index:251708416;visibility:visible;mso-wrap-style:square;mso-width-percent:0;mso-height-percent:0;mso-wrap-distance-left:9pt;mso-wrap-distance-top:0;mso-wrap-distance-right:9pt;mso-wrap-distance-bottom:0;mso-position-horizontal:absolute;mso-position-horizontal-relative:text;mso-position-vertical:absolute;mso-position-vertical-relative:text;mso-width-percent:0;mso-height-percent:0;mso-width-relative:page;mso-height-relative:page;v-text-anchor:top" o:gfxdata="UEsDBBQABgAIAAAAIQC2gziS/gAAAOEBAAATAAAAW0NvbnRlbnRfVHlwZXNdLnhtbJSRQU7DMBBF&#10;90jcwfIWJU67QAgl6YK0S0CoHGBkTxKLZGx5TGhvj5O2G0SRWNoz/78nu9wcxkFMGNg6quQqL6RA&#10;0s5Y6ir5vt9lD1JwBDIwOMJKHpHlpr69KfdHjyxSmriSfYz+USnWPY7AufNIadK6MEJMx9ApD/oD&#10;OlTrorhX2lFEilmcO2RdNtjC5xDF9pCuTyYBB5bi6bQ4syoJ3g9WQ0ymaiLzg5KdCXlKLjvcW893&#10;SUOqXwnz5DrgnHtJTxOsQfEKIT7DmDSUCaxw7Rqn8787ZsmRM9e2VmPeBN4uqYvTtW7jvijg9N/y&#10;JsXecLq0q+WD6m8AAAD//wMAUEsDBBQABgAIAAAAIQA4/SH/1gAAAJQBAAALAAAAX3JlbHMvLnJl&#10;bHOkkMFqwzAMhu+DvYPRfXGawxijTi+j0GvpHsDYimMaW0Yy2fr2M4PBMnrbUb/Q94l/f/hMi1qR&#10;JVI2sOt6UJgd+ZiDgffL8ekFlFSbvV0oo4EbChzGx4f9GRdb25HMsYhqlCwG5lrLq9biZkxWOiqY&#10;22YiTra2kYMu1l1tQD30/bPm3wwYN0x18gb45AdQl1tp5j/sFB2T0FQ7R0nTNEV3j6o9feQzro1i&#10;OWA14Fm+Q8a1a8+Bvu/d/dMb2JY5uiPbhG/ktn4cqGU/er3pcvwCAAD//wMAUEsDBBQABgAIAAAA&#10;IQBiz/n12gEAAJgDAAAOAAAAZHJzL2Uyb0RvYy54bWysU9tu1DAQfUfiHyy/s9ksooVos1VpVYRU&#10;LlLhAxzHSSwSj5nxbrJ8PWNnswX6VvFijWfs43POjLdX09CLg0Gy4EqZr9ZSGKehtq4t5fdvd6/e&#10;SkFBuVr14Ewpj4bk1e7li+3oC7OBDvraoGAQR8XoS9mF4IssI92ZQdEKvHFcbAAHFXiLbVajGhl9&#10;6LPNen2RjYC1R9CGiLO3c1HuEn7TGB2+NA2ZIPpSMreQVkxrFddst1VFi8p3Vp9oqGewGJR1/OgZ&#10;6lYFJfZon0ANViMQNGGlYcigaaw2SQOrydf/qHnolDdJC5tD/mwT/T9Y/fnw4L+iCNN7mLiBSQT5&#10;e9A/SDi46ZRrzTUijJ1RNT+cR8uy0VNxuhqtpoIiSDV+gpqbrPYBEtDU4BBdYZ2C0bkBx7PpZgpC&#10;c/Jyk7++4Irm0uZy/SZPTclUsVz2SOGDgUHEoJTIPU3g6nBPIZJRxXIkvuXgzvZ96mvv/krwwZhJ&#10;5CPfmXmYqknYmpW9i9KimArqI8tBmMeFx5uDDvCXFCOPSinp516hkaL/6NiSOFdLgEtQLYFymq+W&#10;Mkgxhzdhnr+9R9t2jDyb7uCabWtskvTI4sSX25+UnkY1ztef+3Tq8UPtfgMAAP//AwBQSwMEFAAG&#10;AAgAAAAhAAUMY1reAAAACQEAAA8AAABkcnMvZG93bnJldi54bWxMj8FOwzAQRO9I/IO1SNxauxEN&#10;ELKpKgQnJEQaDhydZJtYjdchdtvw97gnOI5mNPMm38x2ECeavHGMsFoqEMSNaw13CJ/V6+IBhA+a&#10;Wz04JoQf8rAprq9ynbXuzCWddqETsYR9phH6EMZMSt/0ZLVfupE4ens3WR2inDrZTvocy+0gE6VS&#10;abXhuNDrkZ57ag67o0XYfnH5Yr7f649yX5qqelT8lh4Qb2/m7ROIQHP4C8MFP6JDEZlqd+TWiwFh&#10;nUbygLBI1BrEJXCv7kDUCEmyAlnk8v+D4hcAAP//AwBQSwECLQAUAAYACAAAACEAtoM4kv4AAADh&#10;AQAAEwAAAAAAAAAAAAAAAAAAAAAAW0NvbnRlbnRfVHlwZXNdLnhtbFBLAQItABQABgAIAAAAIQA4&#10;/SH/1gAAAJQBAAALAAAAAAAAAAAAAAAAAC8BAABfcmVscy8ucmVsc1BLAQItABQABgAIAAAAIQBi&#10;z/n12gEAAJgDAAAOAAAAAAAAAAAAAAAAAC4CAABkcnMvZTJvRG9jLnhtbFBLAQItABQABgAIAAAA&#10;IQAFDGNa3gAAAAkBAAAPAAAAAAAAAAAAAAAAADQEAABkcnMvZG93bnJldi54bWxQSwUGAAAAAAQA&#10;BADzAAAAPwUAAAAA&#10;" filled="f" stroked="f">
+            <v:shape w14:anchorId="16228A8E" id="Поле 31" o:spid="_x0000_s1045" type="#_x0000_t202" style="position:absolute;margin-left:28.4pt;margin-top:-10.25pt;width:56.8pt;height:21.3pt;z-index:251708416;visibility:visible;mso-wrap-style:square;mso-width-percent:0;mso-height-percent:0;mso-wrap-distance-left:9pt;mso-wrap-distance-top:0;mso-wrap-distance-right:9pt;mso-wrap-distance-bottom:0;mso-position-horizontal:absolute;mso-position-horizontal-relative:text;mso-position-vertical:absolute;mso-position-vertical-relative:text;mso-width-percent:0;mso-height-percent:0;mso-width-relative:page;mso-height-relative:page;v-text-anchor:top" o:gfxdata="UEsDBBQABgAIAAAAIQC2gziS/gAAAOEBAAATAAAAW0NvbnRlbnRfVHlwZXNdLnhtbJSRQU7DMBBF&#10;90jcwfIWJU67QAgl6YK0S0CoHGBkTxKLZGx5TGhvj5O2G0SRWNoz/78nu9wcxkFMGNg6quQqL6RA&#10;0s5Y6ir5vt9lD1JwBDIwOMJKHpHlpr69KfdHjyxSmriSfYz+USnWPY7AufNIadK6MEJMx9ApD/oD&#10;OlTrorhX2lFEilmcO2RdNtjC5xDF9pCuTyYBB5bi6bQ4syoJ3g9WQ0ymaiLzg5KdCXlKLjvcW893&#10;SUOqXwnz5DrgnHtJTxOsQfEKIT7DmDSUCaxw7Rqn8787ZsmRM9e2VmPeBN4uqYvTtW7jvijg9N/y&#10;JsXecLq0q+WD6m8AAAD//wMAUEsDBBQABgAIAAAAIQA4/SH/1gAAAJQBAAALAAAAX3JlbHMvLnJl&#10;bHOkkMFqwzAMhu+DvYPRfXGawxijTi+j0GvpHsDYimMaW0Yy2fr2M4PBMnrbUb/Q94l/f/hMi1qR&#10;JVI2sOt6UJgd+ZiDgffL8ekFlFSbvV0oo4EbChzGx4f9GRdb25HMsYhqlCwG5lrLq9biZkxWOiqY&#10;22YiTra2kYMu1l1tQD30/bPm3wwYN0x18gb45AdQl1tp5j/sFB2T0FQ7R0nTNEV3j6o9feQzro1i&#10;OWA14Fm+Q8a1a8+Bvu/d/dMb2JY5uiPbhG/ktn4cqGU/er3pcvwCAAD//wMAUEsDBBQABgAIAAAA&#10;IQBiz/n12gEAAJgDAAAOAAAAZHJzL2Uyb0RvYy54bWysU9tu1DAQfUfiHyy/s9ksooVos1VpVYRU&#10;LlLhAxzHSSwSj5nxbrJ8PWNnswX6VvFijWfs43POjLdX09CLg0Gy4EqZr9ZSGKehtq4t5fdvd6/e&#10;SkFBuVr14Ewpj4bk1e7li+3oC7OBDvraoGAQR8XoS9mF4IssI92ZQdEKvHFcbAAHFXiLbVajGhl9&#10;6LPNen2RjYC1R9CGiLO3c1HuEn7TGB2+NA2ZIPpSMreQVkxrFddst1VFi8p3Vp9oqGewGJR1/OgZ&#10;6lYFJfZon0ANViMQNGGlYcigaaw2SQOrydf/qHnolDdJC5tD/mwT/T9Y/fnw4L+iCNN7mLiBSQT5&#10;e9A/SDi46ZRrzTUijJ1RNT+cR8uy0VNxuhqtpoIiSDV+gpqbrPYBEtDU4BBdYZ2C0bkBx7PpZgpC&#10;c/Jyk7++4Irm0uZy/SZPTclUsVz2SOGDgUHEoJTIPU3g6nBPIZJRxXIkvuXgzvZ96mvv/krwwZhJ&#10;5CPfmXmYqknYmpW9i9KimArqI8tBmMeFx5uDDvCXFCOPSinp516hkaL/6NiSOFdLgEtQLYFymq+W&#10;Mkgxhzdhnr+9R9t2jDyb7uCabWtskvTI4sSX25+UnkY1ztef+3Tq8UPtfgMAAP//AwBQSwMEFAAG&#10;AAgAAAAhAAUMY1reAAAACQEAAA8AAABkcnMvZG93bnJldi54bWxMj8FOwzAQRO9I/IO1SNxauxEN&#10;ELKpKgQnJEQaDhydZJtYjdchdtvw97gnOI5mNPMm38x2ECeavHGMsFoqEMSNaw13CJ/V6+IBhA+a&#10;Wz04JoQf8rAprq9ynbXuzCWddqETsYR9phH6EMZMSt/0ZLVfupE4ens3WR2inDrZTvocy+0gE6VS&#10;abXhuNDrkZ57ag67o0XYfnH5Yr7f649yX5qqelT8lh4Qb2/m7ROIQHP4C8MFP6JDEZlqd+TWiwFh&#10;nUbygLBI1BrEJXCv7kDUCEmyAlnk8v+D4hcAAP//AwBQSwECLQAUAAYACAAAACEAtoM4kv4AAADh&#10;AQAAEwAAAAAAAAAAAAAAAAAAAAAAW0NvbnRlbnRfVHlwZXNdLnhtbFBLAQItABQABgAIAAAAIQA4&#10;/SH/1gAAAJQBAAALAAAAAAAAAAAAAAAAAC8BAABfcmVscy8ucmVsc1BLAQItABQABgAIAAAAIQBi&#10;z/n12gEAAJgDAAAOAAAAAAAAAAAAAAAAAC4CAABkcnMvZTJvRG9jLnhtbFBLAQItABQABgAIAAAA&#10;IQAFDGNa3gAAAAkBAAAPAAAAAAAAAAAAAAAAADQEAABkcnMvZG93bnJldi54bWxQSwUGAAAAAAQA&#10;BADzAAAAPwUAAAAA&#10;" filled="f" stroked="f">
               <v:textbox inset="0,0,0,0">
                 <w:txbxContent>
                   <w:p>
@@ -4805,7 +5301,7 @@
         </mc:Choice>
         <mc:Fallback>
           <w:pict>
-            <v:shape w14:anchorId="575F2F5B" id="Поле 30" o:spid="_x0000_s1046" type="#_x0000_t202" style="position:absolute;left:0;text-align:left;margin-left:156.2pt;margin-top:-1.35pt;width:190.4pt;height:31.25pt;z-index:251714560;visibility:visible;mso-wrap-style:square;mso-width-percent:0;mso-height-percent:0;mso-wrap-distance-left:9pt;mso-wrap-distance-top:0;mso-wrap-distance-right:9pt;mso-wrap-distance-bottom:0;mso-position-horizontal:absolute;mso-position-horizontal-relative:text;mso-position-vertical:absolute;mso-position-vertical-relative:text;mso-width-percent:0;mso-height-percent:0;mso-width-relative:page;mso-height-relative:page;v-text-anchor:top" o:gfxdata="UEsDBBQABgAIAAAAIQC2gziS/gAAAOEBAAATAAAAW0NvbnRlbnRfVHlwZXNdLnhtbJSRQU7DMBBF&#10;90jcwfIWJU67QAgl6YK0S0CoHGBkTxKLZGx5TGhvj5O2G0SRWNoz/78nu9wcxkFMGNg6quQqL6RA&#10;0s5Y6ir5vt9lD1JwBDIwOMJKHpHlpr69KfdHjyxSmriSfYz+USnWPY7AufNIadK6MEJMx9ApD/oD&#10;OlTrorhX2lFEilmcO2RdNtjC5xDF9pCuTyYBB5bi6bQ4syoJ3g9WQ0ymaiLzg5KdCXlKLjvcW893&#10;SUOqXwnz5DrgnHtJTxOsQfEKIT7DmDSUCaxw7Rqn8787ZsmRM9e2VmPeBN4uqYvTtW7jvijg9N/y&#10;JsXecLq0q+WD6m8AAAD//wMAUEsDBBQABgAIAAAAIQA4/SH/1gAAAJQBAAALAAAAX3JlbHMvLnJl&#10;bHOkkMFqwzAMhu+DvYPRfXGawxijTi+j0GvpHsDYimMaW0Yy2fr2M4PBMnrbUb/Q94l/f/hMi1qR&#10;JVI2sOt6UJgd+ZiDgffL8ekFlFSbvV0oo4EbChzGx4f9GRdb25HMsYhqlCwG5lrLq9biZkxWOiqY&#10;22YiTra2kYMu1l1tQD30/bPm3wwYN0x18gb45AdQl1tp5j/sFB2T0FQ7R0nTNEV3j6o9feQzro1i&#10;OWA14Fm+Q8a1a8+Bvu/d/dMb2JY5uiPbhG/ktn4cqGU/er3pcvwCAAD//wMAUEsDBBQABgAIAAAA&#10;IQB4n5Jo2gEAAJkDAAAOAAAAZHJzL2Uyb0RvYy54bWysU1Fv0zAQfkfiP1h+p0kLjBI1ncamIaQx&#10;kMZ+wMVxGovEZ85uk/LrOTtNB+wN8WJd7uzvvu+7y+Zy7Dtx0OQN2lIuF7kU2iqsjd2V8vHb7au1&#10;FD6AraFDq0t51F5ebl++2Ayu0Ctssas1CQaxvhhcKdsQXJFlXrW6B79Apy0XG6QeAn/SLqsJBkbv&#10;u2yV5xfZgFQ7QqW95+zNVJTbhN80WoUvTeN1EF0pmVtIJ6Wzime23UCxI3CtUSca8A8sejCWm56h&#10;biCA2JN5BtUbReixCQuFfYZNY5ROGljNMv9LzUMLTictbI53Z5v8/4NV94cH95VEGD/gyANMIry7&#10;Q/XdC4vXLdidviLCodVQc+NltCwbnC9OT6PVvvARpBo+Y81Dhn3ABDQ21EdXWKdgdB7A8Wy6HoNQ&#10;nFy9Wa7zNZcU116/v1i/e5taQDG/duTDR429iEEpiYea0OFw50NkA8V8JTazeGu6Lg22s38k+GLM&#10;JPaR8EQ9jNUoTM1M0jpENRXWR9ZDOO0L7zcHLdJPKQbelVL6H3sgLUX3ybIncbHmgOagmgOwip+W&#10;MkgxhddhWsC9I7NrGXly3eIV+9aYJOmJxYkvzz8pPe1qXLDfv9Otpz9q+wsAAP//AwBQSwMEFAAG&#10;AAgAAAAhALo6zX3gAAAACQEAAA8AAABkcnMvZG93bnJldi54bWxMj0FPg0AQhe8m/ofNmHhrl1LF&#10;ggxNY/RkYqR48LiwUyBlZ5HdtvjvXU96nLwv732Tb2cziDNNrreMsFpGIIgbq3tuET6ql8UGhPOK&#10;tRosE8I3OdgW11e5yrS9cEnnvW9FKGGXKYTO+zGT0jUdGeWWdiQO2cFORvlwTq3Uk7qEcjPIOIoS&#10;aVTPYaFTIz111Bz3J4Ow++Tyuf96q9/LQ9lXVRrxa3JEvL2Zd48gPM3+D4Zf/aAORXCq7Ym1EwPC&#10;ehXfBRRhET+ACECSrmMQNcJ9ugFZ5PL/B8UPAAAA//8DAFBLAQItABQABgAIAAAAIQC2gziS/gAA&#10;AOEBAAATAAAAAAAAAAAAAAAAAAAAAABbQ29udGVudF9UeXBlc10ueG1sUEsBAi0AFAAGAAgAAAAh&#10;ADj9If/WAAAAlAEAAAsAAAAAAAAAAAAAAAAALwEAAF9yZWxzLy5yZWxzUEsBAi0AFAAGAAgAAAAh&#10;AHifkmjaAQAAmQMAAA4AAAAAAAAAAAAAAAAALgIAAGRycy9lMm9Eb2MueG1sUEsBAi0AFAAGAAgA&#10;AAAhALo6zX3gAAAACQEAAA8AAAAAAAAAAAAAAAAANAQAAGRycy9kb3ducmV2LnhtbFBLBQYAAAAA&#10;BAAEAPMAAABBBQAAAAA=&#10;" filled="f" stroked="f">
+            <v:shape w14:anchorId="575F2F5B" id="Поле 30" o:spid="_x0000_s1046" type="#_x0000_t202" style="position:absolute;margin-left:156.2pt;margin-top:-1.35pt;width:190.4pt;height:31.25pt;z-index:251714560;visibility:visible;mso-wrap-style:square;mso-width-percent:0;mso-height-percent:0;mso-wrap-distance-left:9pt;mso-wrap-distance-top:0;mso-wrap-distance-right:9pt;mso-wrap-distance-bottom:0;mso-position-horizontal:absolute;mso-position-horizontal-relative:text;mso-position-vertical:absolute;mso-position-vertical-relative:text;mso-width-percent:0;mso-height-percent:0;mso-width-relative:page;mso-height-relative:page;v-text-anchor:top" o:gfxdata="UEsDBBQABgAIAAAAIQC2gziS/gAAAOEBAAATAAAAW0NvbnRlbnRfVHlwZXNdLnhtbJSRQU7DMBBF&#10;90jcwfIWJU67QAgl6YK0S0CoHGBkTxKLZGx5TGhvj5O2G0SRWNoz/78nu9wcxkFMGNg6quQqL6RA&#10;0s5Y6ir5vt9lD1JwBDIwOMJKHpHlpr69KfdHjyxSmriSfYz+USnWPY7AufNIadK6MEJMx9ApD/oD&#10;OlTrorhX2lFEilmcO2RdNtjC5xDF9pCuTyYBB5bi6bQ4syoJ3g9WQ0ymaiLzg5KdCXlKLjvcW893&#10;SUOqXwnz5DrgnHtJTxOsQfEKIT7DmDSUCaxw7Rqn8787ZsmRM9e2VmPeBN4uqYvTtW7jvijg9N/y&#10;JsXecLq0q+WD6m8AAAD//wMAUEsDBBQABgAIAAAAIQA4/SH/1gAAAJQBAAALAAAAX3JlbHMvLnJl&#10;bHOkkMFqwzAMhu+DvYPRfXGawxijTi+j0GvpHsDYimMaW0Yy2fr2M4PBMnrbUb/Q94l/f/hMi1qR&#10;JVI2sOt6UJgd+ZiDgffL8ekFlFSbvV0oo4EbChzGx4f9GRdb25HMsYhqlCwG5lrLq9biZkxWOiqY&#10;22YiTra2kYMu1l1tQD30/bPm3wwYN0x18gb45AdQl1tp5j/sFB2T0FQ7R0nTNEV3j6o9feQzro1i&#10;OWA14Fm+Q8a1a8+Bvu/d/dMb2JY5uiPbhG/ktn4cqGU/er3pcvwCAAD//wMAUEsDBBQABgAIAAAA&#10;IQB4n5Jo2gEAAJkDAAAOAAAAZHJzL2Uyb0RvYy54bWysU1Fv0zAQfkfiP1h+p0kLjBI1ncamIaQx&#10;kMZ+wMVxGovEZ85uk/LrOTtNB+wN8WJd7uzvvu+7y+Zy7Dtx0OQN2lIuF7kU2iqsjd2V8vHb7au1&#10;FD6AraFDq0t51F5ebl++2Ayu0Ctssas1CQaxvhhcKdsQXJFlXrW6B79Apy0XG6QeAn/SLqsJBkbv&#10;u2yV5xfZgFQ7QqW95+zNVJTbhN80WoUvTeN1EF0pmVtIJ6Wzime23UCxI3CtUSca8A8sejCWm56h&#10;biCA2JN5BtUbReixCQuFfYZNY5ROGljNMv9LzUMLTictbI53Z5v8/4NV94cH95VEGD/gyANMIry7&#10;Q/XdC4vXLdidviLCodVQc+NltCwbnC9OT6PVvvARpBo+Y81Dhn3ABDQ21EdXWKdgdB7A8Wy6HoNQ&#10;nFy9Wa7zNZcU116/v1i/e5taQDG/duTDR429iEEpiYea0OFw50NkA8V8JTazeGu6Lg22s38k+GLM&#10;JPaR8EQ9jNUoTM1M0jpENRXWR9ZDOO0L7zcHLdJPKQbelVL6H3sgLUX3ybIncbHmgOagmgOwip+W&#10;MkgxhddhWsC9I7NrGXly3eIV+9aYJOmJxYkvzz8pPe1qXLDfv9Otpz9q+wsAAP//AwBQSwMEFAAG&#10;AAgAAAAhALo6zX3gAAAACQEAAA8AAABkcnMvZG93bnJldi54bWxMj0FPg0AQhe8m/ofNmHhrl1LF&#10;ggxNY/RkYqR48LiwUyBlZ5HdtvjvXU96nLwv732Tb2cziDNNrreMsFpGIIgbq3tuET6ql8UGhPOK&#10;tRosE8I3OdgW11e5yrS9cEnnvW9FKGGXKYTO+zGT0jUdGeWWdiQO2cFORvlwTq3Uk7qEcjPIOIoS&#10;aVTPYaFTIz111Bz3J4Ow++Tyuf96q9/LQ9lXVRrxa3JEvL2Zd48gPM3+D4Zf/aAORXCq7Ym1EwPC&#10;ehXfBRRhET+ACECSrmMQNcJ9ugFZ5PL/B8UPAAAA//8DAFBLAQItABQABgAIAAAAIQC2gziS/gAA&#10;AOEBAAATAAAAAAAAAAAAAAAAAAAAAABbQ29udGVudF9UeXBlc10ueG1sUEsBAi0AFAAGAAgAAAAh&#10;ADj9If/WAAAAlAEAAAsAAAAAAAAAAAAAAAAALwEAAF9yZWxzLy5yZWxzUEsBAi0AFAAGAAgAAAAh&#10;AHifkmjaAQAAmQMAAA4AAAAAAAAAAAAAAAAALgIAAGRycy9lMm9Eb2MueG1sUEsBAi0AFAAGAAgA&#10;AAAhALo6zX3gAAAACQEAAA8AAAAAAAAAAAAAAAAANAQAAGRycy9kb3ducmV2LnhtbFBLBQYAAAAA&#10;BAAEAPMAAABBBQAAAAA=&#10;" filled="f" stroked="f">
               <v:textbox inset="0,0,0,0">
                 <w:txbxContent>
                   <w:p>
@@ -4937,7 +5433,7 @@
         </mc:Choice>
         <mc:Fallback>
           <w:pict>
-            <v:shape w14:anchorId="549C4598" id="Поле 29" o:spid="_x0000_s1047" type="#_x0000_t202" style="position:absolute;left:0;text-align:left;margin-left:355pt;margin-top:-36.85pt;width:42.6pt;height:28.4pt;z-index:251697152;visibility:visible;mso-wrap-style:square;mso-width-percent:0;mso-height-percent:0;mso-wrap-distance-left:9pt;mso-wrap-distance-top:0;mso-wrap-distance-right:9pt;mso-wrap-distance-bottom:0;mso-position-horizontal:absolute;mso-position-horizontal-relative:text;mso-position-vertical:absolute;mso-position-vertical-relative:text;mso-width-percent:0;mso-height-percent:0;mso-width-relative:page;mso-height-relative:page;v-text-anchor:top" o:gfxdata="UEsDBBQABgAIAAAAIQC2gziS/gAAAOEBAAATAAAAW0NvbnRlbnRfVHlwZXNdLnhtbJSRQU7DMBBF&#10;90jcwfIWJU67QAgl6YK0S0CoHGBkTxKLZGx5TGhvj5O2G0SRWNoz/78nu9wcxkFMGNg6quQqL6RA&#10;0s5Y6ir5vt9lD1JwBDIwOMJKHpHlpr69KfdHjyxSmriSfYz+USnWPY7AufNIadK6MEJMx9ApD/oD&#10;OlTrorhX2lFEilmcO2RdNtjC5xDF9pCuTyYBB5bi6bQ4syoJ3g9WQ0ymaiLzg5KdCXlKLjvcW893&#10;SUOqXwnz5DrgnHtJTxOsQfEKIT7DmDSUCaxw7Rqn8787ZsmRM9e2VmPeBN4uqYvTtW7jvijg9N/y&#10;JsXecLq0q+WD6m8AAAD//wMAUEsDBBQABgAIAAAAIQA4/SH/1gAAAJQBAAALAAAAX3JlbHMvLnJl&#10;bHOkkMFqwzAMhu+DvYPRfXGawxijTi+j0GvpHsDYimMaW0Yy2fr2M4PBMnrbUb/Q94l/f/hMi1qR&#10;JVI2sOt6UJgd+ZiDgffL8ekFlFSbvV0oo4EbChzGx4f9GRdb25HMsYhqlCwG5lrLq9biZkxWOiqY&#10;22YiTra2kYMu1l1tQD30/bPm3wwYN0x18gb45AdQl1tp5j/sFB2T0FQ7R0nTNEV3j6o9feQzro1i&#10;OWA14Fm+Q8a1a8+Bvu/d/dMb2JY5uiPbhG/ktn4cqGU/er3pcvwCAAD//wMAUEsDBBQABgAIAAAA&#10;IQCghdLE2QEAAJgDAAAOAAAAZHJzL2Uyb0RvYy54bWysU9uO0zAQfUfiHyy/06QFqlXUdLXsahHS&#10;AistfIDjOIlF4jEzbpPy9YydpsvlDfFijWfs43POjHfX09CLo0Gy4Eq5XuVSGKehtq4t5dcv96+u&#10;pKCgXK16cKaUJ0Pyev/yxW70hdlAB31tUDCIo2L0pexC8EWWke7MoGgF3jguNoCDCrzFNqtRjYw+&#10;9Nkmz7fZCFh7BG2IOHs3F+U+4TeN0eFz05AJoi8lcwtpxbRWcc32O1W0qHxn9ZmG+gcWg7KOH71A&#10;3amgxAHtX1CD1QgETVhpGDJoGqtN0sBq1vkfap465U3SwuaQv9hE/w9Wfzo++UcUYXoHEzcwiSD/&#10;APobCQe3nXKtuUGEsTOq5ofX0bJs9FScr0arqaAIUo0foeYmq0OABDQ1OERXWKdgdG7A6WK6mYLQ&#10;nHz7Zp1vuKK59Hqbb69SUzJVLJc9UnhvYBAxKCVyTxO4Oj5QiGRUsRyJbzm4t32f+tq73xJ8MGYS&#10;+ch3Zh6mahK2LuUmSYtiKqhPLAdhHhcebw46wB9SjDwqpaTvB4VGiv6DY0viXC0BLkG1BMppvlrK&#10;IMUc3oZ5/g4ebdsx8my6gxu2rbFJ0jOLM19uf1J6HtU4X7/u06nnD7X/CQAA//8DAFBLAwQUAAYA&#10;CAAAACEAku16x+EAAAALAQAADwAAAGRycy9kb3ducmV2LnhtbEyPwU7DMBBE70j8g7VI3Fo7RSQk&#10;xKkqBCckRBoOHJ3YTazG6xC7bfh7lhMcZ2c0+6bcLm5kZzMH61FCshbADHZeW+wlfDQvqwdgISrU&#10;avRoJHybANvq+qpUhfYXrM15H3tGJRgKJWGIcSo4D91gnAprPxkk7+BnpyLJued6VhcqdyPfCJFy&#10;pyzSh0FN5mkw3XF/chJ2n1g/26+39r0+1LZpcoGv6VHK25tl9wgsmiX+heEXn9ChIqbWn1AHNkrI&#10;EkFbooRVdpcBo0SW32+AtXRJ0hx4VfL/G6ofAAAA//8DAFBLAQItABQABgAIAAAAIQC2gziS/gAA&#10;AOEBAAATAAAAAAAAAAAAAAAAAAAAAABbQ29udGVudF9UeXBlc10ueG1sUEsBAi0AFAAGAAgAAAAh&#10;ADj9If/WAAAAlAEAAAsAAAAAAAAAAAAAAAAALwEAAF9yZWxzLy5yZWxzUEsBAi0AFAAGAAgAAAAh&#10;AKCF0sTZAQAAmAMAAA4AAAAAAAAAAAAAAAAALgIAAGRycy9lMm9Eb2MueG1sUEsBAi0AFAAGAAgA&#10;AAAhAJLtesfhAAAACwEAAA8AAAAAAAAAAAAAAAAAMwQAAGRycy9kb3ducmV2LnhtbFBLBQYAAAAA&#10;BAAEAPMAAABBBQAAAAA=&#10;" filled="f" stroked="f">
+            <v:shape w14:anchorId="549C4598" id="Поле 29" o:spid="_x0000_s1047" type="#_x0000_t202" style="position:absolute;margin-left:355pt;margin-top:-36.85pt;width:42.6pt;height:28.4pt;z-index:251697152;visibility:visible;mso-wrap-style:square;mso-width-percent:0;mso-height-percent:0;mso-wrap-distance-left:9pt;mso-wrap-distance-top:0;mso-wrap-distance-right:9pt;mso-wrap-distance-bottom:0;mso-position-horizontal:absolute;mso-position-horizontal-relative:text;mso-position-vertical:absolute;mso-position-vertical-relative:text;mso-width-percent:0;mso-height-percent:0;mso-width-relative:page;mso-height-relative:page;v-text-anchor:top" o:gfxdata="UEsDBBQABgAIAAAAIQC2gziS/gAAAOEBAAATAAAAW0NvbnRlbnRfVHlwZXNdLnhtbJSRQU7DMBBF&#10;90jcwfIWJU67QAgl6YK0S0CoHGBkTxKLZGx5TGhvj5O2G0SRWNoz/78nu9wcxkFMGNg6quQqL6RA&#10;0s5Y6ir5vt9lD1JwBDIwOMJKHpHlpr69KfdHjyxSmriSfYz+USnWPY7AufNIadK6MEJMx9ApD/oD&#10;OlTrorhX2lFEilmcO2RdNtjC5xDF9pCuTyYBB5bi6bQ4syoJ3g9WQ0ymaiLzg5KdCXlKLjvcW893&#10;SUOqXwnz5DrgnHtJTxOsQfEKIT7DmDSUCaxw7Rqn8787ZsmRM9e2VmPeBN4uqYvTtW7jvijg9N/y&#10;JsXecLq0q+WD6m8AAAD//wMAUEsDBBQABgAIAAAAIQA4/SH/1gAAAJQBAAALAAAAX3JlbHMvLnJl&#10;bHOkkMFqwzAMhu+DvYPRfXGawxijTi+j0GvpHsDYimMaW0Yy2fr2M4PBMnrbUb/Q94l/f/hMi1qR&#10;JVI2sOt6UJgd+ZiDgffL8ekFlFSbvV0oo4EbChzGx4f9GRdb25HMsYhqlCwG5lrLq9biZkxWOiqY&#10;22YiTra2kYMu1l1tQD30/bPm3wwYN0x18gb45AdQl1tp5j/sFB2T0FQ7R0nTNEV3j6o9feQzro1i&#10;OWA14Fm+Q8a1a8+Bvu/d/dMb2JY5uiPbhG/ktn4cqGU/er3pcvwCAAD//wMAUEsDBBQABgAIAAAA&#10;IQCghdLE2QEAAJgDAAAOAAAAZHJzL2Uyb0RvYy54bWysU9uO0zAQfUfiHyy/06QFqlXUdLXsahHS&#10;AistfIDjOIlF4jEzbpPy9YydpsvlDfFijWfs43POjHfX09CLo0Gy4Eq5XuVSGKehtq4t5dcv96+u&#10;pKCgXK16cKaUJ0Pyev/yxW70hdlAB31tUDCIo2L0pexC8EWWke7MoGgF3jguNoCDCrzFNqtRjYw+&#10;9Nkmz7fZCFh7BG2IOHs3F+U+4TeN0eFz05AJoi8lcwtpxbRWcc32O1W0qHxn9ZmG+gcWg7KOH71A&#10;3amgxAHtX1CD1QgETVhpGDJoGqtN0sBq1vkfap465U3SwuaQv9hE/w9Wfzo++UcUYXoHEzcwiSD/&#10;APobCQe3nXKtuUGEsTOq5ofX0bJs9FScr0arqaAIUo0foeYmq0OABDQ1OERXWKdgdG7A6WK6mYLQ&#10;nHz7Zp1vuKK59Hqbb69SUzJVLJc9UnhvYBAxKCVyTxO4Oj5QiGRUsRyJbzm4t32f+tq73xJ8MGYS&#10;+ch3Zh6mahK2LuUmSYtiKqhPLAdhHhcebw46wB9SjDwqpaTvB4VGiv6DY0viXC0BLkG1BMppvlrK&#10;IMUc3oZ5/g4ebdsx8my6gxu2rbFJ0jOLM19uf1J6HtU4X7/u06nnD7X/CQAA//8DAFBLAwQUAAYA&#10;CAAAACEAku16x+EAAAALAQAADwAAAGRycy9kb3ducmV2LnhtbEyPwU7DMBBE70j8g7VI3Fo7RSQk&#10;xKkqBCckRBoOHJ3YTazG6xC7bfh7lhMcZ2c0+6bcLm5kZzMH61FCshbADHZeW+wlfDQvqwdgISrU&#10;avRoJHybANvq+qpUhfYXrM15H3tGJRgKJWGIcSo4D91gnAprPxkk7+BnpyLJued6VhcqdyPfCJFy&#10;pyzSh0FN5mkw3XF/chJ2n1g/26+39r0+1LZpcoGv6VHK25tl9wgsmiX+heEXn9ChIqbWn1AHNkrI&#10;EkFbooRVdpcBo0SW32+AtXRJ0hx4VfL/G6ofAAAA//8DAFBLAQItABQABgAIAAAAIQC2gziS/gAA&#10;AOEBAAATAAAAAAAAAAAAAAAAAAAAAABbQ29udGVudF9UeXBlc10ueG1sUEsBAi0AFAAGAAgAAAAh&#10;ADj9If/WAAAAlAEAAAsAAAAAAAAAAAAAAAAALwEAAF9yZWxzLy5yZWxzUEsBAi0AFAAGAAgAAAAh&#10;AKCF0sTZAQAAmAMAAA4AAAAAAAAAAAAAAAAALgIAAGRycy9lMm9Eb2MueG1sUEsBAi0AFAAGAAgA&#10;AAAhAJLtesfhAAAACwEAAA8AAAAAAAAAAAAAAAAAMwQAAGRycy9kb3ducmV2LnhtbFBLBQYAAAAA&#10;BAAEAPMAAABBBQAAAAA=&#10;" filled="f" stroked="f">
               <v:textbox inset="0,0,0,0">
                 <w:txbxContent>
                   <w:p>
@@ -5037,7 +5533,7 @@
         </mc:Choice>
         <mc:Fallback>
           <w:pict>
-            <v:shape w14:anchorId="0AA36E73" id="Поле 28" o:spid="_x0000_s1048" type="#_x0000_t202" style="position:absolute;left:0;text-align:left;margin-left:440.2pt;margin-top:-41.95pt;width:56.8pt;height:27.85pt;z-index:251715584;visibility:visible;mso-wrap-style:square;mso-width-percent:0;mso-height-percent:0;mso-wrap-distance-left:9pt;mso-wrap-distance-top:0;mso-wrap-distance-right:9pt;mso-wrap-distance-bottom:0;mso-position-horizontal:absolute;mso-position-horizontal-relative:text;mso-position-vertical:absolute;mso-position-vertical-relative:text;mso-width-percent:0;mso-height-percent:0;mso-width-relative:page;mso-height-relative:page;v-text-anchor:top" o:gfxdata="UEsDBBQABgAIAAAAIQC2gziS/gAAAOEBAAATAAAAW0NvbnRlbnRfVHlwZXNdLnhtbJSRQU7DMBBF&#10;90jcwfIWJU67QAgl6YK0S0CoHGBkTxKLZGx5TGhvj5O2G0SRWNoz/78nu9wcxkFMGNg6quQqL6RA&#10;0s5Y6ir5vt9lD1JwBDIwOMJKHpHlpr69KfdHjyxSmriSfYz+USnWPY7AufNIadK6MEJMx9ApD/oD&#10;OlTrorhX2lFEilmcO2RdNtjC5xDF9pCuTyYBB5bi6bQ4syoJ3g9WQ0ymaiLzg5KdCXlKLjvcW893&#10;SUOqXwnz5DrgnHtJTxOsQfEKIT7DmDSUCaxw7Rqn8787ZsmRM9e2VmPeBN4uqYvTtW7jvijg9N/y&#10;JsXecLq0q+WD6m8AAAD//wMAUEsDBBQABgAIAAAAIQA4/SH/1gAAAJQBAAALAAAAX3JlbHMvLnJl&#10;bHOkkMFqwzAMhu+DvYPRfXGawxijTi+j0GvpHsDYimMaW0Yy2fr2M4PBMnrbUb/Q94l/f/hMi1qR&#10;JVI2sOt6UJgd+ZiDgffL8ekFlFSbvV0oo4EbChzGx4f9GRdb25HMsYhqlCwG5lrLq9biZkxWOiqY&#10;22YiTra2kYMu1l1tQD30/bPm3wwYN0x18gb45AdQl1tp5j/sFB2T0FQ7R0nTNEV3j6o9feQzro1i&#10;OWA14Fm+Q8a1a8+Bvu/d/dMb2JY5uiPbhG/ktn4cqGU/er3pcvwCAAD//wMAUEsDBBQABgAIAAAA&#10;IQCilsac2wEAAJgDAAAOAAAAZHJzL2Uyb0RvYy54bWysU9uO0zAQfUfiHyy/0/SiLRA1XS27WoS0&#10;sEgLHzBxnMQi8Zix26R8PWOn6XJ5Q7xYkxn7zDlnJrvrse/EUZM3aAu5Wiyl0FZhZWxTyK9f7l+9&#10;kcIHsBV0aHUhT9rL6/3LF7vB5XqNLXaVJsEg1ueDK2QbgsuzzKtW9+AX6LTlYo3UQ+BParKKYGD0&#10;vsvWy+U2G5AqR6i095y9m4pyn/DrWqvwWNdeB9EVkrmFdFI6y3hm+x3kDYFrjTrTgH9g0YOx3PQC&#10;dQcBxIHMX1C9UYQe67BQ2GdY10bppIHVrJZ/qHlqwemkhc3x7mKT/3+w6tPxyX0mEcZ3OPIAkwjv&#10;HlB988LibQu20TdEOLQaKm68ipZlg/P5+Wm02uc+gpTDR6x4yHAImIDGmvroCusUjM4DOF1M12MQ&#10;ipOv16vNliuKS5urzfbtVeoA+fzYkQ/vNfYiBoUknmkCh+ODD5EM5POV2Mvivem6NNfO/pbgizGT&#10;yEe+E/MwlqMwVSHX69g4iimxOrEcwmldeL05aJF+SDHwqhTSfz8AaSm6D5YtiXs1BzQH5RyAVfy0&#10;kEGKKbwN0/4dHJmmZeTJdIs3bFttkqRnFme+PP6k9Lyqcb9+/U63nn+o/U8AAAD//wMAUEsDBBQA&#10;BgAIAAAAIQD0UIzp4AAAAAsBAAAPAAAAZHJzL2Rvd25yZXYueG1sTI/BTsMwDIbvSHuHyJO4bQll&#10;mtrSdJoQnJAQXTlwTJusjdY4pcm28vaYEzva/vT7+4vd7AZ2MVOwHiU8rAUwg63XFjsJn/XrKgUW&#10;okKtBo9Gwo8JsCsXd4XKtb9iZS6H2DEKwZArCX2MY855aHvjVFj70SDdjn5yKtI4dVxP6krhbuCJ&#10;EFvulEX60KvRPPemPR3OTsL+C6sX+/3efFTHytZ1JvBte5Lyfjnvn4BFM8d/GP70SR1Kcmr8GXVg&#10;g4Q0FRtCJazSxwwYEVm2oXYNbZI0AV4W/LZD+QsAAP//AwBQSwECLQAUAAYACAAAACEAtoM4kv4A&#10;AADhAQAAEwAAAAAAAAAAAAAAAAAAAAAAW0NvbnRlbnRfVHlwZXNdLnhtbFBLAQItABQABgAIAAAA&#10;IQA4/SH/1gAAAJQBAAALAAAAAAAAAAAAAAAAAC8BAABfcmVscy8ucmVsc1BLAQItABQABgAIAAAA&#10;IQCilsac2wEAAJgDAAAOAAAAAAAAAAAAAAAAAC4CAABkcnMvZTJvRG9jLnhtbFBLAQItABQABgAI&#10;AAAAIQD0UIzp4AAAAAsBAAAPAAAAAAAAAAAAAAAAADUEAABkcnMvZG93bnJldi54bWxQSwUGAAAA&#10;AAQABADzAAAAQgUAAAAA&#10;" filled="f" stroked="f">
+            <v:shape w14:anchorId="0AA36E73" id="Поле 28" o:spid="_x0000_s1048" type="#_x0000_t202" style="position:absolute;margin-left:440.2pt;margin-top:-41.95pt;width:56.8pt;height:27.85pt;z-index:251715584;visibility:visible;mso-wrap-style:square;mso-width-percent:0;mso-height-percent:0;mso-wrap-distance-left:9pt;mso-wrap-distance-top:0;mso-wrap-distance-right:9pt;mso-wrap-distance-bottom:0;mso-position-horizontal:absolute;mso-position-horizontal-relative:text;mso-position-vertical:absolute;mso-position-vertical-relative:text;mso-width-percent:0;mso-height-percent:0;mso-width-relative:page;mso-height-relative:page;v-text-anchor:top" o:gfxdata="UEsDBBQABgAIAAAAIQC2gziS/gAAAOEBAAATAAAAW0NvbnRlbnRfVHlwZXNdLnhtbJSRQU7DMBBF&#10;90jcwfIWJU67QAgl6YK0S0CoHGBkTxKLZGx5TGhvj5O2G0SRWNoz/78nu9wcxkFMGNg6quQqL6RA&#10;0s5Y6ir5vt9lD1JwBDIwOMJKHpHlpr69KfdHjyxSmriSfYz+USnWPY7AufNIadK6MEJMx9ApD/oD&#10;OlTrorhX2lFEilmcO2RdNtjC5xDF9pCuTyYBB5bi6bQ4syoJ3g9WQ0ymaiLzg5KdCXlKLjvcW893&#10;SUOqXwnz5DrgnHtJTxOsQfEKIT7DmDSUCaxw7Rqn8787ZsmRM9e2VmPeBN4uqYvTtW7jvijg9N/y&#10;JsXecLq0q+WD6m8AAAD//wMAUEsDBBQABgAIAAAAIQA4/SH/1gAAAJQBAAALAAAAX3JlbHMvLnJl&#10;bHOkkMFqwzAMhu+DvYPRfXGawxijTi+j0GvpHsDYimMaW0Yy2fr2M4PBMnrbUb/Q94l/f/hMi1qR&#10;JVI2sOt6UJgd+ZiDgffL8ekFlFSbvV0oo4EbChzGx4f9GRdb25HMsYhqlCwG5lrLq9biZkxWOiqY&#10;22YiTra2kYMu1l1tQD30/bPm3wwYN0x18gb45AdQl1tp5j/sFB2T0FQ7R0nTNEV3j6o9feQzro1i&#10;OWA14Fm+Q8a1a8+Bvu/d/dMb2JY5uiPbhG/ktn4cqGU/er3pcvwCAAD//wMAUEsDBBQABgAIAAAA&#10;IQCilsac2wEAAJgDAAAOAAAAZHJzL2Uyb0RvYy54bWysU9uO0zAQfUfiHyy/0/SiLRA1XS27WoS0&#10;sEgLHzBxnMQi8Zix26R8PWOn6XJ5Q7xYkxn7zDlnJrvrse/EUZM3aAu5Wiyl0FZhZWxTyK9f7l+9&#10;kcIHsBV0aHUhT9rL6/3LF7vB5XqNLXaVJsEg1ueDK2QbgsuzzKtW9+AX6LTlYo3UQ+BParKKYGD0&#10;vsvWy+U2G5AqR6i095y9m4pyn/DrWqvwWNdeB9EVkrmFdFI6y3hm+x3kDYFrjTrTgH9g0YOx3PQC&#10;dQcBxIHMX1C9UYQe67BQ2GdY10bppIHVrJZ/qHlqwemkhc3x7mKT/3+w6tPxyX0mEcZ3OPIAkwjv&#10;HlB988LibQu20TdEOLQaKm68ipZlg/P5+Wm02uc+gpTDR6x4yHAImIDGmvroCusUjM4DOF1M12MQ&#10;ipOv16vNliuKS5urzfbtVeoA+fzYkQ/vNfYiBoUknmkCh+ODD5EM5POV2Mvivem6NNfO/pbgizGT&#10;yEe+E/MwlqMwVSHX69g4iimxOrEcwmldeL05aJF+SDHwqhTSfz8AaSm6D5YtiXs1BzQH5RyAVfy0&#10;kEGKKbwN0/4dHJmmZeTJdIs3bFttkqRnFme+PP6k9Lyqcb9+/U63nn+o/U8AAAD//wMAUEsDBBQA&#10;BgAIAAAAIQD0UIzp4AAAAAsBAAAPAAAAZHJzL2Rvd25yZXYueG1sTI/BTsMwDIbvSHuHyJO4bQll&#10;mtrSdJoQnJAQXTlwTJusjdY4pcm28vaYEzva/vT7+4vd7AZ2MVOwHiU8rAUwg63XFjsJn/XrKgUW&#10;okKtBo9Gwo8JsCsXd4XKtb9iZS6H2DEKwZArCX2MY855aHvjVFj70SDdjn5yKtI4dVxP6krhbuCJ&#10;EFvulEX60KvRPPemPR3OTsL+C6sX+/3efFTHytZ1JvBte5Lyfjnvn4BFM8d/GP70SR1Kcmr8GXVg&#10;g4Q0FRtCJazSxwwYEVm2oXYNbZI0AV4W/LZD+QsAAP//AwBQSwECLQAUAAYACAAAACEAtoM4kv4A&#10;AADhAQAAEwAAAAAAAAAAAAAAAAAAAAAAW0NvbnRlbnRfVHlwZXNdLnhtbFBLAQItABQABgAIAAAA&#10;IQA4/SH/1gAAAJQBAAALAAAAAAAAAAAAAAAAAC8BAABfcmVscy8ucmVsc1BLAQItABQABgAIAAAA&#10;IQCilsac2wEAAJgDAAAOAAAAAAAAAAAAAAAAAC4CAABkcnMvZTJvRG9jLnhtbFBLAQItABQABgAI&#10;AAAAIQD0UIzp4AAAAAsBAAAPAAAAAAAAAAAAAAAAADUEAABkcnMvZG93bnJldi54bWxQSwUGAAAA&#10;AAQABADzAAAAQgUAAAAA&#10;" filled="f" stroked="f">
               <v:textbox inset="0,0,0,0">
                 <w:txbxContent>
                   <w:p/>
@@ -5130,7 +5626,7 @@
         </mc:Choice>
         <mc:Fallback>
           <w:pict>
-            <v:shape w14:anchorId="7D9E21C3" id="Поле 27" o:spid="_x0000_s1049" type="#_x0000_t202" style="position:absolute;left:0;text-align:left;margin-left:397.6pt;margin-top:-41.95pt;width:42.6pt;height:28.4pt;z-index:251711488;visibility:visible;mso-wrap-style:square;mso-width-percent:0;mso-height-percent:0;mso-wrap-distance-left:9pt;mso-wrap-distance-top:0;mso-wrap-distance-right:9pt;mso-wrap-distance-bottom:0;mso-position-horizontal:absolute;mso-position-horizontal-relative:text;mso-position-vertical:absolute;mso-position-vertical-relative:text;mso-width-percent:0;mso-height-percent:0;mso-width-relative:page;mso-height-relative:page;v-text-anchor:top" o:gfxdata="UEsDBBQABgAIAAAAIQC2gziS/gAAAOEBAAATAAAAW0NvbnRlbnRfVHlwZXNdLnhtbJSRQU7DMBBF&#10;90jcwfIWJU67QAgl6YK0S0CoHGBkTxKLZGx5TGhvj5O2G0SRWNoz/78nu9wcxkFMGNg6quQqL6RA&#10;0s5Y6ir5vt9lD1JwBDIwOMJKHpHlpr69KfdHjyxSmriSfYz+USnWPY7AufNIadK6MEJMx9ApD/oD&#10;OlTrorhX2lFEilmcO2RdNtjC5xDF9pCuTyYBB5bi6bQ4syoJ3g9WQ0ymaiLzg5KdCXlKLjvcW893&#10;SUOqXwnz5DrgnHtJTxOsQfEKIT7DmDSUCaxw7Rqn8787ZsmRM9e2VmPeBN4uqYvTtW7jvijg9N/y&#10;JsXecLq0q+WD6m8AAAD//wMAUEsDBBQABgAIAAAAIQA4/SH/1gAAAJQBAAALAAAAX3JlbHMvLnJl&#10;bHOkkMFqwzAMhu+DvYPRfXGawxijTi+j0GvpHsDYimMaW0Yy2fr2M4PBMnrbUb/Q94l/f/hMi1qR&#10;JVI2sOt6UJgd+ZiDgffL8ekFlFSbvV0oo4EbChzGx4f9GRdb25HMsYhqlCwG5lrLq9biZkxWOiqY&#10;22YiTra2kYMu1l1tQD30/bPm3wwYN0x18gb45AdQl1tp5j/sFB2T0FQ7R0nTNEV3j6o9feQzro1i&#10;OWA14Fm+Q8a1a8+Bvu/d/dMb2JY5uiPbhG/ktn4cqGU/er3pcvwCAAD//wMAUEsDBBQABgAIAAAA&#10;IQDGYIdv2gEAAJgDAAAOAAAAZHJzL2Uyb0RvYy54bWysU9tu2zAMfR+wfxD0vthJt6Aw4hRdiw4D&#10;ugvQ7QNkWbaF2aJGKrGzrx8lx+kub8NeBIqUjs45pHY309CLo0Gy4Eq5XuVSGKehtq4t5dcvD6+u&#10;paCgXK16cKaUJ0PyZv/yxW70hdlAB31tUDCIo2L0pexC8EWWke7MoGgF3jguNoCDCrzFNqtRjYw+&#10;9Nkmz7fZCFh7BG2IOHs/F+U+4TeN0eFT05AJoi8lcwtpxbRWcc32O1W0qHxn9ZmG+gcWg7KOH71A&#10;3augxAHtX1CD1QgETVhpGDJoGqtN0sBq1vkfap465U3SwuaQv9hE/w9Wfzw++c8owvQWJm5gEkH+&#10;EfQ3Eg7uOuVac4sIY2dUzQ+vo2XZ6Kk4X41WU0ERpBo/QM1NVocACWhqcIiusE7B6NyA08V0MwWh&#10;Ofnm9TrfcEVz6Wqbb69TUzJVLJc9UnhnYBAxKCVyTxO4Oj5SiGRUsRyJbzl4sH2f+tq73xJ8MGYS&#10;+ch3Zh6mahK2LuXmKkqLYiqoTywHYR4XHm8OOsAfUow8KqWk7weFRor+vWNL4lwtAS5BtQTKab5a&#10;yiDFHN6Fef4OHm3bMfJsuoNbtq2xSdIzizNfbn9Seh7VOF+/7tOp5w+1/wkAAP//AwBQSwMEFAAG&#10;AAgAAAAhAKIEbx/hAAAACwEAAA8AAABkcnMvZG93bnJldi54bWxMj8FOwzAMhu9IvENkJG5bsgJb&#10;W5pOE4ITEqIrB45p47XRGqc02VbennCCo+1Pv7+/2M52YGecvHEkYbUUwJBapw11Ej7ql0UKzAdF&#10;Wg2OUMI3etiW11eFyrW7UIXnfehYDCGfKwl9CGPOuW97tMov3YgUbwc3WRXiOHVcT+oSw+3AEyHW&#10;3CpD8UOvRnzqsT3uT1bC7pOqZ/P11rxXh8rUdSbodX2U8vZm3j0CCziHPxh+9aM6lNGpcSfSng0S&#10;NtlDElEJi/QuAxaJNBX3wJq4STYr4GXB/3cofwAAAP//AwBQSwECLQAUAAYACAAAACEAtoM4kv4A&#10;AADhAQAAEwAAAAAAAAAAAAAAAAAAAAAAW0NvbnRlbnRfVHlwZXNdLnhtbFBLAQItABQABgAIAAAA&#10;IQA4/SH/1gAAAJQBAAALAAAAAAAAAAAAAAAAAC8BAABfcmVscy8ucmVsc1BLAQItABQABgAIAAAA&#10;IQDGYIdv2gEAAJgDAAAOAAAAAAAAAAAAAAAAAC4CAABkcnMvZTJvRG9jLnhtbFBLAQItABQABgAI&#10;AAAAIQCiBG8f4QAAAAsBAAAPAAAAAAAAAAAAAAAAADQEAABkcnMvZG93bnJldi54bWxQSwUGAAAA&#10;AAQABADzAAAAQgUAAAAA&#10;" filled="f" stroked="f">
+            <v:shape w14:anchorId="7D9E21C3" id="Поле 27" o:spid="_x0000_s1049" type="#_x0000_t202" style="position:absolute;margin-left:397.6pt;margin-top:-41.95pt;width:42.6pt;height:28.4pt;z-index:251711488;visibility:visible;mso-wrap-style:square;mso-width-percent:0;mso-height-percent:0;mso-wrap-distance-left:9pt;mso-wrap-distance-top:0;mso-wrap-distance-right:9pt;mso-wrap-distance-bottom:0;mso-position-horizontal:absolute;mso-position-horizontal-relative:text;mso-position-vertical:absolute;mso-position-vertical-relative:text;mso-width-percent:0;mso-height-percent:0;mso-width-relative:page;mso-height-relative:page;v-text-anchor:top" o:gfxdata="UEsDBBQABgAIAAAAIQC2gziS/gAAAOEBAAATAAAAW0NvbnRlbnRfVHlwZXNdLnhtbJSRQU7DMBBF&#10;90jcwfIWJU67QAgl6YK0S0CoHGBkTxKLZGx5TGhvj5O2G0SRWNoz/78nu9wcxkFMGNg6quQqL6RA&#10;0s5Y6ir5vt9lD1JwBDIwOMJKHpHlpr69KfdHjyxSmriSfYz+USnWPY7AufNIadK6MEJMx9ApD/oD&#10;OlTrorhX2lFEilmcO2RdNtjC5xDF9pCuTyYBB5bi6bQ4syoJ3g9WQ0ymaiLzg5KdCXlKLjvcW893&#10;SUOqXwnz5DrgnHtJTxOsQfEKIT7DmDSUCaxw7Rqn8787ZsmRM9e2VmPeBN4uqYvTtW7jvijg9N/y&#10;JsXecLq0q+WD6m8AAAD//wMAUEsDBBQABgAIAAAAIQA4/SH/1gAAAJQBAAALAAAAX3JlbHMvLnJl&#10;bHOkkMFqwzAMhu+DvYPRfXGawxijTi+j0GvpHsDYimMaW0Yy2fr2M4PBMnrbUb/Q94l/f/hMi1qR&#10;JVI2sOt6UJgd+ZiDgffL8ekFlFSbvV0oo4EbChzGx4f9GRdb25HMsYhqlCwG5lrLq9biZkxWOiqY&#10;22YiTra2kYMu1l1tQD30/bPm3wwYN0x18gb45AdQl1tp5j/sFB2T0FQ7R0nTNEV3j6o9feQzro1i&#10;OWA14Fm+Q8a1a8+Bvu/d/dMb2JY5uiPbhG/ktn4cqGU/er3pcvwCAAD//wMAUEsDBBQABgAIAAAA&#10;IQDGYIdv2gEAAJgDAAAOAAAAZHJzL2Uyb0RvYy54bWysU9tu2zAMfR+wfxD0vthJt6Aw4hRdiw4D&#10;ugvQ7QNkWbaF2aJGKrGzrx8lx+kub8NeBIqUjs45pHY309CLo0Gy4Eq5XuVSGKehtq4t5dcvD6+u&#10;paCgXK16cKaUJ0PyZv/yxW70hdlAB31tUDCIo2L0pexC8EWWke7MoGgF3jguNoCDCrzFNqtRjYw+&#10;9Nkmz7fZCFh7BG2IOHs/F+U+4TeN0eFT05AJoi8lcwtpxbRWcc32O1W0qHxn9ZmG+gcWg7KOH71A&#10;3augxAHtX1CD1QgETVhpGDJoGqtN0sBq1vkfap465U3SwuaQv9hE/w9Wfzw++c8owvQWJm5gEkH+&#10;EfQ3Eg7uOuVac4sIY2dUzQ+vo2XZ6Kk4X41WU0ERpBo/QM1NVocACWhqcIiusE7B6NyA08V0MwWh&#10;Ofnm9TrfcEVz6Wqbb69TUzJVLJc9UnhnYBAxKCVyTxO4Oj5SiGRUsRyJbzl4sH2f+tq73xJ8MGYS&#10;+ch3Zh6mahK2LuXmKkqLYiqoTywHYR4XHm8OOsAfUow8KqWk7weFRor+vWNL4lwtAS5BtQTKab5a&#10;yiDFHN6Fef4OHm3bMfJsuoNbtq2xSdIzizNfbn9Seh7VOF+/7tOp5w+1/wkAAP//AwBQSwMEFAAG&#10;AAgAAAAhAKIEbx/hAAAACwEAAA8AAABkcnMvZG93bnJldi54bWxMj8FOwzAMhu9IvENkJG5bsgJb&#10;W5pOE4ITEqIrB45p47XRGqc02VbennCCo+1Pv7+/2M52YGecvHEkYbUUwJBapw11Ej7ql0UKzAdF&#10;Wg2OUMI3etiW11eFyrW7UIXnfehYDCGfKwl9CGPOuW97tMov3YgUbwc3WRXiOHVcT+oSw+3AEyHW&#10;3CpD8UOvRnzqsT3uT1bC7pOqZ/P11rxXh8rUdSbodX2U8vZm3j0CCziHPxh+9aM6lNGpcSfSng0S&#10;NtlDElEJi/QuAxaJNBX3wJq4STYr4GXB/3cofwAAAP//AwBQSwECLQAUAAYACAAAACEAtoM4kv4A&#10;AADhAQAAEwAAAAAAAAAAAAAAAAAAAAAAW0NvbnRlbnRfVHlwZXNdLnhtbFBLAQItABQABgAIAAAA&#10;IQA4/SH/1gAAAJQBAAALAAAAAAAAAAAAAAAAAC8BAABfcmVscy8ucmVsc1BLAQItABQABgAIAAAA&#10;IQDGYIdv2gEAAJgDAAAOAAAAAAAAAAAAAAAAAC4CAABkcnMvZTJvRG9jLnhtbFBLAQItABQABgAI&#10;AAAAIQCiBG8f4QAAAAsBAAAPAAAAAAAAAAAAAAAAADQEAABkcnMvZG93bnJldi54bWxQSwUGAAAA&#10;AAQABADzAAAAQgUAAAAA&#10;" filled="f" stroked="f">
               <v:textbox inset="0,0,0,0">
                 <w:txbxContent>
                   <w:p/>
@@ -5239,7 +5735,7 @@
         </mc:Choice>
         <mc:Fallback>
           <w:pict>
-            <v:shape w14:anchorId="3A496DCC" id="Поле 26" o:spid="_x0000_s1050" type="#_x0000_t202" style="position:absolute;left:0;text-align:left;margin-left:156.2pt;margin-top:-87.1pt;width:340.8pt;height:37.75pt;z-index:251716608;visibility:visible;mso-wrap-style:square;mso-width-percent:0;mso-height-percent:0;mso-wrap-distance-left:9pt;mso-wrap-distance-top:0;mso-wrap-distance-right:9pt;mso-wrap-distance-bottom:0;mso-position-horizontal:absolute;mso-position-horizontal-relative:text;mso-position-vertical:absolute;mso-position-vertical-relative:text;mso-width-percent:0;mso-height-percent:0;mso-width-relative:page;mso-height-relative:page;v-text-anchor:top" o:gfxdata="UEsDBBQABgAIAAAAIQC2gziS/gAAAOEBAAATAAAAW0NvbnRlbnRfVHlwZXNdLnhtbJSRQU7DMBBF&#10;90jcwfIWJU67QAgl6YK0S0CoHGBkTxKLZGx5TGhvj5O2G0SRWNoz/78nu9wcxkFMGNg6quQqL6RA&#10;0s5Y6ir5vt9lD1JwBDIwOMJKHpHlpr69KfdHjyxSmriSfYz+USnWPY7AufNIadK6MEJMx9ApD/oD&#10;OlTrorhX2lFEilmcO2RdNtjC5xDF9pCuTyYBB5bi6bQ4syoJ3g9WQ0ymaiLzg5KdCXlKLjvcW893&#10;SUOqXwnz5DrgnHtJTxOsQfEKIT7DmDSUCaxw7Rqn8787ZsmRM9e2VmPeBN4uqYvTtW7jvijg9N/y&#10;JsXecLq0q+WD6m8AAAD//wMAUEsDBBQABgAIAAAAIQA4/SH/1gAAAJQBAAALAAAAX3JlbHMvLnJl&#10;bHOkkMFqwzAMhu+DvYPRfXGawxijTi+j0GvpHsDYimMaW0Yy2fr2M4PBMnrbUb/Q94l/f/hMi1qR&#10;JVI2sOt6UJgd+ZiDgffL8ekFlFSbvV0oo4EbChzGx4f9GRdb25HMsYhqlCwG5lrLq9biZkxWOiqY&#10;22YiTra2kYMu1l1tQD30/bPm3wwYN0x18gb45AdQl1tp5j/sFB2T0FQ7R0nTNEV3j6o9feQzro1i&#10;OWA14Fm+Q8a1a8+Bvu/d/dMb2JY5uiPbhG/ktn4cqGU/er3pcvwCAAD//wMAUEsDBBQABgAIAAAA&#10;IQCxnu6V5QEAAKkDAAAOAAAAZHJzL2Uyb0RvYy54bWysU9tu2zAMfR+wfxD0vjj23JsRp+hadBjQ&#10;XYCuHyDLUizMFjVKiZ19/Sg5TbP1bdiLIJLy4TmH9Op6Gnq2U+gN2JrniyVnykpojd3U/On7/btL&#10;znwQthU9WFXzvfL8ev32zWp0lSqgg75VyAjE+mp0Ne9CcFWWedmpQfgFOGWpqAEHESjETdaiGAl9&#10;6LNiuTzPRsDWIUjlPWXv5iJfJ3ytlQxftfYqsL7mxC2kE9PZxDNbr0S1QeE6Iw80xD+wGISx1PQI&#10;dSeCYFs0r6AGIxE86LCQMGSgtZEqaSA1+fIvNY+dcCppIXO8O9rk/x+s/LJ7dN+QhekDTDTAJMK7&#10;B5A/PLNw2wm7UTeIMHZKtNQ4j5Zlo/PV4dNota98BGnGz9DSkMU2QAKaNA7RFdLJCJ0GsD+arqbA&#10;JCXL98Vlfk4lSbXy4qoszlILUT1/7dCHjwoGFi81RxpqQhe7Bx8iG1E9P4nNLNybvk+D7e0fCXoY&#10;M4l9JDxTD1MzMdPWvChj46imgXZPehDmfaH9pksH+IuzkXal5v7nVqDirP9kyZOrvCzjcqWgPLso&#10;KMDTSnNaEVYSVM0DZ/P1NswLuXVoNh11mqdg4YZ81CZJfGF14E/7kJQfdjcu3GmcXr38YevfAAAA&#10;//8DAFBLAwQUAAYACAAAACEA0CkrkeAAAAAMAQAADwAAAGRycy9kb3ducmV2LnhtbEyPwU7DMAyG&#10;70i8Q2QkblvSUthamk4IxBXEgEm7ZY3XVjRO1WRreXvMCY62P/3+/nIzu16ccQydJw3JUoFAqr3t&#10;qNHw8f68WIMI0ZA1vSfU8I0BNtXlRWkK6yd6w/M2NoJDKBRGQxvjUEgZ6hadCUs/IPHt6EdnIo9j&#10;I+1oJg53vUyVupPOdMQfWjPgY4v11/bkNHy+HPe7TL02T+52mPysJLlcan19NT/cg4g4xz8YfvVZ&#10;HSp2OvgT2SB6DTdJmjGqYZGsshQEI3mecb0Dr/L1CmRVyv8lqh8AAAD//wMAUEsBAi0AFAAGAAgA&#10;AAAhALaDOJL+AAAA4QEAABMAAAAAAAAAAAAAAAAAAAAAAFtDb250ZW50X1R5cGVzXS54bWxQSwEC&#10;LQAUAAYACAAAACEAOP0h/9YAAACUAQAACwAAAAAAAAAAAAAAAAAvAQAAX3JlbHMvLnJlbHNQSwEC&#10;LQAUAAYACAAAACEAsZ7uleUBAACpAwAADgAAAAAAAAAAAAAAAAAuAgAAZHJzL2Uyb0RvYy54bWxQ&#10;SwECLQAUAAYACAAAACEA0CkrkeAAAAAMAQAADwAAAAAAAAAAAAAAAAA/BAAAZHJzL2Rvd25yZXYu&#10;eG1sUEsFBgAAAAAEAAQA8wAAAEwFAAAAAA==&#10;" filled="f" stroked="f">
+            <v:shape w14:anchorId="3A496DCC" id="Поле 26" o:spid="_x0000_s1050" type="#_x0000_t202" style="position:absolute;margin-left:156.2pt;margin-top:-87.1pt;width:340.8pt;height:37.75pt;z-index:251716608;visibility:visible;mso-wrap-style:square;mso-width-percent:0;mso-height-percent:0;mso-wrap-distance-left:9pt;mso-wrap-distance-top:0;mso-wrap-distance-right:9pt;mso-wrap-distance-bottom:0;mso-position-horizontal:absolute;mso-position-horizontal-relative:text;mso-position-vertical:absolute;mso-position-vertical-relative:text;mso-width-percent:0;mso-height-percent:0;mso-width-relative:page;mso-height-relative:page;v-text-anchor:top" o:gfxdata="UEsDBBQABgAIAAAAIQC2gziS/gAAAOEBAAATAAAAW0NvbnRlbnRfVHlwZXNdLnhtbJSRQU7DMBBF&#10;90jcwfIWJU67QAgl6YK0S0CoHGBkTxKLZGx5TGhvj5O2G0SRWNoz/78nu9wcxkFMGNg6quQqL6RA&#10;0s5Y6ir5vt9lD1JwBDIwOMJKHpHlpr69KfdHjyxSmriSfYz+USnWPY7AufNIadK6MEJMx9ApD/oD&#10;OlTrorhX2lFEilmcO2RdNtjC5xDF9pCuTyYBB5bi6bQ4syoJ3g9WQ0ymaiLzg5KdCXlKLjvcW893&#10;SUOqXwnz5DrgnHtJTxOsQfEKIT7DmDSUCaxw7Rqn8787ZsmRM9e2VmPeBN4uqYvTtW7jvijg9N/y&#10;JsXecLq0q+WD6m8AAAD//wMAUEsDBBQABgAIAAAAIQA4/SH/1gAAAJQBAAALAAAAX3JlbHMvLnJl&#10;bHOkkMFqwzAMhu+DvYPRfXGawxijTi+j0GvpHsDYimMaW0Yy2fr2M4PBMnrbUb/Q94l/f/hMi1qR&#10;JVI2sOt6UJgd+ZiDgffL8ekFlFSbvV0oo4EbChzGx4f9GRdb25HMsYhqlCwG5lrLq9biZkxWOiqY&#10;22YiTra2kYMu1l1tQD30/bPm3wwYN0x18gb45AdQl1tp5j/sFB2T0FQ7R0nTNEV3j6o9feQzro1i&#10;OWA14Fm+Q8a1a8+Bvu/d/dMb2JY5uiPbhG/ktn4cqGU/er3pcvwCAAD//wMAUEsDBBQABgAIAAAA&#10;IQCxnu6V5QEAAKkDAAAOAAAAZHJzL2Uyb0RvYy54bWysU9tu2zAMfR+wfxD0vjj23JsRp+hadBjQ&#10;XYCuHyDLUizMFjVKiZ19/Sg5TbP1bdiLIJLy4TmH9Op6Gnq2U+gN2JrniyVnykpojd3U/On7/btL&#10;znwQthU9WFXzvfL8ev32zWp0lSqgg75VyAjE+mp0Ne9CcFWWedmpQfgFOGWpqAEHESjETdaiGAl9&#10;6LNiuTzPRsDWIUjlPWXv5iJfJ3ytlQxftfYqsL7mxC2kE9PZxDNbr0S1QeE6Iw80xD+wGISx1PQI&#10;dSeCYFs0r6AGIxE86LCQMGSgtZEqaSA1+fIvNY+dcCppIXO8O9rk/x+s/LJ7dN+QhekDTDTAJMK7&#10;B5A/PLNw2wm7UTeIMHZKtNQ4j5Zlo/PV4dNota98BGnGz9DSkMU2QAKaNA7RFdLJCJ0GsD+arqbA&#10;JCXL98Vlfk4lSbXy4qoszlILUT1/7dCHjwoGFi81RxpqQhe7Bx8iG1E9P4nNLNybvk+D7e0fCXoY&#10;M4l9JDxTD1MzMdPWvChj46imgXZPehDmfaH9pksH+IuzkXal5v7nVqDirP9kyZOrvCzjcqWgPLso&#10;KMDTSnNaEVYSVM0DZ/P1NswLuXVoNh11mqdg4YZ81CZJfGF14E/7kJQfdjcu3GmcXr38YevfAAAA&#10;//8DAFBLAwQUAAYACAAAACEA0CkrkeAAAAAMAQAADwAAAGRycy9kb3ducmV2LnhtbEyPwU7DMAyG&#10;70i8Q2QkblvSUthamk4IxBXEgEm7ZY3XVjRO1WRreXvMCY62P/3+/nIzu16ccQydJw3JUoFAqr3t&#10;qNHw8f68WIMI0ZA1vSfU8I0BNtXlRWkK6yd6w/M2NoJDKBRGQxvjUEgZ6hadCUs/IPHt6EdnIo9j&#10;I+1oJg53vUyVupPOdMQfWjPgY4v11/bkNHy+HPe7TL02T+52mPysJLlcan19NT/cg4g4xz8YfvVZ&#10;HSp2OvgT2SB6DTdJmjGqYZGsshQEI3mecb0Dr/L1CmRVyv8lqh8AAAD//wMAUEsBAi0AFAAGAAgA&#10;AAAhALaDOJL+AAAA4QEAABMAAAAAAAAAAAAAAAAAAAAAAFtDb250ZW50X1R5cGVzXS54bWxQSwEC&#10;LQAUAAYACAAAACEAOP0h/9YAAACUAQAACwAAAAAAAAAAAAAAAAAvAQAAX3JlbHMvLnJlbHNQSwEC&#10;LQAUAAYACAAAACEAsZ7uleUBAACpAwAADgAAAAAAAAAAAAAAAAAuAgAAZHJzL2Uyb0RvYy54bWxQ&#10;SwECLQAUAAYACAAAACEA0CkrkeAAAAAMAQAADwAAAAAAAAAAAAAAAAA/BAAAZHJzL2Rvd25yZXYu&#10;eG1sUEsFBgAAAAAEAAQA8wAAAEwFAAAAAA==&#10;" filled="f" stroked="f">
               <v:textbox>
                 <w:txbxContent>
                   <w:p>
@@ -5363,7 +5859,7 @@
         </mc:Choice>
         <mc:Fallback>
           <w:pict>
-            <v:shape w14:anchorId="38D605FE" id="Поле 25" o:spid="_x0000_s1051" type="#_x0000_t202" style="position:absolute;left:0;text-align:left;margin-left:440.2pt;margin-top:-54.45pt;width:54.8pt;height:12.4pt;z-index:251699200;visibility:visible;mso-wrap-style:square;mso-width-percent:0;mso-height-percent:0;mso-wrap-distance-left:9pt;mso-wrap-distance-top:0;mso-wrap-distance-right:9pt;mso-wrap-distance-bottom:0;mso-position-horizontal:absolute;mso-position-horizontal-relative:text;mso-position-vertical:absolute;mso-position-vertical-relative:text;mso-width-percent:0;mso-height-percent:0;mso-width-relative:page;mso-height-relative:page;v-text-anchor:top" o:gfxdata="UEsDBBQABgAIAAAAIQC2gziS/gAAAOEBAAATAAAAW0NvbnRlbnRfVHlwZXNdLnhtbJSRQU7DMBBF&#10;90jcwfIWJU67QAgl6YK0S0CoHGBkTxKLZGx5TGhvj5O2G0SRWNoz/78nu9wcxkFMGNg6quQqL6RA&#10;0s5Y6ir5vt9lD1JwBDIwOMJKHpHlpr69KfdHjyxSmriSfYz+USnWPY7AufNIadK6MEJMx9ApD/oD&#10;OlTrorhX2lFEilmcO2RdNtjC5xDF9pCuTyYBB5bi6bQ4syoJ3g9WQ0ymaiLzg5KdCXlKLjvcW893&#10;SUOqXwnz5DrgnHtJTxOsQfEKIT7DmDSUCaxw7Rqn8787ZsmRM9e2VmPeBN4uqYvTtW7jvijg9N/y&#10;JsXecLq0q+WD6m8AAAD//wMAUEsDBBQABgAIAAAAIQA4/SH/1gAAAJQBAAALAAAAX3JlbHMvLnJl&#10;bHOkkMFqwzAMhu+DvYPRfXGawxijTi+j0GvpHsDYimMaW0Yy2fr2M4PBMnrbUb/Q94l/f/hMi1qR&#10;JVI2sOt6UJgd+ZiDgffL8ekFlFSbvV0oo4EbChzGx4f9GRdb25HMsYhqlCwG5lrLq9biZkxWOiqY&#10;22YiTra2kYMu1l1tQD30/bPm3wwYN0x18gb45AdQl1tp5j/sFB2T0FQ7R0nTNEV3j6o9feQzro1i&#10;OWA14Fm+Q8a1a8+Bvu/d/dMb2JY5uiPbhG/ktn4cqGU/er3pcvwCAAD//wMAUEsDBBQABgAIAAAA&#10;IQDP6Llt2wEAAJgDAAAOAAAAZHJzL2Uyb0RvYy54bWysU9tu2zAMfR+wfxD0vjgJlqw14hRdiw4D&#10;ugvQ7QNoWbaF2aJGKbGzrx8lx+kub8NeBIqUjs45pHY3Y9+JoyZv0BZytVhKoa3CytimkF+/PLy6&#10;ksIHsBV0aHUhT9rLm/3LF7vB5XqNLXaVJsEg1ueDK2QbgsuzzKtW9+AX6LTlYo3UQ+AtNVlFMDB6&#10;32Xr5XKbDUiVI1Tae87eT0W5T/h1rVX4VNdeB9EVkrmFtFJay7hm+x3kDYFrjTrTgH9g0YOx/OgF&#10;6h4CiAOZv6B6owg91mGhsM+wro3SSQOrWS3/UPPUgtNJC5vj3cUm//9g1cfjk/tMIoxvceQGJhHe&#10;PaL65oXFuxZso2+JcGg1VPzwKlqWDc7n56vRap/7CFIOH7DiJsMhYAIaa+qjK6xTMDo34HQxXY9B&#10;KE5urzfXW64oLq02b15fpaZkkM+XHfnwTmMvYlBI4p4mcDg++hDJQD4fiW9ZfDBdl/ra2d8SfDBm&#10;EvnId2IexnIUpirkehOlRTElVieWQziNC483By3SDykGHpVC+u8HIC1F996yJXGu5oDmoJwDsIqv&#10;FjJIMYV3YZq/gyPTtIw8mW7xlm2rTZL0zOLMl9uflJ5HNc7Xr/t06vlD7X8CAAD//wMAUEsDBBQA&#10;BgAIAAAAIQBzrglr4AAAAAwBAAAPAAAAZHJzL2Rvd25yZXYueG1sTI/BTsMwDIbvSLxDZCRuW1I0&#10;TWlpOk0ITkiIrhw4pk3WRmuc0mRbeXvMCY62P/3+/nK3+JFd7BxdQAXZWgCz2AXjsFfw0bysJLCY&#10;NBo9BrQKvm2EXXV7U+rChCvW9nJIPaMQjIVWMKQ0FZzHbrBex3WYLNLtGGavE41zz82srxTuR/4g&#10;xJZ77ZA+DHqyT4PtToezV7D/xPrZfb217/Wxdk2TC3zdnpS6v1v2j8CSXdIfDL/6pA4VObXhjCay&#10;UYGUYkOoglUmZA6MkDwXVK+lldxkwKuS/y9R/QAAAP//AwBQSwECLQAUAAYACAAAACEAtoM4kv4A&#10;AADhAQAAEwAAAAAAAAAAAAAAAAAAAAAAW0NvbnRlbnRfVHlwZXNdLnhtbFBLAQItABQABgAIAAAA&#10;IQA4/SH/1gAAAJQBAAALAAAAAAAAAAAAAAAAAC8BAABfcmVscy8ucmVsc1BLAQItABQABgAIAAAA&#10;IQDP6Llt2wEAAJgDAAAOAAAAAAAAAAAAAAAAAC4CAABkcnMvZTJvRG9jLnhtbFBLAQItABQABgAI&#10;AAAAIQBzrglr4AAAAAwBAAAPAAAAAAAAAAAAAAAAADUEAABkcnMvZG93bnJldi54bWxQSwUGAAAA&#10;AAQABADzAAAAQgUAAAAA&#10;" filled="f" stroked="f">
+            <v:shape w14:anchorId="38D605FE" id="Поле 25" o:spid="_x0000_s1051" type="#_x0000_t202" style="position:absolute;margin-left:440.2pt;margin-top:-54.45pt;width:54.8pt;height:12.4pt;z-index:251699200;visibility:visible;mso-wrap-style:square;mso-width-percent:0;mso-height-percent:0;mso-wrap-distance-left:9pt;mso-wrap-distance-top:0;mso-wrap-distance-right:9pt;mso-wrap-distance-bottom:0;mso-position-horizontal:absolute;mso-position-horizontal-relative:text;mso-position-vertical:absolute;mso-position-vertical-relative:text;mso-width-percent:0;mso-height-percent:0;mso-width-relative:page;mso-height-relative:page;v-text-anchor:top" o:gfxdata="UEsDBBQABgAIAAAAIQC2gziS/gAAAOEBAAATAAAAW0NvbnRlbnRfVHlwZXNdLnhtbJSRQU7DMBBF&#10;90jcwfIWJU67QAgl6YK0S0CoHGBkTxKLZGx5TGhvj5O2G0SRWNoz/78nu9wcxkFMGNg6quQqL6RA&#10;0s5Y6ir5vt9lD1JwBDIwOMJKHpHlpr69KfdHjyxSmriSfYz+USnWPY7AufNIadK6MEJMx9ApD/oD&#10;OlTrorhX2lFEilmcO2RdNtjC5xDF9pCuTyYBB5bi6bQ4syoJ3g9WQ0ymaiLzg5KdCXlKLjvcW893&#10;SUOqXwnz5DrgnHtJTxOsQfEKIT7DmDSUCaxw7Rqn8787ZsmRM9e2VmPeBN4uqYvTtW7jvijg9N/y&#10;JsXecLq0q+WD6m8AAAD//wMAUEsDBBQABgAIAAAAIQA4/SH/1gAAAJQBAAALAAAAX3JlbHMvLnJl&#10;bHOkkMFqwzAMhu+DvYPRfXGawxijTi+j0GvpHsDYimMaW0Yy2fr2M4PBMnrbUb/Q94l/f/hMi1qR&#10;JVI2sOt6UJgd+ZiDgffL8ekFlFSbvV0oo4EbChzGx4f9GRdb25HMsYhqlCwG5lrLq9biZkxWOiqY&#10;22YiTra2kYMu1l1tQD30/bPm3wwYN0x18gb45AdQl1tp5j/sFB2T0FQ7R0nTNEV3j6o9feQzro1i&#10;OWA14Fm+Q8a1a8+Bvu/d/dMb2JY5uiPbhG/ktn4cqGU/er3pcvwCAAD//wMAUEsDBBQABgAIAAAA&#10;IQDP6Llt2wEAAJgDAAAOAAAAZHJzL2Uyb0RvYy54bWysU9tu2zAMfR+wfxD0vjgJlqw14hRdiw4D&#10;ugvQ7QNoWbaF2aJGKbGzrx8lx+kub8NeBIqUjs45pHY3Y9+JoyZv0BZytVhKoa3CytimkF+/PLy6&#10;ksIHsBV0aHUhT9rLm/3LF7vB5XqNLXaVJsEg1ueDK2QbgsuzzKtW9+AX6LTlYo3UQ+AtNVlFMDB6&#10;32Xr5XKbDUiVI1Tae87eT0W5T/h1rVX4VNdeB9EVkrmFtFJay7hm+x3kDYFrjTrTgH9g0YOx/OgF&#10;6h4CiAOZv6B6owg91mGhsM+wro3SSQOrWS3/UPPUgtNJC5vj3cUm//9g1cfjk/tMIoxvceQGJhHe&#10;PaL65oXFuxZso2+JcGg1VPzwKlqWDc7n56vRap/7CFIOH7DiJsMhYAIaa+qjK6xTMDo34HQxXY9B&#10;KE5urzfXW64oLq02b15fpaZkkM+XHfnwTmMvYlBI4p4mcDg++hDJQD4fiW9ZfDBdl/ra2d8SfDBm&#10;EvnId2IexnIUpirkehOlRTElVieWQziNC483By3SDykGHpVC+u8HIC1F996yJXGu5oDmoJwDsIqv&#10;FjJIMYV3YZq/gyPTtIw8mW7xlm2rTZL0zOLMl9uflJ5HNc7Xr/t06vlD7X8CAAD//wMAUEsDBBQA&#10;BgAIAAAAIQBzrglr4AAAAAwBAAAPAAAAZHJzL2Rvd25yZXYueG1sTI/BTsMwDIbvSLxDZCRuW1I0&#10;TWlpOk0ITkiIrhw4pk3WRmuc0mRbeXvMCY62P/3+/nK3+JFd7BxdQAXZWgCz2AXjsFfw0bysJLCY&#10;NBo9BrQKvm2EXXV7U+rChCvW9nJIPaMQjIVWMKQ0FZzHbrBex3WYLNLtGGavE41zz82srxTuR/4g&#10;xJZ77ZA+DHqyT4PtToezV7D/xPrZfb217/Wxdk2TC3zdnpS6v1v2j8CSXdIfDL/6pA4VObXhjCay&#10;UYGUYkOoglUmZA6MkDwXVK+lldxkwKuS/y9R/QAAAP//AwBQSwECLQAUAAYACAAAACEAtoM4kv4A&#10;AADhAQAAEwAAAAAAAAAAAAAAAAAAAAAAW0NvbnRlbnRfVHlwZXNdLnhtbFBLAQItABQABgAIAAAA&#10;IQA4/SH/1gAAAJQBAAALAAAAAAAAAAAAAAAAAC8BAABfcmVscy8ucmVsc1BLAQItABQABgAIAAAA&#10;IQDP6Llt2wEAAJgDAAAOAAAAAAAAAAAAAAAAAC4CAABkcnMvZTJvRG9jLnhtbFBLAQItABQABgAI&#10;AAAAIQBzrglr4AAAAAwBAAAPAAAAAAAAAAAAAAAAADUEAABkcnMvZG93bnJldi54bWxQSwUGAAAA&#10;AAQABADzAAAAQgUAAAAA&#10;" filled="f" stroked="f">
               <v:textbox inset="0,0,0,0">
                 <w:txbxContent>
                   <w:p>
@@ -5486,7 +5982,7 @@
         </mc:Choice>
         <mc:Fallback>
           <w:pict>
-            <v:shape w14:anchorId="66664BF5" id="Поле 24" o:spid="_x0000_s1052" type="#_x0000_t202" style="position:absolute;left:0;text-align:left;margin-left:397.6pt;margin-top:-54.45pt;width:41.35pt;height:13pt;z-index:251698176;visibility:visible;mso-wrap-style:square;mso-width-percent:0;mso-height-percent:0;mso-wrap-distance-left:9pt;mso-wrap-distance-top:0;mso-wrap-distance-right:9pt;mso-wrap-distance-bottom:0;mso-position-horizontal:absolute;mso-position-horizontal-relative:text;mso-position-vertical:absolute;mso-position-vertical-relative:text;mso-width-percent:0;mso-height-percent:0;mso-width-relative:page;mso-height-relative:page;v-text-anchor:top" o:gfxdata="UEsDBBQABgAIAAAAIQC2gziS/gAAAOEBAAATAAAAW0NvbnRlbnRfVHlwZXNdLnhtbJSRQU7DMBBF&#10;90jcwfIWJU67QAgl6YK0S0CoHGBkTxKLZGx5TGhvj5O2G0SRWNoz/78nu9wcxkFMGNg6quQqL6RA&#10;0s5Y6ir5vt9lD1JwBDIwOMJKHpHlpr69KfdHjyxSmriSfYz+USnWPY7AufNIadK6MEJMx9ApD/oD&#10;OlTrorhX2lFEilmcO2RdNtjC5xDF9pCuTyYBB5bi6bQ4syoJ3g9WQ0ymaiLzg5KdCXlKLjvcW893&#10;SUOqXwnz5DrgnHtJTxOsQfEKIT7DmDSUCaxw7Rqn8787ZsmRM9e2VmPeBN4uqYvTtW7jvijg9N/y&#10;JsXecLq0q+WD6m8AAAD//wMAUEsDBBQABgAIAAAAIQA4/SH/1gAAAJQBAAALAAAAX3JlbHMvLnJl&#10;bHOkkMFqwzAMhu+DvYPRfXGawxijTi+j0GvpHsDYimMaW0Yy2fr2M4PBMnrbUb/Q94l/f/hMi1qR&#10;JVI2sOt6UJgd+ZiDgffL8ekFlFSbvV0oo4EbChzGx4f9GRdb25HMsYhqlCwG5lrLq9biZkxWOiqY&#10;22YiTra2kYMu1l1tQD30/bPm3wwYN0x18gb45AdQl1tp5j/sFB2T0FQ7R0nTNEV3j6o9feQzro1i&#10;OWA14Fm+Q8a1a8+Bvu/d/dMb2JY5uiPbhG/ktn4cqGU/er3pcvwCAAD//wMAUEsDBBQABgAIAAAA&#10;IQBoLHN92QEAAJgDAAAOAAAAZHJzL2Uyb0RvYy54bWysU9uO0zAQfUfiHyy/0yQVrVDUdLXsahHS&#10;cpEWPsBxnMYi8ZgZt0n5esZO0+XyhnixJmP7+Fwmu5tp6MXJIFlwlSxWuRTGaWisO1Ty65eHV2+k&#10;oKBco3pwppJnQ/Jm//LFbvSlWUMHfWNQMIijcvSV7ELwZZaR7sygaAXeON5sAQcV+BMPWYNqZPSh&#10;z9Z5vs1GwMYjaEPE3ft5U+4TftsaHT61LZkg+koyt5BWTGsd12y/U+UBle+svtBQ/8BiUNbxo1eo&#10;exWUOKL9C2qwGoGgDSsNQwZta7VJGlhNkf+h5qlT3iQtbA75q030/2D1x9OT/4wiTG9h4gCTCPKP&#10;oL+RcHDXKXcwt4gwdkY1/HARLctGT+XlarSaSoog9fgBGg5ZHQMkoKnFIbrCOgWjcwDnq+lmCkJz&#10;c7PeFK83UmjeKrabIk+hZKpcLnuk8M7AIGJRSeRME7g6PVKIZFS5HIlvOXiwfZ9y7d1vDT4YO4l8&#10;5DszD1M9CdtUcr2N0qKYGpozy0GYx4XHm4sO8IcUI49KJen7UaGRon/v2JI4V0uBS1EvhXKar1Yy&#10;SDGXd2Gev6NHe+gYeTbdwS3b1tok6ZnFhS/Hn5ReRjXO16/f6dTzD7X/CQAA//8DAFBLAwQUAAYA&#10;CAAAACEAcFi2n+EAAAAMAQAADwAAAGRycy9kb3ducmV2LnhtbEyPy07DMBBF90j8gzVI7Fq7kWge&#10;xKkqBCskRBoWLJ3YTazG4xC7bfh7hhXs5nF050y5W9zILmYO1qOEzVoAM9h5bbGX8NG8rDJgISrU&#10;avRoJHybALvq9qZUhfZXrM3lEHtGIRgKJWGIcSo4D91gnAprPxmk3dHPTkVq557rWV0p3I08EWLL&#10;nbJIFwY1mafBdKfD2UnYf2L9bL/e2vf6WNumyQW+bk9S3t8t+0dg0SzxD4ZffVKHipxaf0Yd2Cgh&#10;zR8SQiWsNiLLgRGSpSkVLY2yJAdelfz/E9UPAAAA//8DAFBLAQItABQABgAIAAAAIQC2gziS/gAA&#10;AOEBAAATAAAAAAAAAAAAAAAAAAAAAABbQ29udGVudF9UeXBlc10ueG1sUEsBAi0AFAAGAAgAAAAh&#10;ADj9If/WAAAAlAEAAAsAAAAAAAAAAAAAAAAALwEAAF9yZWxzLy5yZWxzUEsBAi0AFAAGAAgAAAAh&#10;AGgsc33ZAQAAmAMAAA4AAAAAAAAAAAAAAAAALgIAAGRycy9lMm9Eb2MueG1sUEsBAi0AFAAGAAgA&#10;AAAhAHBYtp/hAAAADAEAAA8AAAAAAAAAAAAAAAAAMwQAAGRycy9kb3ducmV2LnhtbFBLBQYAAAAA&#10;BAAEAPMAAABBBQAAAAA=&#10;" filled="f" stroked="f">
+            <v:shape w14:anchorId="66664BF5" id="Поле 24" o:spid="_x0000_s1052" type="#_x0000_t202" style="position:absolute;margin-left:397.6pt;margin-top:-54.45pt;width:41.35pt;height:13pt;z-index:251698176;visibility:visible;mso-wrap-style:square;mso-width-percent:0;mso-height-percent:0;mso-wrap-distance-left:9pt;mso-wrap-distance-top:0;mso-wrap-distance-right:9pt;mso-wrap-distance-bottom:0;mso-position-horizontal:absolute;mso-position-horizontal-relative:text;mso-position-vertical:absolute;mso-position-vertical-relative:text;mso-width-percent:0;mso-height-percent:0;mso-width-relative:page;mso-height-relative:page;v-text-anchor:top" o:gfxdata="UEsDBBQABgAIAAAAIQC2gziS/gAAAOEBAAATAAAAW0NvbnRlbnRfVHlwZXNdLnhtbJSRQU7DMBBF&#10;90jcwfIWJU67QAgl6YK0S0CoHGBkTxKLZGx5TGhvj5O2G0SRWNoz/78nu9wcxkFMGNg6quQqL6RA&#10;0s5Y6ir5vt9lD1JwBDIwOMJKHpHlpr69KfdHjyxSmriSfYz+USnWPY7AufNIadK6MEJMx9ApD/oD&#10;OlTrorhX2lFEilmcO2RdNtjC5xDF9pCuTyYBB5bi6bQ4syoJ3g9WQ0ymaiLzg5KdCXlKLjvcW893&#10;SUOqXwnz5DrgnHtJTxOsQfEKIT7DmDSUCaxw7Rqn8787ZsmRM9e2VmPeBN4uqYvTtW7jvijg9N/y&#10;JsXecLq0q+WD6m8AAAD//wMAUEsDBBQABgAIAAAAIQA4/SH/1gAAAJQBAAALAAAAX3JlbHMvLnJl&#10;bHOkkMFqwzAMhu+DvYPRfXGawxijTi+j0GvpHsDYimMaW0Yy2fr2M4PBMnrbUb/Q94l/f/hMi1qR&#10;JVI2sOt6UJgd+ZiDgffL8ekFlFSbvV0oo4EbChzGx4f9GRdb25HMsYhqlCwG5lrLq9biZkxWOiqY&#10;22YiTra2kYMu1l1tQD30/bPm3wwYN0x18gb45AdQl1tp5j/sFB2T0FQ7R0nTNEV3j6o9feQzro1i&#10;OWA14Fm+Q8a1a8+Bvu/d/dMb2JY5uiPbhG/ktn4cqGU/er3pcvwCAAD//wMAUEsDBBQABgAIAAAA&#10;IQBoLHN92QEAAJgDAAAOAAAAZHJzL2Uyb0RvYy54bWysU9uO0zAQfUfiHyy/0yQVrVDUdLXsahHS&#10;cpEWPsBxnMYi8ZgZt0n5esZO0+XyhnixJmP7+Fwmu5tp6MXJIFlwlSxWuRTGaWisO1Ty65eHV2+k&#10;oKBco3pwppJnQ/Jm//LFbvSlWUMHfWNQMIijcvSV7ELwZZaR7sygaAXeON5sAQcV+BMPWYNqZPSh&#10;z9Z5vs1GwMYjaEPE3ft5U+4TftsaHT61LZkg+koyt5BWTGsd12y/U+UBle+svtBQ/8BiUNbxo1eo&#10;exWUOKL9C2qwGoGgDSsNQwZta7VJGlhNkf+h5qlT3iQtbA75q030/2D1x9OT/4wiTG9h4gCTCPKP&#10;oL+RcHDXKXcwt4gwdkY1/HARLctGT+XlarSaSoog9fgBGg5ZHQMkoKnFIbrCOgWjcwDnq+lmCkJz&#10;c7PeFK83UmjeKrabIk+hZKpcLnuk8M7AIGJRSeRME7g6PVKIZFS5HIlvOXiwfZ9y7d1vDT4YO4l8&#10;5DszD1M9CdtUcr2N0qKYGpozy0GYx4XHm4sO8IcUI49KJen7UaGRon/v2JI4V0uBS1EvhXKar1Yy&#10;SDGXd2Gev6NHe+gYeTbdwS3b1tok6ZnFhS/Hn5ReRjXO16/f6dTzD7X/CQAA//8DAFBLAwQUAAYA&#10;CAAAACEAcFi2n+EAAAAMAQAADwAAAGRycy9kb3ducmV2LnhtbEyPy07DMBBF90j8gzVI7Fq7kWge&#10;xKkqBCskRBoWLJ3YTazG4xC7bfh7hhXs5nF050y5W9zILmYO1qOEzVoAM9h5bbGX8NG8rDJgISrU&#10;avRoJHybALvq9qZUhfZXrM3lEHtGIRgKJWGIcSo4D91gnAprPxmk3dHPTkVq557rWV0p3I08EWLL&#10;nbJIFwY1mafBdKfD2UnYf2L9bL/e2vf6WNumyQW+bk9S3t8t+0dg0SzxD4ZffVKHipxaf0Yd2Cgh&#10;zR8SQiWsNiLLgRGSpSkVLY2yJAdelfz/E9UPAAAA//8DAFBLAQItABQABgAIAAAAIQC2gziS/gAA&#10;AOEBAAATAAAAAAAAAAAAAAAAAAAAAABbQ29udGVudF9UeXBlc10ueG1sUEsBAi0AFAAGAAgAAAAh&#10;ADj9If/WAAAAlAEAAAsAAAAAAAAAAAAAAAAALwEAAF9yZWxzLy5yZWxzUEsBAi0AFAAGAAgAAAAh&#10;AGgsc33ZAQAAmAMAAA4AAAAAAAAAAAAAAAAALgIAAGRycy9lMm9Eb2MueG1sUEsBAi0AFAAGAAgA&#10;AAAhAHBYtp/hAAAADAEAAA8AAAAAAAAAAAAAAAAAMwQAAGRycy9kb3ducmV2LnhtbFBLBQYAAAAA&#10;BAAEAPMAAABBBQAAAAA=&#10;" filled="f" stroked="f">
               <v:textbox inset="0,0,0,0">
                 <w:txbxContent>
                   <w:p>
@@ -5609,7 +6105,7 @@
         </mc:Choice>
         <mc:Fallback>
           <w:pict>
-            <v:shape w14:anchorId="3B7D1DC4" id="Поле 23" o:spid="_x0000_s1053" type="#_x0000_t202" style="position:absolute;left:0;text-align:left;margin-left:355pt;margin-top:-54.45pt;width:42.8pt;height:12.8pt;z-index:251696128;visibility:visible;mso-wrap-style:square;mso-width-percent:0;mso-height-percent:0;mso-wrap-distance-left:9pt;mso-wrap-distance-top:0;mso-wrap-distance-right:9pt;mso-wrap-distance-bottom:0;mso-position-horizontal:absolute;mso-position-horizontal-relative:text;mso-position-vertical:absolute;mso-position-vertical-relative:text;mso-width-percent:0;mso-height-percent:0;mso-width-relative:page;mso-height-relative:page;v-text-anchor:top" o:gfxdata="UEsDBBQABgAIAAAAIQC2gziS/gAAAOEBAAATAAAAW0NvbnRlbnRfVHlwZXNdLnhtbJSRQU7DMBBF&#10;90jcwfIWJU67QAgl6YK0S0CoHGBkTxKLZGx5TGhvj5O2G0SRWNoz/78nu9wcxkFMGNg6quQqL6RA&#10;0s5Y6ir5vt9lD1JwBDIwOMJKHpHlpr69KfdHjyxSmriSfYz+USnWPY7AufNIadK6MEJMx9ApD/oD&#10;OlTrorhX2lFEilmcO2RdNtjC5xDF9pCuTyYBB5bi6bQ4syoJ3g9WQ0ymaiLzg5KdCXlKLjvcW893&#10;SUOqXwnz5DrgnHtJTxOsQfEKIT7DmDSUCaxw7Rqn8787ZsmRM9e2VmPeBN4uqYvTtW7jvijg9N/y&#10;JsXecLq0q+WD6m8AAAD//wMAUEsDBBQABgAIAAAAIQA4/SH/1gAAAJQBAAALAAAAX3JlbHMvLnJl&#10;bHOkkMFqwzAMhu+DvYPRfXGawxijTi+j0GvpHsDYimMaW0Yy2fr2M4PBMnrbUb/Q94l/f/hMi1qR&#10;JVI2sOt6UJgd+ZiDgffL8ekFlFSbvV0oo4EbChzGx4f9GRdb25HMsYhqlCwG5lrLq9biZkxWOiqY&#10;22YiTra2kYMu1l1tQD30/bPm3wwYN0x18gb45AdQl1tp5j/sFB2T0FQ7R0nTNEV3j6o9feQzro1i&#10;OWA14Fm+Q8a1a8+Bvu/d/dMb2JY5uiPbhG/ktn4cqGU/er3pcvwCAAD//wMAUEsDBBQABgAIAAAA&#10;IQA50GGz2AEAAJgDAAAOAAAAZHJzL2Uyb0RvYy54bWysU9uO0zAQfUfiHyy/07SFLShqulp2tQhp&#10;uUgLH+A4dmOReMyM26R8PWOn6XJ5Q7xYkxn7zDlnJtvrse/E0SA58JVcLZZSGK+hcX5fya9f7l+8&#10;kYKi8o3qwJtKngzJ693zZ9shlGYNLXSNQcEgnsohVLKNMZRFQbo1vaIFBOO5aAF7FfkT90WDamD0&#10;vivWy+WmGACbgKANEWfvpqLcZXxrjY6frCUTRVdJ5hbzifms01nstqrcowqt02ca6h9Y9Mp5bnqB&#10;ulNRiQO6v6B6pxEIbFxo6Auw1mmTNbCa1fIPNY+tCiZrYXMoXGyi/werPx4fw2cUcXwLIw8wi6Dw&#10;APobCQ+3rfJ7c4MIQ2tUw41XybJiCFSenyarqaQEUg8foOEhq0OEDDRa7JMrrFMwOg/gdDHdjFFo&#10;Tl69enm14Yrm0mqzTnHqoMr5cUCK7wz0IgWVRJ5pBlfHB4rT1flK6uXh3nVdnmvnf0swZspk8onv&#10;xDyO9ShcU8n169Q4iamhObEchGldeL05aAF/SDHwqlSSvh8UGim6954tSXs1BzgH9Rwor/lpJaMU&#10;U3gbp/07BHT7lpEn0z3csG3WZUlPLM58efzZlPOqpv369Tvfevqhdj8BAAD//wMAUEsDBBQABgAI&#10;AAAAIQBHfbIe4gAAAAwBAAAPAAAAZHJzL2Rvd25yZXYueG1sTI/BTsMwEETvSP0Haytxa+1QkSYh&#10;TlUhOCEh0nDg6CRuYjVeh9htw9+znMpxdkazb/LdbAd20ZM3DiVEawFMY+Nag52Ez+p1lQDzQWGr&#10;Bodawo/2sCsWd7nKWnfFUl8OoWNUgj5TEvoQxoxz3/TaKr92o0byjm6yKpCcOt5O6krlduAPQsTc&#10;KoP0oVejfu51czqcrYT9F5Yv5vu9/iiPpamqVOBbfJLyfjnvn4AFPYdbGP7wCR0KYqrdGVvPBgnb&#10;SNCWIGEViSQFRpFt+hgDq+mUbDbAi5z/H1H8AgAA//8DAFBLAQItABQABgAIAAAAIQC2gziS/gAA&#10;AOEBAAATAAAAAAAAAAAAAAAAAAAAAABbQ29udGVudF9UeXBlc10ueG1sUEsBAi0AFAAGAAgAAAAh&#10;ADj9If/WAAAAlAEAAAsAAAAAAAAAAAAAAAAALwEAAF9yZWxzLy5yZWxzUEsBAi0AFAAGAAgAAAAh&#10;ADnQYbPYAQAAmAMAAA4AAAAAAAAAAAAAAAAALgIAAGRycy9lMm9Eb2MueG1sUEsBAi0AFAAGAAgA&#10;AAAhAEd9sh7iAAAADAEAAA8AAAAAAAAAAAAAAAAAMgQAAGRycy9kb3ducmV2LnhtbFBLBQYAAAAA&#10;BAAEAPMAAABBBQAAAAA=&#10;" filled="f" stroked="f">
+            <v:shape w14:anchorId="3B7D1DC4" id="Поле 23" o:spid="_x0000_s1053" type="#_x0000_t202" style="position:absolute;margin-left:355pt;margin-top:-54.45pt;width:42.8pt;height:12.8pt;z-index:251696128;visibility:visible;mso-wrap-style:square;mso-width-percent:0;mso-height-percent:0;mso-wrap-distance-left:9pt;mso-wrap-distance-top:0;mso-wrap-distance-right:9pt;mso-wrap-distance-bottom:0;mso-position-horizontal:absolute;mso-position-horizontal-relative:text;mso-position-vertical:absolute;mso-position-vertical-relative:text;mso-width-percent:0;mso-height-percent:0;mso-width-relative:page;mso-height-relative:page;v-text-anchor:top" o:gfxdata="UEsDBBQABgAIAAAAIQC2gziS/gAAAOEBAAATAAAAW0NvbnRlbnRfVHlwZXNdLnhtbJSRQU7DMBBF&#10;90jcwfIWJU67QAgl6YK0S0CoHGBkTxKLZGx5TGhvj5O2G0SRWNoz/78nu9wcxkFMGNg6quQqL6RA&#10;0s5Y6ir5vt9lD1JwBDIwOMJKHpHlpr69KfdHjyxSmriSfYz+USnWPY7AufNIadK6MEJMx9ApD/oD&#10;OlTrorhX2lFEilmcO2RdNtjC5xDF9pCuTyYBB5bi6bQ4syoJ3g9WQ0ymaiLzg5KdCXlKLjvcW893&#10;SUOqXwnz5DrgnHtJTxOsQfEKIT7DmDSUCaxw7Rqn8787ZsmRM9e2VmPeBN4uqYvTtW7jvijg9N/y&#10;JsXecLq0q+WD6m8AAAD//wMAUEsDBBQABgAIAAAAIQA4/SH/1gAAAJQBAAALAAAAX3JlbHMvLnJl&#10;bHOkkMFqwzAMhu+DvYPRfXGawxijTi+j0GvpHsDYimMaW0Yy2fr2M4PBMnrbUb/Q94l/f/hMi1qR&#10;JVI2sOt6UJgd+ZiDgffL8ekFlFSbvV0oo4EbChzGx4f9GRdb25HMsYhqlCwG5lrLq9biZkxWOiqY&#10;22YiTra2kYMu1l1tQD30/bPm3wwYN0x18gb45AdQl1tp5j/sFB2T0FQ7R0nTNEV3j6o9feQzro1i&#10;OWA14Fm+Q8a1a8+Bvu/d/dMb2JY5uiPbhG/ktn4cqGU/er3pcvwCAAD//wMAUEsDBBQABgAIAAAA&#10;IQA50GGz2AEAAJgDAAAOAAAAZHJzL2Uyb0RvYy54bWysU9uO0zAQfUfiHyy/07SFLShqulp2tQhp&#10;uUgLH+A4dmOReMyM26R8PWOn6XJ5Q7xYkxn7zDlnJtvrse/E0SA58JVcLZZSGK+hcX5fya9f7l+8&#10;kYKi8o3qwJtKngzJ693zZ9shlGYNLXSNQcEgnsohVLKNMZRFQbo1vaIFBOO5aAF7FfkT90WDamD0&#10;vivWy+WmGACbgKANEWfvpqLcZXxrjY6frCUTRVdJ5hbzifms01nstqrcowqt02ca6h9Y9Mp5bnqB&#10;ulNRiQO6v6B6pxEIbFxo6Auw1mmTNbCa1fIPNY+tCiZrYXMoXGyi/werPx4fw2cUcXwLIw8wi6Dw&#10;APobCQ+3rfJ7c4MIQ2tUw41XybJiCFSenyarqaQEUg8foOEhq0OEDDRa7JMrrFMwOg/gdDHdjFFo&#10;Tl69enm14Yrm0mqzTnHqoMr5cUCK7wz0IgWVRJ5pBlfHB4rT1flK6uXh3nVdnmvnf0swZspk8onv&#10;xDyO9ShcU8n169Q4iamhObEchGldeL05aAF/SDHwqlSSvh8UGim6954tSXs1BzgH9Rwor/lpJaMU&#10;U3gbp/07BHT7lpEn0z3csG3WZUlPLM58efzZlPOqpv369Tvfevqhdj8BAAD//wMAUEsDBBQABgAI&#10;AAAAIQBHfbIe4gAAAAwBAAAPAAAAZHJzL2Rvd25yZXYueG1sTI/BTsMwEETvSP0Haytxa+1QkSYh&#10;TlUhOCEh0nDg6CRuYjVeh9htw9+znMpxdkazb/LdbAd20ZM3DiVEawFMY+Nag52Ez+p1lQDzQWGr&#10;Bodawo/2sCsWd7nKWnfFUl8OoWNUgj5TEvoQxoxz3/TaKr92o0byjm6yKpCcOt5O6krlduAPQsTc&#10;KoP0oVejfu51czqcrYT9F5Yv5vu9/iiPpamqVOBbfJLyfjnvn4AFPYdbGP7wCR0KYqrdGVvPBgnb&#10;SNCWIGEViSQFRpFt+hgDq+mUbDbAi5z/H1H8AgAA//8DAFBLAQItABQABgAIAAAAIQC2gziS/gAA&#10;AOEBAAATAAAAAAAAAAAAAAAAAAAAAABbQ29udGVudF9UeXBlc10ueG1sUEsBAi0AFAAGAAgAAAAh&#10;ADj9If/WAAAAlAEAAAsAAAAAAAAAAAAAAAAALwEAAF9yZWxzLy5yZWxzUEsBAi0AFAAGAAgAAAAh&#10;ADnQYbPYAQAAmAMAAA4AAAAAAAAAAAAAAAAALgIAAGRycy9lMm9Eb2MueG1sUEsBAi0AFAAGAAgA&#10;AAAhAEd9sh7iAAAADAEAAA8AAAAAAAAAAAAAAAAAMgQAAGRycy9kb3ducmV2LnhtbFBLBQYAAAAA&#10;BAAEAPMAAABBBQAAAAA=&#10;" filled="f" stroked="f">
               <v:textbox inset="0,0,0,0">
                 <w:txbxContent>
                   <w:p>
@@ -6181,7 +6677,7 @@
         </mc:Choice>
         <mc:Fallback>
           <w:pict>
-            <v:shape w14:anchorId="10D9A477" id="Поле 16" o:spid="_x0000_s1054" type="#_x0000_t202" style="position:absolute;left:0;text-align:left;margin-left:355pt;margin-top:.65pt;width:142pt;height:28.4pt;z-index:251695104;visibility:visible;mso-wrap-style:square;mso-width-percent:0;mso-height-percent:0;mso-wrap-distance-left:9pt;mso-wrap-distance-top:0;mso-wrap-distance-right:9pt;mso-wrap-distance-bottom:0;mso-position-horizontal:absolute;mso-position-horizontal-relative:text;mso-position-vertical:absolute;mso-position-vertical-relative:text;mso-width-percent:0;mso-height-percent:0;mso-width-relative:page;mso-height-relative:page;v-text-anchor:top" o:gfxdata="UEsDBBQABgAIAAAAIQC2gziS/gAAAOEBAAATAAAAW0NvbnRlbnRfVHlwZXNdLnhtbJSRQU7DMBBF&#10;90jcwfIWJU67QAgl6YK0S0CoHGBkTxKLZGx5TGhvj5O2G0SRWNoz/78nu9wcxkFMGNg6quQqL6RA&#10;0s5Y6ir5vt9lD1JwBDIwOMJKHpHlpr69KfdHjyxSmriSfYz+USnWPY7AufNIadK6MEJMx9ApD/oD&#10;OlTrorhX2lFEilmcO2RdNtjC5xDF9pCuTyYBB5bi6bQ4syoJ3g9WQ0ymaiLzg5KdCXlKLjvcW893&#10;SUOqXwnz5DrgnHtJTxOsQfEKIT7DmDSUCaxw7Rqn8787ZsmRM9e2VmPeBN4uqYvTtW7jvijg9N/y&#10;JsXecLq0q+WD6m8AAAD//wMAUEsDBBQABgAIAAAAIQA4/SH/1gAAAJQBAAALAAAAX3JlbHMvLnJl&#10;bHOkkMFqwzAMhu+DvYPRfXGawxijTi+j0GvpHsDYimMaW0Yy2fr2M4PBMnrbUb/Q94l/f/hMi1qR&#10;JVI2sOt6UJgd+ZiDgffL8ekFlFSbvV0oo4EbChzGx4f9GRdb25HMsYhqlCwG5lrLq9biZkxWOiqY&#10;22YiTra2kYMu1l1tQD30/bPm3wwYN0x18gb45AdQl1tp5j/sFB2T0FQ7R0nTNEV3j6o9feQzro1i&#10;OWA14Fm+Q8a1a8+Bvu/d/dMb2JY5uiPbhG/ktn4cqGU/er3pcvwCAAD//wMAUEsDBBQABgAIAAAA&#10;IQA+O5gx2wEAAJkDAAAOAAAAZHJzL2Uyb0RvYy54bWysU9tu2zAMfR+wfxD0vthJhyAw4hRdiw4D&#10;ugvQ7gMUWbaF2aJGKrGzrx8lx+nWvg17EShROjznkNpej30njgbJgivlcpFLYZyGyrqmlN+f7t9t&#10;pKCgXKU6cKaUJ0Pyevf2zXbwhVlBC11lUDCIo2LwpWxD8EWWkW5Nr2gB3jhO1oC9CrzFJqtQDYze&#10;d9kqz9fZAFh5BG2I+PRuSspdwq9ro8PXuiYTRFdK5hbSimndxzXbbVXRoPKt1Wca6h9Y9Mo6LnqB&#10;ulNBiQPaV1C91QgEdVho6DOoa6tN0sBqlvkLNY+t8iZpYXPIX2yi/wervxwf/TcUYfwAIzcwiSD/&#10;APoHCQe3rXKNuUGEoTWq4sLLaFk2eCrOT6PVVFAE2Q+foeImq0OABDTW2EdXWKdgdG7A6WK6GYPQ&#10;seQmv3qfc0pz7mqdrzepK5kq5tceKXw00IsYlBK5qQldHR8oRDaqmK/EYg7ubdelxnburwO+GE8S&#10;+0h4oh7G/ShsVcrVJmqLavZQnVgPwjQvPN8ctIC/pBh4VkpJPw8KjRTdJ8eexMGaA5yD/Rwop/lp&#10;KYMUU3gbpgE8eLRNy8iT6w5u2LfaJknPLM58uf9J6XlW44D9uU+3nn/U7jcAAAD//wMAUEsDBBQA&#10;BgAIAAAAIQDwfeXK3gAAAAgBAAAPAAAAZHJzL2Rvd25yZXYueG1sTI/LTsMwEEX3SPyDNUjsqB0e&#10;pQlxqgrBCgk1DQuWTjxNosbjELtt+HuGFSyvzujOufl6doM44RR6TxqShQKB1HjbU6vho3q9WYEI&#10;0ZA1gyfU8I0B1sXlRW4y689U4mkXW8ElFDKjoYtxzKQMTYfOhIUfkZjt/eRM5Di10k7mzOVukLdK&#10;LaUzPfGHzoz43GFz2B2dhs0nlS/913u9LfdlX1WporflQevrq3nzBCLiHP+O4Vef1aFgp9ofyQYx&#10;aHhMFG+JDO5AME/Te861hodVArLI5f8BxQ8AAAD//wMAUEsBAi0AFAAGAAgAAAAhALaDOJL+AAAA&#10;4QEAABMAAAAAAAAAAAAAAAAAAAAAAFtDb250ZW50X1R5cGVzXS54bWxQSwECLQAUAAYACAAAACEA&#10;OP0h/9YAAACUAQAACwAAAAAAAAAAAAAAAAAvAQAAX3JlbHMvLnJlbHNQSwECLQAUAAYACAAAACEA&#10;PjuYMdsBAACZAwAADgAAAAAAAAAAAAAAAAAuAgAAZHJzL2Uyb0RvYy54bWxQSwECLQAUAAYACAAA&#10;ACEA8H3lyt4AAAAIAQAADwAAAAAAAAAAAAAAAAA1BAAAZHJzL2Rvd25yZXYueG1sUEsFBgAAAAAE&#10;AAQA8wAAAEAFAAAAAA==&#10;" filled="f" stroked="f">
+            <v:shape w14:anchorId="10D9A477" id="Поле 16" o:spid="_x0000_s1054" type="#_x0000_t202" style="position:absolute;margin-left:355pt;margin-top:.65pt;width:142pt;height:28.4pt;z-index:251695104;visibility:visible;mso-wrap-style:square;mso-width-percent:0;mso-height-percent:0;mso-wrap-distance-left:9pt;mso-wrap-distance-top:0;mso-wrap-distance-right:9pt;mso-wrap-distance-bottom:0;mso-position-horizontal:absolute;mso-position-horizontal-relative:text;mso-position-vertical:absolute;mso-position-vertical-relative:text;mso-width-percent:0;mso-height-percent:0;mso-width-relative:page;mso-height-relative:page;v-text-anchor:top" o:gfxdata="UEsDBBQABgAIAAAAIQC2gziS/gAAAOEBAAATAAAAW0NvbnRlbnRfVHlwZXNdLnhtbJSRQU7DMBBF&#10;90jcwfIWJU67QAgl6YK0S0CoHGBkTxKLZGx5TGhvj5O2G0SRWNoz/78nu9wcxkFMGNg6quQqL6RA&#10;0s5Y6ir5vt9lD1JwBDIwOMJKHpHlpr69KfdHjyxSmriSfYz+USnWPY7AufNIadK6MEJMx9ApD/oD&#10;OlTrorhX2lFEilmcO2RdNtjC5xDF9pCuTyYBB5bi6bQ4syoJ3g9WQ0ymaiLzg5KdCXlKLjvcW893&#10;SUOqXwnz5DrgnHtJTxOsQfEKIT7DmDSUCaxw7Rqn8787ZsmRM9e2VmPeBN4uqYvTtW7jvijg9N/y&#10;JsXecLq0q+WD6m8AAAD//wMAUEsDBBQABgAIAAAAIQA4/SH/1gAAAJQBAAALAAAAX3JlbHMvLnJl&#10;bHOkkMFqwzAMhu+DvYPRfXGawxijTi+j0GvpHsDYimMaW0Yy2fr2M4PBMnrbUb/Q94l/f/hMi1qR&#10;JVI2sOt6UJgd+ZiDgffL8ekFlFSbvV0oo4EbChzGx4f9GRdb25HMsYhqlCwG5lrLq9biZkxWOiqY&#10;22YiTra2kYMu1l1tQD30/bPm3wwYN0x18gb45AdQl1tp5j/sFB2T0FQ7R0nTNEV3j6o9feQzro1i&#10;OWA14Fm+Q8a1a8+Bvu/d/dMb2JY5uiPbhG/ktn4cqGU/er3pcvwCAAD//wMAUEsDBBQABgAIAAAA&#10;IQA+O5gx2wEAAJkDAAAOAAAAZHJzL2Uyb0RvYy54bWysU9tu2zAMfR+wfxD0vthJhyAw4hRdiw4D&#10;ugvQ7gMUWbaF2aJGKrGzrx8lx+nWvg17EShROjznkNpej30njgbJgivlcpFLYZyGyrqmlN+f7t9t&#10;pKCgXKU6cKaUJ0Pyevf2zXbwhVlBC11lUDCIo2LwpWxD8EWWkW5Nr2gB3jhO1oC9CrzFJqtQDYze&#10;d9kqz9fZAFh5BG2I+PRuSspdwq9ro8PXuiYTRFdK5hbSimndxzXbbVXRoPKt1Wca6h9Y9Mo6LnqB&#10;ulNBiQPaV1C91QgEdVho6DOoa6tN0sBqlvkLNY+t8iZpYXPIX2yi/wervxwf/TcUYfwAIzcwiSD/&#10;APoHCQe3rXKNuUGEoTWq4sLLaFk2eCrOT6PVVFAE2Q+foeImq0OABDTW2EdXWKdgdG7A6WK6GYPQ&#10;seQmv3qfc0pz7mqdrzepK5kq5tceKXw00IsYlBK5qQldHR8oRDaqmK/EYg7ubdelxnburwO+GE8S&#10;+0h4oh7G/ShsVcrVJmqLavZQnVgPwjQvPN8ctIC/pBh4VkpJPw8KjRTdJ8eexMGaA5yD/Rwop/lp&#10;KYMUU3gbpgE8eLRNy8iT6w5u2LfaJknPLM58uf9J6XlW44D9uU+3nn/U7jcAAAD//wMAUEsDBBQA&#10;BgAIAAAAIQDwfeXK3gAAAAgBAAAPAAAAZHJzL2Rvd25yZXYueG1sTI/LTsMwEEX3SPyDNUjsqB0e&#10;pQlxqgrBCgk1DQuWTjxNosbjELtt+HuGFSyvzujOufl6doM44RR6TxqShQKB1HjbU6vho3q9WYEI&#10;0ZA1gyfU8I0B1sXlRW4y689U4mkXW8ElFDKjoYtxzKQMTYfOhIUfkZjt/eRM5Di10k7mzOVukLdK&#10;LaUzPfGHzoz43GFz2B2dhs0nlS/913u9LfdlX1WporflQevrq3nzBCLiHP+O4Vef1aFgp9ofyQYx&#10;aHhMFG+JDO5AME/Te861hodVArLI5f8BxQ8AAAD//wMAUEsBAi0AFAAGAAgAAAAhALaDOJL+AAAA&#10;4QEAABMAAAAAAAAAAAAAAAAAAAAAAFtDb250ZW50X1R5cGVzXS54bWxQSwECLQAUAAYACAAAACEA&#10;OP0h/9YAAACUAQAACwAAAAAAAAAAAAAAAAAvAQAAX3JlbHMvLnJlbHNQSwECLQAUAAYACAAAACEA&#10;PjuYMdsBAACZAwAADgAAAAAAAAAAAAAAAAAuAgAAZHJzL2Uyb0RvYy54bWxQSwECLQAUAAYACAAA&#10;ACEA8H3lyt4AAAAIAQAADwAAAAAAAAAAAAAAAAA1BAAAZHJzL2Rvd25yZXYueG1sUEsFBgAAAAAE&#10;AAQA8wAAAEAFAAAAAA==&#10;" filled="f" stroked="f">
               <v:textbox inset="0,0,0,0">
                 <w:txbxContent>
                   <w:p>
@@ -6521,7 +7017,7 @@
         </mc:Choice>
         <mc:Fallback>
           <w:pict>
-            <v:shape w14:anchorId="38614A06" id="Поле 12" o:spid="_x0000_s1055" type="#_x0000_t202" style="position:absolute;left:0;text-align:left;margin-left:165.45pt;margin-top:-85.1pt;width:321.65pt;height:11.5pt;z-index:251694080;visibility:visible;mso-wrap-style:square;mso-width-percent:0;mso-height-percent:0;mso-wrap-distance-left:9pt;mso-wrap-distance-top:0;mso-wrap-distance-right:9pt;mso-wrap-distance-bottom:0;mso-position-horizontal:absolute;mso-position-horizontal-relative:text;mso-position-vertical:absolute;mso-position-vertical-relative:text;mso-width-percent:0;mso-height-percent:0;mso-width-relative:page;mso-height-relative:page;v-text-anchor:top" o:gfxdata="UEsDBBQABgAIAAAAIQC2gziS/gAAAOEBAAATAAAAW0NvbnRlbnRfVHlwZXNdLnhtbJSRQU7DMBBF&#10;90jcwfIWJU67QAgl6YK0S0CoHGBkTxKLZGx5TGhvj5O2G0SRWNoz/78nu9wcxkFMGNg6quQqL6RA&#10;0s5Y6ir5vt9lD1JwBDIwOMJKHpHlpr69KfdHjyxSmriSfYz+USnWPY7AufNIadK6MEJMx9ApD/oD&#10;OlTrorhX2lFEilmcO2RdNtjC5xDF9pCuTyYBB5bi6bQ4syoJ3g9WQ0ymaiLzg5KdCXlKLjvcW893&#10;SUOqXwnz5DrgnHtJTxOsQfEKIT7DmDSUCaxw7Rqn8787ZsmRM9e2VmPeBN4uqYvTtW7jvijg9N/y&#10;JsXecLq0q+WD6m8AAAD//wMAUEsDBBQABgAIAAAAIQA4/SH/1gAAAJQBAAALAAAAX3JlbHMvLnJl&#10;bHOkkMFqwzAMhu+DvYPRfXGawxijTi+j0GvpHsDYimMaW0Yy2fr2M4PBMnrbUb/Q94l/f/hMi1qR&#10;JVI2sOt6UJgd+ZiDgffL8ekFlFSbvV0oo4EbChzGx4f9GRdb25HMsYhqlCwG5lrLq9biZkxWOiqY&#10;22YiTra2kYMu1l1tQD30/bPm3wwYN0x18gb45AdQl1tp5j/sFB2T0FQ7R0nTNEV3j6o9feQzro1i&#10;OWA14Fm+Q8a1a8+Bvu/d/dMb2JY5uiPbhG/ktn4cqGU/er3pcvwCAAD//wMAUEsDBBQABgAIAAAA&#10;IQCWTAiI2wEAAJkDAAAOAAAAZHJzL2Uyb0RvYy54bWysU0tu2zAQ3RfoHQjua8mGHSSC5SBN4KJA&#10;+gHSHGBMURZRicMOaUvu6TukLKdNd0U3xGhIPr7PaH07dK04avIGbSnns1wKbRVWxu5L+fxt++5a&#10;Ch/AVtCi1aU8aS9vN2/frHtX6AU22FaaBINYX/SulE0IrsgyrxrdgZ+h05Y3a6QOAn/SPqsIekbv&#10;2myR51dZj1Q5QqW95+7DuCk3Cb+utQpf6trrINpSMreQVkrrLq7ZZg3FnsA1Rp1pwD+w6MBYfvQC&#10;9QABxIHMX1CdUYQe6zBT2GVY10bppIHVzPNXap4acDppYXO8u9jk/x+s+nx8cl9JhOE9DhxgEuHd&#10;I6rvXli8b8Du9R0R9o2Gih+eR8uy3vnifDVa7QsfQXb9J6w4ZDgETEBDTV10hXUKRucAThfT9RCE&#10;4uYyv17erFZSKN6bL6/yVUolg2K67ciHDxo7EYtSEoea0OH46ENkA8V0JD5mcWvaNgXb2j8afDB2&#10;EvtIeKQeht0gTFXKxU3UFtXssDqxHsJxXni+uWiQfkrR86yU0v84AGkp2o+WPYmDNRU0FbupAKv4&#10;aimDFGN5H8YBPDgy+4aRJ9fv2LetSZJeWJz5cv5J6XlW44D9/p1OvfxRm18AAAD//wMAUEsDBBQA&#10;BgAIAAAAIQCpXuZI4AAAAA0BAAAPAAAAZHJzL2Rvd25yZXYueG1sTI89T8MwEIZ3JP6DdUgsqLWd&#10;Vg0JcSqEYGGjsLC58ZFE2OcodpPQX487wXYfj957rtovzrIJx9B7UiDXAhhS401PrYKP95fVPbAQ&#10;NRltPaGCHwywr6+vKl0aP9MbTofYshRCodQKuhiHkvPQdOh0WPsBKe2+/Oh0TO3YcjPqOYU7yzMh&#10;dtzpntKFTg/41GHzfTg5Bbvlebh7LTCbz42d6PMsZUSp1O3N8vgALOIS/2C46Cd1qJPT0Z/IBGYV&#10;bDaiSKiClcxFBiwhRb5NxfEy2uYZ8Lri/7+ofwEAAP//AwBQSwECLQAUAAYACAAAACEAtoM4kv4A&#10;AADhAQAAEwAAAAAAAAAAAAAAAAAAAAAAW0NvbnRlbnRfVHlwZXNdLnhtbFBLAQItABQABgAIAAAA&#10;IQA4/SH/1gAAAJQBAAALAAAAAAAAAAAAAAAAAC8BAABfcmVscy8ucmVsc1BLAQItABQABgAIAAAA&#10;IQCWTAiI2wEAAJkDAAAOAAAAAAAAAAAAAAAAAC4CAABkcnMvZTJvRG9jLnhtbFBLAQItABQABgAI&#10;AAAAIQCpXuZI4AAAAA0BAAAPAAAAAAAAAAAAAAAAADUEAABkcnMvZG93bnJldi54bWxQSwUGAAAA&#10;AAQABADzAAAAQgUAAAAA&#10;" filled="f" stroked="f">
+            <v:shape w14:anchorId="38614A06" id="Поле 12" o:spid="_x0000_s1055" type="#_x0000_t202" style="position:absolute;margin-left:165.45pt;margin-top:-85.1pt;width:321.65pt;height:11.5pt;z-index:251694080;visibility:visible;mso-wrap-style:square;mso-width-percent:0;mso-height-percent:0;mso-wrap-distance-left:9pt;mso-wrap-distance-top:0;mso-wrap-distance-right:9pt;mso-wrap-distance-bottom:0;mso-position-horizontal:absolute;mso-position-horizontal-relative:text;mso-position-vertical:absolute;mso-position-vertical-relative:text;mso-width-percent:0;mso-height-percent:0;mso-width-relative:page;mso-height-relative:page;v-text-anchor:top" o:gfxdata="UEsDBBQABgAIAAAAIQC2gziS/gAAAOEBAAATAAAAW0NvbnRlbnRfVHlwZXNdLnhtbJSRQU7DMBBF&#10;90jcwfIWJU67QAgl6YK0S0CoHGBkTxKLZGx5TGhvj5O2G0SRWNoz/78nu9wcxkFMGNg6quQqL6RA&#10;0s5Y6ir5vt9lD1JwBDIwOMJKHpHlpr69KfdHjyxSmriSfYz+USnWPY7AufNIadK6MEJMx9ApD/oD&#10;OlTrorhX2lFEilmcO2RdNtjC5xDF9pCuTyYBB5bi6bQ4syoJ3g9WQ0ymaiLzg5KdCXlKLjvcW893&#10;SUOqXwnz5DrgnHtJTxOsQfEKIT7DmDSUCaxw7Rqn8787ZsmRM9e2VmPeBN4uqYvTtW7jvijg9N/y&#10;JsXecLq0q+WD6m8AAAD//wMAUEsDBBQABgAIAAAAIQA4/SH/1gAAAJQBAAALAAAAX3JlbHMvLnJl&#10;bHOkkMFqwzAMhu+DvYPRfXGawxijTi+j0GvpHsDYimMaW0Yy2fr2M4PBMnrbUb/Q94l/f/hMi1qR&#10;JVI2sOt6UJgd+ZiDgffL8ekFlFSbvV0oo4EbChzGx4f9GRdb25HMsYhqlCwG5lrLq9biZkxWOiqY&#10;22YiTra2kYMu1l1tQD30/bPm3wwYN0x18gb45AdQl1tp5j/sFB2T0FQ7R0nTNEV3j6o9feQzro1i&#10;OWA14Fm+Q8a1a8+Bvu/d/dMb2JY5uiPbhG/ktn4cqGU/er3pcvwCAAD//wMAUEsDBBQABgAIAAAA&#10;IQCWTAiI2wEAAJkDAAAOAAAAZHJzL2Uyb0RvYy54bWysU0tu2zAQ3RfoHQjua8mGHSSC5SBN4KJA&#10;+gHSHGBMURZRicMOaUvu6TukLKdNd0U3xGhIPr7PaH07dK04avIGbSnns1wKbRVWxu5L+fxt++5a&#10;Ch/AVtCi1aU8aS9vN2/frHtX6AU22FaaBINYX/SulE0IrsgyrxrdgZ+h05Y3a6QOAn/SPqsIekbv&#10;2myR51dZj1Q5QqW95+7DuCk3Cb+utQpf6trrINpSMreQVkrrLq7ZZg3FnsA1Rp1pwD+w6MBYfvQC&#10;9QABxIHMX1CdUYQe6zBT2GVY10bppIHVzPNXap4acDppYXO8u9jk/x+s+nx8cl9JhOE9DhxgEuHd&#10;I6rvXli8b8Du9R0R9o2Gih+eR8uy3vnifDVa7QsfQXb9J6w4ZDgETEBDTV10hXUKRucAThfT9RCE&#10;4uYyv17erFZSKN6bL6/yVUolg2K67ciHDxo7EYtSEoea0OH46ENkA8V0JD5mcWvaNgXb2j8afDB2&#10;EvtIeKQeht0gTFXKxU3UFtXssDqxHsJxXni+uWiQfkrR86yU0v84AGkp2o+WPYmDNRU0FbupAKv4&#10;aimDFGN5H8YBPDgy+4aRJ9fv2LetSZJeWJz5cv5J6XlW44D9/p1OvfxRm18AAAD//wMAUEsDBBQA&#10;BgAIAAAAIQCpXuZI4AAAAA0BAAAPAAAAZHJzL2Rvd25yZXYueG1sTI89T8MwEIZ3JP6DdUgsqLWd&#10;Vg0JcSqEYGGjsLC58ZFE2OcodpPQX487wXYfj957rtovzrIJx9B7UiDXAhhS401PrYKP95fVPbAQ&#10;NRltPaGCHwywr6+vKl0aP9MbTofYshRCodQKuhiHkvPQdOh0WPsBKe2+/Oh0TO3YcjPqOYU7yzMh&#10;dtzpntKFTg/41GHzfTg5Bbvlebh7LTCbz42d6PMsZUSp1O3N8vgALOIS/2C46Cd1qJPT0Z/IBGYV&#10;bDaiSKiClcxFBiwhRb5NxfEy2uYZ8Lri/7+ofwEAAP//AwBQSwECLQAUAAYACAAAACEAtoM4kv4A&#10;AADhAQAAEwAAAAAAAAAAAAAAAAAAAAAAW0NvbnRlbnRfVHlwZXNdLnhtbFBLAQItABQABgAIAAAA&#10;IQA4/SH/1gAAAJQBAAALAAAAAAAAAAAAAAAAAC8BAABfcmVscy8ucmVsc1BLAQItABQABgAIAAAA&#10;IQCWTAiI2wEAAJkDAAAOAAAAAAAAAAAAAAAAAC4CAABkcnMvZTJvRG9jLnhtbFBLAQItABQABgAI&#10;AAAAIQCpXuZI4AAAAA0BAAAPAAAAAAAAAAAAAAAAADUEAABkcnMvZG93bnJldi54bWxQSwUGAAAA&#10;AAQABADzAAAAQgUAAAAA&#10;" filled="f" stroked="f">
               <v:textbox style="mso-fit-shape-to-text:t" inset="0,0,0,0">
                 <w:txbxContent>
                   <w:p>
@@ -7444,7 +7940,7 @@
   <w:footnote w:type="separator" w:id="-1">
     <w:p>
       <w:pPr>
-        <w:spacing w:line="240" w:lineRule="auto"/>
+        <w:spacing w:after="0" w:line="240" w:lineRule="auto"/>
       </w:pPr>
       <w:r>
         <w:separator/>
@@ -7454,7 +7950,7 @@
   <w:footnote w:type="continuationSeparator" w:id="0">
     <w:p>
       <w:pPr>
-        <w:spacing w:line="240" w:lineRule="auto"/>
+        <w:spacing w:after="0" w:line="240" w:lineRule="auto"/>
       </w:pPr>
       <w:r>
         <w:continuationSeparator/>
@@ -7534,7 +8030,8 @@
                           <w:pPr>
                             <w:jc w:val="center"/>
                             <w:rPr>
-                              <w:rFonts w:cs="Times New Roman"/>
+                              <w:rFonts w:ascii="Times New Roman" w:hAnsi="Times New Roman" w:cs="Times New Roman"/>
+                              <w:sz w:val="28"/>
                               <w:szCs w:val="28"/>
                             </w:rPr>
                           </w:pPr>
@@ -7543,7 +8040,8 @@
                           <w:pPr>
                             <w:jc w:val="center"/>
                             <w:rPr>
-                              <w:rFonts w:cs="Times New Roman"/>
+                              <w:rFonts w:ascii="Times New Roman" w:hAnsi="Times New Roman" w:cs="Times New Roman"/>
+                              <w:sz w:val="28"/>
                               <w:szCs w:val="28"/>
                             </w:rPr>
                           </w:pPr>
@@ -7552,7 +8050,8 @@
                           <w:pPr>
                             <w:jc w:val="center"/>
                             <w:rPr>
-                              <w:rFonts w:cs="Times New Roman"/>
+                              <w:rFonts w:ascii="Times New Roman" w:hAnsi="Times New Roman" w:cs="Times New Roman"/>
+                              <w:sz w:val="28"/>
                               <w:szCs w:val="28"/>
                             </w:rPr>
                           </w:pPr>
@@ -7576,14 +8075,15 @@
         </mc:Choice>
         <mc:Fallback>
           <w:pict>
-            <v:rect w14:anchorId="1D77A011" id="Прямоугольник 44" o:spid="_x0000_s1026" style="position:absolute;left:0;text-align:left;margin-left:56.4pt;margin-top:15pt;width:522.6pt;height:810pt;z-index:-251594752;visibility:visible;mso-wrap-style:square;mso-width-percent:0;mso-height-percent:0;mso-wrap-distance-left:9pt;mso-wrap-distance-top:0;mso-wrap-distance-right:9pt;mso-wrap-distance-bottom:0;mso-position-horizontal:absolute;mso-position-horizontal-relative:page;mso-position-vertical:absolute;mso-position-vertical-relative:page;mso-width-percent:0;mso-height-percent:0;mso-width-relative:page;mso-height-relative:page;v-text-anchor:top" o:gfxdata="UEsDBBQABgAIAAAAIQC2gziS/gAAAOEBAAATAAAAW0NvbnRlbnRfVHlwZXNdLnhtbJSRQU7DMBBF&#10;90jcwfIWJU67QAgl6YK0S0CoHGBkTxKLZGx5TGhvj5O2G0SRWNoz/78nu9wcxkFMGNg6quQqL6RA&#10;0s5Y6ir5vt9lD1JwBDIwOMJKHpHlpr69KfdHjyxSmriSfYz+USnWPY7AufNIadK6MEJMx9ApD/oD&#10;OlTrorhX2lFEilmcO2RdNtjC5xDF9pCuTyYBB5bi6bQ4syoJ3g9WQ0ymaiLzg5KdCXlKLjvcW893&#10;SUOqXwnz5DrgnHtJTxOsQfEKIT7DmDSUCaxw7Rqn8787ZsmRM9e2VmPeBN4uqYvTtW7jvijg9N/y&#10;JsXecLq0q+WD6m8AAAD//wMAUEsDBBQABgAIAAAAIQA4/SH/1gAAAJQBAAALAAAAX3JlbHMvLnJl&#10;bHOkkMFqwzAMhu+DvYPRfXGawxijTi+j0GvpHsDYimMaW0Yy2fr2M4PBMnrbUb/Q94l/f/hMi1qR&#10;JVI2sOt6UJgd+ZiDgffL8ekFlFSbvV0oo4EbChzGx4f9GRdb25HMsYhqlCwG5lrLq9biZkxWOiqY&#10;22YiTra2kYMu1l1tQD30/bPm3wwYN0x18gb45AdQl1tp5j/sFB2T0FQ7R0nTNEV3j6o9feQzro1i&#10;OWA14Fm+Q8a1a8+Bvu/d/dMb2JY5uiPbhG/ktn4cqGU/er3pcvwCAAD//wMAUEsDBBQABgAIAAAA&#10;IQD5mJlOFQIAACQEAAAOAAAAZHJzL2Uyb0RvYy54bWysU8Fu2zAMvQ/YPwi6L3ayNEmNOEWRLsOA&#10;rhvQ7QMUWbaFyaJGKbGzrx+lpEm63Yb5IJAm9fT4SC7vhs6wvUKvwZZ8PMo5U1ZCpW1T8u/fNu8W&#10;nPkgbCUMWFXyg/L8bvX2zbJ3hZpAC6ZSyAjE+qJ3JW9DcEWWedmqTvgROGUpWAN2IpCLTVah6Am9&#10;M9kkz2dZD1g5BKm8p78PxyBfJfy6VjJ8qWuvAjMlJ24hnZjObTyz1VIUDQrXanmiIf6BRSe0pUfP&#10;UA8iCLZD/RdUpyWChzqMJHQZ1LWWKtVA1YzzP6p5boVTqRYSx7uzTP7/wcqn/bP7ipG6d48gf3hm&#10;Yd0K26h7ROhbJSp6bhyFynrni/OF6Hi6yrb9Z6iotWIXIGkw1NhFQKqODUnqw1lqNQQm6eds9n6e&#10;T6gjkmLjfLKY53nqRiaKl/sOffiooGPRKDlSMxO+2D/6EPmI4iUl8Qejq402JjnYbNcG2V5Q4zfp&#10;SyVQmddpxrKe3r/Nb/IE/SrorzGI3oXhq7ROBxpho7uSL85JoojKfbBVGrAgtDnaxNnYk5RRvTio&#10;vgjDdqDEaG6hOpCoCMdRpdUiowX8xVlPY1py/3MnUHFmPllqzO14Oo1znZzpzTxKiteR7XVEWElQ&#10;JQ+cHc11OO7CzqFuWnppnGSwcE/NrHVS+cLqxJtGMYl/Wps469d+yros9+o3AAAA//8DAFBLAwQU&#10;AAYACAAAACEAcskW++EAAAAMAQAADwAAAGRycy9kb3ducmV2LnhtbEyPQU/DMAyF70j8h8hIXBBL&#10;umnTVJpOaIMLh0mMSXDMGtNWNE6VpFvHr8c7sdt79tPz52I1uk4cMcTWk4ZsokAgVd62VGvYf7w+&#10;LkHEZMiazhNqOGOEVXl7U5jc+hO943GXasElFHOjoUmpz6WMVYPOxInvkXj37YMziW2opQ3mxOWu&#10;k1OlFtKZlvhCY3pcN1j97Aanof9cG/eylektnGe/X8N+u9moB63v78bnJxAJx/Qfhgs+o0PJTAc/&#10;kI2iY59NGT1pmCn+6RLI5ktWB1aLOc9kWcjrJ8o/AAAA//8DAFBLAQItABQABgAIAAAAIQC2gziS&#10;/gAAAOEBAAATAAAAAAAAAAAAAAAAAAAAAABbQ29udGVudF9UeXBlc10ueG1sUEsBAi0AFAAGAAgA&#10;AAAhADj9If/WAAAAlAEAAAsAAAAAAAAAAAAAAAAALwEAAF9yZWxzLy5yZWxzUEsBAi0AFAAGAAgA&#10;AAAhAPmYmU4VAgAAJAQAAA4AAAAAAAAAAAAAAAAALgIAAGRycy9lMm9Eb2MueG1sUEsBAi0AFAAG&#10;AAgAAAAhAHLJFvvhAAAADAEAAA8AAAAAAAAAAAAAAAAAbwQAAGRycy9kb3ducmV2LnhtbFBLBQYA&#10;AAAABAAEAPMAAAB9BQAAAAA=&#10;" o:allowincell="f" strokeweight="1.5pt">
+            <v:rect w14:anchorId="1D77A011" id="Прямоугольник 44" o:spid="_x0000_s1026" style="position:absolute;margin-left:56.4pt;margin-top:15pt;width:522.6pt;height:810pt;z-index:-251594752;visibility:visible;mso-wrap-style:square;mso-width-percent:0;mso-height-percent:0;mso-wrap-distance-left:9pt;mso-wrap-distance-top:0;mso-wrap-distance-right:9pt;mso-wrap-distance-bottom:0;mso-position-horizontal:absolute;mso-position-horizontal-relative:page;mso-position-vertical:absolute;mso-position-vertical-relative:page;mso-width-percent:0;mso-height-percent:0;mso-width-relative:page;mso-height-relative:page;v-text-anchor:top" o:gfxdata="UEsDBBQABgAIAAAAIQC2gziS/gAAAOEBAAATAAAAW0NvbnRlbnRfVHlwZXNdLnhtbJSRQU7DMBBF&#10;90jcwfIWJU67QAgl6YK0S0CoHGBkTxKLZGx5TGhvj5O2G0SRWNoz/78nu9wcxkFMGNg6quQqL6RA&#10;0s5Y6ir5vt9lD1JwBDIwOMJKHpHlpr69KfdHjyxSmriSfYz+USnWPY7AufNIadK6MEJMx9ApD/oD&#10;OlTrorhX2lFEilmcO2RdNtjC5xDF9pCuTyYBB5bi6bQ4syoJ3g9WQ0ymaiLzg5KdCXlKLjvcW893&#10;SUOqXwnz5DrgnHtJTxOsQfEKIT7DmDSUCaxw7Rqn8787ZsmRM9e2VmPeBN4uqYvTtW7jvijg9N/y&#10;JsXecLq0q+WD6m8AAAD//wMAUEsDBBQABgAIAAAAIQA4/SH/1gAAAJQBAAALAAAAX3JlbHMvLnJl&#10;bHOkkMFqwzAMhu+DvYPRfXGawxijTi+j0GvpHsDYimMaW0Yy2fr2M4PBMnrbUb/Q94l/f/hMi1qR&#10;JVI2sOt6UJgd+ZiDgffL8ekFlFSbvV0oo4EbChzGx4f9GRdb25HMsYhqlCwG5lrLq9biZkxWOiqY&#10;22YiTra2kYMu1l1tQD30/bPm3wwYN0x18gb45AdQl1tp5j/sFB2T0FQ7R0nTNEV3j6o9feQzro1i&#10;OWA14Fm+Q8a1a8+Bvu/d/dMb2JY5uiPbhG/ktn4cqGU/er3pcvwCAAD//wMAUEsDBBQABgAIAAAA&#10;IQD5mJlOFQIAACQEAAAOAAAAZHJzL2Uyb0RvYy54bWysU8Fu2zAMvQ/YPwi6L3ayNEmNOEWRLsOA&#10;rhvQ7QMUWbaFyaJGKbGzrx+lpEm63Yb5IJAm9fT4SC7vhs6wvUKvwZZ8PMo5U1ZCpW1T8u/fNu8W&#10;nPkgbCUMWFXyg/L8bvX2zbJ3hZpAC6ZSyAjE+qJ3JW9DcEWWedmqTvgROGUpWAN2IpCLTVah6Am9&#10;M9kkz2dZD1g5BKm8p78PxyBfJfy6VjJ8qWuvAjMlJ24hnZjObTyz1VIUDQrXanmiIf6BRSe0pUfP&#10;UA8iCLZD/RdUpyWChzqMJHQZ1LWWKtVA1YzzP6p5boVTqRYSx7uzTP7/wcqn/bP7ipG6d48gf3hm&#10;Yd0K26h7ROhbJSp6bhyFynrni/OF6Hi6yrb9Z6iotWIXIGkw1NhFQKqODUnqw1lqNQQm6eds9n6e&#10;T6gjkmLjfLKY53nqRiaKl/sOffiooGPRKDlSMxO+2D/6EPmI4iUl8Qejq402JjnYbNcG2V5Q4zfp&#10;SyVQmddpxrKe3r/Nb/IE/SrorzGI3oXhq7ROBxpho7uSL85JoojKfbBVGrAgtDnaxNnYk5RRvTio&#10;vgjDdqDEaG6hOpCoCMdRpdUiowX8xVlPY1py/3MnUHFmPllqzO14Oo1znZzpzTxKiteR7XVEWElQ&#10;JQ+cHc11OO7CzqFuWnppnGSwcE/NrHVS+cLqxJtGMYl/Wps469d+yros9+o3AAAA//8DAFBLAwQU&#10;AAYACAAAACEAcskW++EAAAAMAQAADwAAAGRycy9kb3ducmV2LnhtbEyPQU/DMAyF70j8h8hIXBBL&#10;umnTVJpOaIMLh0mMSXDMGtNWNE6VpFvHr8c7sdt79tPz52I1uk4cMcTWk4ZsokAgVd62VGvYf7w+&#10;LkHEZMiazhNqOGOEVXl7U5jc+hO943GXasElFHOjoUmpz6WMVYPOxInvkXj37YMziW2opQ3mxOWu&#10;k1OlFtKZlvhCY3pcN1j97Aanof9cG/eylektnGe/X8N+u9moB63v78bnJxAJx/Qfhgs+o0PJTAc/&#10;kI2iY59NGT1pmCn+6RLI5ktWB1aLOc9kWcjrJ8o/AAAA//8DAFBLAQItABQABgAIAAAAIQC2gziS&#10;/gAAAOEBAAATAAAAAAAAAAAAAAAAAAAAAABbQ29udGVudF9UeXBlc10ueG1sUEsBAi0AFAAGAAgA&#10;AAAhADj9If/WAAAAlAEAAAsAAAAAAAAAAAAAAAAALwEAAF9yZWxzLy5yZWxzUEsBAi0AFAAGAAgA&#10;AAAhAPmYmU4VAgAAJAQAAA4AAAAAAAAAAAAAAAAALgIAAGRycy9lMm9Eb2MueG1sUEsBAi0AFAAG&#10;AAgAAAAhAHLJFvvhAAAADAEAAA8AAAAAAAAAAAAAAAAAbwQAAGRycy9kb3ducmV2LnhtbFBLBQYA&#10;AAAABAAEAPMAAAB9BQAAAAA=&#10;" o:allowincell="f" strokeweight="1.5pt">
               <v:textbox>
                 <w:txbxContent>
                   <w:p>
                     <w:pPr>
                       <w:jc w:val="center"/>
                       <w:rPr>
-                        <w:rFonts w:cs="Times New Roman"/>
+                        <w:rFonts w:ascii="Times New Roman" w:hAnsi="Times New Roman" w:cs="Times New Roman"/>
+                        <w:sz w:val="28"/>
                         <w:szCs w:val="28"/>
                       </w:rPr>
                     </w:pPr>
@@ -7592,7 +8092,8 @@
                     <w:pPr>
                       <w:jc w:val="center"/>
                       <w:rPr>
-                        <w:rFonts w:cs="Times New Roman"/>
+                        <w:rFonts w:ascii="Times New Roman" w:hAnsi="Times New Roman" w:cs="Times New Roman"/>
+                        <w:sz w:val="28"/>
                         <w:szCs w:val="28"/>
                       </w:rPr>
                     </w:pPr>
@@ -7601,7 +8102,8 @@
                     <w:pPr>
                       <w:jc w:val="center"/>
                       <w:rPr>
-                        <w:rFonts w:cs="Times New Roman"/>
+                        <w:rFonts w:ascii="Times New Roman" w:hAnsi="Times New Roman" w:cs="Times New Roman"/>
+                        <w:sz w:val="28"/>
                         <w:szCs w:val="28"/>
                       </w:rPr>
                     </w:pPr>
@@ -7704,155 +8206,6 @@
 <file path=word/numbering.xml><?xml version="1.0" encoding="utf-8"?>
 <w:numbering xmlns:wpc="http://schemas.microsoft.com/office/word/2010/wordprocessingCanvas" xmlns:cx="http://schemas.microsoft.com/office/drawing/2014/chartex" xmlns:cx1="http://schemas.microsoft.com/office/drawing/2015/9/8/chartex" xmlns:cx2="http://schemas.microsoft.com/office/drawing/2015/10/21/chartex" xmlns:cx3="http://schemas.microsoft.com/office/drawing/2016/5/9/chartex" xmlns:cx4="http://schemas.microsoft.com/office/drawing/2016/5/10/chartex" xmlns:cx5="http://schemas.microsoft.com/office/drawing/2016/5/11/chartex" xmlns:cx6="http://schemas.microsoft.com/office/drawing/2016/5/12/chartex" xmlns:cx7="http://schemas.microsoft.com/office/drawing/2016/5/13/chartex" xmlns:cx8="http://schemas.microsoft.com/office/drawing/2016/5/14/chartex" xmlns:mc="http://schemas.openxmlformats.org/markup-compatibility/2006" xmlns:aink="http://schemas.microsoft.com/office/drawing/2016/ink" xmlns:am3d="http://schemas.microsoft.com/office/drawing/2017/model3d" xmlns:o="urn:schemas-microsoft-com:office:office" xmlns:oel="http://schemas.microsoft.com/office/2019/extlst" xmlns:r="http://schemas.openxmlformats.org/officeDocument/2006/relationships" xmlns:m="http://schemas.openxmlformats.org/officeDocument/2006/math" xmlns:v="urn:schemas-microsoft-com:vml" xmlns:wp14="http://schemas.microsoft.com/office/word/2010/wordprocessingDrawing" xmlns:wp="http://schemas.openxmlformats.org/drawingml/2006/wordprocessingDrawing" xmlns:w10="urn:schemas-microsoft-com:office:word" xmlns:w="http://schemas.openxmlformats.org/wordprocessingml/2006/main" xmlns:w14="http://schemas.microsoft.com/office/word/2010/wordml" xmlns:w15="http://schemas.microsoft.com/office/word/2012/wordml" xmlns:w16cex="http://schemas.microsoft.com/office/word/2018/wordml/cex" xmlns:w16cid="http://schemas.microsoft.com/office/word/2016/wordml/cid" xmlns:w16="http://schemas.microsoft.com/office/word/2018/wordml" xmlns:w16du="http://schemas.microsoft.com/office/word/2023/wordml/word16du" xmlns:w16sdtdh="http://schemas.microsoft.com/office/word/2020/wordml/sdtdatahash" xmlns:w16sdtfl="http://schemas.microsoft.com/office/word/2024/wordml/sdtformatlock" xmlns:w16se="http://schemas.microsoft.com/office/word/2015/wordml/symex" xmlns:wpg="http://schemas.microsoft.com/office/word/2010/wordprocessingGroup" xmlns:wpi="http://schemas.microsoft.com/office/word/2010/wordprocessingInk" xmlns:wne="http://schemas.microsoft.com/office/word/2006/wordml" xmlns:wps="http://schemas.microsoft.com/office/word/2010/wordprocessingShape" mc:Ignorable="w14 w15 w16se w16cid w16 w16cex w16sdtdh w16sdtfl w16du wp14">
   <w:abstractNum w:abstractNumId="0" w15:restartNumberingAfterBreak="0">
-    <w:nsid w:val="035868B5"/>
-    <w:multiLevelType w:val="multilevel"/>
-    <w:tmpl w:val="6E1216F2"/>
-    <w:lvl w:ilvl="0">
-      <w:start w:val="1"/>
-      <w:numFmt w:val="bullet"/>
-      <w:lvlText w:val=""/>
-      <w:lvlJc w:val="left"/>
-      <w:pPr>
-        <w:tabs>
-          <w:tab w:val="num" w:pos="720"/>
-        </w:tabs>
-        <w:ind w:left="720" w:hanging="360"/>
-      </w:pPr>
-      <w:rPr>
-        <w:rFonts w:ascii="Symbol" w:hAnsi="Symbol" w:hint="default"/>
-        <w:sz w:val="20"/>
-      </w:rPr>
-    </w:lvl>
-    <w:lvl w:ilvl="1" w:tentative="1">
-      <w:start w:val="1"/>
-      <w:numFmt w:val="bullet"/>
-      <w:lvlText w:val="o"/>
-      <w:lvlJc w:val="left"/>
-      <w:pPr>
-        <w:tabs>
-          <w:tab w:val="num" w:pos="1440"/>
-        </w:tabs>
-        <w:ind w:left="1440" w:hanging="360"/>
-      </w:pPr>
-      <w:rPr>
-        <w:rFonts w:ascii="Courier New" w:hAnsi="Courier New" w:hint="default"/>
-        <w:sz w:val="20"/>
-      </w:rPr>
-    </w:lvl>
-    <w:lvl w:ilvl="2" w:tentative="1">
-      <w:start w:val="1"/>
-      <w:numFmt w:val="bullet"/>
-      <w:lvlText w:val=""/>
-      <w:lvlJc w:val="left"/>
-      <w:pPr>
-        <w:tabs>
-          <w:tab w:val="num" w:pos="2160"/>
-        </w:tabs>
-        <w:ind w:left="2160" w:hanging="360"/>
-      </w:pPr>
-      <w:rPr>
-        <w:rFonts w:ascii="Wingdings" w:hAnsi="Wingdings" w:hint="default"/>
-        <w:sz w:val="20"/>
-      </w:rPr>
-    </w:lvl>
-    <w:lvl w:ilvl="3" w:tentative="1">
-      <w:start w:val="1"/>
-      <w:numFmt w:val="bullet"/>
-      <w:lvlText w:val=""/>
-      <w:lvlJc w:val="left"/>
-      <w:pPr>
-        <w:tabs>
-          <w:tab w:val="num" w:pos="2880"/>
-        </w:tabs>
-        <w:ind w:left="2880" w:hanging="360"/>
-      </w:pPr>
-      <w:rPr>
-        <w:rFonts w:ascii="Wingdings" w:hAnsi="Wingdings" w:hint="default"/>
-        <w:sz w:val="20"/>
-      </w:rPr>
-    </w:lvl>
-    <w:lvl w:ilvl="4" w:tentative="1">
-      <w:start w:val="1"/>
-      <w:numFmt w:val="bullet"/>
-      <w:lvlText w:val=""/>
-      <w:lvlJc w:val="left"/>
-      <w:pPr>
-        <w:tabs>
-          <w:tab w:val="num" w:pos="3600"/>
-        </w:tabs>
-        <w:ind w:left="3600" w:hanging="360"/>
-      </w:pPr>
-      <w:rPr>
-        <w:rFonts w:ascii="Wingdings" w:hAnsi="Wingdings" w:hint="default"/>
-        <w:sz w:val="20"/>
-      </w:rPr>
-    </w:lvl>
-    <w:lvl w:ilvl="5" w:tentative="1">
-      <w:start w:val="1"/>
-      <w:numFmt w:val="bullet"/>
-      <w:lvlText w:val=""/>
-      <w:lvlJc w:val="left"/>
-      <w:pPr>
-        <w:tabs>
-          <w:tab w:val="num" w:pos="4320"/>
-        </w:tabs>
-        <w:ind w:left="4320" w:hanging="360"/>
-      </w:pPr>
-      <w:rPr>
-        <w:rFonts w:ascii="Wingdings" w:hAnsi="Wingdings" w:hint="default"/>
-        <w:sz w:val="20"/>
-      </w:rPr>
-    </w:lvl>
-    <w:lvl w:ilvl="6" w:tentative="1">
-      <w:start w:val="1"/>
-      <w:numFmt w:val="bullet"/>
-      <w:lvlText w:val=""/>
-      <w:lvlJc w:val="left"/>
-      <w:pPr>
-        <w:tabs>
-          <w:tab w:val="num" w:pos="5040"/>
-        </w:tabs>
-        <w:ind w:left="5040" w:hanging="360"/>
-      </w:pPr>
-      <w:rPr>
-        <w:rFonts w:ascii="Wingdings" w:hAnsi="Wingdings" w:hint="default"/>
-        <w:sz w:val="20"/>
-      </w:rPr>
-    </w:lvl>
-    <w:lvl w:ilvl="7" w:tentative="1">
-      <w:start w:val="1"/>
-      <w:numFmt w:val="bullet"/>
-      <w:lvlText w:val=""/>
-      <w:lvlJc w:val="left"/>
-      <w:pPr>
-        <w:tabs>
-          <w:tab w:val="num" w:pos="5760"/>
-        </w:tabs>
-        <w:ind w:left="5760" w:hanging="360"/>
-      </w:pPr>
-      <w:rPr>
-        <w:rFonts w:ascii="Wingdings" w:hAnsi="Wingdings" w:hint="default"/>
-        <w:sz w:val="20"/>
-      </w:rPr>
-    </w:lvl>
-    <w:lvl w:ilvl="8" w:tentative="1">
-      <w:start w:val="1"/>
-      <w:numFmt w:val="bullet"/>
-      <w:lvlText w:val=""/>
-      <w:lvlJc w:val="left"/>
-      <w:pPr>
-        <w:tabs>
-          <w:tab w:val="num" w:pos="6480"/>
-        </w:tabs>
-        <w:ind w:left="6480" w:hanging="360"/>
-      </w:pPr>
-      <w:rPr>
-        <w:rFonts w:ascii="Wingdings" w:hAnsi="Wingdings" w:hint="default"/>
-        <w:sz w:val="20"/>
-      </w:rPr>
-    </w:lvl>
-  </w:abstractNum>
-  <w:abstractNum w:abstractNumId="1" w15:restartNumberingAfterBreak="0">
     <w:nsid w:val="04A318C0"/>
     <w:multiLevelType w:val="multilevel"/>
     <w:tmpl w:val="657824EA"/>
@@ -8001,157 +8354,7 @@
       </w:rPr>
     </w:lvl>
   </w:abstractNum>
-  <w:abstractNum w:abstractNumId="2" w15:restartNumberingAfterBreak="0">
-    <w:nsid w:val="0B1E236A"/>
-    <w:multiLevelType w:val="multilevel"/>
-    <w:tmpl w:val="FAB6D4EA"/>
-    <w:lvl w:ilvl="0">
-      <w:start w:val="1"/>
-      <w:numFmt w:val="bullet"/>
-      <w:lvlText w:val="-"/>
-      <w:lvlJc w:val="left"/>
-      <w:pPr>
-        <w:tabs>
-          <w:tab w:val="num" w:pos="720"/>
-        </w:tabs>
-        <w:ind w:left="720" w:hanging="360"/>
-      </w:pPr>
-      <w:rPr>
-        <w:rFonts w:ascii="Times New Roman" w:hAnsi="Times New Roman" w:cs="Times New Roman" w:hint="default"/>
-        <w:sz w:val="28"/>
-        <w:szCs w:val="28"/>
-      </w:rPr>
-    </w:lvl>
-    <w:lvl w:ilvl="1" w:tentative="1">
-      <w:start w:val="1"/>
-      <w:numFmt w:val="bullet"/>
-      <w:lvlText w:val="o"/>
-      <w:lvlJc w:val="left"/>
-      <w:pPr>
-        <w:tabs>
-          <w:tab w:val="num" w:pos="1440"/>
-        </w:tabs>
-        <w:ind w:left="1440" w:hanging="360"/>
-      </w:pPr>
-      <w:rPr>
-        <w:rFonts w:ascii="Courier New" w:hAnsi="Courier New" w:hint="default"/>
-        <w:sz w:val="20"/>
-      </w:rPr>
-    </w:lvl>
-    <w:lvl w:ilvl="2" w:tentative="1">
-      <w:start w:val="1"/>
-      <w:numFmt w:val="bullet"/>
-      <w:lvlText w:val=""/>
-      <w:lvlJc w:val="left"/>
-      <w:pPr>
-        <w:tabs>
-          <w:tab w:val="num" w:pos="2160"/>
-        </w:tabs>
-        <w:ind w:left="2160" w:hanging="360"/>
-      </w:pPr>
-      <w:rPr>
-        <w:rFonts w:ascii="Wingdings" w:hAnsi="Wingdings" w:hint="default"/>
-        <w:sz w:val="20"/>
-      </w:rPr>
-    </w:lvl>
-    <w:lvl w:ilvl="3" w:tentative="1">
-      <w:start w:val="1"/>
-      <w:numFmt w:val="bullet"/>
-      <w:lvlText w:val=""/>
-      <w:lvlJc w:val="left"/>
-      <w:pPr>
-        <w:tabs>
-          <w:tab w:val="num" w:pos="2880"/>
-        </w:tabs>
-        <w:ind w:left="2880" w:hanging="360"/>
-      </w:pPr>
-      <w:rPr>
-        <w:rFonts w:ascii="Wingdings" w:hAnsi="Wingdings" w:hint="default"/>
-        <w:sz w:val="20"/>
-      </w:rPr>
-    </w:lvl>
-    <w:lvl w:ilvl="4" w:tentative="1">
-      <w:start w:val="1"/>
-      <w:numFmt w:val="bullet"/>
-      <w:lvlText w:val=""/>
-      <w:lvlJc w:val="left"/>
-      <w:pPr>
-        <w:tabs>
-          <w:tab w:val="num" w:pos="3600"/>
-        </w:tabs>
-        <w:ind w:left="3600" w:hanging="360"/>
-      </w:pPr>
-      <w:rPr>
-        <w:rFonts w:ascii="Wingdings" w:hAnsi="Wingdings" w:hint="default"/>
-        <w:sz w:val="20"/>
-      </w:rPr>
-    </w:lvl>
-    <w:lvl w:ilvl="5" w:tentative="1">
-      <w:start w:val="1"/>
-      <w:numFmt w:val="bullet"/>
-      <w:lvlText w:val=""/>
-      <w:lvlJc w:val="left"/>
-      <w:pPr>
-        <w:tabs>
-          <w:tab w:val="num" w:pos="4320"/>
-        </w:tabs>
-        <w:ind w:left="4320" w:hanging="360"/>
-      </w:pPr>
-      <w:rPr>
-        <w:rFonts w:ascii="Wingdings" w:hAnsi="Wingdings" w:hint="default"/>
-        <w:sz w:val="20"/>
-      </w:rPr>
-    </w:lvl>
-    <w:lvl w:ilvl="6" w:tentative="1">
-      <w:start w:val="1"/>
-      <w:numFmt w:val="bullet"/>
-      <w:lvlText w:val=""/>
-      <w:lvlJc w:val="left"/>
-      <w:pPr>
-        <w:tabs>
-          <w:tab w:val="num" w:pos="5040"/>
-        </w:tabs>
-        <w:ind w:left="5040" w:hanging="360"/>
-      </w:pPr>
-      <w:rPr>
-        <w:rFonts w:ascii="Wingdings" w:hAnsi="Wingdings" w:hint="default"/>
-        <w:sz w:val="20"/>
-      </w:rPr>
-    </w:lvl>
-    <w:lvl w:ilvl="7" w:tentative="1">
-      <w:start w:val="1"/>
-      <w:numFmt w:val="bullet"/>
-      <w:lvlText w:val=""/>
-      <w:lvlJc w:val="left"/>
-      <w:pPr>
-        <w:tabs>
-          <w:tab w:val="num" w:pos="5760"/>
-        </w:tabs>
-        <w:ind w:left="5760" w:hanging="360"/>
-      </w:pPr>
-      <w:rPr>
-        <w:rFonts w:ascii="Wingdings" w:hAnsi="Wingdings" w:hint="default"/>
-        <w:sz w:val="20"/>
-      </w:rPr>
-    </w:lvl>
-    <w:lvl w:ilvl="8" w:tentative="1">
-      <w:start w:val="1"/>
-      <w:numFmt w:val="bullet"/>
-      <w:lvlText w:val=""/>
-      <w:lvlJc w:val="left"/>
-      <w:pPr>
-        <w:tabs>
-          <w:tab w:val="num" w:pos="6480"/>
-        </w:tabs>
-        <w:ind w:left="6480" w:hanging="360"/>
-      </w:pPr>
-      <w:rPr>
-        <w:rFonts w:ascii="Wingdings" w:hAnsi="Wingdings" w:hint="default"/>
-        <w:sz w:val="20"/>
-      </w:rPr>
-    </w:lvl>
-  </w:abstractNum>
-  <w:abstractNum w:abstractNumId="3" w15:restartNumberingAfterBreak="0">
+  <w:abstractNum w:abstractNumId="1" w15:restartNumberingAfterBreak="0">
     <w:nsid w:val="0C4A2540"/>
     <w:multiLevelType w:val="multilevel"/>
     <w:tmpl w:val="7166F092"/>
@@ -8300,7 +8503,7 @@
       </w:rPr>
     </w:lvl>
   </w:abstractNum>
-  <w:abstractNum w:abstractNumId="4" w15:restartNumberingAfterBreak="0">
+  <w:abstractNum w:abstractNumId="2" w15:restartNumberingAfterBreak="0">
     <w:nsid w:val="0D622ABC"/>
     <w:multiLevelType w:val="multilevel"/>
     <w:tmpl w:val="6BBC8692"/>
@@ -8449,156 +8652,7 @@
       </w:rPr>
     </w:lvl>
   </w:abstractNum>
-  <w:abstractNum w:abstractNumId="5" w15:restartNumberingAfterBreak="0">
-    <w:nsid w:val="10B179CF"/>
-    <w:multiLevelType w:val="multilevel"/>
-    <w:tmpl w:val="75188BA6"/>
-    <w:lvl w:ilvl="0">
-      <w:start w:val="1"/>
-      <w:numFmt w:val="bullet"/>
-      <w:lvlText w:val=""/>
-      <w:lvlJc w:val="left"/>
-      <w:pPr>
-        <w:tabs>
-          <w:tab w:val="num" w:pos="720"/>
-        </w:tabs>
-        <w:ind w:left="720" w:hanging="360"/>
-      </w:pPr>
-      <w:rPr>
-        <w:rFonts w:ascii="Symbol" w:hAnsi="Symbol" w:hint="default"/>
-        <w:sz w:val="20"/>
-      </w:rPr>
-    </w:lvl>
-    <w:lvl w:ilvl="1" w:tentative="1">
-      <w:start w:val="1"/>
-      <w:numFmt w:val="bullet"/>
-      <w:lvlText w:val="o"/>
-      <w:lvlJc w:val="left"/>
-      <w:pPr>
-        <w:tabs>
-          <w:tab w:val="num" w:pos="1440"/>
-        </w:tabs>
-        <w:ind w:left="1440" w:hanging="360"/>
-      </w:pPr>
-      <w:rPr>
-        <w:rFonts w:ascii="Courier New" w:hAnsi="Courier New" w:hint="default"/>
-        <w:sz w:val="20"/>
-      </w:rPr>
-    </w:lvl>
-    <w:lvl w:ilvl="2" w:tentative="1">
-      <w:start w:val="1"/>
-      <w:numFmt w:val="bullet"/>
-      <w:lvlText w:val=""/>
-      <w:lvlJc w:val="left"/>
-      <w:pPr>
-        <w:tabs>
-          <w:tab w:val="num" w:pos="2160"/>
-        </w:tabs>
-        <w:ind w:left="2160" w:hanging="360"/>
-      </w:pPr>
-      <w:rPr>
-        <w:rFonts w:ascii="Wingdings" w:hAnsi="Wingdings" w:hint="default"/>
-        <w:sz w:val="20"/>
-      </w:rPr>
-    </w:lvl>
-    <w:lvl w:ilvl="3" w:tentative="1">
-      <w:start w:val="1"/>
-      <w:numFmt w:val="bullet"/>
-      <w:lvlText w:val=""/>
-      <w:lvlJc w:val="left"/>
-      <w:pPr>
-        <w:tabs>
-          <w:tab w:val="num" w:pos="2880"/>
-        </w:tabs>
-        <w:ind w:left="2880" w:hanging="360"/>
-      </w:pPr>
-      <w:rPr>
-        <w:rFonts w:ascii="Wingdings" w:hAnsi="Wingdings" w:hint="default"/>
-        <w:sz w:val="20"/>
-      </w:rPr>
-    </w:lvl>
-    <w:lvl w:ilvl="4" w:tentative="1">
-      <w:start w:val="1"/>
-      <w:numFmt w:val="bullet"/>
-      <w:lvlText w:val=""/>
-      <w:lvlJc w:val="left"/>
-      <w:pPr>
-        <w:tabs>
-          <w:tab w:val="num" w:pos="3600"/>
-        </w:tabs>
-        <w:ind w:left="3600" w:hanging="360"/>
-      </w:pPr>
-      <w:rPr>
-        <w:rFonts w:ascii="Wingdings" w:hAnsi="Wingdings" w:hint="default"/>
-        <w:sz w:val="20"/>
-      </w:rPr>
-    </w:lvl>
-    <w:lvl w:ilvl="5" w:tentative="1">
-      <w:start w:val="1"/>
-      <w:numFmt w:val="bullet"/>
-      <w:lvlText w:val=""/>
-      <w:lvlJc w:val="left"/>
-      <w:pPr>
-        <w:tabs>
-          <w:tab w:val="num" w:pos="4320"/>
-        </w:tabs>
-        <w:ind w:left="4320" w:hanging="360"/>
-      </w:pPr>
-      <w:rPr>
-        <w:rFonts w:ascii="Wingdings" w:hAnsi="Wingdings" w:hint="default"/>
-        <w:sz w:val="20"/>
-      </w:rPr>
-    </w:lvl>
-    <w:lvl w:ilvl="6" w:tentative="1">
-      <w:start w:val="1"/>
-      <w:numFmt w:val="bullet"/>
-      <w:lvlText w:val=""/>
-      <w:lvlJc w:val="left"/>
-      <w:pPr>
-        <w:tabs>
-          <w:tab w:val="num" w:pos="5040"/>
-        </w:tabs>
-        <w:ind w:left="5040" w:hanging="360"/>
-      </w:pPr>
-      <w:rPr>
-        <w:rFonts w:ascii="Wingdings" w:hAnsi="Wingdings" w:hint="default"/>
-        <w:sz w:val="20"/>
-      </w:rPr>
-    </w:lvl>
-    <w:lvl w:ilvl="7" w:tentative="1">
-      <w:start w:val="1"/>
-      <w:numFmt w:val="bullet"/>
-      <w:lvlText w:val=""/>
-      <w:lvlJc w:val="left"/>
-      <w:pPr>
-        <w:tabs>
-          <w:tab w:val="num" w:pos="5760"/>
-        </w:tabs>
-        <w:ind w:left="5760" w:hanging="360"/>
-      </w:pPr>
-      <w:rPr>
-        <w:rFonts w:ascii="Wingdings" w:hAnsi="Wingdings" w:hint="default"/>
-        <w:sz w:val="20"/>
-      </w:rPr>
-    </w:lvl>
-    <w:lvl w:ilvl="8" w:tentative="1">
-      <w:start w:val="1"/>
-      <w:numFmt w:val="bullet"/>
-      <w:lvlText w:val=""/>
-      <w:lvlJc w:val="left"/>
-      <w:pPr>
-        <w:tabs>
-          <w:tab w:val="num" w:pos="6480"/>
-        </w:tabs>
-        <w:ind w:left="6480" w:hanging="360"/>
-      </w:pPr>
-      <w:rPr>
-        <w:rFonts w:ascii="Wingdings" w:hAnsi="Wingdings" w:hint="default"/>
-        <w:sz w:val="20"/>
-      </w:rPr>
-    </w:lvl>
-  </w:abstractNum>
-  <w:abstractNum w:abstractNumId="6" w15:restartNumberingAfterBreak="0">
+  <w:abstractNum w:abstractNumId="3" w15:restartNumberingAfterBreak="0">
     <w:nsid w:val="14C86800"/>
     <w:multiLevelType w:val="multilevel"/>
     <w:tmpl w:val="06F2C6E6"/>
@@ -8711,7 +8765,7 @@
       </w:pPr>
     </w:lvl>
   </w:abstractNum>
-  <w:abstractNum w:abstractNumId="7" w15:restartNumberingAfterBreak="0">
+  <w:abstractNum w:abstractNumId="4" w15:restartNumberingAfterBreak="0">
     <w:nsid w:val="14D265B7"/>
     <w:multiLevelType w:val="hybridMultilevel"/>
     <w:tmpl w:val="6592113E"/>
@@ -8800,157 +8854,7 @@
       </w:pPr>
     </w:lvl>
   </w:abstractNum>
-  <w:abstractNum w:abstractNumId="8" w15:restartNumberingAfterBreak="0">
-    <w:nsid w:val="16404AD9"/>
-    <w:multiLevelType w:val="multilevel"/>
-    <w:tmpl w:val="FA146D12"/>
-    <w:lvl w:ilvl="0">
-      <w:start w:val="1"/>
-      <w:numFmt w:val="bullet"/>
-      <w:lvlText w:val="-"/>
-      <w:lvlJc w:val="left"/>
-      <w:pPr>
-        <w:tabs>
-          <w:tab w:val="num" w:pos="720"/>
-        </w:tabs>
-        <w:ind w:left="720" w:hanging="360"/>
-      </w:pPr>
-      <w:rPr>
-        <w:rFonts w:ascii="Times New Roman" w:hAnsi="Times New Roman" w:cs="Times New Roman" w:hint="default"/>
-        <w:sz w:val="28"/>
-        <w:szCs w:val="28"/>
-      </w:rPr>
-    </w:lvl>
-    <w:lvl w:ilvl="1" w:tentative="1">
-      <w:start w:val="1"/>
-      <w:numFmt w:val="bullet"/>
-      <w:lvlText w:val="o"/>
-      <w:lvlJc w:val="left"/>
-      <w:pPr>
-        <w:tabs>
-          <w:tab w:val="num" w:pos="1440"/>
-        </w:tabs>
-        <w:ind w:left="1440" w:hanging="360"/>
-      </w:pPr>
-      <w:rPr>
-        <w:rFonts w:ascii="Courier New" w:hAnsi="Courier New" w:hint="default"/>
-        <w:sz w:val="20"/>
-      </w:rPr>
-    </w:lvl>
-    <w:lvl w:ilvl="2" w:tentative="1">
-      <w:start w:val="1"/>
-      <w:numFmt w:val="bullet"/>
-      <w:lvlText w:val=""/>
-      <w:lvlJc w:val="left"/>
-      <w:pPr>
-        <w:tabs>
-          <w:tab w:val="num" w:pos="2160"/>
-        </w:tabs>
-        <w:ind w:left="2160" w:hanging="360"/>
-      </w:pPr>
-      <w:rPr>
-        <w:rFonts w:ascii="Wingdings" w:hAnsi="Wingdings" w:hint="default"/>
-        <w:sz w:val="20"/>
-      </w:rPr>
-    </w:lvl>
-    <w:lvl w:ilvl="3" w:tentative="1">
-      <w:start w:val="1"/>
-      <w:numFmt w:val="bullet"/>
-      <w:lvlText w:val=""/>
-      <w:lvlJc w:val="left"/>
-      <w:pPr>
-        <w:tabs>
-          <w:tab w:val="num" w:pos="2880"/>
-        </w:tabs>
-        <w:ind w:left="2880" w:hanging="360"/>
-      </w:pPr>
-      <w:rPr>
-        <w:rFonts w:ascii="Wingdings" w:hAnsi="Wingdings" w:hint="default"/>
-        <w:sz w:val="20"/>
-      </w:rPr>
-    </w:lvl>
-    <w:lvl w:ilvl="4" w:tentative="1">
-      <w:start w:val="1"/>
-      <w:numFmt w:val="bullet"/>
-      <w:lvlText w:val=""/>
-      <w:lvlJc w:val="left"/>
-      <w:pPr>
-        <w:tabs>
-          <w:tab w:val="num" w:pos="3600"/>
-        </w:tabs>
-        <w:ind w:left="3600" w:hanging="360"/>
-      </w:pPr>
-      <w:rPr>
-        <w:rFonts w:ascii="Wingdings" w:hAnsi="Wingdings" w:hint="default"/>
-        <w:sz w:val="20"/>
-      </w:rPr>
-    </w:lvl>
-    <w:lvl w:ilvl="5" w:tentative="1">
-      <w:start w:val="1"/>
-      <w:numFmt w:val="bullet"/>
-      <w:lvlText w:val=""/>
-      <w:lvlJc w:val="left"/>
-      <w:pPr>
-        <w:tabs>
-          <w:tab w:val="num" w:pos="4320"/>
-        </w:tabs>
-        <w:ind w:left="4320" w:hanging="360"/>
-      </w:pPr>
-      <w:rPr>
-        <w:rFonts w:ascii="Wingdings" w:hAnsi="Wingdings" w:hint="default"/>
-        <w:sz w:val="20"/>
-      </w:rPr>
-    </w:lvl>
-    <w:lvl w:ilvl="6" w:tentative="1">
-      <w:start w:val="1"/>
-      <w:numFmt w:val="bullet"/>
-      <w:lvlText w:val=""/>
-      <w:lvlJc w:val="left"/>
-      <w:pPr>
-        <w:tabs>
-          <w:tab w:val="num" w:pos="5040"/>
-        </w:tabs>
-        <w:ind w:left="5040" w:hanging="360"/>
-      </w:pPr>
-      <w:rPr>
-        <w:rFonts w:ascii="Wingdings" w:hAnsi="Wingdings" w:hint="default"/>
-        <w:sz w:val="20"/>
-      </w:rPr>
-    </w:lvl>
-    <w:lvl w:ilvl="7" w:tentative="1">
-      <w:start w:val="1"/>
-      <w:numFmt w:val="bullet"/>
-      <w:lvlText w:val=""/>
-      <w:lvlJc w:val="left"/>
-      <w:pPr>
-        <w:tabs>
-          <w:tab w:val="num" w:pos="5760"/>
-        </w:tabs>
-        <w:ind w:left="5760" w:hanging="360"/>
-      </w:pPr>
-      <w:rPr>
-        <w:rFonts w:ascii="Wingdings" w:hAnsi="Wingdings" w:hint="default"/>
-        <w:sz w:val="20"/>
-      </w:rPr>
-    </w:lvl>
-    <w:lvl w:ilvl="8" w:tentative="1">
-      <w:start w:val="1"/>
-      <w:numFmt w:val="bullet"/>
-      <w:lvlText w:val=""/>
-      <w:lvlJc w:val="left"/>
-      <w:pPr>
-        <w:tabs>
-          <w:tab w:val="num" w:pos="6480"/>
-        </w:tabs>
-        <w:ind w:left="6480" w:hanging="360"/>
-      </w:pPr>
-      <w:rPr>
-        <w:rFonts w:ascii="Wingdings" w:hAnsi="Wingdings" w:hint="default"/>
-        <w:sz w:val="20"/>
-      </w:rPr>
-    </w:lvl>
-  </w:abstractNum>
-  <w:abstractNum w:abstractNumId="9" w15:restartNumberingAfterBreak="0">
+  <w:abstractNum w:abstractNumId="5" w15:restartNumberingAfterBreak="0">
     <w:nsid w:val="17181C1C"/>
     <w:multiLevelType w:val="multilevel"/>
     <w:tmpl w:val="10063CB6"/>
@@ -9099,305 +9003,7 @@
       </w:rPr>
     </w:lvl>
   </w:abstractNum>
-  <w:abstractNum w:abstractNumId="10" w15:restartNumberingAfterBreak="0">
-    <w:nsid w:val="1C1E618F"/>
-    <w:multiLevelType w:val="multilevel"/>
-    <w:tmpl w:val="D8C221B4"/>
-    <w:lvl w:ilvl="0">
-      <w:start w:val="1"/>
-      <w:numFmt w:val="bullet"/>
-      <w:lvlText w:val=""/>
-      <w:lvlJc w:val="left"/>
-      <w:pPr>
-        <w:tabs>
-          <w:tab w:val="num" w:pos="720"/>
-        </w:tabs>
-        <w:ind w:left="720" w:hanging="360"/>
-      </w:pPr>
-      <w:rPr>
-        <w:rFonts w:ascii="Symbol" w:hAnsi="Symbol" w:hint="default"/>
-        <w:sz w:val="20"/>
-      </w:rPr>
-    </w:lvl>
-    <w:lvl w:ilvl="1" w:tentative="1">
-      <w:start w:val="1"/>
-      <w:numFmt w:val="bullet"/>
-      <w:lvlText w:val="o"/>
-      <w:lvlJc w:val="left"/>
-      <w:pPr>
-        <w:tabs>
-          <w:tab w:val="num" w:pos="1440"/>
-        </w:tabs>
-        <w:ind w:left="1440" w:hanging="360"/>
-      </w:pPr>
-      <w:rPr>
-        <w:rFonts w:ascii="Courier New" w:hAnsi="Courier New" w:hint="default"/>
-        <w:sz w:val="20"/>
-      </w:rPr>
-    </w:lvl>
-    <w:lvl w:ilvl="2" w:tentative="1">
-      <w:start w:val="1"/>
-      <w:numFmt w:val="bullet"/>
-      <w:lvlText w:val=""/>
-      <w:lvlJc w:val="left"/>
-      <w:pPr>
-        <w:tabs>
-          <w:tab w:val="num" w:pos="2160"/>
-        </w:tabs>
-        <w:ind w:left="2160" w:hanging="360"/>
-      </w:pPr>
-      <w:rPr>
-        <w:rFonts w:ascii="Wingdings" w:hAnsi="Wingdings" w:hint="default"/>
-        <w:sz w:val="20"/>
-      </w:rPr>
-    </w:lvl>
-    <w:lvl w:ilvl="3" w:tentative="1">
-      <w:start w:val="1"/>
-      <w:numFmt w:val="bullet"/>
-      <w:lvlText w:val=""/>
-      <w:lvlJc w:val="left"/>
-      <w:pPr>
-        <w:tabs>
-          <w:tab w:val="num" w:pos="2880"/>
-        </w:tabs>
-        <w:ind w:left="2880" w:hanging="360"/>
-      </w:pPr>
-      <w:rPr>
-        <w:rFonts w:ascii="Wingdings" w:hAnsi="Wingdings" w:hint="default"/>
-        <w:sz w:val="20"/>
-      </w:rPr>
-    </w:lvl>
-    <w:lvl w:ilvl="4" w:tentative="1">
-      <w:start w:val="1"/>
-      <w:numFmt w:val="bullet"/>
-      <w:lvlText w:val=""/>
-      <w:lvlJc w:val="left"/>
-      <w:pPr>
-        <w:tabs>
-          <w:tab w:val="num" w:pos="3600"/>
-        </w:tabs>
-        <w:ind w:left="3600" w:hanging="360"/>
-      </w:pPr>
-      <w:rPr>
-        <w:rFonts w:ascii="Wingdings" w:hAnsi="Wingdings" w:hint="default"/>
-        <w:sz w:val="20"/>
-      </w:rPr>
-    </w:lvl>
-    <w:lvl w:ilvl="5" w:tentative="1">
-      <w:start w:val="1"/>
-      <w:numFmt w:val="bullet"/>
-      <w:lvlText w:val=""/>
-      <w:lvlJc w:val="left"/>
-      <w:pPr>
-        <w:tabs>
-          <w:tab w:val="num" w:pos="4320"/>
-        </w:tabs>
-        <w:ind w:left="4320" w:hanging="360"/>
-      </w:pPr>
-      <w:rPr>
-        <w:rFonts w:ascii="Wingdings" w:hAnsi="Wingdings" w:hint="default"/>
-        <w:sz w:val="20"/>
-      </w:rPr>
-    </w:lvl>
-    <w:lvl w:ilvl="6" w:tentative="1">
-      <w:start w:val="1"/>
-      <w:numFmt w:val="bullet"/>
-      <w:lvlText w:val=""/>
-      <w:lvlJc w:val="left"/>
-      <w:pPr>
-        <w:tabs>
-          <w:tab w:val="num" w:pos="5040"/>
-        </w:tabs>
-        <w:ind w:left="5040" w:hanging="360"/>
-      </w:pPr>
-      <w:rPr>
-        <w:rFonts w:ascii="Wingdings" w:hAnsi="Wingdings" w:hint="default"/>
-        <w:sz w:val="20"/>
-      </w:rPr>
-    </w:lvl>
-    <w:lvl w:ilvl="7" w:tentative="1">
-      <w:start w:val="1"/>
-      <w:numFmt w:val="bullet"/>
-      <w:lvlText w:val=""/>
-      <w:lvlJc w:val="left"/>
-      <w:pPr>
-        <w:tabs>
-          <w:tab w:val="num" w:pos="5760"/>
-        </w:tabs>
-        <w:ind w:left="5760" w:hanging="360"/>
-      </w:pPr>
-      <w:rPr>
-        <w:rFonts w:ascii="Wingdings" w:hAnsi="Wingdings" w:hint="default"/>
-        <w:sz w:val="20"/>
-      </w:rPr>
-    </w:lvl>
-    <w:lvl w:ilvl="8" w:tentative="1">
-      <w:start w:val="1"/>
-      <w:numFmt w:val="bullet"/>
-      <w:lvlText w:val=""/>
-      <w:lvlJc w:val="left"/>
-      <w:pPr>
-        <w:tabs>
-          <w:tab w:val="num" w:pos="6480"/>
-        </w:tabs>
-        <w:ind w:left="6480" w:hanging="360"/>
-      </w:pPr>
-      <w:rPr>
-        <w:rFonts w:ascii="Wingdings" w:hAnsi="Wingdings" w:hint="default"/>
-        <w:sz w:val="20"/>
-      </w:rPr>
-    </w:lvl>
-  </w:abstractNum>
-  <w:abstractNum w:abstractNumId="11" w15:restartNumberingAfterBreak="0">
-    <w:nsid w:val="1C6042DE"/>
-    <w:multiLevelType w:val="multilevel"/>
-    <w:tmpl w:val="F6BABFDC"/>
-    <w:lvl w:ilvl="0">
-      <w:start w:val="1"/>
-      <w:numFmt w:val="bullet"/>
-      <w:lvlText w:val=""/>
-      <w:lvlJc w:val="left"/>
-      <w:pPr>
-        <w:tabs>
-          <w:tab w:val="num" w:pos="720"/>
-        </w:tabs>
-        <w:ind w:left="720" w:hanging="360"/>
-      </w:pPr>
-      <w:rPr>
-        <w:rFonts w:ascii="Symbol" w:hAnsi="Symbol" w:hint="default"/>
-        <w:sz w:val="20"/>
-      </w:rPr>
-    </w:lvl>
-    <w:lvl w:ilvl="1" w:tentative="1">
-      <w:start w:val="1"/>
-      <w:numFmt w:val="bullet"/>
-      <w:lvlText w:val="o"/>
-      <w:lvlJc w:val="left"/>
-      <w:pPr>
-        <w:tabs>
-          <w:tab w:val="num" w:pos="1440"/>
-        </w:tabs>
-        <w:ind w:left="1440" w:hanging="360"/>
-      </w:pPr>
-      <w:rPr>
-        <w:rFonts w:ascii="Courier New" w:hAnsi="Courier New" w:hint="default"/>
-        <w:sz w:val="20"/>
-      </w:rPr>
-    </w:lvl>
-    <w:lvl w:ilvl="2" w:tentative="1">
-      <w:start w:val="1"/>
-      <w:numFmt w:val="bullet"/>
-      <w:lvlText w:val=""/>
-      <w:lvlJc w:val="left"/>
-      <w:pPr>
-        <w:tabs>
-          <w:tab w:val="num" w:pos="2160"/>
-        </w:tabs>
-        <w:ind w:left="2160" w:hanging="360"/>
-      </w:pPr>
-      <w:rPr>
-        <w:rFonts w:ascii="Wingdings" w:hAnsi="Wingdings" w:hint="default"/>
-        <w:sz w:val="20"/>
-      </w:rPr>
-    </w:lvl>
-    <w:lvl w:ilvl="3" w:tentative="1">
-      <w:start w:val="1"/>
-      <w:numFmt w:val="bullet"/>
-      <w:lvlText w:val=""/>
-      <w:lvlJc w:val="left"/>
-      <w:pPr>
-        <w:tabs>
-          <w:tab w:val="num" w:pos="2880"/>
-        </w:tabs>
-        <w:ind w:left="2880" w:hanging="360"/>
-      </w:pPr>
-      <w:rPr>
-        <w:rFonts w:ascii="Wingdings" w:hAnsi="Wingdings" w:hint="default"/>
-        <w:sz w:val="20"/>
-      </w:rPr>
-    </w:lvl>
-    <w:lvl w:ilvl="4" w:tentative="1">
-      <w:start w:val="1"/>
-      <w:numFmt w:val="bullet"/>
-      <w:lvlText w:val=""/>
-      <w:lvlJc w:val="left"/>
-      <w:pPr>
-        <w:tabs>
-          <w:tab w:val="num" w:pos="3600"/>
-        </w:tabs>
-        <w:ind w:left="3600" w:hanging="360"/>
-      </w:pPr>
-      <w:rPr>
-        <w:rFonts w:ascii="Wingdings" w:hAnsi="Wingdings" w:hint="default"/>
-        <w:sz w:val="20"/>
-      </w:rPr>
-    </w:lvl>
-    <w:lvl w:ilvl="5" w:tentative="1">
-      <w:start w:val="1"/>
-      <w:numFmt w:val="bullet"/>
-      <w:lvlText w:val=""/>
-      <w:lvlJc w:val="left"/>
-      <w:pPr>
-        <w:tabs>
-          <w:tab w:val="num" w:pos="4320"/>
-        </w:tabs>
-        <w:ind w:left="4320" w:hanging="360"/>
-      </w:pPr>
-      <w:rPr>
-        <w:rFonts w:ascii="Wingdings" w:hAnsi="Wingdings" w:hint="default"/>
-        <w:sz w:val="20"/>
-      </w:rPr>
-    </w:lvl>
-    <w:lvl w:ilvl="6" w:tentative="1">
-      <w:start w:val="1"/>
-      <w:numFmt w:val="bullet"/>
-      <w:lvlText w:val=""/>
-      <w:lvlJc w:val="left"/>
-      <w:pPr>
-        <w:tabs>
-          <w:tab w:val="num" w:pos="5040"/>
-        </w:tabs>
-        <w:ind w:left="5040" w:hanging="360"/>
-      </w:pPr>
-      <w:rPr>
-        <w:rFonts w:ascii="Wingdings" w:hAnsi="Wingdings" w:hint="default"/>
-        <w:sz w:val="20"/>
-      </w:rPr>
-    </w:lvl>
-    <w:lvl w:ilvl="7" w:tentative="1">
-      <w:start w:val="1"/>
-      <w:numFmt w:val="bullet"/>
-      <w:lvlText w:val=""/>
-      <w:lvlJc w:val="left"/>
-      <w:pPr>
-        <w:tabs>
-          <w:tab w:val="num" w:pos="5760"/>
-        </w:tabs>
-        <w:ind w:left="5760" w:hanging="360"/>
-      </w:pPr>
-      <w:rPr>
-        <w:rFonts w:ascii="Wingdings" w:hAnsi="Wingdings" w:hint="default"/>
-        <w:sz w:val="20"/>
-      </w:rPr>
-    </w:lvl>
-    <w:lvl w:ilvl="8" w:tentative="1">
-      <w:start w:val="1"/>
-      <w:numFmt w:val="bullet"/>
-      <w:lvlText w:val=""/>
-      <w:lvlJc w:val="left"/>
-      <w:pPr>
-        <w:tabs>
-          <w:tab w:val="num" w:pos="6480"/>
-        </w:tabs>
-        <w:ind w:left="6480" w:hanging="360"/>
-      </w:pPr>
-      <w:rPr>
-        <w:rFonts w:ascii="Wingdings" w:hAnsi="Wingdings" w:hint="default"/>
-        <w:sz w:val="20"/>
-      </w:rPr>
-    </w:lvl>
-  </w:abstractNum>
-  <w:abstractNum w:abstractNumId="12" w15:restartNumberingAfterBreak="0">
+  <w:abstractNum w:abstractNumId="6" w15:restartNumberingAfterBreak="0">
     <w:nsid w:val="1E2A6A6D"/>
     <w:multiLevelType w:val="multilevel"/>
     <w:tmpl w:val="37E851DE"/>
@@ -9546,455 +9152,7 @@
       </w:rPr>
     </w:lvl>
   </w:abstractNum>
-  <w:abstractNum w:abstractNumId="13" w15:restartNumberingAfterBreak="0">
-    <w:nsid w:val="204A60BF"/>
-    <w:multiLevelType w:val="multilevel"/>
-    <w:tmpl w:val="93861BFC"/>
-    <w:lvl w:ilvl="0">
-      <w:start w:val="1"/>
-      <w:numFmt w:val="bullet"/>
-      <w:lvlText w:val=""/>
-      <w:lvlJc w:val="left"/>
-      <w:pPr>
-        <w:tabs>
-          <w:tab w:val="num" w:pos="720"/>
-        </w:tabs>
-        <w:ind w:left="720" w:hanging="360"/>
-      </w:pPr>
-      <w:rPr>
-        <w:rFonts w:ascii="Symbol" w:hAnsi="Symbol" w:hint="default"/>
-        <w:sz w:val="20"/>
-      </w:rPr>
-    </w:lvl>
-    <w:lvl w:ilvl="1" w:tentative="1">
-      <w:start w:val="1"/>
-      <w:numFmt w:val="bullet"/>
-      <w:lvlText w:val="o"/>
-      <w:lvlJc w:val="left"/>
-      <w:pPr>
-        <w:tabs>
-          <w:tab w:val="num" w:pos="1440"/>
-        </w:tabs>
-        <w:ind w:left="1440" w:hanging="360"/>
-      </w:pPr>
-      <w:rPr>
-        <w:rFonts w:ascii="Courier New" w:hAnsi="Courier New" w:hint="default"/>
-        <w:sz w:val="20"/>
-      </w:rPr>
-    </w:lvl>
-    <w:lvl w:ilvl="2" w:tentative="1">
-      <w:start w:val="1"/>
-      <w:numFmt w:val="bullet"/>
-      <w:lvlText w:val=""/>
-      <w:lvlJc w:val="left"/>
-      <w:pPr>
-        <w:tabs>
-          <w:tab w:val="num" w:pos="2160"/>
-        </w:tabs>
-        <w:ind w:left="2160" w:hanging="360"/>
-      </w:pPr>
-      <w:rPr>
-        <w:rFonts w:ascii="Wingdings" w:hAnsi="Wingdings" w:hint="default"/>
-        <w:sz w:val="20"/>
-      </w:rPr>
-    </w:lvl>
-    <w:lvl w:ilvl="3" w:tentative="1">
-      <w:start w:val="1"/>
-      <w:numFmt w:val="bullet"/>
-      <w:lvlText w:val=""/>
-      <w:lvlJc w:val="left"/>
-      <w:pPr>
-        <w:tabs>
-          <w:tab w:val="num" w:pos="2880"/>
-        </w:tabs>
-        <w:ind w:left="2880" w:hanging="360"/>
-      </w:pPr>
-      <w:rPr>
-        <w:rFonts w:ascii="Wingdings" w:hAnsi="Wingdings" w:hint="default"/>
-        <w:sz w:val="20"/>
-      </w:rPr>
-    </w:lvl>
-    <w:lvl w:ilvl="4" w:tentative="1">
-      <w:start w:val="1"/>
-      <w:numFmt w:val="bullet"/>
-      <w:lvlText w:val=""/>
-      <w:lvlJc w:val="left"/>
-      <w:pPr>
-        <w:tabs>
-          <w:tab w:val="num" w:pos="3600"/>
-        </w:tabs>
-        <w:ind w:left="3600" w:hanging="360"/>
-      </w:pPr>
-      <w:rPr>
-        <w:rFonts w:ascii="Wingdings" w:hAnsi="Wingdings" w:hint="default"/>
-        <w:sz w:val="20"/>
-      </w:rPr>
-    </w:lvl>
-    <w:lvl w:ilvl="5" w:tentative="1">
-      <w:start w:val="1"/>
-      <w:numFmt w:val="bullet"/>
-      <w:lvlText w:val=""/>
-      <w:lvlJc w:val="left"/>
-      <w:pPr>
-        <w:tabs>
-          <w:tab w:val="num" w:pos="4320"/>
-        </w:tabs>
-        <w:ind w:left="4320" w:hanging="360"/>
-      </w:pPr>
-      <w:rPr>
-        <w:rFonts w:ascii="Wingdings" w:hAnsi="Wingdings" w:hint="default"/>
-        <w:sz w:val="20"/>
-      </w:rPr>
-    </w:lvl>
-    <w:lvl w:ilvl="6" w:tentative="1">
-      <w:start w:val="1"/>
-      <w:numFmt w:val="bullet"/>
-      <w:lvlText w:val=""/>
-      <w:lvlJc w:val="left"/>
-      <w:pPr>
-        <w:tabs>
-          <w:tab w:val="num" w:pos="5040"/>
-        </w:tabs>
-        <w:ind w:left="5040" w:hanging="360"/>
-      </w:pPr>
-      <w:rPr>
-        <w:rFonts w:ascii="Wingdings" w:hAnsi="Wingdings" w:hint="default"/>
-        <w:sz w:val="20"/>
-      </w:rPr>
-    </w:lvl>
-    <w:lvl w:ilvl="7" w:tentative="1">
-      <w:start w:val="1"/>
-      <w:numFmt w:val="bullet"/>
-      <w:lvlText w:val=""/>
-      <w:lvlJc w:val="left"/>
-      <w:pPr>
-        <w:tabs>
-          <w:tab w:val="num" w:pos="5760"/>
-        </w:tabs>
-        <w:ind w:left="5760" w:hanging="360"/>
-      </w:pPr>
-      <w:rPr>
-        <w:rFonts w:ascii="Wingdings" w:hAnsi="Wingdings" w:hint="default"/>
-        <w:sz w:val="20"/>
-      </w:rPr>
-    </w:lvl>
-    <w:lvl w:ilvl="8" w:tentative="1">
-      <w:start w:val="1"/>
-      <w:numFmt w:val="bullet"/>
-      <w:lvlText w:val=""/>
-      <w:lvlJc w:val="left"/>
-      <w:pPr>
-        <w:tabs>
-          <w:tab w:val="num" w:pos="6480"/>
-        </w:tabs>
-        <w:ind w:left="6480" w:hanging="360"/>
-      </w:pPr>
-      <w:rPr>
-        <w:rFonts w:ascii="Wingdings" w:hAnsi="Wingdings" w:hint="default"/>
-        <w:sz w:val="20"/>
-      </w:rPr>
-    </w:lvl>
-  </w:abstractNum>
-  <w:abstractNum w:abstractNumId="14" w15:restartNumberingAfterBreak="0">
-    <w:nsid w:val="208B2A7A"/>
-    <w:multiLevelType w:val="multilevel"/>
-    <w:tmpl w:val="CE44C376"/>
-    <w:lvl w:ilvl="0">
-      <w:start w:val="1"/>
-      <w:numFmt w:val="bullet"/>
-      <w:lvlText w:val="-"/>
-      <w:lvlJc w:val="left"/>
-      <w:pPr>
-        <w:tabs>
-          <w:tab w:val="num" w:pos="720"/>
-        </w:tabs>
-        <w:ind w:left="720" w:hanging="360"/>
-      </w:pPr>
-      <w:rPr>
-        <w:rFonts w:ascii="Times New Roman" w:hAnsi="Times New Roman" w:cs="Times New Roman" w:hint="default"/>
-        <w:sz w:val="28"/>
-        <w:szCs w:val="28"/>
-      </w:rPr>
-    </w:lvl>
-    <w:lvl w:ilvl="1" w:tentative="1">
-      <w:start w:val="1"/>
-      <w:numFmt w:val="bullet"/>
-      <w:lvlText w:val="o"/>
-      <w:lvlJc w:val="left"/>
-      <w:pPr>
-        <w:tabs>
-          <w:tab w:val="num" w:pos="1440"/>
-        </w:tabs>
-        <w:ind w:left="1440" w:hanging="360"/>
-      </w:pPr>
-      <w:rPr>
-        <w:rFonts w:ascii="Courier New" w:hAnsi="Courier New" w:hint="default"/>
-        <w:sz w:val="20"/>
-      </w:rPr>
-    </w:lvl>
-    <w:lvl w:ilvl="2" w:tentative="1">
-      <w:start w:val="1"/>
-      <w:numFmt w:val="bullet"/>
-      <w:lvlText w:val=""/>
-      <w:lvlJc w:val="left"/>
-      <w:pPr>
-        <w:tabs>
-          <w:tab w:val="num" w:pos="2160"/>
-        </w:tabs>
-        <w:ind w:left="2160" w:hanging="360"/>
-      </w:pPr>
-      <w:rPr>
-        <w:rFonts w:ascii="Wingdings" w:hAnsi="Wingdings" w:hint="default"/>
-        <w:sz w:val="20"/>
-      </w:rPr>
-    </w:lvl>
-    <w:lvl w:ilvl="3" w:tentative="1">
-      <w:start w:val="1"/>
-      <w:numFmt w:val="bullet"/>
-      <w:lvlText w:val=""/>
-      <w:lvlJc w:val="left"/>
-      <w:pPr>
-        <w:tabs>
-          <w:tab w:val="num" w:pos="2880"/>
-        </w:tabs>
-        <w:ind w:left="2880" w:hanging="360"/>
-      </w:pPr>
-      <w:rPr>
-        <w:rFonts w:ascii="Wingdings" w:hAnsi="Wingdings" w:hint="default"/>
-        <w:sz w:val="20"/>
-      </w:rPr>
-    </w:lvl>
-    <w:lvl w:ilvl="4" w:tentative="1">
-      <w:start w:val="1"/>
-      <w:numFmt w:val="bullet"/>
-      <w:lvlText w:val=""/>
-      <w:lvlJc w:val="left"/>
-      <w:pPr>
-        <w:tabs>
-          <w:tab w:val="num" w:pos="3600"/>
-        </w:tabs>
-        <w:ind w:left="3600" w:hanging="360"/>
-      </w:pPr>
-      <w:rPr>
-        <w:rFonts w:ascii="Wingdings" w:hAnsi="Wingdings" w:hint="default"/>
-        <w:sz w:val="20"/>
-      </w:rPr>
-    </w:lvl>
-    <w:lvl w:ilvl="5" w:tentative="1">
-      <w:start w:val="1"/>
-      <w:numFmt w:val="bullet"/>
-      <w:lvlText w:val=""/>
-      <w:lvlJc w:val="left"/>
-      <w:pPr>
-        <w:tabs>
-          <w:tab w:val="num" w:pos="4320"/>
-        </w:tabs>
-        <w:ind w:left="4320" w:hanging="360"/>
-      </w:pPr>
-      <w:rPr>
-        <w:rFonts w:ascii="Wingdings" w:hAnsi="Wingdings" w:hint="default"/>
-        <w:sz w:val="20"/>
-      </w:rPr>
-    </w:lvl>
-    <w:lvl w:ilvl="6" w:tentative="1">
-      <w:start w:val="1"/>
-      <w:numFmt w:val="bullet"/>
-      <w:lvlText w:val=""/>
-      <w:lvlJc w:val="left"/>
-      <w:pPr>
-        <w:tabs>
-          <w:tab w:val="num" w:pos="5040"/>
-        </w:tabs>
-        <w:ind w:left="5040" w:hanging="360"/>
-      </w:pPr>
-      <w:rPr>
-        <w:rFonts w:ascii="Wingdings" w:hAnsi="Wingdings" w:hint="default"/>
-        <w:sz w:val="20"/>
-      </w:rPr>
-    </w:lvl>
-    <w:lvl w:ilvl="7" w:tentative="1">
-      <w:start w:val="1"/>
-      <w:numFmt w:val="bullet"/>
-      <w:lvlText w:val=""/>
-      <w:lvlJc w:val="left"/>
-      <w:pPr>
-        <w:tabs>
-          <w:tab w:val="num" w:pos="5760"/>
-        </w:tabs>
-        <w:ind w:left="5760" w:hanging="360"/>
-      </w:pPr>
-      <w:rPr>
-        <w:rFonts w:ascii="Wingdings" w:hAnsi="Wingdings" w:hint="default"/>
-        <w:sz w:val="20"/>
-      </w:rPr>
-    </w:lvl>
-    <w:lvl w:ilvl="8" w:tentative="1">
-      <w:start w:val="1"/>
-      <w:numFmt w:val="bullet"/>
-      <w:lvlText w:val=""/>
-      <w:lvlJc w:val="left"/>
-      <w:pPr>
-        <w:tabs>
-          <w:tab w:val="num" w:pos="6480"/>
-        </w:tabs>
-        <w:ind w:left="6480" w:hanging="360"/>
-      </w:pPr>
-      <w:rPr>
-        <w:rFonts w:ascii="Wingdings" w:hAnsi="Wingdings" w:hint="default"/>
-        <w:sz w:val="20"/>
-      </w:rPr>
-    </w:lvl>
-  </w:abstractNum>
-  <w:abstractNum w:abstractNumId="15" w15:restartNumberingAfterBreak="0">
-    <w:nsid w:val="2B9D6B56"/>
-    <w:multiLevelType w:val="multilevel"/>
-    <w:tmpl w:val="3298814A"/>
-    <w:lvl w:ilvl="0">
-      <w:start w:val="1"/>
-      <w:numFmt w:val="bullet"/>
-      <w:lvlText w:val=""/>
-      <w:lvlJc w:val="left"/>
-      <w:pPr>
-        <w:tabs>
-          <w:tab w:val="num" w:pos="720"/>
-        </w:tabs>
-        <w:ind w:left="720" w:hanging="360"/>
-      </w:pPr>
-      <w:rPr>
-        <w:rFonts w:ascii="Symbol" w:hAnsi="Symbol" w:hint="default"/>
-        <w:sz w:val="20"/>
-      </w:rPr>
-    </w:lvl>
-    <w:lvl w:ilvl="1" w:tentative="1">
-      <w:start w:val="1"/>
-      <w:numFmt w:val="bullet"/>
-      <w:lvlText w:val="o"/>
-      <w:lvlJc w:val="left"/>
-      <w:pPr>
-        <w:tabs>
-          <w:tab w:val="num" w:pos="1440"/>
-        </w:tabs>
-        <w:ind w:left="1440" w:hanging="360"/>
-      </w:pPr>
-      <w:rPr>
-        <w:rFonts w:ascii="Courier New" w:hAnsi="Courier New" w:hint="default"/>
-        <w:sz w:val="20"/>
-      </w:rPr>
-    </w:lvl>
-    <w:lvl w:ilvl="2" w:tentative="1">
-      <w:start w:val="1"/>
-      <w:numFmt w:val="bullet"/>
-      <w:lvlText w:val=""/>
-      <w:lvlJc w:val="left"/>
-      <w:pPr>
-        <w:tabs>
-          <w:tab w:val="num" w:pos="2160"/>
-        </w:tabs>
-        <w:ind w:left="2160" w:hanging="360"/>
-      </w:pPr>
-      <w:rPr>
-        <w:rFonts w:ascii="Wingdings" w:hAnsi="Wingdings" w:hint="default"/>
-        <w:sz w:val="20"/>
-      </w:rPr>
-    </w:lvl>
-    <w:lvl w:ilvl="3" w:tentative="1">
-      <w:start w:val="1"/>
-      <w:numFmt w:val="bullet"/>
-      <w:lvlText w:val=""/>
-      <w:lvlJc w:val="left"/>
-      <w:pPr>
-        <w:tabs>
-          <w:tab w:val="num" w:pos="2880"/>
-        </w:tabs>
-        <w:ind w:left="2880" w:hanging="360"/>
-      </w:pPr>
-      <w:rPr>
-        <w:rFonts w:ascii="Wingdings" w:hAnsi="Wingdings" w:hint="default"/>
-        <w:sz w:val="20"/>
-      </w:rPr>
-    </w:lvl>
-    <w:lvl w:ilvl="4" w:tentative="1">
-      <w:start w:val="1"/>
-      <w:numFmt w:val="bullet"/>
-      <w:lvlText w:val=""/>
-      <w:lvlJc w:val="left"/>
-      <w:pPr>
-        <w:tabs>
-          <w:tab w:val="num" w:pos="3600"/>
-        </w:tabs>
-        <w:ind w:left="3600" w:hanging="360"/>
-      </w:pPr>
-      <w:rPr>
-        <w:rFonts w:ascii="Wingdings" w:hAnsi="Wingdings" w:hint="default"/>
-        <w:sz w:val="20"/>
-      </w:rPr>
-    </w:lvl>
-    <w:lvl w:ilvl="5" w:tentative="1">
-      <w:start w:val="1"/>
-      <w:numFmt w:val="bullet"/>
-      <w:lvlText w:val=""/>
-      <w:lvlJc w:val="left"/>
-      <w:pPr>
-        <w:tabs>
-          <w:tab w:val="num" w:pos="4320"/>
-        </w:tabs>
-        <w:ind w:left="4320" w:hanging="360"/>
-      </w:pPr>
-      <w:rPr>
-        <w:rFonts w:ascii="Wingdings" w:hAnsi="Wingdings" w:hint="default"/>
-        <w:sz w:val="20"/>
-      </w:rPr>
-    </w:lvl>
-    <w:lvl w:ilvl="6" w:tentative="1">
-      <w:start w:val="1"/>
-      <w:numFmt w:val="bullet"/>
-      <w:lvlText w:val=""/>
-      <w:lvlJc w:val="left"/>
-      <w:pPr>
-        <w:tabs>
-          <w:tab w:val="num" w:pos="5040"/>
-        </w:tabs>
-        <w:ind w:left="5040" w:hanging="360"/>
-      </w:pPr>
-      <w:rPr>
-        <w:rFonts w:ascii="Wingdings" w:hAnsi="Wingdings" w:hint="default"/>
-        <w:sz w:val="20"/>
-      </w:rPr>
-    </w:lvl>
-    <w:lvl w:ilvl="7" w:tentative="1">
-      <w:start w:val="1"/>
-      <w:numFmt w:val="bullet"/>
-      <w:lvlText w:val=""/>
-      <w:lvlJc w:val="left"/>
-      <w:pPr>
-        <w:tabs>
-          <w:tab w:val="num" w:pos="5760"/>
-        </w:tabs>
-        <w:ind w:left="5760" w:hanging="360"/>
-      </w:pPr>
-      <w:rPr>
-        <w:rFonts w:ascii="Wingdings" w:hAnsi="Wingdings" w:hint="default"/>
-        <w:sz w:val="20"/>
-      </w:rPr>
-    </w:lvl>
-    <w:lvl w:ilvl="8" w:tentative="1">
-      <w:start w:val="1"/>
-      <w:numFmt w:val="bullet"/>
-      <w:lvlText w:val=""/>
-      <w:lvlJc w:val="left"/>
-      <w:pPr>
-        <w:tabs>
-          <w:tab w:val="num" w:pos="6480"/>
-        </w:tabs>
-        <w:ind w:left="6480" w:hanging="360"/>
-      </w:pPr>
-      <w:rPr>
-        <w:rFonts w:ascii="Wingdings" w:hAnsi="Wingdings" w:hint="default"/>
-        <w:sz w:val="20"/>
-      </w:rPr>
-    </w:lvl>
-  </w:abstractNum>
-  <w:abstractNum w:abstractNumId="16" w15:restartNumberingAfterBreak="0">
+  <w:abstractNum w:abstractNumId="7" w15:restartNumberingAfterBreak="0">
     <w:nsid w:val="350C59E1"/>
     <w:multiLevelType w:val="multilevel"/>
     <w:tmpl w:val="92BCCA2C"/>
@@ -10143,418 +9301,7 @@
       </w:rPr>
     </w:lvl>
   </w:abstractNum>
-  <w:abstractNum w:abstractNumId="17" w15:restartNumberingAfterBreak="0">
-    <w:nsid w:val="356222F2"/>
-    <w:multiLevelType w:val="hybridMultilevel"/>
-    <w:tmpl w:val="B6B496CE"/>
-    <w:lvl w:ilvl="0" w:tplc="04190001">
-      <w:start w:val="1"/>
-      <w:numFmt w:val="bullet"/>
-      <w:lvlText w:val=""/>
-      <w:lvlJc w:val="left"/>
-      <w:pPr>
-        <w:ind w:left="1571" w:hanging="360"/>
-      </w:pPr>
-      <w:rPr>
-        <w:rFonts w:ascii="Symbol" w:hAnsi="Symbol" w:hint="default"/>
-      </w:rPr>
-    </w:lvl>
-    <w:lvl w:ilvl="1" w:tplc="04190003" w:tentative="1">
-      <w:start w:val="1"/>
-      <w:numFmt w:val="bullet"/>
-      <w:lvlText w:val="o"/>
-      <w:lvlJc w:val="left"/>
-      <w:pPr>
-        <w:ind w:left="2291" w:hanging="360"/>
-      </w:pPr>
-      <w:rPr>
-        <w:rFonts w:ascii="Courier New" w:hAnsi="Courier New" w:cs="Courier New" w:hint="default"/>
-      </w:rPr>
-    </w:lvl>
-    <w:lvl w:ilvl="2" w:tplc="04190005" w:tentative="1">
-      <w:start w:val="1"/>
-      <w:numFmt w:val="bullet"/>
-      <w:lvlText w:val=""/>
-      <w:lvlJc w:val="left"/>
-      <w:pPr>
-        <w:ind w:left="3011" w:hanging="360"/>
-      </w:pPr>
-      <w:rPr>
-        <w:rFonts w:ascii="Wingdings" w:hAnsi="Wingdings" w:hint="default"/>
-      </w:rPr>
-    </w:lvl>
-    <w:lvl w:ilvl="3" w:tplc="04190001" w:tentative="1">
-      <w:start w:val="1"/>
-      <w:numFmt w:val="bullet"/>
-      <w:lvlText w:val=""/>
-      <w:lvlJc w:val="left"/>
-      <w:pPr>
-        <w:ind w:left="3731" w:hanging="360"/>
-      </w:pPr>
-      <w:rPr>
-        <w:rFonts w:ascii="Symbol" w:hAnsi="Symbol" w:hint="default"/>
-      </w:rPr>
-    </w:lvl>
-    <w:lvl w:ilvl="4" w:tplc="04190003" w:tentative="1">
-      <w:start w:val="1"/>
-      <w:numFmt w:val="bullet"/>
-      <w:lvlText w:val="o"/>
-      <w:lvlJc w:val="left"/>
-      <w:pPr>
-        <w:ind w:left="4451" w:hanging="360"/>
-      </w:pPr>
-      <w:rPr>
-        <w:rFonts w:ascii="Courier New" w:hAnsi="Courier New" w:cs="Courier New" w:hint="default"/>
-      </w:rPr>
-    </w:lvl>
-    <w:lvl w:ilvl="5" w:tplc="04190005" w:tentative="1">
-      <w:start w:val="1"/>
-      <w:numFmt w:val="bullet"/>
-      <w:lvlText w:val=""/>
-      <w:lvlJc w:val="left"/>
-      <w:pPr>
-        <w:ind w:left="5171" w:hanging="360"/>
-      </w:pPr>
-      <w:rPr>
-        <w:rFonts w:ascii="Wingdings" w:hAnsi="Wingdings" w:hint="default"/>
-      </w:rPr>
-    </w:lvl>
-    <w:lvl w:ilvl="6" w:tplc="04190001" w:tentative="1">
-      <w:start w:val="1"/>
-      <w:numFmt w:val="bullet"/>
-      <w:lvlText w:val=""/>
-      <w:lvlJc w:val="left"/>
-      <w:pPr>
-        <w:ind w:left="5891" w:hanging="360"/>
-      </w:pPr>
-      <w:rPr>
-        <w:rFonts w:ascii="Symbol" w:hAnsi="Symbol" w:hint="default"/>
-      </w:rPr>
-    </w:lvl>
-    <w:lvl w:ilvl="7" w:tplc="04190003" w:tentative="1">
-      <w:start w:val="1"/>
-      <w:numFmt w:val="bullet"/>
-      <w:lvlText w:val="o"/>
-      <w:lvlJc w:val="left"/>
-      <w:pPr>
-        <w:ind w:left="6611" w:hanging="360"/>
-      </w:pPr>
-      <w:rPr>
-        <w:rFonts w:ascii="Courier New" w:hAnsi="Courier New" w:cs="Courier New" w:hint="default"/>
-      </w:rPr>
-    </w:lvl>
-    <w:lvl w:ilvl="8" w:tplc="04190005" w:tentative="1">
-      <w:start w:val="1"/>
-      <w:numFmt w:val="bullet"/>
-      <w:lvlText w:val=""/>
-      <w:lvlJc w:val="left"/>
-      <w:pPr>
-        <w:ind w:left="7331" w:hanging="360"/>
-      </w:pPr>
-      <w:rPr>
-        <w:rFonts w:ascii="Wingdings" w:hAnsi="Wingdings" w:hint="default"/>
-      </w:rPr>
-    </w:lvl>
-  </w:abstractNum>
-  <w:abstractNum w:abstractNumId="18" w15:restartNumberingAfterBreak="0">
-    <w:nsid w:val="38AC63A3"/>
-    <w:multiLevelType w:val="multilevel"/>
-    <w:tmpl w:val="75B412A6"/>
-    <w:lvl w:ilvl="0">
-      <w:start w:val="1"/>
-      <w:numFmt w:val="bullet"/>
-      <w:lvlText w:val=""/>
-      <w:lvlJc w:val="left"/>
-      <w:pPr>
-        <w:tabs>
-          <w:tab w:val="num" w:pos="720"/>
-        </w:tabs>
-        <w:ind w:left="720" w:hanging="360"/>
-      </w:pPr>
-      <w:rPr>
-        <w:rFonts w:ascii="Symbol" w:hAnsi="Symbol" w:hint="default"/>
-        <w:sz w:val="20"/>
-      </w:rPr>
-    </w:lvl>
-    <w:lvl w:ilvl="1" w:tentative="1">
-      <w:start w:val="1"/>
-      <w:numFmt w:val="bullet"/>
-      <w:lvlText w:val="o"/>
-      <w:lvlJc w:val="left"/>
-      <w:pPr>
-        <w:tabs>
-          <w:tab w:val="num" w:pos="1440"/>
-        </w:tabs>
-        <w:ind w:left="1440" w:hanging="360"/>
-      </w:pPr>
-      <w:rPr>
-        <w:rFonts w:ascii="Courier New" w:hAnsi="Courier New" w:hint="default"/>
-        <w:sz w:val="20"/>
-      </w:rPr>
-    </w:lvl>
-    <w:lvl w:ilvl="2" w:tentative="1">
-      <w:start w:val="1"/>
-      <w:numFmt w:val="bullet"/>
-      <w:lvlText w:val=""/>
-      <w:lvlJc w:val="left"/>
-      <w:pPr>
-        <w:tabs>
-          <w:tab w:val="num" w:pos="2160"/>
-        </w:tabs>
-        <w:ind w:left="2160" w:hanging="360"/>
-      </w:pPr>
-      <w:rPr>
-        <w:rFonts w:ascii="Wingdings" w:hAnsi="Wingdings" w:hint="default"/>
-        <w:sz w:val="20"/>
-      </w:rPr>
-    </w:lvl>
-    <w:lvl w:ilvl="3" w:tentative="1">
-      <w:start w:val="1"/>
-      <w:numFmt w:val="bullet"/>
-      <w:lvlText w:val=""/>
-      <w:lvlJc w:val="left"/>
-      <w:pPr>
-        <w:tabs>
-          <w:tab w:val="num" w:pos="2880"/>
-        </w:tabs>
-        <w:ind w:left="2880" w:hanging="360"/>
-      </w:pPr>
-      <w:rPr>
-        <w:rFonts w:ascii="Wingdings" w:hAnsi="Wingdings" w:hint="default"/>
-        <w:sz w:val="20"/>
-      </w:rPr>
-    </w:lvl>
-    <w:lvl w:ilvl="4" w:tentative="1">
-      <w:start w:val="1"/>
-      <w:numFmt w:val="bullet"/>
-      <w:lvlText w:val=""/>
-      <w:lvlJc w:val="left"/>
-      <w:pPr>
-        <w:tabs>
-          <w:tab w:val="num" w:pos="3600"/>
-        </w:tabs>
-        <w:ind w:left="3600" w:hanging="360"/>
-      </w:pPr>
-      <w:rPr>
-        <w:rFonts w:ascii="Wingdings" w:hAnsi="Wingdings" w:hint="default"/>
-        <w:sz w:val="20"/>
-      </w:rPr>
-    </w:lvl>
-    <w:lvl w:ilvl="5" w:tentative="1">
-      <w:start w:val="1"/>
-      <w:numFmt w:val="bullet"/>
-      <w:lvlText w:val=""/>
-      <w:lvlJc w:val="left"/>
-      <w:pPr>
-        <w:tabs>
-          <w:tab w:val="num" w:pos="4320"/>
-        </w:tabs>
-        <w:ind w:left="4320" w:hanging="360"/>
-      </w:pPr>
-      <w:rPr>
-        <w:rFonts w:ascii="Wingdings" w:hAnsi="Wingdings" w:hint="default"/>
-        <w:sz w:val="20"/>
-      </w:rPr>
-    </w:lvl>
-    <w:lvl w:ilvl="6" w:tentative="1">
-      <w:start w:val="1"/>
-      <w:numFmt w:val="bullet"/>
-      <w:lvlText w:val=""/>
-      <w:lvlJc w:val="left"/>
-      <w:pPr>
-        <w:tabs>
-          <w:tab w:val="num" w:pos="5040"/>
-        </w:tabs>
-        <w:ind w:left="5040" w:hanging="360"/>
-      </w:pPr>
-      <w:rPr>
-        <w:rFonts w:ascii="Wingdings" w:hAnsi="Wingdings" w:hint="default"/>
-        <w:sz w:val="20"/>
-      </w:rPr>
-    </w:lvl>
-    <w:lvl w:ilvl="7" w:tentative="1">
-      <w:start w:val="1"/>
-      <w:numFmt w:val="bullet"/>
-      <w:lvlText w:val=""/>
-      <w:lvlJc w:val="left"/>
-      <w:pPr>
-        <w:tabs>
-          <w:tab w:val="num" w:pos="5760"/>
-        </w:tabs>
-        <w:ind w:left="5760" w:hanging="360"/>
-      </w:pPr>
-      <w:rPr>
-        <w:rFonts w:ascii="Wingdings" w:hAnsi="Wingdings" w:hint="default"/>
-        <w:sz w:val="20"/>
-      </w:rPr>
-    </w:lvl>
-    <w:lvl w:ilvl="8" w:tentative="1">
-      <w:start w:val="1"/>
-      <w:numFmt w:val="bullet"/>
-      <w:lvlText w:val=""/>
-      <w:lvlJc w:val="left"/>
-      <w:pPr>
-        <w:tabs>
-          <w:tab w:val="num" w:pos="6480"/>
-        </w:tabs>
-        <w:ind w:left="6480" w:hanging="360"/>
-      </w:pPr>
-      <w:rPr>
-        <w:rFonts w:ascii="Wingdings" w:hAnsi="Wingdings" w:hint="default"/>
-        <w:sz w:val="20"/>
-      </w:rPr>
-    </w:lvl>
-  </w:abstractNum>
-  <w:abstractNum w:abstractNumId="19" w15:restartNumberingAfterBreak="0">
-    <w:nsid w:val="39D608C8"/>
-    <w:multiLevelType w:val="multilevel"/>
-    <w:tmpl w:val="31AC2146"/>
-    <w:lvl w:ilvl="0">
-      <w:start w:val="1"/>
-      <w:numFmt w:val="bullet"/>
-      <w:lvlText w:val=""/>
-      <w:lvlJc w:val="left"/>
-      <w:pPr>
-        <w:tabs>
-          <w:tab w:val="num" w:pos="720"/>
-        </w:tabs>
-        <w:ind w:left="720" w:hanging="360"/>
-      </w:pPr>
-      <w:rPr>
-        <w:rFonts w:ascii="Symbol" w:hAnsi="Symbol" w:hint="default"/>
-        <w:sz w:val="20"/>
-      </w:rPr>
-    </w:lvl>
-    <w:lvl w:ilvl="1" w:tentative="1">
-      <w:start w:val="1"/>
-      <w:numFmt w:val="bullet"/>
-      <w:lvlText w:val="o"/>
-      <w:lvlJc w:val="left"/>
-      <w:pPr>
-        <w:tabs>
-          <w:tab w:val="num" w:pos="1440"/>
-        </w:tabs>
-        <w:ind w:left="1440" w:hanging="360"/>
-      </w:pPr>
-      <w:rPr>
-        <w:rFonts w:ascii="Courier New" w:hAnsi="Courier New" w:hint="default"/>
-        <w:sz w:val="20"/>
-      </w:rPr>
-    </w:lvl>
-    <w:lvl w:ilvl="2" w:tentative="1">
-      <w:start w:val="1"/>
-      <w:numFmt w:val="bullet"/>
-      <w:lvlText w:val=""/>
-      <w:lvlJc w:val="left"/>
-      <w:pPr>
-        <w:tabs>
-          <w:tab w:val="num" w:pos="2160"/>
-        </w:tabs>
-        <w:ind w:left="2160" w:hanging="360"/>
-      </w:pPr>
-      <w:rPr>
-        <w:rFonts w:ascii="Wingdings" w:hAnsi="Wingdings" w:hint="default"/>
-        <w:sz w:val="20"/>
-      </w:rPr>
-    </w:lvl>
-    <w:lvl w:ilvl="3" w:tentative="1">
-      <w:start w:val="1"/>
-      <w:numFmt w:val="bullet"/>
-      <w:lvlText w:val=""/>
-      <w:lvlJc w:val="left"/>
-      <w:pPr>
-        <w:tabs>
-          <w:tab w:val="num" w:pos="2880"/>
-        </w:tabs>
-        <w:ind w:left="2880" w:hanging="360"/>
-      </w:pPr>
-      <w:rPr>
-        <w:rFonts w:ascii="Wingdings" w:hAnsi="Wingdings" w:hint="default"/>
-        <w:sz w:val="20"/>
-      </w:rPr>
-    </w:lvl>
-    <w:lvl w:ilvl="4" w:tentative="1">
-      <w:start w:val="1"/>
-      <w:numFmt w:val="bullet"/>
-      <w:lvlText w:val=""/>
-      <w:lvlJc w:val="left"/>
-      <w:pPr>
-        <w:tabs>
-          <w:tab w:val="num" w:pos="3600"/>
-        </w:tabs>
-        <w:ind w:left="3600" w:hanging="360"/>
-      </w:pPr>
-      <w:rPr>
-        <w:rFonts w:ascii="Wingdings" w:hAnsi="Wingdings" w:hint="default"/>
-        <w:sz w:val="20"/>
-      </w:rPr>
-    </w:lvl>
-    <w:lvl w:ilvl="5" w:tentative="1">
-      <w:start w:val="1"/>
-      <w:numFmt w:val="bullet"/>
-      <w:lvlText w:val=""/>
-      <w:lvlJc w:val="left"/>
-      <w:pPr>
-        <w:tabs>
-          <w:tab w:val="num" w:pos="4320"/>
-        </w:tabs>
-        <w:ind w:left="4320" w:hanging="360"/>
-      </w:pPr>
-      <w:rPr>
-        <w:rFonts w:ascii="Wingdings" w:hAnsi="Wingdings" w:hint="default"/>
-        <w:sz w:val="20"/>
-      </w:rPr>
-    </w:lvl>
-    <w:lvl w:ilvl="6" w:tentative="1">
-      <w:start w:val="1"/>
-      <w:numFmt w:val="bullet"/>
-      <w:lvlText w:val=""/>
-      <w:lvlJc w:val="left"/>
-      <w:pPr>
-        <w:tabs>
-          <w:tab w:val="num" w:pos="5040"/>
-        </w:tabs>
-        <w:ind w:left="5040" w:hanging="360"/>
-      </w:pPr>
-      <w:rPr>
-        <w:rFonts w:ascii="Wingdings" w:hAnsi="Wingdings" w:hint="default"/>
-        <w:sz w:val="20"/>
-      </w:rPr>
-    </w:lvl>
-    <w:lvl w:ilvl="7" w:tentative="1">
-      <w:start w:val="1"/>
-      <w:numFmt w:val="bullet"/>
-      <w:lvlText w:val=""/>
-      <w:lvlJc w:val="left"/>
-      <w:pPr>
-        <w:tabs>
-          <w:tab w:val="num" w:pos="5760"/>
-        </w:tabs>
-        <w:ind w:left="5760" w:hanging="360"/>
-      </w:pPr>
-      <w:rPr>
-        <w:rFonts w:ascii="Wingdings" w:hAnsi="Wingdings" w:hint="default"/>
-        <w:sz w:val="20"/>
-      </w:rPr>
-    </w:lvl>
-    <w:lvl w:ilvl="8" w:tentative="1">
-      <w:start w:val="1"/>
-      <w:numFmt w:val="bullet"/>
-      <w:lvlText w:val=""/>
-      <w:lvlJc w:val="left"/>
-      <w:pPr>
-        <w:tabs>
-          <w:tab w:val="num" w:pos="6480"/>
-        </w:tabs>
-        <w:ind w:left="6480" w:hanging="360"/>
-      </w:pPr>
-      <w:rPr>
-        <w:rFonts w:ascii="Wingdings" w:hAnsi="Wingdings" w:hint="default"/>
-        <w:sz w:val="20"/>
-      </w:rPr>
-    </w:lvl>
-  </w:abstractNum>
-  <w:abstractNum w:abstractNumId="20" w15:restartNumberingAfterBreak="0">
+  <w:abstractNum w:abstractNumId="8" w15:restartNumberingAfterBreak="0">
     <w:nsid w:val="45CB3DA8"/>
     <w:multiLevelType w:val="multilevel"/>
     <w:tmpl w:val="128E4542"/>
@@ -10703,156 +9450,7 @@
       </w:rPr>
     </w:lvl>
   </w:abstractNum>
-  <w:abstractNum w:abstractNumId="21" w15:restartNumberingAfterBreak="0">
-    <w:nsid w:val="49080272"/>
-    <w:multiLevelType w:val="multilevel"/>
-    <w:tmpl w:val="FCC47136"/>
-    <w:lvl w:ilvl="0">
-      <w:start w:val="1"/>
-      <w:numFmt w:val="bullet"/>
-      <w:lvlText w:val=""/>
-      <w:lvlJc w:val="left"/>
-      <w:pPr>
-        <w:tabs>
-          <w:tab w:val="num" w:pos="720"/>
-        </w:tabs>
-        <w:ind w:left="720" w:hanging="360"/>
-      </w:pPr>
-      <w:rPr>
-        <w:rFonts w:ascii="Symbol" w:hAnsi="Symbol" w:hint="default"/>
-        <w:sz w:val="20"/>
-      </w:rPr>
-    </w:lvl>
-    <w:lvl w:ilvl="1" w:tentative="1">
-      <w:start w:val="1"/>
-      <w:numFmt w:val="bullet"/>
-      <w:lvlText w:val="o"/>
-      <w:lvlJc w:val="left"/>
-      <w:pPr>
-        <w:tabs>
-          <w:tab w:val="num" w:pos="1440"/>
-        </w:tabs>
-        <w:ind w:left="1440" w:hanging="360"/>
-      </w:pPr>
-      <w:rPr>
-        <w:rFonts w:ascii="Courier New" w:hAnsi="Courier New" w:hint="default"/>
-        <w:sz w:val="20"/>
-      </w:rPr>
-    </w:lvl>
-    <w:lvl w:ilvl="2" w:tentative="1">
-      <w:start w:val="1"/>
-      <w:numFmt w:val="bullet"/>
-      <w:lvlText w:val=""/>
-      <w:lvlJc w:val="left"/>
-      <w:pPr>
-        <w:tabs>
-          <w:tab w:val="num" w:pos="2160"/>
-        </w:tabs>
-        <w:ind w:left="2160" w:hanging="360"/>
-      </w:pPr>
-      <w:rPr>
-        <w:rFonts w:ascii="Wingdings" w:hAnsi="Wingdings" w:hint="default"/>
-        <w:sz w:val="20"/>
-      </w:rPr>
-    </w:lvl>
-    <w:lvl w:ilvl="3" w:tentative="1">
-      <w:start w:val="1"/>
-      <w:numFmt w:val="bullet"/>
-      <w:lvlText w:val=""/>
-      <w:lvlJc w:val="left"/>
-      <w:pPr>
-        <w:tabs>
-          <w:tab w:val="num" w:pos="2880"/>
-        </w:tabs>
-        <w:ind w:left="2880" w:hanging="360"/>
-      </w:pPr>
-      <w:rPr>
-        <w:rFonts w:ascii="Wingdings" w:hAnsi="Wingdings" w:hint="default"/>
-        <w:sz w:val="20"/>
-      </w:rPr>
-    </w:lvl>
-    <w:lvl w:ilvl="4" w:tentative="1">
-      <w:start w:val="1"/>
-      <w:numFmt w:val="bullet"/>
-      <w:lvlText w:val=""/>
-      <w:lvlJc w:val="left"/>
-      <w:pPr>
-        <w:tabs>
-          <w:tab w:val="num" w:pos="3600"/>
-        </w:tabs>
-        <w:ind w:left="3600" w:hanging="360"/>
-      </w:pPr>
-      <w:rPr>
-        <w:rFonts w:ascii="Wingdings" w:hAnsi="Wingdings" w:hint="default"/>
-        <w:sz w:val="20"/>
-      </w:rPr>
-    </w:lvl>
-    <w:lvl w:ilvl="5" w:tentative="1">
-      <w:start w:val="1"/>
-      <w:numFmt w:val="bullet"/>
-      <w:lvlText w:val=""/>
-      <w:lvlJc w:val="left"/>
-      <w:pPr>
-        <w:tabs>
-          <w:tab w:val="num" w:pos="4320"/>
-        </w:tabs>
-        <w:ind w:left="4320" w:hanging="360"/>
-      </w:pPr>
-      <w:rPr>
-        <w:rFonts w:ascii="Wingdings" w:hAnsi="Wingdings" w:hint="default"/>
-        <w:sz w:val="20"/>
-      </w:rPr>
-    </w:lvl>
-    <w:lvl w:ilvl="6" w:tentative="1">
-      <w:start w:val="1"/>
-      <w:numFmt w:val="bullet"/>
-      <w:lvlText w:val=""/>
-      <w:lvlJc w:val="left"/>
-      <w:pPr>
-        <w:tabs>
-          <w:tab w:val="num" w:pos="5040"/>
-        </w:tabs>
-        <w:ind w:left="5040" w:hanging="360"/>
-      </w:pPr>
-      <w:rPr>
-        <w:rFonts w:ascii="Wingdings" w:hAnsi="Wingdings" w:hint="default"/>
-        <w:sz w:val="20"/>
-      </w:rPr>
-    </w:lvl>
-    <w:lvl w:ilvl="7" w:tentative="1">
-      <w:start w:val="1"/>
-      <w:numFmt w:val="bullet"/>
-      <w:lvlText w:val=""/>
-      <w:lvlJc w:val="left"/>
-      <w:pPr>
-        <w:tabs>
-          <w:tab w:val="num" w:pos="5760"/>
-        </w:tabs>
-        <w:ind w:left="5760" w:hanging="360"/>
-      </w:pPr>
-      <w:rPr>
-        <w:rFonts w:ascii="Wingdings" w:hAnsi="Wingdings" w:hint="default"/>
-        <w:sz w:val="20"/>
-      </w:rPr>
-    </w:lvl>
-    <w:lvl w:ilvl="8" w:tentative="1">
-      <w:start w:val="1"/>
-      <w:numFmt w:val="bullet"/>
-      <w:lvlText w:val=""/>
-      <w:lvlJc w:val="left"/>
-      <w:pPr>
-        <w:tabs>
-          <w:tab w:val="num" w:pos="6480"/>
-        </w:tabs>
-        <w:ind w:left="6480" w:hanging="360"/>
-      </w:pPr>
-      <w:rPr>
-        <w:rFonts w:ascii="Wingdings" w:hAnsi="Wingdings" w:hint="default"/>
-        <w:sz w:val="20"/>
-      </w:rPr>
-    </w:lvl>
-  </w:abstractNum>
-  <w:abstractNum w:abstractNumId="22" w15:restartNumberingAfterBreak="0">
+  <w:abstractNum w:abstractNumId="9" w15:restartNumberingAfterBreak="0">
     <w:nsid w:val="49F32DC5"/>
     <w:multiLevelType w:val="multilevel"/>
     <w:tmpl w:val="40962D5E"/>
@@ -11001,418 +9599,7 @@
       </w:rPr>
     </w:lvl>
   </w:abstractNum>
-  <w:abstractNum w:abstractNumId="23" w15:restartNumberingAfterBreak="0">
-    <w:nsid w:val="513D5A8D"/>
-    <w:multiLevelType w:val="multilevel"/>
-    <w:tmpl w:val="24F07162"/>
-    <w:lvl w:ilvl="0">
-      <w:start w:val="1"/>
-      <w:numFmt w:val="decimal"/>
-      <w:lvlText w:val="%1"/>
-      <w:lvlJc w:val="left"/>
-      <w:pPr>
-        <w:ind w:left="420" w:hanging="420"/>
-      </w:pPr>
-      <w:rPr>
-        <w:rFonts w:hint="default"/>
-      </w:rPr>
-    </w:lvl>
-    <w:lvl w:ilvl="1">
-      <w:start w:val="1"/>
-      <w:numFmt w:val="decimal"/>
-      <w:lvlText w:val="%1.%2"/>
-      <w:lvlJc w:val="left"/>
-      <w:pPr>
-        <w:ind w:left="1271" w:hanging="420"/>
-      </w:pPr>
-      <w:rPr>
-        <w:rFonts w:hint="default"/>
-      </w:rPr>
-    </w:lvl>
-    <w:lvl w:ilvl="2">
-      <w:start w:val="1"/>
-      <w:numFmt w:val="decimal"/>
-      <w:lvlText w:val="%1.%2.%3"/>
-      <w:lvlJc w:val="left"/>
-      <w:pPr>
-        <w:ind w:left="2422" w:hanging="720"/>
-      </w:pPr>
-      <w:rPr>
-        <w:rFonts w:hint="default"/>
-      </w:rPr>
-    </w:lvl>
-    <w:lvl w:ilvl="3">
-      <w:start w:val="1"/>
-      <w:numFmt w:val="decimal"/>
-      <w:lvlText w:val="%1.%2.%3.%4"/>
-      <w:lvlJc w:val="left"/>
-      <w:pPr>
-        <w:ind w:left="3633" w:hanging="1080"/>
-      </w:pPr>
-      <w:rPr>
-        <w:rFonts w:hint="default"/>
-      </w:rPr>
-    </w:lvl>
-    <w:lvl w:ilvl="4">
-      <w:start w:val="1"/>
-      <w:numFmt w:val="decimal"/>
-      <w:lvlText w:val="%1.%2.%3.%4.%5"/>
-      <w:lvlJc w:val="left"/>
-      <w:pPr>
-        <w:ind w:left="4484" w:hanging="1080"/>
-      </w:pPr>
-      <w:rPr>
-        <w:rFonts w:hint="default"/>
-      </w:rPr>
-    </w:lvl>
-    <w:lvl w:ilvl="5">
-      <w:start w:val="1"/>
-      <w:numFmt w:val="decimal"/>
-      <w:lvlText w:val="%1.%2.%3.%4.%5.%6"/>
-      <w:lvlJc w:val="left"/>
-      <w:pPr>
-        <w:ind w:left="5695" w:hanging="1440"/>
-      </w:pPr>
-      <w:rPr>
-        <w:rFonts w:hint="default"/>
-      </w:rPr>
-    </w:lvl>
-    <w:lvl w:ilvl="6">
-      <w:start w:val="1"/>
-      <w:numFmt w:val="decimal"/>
-      <w:lvlText w:val="%1.%2.%3.%4.%5.%6.%7"/>
-      <w:lvlJc w:val="left"/>
-      <w:pPr>
-        <w:ind w:left="6546" w:hanging="1440"/>
-      </w:pPr>
-      <w:rPr>
-        <w:rFonts w:hint="default"/>
-      </w:rPr>
-    </w:lvl>
-    <w:lvl w:ilvl="7">
-      <w:start w:val="1"/>
-      <w:numFmt w:val="decimal"/>
-      <w:lvlText w:val="%1.%2.%3.%4.%5.%6.%7.%8"/>
-      <w:lvlJc w:val="left"/>
-      <w:pPr>
-        <w:ind w:left="7757" w:hanging="1800"/>
-      </w:pPr>
-      <w:rPr>
-        <w:rFonts w:hint="default"/>
-      </w:rPr>
-    </w:lvl>
-    <w:lvl w:ilvl="8">
-      <w:start w:val="1"/>
-      <w:numFmt w:val="decimal"/>
-      <w:lvlText w:val="%1.%2.%3.%4.%5.%6.%7.%8.%9"/>
-      <w:lvlJc w:val="left"/>
-      <w:pPr>
-        <w:ind w:left="8968" w:hanging="2160"/>
-      </w:pPr>
-      <w:rPr>
-        <w:rFonts w:hint="default"/>
-      </w:rPr>
-    </w:lvl>
-  </w:abstractNum>
-  <w:abstractNum w:abstractNumId="24" w15:restartNumberingAfterBreak="0">
-    <w:nsid w:val="582B438D"/>
-    <w:multiLevelType w:val="multilevel"/>
-    <w:tmpl w:val="82964652"/>
-    <w:lvl w:ilvl="0">
-      <w:start w:val="1"/>
-      <w:numFmt w:val="bullet"/>
-      <w:lvlText w:val=""/>
-      <w:lvlJc w:val="left"/>
-      <w:pPr>
-        <w:tabs>
-          <w:tab w:val="num" w:pos="720"/>
-        </w:tabs>
-        <w:ind w:left="720" w:hanging="360"/>
-      </w:pPr>
-      <w:rPr>
-        <w:rFonts w:ascii="Symbol" w:hAnsi="Symbol" w:hint="default"/>
-        <w:sz w:val="20"/>
-      </w:rPr>
-    </w:lvl>
-    <w:lvl w:ilvl="1" w:tentative="1">
-      <w:start w:val="1"/>
-      <w:numFmt w:val="bullet"/>
-      <w:lvlText w:val="o"/>
-      <w:lvlJc w:val="left"/>
-      <w:pPr>
-        <w:tabs>
-          <w:tab w:val="num" w:pos="1440"/>
-        </w:tabs>
-        <w:ind w:left="1440" w:hanging="360"/>
-      </w:pPr>
-      <w:rPr>
-        <w:rFonts w:ascii="Courier New" w:hAnsi="Courier New" w:hint="default"/>
-        <w:sz w:val="20"/>
-      </w:rPr>
-    </w:lvl>
-    <w:lvl w:ilvl="2" w:tentative="1">
-      <w:start w:val="1"/>
-      <w:numFmt w:val="bullet"/>
-      <w:lvlText w:val=""/>
-      <w:lvlJc w:val="left"/>
-      <w:pPr>
-        <w:tabs>
-          <w:tab w:val="num" w:pos="2160"/>
-        </w:tabs>
-        <w:ind w:left="2160" w:hanging="360"/>
-      </w:pPr>
-      <w:rPr>
-        <w:rFonts w:ascii="Wingdings" w:hAnsi="Wingdings" w:hint="default"/>
-        <w:sz w:val="20"/>
-      </w:rPr>
-    </w:lvl>
-    <w:lvl w:ilvl="3" w:tentative="1">
-      <w:start w:val="1"/>
-      <w:numFmt w:val="bullet"/>
-      <w:lvlText w:val=""/>
-      <w:lvlJc w:val="left"/>
-      <w:pPr>
-        <w:tabs>
-          <w:tab w:val="num" w:pos="2880"/>
-        </w:tabs>
-        <w:ind w:left="2880" w:hanging="360"/>
-      </w:pPr>
-      <w:rPr>
-        <w:rFonts w:ascii="Wingdings" w:hAnsi="Wingdings" w:hint="default"/>
-        <w:sz w:val="20"/>
-      </w:rPr>
-    </w:lvl>
-    <w:lvl w:ilvl="4" w:tentative="1">
-      <w:start w:val="1"/>
-      <w:numFmt w:val="bullet"/>
-      <w:lvlText w:val=""/>
-      <w:lvlJc w:val="left"/>
-      <w:pPr>
-        <w:tabs>
-          <w:tab w:val="num" w:pos="3600"/>
-        </w:tabs>
-        <w:ind w:left="3600" w:hanging="360"/>
-      </w:pPr>
-      <w:rPr>
-        <w:rFonts w:ascii="Wingdings" w:hAnsi="Wingdings" w:hint="default"/>
-        <w:sz w:val="20"/>
-      </w:rPr>
-    </w:lvl>
-    <w:lvl w:ilvl="5" w:tentative="1">
-      <w:start w:val="1"/>
-      <w:numFmt w:val="bullet"/>
-      <w:lvlText w:val=""/>
-      <w:lvlJc w:val="left"/>
-      <w:pPr>
-        <w:tabs>
-          <w:tab w:val="num" w:pos="4320"/>
-        </w:tabs>
-        <w:ind w:left="4320" w:hanging="360"/>
-      </w:pPr>
-      <w:rPr>
-        <w:rFonts w:ascii="Wingdings" w:hAnsi="Wingdings" w:hint="default"/>
-        <w:sz w:val="20"/>
-      </w:rPr>
-    </w:lvl>
-    <w:lvl w:ilvl="6" w:tentative="1">
-      <w:start w:val="1"/>
-      <w:numFmt w:val="bullet"/>
-      <w:lvlText w:val=""/>
-      <w:lvlJc w:val="left"/>
-      <w:pPr>
-        <w:tabs>
-          <w:tab w:val="num" w:pos="5040"/>
-        </w:tabs>
-        <w:ind w:left="5040" w:hanging="360"/>
-      </w:pPr>
-      <w:rPr>
-        <w:rFonts w:ascii="Wingdings" w:hAnsi="Wingdings" w:hint="default"/>
-        <w:sz w:val="20"/>
-      </w:rPr>
-    </w:lvl>
-    <w:lvl w:ilvl="7" w:tentative="1">
-      <w:start w:val="1"/>
-      <w:numFmt w:val="bullet"/>
-      <w:lvlText w:val=""/>
-      <w:lvlJc w:val="left"/>
-      <w:pPr>
-        <w:tabs>
-          <w:tab w:val="num" w:pos="5760"/>
-        </w:tabs>
-        <w:ind w:left="5760" w:hanging="360"/>
-      </w:pPr>
-      <w:rPr>
-        <w:rFonts w:ascii="Wingdings" w:hAnsi="Wingdings" w:hint="default"/>
-        <w:sz w:val="20"/>
-      </w:rPr>
-    </w:lvl>
-    <w:lvl w:ilvl="8" w:tentative="1">
-      <w:start w:val="1"/>
-      <w:numFmt w:val="bullet"/>
-      <w:lvlText w:val=""/>
-      <w:lvlJc w:val="left"/>
-      <w:pPr>
-        <w:tabs>
-          <w:tab w:val="num" w:pos="6480"/>
-        </w:tabs>
-        <w:ind w:left="6480" w:hanging="360"/>
-      </w:pPr>
-      <w:rPr>
-        <w:rFonts w:ascii="Wingdings" w:hAnsi="Wingdings" w:hint="default"/>
-        <w:sz w:val="20"/>
-      </w:rPr>
-    </w:lvl>
-  </w:abstractNum>
-  <w:abstractNum w:abstractNumId="25" w15:restartNumberingAfterBreak="0">
-    <w:nsid w:val="5B7E3C5D"/>
-    <w:multiLevelType w:val="multilevel"/>
-    <w:tmpl w:val="F3242B9E"/>
-    <w:lvl w:ilvl="0">
-      <w:start w:val="1"/>
-      <w:numFmt w:val="bullet"/>
-      <w:lvlText w:val=""/>
-      <w:lvlJc w:val="left"/>
-      <w:pPr>
-        <w:tabs>
-          <w:tab w:val="num" w:pos="720"/>
-        </w:tabs>
-        <w:ind w:left="720" w:hanging="360"/>
-      </w:pPr>
-      <w:rPr>
-        <w:rFonts w:ascii="Symbol" w:hAnsi="Symbol" w:hint="default"/>
-        <w:sz w:val="20"/>
-      </w:rPr>
-    </w:lvl>
-    <w:lvl w:ilvl="1" w:tentative="1">
-      <w:start w:val="1"/>
-      <w:numFmt w:val="bullet"/>
-      <w:lvlText w:val="o"/>
-      <w:lvlJc w:val="left"/>
-      <w:pPr>
-        <w:tabs>
-          <w:tab w:val="num" w:pos="1440"/>
-        </w:tabs>
-        <w:ind w:left="1440" w:hanging="360"/>
-      </w:pPr>
-      <w:rPr>
-        <w:rFonts w:ascii="Courier New" w:hAnsi="Courier New" w:hint="default"/>
-        <w:sz w:val="20"/>
-      </w:rPr>
-    </w:lvl>
-    <w:lvl w:ilvl="2" w:tentative="1">
-      <w:start w:val="1"/>
-      <w:numFmt w:val="bullet"/>
-      <w:lvlText w:val=""/>
-      <w:lvlJc w:val="left"/>
-      <w:pPr>
-        <w:tabs>
-          <w:tab w:val="num" w:pos="2160"/>
-        </w:tabs>
-        <w:ind w:left="2160" w:hanging="360"/>
-      </w:pPr>
-      <w:rPr>
-        <w:rFonts w:ascii="Wingdings" w:hAnsi="Wingdings" w:hint="default"/>
-        <w:sz w:val="20"/>
-      </w:rPr>
-    </w:lvl>
-    <w:lvl w:ilvl="3" w:tentative="1">
-      <w:start w:val="1"/>
-      <w:numFmt w:val="bullet"/>
-      <w:lvlText w:val=""/>
-      <w:lvlJc w:val="left"/>
-      <w:pPr>
-        <w:tabs>
-          <w:tab w:val="num" w:pos="2880"/>
-        </w:tabs>
-        <w:ind w:left="2880" w:hanging="360"/>
-      </w:pPr>
-      <w:rPr>
-        <w:rFonts w:ascii="Wingdings" w:hAnsi="Wingdings" w:hint="default"/>
-        <w:sz w:val="20"/>
-      </w:rPr>
-    </w:lvl>
-    <w:lvl w:ilvl="4" w:tentative="1">
-      <w:start w:val="1"/>
-      <w:numFmt w:val="bullet"/>
-      <w:lvlText w:val=""/>
-      <w:lvlJc w:val="left"/>
-      <w:pPr>
-        <w:tabs>
-          <w:tab w:val="num" w:pos="3600"/>
-        </w:tabs>
-        <w:ind w:left="3600" w:hanging="360"/>
-      </w:pPr>
-      <w:rPr>
-        <w:rFonts w:ascii="Wingdings" w:hAnsi="Wingdings" w:hint="default"/>
-        <w:sz w:val="20"/>
-      </w:rPr>
-    </w:lvl>
-    <w:lvl w:ilvl="5" w:tentative="1">
-      <w:start w:val="1"/>
-      <w:numFmt w:val="bullet"/>
-      <w:lvlText w:val=""/>
-      <w:lvlJc w:val="left"/>
-      <w:pPr>
-        <w:tabs>
-          <w:tab w:val="num" w:pos="4320"/>
-        </w:tabs>
-        <w:ind w:left="4320" w:hanging="360"/>
-      </w:pPr>
-      <w:rPr>
-        <w:rFonts w:ascii="Wingdings" w:hAnsi="Wingdings" w:hint="default"/>
-        <w:sz w:val="20"/>
-      </w:rPr>
-    </w:lvl>
-    <w:lvl w:ilvl="6" w:tentative="1">
-      <w:start w:val="1"/>
-      <w:numFmt w:val="bullet"/>
-      <w:lvlText w:val=""/>
-      <w:lvlJc w:val="left"/>
-      <w:pPr>
-        <w:tabs>
-          <w:tab w:val="num" w:pos="5040"/>
-        </w:tabs>
-        <w:ind w:left="5040" w:hanging="360"/>
-      </w:pPr>
-      <w:rPr>
-        <w:rFonts w:ascii="Wingdings" w:hAnsi="Wingdings" w:hint="default"/>
-        <w:sz w:val="20"/>
-      </w:rPr>
-    </w:lvl>
-    <w:lvl w:ilvl="7" w:tentative="1">
-      <w:start w:val="1"/>
-      <w:numFmt w:val="bullet"/>
-      <w:lvlText w:val=""/>
-      <w:lvlJc w:val="left"/>
-      <w:pPr>
-        <w:tabs>
-          <w:tab w:val="num" w:pos="5760"/>
-        </w:tabs>
-        <w:ind w:left="5760" w:hanging="360"/>
-      </w:pPr>
-      <w:rPr>
-        <w:rFonts w:ascii="Wingdings" w:hAnsi="Wingdings" w:hint="default"/>
-        <w:sz w:val="20"/>
-      </w:rPr>
-    </w:lvl>
-    <w:lvl w:ilvl="8" w:tentative="1">
-      <w:start w:val="1"/>
-      <w:numFmt w:val="bullet"/>
-      <w:lvlText w:val=""/>
-      <w:lvlJc w:val="left"/>
-      <w:pPr>
-        <w:tabs>
-          <w:tab w:val="num" w:pos="6480"/>
-        </w:tabs>
-        <w:ind w:left="6480" w:hanging="360"/>
-      </w:pPr>
-      <w:rPr>
-        <w:rFonts w:ascii="Wingdings" w:hAnsi="Wingdings" w:hint="default"/>
-        <w:sz w:val="20"/>
-      </w:rPr>
-    </w:lvl>
-  </w:abstractNum>
-  <w:abstractNum w:abstractNumId="26" w15:restartNumberingAfterBreak="0">
+  <w:abstractNum w:abstractNumId="10" w15:restartNumberingAfterBreak="0">
     <w:nsid w:val="5C9E641C"/>
     <w:multiLevelType w:val="multilevel"/>
     <w:tmpl w:val="ADA408E8"/>
@@ -11561,7 +9748,7 @@
       </w:rPr>
     </w:lvl>
   </w:abstractNum>
-  <w:abstractNum w:abstractNumId="27" w15:restartNumberingAfterBreak="0">
+  <w:abstractNum w:abstractNumId="11" w15:restartNumberingAfterBreak="0">
     <w:nsid w:val="610011D3"/>
     <w:multiLevelType w:val="multilevel"/>
     <w:tmpl w:val="1B0049E2"/>
@@ -11674,7 +9861,7 @@
       </w:pPr>
     </w:lvl>
   </w:abstractNum>
-  <w:abstractNum w:abstractNumId="28" w15:restartNumberingAfterBreak="0">
+  <w:abstractNum w:abstractNumId="12" w15:restartNumberingAfterBreak="0">
     <w:nsid w:val="63CF4396"/>
     <w:multiLevelType w:val="multilevel"/>
     <w:tmpl w:val="4106177A"/>
@@ -11823,7 +10010,7 @@
       </w:rPr>
     </w:lvl>
   </w:abstractNum>
-  <w:abstractNum w:abstractNumId="29" w15:restartNumberingAfterBreak="0">
+  <w:abstractNum w:abstractNumId="13" w15:restartNumberingAfterBreak="0">
     <w:nsid w:val="65681CDA"/>
     <w:multiLevelType w:val="multilevel"/>
     <w:tmpl w:val="33BC4102"/>
@@ -11936,7 +10123,7 @@
       </w:pPr>
     </w:lvl>
   </w:abstractNum>
-  <w:abstractNum w:abstractNumId="30" w15:restartNumberingAfterBreak="0">
+  <w:abstractNum w:abstractNumId="14" w15:restartNumberingAfterBreak="0">
     <w:nsid w:val="6CD922AD"/>
     <w:multiLevelType w:val="multilevel"/>
     <w:tmpl w:val="F0102E06"/>
@@ -12085,156 +10272,7 @@
       </w:rPr>
     </w:lvl>
   </w:abstractNum>
-  <w:abstractNum w:abstractNumId="31" w15:restartNumberingAfterBreak="0">
-    <w:nsid w:val="6D2D34AB"/>
-    <w:multiLevelType w:val="multilevel"/>
-    <w:tmpl w:val="74AE9DA8"/>
-    <w:lvl w:ilvl="0">
-      <w:start w:val="1"/>
-      <w:numFmt w:val="bullet"/>
-      <w:lvlText w:val=""/>
-      <w:lvlJc w:val="left"/>
-      <w:pPr>
-        <w:tabs>
-          <w:tab w:val="num" w:pos="720"/>
-        </w:tabs>
-        <w:ind w:left="720" w:hanging="360"/>
-      </w:pPr>
-      <w:rPr>
-        <w:rFonts w:ascii="Symbol" w:hAnsi="Symbol" w:hint="default"/>
-        <w:sz w:val="20"/>
-      </w:rPr>
-    </w:lvl>
-    <w:lvl w:ilvl="1" w:tentative="1">
-      <w:start w:val="1"/>
-      <w:numFmt w:val="bullet"/>
-      <w:lvlText w:val="o"/>
-      <w:lvlJc w:val="left"/>
-      <w:pPr>
-        <w:tabs>
-          <w:tab w:val="num" w:pos="1440"/>
-        </w:tabs>
-        <w:ind w:left="1440" w:hanging="360"/>
-      </w:pPr>
-      <w:rPr>
-        <w:rFonts w:ascii="Courier New" w:hAnsi="Courier New" w:hint="default"/>
-        <w:sz w:val="20"/>
-      </w:rPr>
-    </w:lvl>
-    <w:lvl w:ilvl="2" w:tentative="1">
-      <w:start w:val="1"/>
-      <w:numFmt w:val="bullet"/>
-      <w:lvlText w:val=""/>
-      <w:lvlJc w:val="left"/>
-      <w:pPr>
-        <w:tabs>
-          <w:tab w:val="num" w:pos="2160"/>
-        </w:tabs>
-        <w:ind w:left="2160" w:hanging="360"/>
-      </w:pPr>
-      <w:rPr>
-        <w:rFonts w:ascii="Wingdings" w:hAnsi="Wingdings" w:hint="default"/>
-        <w:sz w:val="20"/>
-      </w:rPr>
-    </w:lvl>
-    <w:lvl w:ilvl="3" w:tentative="1">
-      <w:start w:val="1"/>
-      <w:numFmt w:val="bullet"/>
-      <w:lvlText w:val=""/>
-      <w:lvlJc w:val="left"/>
-      <w:pPr>
-        <w:tabs>
-          <w:tab w:val="num" w:pos="2880"/>
-        </w:tabs>
-        <w:ind w:left="2880" w:hanging="360"/>
-      </w:pPr>
-      <w:rPr>
-        <w:rFonts w:ascii="Wingdings" w:hAnsi="Wingdings" w:hint="default"/>
-        <w:sz w:val="20"/>
-      </w:rPr>
-    </w:lvl>
-    <w:lvl w:ilvl="4" w:tentative="1">
-      <w:start w:val="1"/>
-      <w:numFmt w:val="bullet"/>
-      <w:lvlText w:val=""/>
-      <w:lvlJc w:val="left"/>
-      <w:pPr>
-        <w:tabs>
-          <w:tab w:val="num" w:pos="3600"/>
-        </w:tabs>
-        <w:ind w:left="3600" w:hanging="360"/>
-      </w:pPr>
-      <w:rPr>
-        <w:rFonts w:ascii="Wingdings" w:hAnsi="Wingdings" w:hint="default"/>
-        <w:sz w:val="20"/>
-      </w:rPr>
-    </w:lvl>
-    <w:lvl w:ilvl="5" w:tentative="1">
-      <w:start w:val="1"/>
-      <w:numFmt w:val="bullet"/>
-      <w:lvlText w:val=""/>
-      <w:lvlJc w:val="left"/>
-      <w:pPr>
-        <w:tabs>
-          <w:tab w:val="num" w:pos="4320"/>
-        </w:tabs>
-        <w:ind w:left="4320" w:hanging="360"/>
-      </w:pPr>
-      <w:rPr>
-        <w:rFonts w:ascii="Wingdings" w:hAnsi="Wingdings" w:hint="default"/>
-        <w:sz w:val="20"/>
-      </w:rPr>
-    </w:lvl>
-    <w:lvl w:ilvl="6" w:tentative="1">
-      <w:start w:val="1"/>
-      <w:numFmt w:val="bullet"/>
-      <w:lvlText w:val=""/>
-      <w:lvlJc w:val="left"/>
-      <w:pPr>
-        <w:tabs>
-          <w:tab w:val="num" w:pos="5040"/>
-        </w:tabs>
-        <w:ind w:left="5040" w:hanging="360"/>
-      </w:pPr>
-      <w:rPr>
-        <w:rFonts w:ascii="Wingdings" w:hAnsi="Wingdings" w:hint="default"/>
-        <w:sz w:val="20"/>
-      </w:rPr>
-    </w:lvl>
-    <w:lvl w:ilvl="7" w:tentative="1">
-      <w:start w:val="1"/>
-      <w:numFmt w:val="bullet"/>
-      <w:lvlText w:val=""/>
-      <w:lvlJc w:val="left"/>
-      <w:pPr>
-        <w:tabs>
-          <w:tab w:val="num" w:pos="5760"/>
-        </w:tabs>
-        <w:ind w:left="5760" w:hanging="360"/>
-      </w:pPr>
-      <w:rPr>
-        <w:rFonts w:ascii="Wingdings" w:hAnsi="Wingdings" w:hint="default"/>
-        <w:sz w:val="20"/>
-      </w:rPr>
-    </w:lvl>
-    <w:lvl w:ilvl="8" w:tentative="1">
-      <w:start w:val="1"/>
-      <w:numFmt w:val="bullet"/>
-      <w:lvlText w:val=""/>
-      <w:lvlJc w:val="left"/>
-      <w:pPr>
-        <w:tabs>
-          <w:tab w:val="num" w:pos="6480"/>
-        </w:tabs>
-        <w:ind w:left="6480" w:hanging="360"/>
-      </w:pPr>
-      <w:rPr>
-        <w:rFonts w:ascii="Wingdings" w:hAnsi="Wingdings" w:hint="default"/>
-        <w:sz w:val="20"/>
-      </w:rPr>
-    </w:lvl>
-  </w:abstractNum>
-  <w:abstractNum w:abstractNumId="32" w15:restartNumberingAfterBreak="0">
+  <w:abstractNum w:abstractNumId="15" w15:restartNumberingAfterBreak="0">
     <w:nsid w:val="6D5223CF"/>
     <w:multiLevelType w:val="hybridMultilevel"/>
     <w:tmpl w:val="DFE63A26"/>
@@ -12323,7 +10361,7 @@
       </w:pPr>
     </w:lvl>
   </w:abstractNum>
-  <w:abstractNum w:abstractNumId="33" w15:restartNumberingAfterBreak="0">
+  <w:abstractNum w:abstractNumId="16" w15:restartNumberingAfterBreak="0">
     <w:nsid w:val="6E395C42"/>
     <w:multiLevelType w:val="hybridMultilevel"/>
     <w:tmpl w:val="169CB388"/>
@@ -12436,305 +10474,7 @@
       </w:rPr>
     </w:lvl>
   </w:abstractNum>
-  <w:abstractNum w:abstractNumId="34" w15:restartNumberingAfterBreak="0">
-    <w:nsid w:val="740838FE"/>
-    <w:multiLevelType w:val="multilevel"/>
-    <w:tmpl w:val="3216C204"/>
-    <w:lvl w:ilvl="0">
-      <w:start w:val="1"/>
-      <w:numFmt w:val="bullet"/>
-      <w:lvlText w:val=""/>
-      <w:lvlJc w:val="left"/>
-      <w:pPr>
-        <w:tabs>
-          <w:tab w:val="num" w:pos="720"/>
-        </w:tabs>
-        <w:ind w:left="720" w:hanging="360"/>
-      </w:pPr>
-      <w:rPr>
-        <w:rFonts w:ascii="Symbol" w:hAnsi="Symbol" w:hint="default"/>
-        <w:sz w:val="20"/>
-      </w:rPr>
-    </w:lvl>
-    <w:lvl w:ilvl="1" w:tentative="1">
-      <w:start w:val="1"/>
-      <w:numFmt w:val="bullet"/>
-      <w:lvlText w:val="o"/>
-      <w:lvlJc w:val="left"/>
-      <w:pPr>
-        <w:tabs>
-          <w:tab w:val="num" w:pos="1440"/>
-        </w:tabs>
-        <w:ind w:left="1440" w:hanging="360"/>
-      </w:pPr>
-      <w:rPr>
-        <w:rFonts w:ascii="Courier New" w:hAnsi="Courier New" w:hint="default"/>
-        <w:sz w:val="20"/>
-      </w:rPr>
-    </w:lvl>
-    <w:lvl w:ilvl="2" w:tentative="1">
-      <w:start w:val="1"/>
-      <w:numFmt w:val="bullet"/>
-      <w:lvlText w:val=""/>
-      <w:lvlJc w:val="left"/>
-      <w:pPr>
-        <w:tabs>
-          <w:tab w:val="num" w:pos="2160"/>
-        </w:tabs>
-        <w:ind w:left="2160" w:hanging="360"/>
-      </w:pPr>
-      <w:rPr>
-        <w:rFonts w:ascii="Wingdings" w:hAnsi="Wingdings" w:hint="default"/>
-        <w:sz w:val="20"/>
-      </w:rPr>
-    </w:lvl>
-    <w:lvl w:ilvl="3" w:tentative="1">
-      <w:start w:val="1"/>
-      <w:numFmt w:val="bullet"/>
-      <w:lvlText w:val=""/>
-      <w:lvlJc w:val="left"/>
-      <w:pPr>
-        <w:tabs>
-          <w:tab w:val="num" w:pos="2880"/>
-        </w:tabs>
-        <w:ind w:left="2880" w:hanging="360"/>
-      </w:pPr>
-      <w:rPr>
-        <w:rFonts w:ascii="Wingdings" w:hAnsi="Wingdings" w:hint="default"/>
-        <w:sz w:val="20"/>
-      </w:rPr>
-    </w:lvl>
-    <w:lvl w:ilvl="4" w:tentative="1">
-      <w:start w:val="1"/>
-      <w:numFmt w:val="bullet"/>
-      <w:lvlText w:val=""/>
-      <w:lvlJc w:val="left"/>
-      <w:pPr>
-        <w:tabs>
-          <w:tab w:val="num" w:pos="3600"/>
-        </w:tabs>
-        <w:ind w:left="3600" w:hanging="360"/>
-      </w:pPr>
-      <w:rPr>
-        <w:rFonts w:ascii="Wingdings" w:hAnsi="Wingdings" w:hint="default"/>
-        <w:sz w:val="20"/>
-      </w:rPr>
-    </w:lvl>
-    <w:lvl w:ilvl="5" w:tentative="1">
-      <w:start w:val="1"/>
-      <w:numFmt w:val="bullet"/>
-      <w:lvlText w:val=""/>
-      <w:lvlJc w:val="left"/>
-      <w:pPr>
-        <w:tabs>
-          <w:tab w:val="num" w:pos="4320"/>
-        </w:tabs>
-        <w:ind w:left="4320" w:hanging="360"/>
-      </w:pPr>
-      <w:rPr>
-        <w:rFonts w:ascii="Wingdings" w:hAnsi="Wingdings" w:hint="default"/>
-        <w:sz w:val="20"/>
-      </w:rPr>
-    </w:lvl>
-    <w:lvl w:ilvl="6" w:tentative="1">
-      <w:start w:val="1"/>
-      <w:numFmt w:val="bullet"/>
-      <w:lvlText w:val=""/>
-      <w:lvlJc w:val="left"/>
-      <w:pPr>
-        <w:tabs>
-          <w:tab w:val="num" w:pos="5040"/>
-        </w:tabs>
-        <w:ind w:left="5040" w:hanging="360"/>
-      </w:pPr>
-      <w:rPr>
-        <w:rFonts w:ascii="Wingdings" w:hAnsi="Wingdings" w:hint="default"/>
-        <w:sz w:val="20"/>
-      </w:rPr>
-    </w:lvl>
-    <w:lvl w:ilvl="7" w:tentative="1">
-      <w:start w:val="1"/>
-      <w:numFmt w:val="bullet"/>
-      <w:lvlText w:val=""/>
-      <w:lvlJc w:val="left"/>
-      <w:pPr>
-        <w:tabs>
-          <w:tab w:val="num" w:pos="5760"/>
-        </w:tabs>
-        <w:ind w:left="5760" w:hanging="360"/>
-      </w:pPr>
-      <w:rPr>
-        <w:rFonts w:ascii="Wingdings" w:hAnsi="Wingdings" w:hint="default"/>
-        <w:sz w:val="20"/>
-      </w:rPr>
-    </w:lvl>
-    <w:lvl w:ilvl="8" w:tentative="1">
-      <w:start w:val="1"/>
-      <w:numFmt w:val="bullet"/>
-      <w:lvlText w:val=""/>
-      <w:lvlJc w:val="left"/>
-      <w:pPr>
-        <w:tabs>
-          <w:tab w:val="num" w:pos="6480"/>
-        </w:tabs>
-        <w:ind w:left="6480" w:hanging="360"/>
-      </w:pPr>
-      <w:rPr>
-        <w:rFonts w:ascii="Wingdings" w:hAnsi="Wingdings" w:hint="default"/>
-        <w:sz w:val="20"/>
-      </w:rPr>
-    </w:lvl>
-  </w:abstractNum>
-  <w:abstractNum w:abstractNumId="35" w15:restartNumberingAfterBreak="0">
-    <w:nsid w:val="7C73250A"/>
-    <w:multiLevelType w:val="multilevel"/>
-    <w:tmpl w:val="4DA2C456"/>
-    <w:lvl w:ilvl="0">
-      <w:start w:val="1"/>
-      <w:numFmt w:val="bullet"/>
-      <w:lvlText w:val=""/>
-      <w:lvlJc w:val="left"/>
-      <w:pPr>
-        <w:tabs>
-          <w:tab w:val="num" w:pos="720"/>
-        </w:tabs>
-        <w:ind w:left="720" w:hanging="360"/>
-      </w:pPr>
-      <w:rPr>
-        <w:rFonts w:ascii="Symbol" w:hAnsi="Symbol" w:hint="default"/>
-        <w:sz w:val="20"/>
-      </w:rPr>
-    </w:lvl>
-    <w:lvl w:ilvl="1" w:tentative="1">
-      <w:start w:val="1"/>
-      <w:numFmt w:val="bullet"/>
-      <w:lvlText w:val="o"/>
-      <w:lvlJc w:val="left"/>
-      <w:pPr>
-        <w:tabs>
-          <w:tab w:val="num" w:pos="1440"/>
-        </w:tabs>
-        <w:ind w:left="1440" w:hanging="360"/>
-      </w:pPr>
-      <w:rPr>
-        <w:rFonts w:ascii="Courier New" w:hAnsi="Courier New" w:hint="default"/>
-        <w:sz w:val="20"/>
-      </w:rPr>
-    </w:lvl>
-    <w:lvl w:ilvl="2" w:tentative="1">
-      <w:start w:val="1"/>
-      <w:numFmt w:val="bullet"/>
-      <w:lvlText w:val=""/>
-      <w:lvlJc w:val="left"/>
-      <w:pPr>
-        <w:tabs>
-          <w:tab w:val="num" w:pos="2160"/>
-        </w:tabs>
-        <w:ind w:left="2160" w:hanging="360"/>
-      </w:pPr>
-      <w:rPr>
-        <w:rFonts w:ascii="Wingdings" w:hAnsi="Wingdings" w:hint="default"/>
-        <w:sz w:val="20"/>
-      </w:rPr>
-    </w:lvl>
-    <w:lvl w:ilvl="3" w:tentative="1">
-      <w:start w:val="1"/>
-      <w:numFmt w:val="bullet"/>
-      <w:lvlText w:val=""/>
-      <w:lvlJc w:val="left"/>
-      <w:pPr>
-        <w:tabs>
-          <w:tab w:val="num" w:pos="2880"/>
-        </w:tabs>
-        <w:ind w:left="2880" w:hanging="360"/>
-      </w:pPr>
-      <w:rPr>
-        <w:rFonts w:ascii="Wingdings" w:hAnsi="Wingdings" w:hint="default"/>
-        <w:sz w:val="20"/>
-      </w:rPr>
-    </w:lvl>
-    <w:lvl w:ilvl="4" w:tentative="1">
-      <w:start w:val="1"/>
-      <w:numFmt w:val="bullet"/>
-      <w:lvlText w:val=""/>
-      <w:lvlJc w:val="left"/>
-      <w:pPr>
-        <w:tabs>
-          <w:tab w:val="num" w:pos="3600"/>
-        </w:tabs>
-        <w:ind w:left="3600" w:hanging="360"/>
-      </w:pPr>
-      <w:rPr>
-        <w:rFonts w:ascii="Wingdings" w:hAnsi="Wingdings" w:hint="default"/>
-        <w:sz w:val="20"/>
-      </w:rPr>
-    </w:lvl>
-    <w:lvl w:ilvl="5" w:tentative="1">
-      <w:start w:val="1"/>
-      <w:numFmt w:val="bullet"/>
-      <w:lvlText w:val=""/>
-      <w:lvlJc w:val="left"/>
-      <w:pPr>
-        <w:tabs>
-          <w:tab w:val="num" w:pos="4320"/>
-        </w:tabs>
-        <w:ind w:left="4320" w:hanging="360"/>
-      </w:pPr>
-      <w:rPr>
-        <w:rFonts w:ascii="Wingdings" w:hAnsi="Wingdings" w:hint="default"/>
-        <w:sz w:val="20"/>
-      </w:rPr>
-    </w:lvl>
-    <w:lvl w:ilvl="6" w:tentative="1">
-      <w:start w:val="1"/>
-      <w:numFmt w:val="bullet"/>
-      <w:lvlText w:val=""/>
-      <w:lvlJc w:val="left"/>
-      <w:pPr>
-        <w:tabs>
-          <w:tab w:val="num" w:pos="5040"/>
-        </w:tabs>
-        <w:ind w:left="5040" w:hanging="360"/>
-      </w:pPr>
-      <w:rPr>
-        <w:rFonts w:ascii="Wingdings" w:hAnsi="Wingdings" w:hint="default"/>
-        <w:sz w:val="20"/>
-      </w:rPr>
-    </w:lvl>
-    <w:lvl w:ilvl="7" w:tentative="1">
-      <w:start w:val="1"/>
-      <w:numFmt w:val="bullet"/>
-      <w:lvlText w:val=""/>
-      <w:lvlJc w:val="left"/>
-      <w:pPr>
-        <w:tabs>
-          <w:tab w:val="num" w:pos="5760"/>
-        </w:tabs>
-        <w:ind w:left="5760" w:hanging="360"/>
-      </w:pPr>
-      <w:rPr>
-        <w:rFonts w:ascii="Wingdings" w:hAnsi="Wingdings" w:hint="default"/>
-        <w:sz w:val="20"/>
-      </w:rPr>
-    </w:lvl>
-    <w:lvl w:ilvl="8" w:tentative="1">
-      <w:start w:val="1"/>
-      <w:numFmt w:val="bullet"/>
-      <w:lvlText w:val=""/>
-      <w:lvlJc w:val="left"/>
-      <w:pPr>
-        <w:tabs>
-          <w:tab w:val="num" w:pos="6480"/>
-        </w:tabs>
-        <w:ind w:left="6480" w:hanging="360"/>
-      </w:pPr>
-      <w:rPr>
-        <w:rFonts w:ascii="Wingdings" w:hAnsi="Wingdings" w:hint="default"/>
-        <w:sz w:val="20"/>
-      </w:rPr>
-    </w:lvl>
-  </w:abstractNum>
-  <w:abstractNum w:abstractNumId="36" w15:restartNumberingAfterBreak="0">
+  <w:abstractNum w:abstractNumId="17" w15:restartNumberingAfterBreak="0">
     <w:nsid w:val="7E5D1C66"/>
     <w:multiLevelType w:val="hybridMultilevel"/>
     <w:tmpl w:val="40381330"/>
@@ -12820,7 +10560,7 @@
       </w:pPr>
     </w:lvl>
   </w:abstractNum>
-  <w:abstractNum w:abstractNumId="37" w15:restartNumberingAfterBreak="0">
+  <w:abstractNum w:abstractNumId="18" w15:restartNumberingAfterBreak="0">
     <w:nsid w:val="7F035FB3"/>
     <w:multiLevelType w:val="multilevel"/>
     <w:tmpl w:val="5D4825B6"/>
@@ -12969,7 +10709,7 @@
       </w:rPr>
     </w:lvl>
   </w:abstractNum>
-  <w:abstractNum w:abstractNumId="38" w15:restartNumberingAfterBreak="0">
+  <w:abstractNum w:abstractNumId="19" w15:restartNumberingAfterBreak="0">
     <w:nsid w:val="7F5955E6"/>
     <w:multiLevelType w:val="multilevel"/>
     <w:tmpl w:val="59E2B70C"/>
@@ -13082,35 +10822,35 @@
       </w:pPr>
     </w:lvl>
   </w:abstractNum>
-  <w:num w:numId="1" w16cid:durableId="21058254">
+  <w:num w:numId="1" w16cid:durableId="1565413069">
+    <w:abstractNumId w:val="4"/>
+  </w:num>
+  <w:num w:numId="2" w16cid:durableId="1975938398">
+    <w:abstractNumId w:val="15"/>
+  </w:num>
+  <w:num w:numId="3" w16cid:durableId="2121295254">
     <w:abstractNumId w:val="7"/>
   </w:num>
-  <w:num w:numId="2" w16cid:durableId="1930657340">
-    <w:abstractNumId w:val="32"/>
+  <w:num w:numId="4" w16cid:durableId="971835599">
+    <w:abstractNumId w:val="8"/>
   </w:num>
-  <w:num w:numId="3" w16cid:durableId="2128153729">
+  <w:num w:numId="5" w16cid:durableId="226113598">
+    <w:abstractNumId w:val="10"/>
+  </w:num>
+  <w:num w:numId="6" w16cid:durableId="194003242">
     <w:abstractNumId w:val="16"/>
   </w:num>
-  <w:num w:numId="4" w16cid:durableId="1064184172">
-    <w:abstractNumId w:val="20"/>
+  <w:num w:numId="7" w16cid:durableId="79373942">
+    <w:abstractNumId w:val="17"/>
   </w:num>
-  <w:num w:numId="5" w16cid:durableId="469828401">
-    <w:abstractNumId w:val="26"/>
+  <w:num w:numId="8" w16cid:durableId="670253507">
+    <w:abstractNumId w:val="13"/>
   </w:num>
-  <w:num w:numId="6" w16cid:durableId="1474902950">
-    <w:abstractNumId w:val="33"/>
+  <w:num w:numId="9" w16cid:durableId="108474347">
+    <w:abstractNumId w:val="6"/>
   </w:num>
-  <w:num w:numId="7" w16cid:durableId="200484220">
-    <w:abstractNumId w:val="36"/>
-  </w:num>
-  <w:num w:numId="8" w16cid:durableId="621498444">
-    <w:abstractNumId w:val="29"/>
-  </w:num>
-  <w:num w:numId="9" w16cid:durableId="1122965251">
-    <w:abstractNumId w:val="12"/>
-  </w:num>
-  <w:num w:numId="10" w16cid:durableId="614290606">
-    <w:abstractNumId w:val="6"/>
+  <w:num w:numId="10" w16cid:durableId="555972072">
+    <w:abstractNumId w:val="3"/>
     <w:lvlOverride w:ilvl="0">
       <w:lvl w:ilvl="0">
         <w:numFmt w:val="decimal"/>
@@ -13119,8 +10859,8 @@
       </w:lvl>
     </w:lvlOverride>
   </w:num>
-  <w:num w:numId="11" w16cid:durableId="2087679884">
-    <w:abstractNumId w:val="6"/>
+  <w:num w:numId="11" w16cid:durableId="1026492047">
+    <w:abstractNumId w:val="3"/>
     <w:lvlOverride w:ilvl="0">
       <w:lvl w:ilvl="0">
         <w:numFmt w:val="decimal"/>
@@ -13129,17 +10869,17 @@
       </w:lvl>
     </w:lvlOverride>
   </w:num>
-  <w:num w:numId="12" w16cid:durableId="1661500504">
-    <w:abstractNumId w:val="4"/>
+  <w:num w:numId="12" w16cid:durableId="2058504644">
+    <w:abstractNumId w:val="2"/>
   </w:num>
-  <w:num w:numId="13" w16cid:durableId="1246261818">
-    <w:abstractNumId w:val="1"/>
+  <w:num w:numId="13" w16cid:durableId="614672711">
+    <w:abstractNumId w:val="0"/>
   </w:num>
-  <w:num w:numId="14" w16cid:durableId="2114083345">
-    <w:abstractNumId w:val="22"/>
+  <w:num w:numId="14" w16cid:durableId="247353648">
+    <w:abstractNumId w:val="9"/>
   </w:num>
-  <w:num w:numId="15" w16cid:durableId="1117601307">
-    <w:abstractNumId w:val="38"/>
+  <w:num w:numId="15" w16cid:durableId="1692101429">
+    <w:abstractNumId w:val="19"/>
     <w:lvlOverride w:ilvl="0">
       <w:lvl w:ilvl="0">
         <w:numFmt w:val="decimal"/>
@@ -13148,14 +10888,14 @@
       </w:lvl>
     </w:lvlOverride>
   </w:num>
-  <w:num w:numId="16" w16cid:durableId="1194464607">
-    <w:abstractNumId w:val="30"/>
+  <w:num w:numId="16" w16cid:durableId="1542286302">
+    <w:abstractNumId w:val="14"/>
   </w:num>
-  <w:num w:numId="17" w16cid:durableId="268926245">
-    <w:abstractNumId w:val="3"/>
+  <w:num w:numId="17" w16cid:durableId="1649017730">
+    <w:abstractNumId w:val="1"/>
   </w:num>
-  <w:num w:numId="18" w16cid:durableId="887839244">
-    <w:abstractNumId w:val="27"/>
+  <w:num w:numId="18" w16cid:durableId="501511165">
+    <w:abstractNumId w:val="11"/>
     <w:lvlOverride w:ilvl="0">
       <w:lvl w:ilvl="0">
         <w:numFmt w:val="decimal"/>
@@ -13164,8 +10904,8 @@
       </w:lvl>
     </w:lvlOverride>
   </w:num>
-  <w:num w:numId="19" w16cid:durableId="653409449">
-    <w:abstractNumId w:val="27"/>
+  <w:num w:numId="19" w16cid:durableId="1232734243">
+    <w:abstractNumId w:val="11"/>
     <w:lvlOverride w:ilvl="0">
       <w:lvl w:ilvl="0">
         <w:numFmt w:val="decimal"/>
@@ -13174,71 +10914,14 @@
       </w:lvl>
     </w:lvlOverride>
   </w:num>
-  <w:num w:numId="20" w16cid:durableId="1979724052">
-    <w:abstractNumId w:val="28"/>
+  <w:num w:numId="20" w16cid:durableId="2106924225">
+    <w:abstractNumId w:val="12"/>
   </w:num>
-  <w:num w:numId="21" w16cid:durableId="1053119285">
-    <w:abstractNumId w:val="37"/>
+  <w:num w:numId="21" w16cid:durableId="190537028">
+    <w:abstractNumId w:val="18"/>
   </w:num>
-  <w:num w:numId="22" w16cid:durableId="590161110">
-    <w:abstractNumId w:val="9"/>
-  </w:num>
-  <w:num w:numId="23" w16cid:durableId="1340042915">
-    <w:abstractNumId w:val="17"/>
-  </w:num>
-  <w:num w:numId="24" w16cid:durableId="2136364906">
-    <w:abstractNumId w:val="23"/>
-  </w:num>
-  <w:num w:numId="25" w16cid:durableId="1294674042">
-    <w:abstractNumId w:val="8"/>
-  </w:num>
-  <w:num w:numId="26" w16cid:durableId="1186863716">
-    <w:abstractNumId w:val="35"/>
-  </w:num>
-  <w:num w:numId="27" w16cid:durableId="44378518">
-    <w:abstractNumId w:val="13"/>
-  </w:num>
-  <w:num w:numId="28" w16cid:durableId="1644383770">
-    <w:abstractNumId w:val="14"/>
-  </w:num>
-  <w:num w:numId="29" w16cid:durableId="2146239101">
-    <w:abstractNumId w:val="2"/>
-  </w:num>
-  <w:num w:numId="30" w16cid:durableId="951744644">
-    <w:abstractNumId w:val="10"/>
-  </w:num>
-  <w:num w:numId="31" w16cid:durableId="1637448126">
-    <w:abstractNumId w:val="34"/>
-  </w:num>
-  <w:num w:numId="32" w16cid:durableId="1814322826">
-    <w:abstractNumId w:val="19"/>
-  </w:num>
-  <w:num w:numId="33" w16cid:durableId="1204946236">
-    <w:abstractNumId w:val="15"/>
-  </w:num>
-  <w:num w:numId="34" w16cid:durableId="1858080644">
-    <w:abstractNumId w:val="31"/>
-  </w:num>
-  <w:num w:numId="35" w16cid:durableId="1519732540">
-    <w:abstractNumId w:val="25"/>
-  </w:num>
-  <w:num w:numId="36" w16cid:durableId="1368918403">
-    <w:abstractNumId w:val="0"/>
-  </w:num>
-  <w:num w:numId="37" w16cid:durableId="2034526920">
+  <w:num w:numId="22" w16cid:durableId="1883979550">
     <w:abstractNumId w:val="5"/>
-  </w:num>
-  <w:num w:numId="38" w16cid:durableId="635523286">
-    <w:abstractNumId w:val="24"/>
-  </w:num>
-  <w:num w:numId="39" w16cid:durableId="1712880473">
-    <w:abstractNumId w:val="11"/>
-  </w:num>
-  <w:num w:numId="40" w16cid:durableId="1301687342">
-    <w:abstractNumId w:val="21"/>
-  </w:num>
-  <w:num w:numId="41" w16cid:durableId="1552887696">
-    <w:abstractNumId w:val="18"/>
   </w:num>
 </w:numbering>
 </file>
@@ -13643,15 +11326,13 @@
   <w:style w:type="paragraph" w:default="1" w:styleId="a">
     <w:name w:val="Normal"/>
     <w:qFormat/>
-    <w:rsid w:val="00923AEA"/>
+    <w:rsid w:val="00983850"/>
     <w:pPr>
-      <w:spacing w:after="0" w:line="360" w:lineRule="exact"/>
-      <w:ind w:firstLine="850"/>
+      <w:spacing w:after="200" w:line="276" w:lineRule="auto"/>
     </w:pPr>
     <w:rPr>
-      <w:rFonts w:ascii="Times New Roman" w:hAnsi="Times New Roman"/>
       <w:kern w:val="0"/>
-      <w:sz w:val="28"/>
+      <w:sz w:val="22"/>
       <w:szCs w:val="22"/>
       <w14:ligatures w14:val="none"/>
     </w:rPr>
@@ -13715,6 +11396,7 @@
     <w:rPr>
       <w:rFonts w:eastAsiaTheme="majorEastAsia" w:cstheme="majorBidi"/>
       <w:color w:val="0F4761" w:themeColor="accent1" w:themeShade="BF"/>
+      <w:sz w:val="28"/>
       <w:szCs w:val="28"/>
     </w:rPr>
   </w:style>
@@ -13773,7 +11455,7 @@
     <w:pPr>
       <w:keepNext/>
       <w:keepLines/>
-      <w:spacing w:before="40"/>
+      <w:spacing w:before="40" w:after="0"/>
       <w:outlineLvl w:val="5"/>
     </w:pPr>
     <w:rPr>
@@ -13796,7 +11478,7 @@
     <w:pPr>
       <w:keepNext/>
       <w:keepLines/>
-      <w:spacing w:before="40"/>
+      <w:spacing w:before="40" w:after="0"/>
       <w:outlineLvl w:val="6"/>
     </w:pPr>
     <w:rPr>
@@ -13817,6 +11499,7 @@
     <w:pPr>
       <w:keepNext/>
       <w:keepLines/>
+      <w:spacing w:after="0"/>
       <w:outlineLvl w:val="7"/>
     </w:pPr>
     <w:rPr>
@@ -13839,6 +11522,7 @@
     <w:pPr>
       <w:keepNext/>
       <w:keepLines/>
+      <w:spacing w:after="0"/>
       <w:outlineLvl w:val="8"/>
     </w:pPr>
     <w:rPr>
@@ -13849,7 +11533,6 @@
   <w:style w:type="character" w:default="1" w:styleId="a0">
     <w:name w:val="Default Paragraph Font"/>
     <w:uiPriority w:val="1"/>
-    <w:semiHidden/>
     <w:unhideWhenUsed/>
   </w:style>
   <w:style w:type="table" w:default="1" w:styleId="a1">
@@ -14032,12 +11715,12 @@
       <w:numPr>
         <w:ilvl w:val="1"/>
       </w:numPr>
-      <w:ind w:firstLine="850"/>
     </w:pPr>
     <w:rPr>
       <w:rFonts w:eastAsiaTheme="majorEastAsia" w:cstheme="majorBidi"/>
       <w:color w:val="595959" w:themeColor="text1" w:themeTint="A6"/>
       <w:spacing w:val="15"/>
+      <w:sz w:val="28"/>
       <w:szCs w:val="28"/>
     </w:rPr>
   </w:style>
@@ -14167,10 +11850,10 @@
         <w:tab w:val="center" w:pos="4153"/>
         <w:tab w:val="right" w:pos="8306"/>
       </w:tabs>
-      <w:spacing w:line="240" w:lineRule="auto"/>
+      <w:spacing w:after="0" w:line="240" w:lineRule="auto"/>
     </w:pPr>
     <w:rPr>
-      <w:rFonts w:eastAsia="Times New Roman" w:cs="Times New Roman"/>
+      <w:rFonts w:ascii="Times New Roman" w:eastAsia="Times New Roman" w:hAnsi="Times New Roman" w:cs="Times New Roman"/>
       <w:sz w:val="20"/>
       <w:szCs w:val="20"/>
       <w:lang w:eastAsia="ru-RU"/>
@@ -14200,10 +11883,10 @@
         <w:tab w:val="center" w:pos="4153"/>
         <w:tab w:val="right" w:pos="8306"/>
       </w:tabs>
-      <w:spacing w:line="240" w:lineRule="auto"/>
+      <w:spacing w:after="0" w:line="240" w:lineRule="auto"/>
     </w:pPr>
     <w:rPr>
-      <w:rFonts w:eastAsia="Times New Roman" w:cs="Times New Roman"/>
+      <w:rFonts w:ascii="Times New Roman" w:eastAsia="Times New Roman" w:hAnsi="Times New Roman" w:cs="Times New Roman"/>
       <w:sz w:val="20"/>
       <w:szCs w:val="20"/>
       <w:lang w:eastAsia="ru-RU"/>
@@ -14239,7 +11922,7 @@
       <w:spacing w:line="240" w:lineRule="auto"/>
     </w:pPr>
     <w:rPr>
-      <w:rFonts w:eastAsia="Times New Roman" w:cs="Times New Roman"/>
+      <w:rFonts w:ascii="Times New Roman" w:eastAsia="Times New Roman" w:hAnsi="Times New Roman" w:cs="Times New Roman"/>
       <w:i/>
       <w:iCs/>
       <w:color w:val="0E2841" w:themeColor="text2"/>
@@ -14255,7 +11938,7 @@
     <w:unhideWhenUsed/>
     <w:rsid w:val="009F5CA7"/>
     <w:rPr>
-      <w:rFonts w:cs="Times New Roman"/>
+      <w:rFonts w:ascii="Times New Roman" w:hAnsi="Times New Roman" w:cs="Times New Roman"/>
       <w:sz w:val="24"/>
       <w:szCs w:val="24"/>
     </w:rPr>
@@ -14270,11 +11953,63 @@
       <w:color w:val="666666"/>
     </w:rPr>
   </w:style>
+  <w:style w:type="paragraph" w:styleId="HTML">
+    <w:name w:val="HTML Preformatted"/>
+    <w:basedOn w:val="a"/>
+    <w:link w:val="HTML0"/>
+    <w:uiPriority w:val="99"/>
+    <w:semiHidden/>
+    <w:unhideWhenUsed/>
+    <w:rsid w:val="00D160AB"/>
+    <w:pPr>
+      <w:tabs>
+        <w:tab w:val="left" w:pos="916"/>
+        <w:tab w:val="left" w:pos="1832"/>
+        <w:tab w:val="left" w:pos="2748"/>
+        <w:tab w:val="left" w:pos="3664"/>
+        <w:tab w:val="left" w:pos="4580"/>
+        <w:tab w:val="left" w:pos="5496"/>
+        <w:tab w:val="left" w:pos="6412"/>
+        <w:tab w:val="left" w:pos="7328"/>
+        <w:tab w:val="left" w:pos="8244"/>
+        <w:tab w:val="left" w:pos="9160"/>
+        <w:tab w:val="left" w:pos="10076"/>
+        <w:tab w:val="left" w:pos="10992"/>
+        <w:tab w:val="left" w:pos="11908"/>
+        <w:tab w:val="left" w:pos="12824"/>
+        <w:tab w:val="left" w:pos="13740"/>
+        <w:tab w:val="left" w:pos="14656"/>
+      </w:tabs>
+      <w:spacing w:after="0" w:line="240" w:lineRule="auto"/>
+    </w:pPr>
+    <w:rPr>
+      <w:rFonts w:ascii="Courier New" w:eastAsia="Times New Roman" w:hAnsi="Courier New" w:cs="Courier New"/>
+      <w:sz w:val="20"/>
+      <w:szCs w:val="20"/>
+      <w:lang w:eastAsia="ru-RU"/>
+    </w:rPr>
+  </w:style>
+  <w:style w:type="character" w:customStyle="1" w:styleId="HTML0">
+    <w:name w:val="Стандартный HTML Знак"/>
+    <w:basedOn w:val="a0"/>
+    <w:link w:val="HTML"/>
+    <w:uiPriority w:val="99"/>
+    <w:semiHidden/>
+    <w:rsid w:val="00D160AB"/>
+    <w:rPr>
+      <w:rFonts w:ascii="Courier New" w:eastAsia="Times New Roman" w:hAnsi="Courier New" w:cs="Courier New"/>
+      <w:kern w:val="0"/>
+      <w:sz w:val="20"/>
+      <w:szCs w:val="20"/>
+      <w:lang w:eastAsia="ru-RU"/>
+      <w14:ligatures w14:val="none"/>
+    </w:rPr>
+  </w:style>
   <w:style w:type="table" w:styleId="af4">
     <w:name w:val="Table Grid"/>
     <w:basedOn w:val="a1"/>
     <w:uiPriority w:val="39"/>
-    <w:rsid w:val="00E575CF"/>
+    <w:rsid w:val="002278AD"/>
     <w:pPr>
       <w:spacing w:after="0" w:line="240" w:lineRule="auto"/>
     </w:pPr>
